--- a/Otchot.docx
+++ b/Otchot.docx
@@ -4,6 +4,7 @@
   <w:body>
     <w:p>
       <w:pPr>
+        <w:spacing w:after="0" w:line="360" w:lineRule="auto"/>
         <w:rPr>
           <w:rFonts w:ascii="Times New Roman" w:eastAsia="Times New Roman" w:hAnsi="Times New Roman" w:cs="Times New Roman"/>
           <w:b/>
@@ -25,6 +26,7 @@
     </w:p>
     <w:p>
       <w:pPr>
+        <w:spacing w:after="0" w:line="360" w:lineRule="auto"/>
         <w:jc w:val="center"/>
         <w:rPr>
           <w:noProof/>
@@ -78,6 +80,7 @@
         <w:tabs>
           <w:tab w:val="right" w:leader="dot" w:pos="9345"/>
         </w:tabs>
+        <w:spacing w:after="0" w:line="360" w:lineRule="auto"/>
         <w:jc w:val="both"/>
         <w:rPr>
           <w:rFonts w:ascii="Times New Roman" w:eastAsiaTheme="minorEastAsia" w:hAnsi="Times New Roman" w:cs="Times New Roman"/>
@@ -87,7 +90,7 @@
           <w:lang w:eastAsia="ru-RU"/>
         </w:rPr>
       </w:pPr>
-      <w:hyperlink w:anchor="_Toc230956991" w:history="1">
+      <w:hyperlink w:anchor="_Toc231205675" w:history="1">
         <w:r>
           <w:rPr>
             <w:rStyle w:val="a4"/>
@@ -126,7 +129,7 @@
             <w:sz w:val="28"/>
             <w:szCs w:val="28"/>
           </w:rPr>
-          <w:instrText xml:space="preserve"> PAGEREF _Toc230956991 \h </w:instrText>
+          <w:instrText xml:space="preserve"> PAGEREF _Toc231205675 \h </w:instrText>
         </w:r>
         <w:r>
           <w:rPr>
@@ -175,6 +178,7 @@
         <w:tabs>
           <w:tab w:val="right" w:leader="dot" w:pos="9345"/>
         </w:tabs>
+        <w:spacing w:after="0" w:line="360" w:lineRule="auto"/>
         <w:jc w:val="both"/>
         <w:rPr>
           <w:rFonts w:ascii="Times New Roman" w:eastAsiaTheme="minorEastAsia" w:hAnsi="Times New Roman" w:cs="Times New Roman"/>
@@ -184,7 +188,7 @@
           <w:lang w:eastAsia="ru-RU"/>
         </w:rPr>
       </w:pPr>
-      <w:hyperlink w:anchor="_Toc230956992" w:history="1">
+      <w:hyperlink w:anchor="_Toc231205676" w:history="1">
         <w:r>
           <w:rPr>
             <w:rStyle w:val="a4"/>
@@ -223,7 +227,301 @@
             <w:sz w:val="28"/>
             <w:szCs w:val="28"/>
           </w:rPr>
-          <w:instrText xml:space="preserve"> PAGEREF _Toc230956992 \h </w:instrText>
+          <w:instrText xml:space="preserve"> PAGEREF _Toc231205676 \h </w:instrText>
+        </w:r>
+        <w:r>
+          <w:rPr>
+            <w:rFonts w:ascii="Times New Roman" w:hAnsi="Times New Roman" w:cs="Times New Roman"/>
+            <w:noProof/>
+            <w:webHidden/>
+            <w:sz w:val="28"/>
+            <w:szCs w:val="28"/>
+          </w:rPr>
+        </w:r>
+        <w:r>
+          <w:rPr>
+            <w:rFonts w:ascii="Times New Roman" w:hAnsi="Times New Roman" w:cs="Times New Roman"/>
+            <w:noProof/>
+            <w:webHidden/>
+            <w:sz w:val="28"/>
+            <w:szCs w:val="28"/>
+          </w:rPr>
+          <w:fldChar w:fldCharType="separate"/>
+        </w:r>
+        <w:r>
+          <w:rPr>
+            <w:rFonts w:ascii="Times New Roman" w:hAnsi="Times New Roman" w:cs="Times New Roman"/>
+            <w:noProof/>
+            <w:webHidden/>
+            <w:sz w:val="28"/>
+            <w:szCs w:val="28"/>
+          </w:rPr>
+          <w:t>4</w:t>
+        </w:r>
+        <w:r>
+          <w:rPr>
+            <w:rFonts w:ascii="Times New Roman" w:hAnsi="Times New Roman" w:cs="Times New Roman"/>
+            <w:noProof/>
+            <w:webHidden/>
+            <w:sz w:val="28"/>
+            <w:szCs w:val="28"/>
+          </w:rPr>
+          <w:fldChar w:fldCharType="end"/>
+        </w:r>
+      </w:hyperlink>
+    </w:p>
+    <w:p>
+      <w:pPr>
+        <w:pStyle w:val="11"/>
+        <w:tabs>
+          <w:tab w:val="right" w:leader="dot" w:pos="9345"/>
+        </w:tabs>
+        <w:spacing w:after="0" w:line="360" w:lineRule="auto"/>
+        <w:jc w:val="both"/>
+        <w:rPr>
+          <w:rFonts w:ascii="Times New Roman" w:eastAsiaTheme="minorEastAsia" w:hAnsi="Times New Roman" w:cs="Times New Roman"/>
+          <w:noProof/>
+          <w:sz w:val="28"/>
+          <w:szCs w:val="28"/>
+          <w:lang w:eastAsia="ru-RU"/>
+        </w:rPr>
+      </w:pPr>
+      <w:hyperlink w:anchor="_Toc231205677" w:history="1">
+        <w:r>
+          <w:rPr>
+            <w:rStyle w:val="a4"/>
+            <w:rFonts w:ascii="Times New Roman" w:hAnsi="Times New Roman" w:cs="Times New Roman"/>
+            <w:noProof/>
+            <w:sz w:val="28"/>
+            <w:szCs w:val="28"/>
+          </w:rPr>
+          <w:t>1.1. Инструкция по охране труда</w:t>
+        </w:r>
+        <w:r>
+          <w:rPr>
+            <w:rFonts w:ascii="Times New Roman" w:hAnsi="Times New Roman" w:cs="Times New Roman"/>
+            <w:noProof/>
+            <w:webHidden/>
+            <w:sz w:val="28"/>
+            <w:szCs w:val="28"/>
+          </w:rPr>
+          <w:tab/>
+        </w:r>
+        <w:r>
+          <w:rPr>
+            <w:rFonts w:ascii="Times New Roman" w:hAnsi="Times New Roman" w:cs="Times New Roman"/>
+            <w:noProof/>
+            <w:webHidden/>
+            <w:sz w:val="28"/>
+            <w:szCs w:val="28"/>
+          </w:rPr>
+          <w:fldChar w:fldCharType="begin"/>
+        </w:r>
+        <w:r>
+          <w:rPr>
+            <w:rFonts w:ascii="Times New Roman" w:hAnsi="Times New Roman" w:cs="Times New Roman"/>
+            <w:noProof/>
+            <w:webHidden/>
+            <w:sz w:val="28"/>
+            <w:szCs w:val="28"/>
+          </w:rPr>
+          <w:instrText xml:space="preserve"> PAGEREF _Toc231205677 \h </w:instrText>
+        </w:r>
+        <w:r>
+          <w:rPr>
+            <w:rFonts w:ascii="Times New Roman" w:hAnsi="Times New Roman" w:cs="Times New Roman"/>
+            <w:noProof/>
+            <w:webHidden/>
+            <w:sz w:val="28"/>
+            <w:szCs w:val="28"/>
+          </w:rPr>
+        </w:r>
+        <w:r>
+          <w:rPr>
+            <w:rFonts w:ascii="Times New Roman" w:hAnsi="Times New Roman" w:cs="Times New Roman"/>
+            <w:noProof/>
+            <w:webHidden/>
+            <w:sz w:val="28"/>
+            <w:szCs w:val="28"/>
+          </w:rPr>
+          <w:fldChar w:fldCharType="separate"/>
+        </w:r>
+        <w:r>
+          <w:rPr>
+            <w:rFonts w:ascii="Times New Roman" w:hAnsi="Times New Roman" w:cs="Times New Roman"/>
+            <w:noProof/>
+            <w:webHidden/>
+            <w:sz w:val="28"/>
+            <w:szCs w:val="28"/>
+          </w:rPr>
+          <w:t>4</w:t>
+        </w:r>
+        <w:r>
+          <w:rPr>
+            <w:rFonts w:ascii="Times New Roman" w:hAnsi="Times New Roman" w:cs="Times New Roman"/>
+            <w:noProof/>
+            <w:webHidden/>
+            <w:sz w:val="28"/>
+            <w:szCs w:val="28"/>
+          </w:rPr>
+          <w:fldChar w:fldCharType="end"/>
+        </w:r>
+      </w:hyperlink>
+    </w:p>
+    <w:p>
+      <w:pPr>
+        <w:pStyle w:val="11"/>
+        <w:tabs>
+          <w:tab w:val="right" w:leader="dot" w:pos="9345"/>
+        </w:tabs>
+        <w:spacing w:after="0" w:line="360" w:lineRule="auto"/>
+        <w:jc w:val="both"/>
+        <w:rPr>
+          <w:rFonts w:ascii="Times New Roman" w:eastAsiaTheme="minorEastAsia" w:hAnsi="Times New Roman" w:cs="Times New Roman"/>
+          <w:noProof/>
+          <w:sz w:val="28"/>
+          <w:szCs w:val="28"/>
+          <w:lang w:eastAsia="ru-RU"/>
+        </w:rPr>
+      </w:pPr>
+      <w:hyperlink w:anchor="_Toc231205678" w:history="1">
+        <w:r>
+          <w:rPr>
+            <w:rStyle w:val="a4"/>
+            <w:rFonts w:ascii="Times New Roman" w:hAnsi="Times New Roman" w:cs="Times New Roman"/>
+            <w:noProof/>
+            <w:sz w:val="28"/>
+            <w:szCs w:val="28"/>
+          </w:rPr>
+          <w:t>1.2. Инструкции по технике безопасности и пожароопасности</w:t>
+        </w:r>
+        <w:r>
+          <w:rPr>
+            <w:rFonts w:ascii="Times New Roman" w:hAnsi="Times New Roman" w:cs="Times New Roman"/>
+            <w:noProof/>
+            <w:webHidden/>
+            <w:sz w:val="28"/>
+            <w:szCs w:val="28"/>
+          </w:rPr>
+          <w:tab/>
+        </w:r>
+        <w:r>
+          <w:rPr>
+            <w:rFonts w:ascii="Times New Roman" w:hAnsi="Times New Roman" w:cs="Times New Roman"/>
+            <w:noProof/>
+            <w:webHidden/>
+            <w:sz w:val="28"/>
+            <w:szCs w:val="28"/>
+          </w:rPr>
+          <w:fldChar w:fldCharType="begin"/>
+        </w:r>
+        <w:r>
+          <w:rPr>
+            <w:rFonts w:ascii="Times New Roman" w:hAnsi="Times New Roman" w:cs="Times New Roman"/>
+            <w:noProof/>
+            <w:webHidden/>
+            <w:sz w:val="28"/>
+            <w:szCs w:val="28"/>
+          </w:rPr>
+          <w:instrText xml:space="preserve"> PAGEREF _Toc231205678 \h </w:instrText>
+        </w:r>
+        <w:r>
+          <w:rPr>
+            <w:rFonts w:ascii="Times New Roman" w:hAnsi="Times New Roman" w:cs="Times New Roman"/>
+            <w:noProof/>
+            <w:webHidden/>
+            <w:sz w:val="28"/>
+            <w:szCs w:val="28"/>
+          </w:rPr>
+        </w:r>
+        <w:r>
+          <w:rPr>
+            <w:rFonts w:ascii="Times New Roman" w:hAnsi="Times New Roman" w:cs="Times New Roman"/>
+            <w:noProof/>
+            <w:webHidden/>
+            <w:sz w:val="28"/>
+            <w:szCs w:val="28"/>
+          </w:rPr>
+          <w:fldChar w:fldCharType="separate"/>
+        </w:r>
+        <w:r>
+          <w:rPr>
+            <w:rFonts w:ascii="Times New Roman" w:hAnsi="Times New Roman" w:cs="Times New Roman"/>
+            <w:noProof/>
+            <w:webHidden/>
+            <w:sz w:val="28"/>
+            <w:szCs w:val="28"/>
+          </w:rPr>
+          <w:t>4</w:t>
+        </w:r>
+        <w:r>
+          <w:rPr>
+            <w:rFonts w:ascii="Times New Roman" w:hAnsi="Times New Roman" w:cs="Times New Roman"/>
+            <w:noProof/>
+            <w:webHidden/>
+            <w:sz w:val="28"/>
+            <w:szCs w:val="28"/>
+          </w:rPr>
+          <w:fldChar w:fldCharType="end"/>
+        </w:r>
+      </w:hyperlink>
+    </w:p>
+    <w:p>
+      <w:pPr>
+        <w:pStyle w:val="11"/>
+        <w:tabs>
+          <w:tab w:val="right" w:leader="dot" w:pos="9345"/>
+        </w:tabs>
+        <w:spacing w:after="0" w:line="360" w:lineRule="auto"/>
+        <w:jc w:val="both"/>
+        <w:rPr>
+          <w:rFonts w:ascii="Times New Roman" w:eastAsiaTheme="minorEastAsia" w:hAnsi="Times New Roman" w:cs="Times New Roman"/>
+          <w:noProof/>
+          <w:sz w:val="28"/>
+          <w:szCs w:val="28"/>
+          <w:lang w:eastAsia="ru-RU"/>
+        </w:rPr>
+      </w:pPr>
+      <w:hyperlink w:anchor="_Toc231205679" w:history="1">
+        <w:r>
+          <w:rPr>
+            <w:rStyle w:val="a4"/>
+            <w:rFonts w:ascii="Times New Roman" w:hAnsi="Times New Roman" w:cs="Times New Roman"/>
+            <w:noProof/>
+            <w:sz w:val="28"/>
+            <w:szCs w:val="28"/>
+          </w:rPr>
+          <w:t>1.3. Меры по обеспечению безопасности при работе с компьютерной техникой</w:t>
+        </w:r>
+        <w:r>
+          <w:rPr>
+            <w:rFonts w:ascii="Times New Roman" w:hAnsi="Times New Roman" w:cs="Times New Roman"/>
+            <w:noProof/>
+            <w:webHidden/>
+            <w:sz w:val="28"/>
+            <w:szCs w:val="28"/>
+          </w:rPr>
+          <w:tab/>
+        </w:r>
+        <w:r>
+          <w:rPr>
+            <w:rFonts w:ascii="Times New Roman" w:hAnsi="Times New Roman" w:cs="Times New Roman"/>
+            <w:noProof/>
+            <w:webHidden/>
+            <w:sz w:val="28"/>
+            <w:szCs w:val="28"/>
+          </w:rPr>
+          <w:fldChar w:fldCharType="begin"/>
+        </w:r>
+        <w:r>
+          <w:rPr>
+            <w:rFonts w:ascii="Times New Roman" w:hAnsi="Times New Roman" w:cs="Times New Roman"/>
+            <w:noProof/>
+            <w:webHidden/>
+            <w:sz w:val="28"/>
+            <w:szCs w:val="28"/>
+          </w:rPr>
+          <w:instrText xml:space="preserve"> PAGEREF _Toc231205679 \h </w:instrText>
         </w:r>
         <w:r>
           <w:rPr>
@@ -272,6 +570,7 @@
         <w:tabs>
           <w:tab w:val="right" w:leader="dot" w:pos="9345"/>
         </w:tabs>
+        <w:spacing w:after="0" w:line="360" w:lineRule="auto"/>
         <w:jc w:val="both"/>
         <w:rPr>
           <w:rFonts w:ascii="Times New Roman" w:eastAsiaTheme="minorEastAsia" w:hAnsi="Times New Roman" w:cs="Times New Roman"/>
@@ -281,298 +580,7 @@
           <w:lang w:eastAsia="ru-RU"/>
         </w:rPr>
       </w:pPr>
-      <w:hyperlink w:anchor="_Toc230956993" w:history="1">
-        <w:r>
-          <w:rPr>
-            <w:rStyle w:val="a4"/>
-            <w:rFonts w:ascii="Times New Roman" w:hAnsi="Times New Roman" w:cs="Times New Roman"/>
-            <w:noProof/>
-            <w:sz w:val="28"/>
-            <w:szCs w:val="28"/>
-          </w:rPr>
-          <w:t>1.1. Инструкция по охране труда</w:t>
-        </w:r>
-        <w:r>
-          <w:rPr>
-            <w:rFonts w:ascii="Times New Roman" w:hAnsi="Times New Roman" w:cs="Times New Roman"/>
-            <w:noProof/>
-            <w:webHidden/>
-            <w:sz w:val="28"/>
-            <w:szCs w:val="28"/>
-          </w:rPr>
-          <w:tab/>
-        </w:r>
-        <w:r>
-          <w:rPr>
-            <w:rFonts w:ascii="Times New Roman" w:hAnsi="Times New Roman" w:cs="Times New Roman"/>
-            <w:noProof/>
-            <w:webHidden/>
-            <w:sz w:val="28"/>
-            <w:szCs w:val="28"/>
-          </w:rPr>
-          <w:fldChar w:fldCharType="begin"/>
-        </w:r>
-        <w:r>
-          <w:rPr>
-            <w:rFonts w:ascii="Times New Roman" w:hAnsi="Times New Roman" w:cs="Times New Roman"/>
-            <w:noProof/>
-            <w:webHidden/>
-            <w:sz w:val="28"/>
-            <w:szCs w:val="28"/>
-          </w:rPr>
-          <w:instrText xml:space="preserve"> PAGEREF _Toc230956993 \h </w:instrText>
-        </w:r>
-        <w:r>
-          <w:rPr>
-            <w:rFonts w:ascii="Times New Roman" w:hAnsi="Times New Roman" w:cs="Times New Roman"/>
-            <w:noProof/>
-            <w:webHidden/>
-            <w:sz w:val="28"/>
-            <w:szCs w:val="28"/>
-          </w:rPr>
-        </w:r>
-        <w:r>
-          <w:rPr>
-            <w:rFonts w:ascii="Times New Roman" w:hAnsi="Times New Roman" w:cs="Times New Roman"/>
-            <w:noProof/>
-            <w:webHidden/>
-            <w:sz w:val="28"/>
-            <w:szCs w:val="28"/>
-          </w:rPr>
-          <w:fldChar w:fldCharType="separate"/>
-        </w:r>
-        <w:r>
-          <w:rPr>
-            <w:rFonts w:ascii="Times New Roman" w:hAnsi="Times New Roman" w:cs="Times New Roman"/>
-            <w:noProof/>
-            <w:webHidden/>
-            <w:sz w:val="28"/>
-            <w:szCs w:val="28"/>
-          </w:rPr>
-          <w:t>5</w:t>
-        </w:r>
-        <w:r>
-          <w:rPr>
-            <w:rFonts w:ascii="Times New Roman" w:hAnsi="Times New Roman" w:cs="Times New Roman"/>
-            <w:noProof/>
-            <w:webHidden/>
-            <w:sz w:val="28"/>
-            <w:szCs w:val="28"/>
-          </w:rPr>
-          <w:fldChar w:fldCharType="end"/>
-        </w:r>
-      </w:hyperlink>
-    </w:p>
-    <w:p>
-      <w:pPr>
-        <w:pStyle w:val="11"/>
-        <w:tabs>
-          <w:tab w:val="right" w:leader="dot" w:pos="9345"/>
-        </w:tabs>
-        <w:jc w:val="both"/>
-        <w:rPr>
-          <w:rFonts w:ascii="Times New Roman" w:eastAsiaTheme="minorEastAsia" w:hAnsi="Times New Roman" w:cs="Times New Roman"/>
-          <w:noProof/>
-          <w:sz w:val="28"/>
-          <w:szCs w:val="28"/>
-          <w:lang w:eastAsia="ru-RU"/>
-        </w:rPr>
-      </w:pPr>
-      <w:hyperlink w:anchor="_Toc230956994" w:history="1">
-        <w:r>
-          <w:rPr>
-            <w:rStyle w:val="a4"/>
-            <w:rFonts w:ascii="Times New Roman" w:hAnsi="Times New Roman" w:cs="Times New Roman"/>
-            <w:noProof/>
-            <w:sz w:val="28"/>
-            <w:szCs w:val="28"/>
-          </w:rPr>
-          <w:t>1.2. Инструкции по технике безопасности и пожароопасности</w:t>
-        </w:r>
-        <w:r>
-          <w:rPr>
-            <w:rFonts w:ascii="Times New Roman" w:hAnsi="Times New Roman" w:cs="Times New Roman"/>
-            <w:noProof/>
-            <w:webHidden/>
-            <w:sz w:val="28"/>
-            <w:szCs w:val="28"/>
-          </w:rPr>
-          <w:tab/>
-        </w:r>
-        <w:r>
-          <w:rPr>
-            <w:rFonts w:ascii="Times New Roman" w:hAnsi="Times New Roman" w:cs="Times New Roman"/>
-            <w:noProof/>
-            <w:webHidden/>
-            <w:sz w:val="28"/>
-            <w:szCs w:val="28"/>
-          </w:rPr>
-          <w:fldChar w:fldCharType="begin"/>
-        </w:r>
-        <w:r>
-          <w:rPr>
-            <w:rFonts w:ascii="Times New Roman" w:hAnsi="Times New Roman" w:cs="Times New Roman"/>
-            <w:noProof/>
-            <w:webHidden/>
-            <w:sz w:val="28"/>
-            <w:szCs w:val="28"/>
-          </w:rPr>
-          <w:instrText xml:space="preserve"> PAGEREF _Toc230956994 \h </w:instrText>
-        </w:r>
-        <w:r>
-          <w:rPr>
-            <w:rFonts w:ascii="Times New Roman" w:hAnsi="Times New Roman" w:cs="Times New Roman"/>
-            <w:noProof/>
-            <w:webHidden/>
-            <w:sz w:val="28"/>
-            <w:szCs w:val="28"/>
-          </w:rPr>
-        </w:r>
-        <w:r>
-          <w:rPr>
-            <w:rFonts w:ascii="Times New Roman" w:hAnsi="Times New Roman" w:cs="Times New Roman"/>
-            <w:noProof/>
-            <w:webHidden/>
-            <w:sz w:val="28"/>
-            <w:szCs w:val="28"/>
-          </w:rPr>
-          <w:fldChar w:fldCharType="separate"/>
-        </w:r>
-        <w:r>
-          <w:rPr>
-            <w:rFonts w:ascii="Times New Roman" w:hAnsi="Times New Roman" w:cs="Times New Roman"/>
-            <w:noProof/>
-            <w:webHidden/>
-            <w:sz w:val="28"/>
-            <w:szCs w:val="28"/>
-          </w:rPr>
-          <w:t>5</w:t>
-        </w:r>
-        <w:r>
-          <w:rPr>
-            <w:rFonts w:ascii="Times New Roman" w:hAnsi="Times New Roman" w:cs="Times New Roman"/>
-            <w:noProof/>
-            <w:webHidden/>
-            <w:sz w:val="28"/>
-            <w:szCs w:val="28"/>
-          </w:rPr>
-          <w:fldChar w:fldCharType="end"/>
-        </w:r>
-      </w:hyperlink>
-    </w:p>
-    <w:p>
-      <w:pPr>
-        <w:pStyle w:val="11"/>
-        <w:tabs>
-          <w:tab w:val="right" w:leader="dot" w:pos="9345"/>
-        </w:tabs>
-        <w:jc w:val="both"/>
-        <w:rPr>
-          <w:rFonts w:ascii="Times New Roman" w:eastAsiaTheme="minorEastAsia" w:hAnsi="Times New Roman" w:cs="Times New Roman"/>
-          <w:noProof/>
-          <w:sz w:val="28"/>
-          <w:szCs w:val="28"/>
-          <w:lang w:eastAsia="ru-RU"/>
-        </w:rPr>
-      </w:pPr>
-      <w:hyperlink w:anchor="_Toc230956995" w:history="1">
-        <w:r>
-          <w:rPr>
-            <w:rStyle w:val="a4"/>
-            <w:rFonts w:ascii="Times New Roman" w:hAnsi="Times New Roman" w:cs="Times New Roman"/>
-            <w:noProof/>
-            <w:sz w:val="28"/>
-            <w:szCs w:val="28"/>
-          </w:rPr>
-          <w:t>1.3. Меры по обеспечению безопасности при работе с компьютерной техникой</w:t>
-        </w:r>
-        <w:r>
-          <w:rPr>
-            <w:rFonts w:ascii="Times New Roman" w:hAnsi="Times New Roman" w:cs="Times New Roman"/>
-            <w:noProof/>
-            <w:webHidden/>
-            <w:sz w:val="28"/>
-            <w:szCs w:val="28"/>
-          </w:rPr>
-          <w:tab/>
-        </w:r>
-        <w:r>
-          <w:rPr>
-            <w:rFonts w:ascii="Times New Roman" w:hAnsi="Times New Roman" w:cs="Times New Roman"/>
-            <w:noProof/>
-            <w:webHidden/>
-            <w:sz w:val="28"/>
-            <w:szCs w:val="28"/>
-          </w:rPr>
-          <w:fldChar w:fldCharType="begin"/>
-        </w:r>
-        <w:r>
-          <w:rPr>
-            <w:rFonts w:ascii="Times New Roman" w:hAnsi="Times New Roman" w:cs="Times New Roman"/>
-            <w:noProof/>
-            <w:webHidden/>
-            <w:sz w:val="28"/>
-            <w:szCs w:val="28"/>
-          </w:rPr>
-          <w:instrText xml:space="preserve"> PAGEREF _Toc230956995 \h </w:instrText>
-        </w:r>
-        <w:r>
-          <w:rPr>
-            <w:rFonts w:ascii="Times New Roman" w:hAnsi="Times New Roman" w:cs="Times New Roman"/>
-            <w:noProof/>
-            <w:webHidden/>
-            <w:sz w:val="28"/>
-            <w:szCs w:val="28"/>
-          </w:rPr>
-        </w:r>
-        <w:r>
-          <w:rPr>
-            <w:rFonts w:ascii="Times New Roman" w:hAnsi="Times New Roman" w:cs="Times New Roman"/>
-            <w:noProof/>
-            <w:webHidden/>
-            <w:sz w:val="28"/>
-            <w:szCs w:val="28"/>
-          </w:rPr>
-          <w:fldChar w:fldCharType="separate"/>
-        </w:r>
-        <w:r>
-          <w:rPr>
-            <w:rFonts w:ascii="Times New Roman" w:hAnsi="Times New Roman" w:cs="Times New Roman"/>
-            <w:noProof/>
-            <w:webHidden/>
-            <w:sz w:val="28"/>
-            <w:szCs w:val="28"/>
-          </w:rPr>
-          <w:t>6</w:t>
-        </w:r>
-        <w:r>
-          <w:rPr>
-            <w:rFonts w:ascii="Times New Roman" w:hAnsi="Times New Roman" w:cs="Times New Roman"/>
-            <w:noProof/>
-            <w:webHidden/>
-            <w:sz w:val="28"/>
-            <w:szCs w:val="28"/>
-          </w:rPr>
-          <w:fldChar w:fldCharType="end"/>
-        </w:r>
-      </w:hyperlink>
-    </w:p>
-    <w:p>
-      <w:pPr>
-        <w:pStyle w:val="11"/>
-        <w:tabs>
-          <w:tab w:val="right" w:leader="dot" w:pos="9345"/>
-        </w:tabs>
-        <w:jc w:val="both"/>
-        <w:rPr>
-          <w:rFonts w:ascii="Times New Roman" w:eastAsiaTheme="minorEastAsia" w:hAnsi="Times New Roman" w:cs="Times New Roman"/>
-          <w:noProof/>
-          <w:sz w:val="28"/>
-          <w:szCs w:val="28"/>
-          <w:lang w:eastAsia="ru-RU"/>
-        </w:rPr>
-      </w:pPr>
-      <w:hyperlink w:anchor="_Toc230956996" w:history="1">
+      <w:hyperlink w:anchor="_Toc231205680" w:history="1">
         <w:r>
           <w:rPr>
             <w:rStyle w:val="a4"/>
@@ -611,7 +619,203 @@
             <w:sz w:val="28"/>
             <w:szCs w:val="28"/>
           </w:rPr>
-          <w:instrText xml:space="preserve"> PAGEREF _Toc230956996 \h </w:instrText>
+          <w:instrText xml:space="preserve"> PAGEREF _Toc231205680 \h </w:instrText>
+        </w:r>
+        <w:r>
+          <w:rPr>
+            <w:rFonts w:ascii="Times New Roman" w:hAnsi="Times New Roman" w:cs="Times New Roman"/>
+            <w:noProof/>
+            <w:webHidden/>
+            <w:sz w:val="28"/>
+            <w:szCs w:val="28"/>
+          </w:rPr>
+        </w:r>
+        <w:r>
+          <w:rPr>
+            <w:rFonts w:ascii="Times New Roman" w:hAnsi="Times New Roman" w:cs="Times New Roman"/>
+            <w:noProof/>
+            <w:webHidden/>
+            <w:sz w:val="28"/>
+            <w:szCs w:val="28"/>
+          </w:rPr>
+          <w:fldChar w:fldCharType="separate"/>
+        </w:r>
+        <w:r>
+          <w:rPr>
+            <w:rFonts w:ascii="Times New Roman" w:hAnsi="Times New Roman" w:cs="Times New Roman"/>
+            <w:noProof/>
+            <w:webHidden/>
+            <w:sz w:val="28"/>
+            <w:szCs w:val="28"/>
+          </w:rPr>
+          <w:t>7</w:t>
+        </w:r>
+        <w:r>
+          <w:rPr>
+            <w:rFonts w:ascii="Times New Roman" w:hAnsi="Times New Roman" w:cs="Times New Roman"/>
+            <w:noProof/>
+            <w:webHidden/>
+            <w:sz w:val="28"/>
+            <w:szCs w:val="28"/>
+          </w:rPr>
+          <w:fldChar w:fldCharType="end"/>
+        </w:r>
+      </w:hyperlink>
+    </w:p>
+    <w:p>
+      <w:pPr>
+        <w:pStyle w:val="11"/>
+        <w:tabs>
+          <w:tab w:val="right" w:leader="dot" w:pos="9345"/>
+        </w:tabs>
+        <w:spacing w:after="0" w:line="360" w:lineRule="auto"/>
+        <w:jc w:val="both"/>
+        <w:rPr>
+          <w:rFonts w:ascii="Times New Roman" w:eastAsiaTheme="minorEastAsia" w:hAnsi="Times New Roman" w:cs="Times New Roman"/>
+          <w:noProof/>
+          <w:sz w:val="28"/>
+          <w:szCs w:val="28"/>
+          <w:lang w:eastAsia="ru-RU"/>
+        </w:rPr>
+      </w:pPr>
+      <w:hyperlink w:anchor="_Toc231205681" w:history="1">
+        <w:r>
+          <w:rPr>
+            <w:rStyle w:val="a4"/>
+            <w:rFonts w:ascii="Times New Roman" w:hAnsi="Times New Roman" w:cs="Times New Roman"/>
+            <w:noProof/>
+            <w:sz w:val="28"/>
+            <w:szCs w:val="28"/>
+          </w:rPr>
+          <w:t>2.1. Краткая технико-экономическая характеристика объекта практики</w:t>
+        </w:r>
+        <w:r>
+          <w:rPr>
+            <w:rFonts w:ascii="Times New Roman" w:hAnsi="Times New Roman" w:cs="Times New Roman"/>
+            <w:noProof/>
+            <w:webHidden/>
+            <w:sz w:val="28"/>
+            <w:szCs w:val="28"/>
+          </w:rPr>
+          <w:tab/>
+        </w:r>
+        <w:r>
+          <w:rPr>
+            <w:rFonts w:ascii="Times New Roman" w:hAnsi="Times New Roman" w:cs="Times New Roman"/>
+            <w:noProof/>
+            <w:webHidden/>
+            <w:sz w:val="28"/>
+            <w:szCs w:val="28"/>
+          </w:rPr>
+          <w:fldChar w:fldCharType="begin"/>
+        </w:r>
+        <w:r>
+          <w:rPr>
+            <w:rFonts w:ascii="Times New Roman" w:hAnsi="Times New Roman" w:cs="Times New Roman"/>
+            <w:noProof/>
+            <w:webHidden/>
+            <w:sz w:val="28"/>
+            <w:szCs w:val="28"/>
+          </w:rPr>
+          <w:instrText xml:space="preserve"> PAGEREF _Toc231205681 \h </w:instrText>
+        </w:r>
+        <w:r>
+          <w:rPr>
+            <w:rFonts w:ascii="Times New Roman" w:hAnsi="Times New Roman" w:cs="Times New Roman"/>
+            <w:noProof/>
+            <w:webHidden/>
+            <w:sz w:val="28"/>
+            <w:szCs w:val="28"/>
+          </w:rPr>
+        </w:r>
+        <w:r>
+          <w:rPr>
+            <w:rFonts w:ascii="Times New Roman" w:hAnsi="Times New Roman" w:cs="Times New Roman"/>
+            <w:noProof/>
+            <w:webHidden/>
+            <w:sz w:val="28"/>
+            <w:szCs w:val="28"/>
+          </w:rPr>
+          <w:fldChar w:fldCharType="separate"/>
+        </w:r>
+        <w:r>
+          <w:rPr>
+            <w:rFonts w:ascii="Times New Roman" w:hAnsi="Times New Roman" w:cs="Times New Roman"/>
+            <w:noProof/>
+            <w:webHidden/>
+            <w:sz w:val="28"/>
+            <w:szCs w:val="28"/>
+          </w:rPr>
+          <w:t>7</w:t>
+        </w:r>
+        <w:r>
+          <w:rPr>
+            <w:rFonts w:ascii="Times New Roman" w:hAnsi="Times New Roman" w:cs="Times New Roman"/>
+            <w:noProof/>
+            <w:webHidden/>
+            <w:sz w:val="28"/>
+            <w:szCs w:val="28"/>
+          </w:rPr>
+          <w:fldChar w:fldCharType="end"/>
+        </w:r>
+      </w:hyperlink>
+    </w:p>
+    <w:p>
+      <w:pPr>
+        <w:pStyle w:val="11"/>
+        <w:tabs>
+          <w:tab w:val="right" w:leader="dot" w:pos="9345"/>
+        </w:tabs>
+        <w:spacing w:after="0" w:line="360" w:lineRule="auto"/>
+        <w:jc w:val="both"/>
+        <w:rPr>
+          <w:rFonts w:ascii="Times New Roman" w:eastAsiaTheme="minorEastAsia" w:hAnsi="Times New Roman" w:cs="Times New Roman"/>
+          <w:noProof/>
+          <w:sz w:val="28"/>
+          <w:szCs w:val="28"/>
+          <w:lang w:eastAsia="ru-RU"/>
+        </w:rPr>
+      </w:pPr>
+      <w:hyperlink w:anchor="_Toc231205682" w:history="1">
+        <w:r>
+          <w:rPr>
+            <w:rStyle w:val="a4"/>
+            <w:rFonts w:ascii="Times New Roman" w:hAnsi="Times New Roman" w:cs="Times New Roman"/>
+            <w:noProof/>
+            <w:sz w:val="28"/>
+            <w:szCs w:val="28"/>
+          </w:rPr>
+          <w:t>2.3. Состав программного обеспечения и тематика решаемых задач структурным подразделением</w:t>
+        </w:r>
+        <w:r>
+          <w:rPr>
+            <w:rFonts w:ascii="Times New Roman" w:hAnsi="Times New Roman" w:cs="Times New Roman"/>
+            <w:noProof/>
+            <w:webHidden/>
+            <w:sz w:val="28"/>
+            <w:szCs w:val="28"/>
+          </w:rPr>
+          <w:tab/>
+        </w:r>
+        <w:r>
+          <w:rPr>
+            <w:rFonts w:ascii="Times New Roman" w:hAnsi="Times New Roman" w:cs="Times New Roman"/>
+            <w:noProof/>
+            <w:webHidden/>
+            <w:sz w:val="28"/>
+            <w:szCs w:val="28"/>
+          </w:rPr>
+          <w:fldChar w:fldCharType="begin"/>
+        </w:r>
+        <w:r>
+          <w:rPr>
+            <w:rFonts w:ascii="Times New Roman" w:hAnsi="Times New Roman" w:cs="Times New Roman"/>
+            <w:noProof/>
+            <w:webHidden/>
+            <w:sz w:val="28"/>
+            <w:szCs w:val="28"/>
+          </w:rPr>
+          <w:instrText xml:space="preserve"> PAGEREF _Toc231205682 \h </w:instrText>
         </w:r>
         <w:r>
           <w:rPr>
@@ -660,6 +864,7 @@
         <w:tabs>
           <w:tab w:val="right" w:leader="dot" w:pos="9345"/>
         </w:tabs>
+        <w:spacing w:after="0" w:line="360" w:lineRule="auto"/>
         <w:jc w:val="both"/>
         <w:rPr>
           <w:rFonts w:ascii="Times New Roman" w:eastAsiaTheme="minorEastAsia" w:hAnsi="Times New Roman" w:cs="Times New Roman"/>
@@ -669,7 +874,7 @@
           <w:lang w:eastAsia="ru-RU"/>
         </w:rPr>
       </w:pPr>
-      <w:hyperlink w:anchor="_Toc230956997" w:history="1">
+      <w:hyperlink w:anchor="_Toc231205683" w:history="1">
         <w:r>
           <w:rPr>
             <w:rStyle w:val="a4"/>
@@ -678,7 +883,7 @@
             <w:sz w:val="28"/>
             <w:szCs w:val="28"/>
           </w:rPr>
-          <w:t>2.1. Краткая технико-экономическая характеристика объекта практики</w:t>
+          <w:t>2.4. Анализ требований к разрабатываемому программному модулю</w:t>
         </w:r>
         <w:r>
           <w:rPr>
@@ -708,104 +913,7 @@
             <w:sz w:val="28"/>
             <w:szCs w:val="28"/>
           </w:rPr>
-          <w:instrText xml:space="preserve"> PAGEREF _Toc230956997 \h </w:instrText>
-        </w:r>
-        <w:r>
-          <w:rPr>
-            <w:rFonts w:ascii="Times New Roman" w:hAnsi="Times New Roman" w:cs="Times New Roman"/>
-            <w:noProof/>
-            <w:webHidden/>
-            <w:sz w:val="28"/>
-            <w:szCs w:val="28"/>
-          </w:rPr>
-        </w:r>
-        <w:r>
-          <w:rPr>
-            <w:rFonts w:ascii="Times New Roman" w:hAnsi="Times New Roman" w:cs="Times New Roman"/>
-            <w:noProof/>
-            <w:webHidden/>
-            <w:sz w:val="28"/>
-            <w:szCs w:val="28"/>
-          </w:rPr>
-          <w:fldChar w:fldCharType="separate"/>
-        </w:r>
-        <w:r>
-          <w:rPr>
-            <w:rFonts w:ascii="Times New Roman" w:hAnsi="Times New Roman" w:cs="Times New Roman"/>
-            <w:noProof/>
-            <w:webHidden/>
-            <w:sz w:val="28"/>
-            <w:szCs w:val="28"/>
-          </w:rPr>
-          <w:t>8</w:t>
-        </w:r>
-        <w:r>
-          <w:rPr>
-            <w:rFonts w:ascii="Times New Roman" w:hAnsi="Times New Roman" w:cs="Times New Roman"/>
-            <w:noProof/>
-            <w:webHidden/>
-            <w:sz w:val="28"/>
-            <w:szCs w:val="28"/>
-          </w:rPr>
-          <w:fldChar w:fldCharType="end"/>
-        </w:r>
-      </w:hyperlink>
-    </w:p>
-    <w:p>
-      <w:pPr>
-        <w:pStyle w:val="11"/>
-        <w:tabs>
-          <w:tab w:val="right" w:leader="dot" w:pos="9345"/>
-        </w:tabs>
-        <w:jc w:val="both"/>
-        <w:rPr>
-          <w:rFonts w:ascii="Times New Roman" w:eastAsiaTheme="minorEastAsia" w:hAnsi="Times New Roman" w:cs="Times New Roman"/>
-          <w:noProof/>
-          <w:sz w:val="28"/>
-          <w:szCs w:val="28"/>
-          <w:lang w:eastAsia="ru-RU"/>
-        </w:rPr>
-      </w:pPr>
-      <w:hyperlink w:anchor="_Toc230956998" w:history="1">
-        <w:r>
-          <w:rPr>
-            <w:rStyle w:val="a4"/>
-            <w:rFonts w:ascii="Times New Roman" w:hAnsi="Times New Roman" w:cs="Times New Roman"/>
-            <w:noProof/>
-            <w:sz w:val="28"/>
-            <w:szCs w:val="28"/>
-          </w:rPr>
-          <w:t>2.3. Состав программного обеспечения и тематика решаемых задач структурным подразделением</w:t>
-        </w:r>
-        <w:r>
-          <w:rPr>
-            <w:rFonts w:ascii="Times New Roman" w:hAnsi="Times New Roman" w:cs="Times New Roman"/>
-            <w:noProof/>
-            <w:webHidden/>
-            <w:sz w:val="28"/>
-            <w:szCs w:val="28"/>
-          </w:rPr>
-          <w:tab/>
-        </w:r>
-        <w:r>
-          <w:rPr>
-            <w:rFonts w:ascii="Times New Roman" w:hAnsi="Times New Roman" w:cs="Times New Roman"/>
-            <w:noProof/>
-            <w:webHidden/>
-            <w:sz w:val="28"/>
-            <w:szCs w:val="28"/>
-          </w:rPr>
-          <w:fldChar w:fldCharType="begin"/>
-        </w:r>
-        <w:r>
-          <w:rPr>
-            <w:rFonts w:ascii="Times New Roman" w:hAnsi="Times New Roman" w:cs="Times New Roman"/>
-            <w:noProof/>
-            <w:webHidden/>
-            <w:sz w:val="28"/>
-            <w:szCs w:val="28"/>
-          </w:rPr>
-          <w:instrText xml:space="preserve"> PAGEREF _Toc230956998 \h </w:instrText>
+          <w:instrText xml:space="preserve"> PAGEREF _Toc231205683 \h </w:instrText>
         </w:r>
         <w:r>
           <w:rPr>
@@ -854,6 +962,7 @@
         <w:tabs>
           <w:tab w:val="right" w:leader="dot" w:pos="9345"/>
         </w:tabs>
+        <w:spacing w:after="0" w:line="360" w:lineRule="auto"/>
         <w:jc w:val="both"/>
         <w:rPr>
           <w:rFonts w:ascii="Times New Roman" w:eastAsiaTheme="minorEastAsia" w:hAnsi="Times New Roman" w:cs="Times New Roman"/>
@@ -863,7 +972,7 @@
           <w:lang w:eastAsia="ru-RU"/>
         </w:rPr>
       </w:pPr>
-      <w:hyperlink w:anchor="_Toc230956999" w:history="1">
+      <w:hyperlink w:anchor="_Toc231205684" w:history="1">
         <w:r>
           <w:rPr>
             <w:rStyle w:val="a4"/>
@@ -872,7 +981,7 @@
             <w:sz w:val="28"/>
             <w:szCs w:val="28"/>
           </w:rPr>
-          <w:t>2.4. Анализ требований к разрабатываемому программному модулю</w:t>
+          <w:t>3. РАЗРАБОТКА СПЕЦИФИКАЦИЙ</w:t>
         </w:r>
         <w:r>
           <w:rPr>
@@ -902,7 +1011,7 @@
             <w:sz w:val="28"/>
             <w:szCs w:val="28"/>
           </w:rPr>
-          <w:instrText xml:space="preserve"> PAGEREF _Toc230956999 \h </w:instrText>
+          <w:instrText xml:space="preserve"> PAGEREF _Toc231205684 \h </w:instrText>
         </w:r>
         <w:r>
           <w:rPr>
@@ -951,6 +1060,7 @@
         <w:tabs>
           <w:tab w:val="right" w:leader="dot" w:pos="9345"/>
         </w:tabs>
+        <w:spacing w:after="0" w:line="360" w:lineRule="auto"/>
         <w:jc w:val="both"/>
         <w:rPr>
           <w:rFonts w:ascii="Times New Roman" w:eastAsiaTheme="minorEastAsia" w:hAnsi="Times New Roman" w:cs="Times New Roman"/>
@@ -960,7 +1070,7 @@
           <w:lang w:eastAsia="ru-RU"/>
         </w:rPr>
       </w:pPr>
-      <w:hyperlink w:anchor="_Toc230957000" w:history="1">
+      <w:hyperlink w:anchor="_Toc231205685" w:history="1">
         <w:r>
           <w:rPr>
             <w:rStyle w:val="a4"/>
@@ -969,7 +1079,7 @@
             <w:sz w:val="28"/>
             <w:szCs w:val="28"/>
           </w:rPr>
-          <w:t>3. РАЗРАБОТКА СПЕЦИФИКАЦИЙ</w:t>
+          <w:t>3.1. Описание функциональной спецификации модуля</w:t>
         </w:r>
         <w:r>
           <w:rPr>
@@ -999,7 +1109,105 @@
             <w:sz w:val="28"/>
             <w:szCs w:val="28"/>
           </w:rPr>
-          <w:instrText xml:space="preserve"> PAGEREF _Toc230957000 \h </w:instrText>
+          <w:instrText xml:space="preserve"> PAGEREF _Toc231205685 \h </w:instrText>
+        </w:r>
+        <w:r>
+          <w:rPr>
+            <w:rFonts w:ascii="Times New Roman" w:hAnsi="Times New Roman" w:cs="Times New Roman"/>
+            <w:noProof/>
+            <w:webHidden/>
+            <w:sz w:val="28"/>
+            <w:szCs w:val="28"/>
+          </w:rPr>
+        </w:r>
+        <w:r>
+          <w:rPr>
+            <w:rFonts w:ascii="Times New Roman" w:hAnsi="Times New Roman" w:cs="Times New Roman"/>
+            <w:noProof/>
+            <w:webHidden/>
+            <w:sz w:val="28"/>
+            <w:szCs w:val="28"/>
+          </w:rPr>
+          <w:fldChar w:fldCharType="separate"/>
+        </w:r>
+        <w:r>
+          <w:rPr>
+            <w:rFonts w:ascii="Times New Roman" w:hAnsi="Times New Roman" w:cs="Times New Roman"/>
+            <w:noProof/>
+            <w:webHidden/>
+            <w:sz w:val="28"/>
+            <w:szCs w:val="28"/>
+          </w:rPr>
+          <w:t>10</w:t>
+        </w:r>
+        <w:r>
+          <w:rPr>
+            <w:rFonts w:ascii="Times New Roman" w:hAnsi="Times New Roman" w:cs="Times New Roman"/>
+            <w:noProof/>
+            <w:webHidden/>
+            <w:sz w:val="28"/>
+            <w:szCs w:val="28"/>
+          </w:rPr>
+          <w:fldChar w:fldCharType="end"/>
+        </w:r>
+      </w:hyperlink>
+    </w:p>
+    <w:p>
+      <w:pPr>
+        <w:pStyle w:val="11"/>
+        <w:tabs>
+          <w:tab w:val="right" w:leader="dot" w:pos="9345"/>
+        </w:tabs>
+        <w:spacing w:after="0" w:line="360" w:lineRule="auto"/>
+        <w:jc w:val="both"/>
+        <w:rPr>
+          <w:rFonts w:ascii="Times New Roman" w:eastAsiaTheme="minorEastAsia" w:hAnsi="Times New Roman" w:cs="Times New Roman"/>
+          <w:noProof/>
+          <w:sz w:val="28"/>
+          <w:szCs w:val="28"/>
+          <w:lang w:eastAsia="ru-RU"/>
+        </w:rPr>
+      </w:pPr>
+      <w:hyperlink w:anchor="_Toc231205686" w:history="1">
+        <w:r>
+          <w:rPr>
+            <w:rStyle w:val="a4"/>
+            <w:rFonts w:ascii="Times New Roman" w:hAnsi="Times New Roman" w:cs="Times New Roman"/>
+            <w:noProof/>
+            <w:sz w:val="28"/>
+            <w:szCs w:val="28"/>
+          </w:rPr>
+          <w:t>3.2. Описание синтаксической спецификации входа модуля</w:t>
+        </w:r>
+        <w:r>
+          <w:rPr>
+            <w:rFonts w:ascii="Times New Roman" w:hAnsi="Times New Roman" w:cs="Times New Roman"/>
+            <w:noProof/>
+            <w:webHidden/>
+            <w:sz w:val="28"/>
+            <w:szCs w:val="28"/>
+          </w:rPr>
+          <w:tab/>
+        </w:r>
+        <w:r>
+          <w:rPr>
+            <w:rFonts w:ascii="Times New Roman" w:hAnsi="Times New Roman" w:cs="Times New Roman"/>
+            <w:noProof/>
+            <w:webHidden/>
+            <w:sz w:val="28"/>
+            <w:szCs w:val="28"/>
+          </w:rPr>
+          <w:fldChar w:fldCharType="begin"/>
+        </w:r>
+        <w:r>
+          <w:rPr>
+            <w:rFonts w:ascii="Times New Roman" w:hAnsi="Times New Roman" w:cs="Times New Roman"/>
+            <w:noProof/>
+            <w:webHidden/>
+            <w:sz w:val="28"/>
+            <w:szCs w:val="28"/>
+          </w:rPr>
+          <w:instrText xml:space="preserve"> PAGEREF _Toc231205686 \h </w:instrText>
         </w:r>
         <w:r>
           <w:rPr>
@@ -1048,6 +1256,7 @@
         <w:tabs>
           <w:tab w:val="right" w:leader="dot" w:pos="9345"/>
         </w:tabs>
+        <w:spacing w:after="0" w:line="360" w:lineRule="auto"/>
         <w:jc w:val="both"/>
         <w:rPr>
           <w:rFonts w:ascii="Times New Roman" w:eastAsiaTheme="minorEastAsia" w:hAnsi="Times New Roman" w:cs="Times New Roman"/>
@@ -1057,7 +1266,7 @@
           <w:lang w:eastAsia="ru-RU"/>
         </w:rPr>
       </w:pPr>
-      <w:hyperlink w:anchor="_Toc230957001" w:history="1">
+      <w:hyperlink w:anchor="_Toc231205687" w:history="1">
         <w:r>
           <w:rPr>
             <w:rStyle w:val="a4"/>
@@ -1066,7 +1275,7 @@
             <w:sz w:val="28"/>
             <w:szCs w:val="28"/>
           </w:rPr>
-          <w:t>3.1. Описание функциональной спецификации модуля</w:t>
+          <w:t>3.3. Описание структуры данных модуля</w:t>
         </w:r>
         <w:r>
           <w:rPr>
@@ -1096,104 +1305,7 @@
             <w:sz w:val="28"/>
             <w:szCs w:val="28"/>
           </w:rPr>
-          <w:instrText xml:space="preserve"> PAGEREF _Toc230957001 \h </w:instrText>
-        </w:r>
-        <w:r>
-          <w:rPr>
-            <w:rFonts w:ascii="Times New Roman" w:hAnsi="Times New Roman" w:cs="Times New Roman"/>
-            <w:noProof/>
-            <w:webHidden/>
-            <w:sz w:val="28"/>
-            <w:szCs w:val="28"/>
-          </w:rPr>
-        </w:r>
-        <w:r>
-          <w:rPr>
-            <w:rFonts w:ascii="Times New Roman" w:hAnsi="Times New Roman" w:cs="Times New Roman"/>
-            <w:noProof/>
-            <w:webHidden/>
-            <w:sz w:val="28"/>
-            <w:szCs w:val="28"/>
-          </w:rPr>
-          <w:fldChar w:fldCharType="separate"/>
-        </w:r>
-        <w:r>
-          <w:rPr>
-            <w:rFonts w:ascii="Times New Roman" w:hAnsi="Times New Roman" w:cs="Times New Roman"/>
-            <w:noProof/>
-            <w:webHidden/>
-            <w:sz w:val="28"/>
-            <w:szCs w:val="28"/>
-          </w:rPr>
-          <w:t>11</w:t>
-        </w:r>
-        <w:r>
-          <w:rPr>
-            <w:rFonts w:ascii="Times New Roman" w:hAnsi="Times New Roman" w:cs="Times New Roman"/>
-            <w:noProof/>
-            <w:webHidden/>
-            <w:sz w:val="28"/>
-            <w:szCs w:val="28"/>
-          </w:rPr>
-          <w:fldChar w:fldCharType="end"/>
-        </w:r>
-      </w:hyperlink>
-    </w:p>
-    <w:p>
-      <w:pPr>
-        <w:pStyle w:val="11"/>
-        <w:tabs>
-          <w:tab w:val="right" w:leader="dot" w:pos="9345"/>
-        </w:tabs>
-        <w:jc w:val="both"/>
-        <w:rPr>
-          <w:rFonts w:ascii="Times New Roman" w:eastAsiaTheme="minorEastAsia" w:hAnsi="Times New Roman" w:cs="Times New Roman"/>
-          <w:noProof/>
-          <w:sz w:val="28"/>
-          <w:szCs w:val="28"/>
-          <w:lang w:eastAsia="ru-RU"/>
-        </w:rPr>
-      </w:pPr>
-      <w:hyperlink w:anchor="_Toc230957002" w:history="1">
-        <w:r>
-          <w:rPr>
-            <w:rStyle w:val="a4"/>
-            <w:rFonts w:ascii="Times New Roman" w:hAnsi="Times New Roman" w:cs="Times New Roman"/>
-            <w:noProof/>
-            <w:sz w:val="28"/>
-            <w:szCs w:val="28"/>
-          </w:rPr>
-          <w:t>3.2. Описание синтаксической спецификации входа модуля</w:t>
-        </w:r>
-        <w:r>
-          <w:rPr>
-            <w:rFonts w:ascii="Times New Roman" w:hAnsi="Times New Roman" w:cs="Times New Roman"/>
-            <w:noProof/>
-            <w:webHidden/>
-            <w:sz w:val="28"/>
-            <w:szCs w:val="28"/>
-          </w:rPr>
-          <w:tab/>
-        </w:r>
-        <w:r>
-          <w:rPr>
-            <w:rFonts w:ascii="Times New Roman" w:hAnsi="Times New Roman" w:cs="Times New Roman"/>
-            <w:noProof/>
-            <w:webHidden/>
-            <w:sz w:val="28"/>
-            <w:szCs w:val="28"/>
-          </w:rPr>
-          <w:fldChar w:fldCharType="begin"/>
-        </w:r>
-        <w:r>
-          <w:rPr>
-            <w:rFonts w:ascii="Times New Roman" w:hAnsi="Times New Roman" w:cs="Times New Roman"/>
-            <w:noProof/>
-            <w:webHidden/>
-            <w:sz w:val="28"/>
-            <w:szCs w:val="28"/>
-          </w:rPr>
-          <w:instrText xml:space="preserve"> PAGEREF _Toc230957002 \h </w:instrText>
+          <w:instrText xml:space="preserve"> PAGEREF _Toc231205687 \h </w:instrText>
         </w:r>
         <w:r>
           <w:rPr>
@@ -1242,6 +1354,7 @@
         <w:tabs>
           <w:tab w:val="right" w:leader="dot" w:pos="9345"/>
         </w:tabs>
+        <w:spacing w:after="0" w:line="360" w:lineRule="auto"/>
         <w:jc w:val="both"/>
         <w:rPr>
           <w:rFonts w:ascii="Times New Roman" w:eastAsiaTheme="minorEastAsia" w:hAnsi="Times New Roman" w:cs="Times New Roman"/>
@@ -1251,104 +1364,7 @@
           <w:lang w:eastAsia="ru-RU"/>
         </w:rPr>
       </w:pPr>
-      <w:hyperlink w:anchor="_Toc230957003" w:history="1">
-        <w:r>
-          <w:rPr>
-            <w:rStyle w:val="a4"/>
-            <w:rFonts w:ascii="Times New Roman" w:hAnsi="Times New Roman" w:cs="Times New Roman"/>
-            <w:noProof/>
-            <w:sz w:val="28"/>
-            <w:szCs w:val="28"/>
-          </w:rPr>
-          <w:t>3.3. Описание структуры данных модуля</w:t>
-        </w:r>
-        <w:r>
-          <w:rPr>
-            <w:rFonts w:ascii="Times New Roman" w:hAnsi="Times New Roman" w:cs="Times New Roman"/>
-            <w:noProof/>
-            <w:webHidden/>
-            <w:sz w:val="28"/>
-            <w:szCs w:val="28"/>
-          </w:rPr>
-          <w:tab/>
-        </w:r>
-        <w:r>
-          <w:rPr>
-            <w:rFonts w:ascii="Times New Roman" w:hAnsi="Times New Roman" w:cs="Times New Roman"/>
-            <w:noProof/>
-            <w:webHidden/>
-            <w:sz w:val="28"/>
-            <w:szCs w:val="28"/>
-          </w:rPr>
-          <w:fldChar w:fldCharType="begin"/>
-        </w:r>
-        <w:r>
-          <w:rPr>
-            <w:rFonts w:ascii="Times New Roman" w:hAnsi="Times New Roman" w:cs="Times New Roman"/>
-            <w:noProof/>
-            <w:webHidden/>
-            <w:sz w:val="28"/>
-            <w:szCs w:val="28"/>
-          </w:rPr>
-          <w:instrText xml:space="preserve"> PAGEREF _Toc230957003 \h </w:instrText>
-        </w:r>
-        <w:r>
-          <w:rPr>
-            <w:rFonts w:ascii="Times New Roman" w:hAnsi="Times New Roman" w:cs="Times New Roman"/>
-            <w:noProof/>
-            <w:webHidden/>
-            <w:sz w:val="28"/>
-            <w:szCs w:val="28"/>
-          </w:rPr>
-        </w:r>
-        <w:r>
-          <w:rPr>
-            <w:rFonts w:ascii="Times New Roman" w:hAnsi="Times New Roman" w:cs="Times New Roman"/>
-            <w:noProof/>
-            <w:webHidden/>
-            <w:sz w:val="28"/>
-            <w:szCs w:val="28"/>
-          </w:rPr>
-          <w:fldChar w:fldCharType="separate"/>
-        </w:r>
-        <w:r>
-          <w:rPr>
-            <w:rFonts w:ascii="Times New Roman" w:hAnsi="Times New Roman" w:cs="Times New Roman"/>
-            <w:noProof/>
-            <w:webHidden/>
-            <w:sz w:val="28"/>
-            <w:szCs w:val="28"/>
-          </w:rPr>
-          <w:t>13</w:t>
-        </w:r>
-        <w:r>
-          <w:rPr>
-            <w:rFonts w:ascii="Times New Roman" w:hAnsi="Times New Roman" w:cs="Times New Roman"/>
-            <w:noProof/>
-            <w:webHidden/>
-            <w:sz w:val="28"/>
-            <w:szCs w:val="28"/>
-          </w:rPr>
-          <w:fldChar w:fldCharType="end"/>
-        </w:r>
-      </w:hyperlink>
-    </w:p>
-    <w:p>
-      <w:pPr>
-        <w:pStyle w:val="11"/>
-        <w:tabs>
-          <w:tab w:val="right" w:leader="dot" w:pos="9345"/>
-        </w:tabs>
-        <w:jc w:val="both"/>
-        <w:rPr>
-          <w:rFonts w:ascii="Times New Roman" w:eastAsiaTheme="minorEastAsia" w:hAnsi="Times New Roman" w:cs="Times New Roman"/>
-          <w:noProof/>
-          <w:sz w:val="28"/>
-          <w:szCs w:val="28"/>
-          <w:lang w:eastAsia="ru-RU"/>
-        </w:rPr>
-      </w:pPr>
-      <w:hyperlink w:anchor="_Toc230957004" w:history="1">
+      <w:hyperlink w:anchor="_Toc231205688" w:history="1">
         <w:r>
           <w:rPr>
             <w:rStyle w:val="a4"/>
@@ -1387,7 +1403,203 @@
             <w:sz w:val="28"/>
             <w:szCs w:val="28"/>
           </w:rPr>
-          <w:instrText xml:space="preserve"> PAGEREF _Toc230957004 \h </w:instrText>
+          <w:instrText xml:space="preserve"> PAGEREF _Toc231205688 \h </w:instrText>
+        </w:r>
+        <w:r>
+          <w:rPr>
+            <w:rFonts w:ascii="Times New Roman" w:hAnsi="Times New Roman" w:cs="Times New Roman"/>
+            <w:noProof/>
+            <w:webHidden/>
+            <w:sz w:val="28"/>
+            <w:szCs w:val="28"/>
+          </w:rPr>
+        </w:r>
+        <w:r>
+          <w:rPr>
+            <w:rFonts w:ascii="Times New Roman" w:hAnsi="Times New Roman" w:cs="Times New Roman"/>
+            <w:noProof/>
+            <w:webHidden/>
+            <w:sz w:val="28"/>
+            <w:szCs w:val="28"/>
+          </w:rPr>
+          <w:fldChar w:fldCharType="separate"/>
+        </w:r>
+        <w:r>
+          <w:rPr>
+            <w:rFonts w:ascii="Times New Roman" w:hAnsi="Times New Roman" w:cs="Times New Roman"/>
+            <w:noProof/>
+            <w:webHidden/>
+            <w:sz w:val="28"/>
+            <w:szCs w:val="28"/>
+          </w:rPr>
+          <w:t>15</w:t>
+        </w:r>
+        <w:r>
+          <w:rPr>
+            <w:rFonts w:ascii="Times New Roman" w:hAnsi="Times New Roman" w:cs="Times New Roman"/>
+            <w:noProof/>
+            <w:webHidden/>
+            <w:sz w:val="28"/>
+            <w:szCs w:val="28"/>
+          </w:rPr>
+          <w:fldChar w:fldCharType="end"/>
+        </w:r>
+      </w:hyperlink>
+    </w:p>
+    <w:p>
+      <w:pPr>
+        <w:pStyle w:val="11"/>
+        <w:tabs>
+          <w:tab w:val="right" w:leader="dot" w:pos="9345"/>
+        </w:tabs>
+        <w:spacing w:after="0" w:line="360" w:lineRule="auto"/>
+        <w:jc w:val="both"/>
+        <w:rPr>
+          <w:rFonts w:ascii="Times New Roman" w:eastAsiaTheme="minorEastAsia" w:hAnsi="Times New Roman" w:cs="Times New Roman"/>
+          <w:noProof/>
+          <w:sz w:val="28"/>
+          <w:szCs w:val="28"/>
+          <w:lang w:eastAsia="ru-RU"/>
+        </w:rPr>
+      </w:pPr>
+      <w:hyperlink w:anchor="_Toc231205689" w:history="1">
+        <w:r>
+          <w:rPr>
+            <w:rStyle w:val="a4"/>
+            <w:rFonts w:ascii="Times New Roman" w:hAnsi="Times New Roman" w:cs="Times New Roman"/>
+            <w:noProof/>
+            <w:sz w:val="28"/>
+            <w:szCs w:val="28"/>
+          </w:rPr>
+          <w:t>4.1. Выбор языка программирования</w:t>
+        </w:r>
+        <w:r>
+          <w:rPr>
+            <w:rFonts w:ascii="Times New Roman" w:hAnsi="Times New Roman" w:cs="Times New Roman"/>
+            <w:noProof/>
+            <w:webHidden/>
+            <w:sz w:val="28"/>
+            <w:szCs w:val="28"/>
+          </w:rPr>
+          <w:tab/>
+        </w:r>
+        <w:r>
+          <w:rPr>
+            <w:rFonts w:ascii="Times New Roman" w:hAnsi="Times New Roman" w:cs="Times New Roman"/>
+            <w:noProof/>
+            <w:webHidden/>
+            <w:sz w:val="28"/>
+            <w:szCs w:val="28"/>
+          </w:rPr>
+          <w:fldChar w:fldCharType="begin"/>
+        </w:r>
+        <w:r>
+          <w:rPr>
+            <w:rFonts w:ascii="Times New Roman" w:hAnsi="Times New Roman" w:cs="Times New Roman"/>
+            <w:noProof/>
+            <w:webHidden/>
+            <w:sz w:val="28"/>
+            <w:szCs w:val="28"/>
+          </w:rPr>
+          <w:instrText xml:space="preserve"> PAGEREF _Toc231205689 \h </w:instrText>
+        </w:r>
+        <w:r>
+          <w:rPr>
+            <w:rFonts w:ascii="Times New Roman" w:hAnsi="Times New Roman" w:cs="Times New Roman"/>
+            <w:noProof/>
+            <w:webHidden/>
+            <w:sz w:val="28"/>
+            <w:szCs w:val="28"/>
+          </w:rPr>
+        </w:r>
+        <w:r>
+          <w:rPr>
+            <w:rFonts w:ascii="Times New Roman" w:hAnsi="Times New Roman" w:cs="Times New Roman"/>
+            <w:noProof/>
+            <w:webHidden/>
+            <w:sz w:val="28"/>
+            <w:szCs w:val="28"/>
+          </w:rPr>
+          <w:fldChar w:fldCharType="separate"/>
+        </w:r>
+        <w:r>
+          <w:rPr>
+            <w:rFonts w:ascii="Times New Roman" w:hAnsi="Times New Roman" w:cs="Times New Roman"/>
+            <w:noProof/>
+            <w:webHidden/>
+            <w:sz w:val="28"/>
+            <w:szCs w:val="28"/>
+          </w:rPr>
+          <w:t>15</w:t>
+        </w:r>
+        <w:r>
+          <w:rPr>
+            <w:rFonts w:ascii="Times New Roman" w:hAnsi="Times New Roman" w:cs="Times New Roman"/>
+            <w:noProof/>
+            <w:webHidden/>
+            <w:sz w:val="28"/>
+            <w:szCs w:val="28"/>
+          </w:rPr>
+          <w:fldChar w:fldCharType="end"/>
+        </w:r>
+      </w:hyperlink>
+    </w:p>
+    <w:p>
+      <w:pPr>
+        <w:pStyle w:val="11"/>
+        <w:tabs>
+          <w:tab w:val="right" w:leader="dot" w:pos="9345"/>
+        </w:tabs>
+        <w:spacing w:after="0" w:line="360" w:lineRule="auto"/>
+        <w:jc w:val="both"/>
+        <w:rPr>
+          <w:rFonts w:ascii="Times New Roman" w:eastAsiaTheme="minorEastAsia" w:hAnsi="Times New Roman" w:cs="Times New Roman"/>
+          <w:noProof/>
+          <w:sz w:val="28"/>
+          <w:szCs w:val="28"/>
+          <w:lang w:eastAsia="ru-RU"/>
+        </w:rPr>
+      </w:pPr>
+      <w:hyperlink w:anchor="_Toc231205690" w:history="1">
+        <w:r>
+          <w:rPr>
+            <w:rStyle w:val="a4"/>
+            <w:rFonts w:ascii="Times New Roman" w:hAnsi="Times New Roman" w:cs="Times New Roman"/>
+            <w:noProof/>
+            <w:sz w:val="28"/>
+            <w:szCs w:val="28"/>
+          </w:rPr>
+          <w:t>4.2. Программирование модуля</w:t>
+        </w:r>
+        <w:r>
+          <w:rPr>
+            <w:rFonts w:ascii="Times New Roman" w:hAnsi="Times New Roman" w:cs="Times New Roman"/>
+            <w:noProof/>
+            <w:webHidden/>
+            <w:sz w:val="28"/>
+            <w:szCs w:val="28"/>
+          </w:rPr>
+          <w:tab/>
+        </w:r>
+        <w:r>
+          <w:rPr>
+            <w:rFonts w:ascii="Times New Roman" w:hAnsi="Times New Roman" w:cs="Times New Roman"/>
+            <w:noProof/>
+            <w:webHidden/>
+            <w:sz w:val="28"/>
+            <w:szCs w:val="28"/>
+          </w:rPr>
+          <w:fldChar w:fldCharType="begin"/>
+        </w:r>
+        <w:r>
+          <w:rPr>
+            <w:rFonts w:ascii="Times New Roman" w:hAnsi="Times New Roman" w:cs="Times New Roman"/>
+            <w:noProof/>
+            <w:webHidden/>
+            <w:sz w:val="28"/>
+            <w:szCs w:val="28"/>
+          </w:rPr>
+          <w:instrText xml:space="preserve"> PAGEREF _Toc231205690 \h </w:instrText>
         </w:r>
         <w:r>
           <w:rPr>
@@ -1436,6 +1648,7 @@
         <w:tabs>
           <w:tab w:val="right" w:leader="dot" w:pos="9345"/>
         </w:tabs>
+        <w:spacing w:after="0" w:line="360" w:lineRule="auto"/>
         <w:jc w:val="both"/>
         <w:rPr>
           <w:rFonts w:ascii="Times New Roman" w:eastAsiaTheme="minorEastAsia" w:hAnsi="Times New Roman" w:cs="Times New Roman"/>
@@ -1445,201 +1658,7 @@
           <w:lang w:eastAsia="ru-RU"/>
         </w:rPr>
       </w:pPr>
-      <w:hyperlink w:anchor="_Toc230957005" w:history="1">
-        <w:r>
-          <w:rPr>
-            <w:rStyle w:val="a4"/>
-            <w:rFonts w:ascii="Times New Roman" w:hAnsi="Times New Roman" w:cs="Times New Roman"/>
-            <w:noProof/>
-            <w:sz w:val="28"/>
-            <w:szCs w:val="28"/>
-          </w:rPr>
-          <w:t>4.1. Выбор языка программирования</w:t>
-        </w:r>
-        <w:r>
-          <w:rPr>
-            <w:rFonts w:ascii="Times New Roman" w:hAnsi="Times New Roman" w:cs="Times New Roman"/>
-            <w:noProof/>
-            <w:webHidden/>
-            <w:sz w:val="28"/>
-            <w:szCs w:val="28"/>
-          </w:rPr>
-          <w:tab/>
-        </w:r>
-        <w:r>
-          <w:rPr>
-            <w:rFonts w:ascii="Times New Roman" w:hAnsi="Times New Roman" w:cs="Times New Roman"/>
-            <w:noProof/>
-            <w:webHidden/>
-            <w:sz w:val="28"/>
-            <w:szCs w:val="28"/>
-          </w:rPr>
-          <w:fldChar w:fldCharType="begin"/>
-        </w:r>
-        <w:r>
-          <w:rPr>
-            <w:rFonts w:ascii="Times New Roman" w:hAnsi="Times New Roman" w:cs="Times New Roman"/>
-            <w:noProof/>
-            <w:webHidden/>
-            <w:sz w:val="28"/>
-            <w:szCs w:val="28"/>
-          </w:rPr>
-          <w:instrText xml:space="preserve"> PAGEREF _Toc230957005 \h </w:instrText>
-        </w:r>
-        <w:r>
-          <w:rPr>
-            <w:rFonts w:ascii="Times New Roman" w:hAnsi="Times New Roman" w:cs="Times New Roman"/>
-            <w:noProof/>
-            <w:webHidden/>
-            <w:sz w:val="28"/>
-            <w:szCs w:val="28"/>
-          </w:rPr>
-        </w:r>
-        <w:r>
-          <w:rPr>
-            <w:rFonts w:ascii="Times New Roman" w:hAnsi="Times New Roman" w:cs="Times New Roman"/>
-            <w:noProof/>
-            <w:webHidden/>
-            <w:sz w:val="28"/>
-            <w:szCs w:val="28"/>
-          </w:rPr>
-          <w:fldChar w:fldCharType="separate"/>
-        </w:r>
-        <w:r>
-          <w:rPr>
-            <w:rFonts w:ascii="Times New Roman" w:hAnsi="Times New Roman" w:cs="Times New Roman"/>
-            <w:noProof/>
-            <w:webHidden/>
-            <w:sz w:val="28"/>
-            <w:szCs w:val="28"/>
-          </w:rPr>
-          <w:t>16</w:t>
-        </w:r>
-        <w:r>
-          <w:rPr>
-            <w:rFonts w:ascii="Times New Roman" w:hAnsi="Times New Roman" w:cs="Times New Roman"/>
-            <w:noProof/>
-            <w:webHidden/>
-            <w:sz w:val="28"/>
-            <w:szCs w:val="28"/>
-          </w:rPr>
-          <w:fldChar w:fldCharType="end"/>
-        </w:r>
-      </w:hyperlink>
-    </w:p>
-    <w:p>
-      <w:pPr>
-        <w:pStyle w:val="11"/>
-        <w:tabs>
-          <w:tab w:val="right" w:leader="dot" w:pos="9345"/>
-        </w:tabs>
-        <w:jc w:val="both"/>
-        <w:rPr>
-          <w:rFonts w:ascii="Times New Roman" w:eastAsiaTheme="minorEastAsia" w:hAnsi="Times New Roman" w:cs="Times New Roman"/>
-          <w:noProof/>
-          <w:sz w:val="28"/>
-          <w:szCs w:val="28"/>
-          <w:lang w:eastAsia="ru-RU"/>
-        </w:rPr>
-      </w:pPr>
-      <w:hyperlink w:anchor="_Toc230957006" w:history="1">
-        <w:r>
-          <w:rPr>
-            <w:rStyle w:val="a4"/>
-            <w:rFonts w:ascii="Times New Roman" w:hAnsi="Times New Roman" w:cs="Times New Roman"/>
-            <w:noProof/>
-            <w:sz w:val="28"/>
-            <w:szCs w:val="28"/>
-          </w:rPr>
-          <w:t>4.2. Программирование модуля</w:t>
-        </w:r>
-        <w:r>
-          <w:rPr>
-            <w:rFonts w:ascii="Times New Roman" w:hAnsi="Times New Roman" w:cs="Times New Roman"/>
-            <w:noProof/>
-            <w:webHidden/>
-            <w:sz w:val="28"/>
-            <w:szCs w:val="28"/>
-          </w:rPr>
-          <w:tab/>
-        </w:r>
-        <w:r>
-          <w:rPr>
-            <w:rFonts w:ascii="Times New Roman" w:hAnsi="Times New Roman" w:cs="Times New Roman"/>
-            <w:noProof/>
-            <w:webHidden/>
-            <w:sz w:val="28"/>
-            <w:szCs w:val="28"/>
-          </w:rPr>
-          <w:fldChar w:fldCharType="begin"/>
-        </w:r>
-        <w:r>
-          <w:rPr>
-            <w:rFonts w:ascii="Times New Roman" w:hAnsi="Times New Roman" w:cs="Times New Roman"/>
-            <w:noProof/>
-            <w:webHidden/>
-            <w:sz w:val="28"/>
-            <w:szCs w:val="28"/>
-          </w:rPr>
-          <w:instrText xml:space="preserve"> PAGEREF _Toc230957006 \h </w:instrText>
-        </w:r>
-        <w:r>
-          <w:rPr>
-            <w:rFonts w:ascii="Times New Roman" w:hAnsi="Times New Roman" w:cs="Times New Roman"/>
-            <w:noProof/>
-            <w:webHidden/>
-            <w:sz w:val="28"/>
-            <w:szCs w:val="28"/>
-          </w:rPr>
-        </w:r>
-        <w:r>
-          <w:rPr>
-            <w:rFonts w:ascii="Times New Roman" w:hAnsi="Times New Roman" w:cs="Times New Roman"/>
-            <w:noProof/>
-            <w:webHidden/>
-            <w:sz w:val="28"/>
-            <w:szCs w:val="28"/>
-          </w:rPr>
-          <w:fldChar w:fldCharType="separate"/>
-        </w:r>
-        <w:r>
-          <w:rPr>
-            <w:rFonts w:ascii="Times New Roman" w:hAnsi="Times New Roman" w:cs="Times New Roman"/>
-            <w:noProof/>
-            <w:webHidden/>
-            <w:sz w:val="28"/>
-            <w:szCs w:val="28"/>
-          </w:rPr>
-          <w:t>17</w:t>
-        </w:r>
-        <w:r>
-          <w:rPr>
-            <w:rFonts w:ascii="Times New Roman" w:hAnsi="Times New Roman" w:cs="Times New Roman"/>
-            <w:noProof/>
-            <w:webHidden/>
-            <w:sz w:val="28"/>
-            <w:szCs w:val="28"/>
-          </w:rPr>
-          <w:fldChar w:fldCharType="end"/>
-        </w:r>
-      </w:hyperlink>
-    </w:p>
-    <w:p>
-      <w:pPr>
-        <w:pStyle w:val="11"/>
-        <w:tabs>
-          <w:tab w:val="right" w:leader="dot" w:pos="9345"/>
-        </w:tabs>
-        <w:jc w:val="both"/>
-        <w:rPr>
-          <w:rFonts w:ascii="Times New Roman" w:eastAsiaTheme="minorEastAsia" w:hAnsi="Times New Roman" w:cs="Times New Roman"/>
-          <w:noProof/>
-          <w:sz w:val="28"/>
-          <w:szCs w:val="28"/>
-          <w:lang w:eastAsia="ru-RU"/>
-        </w:rPr>
-      </w:pPr>
-      <w:hyperlink w:anchor="_Toc230957007" w:history="1">
+      <w:hyperlink w:anchor="_Toc231205691" w:history="1">
         <w:r>
           <w:rPr>
             <w:rStyle w:val="a4"/>
@@ -1710,7 +1729,203 @@
             <w:sz w:val="28"/>
             <w:szCs w:val="28"/>
           </w:rPr>
-          <w:instrText xml:space="preserve"> PAGEREF _Toc230957007 \h </w:instrText>
+          <w:instrText xml:space="preserve"> PAGEREF _Toc231205691 \h </w:instrText>
+        </w:r>
+        <w:r>
+          <w:rPr>
+            <w:rFonts w:ascii="Times New Roman" w:hAnsi="Times New Roman" w:cs="Times New Roman"/>
+            <w:noProof/>
+            <w:webHidden/>
+            <w:sz w:val="28"/>
+            <w:szCs w:val="28"/>
+          </w:rPr>
+        </w:r>
+        <w:r>
+          <w:rPr>
+            <w:rFonts w:ascii="Times New Roman" w:hAnsi="Times New Roman" w:cs="Times New Roman"/>
+            <w:noProof/>
+            <w:webHidden/>
+            <w:sz w:val="28"/>
+            <w:szCs w:val="28"/>
+          </w:rPr>
+          <w:fldChar w:fldCharType="separate"/>
+        </w:r>
+        <w:r>
+          <w:rPr>
+            <w:rFonts w:ascii="Times New Roman" w:hAnsi="Times New Roman" w:cs="Times New Roman"/>
+            <w:noProof/>
+            <w:webHidden/>
+            <w:sz w:val="28"/>
+            <w:szCs w:val="28"/>
+          </w:rPr>
+          <w:t>18</w:t>
+        </w:r>
+        <w:r>
+          <w:rPr>
+            <w:rFonts w:ascii="Times New Roman" w:hAnsi="Times New Roman" w:cs="Times New Roman"/>
+            <w:noProof/>
+            <w:webHidden/>
+            <w:sz w:val="28"/>
+            <w:szCs w:val="28"/>
+          </w:rPr>
+          <w:fldChar w:fldCharType="end"/>
+        </w:r>
+      </w:hyperlink>
+    </w:p>
+    <w:p>
+      <w:pPr>
+        <w:pStyle w:val="11"/>
+        <w:tabs>
+          <w:tab w:val="right" w:leader="dot" w:pos="9345"/>
+        </w:tabs>
+        <w:spacing w:after="0" w:line="360" w:lineRule="auto"/>
+        <w:jc w:val="both"/>
+        <w:rPr>
+          <w:rFonts w:ascii="Times New Roman" w:eastAsiaTheme="minorEastAsia" w:hAnsi="Times New Roman" w:cs="Times New Roman"/>
+          <w:noProof/>
+          <w:sz w:val="28"/>
+          <w:szCs w:val="28"/>
+          <w:lang w:eastAsia="ru-RU"/>
+        </w:rPr>
+      </w:pPr>
+      <w:hyperlink w:anchor="_Toc231205692" w:history="1">
+        <w:r>
+          <w:rPr>
+            <w:rStyle w:val="a4"/>
+            <w:rFonts w:ascii="Times New Roman" w:hAnsi="Times New Roman" w:cs="Times New Roman"/>
+            <w:noProof/>
+            <w:sz w:val="28"/>
+            <w:szCs w:val="28"/>
+          </w:rPr>
+          <w:t>4.4. Отладка модуля</w:t>
+        </w:r>
+        <w:r>
+          <w:rPr>
+            <w:rFonts w:ascii="Times New Roman" w:hAnsi="Times New Roman" w:cs="Times New Roman"/>
+            <w:noProof/>
+            <w:webHidden/>
+            <w:sz w:val="28"/>
+            <w:szCs w:val="28"/>
+          </w:rPr>
+          <w:tab/>
+        </w:r>
+        <w:r>
+          <w:rPr>
+            <w:rFonts w:ascii="Times New Roman" w:hAnsi="Times New Roman" w:cs="Times New Roman"/>
+            <w:noProof/>
+            <w:webHidden/>
+            <w:sz w:val="28"/>
+            <w:szCs w:val="28"/>
+          </w:rPr>
+          <w:fldChar w:fldCharType="begin"/>
+        </w:r>
+        <w:r>
+          <w:rPr>
+            <w:rFonts w:ascii="Times New Roman" w:hAnsi="Times New Roman" w:cs="Times New Roman"/>
+            <w:noProof/>
+            <w:webHidden/>
+            <w:sz w:val="28"/>
+            <w:szCs w:val="28"/>
+          </w:rPr>
+          <w:instrText xml:space="preserve"> PAGEREF _Toc231205692 \h </w:instrText>
+        </w:r>
+        <w:r>
+          <w:rPr>
+            <w:rFonts w:ascii="Times New Roman" w:hAnsi="Times New Roman" w:cs="Times New Roman"/>
+            <w:noProof/>
+            <w:webHidden/>
+            <w:sz w:val="28"/>
+            <w:szCs w:val="28"/>
+          </w:rPr>
+        </w:r>
+        <w:r>
+          <w:rPr>
+            <w:rFonts w:ascii="Times New Roman" w:hAnsi="Times New Roman" w:cs="Times New Roman"/>
+            <w:noProof/>
+            <w:webHidden/>
+            <w:sz w:val="28"/>
+            <w:szCs w:val="28"/>
+          </w:rPr>
+          <w:fldChar w:fldCharType="separate"/>
+        </w:r>
+        <w:r>
+          <w:rPr>
+            <w:rFonts w:ascii="Times New Roman" w:hAnsi="Times New Roman" w:cs="Times New Roman"/>
+            <w:noProof/>
+            <w:webHidden/>
+            <w:sz w:val="28"/>
+            <w:szCs w:val="28"/>
+          </w:rPr>
+          <w:t>18</w:t>
+        </w:r>
+        <w:r>
+          <w:rPr>
+            <w:rFonts w:ascii="Times New Roman" w:hAnsi="Times New Roman" w:cs="Times New Roman"/>
+            <w:noProof/>
+            <w:webHidden/>
+            <w:sz w:val="28"/>
+            <w:szCs w:val="28"/>
+          </w:rPr>
+          <w:fldChar w:fldCharType="end"/>
+        </w:r>
+      </w:hyperlink>
+    </w:p>
+    <w:p>
+      <w:pPr>
+        <w:pStyle w:val="11"/>
+        <w:tabs>
+          <w:tab w:val="right" w:leader="dot" w:pos="9345"/>
+        </w:tabs>
+        <w:spacing w:after="0" w:line="360" w:lineRule="auto"/>
+        <w:jc w:val="both"/>
+        <w:rPr>
+          <w:rFonts w:ascii="Times New Roman" w:eastAsiaTheme="minorEastAsia" w:hAnsi="Times New Roman" w:cs="Times New Roman"/>
+          <w:noProof/>
+          <w:sz w:val="28"/>
+          <w:szCs w:val="28"/>
+          <w:lang w:eastAsia="ru-RU"/>
+        </w:rPr>
+      </w:pPr>
+      <w:hyperlink w:anchor="_Toc231205693" w:history="1">
+        <w:r>
+          <w:rPr>
+            <w:rStyle w:val="a4"/>
+            <w:rFonts w:ascii="Times New Roman" w:hAnsi="Times New Roman" w:cs="Times New Roman"/>
+            <w:noProof/>
+            <w:sz w:val="28"/>
+            <w:szCs w:val="28"/>
+          </w:rPr>
+          <w:t>5. ТЕСТИРОВАНИЕ ПРОГРАММНОГО МОДУЛЯ</w:t>
+        </w:r>
+        <w:r>
+          <w:rPr>
+            <w:rFonts w:ascii="Times New Roman" w:hAnsi="Times New Roman" w:cs="Times New Roman"/>
+            <w:noProof/>
+            <w:webHidden/>
+            <w:sz w:val="28"/>
+            <w:szCs w:val="28"/>
+          </w:rPr>
+          <w:tab/>
+        </w:r>
+        <w:r>
+          <w:rPr>
+            <w:rFonts w:ascii="Times New Roman" w:hAnsi="Times New Roman" w:cs="Times New Roman"/>
+            <w:noProof/>
+            <w:webHidden/>
+            <w:sz w:val="28"/>
+            <w:szCs w:val="28"/>
+          </w:rPr>
+          <w:fldChar w:fldCharType="begin"/>
+        </w:r>
+        <w:r>
+          <w:rPr>
+            <w:rFonts w:ascii="Times New Roman" w:hAnsi="Times New Roman" w:cs="Times New Roman"/>
+            <w:noProof/>
+            <w:webHidden/>
+            <w:sz w:val="28"/>
+            <w:szCs w:val="28"/>
+          </w:rPr>
+          <w:instrText xml:space="preserve"> PAGEREF _Toc231205693 \h </w:instrText>
         </w:r>
         <w:r>
           <w:rPr>
@@ -1759,6 +1974,7 @@
         <w:tabs>
           <w:tab w:val="right" w:leader="dot" w:pos="9345"/>
         </w:tabs>
+        <w:spacing w:after="0" w:line="360" w:lineRule="auto"/>
         <w:jc w:val="both"/>
         <w:rPr>
           <w:rFonts w:ascii="Times New Roman" w:eastAsiaTheme="minorEastAsia" w:hAnsi="Times New Roman" w:cs="Times New Roman"/>
@@ -1768,7 +1984,7 @@
           <w:lang w:eastAsia="ru-RU"/>
         </w:rPr>
       </w:pPr>
-      <w:hyperlink w:anchor="_Toc230957008" w:history="1">
+      <w:hyperlink w:anchor="_Toc231205694" w:history="1">
         <w:r>
           <w:rPr>
             <w:rStyle w:val="a4"/>
@@ -1777,7 +1993,7 @@
             <w:sz w:val="28"/>
             <w:szCs w:val="28"/>
           </w:rPr>
-          <w:t>4.4. Отладка модуля</w:t>
+          <w:t>5.1. Разработка тестовых сценариев</w:t>
         </w:r>
         <w:r>
           <w:rPr>
@@ -1807,7 +2023,7 @@
             <w:sz w:val="28"/>
             <w:szCs w:val="28"/>
           </w:rPr>
-          <w:instrText xml:space="preserve"> PAGEREF _Toc230957008 \h </w:instrText>
+          <w:instrText xml:space="preserve"> PAGEREF _Toc231205694 \h </w:instrText>
         </w:r>
         <w:r>
           <w:rPr>
@@ -1856,6 +2072,7 @@
         <w:tabs>
           <w:tab w:val="right" w:leader="dot" w:pos="9345"/>
         </w:tabs>
+        <w:spacing w:after="0" w:line="360" w:lineRule="auto"/>
         <w:jc w:val="both"/>
         <w:rPr>
           <w:rFonts w:ascii="Times New Roman" w:eastAsiaTheme="minorEastAsia" w:hAnsi="Times New Roman" w:cs="Times New Roman"/>
@@ -1865,7 +2082,7 @@
           <w:lang w:eastAsia="ru-RU"/>
         </w:rPr>
       </w:pPr>
-      <w:hyperlink w:anchor="_Toc230957009" w:history="1">
+      <w:hyperlink w:anchor="_Toc231205695" w:history="1">
         <w:r>
           <w:rPr>
             <w:rStyle w:val="a4"/>
@@ -1874,7 +2091,7 @@
             <w:sz w:val="28"/>
             <w:szCs w:val="28"/>
           </w:rPr>
-          <w:t>5. ТЕСТИРОВАНИЕ ПРОГРАММНОГО МОДУЛЯ</w:t>
+          <w:t>5.2. Модульное тестирование</w:t>
         </w:r>
         <w:r>
           <w:rPr>
@@ -1904,7 +2121,105 @@
             <w:sz w:val="28"/>
             <w:szCs w:val="28"/>
           </w:rPr>
-          <w:instrText xml:space="preserve"> PAGEREF _Toc230957009 \h </w:instrText>
+          <w:instrText xml:space="preserve"> PAGEREF _Toc231205695 \h </w:instrText>
+        </w:r>
+        <w:r>
+          <w:rPr>
+            <w:rFonts w:ascii="Times New Roman" w:hAnsi="Times New Roman" w:cs="Times New Roman"/>
+            <w:noProof/>
+            <w:webHidden/>
+            <w:sz w:val="28"/>
+            <w:szCs w:val="28"/>
+          </w:rPr>
+        </w:r>
+        <w:r>
+          <w:rPr>
+            <w:rFonts w:ascii="Times New Roman" w:hAnsi="Times New Roman" w:cs="Times New Roman"/>
+            <w:noProof/>
+            <w:webHidden/>
+            <w:sz w:val="28"/>
+            <w:szCs w:val="28"/>
+          </w:rPr>
+          <w:fldChar w:fldCharType="separate"/>
+        </w:r>
+        <w:r>
+          <w:rPr>
+            <w:rFonts w:ascii="Times New Roman" w:hAnsi="Times New Roman" w:cs="Times New Roman"/>
+            <w:noProof/>
+            <w:webHidden/>
+            <w:sz w:val="28"/>
+            <w:szCs w:val="28"/>
+          </w:rPr>
+          <w:t>19</w:t>
+        </w:r>
+        <w:r>
+          <w:rPr>
+            <w:rFonts w:ascii="Times New Roman" w:hAnsi="Times New Roman" w:cs="Times New Roman"/>
+            <w:noProof/>
+            <w:webHidden/>
+            <w:sz w:val="28"/>
+            <w:szCs w:val="28"/>
+          </w:rPr>
+          <w:fldChar w:fldCharType="end"/>
+        </w:r>
+      </w:hyperlink>
+    </w:p>
+    <w:p>
+      <w:pPr>
+        <w:pStyle w:val="11"/>
+        <w:tabs>
+          <w:tab w:val="right" w:leader="dot" w:pos="9345"/>
+        </w:tabs>
+        <w:spacing w:after="0" w:line="360" w:lineRule="auto"/>
+        <w:jc w:val="both"/>
+        <w:rPr>
+          <w:rFonts w:ascii="Times New Roman" w:eastAsiaTheme="minorEastAsia" w:hAnsi="Times New Roman" w:cs="Times New Roman"/>
+          <w:noProof/>
+          <w:sz w:val="28"/>
+          <w:szCs w:val="28"/>
+          <w:lang w:eastAsia="ru-RU"/>
+        </w:rPr>
+      </w:pPr>
+      <w:hyperlink w:anchor="_Toc231205696" w:history="1">
+        <w:r>
+          <w:rPr>
+            <w:rStyle w:val="a4"/>
+            <w:rFonts w:ascii="Times New Roman" w:hAnsi="Times New Roman" w:cs="Times New Roman"/>
+            <w:noProof/>
+            <w:sz w:val="28"/>
+            <w:szCs w:val="28"/>
+          </w:rPr>
+          <w:t>5.3. Тестирование производительности</w:t>
+        </w:r>
+        <w:r>
+          <w:rPr>
+            <w:rFonts w:ascii="Times New Roman" w:hAnsi="Times New Roman" w:cs="Times New Roman"/>
+            <w:noProof/>
+            <w:webHidden/>
+            <w:sz w:val="28"/>
+            <w:szCs w:val="28"/>
+          </w:rPr>
+          <w:tab/>
+        </w:r>
+        <w:r>
+          <w:rPr>
+            <w:rFonts w:ascii="Times New Roman" w:hAnsi="Times New Roman" w:cs="Times New Roman"/>
+            <w:noProof/>
+            <w:webHidden/>
+            <w:sz w:val="28"/>
+            <w:szCs w:val="28"/>
+          </w:rPr>
+          <w:fldChar w:fldCharType="begin"/>
+        </w:r>
+        <w:r>
+          <w:rPr>
+            <w:rFonts w:ascii="Times New Roman" w:hAnsi="Times New Roman" w:cs="Times New Roman"/>
+            <w:noProof/>
+            <w:webHidden/>
+            <w:sz w:val="28"/>
+            <w:szCs w:val="28"/>
+          </w:rPr>
+          <w:instrText xml:space="preserve"> PAGEREF _Toc231205696 \h </w:instrText>
         </w:r>
         <w:r>
           <w:rPr>
@@ -1953,6 +2268,7 @@
         <w:tabs>
           <w:tab w:val="right" w:leader="dot" w:pos="9345"/>
         </w:tabs>
+        <w:spacing w:after="0" w:line="360" w:lineRule="auto"/>
         <w:jc w:val="both"/>
         <w:rPr>
           <w:rFonts w:ascii="Times New Roman" w:eastAsiaTheme="minorEastAsia" w:hAnsi="Times New Roman" w:cs="Times New Roman"/>
@@ -1962,7 +2278,7 @@
           <w:lang w:eastAsia="ru-RU"/>
         </w:rPr>
       </w:pPr>
-      <w:hyperlink w:anchor="_Toc230957010" w:history="1">
+      <w:hyperlink w:anchor="_Toc231205697" w:history="1">
         <w:r>
           <w:rPr>
             <w:rStyle w:val="a4"/>
@@ -1971,7 +2287,7 @@
             <w:sz w:val="28"/>
             <w:szCs w:val="28"/>
           </w:rPr>
-          <w:t>5.1. Разработка тестовых сценариев</w:t>
+          <w:t>5.4. Загрузка программного модуля в репозиторий</w:t>
         </w:r>
         <w:r>
           <w:rPr>
@@ -2001,7 +2317,7 @@
             <w:sz w:val="28"/>
             <w:szCs w:val="28"/>
           </w:rPr>
-          <w:instrText xml:space="preserve"> PAGEREF _Toc230957010 \h </w:instrText>
+          <w:instrText xml:space="preserve"> PAGEREF _Toc231205697 \h </w:instrText>
         </w:r>
         <w:r>
           <w:rPr>
@@ -2050,6 +2366,7 @@
         <w:tabs>
           <w:tab w:val="right" w:leader="dot" w:pos="9345"/>
         </w:tabs>
+        <w:spacing w:after="0" w:line="360" w:lineRule="auto"/>
         <w:jc w:val="both"/>
         <w:rPr>
           <w:rFonts w:ascii="Times New Roman" w:eastAsiaTheme="minorEastAsia" w:hAnsi="Times New Roman" w:cs="Times New Roman"/>
@@ -2059,7 +2376,7 @@
           <w:lang w:eastAsia="ru-RU"/>
         </w:rPr>
       </w:pPr>
-      <w:hyperlink w:anchor="_Toc230957011" w:history="1">
+      <w:hyperlink w:anchor="_Toc231205698" w:history="1">
         <w:r>
           <w:rPr>
             <w:rStyle w:val="a4"/>
@@ -2068,7 +2385,7 @@
             <w:sz w:val="28"/>
             <w:szCs w:val="28"/>
           </w:rPr>
-          <w:t>5.2. Модульное тестирование</w:t>
+          <w:t>ЗАКЛЮЧЕНИЕ</w:t>
         </w:r>
         <w:r>
           <w:rPr>
@@ -2098,104 +2415,7 @@
             <w:sz w:val="28"/>
             <w:szCs w:val="28"/>
           </w:rPr>
-          <w:instrText xml:space="preserve"> PAGEREF _Toc230957011 \h </w:instrText>
-        </w:r>
-        <w:r>
-          <w:rPr>
-            <w:rFonts w:ascii="Times New Roman" w:hAnsi="Times New Roman" w:cs="Times New Roman"/>
-            <w:noProof/>
-            <w:webHidden/>
-            <w:sz w:val="28"/>
-            <w:szCs w:val="28"/>
-          </w:rPr>
-        </w:r>
-        <w:r>
-          <w:rPr>
-            <w:rFonts w:ascii="Times New Roman" w:hAnsi="Times New Roman" w:cs="Times New Roman"/>
-            <w:noProof/>
-            <w:webHidden/>
-            <w:sz w:val="28"/>
-            <w:szCs w:val="28"/>
-          </w:rPr>
-          <w:fldChar w:fldCharType="separate"/>
-        </w:r>
-        <w:r>
-          <w:rPr>
-            <w:rFonts w:ascii="Times New Roman" w:hAnsi="Times New Roman" w:cs="Times New Roman"/>
-            <w:noProof/>
-            <w:webHidden/>
-            <w:sz w:val="28"/>
-            <w:szCs w:val="28"/>
-          </w:rPr>
-          <w:t>20</w:t>
-        </w:r>
-        <w:r>
-          <w:rPr>
-            <w:rFonts w:ascii="Times New Roman" w:hAnsi="Times New Roman" w:cs="Times New Roman"/>
-            <w:noProof/>
-            <w:webHidden/>
-            <w:sz w:val="28"/>
-            <w:szCs w:val="28"/>
-          </w:rPr>
-          <w:fldChar w:fldCharType="end"/>
-        </w:r>
-      </w:hyperlink>
-    </w:p>
-    <w:p>
-      <w:pPr>
-        <w:pStyle w:val="11"/>
-        <w:tabs>
-          <w:tab w:val="right" w:leader="dot" w:pos="9345"/>
-        </w:tabs>
-        <w:jc w:val="both"/>
-        <w:rPr>
-          <w:rFonts w:ascii="Times New Roman" w:eastAsiaTheme="minorEastAsia" w:hAnsi="Times New Roman" w:cs="Times New Roman"/>
-          <w:noProof/>
-          <w:sz w:val="28"/>
-          <w:szCs w:val="28"/>
-          <w:lang w:eastAsia="ru-RU"/>
-        </w:rPr>
-      </w:pPr>
-      <w:hyperlink w:anchor="_Toc230957012" w:history="1">
-        <w:r>
-          <w:rPr>
-            <w:rStyle w:val="a4"/>
-            <w:rFonts w:ascii="Times New Roman" w:hAnsi="Times New Roman" w:cs="Times New Roman"/>
-            <w:noProof/>
-            <w:sz w:val="28"/>
-            <w:szCs w:val="28"/>
-          </w:rPr>
-          <w:t>5.3. Тестирование производительности</w:t>
-        </w:r>
-        <w:r>
-          <w:rPr>
-            <w:rFonts w:ascii="Times New Roman" w:hAnsi="Times New Roman" w:cs="Times New Roman"/>
-            <w:noProof/>
-            <w:webHidden/>
-            <w:sz w:val="28"/>
-            <w:szCs w:val="28"/>
-          </w:rPr>
-          <w:tab/>
-        </w:r>
-        <w:r>
-          <w:rPr>
-            <w:rFonts w:ascii="Times New Roman" w:hAnsi="Times New Roman" w:cs="Times New Roman"/>
-            <w:noProof/>
-            <w:webHidden/>
-            <w:sz w:val="28"/>
-            <w:szCs w:val="28"/>
-          </w:rPr>
-          <w:fldChar w:fldCharType="begin"/>
-        </w:r>
-        <w:r>
-          <w:rPr>
-            <w:rFonts w:ascii="Times New Roman" w:hAnsi="Times New Roman" w:cs="Times New Roman"/>
-            <w:noProof/>
-            <w:webHidden/>
-            <w:sz w:val="28"/>
-            <w:szCs w:val="28"/>
-          </w:rPr>
-          <w:instrText xml:space="preserve"> PAGEREF _Toc230957012 \h </w:instrText>
+          <w:instrText xml:space="preserve"> PAGEREF _Toc231205698 \h </w:instrText>
         </w:r>
         <w:r>
           <w:rPr>
@@ -2244,6 +2464,7 @@
         <w:tabs>
           <w:tab w:val="right" w:leader="dot" w:pos="9345"/>
         </w:tabs>
+        <w:spacing w:after="0" w:line="360" w:lineRule="auto"/>
         <w:jc w:val="both"/>
         <w:rPr>
           <w:rFonts w:ascii="Times New Roman" w:eastAsiaTheme="minorEastAsia" w:hAnsi="Times New Roman" w:cs="Times New Roman"/>
@@ -2253,7 +2474,7 @@
           <w:lang w:eastAsia="ru-RU"/>
         </w:rPr>
       </w:pPr>
-      <w:hyperlink w:anchor="_Toc230957013" w:history="1">
+      <w:hyperlink w:anchor="_Toc231205699" w:history="1">
         <w:r>
           <w:rPr>
             <w:rStyle w:val="a4"/>
@@ -2262,7 +2483,7 @@
             <w:sz w:val="28"/>
             <w:szCs w:val="28"/>
           </w:rPr>
-          <w:t>5.4. Загрузка программного модуля в репозиторий</w:t>
+          <w:t>СПИСОК ИСПОЛЬЗОВАННЫХ ИСТОЧНИКОВ</w:t>
         </w:r>
         <w:r>
           <w:rPr>
@@ -2292,104 +2513,7 @@
             <w:sz w:val="28"/>
             <w:szCs w:val="28"/>
           </w:rPr>
-          <w:instrText xml:space="preserve"> PAGEREF _Toc230957013 \h </w:instrText>
-        </w:r>
-        <w:r>
-          <w:rPr>
-            <w:rFonts w:ascii="Times New Roman" w:hAnsi="Times New Roman" w:cs="Times New Roman"/>
-            <w:noProof/>
-            <w:webHidden/>
-            <w:sz w:val="28"/>
-            <w:szCs w:val="28"/>
-          </w:rPr>
-        </w:r>
-        <w:r>
-          <w:rPr>
-            <w:rFonts w:ascii="Times New Roman" w:hAnsi="Times New Roman" w:cs="Times New Roman"/>
-            <w:noProof/>
-            <w:webHidden/>
-            <w:sz w:val="28"/>
-            <w:szCs w:val="28"/>
-          </w:rPr>
-          <w:fldChar w:fldCharType="separate"/>
-        </w:r>
-        <w:r>
-          <w:rPr>
-            <w:rFonts w:ascii="Times New Roman" w:hAnsi="Times New Roman" w:cs="Times New Roman"/>
-            <w:noProof/>
-            <w:webHidden/>
-            <w:sz w:val="28"/>
-            <w:szCs w:val="28"/>
-          </w:rPr>
-          <w:t>21</w:t>
-        </w:r>
-        <w:r>
-          <w:rPr>
-            <w:rFonts w:ascii="Times New Roman" w:hAnsi="Times New Roman" w:cs="Times New Roman"/>
-            <w:noProof/>
-            <w:webHidden/>
-            <w:sz w:val="28"/>
-            <w:szCs w:val="28"/>
-          </w:rPr>
-          <w:fldChar w:fldCharType="end"/>
-        </w:r>
-      </w:hyperlink>
-    </w:p>
-    <w:p>
-      <w:pPr>
-        <w:pStyle w:val="11"/>
-        <w:tabs>
-          <w:tab w:val="right" w:leader="dot" w:pos="9345"/>
-        </w:tabs>
-        <w:jc w:val="both"/>
-        <w:rPr>
-          <w:rFonts w:ascii="Times New Roman" w:eastAsiaTheme="minorEastAsia" w:hAnsi="Times New Roman" w:cs="Times New Roman"/>
-          <w:noProof/>
-          <w:sz w:val="28"/>
-          <w:szCs w:val="28"/>
-          <w:lang w:eastAsia="ru-RU"/>
-        </w:rPr>
-      </w:pPr>
-      <w:hyperlink w:anchor="_Toc230957014" w:history="1">
-        <w:r>
-          <w:rPr>
-            <w:rStyle w:val="a4"/>
-            <w:rFonts w:ascii="Times New Roman" w:hAnsi="Times New Roman" w:cs="Times New Roman"/>
-            <w:noProof/>
-            <w:sz w:val="28"/>
-            <w:szCs w:val="28"/>
-          </w:rPr>
-          <w:t>ЗАКЛЮЧЕНИЕ</w:t>
-        </w:r>
-        <w:r>
-          <w:rPr>
-            <w:rFonts w:ascii="Times New Roman" w:hAnsi="Times New Roman" w:cs="Times New Roman"/>
-            <w:noProof/>
-            <w:webHidden/>
-            <w:sz w:val="28"/>
-            <w:szCs w:val="28"/>
-          </w:rPr>
-          <w:tab/>
-        </w:r>
-        <w:r>
-          <w:rPr>
-            <w:rFonts w:ascii="Times New Roman" w:hAnsi="Times New Roman" w:cs="Times New Roman"/>
-            <w:noProof/>
-            <w:webHidden/>
-            <w:sz w:val="28"/>
-            <w:szCs w:val="28"/>
-          </w:rPr>
-          <w:fldChar w:fldCharType="begin"/>
-        </w:r>
-        <w:r>
-          <w:rPr>
-            <w:rFonts w:ascii="Times New Roman" w:hAnsi="Times New Roman" w:cs="Times New Roman"/>
-            <w:noProof/>
-            <w:webHidden/>
-            <w:sz w:val="28"/>
-            <w:szCs w:val="28"/>
-          </w:rPr>
-          <w:instrText xml:space="preserve"> PAGEREF _Toc230957014 \h </w:instrText>
+          <w:instrText xml:space="preserve"> PAGEREF _Toc231205699 \h </w:instrText>
         </w:r>
         <w:r>
           <w:rPr>
@@ -2434,103 +2558,7 @@
     </w:p>
     <w:p>
       <w:pPr>
-        <w:pStyle w:val="11"/>
-        <w:tabs>
-          <w:tab w:val="right" w:leader="dot" w:pos="9345"/>
-        </w:tabs>
-        <w:jc w:val="both"/>
-        <w:rPr>
-          <w:rFonts w:ascii="Times New Roman" w:eastAsiaTheme="minorEastAsia" w:hAnsi="Times New Roman" w:cs="Times New Roman"/>
-          <w:noProof/>
-          <w:sz w:val="28"/>
-          <w:szCs w:val="28"/>
-          <w:lang w:eastAsia="ru-RU"/>
-        </w:rPr>
-      </w:pPr>
-      <w:hyperlink w:anchor="_Toc230957015" w:history="1">
-        <w:r>
-          <w:rPr>
-            <w:rStyle w:val="a4"/>
-            <w:rFonts w:ascii="Times New Roman" w:hAnsi="Times New Roman" w:cs="Times New Roman"/>
-            <w:noProof/>
-            <w:sz w:val="28"/>
-            <w:szCs w:val="28"/>
-          </w:rPr>
-          <w:t>СПИСОК ИСПОЛЬЗОВАННЫХ ИСТОЧНИКОВ</w:t>
-        </w:r>
-        <w:r>
-          <w:rPr>
-            <w:rFonts w:ascii="Times New Roman" w:hAnsi="Times New Roman" w:cs="Times New Roman"/>
-            <w:noProof/>
-            <w:webHidden/>
-            <w:sz w:val="28"/>
-            <w:szCs w:val="28"/>
-          </w:rPr>
-          <w:tab/>
-        </w:r>
-        <w:r>
-          <w:rPr>
-            <w:rFonts w:ascii="Times New Roman" w:hAnsi="Times New Roman" w:cs="Times New Roman"/>
-            <w:noProof/>
-            <w:webHidden/>
-            <w:sz w:val="28"/>
-            <w:szCs w:val="28"/>
-          </w:rPr>
-          <w:fldChar w:fldCharType="begin"/>
-        </w:r>
-        <w:r>
-          <w:rPr>
-            <w:rFonts w:ascii="Times New Roman" w:hAnsi="Times New Roman" w:cs="Times New Roman"/>
-            <w:noProof/>
-            <w:webHidden/>
-            <w:sz w:val="28"/>
-            <w:szCs w:val="28"/>
-          </w:rPr>
-          <w:instrText xml:space="preserve"> PAGEREF _Toc230957015 \h </w:instrText>
-        </w:r>
-        <w:r>
-          <w:rPr>
-            <w:rFonts w:ascii="Times New Roman" w:hAnsi="Times New Roman" w:cs="Times New Roman"/>
-            <w:noProof/>
-            <w:webHidden/>
-            <w:sz w:val="28"/>
-            <w:szCs w:val="28"/>
-          </w:rPr>
-        </w:r>
-        <w:r>
-          <w:rPr>
-            <w:rFonts w:ascii="Times New Roman" w:hAnsi="Times New Roman" w:cs="Times New Roman"/>
-            <w:noProof/>
-            <w:webHidden/>
-            <w:sz w:val="28"/>
-            <w:szCs w:val="28"/>
-          </w:rPr>
-          <w:fldChar w:fldCharType="separate"/>
-        </w:r>
-        <w:r>
-          <w:rPr>
-            <w:rFonts w:ascii="Times New Roman" w:hAnsi="Times New Roman" w:cs="Times New Roman"/>
-            <w:noProof/>
-            <w:webHidden/>
-            <w:sz w:val="28"/>
-            <w:szCs w:val="28"/>
-          </w:rPr>
-          <w:t>23</w:t>
-        </w:r>
-        <w:r>
-          <w:rPr>
-            <w:rFonts w:ascii="Times New Roman" w:hAnsi="Times New Roman" w:cs="Times New Roman"/>
-            <w:noProof/>
-            <w:webHidden/>
-            <w:sz w:val="28"/>
-            <w:szCs w:val="28"/>
-          </w:rPr>
-          <w:fldChar w:fldCharType="end"/>
-        </w:r>
-      </w:hyperlink>
-    </w:p>
-    <w:p>
-      <w:pPr>
+        <w:spacing w:after="0" w:line="360" w:lineRule="auto"/>
         <w:rPr>
           <w:rFonts w:ascii="Times New Roman" w:eastAsia="Times New Roman" w:hAnsi="Times New Roman" w:cs="Times New Roman"/>
           <w:b/>
@@ -2552,6 +2580,7 @@
     </w:p>
     <w:p>
       <w:pPr>
+        <w:spacing w:after="0" w:line="360" w:lineRule="auto"/>
         <w:rPr>
           <w:rFonts w:ascii="Times New Roman" w:eastAsia="Times New Roman" w:hAnsi="Times New Roman" w:cs="Times New Roman"/>
           <w:b/>
@@ -2562,9 +2591,11 @@
           <w:lang w:eastAsia="ru-RU"/>
         </w:rPr>
       </w:pPr>
-      <w:bookmarkStart w:id="0" w:name="_GoBack"/>
-      <w:bookmarkEnd w:id="0"/>
-      <w:r>
+      <w:r>
+        <w:rPr>
+          <w:sz w:val="28"/>
+          <w:szCs w:val="28"/>
+        </w:rPr>
         <w:br w:type="page"/>
       </w:r>
     </w:p>
@@ -2572,12 +2603,12 @@
       <w:pPr>
         <w:pStyle w:val="111111111111111"/>
       </w:pPr>
-      <w:bookmarkStart w:id="1" w:name="_Toc230956991"/>
+      <w:bookmarkStart w:id="0" w:name="_Toc231205675"/>
       <w:r>
         <w:lastRenderedPageBreak/>
         <w:t>ВВЕДЕНИЕ</w:t>
       </w:r>
-      <w:bookmarkEnd w:id="1"/>
+      <w:bookmarkEnd w:id="0"/>
     </w:p>
     <w:p>
       <w:pPr>
@@ -2686,6 +2717,8 @@
         <w:rPr>
           <w:rFonts w:ascii="Segoe UI" w:hAnsi="Segoe UI" w:cs="Segoe UI"/>
           <w:color w:val="0F1115"/>
+          <w:sz w:val="28"/>
+          <w:szCs w:val="28"/>
         </w:rPr>
       </w:pPr>
     </w:p>
@@ -2711,11 +2744,10 @@
           <w:szCs w:val="28"/>
           <w:lang w:eastAsia="ru-RU"/>
         </w:rPr>
-        <w:lastRenderedPageBreak/>
         <w:drawing>
           <wp:inline distT="0" distB="0" distL="0" distR="0" wp14:anchorId="71279153" wp14:editId="3AA06BE7">
-            <wp:extent cx="5940425" cy="3858895"/>
-            <wp:effectExtent l="0" t="0" r="3175" b="8255"/>
+            <wp:extent cx="4903075" cy="3185034"/>
+            <wp:effectExtent l="0" t="0" r="0" b="0"/>
             <wp:docPr id="1" name="Рисунок 1"/>
             <wp:cNvGraphicFramePr>
               <a:graphicFrameLocks xmlns:a="http://schemas.openxmlformats.org/drawingml/2006/main" noChangeAspect="1"/>
@@ -2736,7 +2768,7 @@
                   <pic:spPr>
                     <a:xfrm>
                       <a:off x="0" y="0"/>
-                      <a:ext cx="5940425" cy="3858895"/>
+                      <a:ext cx="4914739" cy="3192611"/>
                     </a:xfrm>
                     <a:prstGeom prst="rect">
                       <a:avLst/>
@@ -2798,45 +2830,24 @@
     </w:p>
     <w:p>
       <w:pPr>
-        <w:rPr>
-          <w:rFonts w:ascii="Times New Roman" w:eastAsia="Times New Roman" w:hAnsi="Times New Roman" w:cs="Times New Roman"/>
-          <w:b/>
-          <w:bCs/>
-          <w:color w:val="0F1115"/>
-          <w:sz w:val="28"/>
-          <w:szCs w:val="28"/>
-          <w:lang w:eastAsia="ru-RU"/>
-        </w:rPr>
-      </w:pPr>
-      <w:r>
-        <w:rPr>
-          <w:color w:val="0F1115"/>
-          <w:sz w:val="28"/>
-          <w:szCs w:val="28"/>
-        </w:rPr>
-        <w:br w:type="page"/>
-      </w:r>
-    </w:p>
-    <w:p>
-      <w:pPr>
         <w:pStyle w:val="111111111111111"/>
       </w:pPr>
-      <w:bookmarkStart w:id="2" w:name="_Toc230956992"/>
+      <w:bookmarkStart w:id="1" w:name="_Toc231205676"/>
       <w:r>
         <w:lastRenderedPageBreak/>
         <w:t>1. ТЕХНИКА БЕЗОПАСНОСТИ</w:t>
       </w:r>
+      <w:bookmarkEnd w:id="1"/>
+    </w:p>
+    <w:p>
+      <w:pPr>
+        <w:pStyle w:val="222222222222222222"/>
+      </w:pPr>
+      <w:bookmarkStart w:id="2" w:name="_Toc231205677"/>
+      <w:r>
+        <w:t>1.1. Инструкция по охране труда</w:t>
+      </w:r>
       <w:bookmarkEnd w:id="2"/>
-    </w:p>
-    <w:p>
-      <w:pPr>
-        <w:pStyle w:val="222222222222222222"/>
-      </w:pPr>
-      <w:bookmarkStart w:id="3" w:name="_Toc230956993"/>
-      <w:r>
-        <w:t>1.1. Инструкция по охране труда</w:t>
-      </w:r>
-      <w:bookmarkEnd w:id="3"/>
     </w:p>
     <w:p>
       <w:pPr>
@@ -3215,7 +3226,7 @@
       <w:pPr>
         <w:pStyle w:val="222222222222222222"/>
       </w:pPr>
-      <w:bookmarkStart w:id="4" w:name="_Toc230956994"/>
+      <w:bookmarkStart w:id="3" w:name="_Toc231205678"/>
       <w:r>
         <w:t xml:space="preserve">1.2. Инструкции по технике безопасности и </w:t>
       </w:r>
@@ -3223,7 +3234,7 @@
       <w:r>
         <w:t>пожароопасности</w:t>
       </w:r>
-      <w:bookmarkEnd w:id="4"/>
+      <w:bookmarkEnd w:id="3"/>
       <w:proofErr w:type="spellEnd"/>
     </w:p>
     <w:p>
@@ -3507,11 +3518,11 @@
       <w:pPr>
         <w:pStyle w:val="222222222222222222"/>
       </w:pPr>
-      <w:bookmarkStart w:id="5" w:name="_Toc230956995"/>
+      <w:bookmarkStart w:id="4" w:name="_Toc231205679"/>
       <w:r>
         <w:t>1.3. Меры по обеспечению безопасности при работе с компьютерной техникой</w:t>
       </w:r>
-      <w:bookmarkEnd w:id="5"/>
+      <w:bookmarkEnd w:id="4"/>
     </w:p>
     <w:p>
       <w:pPr>
@@ -4026,6 +4037,7 @@
     </w:p>
     <w:p>
       <w:pPr>
+        <w:spacing w:after="0" w:line="360" w:lineRule="auto"/>
         <w:rPr>
           <w:rFonts w:ascii="Times New Roman" w:eastAsia="Times New Roman" w:hAnsi="Times New Roman" w:cs="Times New Roman"/>
           <w:b/>
@@ -4039,6 +4051,7 @@
     </w:p>
     <w:p>
       <w:pPr>
+        <w:spacing w:after="0" w:line="360" w:lineRule="auto"/>
         <w:rPr>
           <w:rFonts w:ascii="Times New Roman" w:eastAsia="Times New Roman" w:hAnsi="Times New Roman" w:cs="Times New Roman"/>
           <w:b/>
@@ -4066,22 +4079,22 @@
       <w:pPr>
         <w:pStyle w:val="111111111111111"/>
       </w:pPr>
-      <w:bookmarkStart w:id="6" w:name="_Toc230956996"/>
+      <w:bookmarkStart w:id="5" w:name="_Toc231205680"/>
       <w:r>
         <w:lastRenderedPageBreak/>
         <w:t>2. АНАЛИЗ ПРЕДМЕТНОЙ ОБЛАСТИ</w:t>
       </w:r>
+      <w:bookmarkEnd w:id="5"/>
+    </w:p>
+    <w:p>
+      <w:pPr>
+        <w:pStyle w:val="222222222222222222"/>
+      </w:pPr>
+      <w:bookmarkStart w:id="6" w:name="_Toc231205681"/>
+      <w:r>
+        <w:t>2.1. Краткая технико-экономическая характеристика объекта практики</w:t>
+      </w:r>
       <w:bookmarkEnd w:id="6"/>
-    </w:p>
-    <w:p>
-      <w:pPr>
-        <w:pStyle w:val="222222222222222222"/>
-      </w:pPr>
-      <w:bookmarkStart w:id="7" w:name="_Toc230956997"/>
-      <w:r>
-        <w:t>2.1. Краткая технико-экономическая характеристика объекта практики</w:t>
-      </w:r>
-      <w:bookmarkEnd w:id="7"/>
     </w:p>
     <w:p>
       <w:pPr>
@@ -4447,8 +4460,8 @@
         <w:tblLook w:val="04A0" w:firstRow="1" w:lastRow="0" w:firstColumn="1" w:lastColumn="0" w:noHBand="0" w:noVBand="1"/>
       </w:tblPr>
       <w:tblGrid>
-        <w:gridCol w:w="3032"/>
-        <w:gridCol w:w="4820"/>
+        <w:gridCol w:w="3042"/>
+        <w:gridCol w:w="4810"/>
       </w:tblGrid>
       <w:tr>
         <w:trPr>
@@ -4472,16 +4485,16 @@
               <w:spacing w:after="0" w:line="240" w:lineRule="auto"/>
               <w:rPr>
                 <w:rFonts w:ascii="Times New Roman" w:eastAsia="Times New Roman" w:hAnsi="Times New Roman" w:cs="Times New Roman"/>
-                <w:sz w:val="28"/>
-                <w:szCs w:val="28"/>
+                <w:sz w:val="24"/>
+                <w:szCs w:val="24"/>
                 <w:lang w:eastAsia="ru-RU"/>
               </w:rPr>
             </w:pPr>
             <w:r>
               <w:rPr>
                 <w:rFonts w:ascii="Times New Roman" w:eastAsia="Times New Roman" w:hAnsi="Times New Roman" w:cs="Times New Roman"/>
-                <w:sz w:val="28"/>
-                <w:szCs w:val="28"/>
+                <w:sz w:val="24"/>
+                <w:szCs w:val="24"/>
                 <w:lang w:eastAsia="ru-RU"/>
               </w:rPr>
               <w:t>Наименование</w:t>
@@ -4505,16 +4518,16 @@
               <w:spacing w:after="0" w:line="240" w:lineRule="auto"/>
               <w:rPr>
                 <w:rFonts w:ascii="Times New Roman" w:eastAsia="Times New Roman" w:hAnsi="Times New Roman" w:cs="Times New Roman"/>
-                <w:sz w:val="28"/>
-                <w:szCs w:val="28"/>
+                <w:sz w:val="24"/>
+                <w:szCs w:val="24"/>
                 <w:lang w:eastAsia="ru-RU"/>
               </w:rPr>
             </w:pPr>
             <w:r>
               <w:rPr>
                 <w:rFonts w:ascii="Times New Roman" w:eastAsia="Times New Roman" w:hAnsi="Times New Roman" w:cs="Times New Roman"/>
-                <w:sz w:val="28"/>
-                <w:szCs w:val="28"/>
+                <w:sz w:val="24"/>
+                <w:szCs w:val="24"/>
                 <w:lang w:eastAsia="ru-RU"/>
               </w:rPr>
               <w:t>Характеристики</w:t>
@@ -4543,16 +4556,16 @@
               <w:spacing w:after="0" w:line="240" w:lineRule="auto"/>
               <w:rPr>
                 <w:rFonts w:ascii="Times New Roman" w:eastAsia="Times New Roman" w:hAnsi="Times New Roman" w:cs="Times New Roman"/>
-                <w:sz w:val="28"/>
-                <w:szCs w:val="28"/>
+                <w:sz w:val="24"/>
+                <w:szCs w:val="24"/>
                 <w:lang w:eastAsia="ru-RU"/>
               </w:rPr>
             </w:pPr>
             <w:r>
               <w:rPr>
                 <w:rFonts w:ascii="Times New Roman" w:eastAsia="Times New Roman" w:hAnsi="Times New Roman" w:cs="Times New Roman"/>
-                <w:sz w:val="28"/>
-                <w:szCs w:val="28"/>
+                <w:sz w:val="24"/>
+                <w:szCs w:val="24"/>
                 <w:lang w:eastAsia="ru-RU"/>
               </w:rPr>
               <w:t>Рабочая станция</w:t>
@@ -4576,16 +4589,16 @@
               <w:spacing w:after="0" w:line="240" w:lineRule="auto"/>
               <w:rPr>
                 <w:rFonts w:ascii="Times New Roman" w:eastAsia="Times New Roman" w:hAnsi="Times New Roman" w:cs="Times New Roman"/>
-                <w:sz w:val="28"/>
-                <w:szCs w:val="28"/>
+                <w:sz w:val="24"/>
+                <w:szCs w:val="24"/>
                 <w:lang w:val="en-US" w:eastAsia="ru-RU"/>
               </w:rPr>
             </w:pPr>
             <w:r>
               <w:rPr>
                 <w:rFonts w:ascii="Times New Roman" w:eastAsia="Times New Roman" w:hAnsi="Times New Roman" w:cs="Times New Roman"/>
-                <w:sz w:val="28"/>
-                <w:szCs w:val="28"/>
+                <w:sz w:val="24"/>
+                <w:szCs w:val="24"/>
                 <w:lang w:val="en-US" w:eastAsia="ru-RU"/>
               </w:rPr>
               <w:t xml:space="preserve">Intel Core i5, 8 </w:t>
@@ -4593,8 +4606,8 @@
             <w:r>
               <w:rPr>
                 <w:rFonts w:ascii="Times New Roman" w:eastAsia="Times New Roman" w:hAnsi="Times New Roman" w:cs="Times New Roman"/>
-                <w:sz w:val="28"/>
-                <w:szCs w:val="28"/>
+                <w:sz w:val="24"/>
+                <w:szCs w:val="24"/>
                 <w:lang w:eastAsia="ru-RU"/>
               </w:rPr>
               <w:t>ГБ</w:t>
@@ -4602,8 +4615,8 @@
             <w:r>
               <w:rPr>
                 <w:rFonts w:ascii="Times New Roman" w:eastAsia="Times New Roman" w:hAnsi="Times New Roman" w:cs="Times New Roman"/>
-                <w:sz w:val="28"/>
-                <w:szCs w:val="28"/>
+                <w:sz w:val="24"/>
+                <w:szCs w:val="24"/>
                 <w:lang w:val="en-US" w:eastAsia="ru-RU"/>
               </w:rPr>
               <w:t xml:space="preserve"> </w:t>
@@ -4611,8 +4624,8 @@
             <w:r>
               <w:rPr>
                 <w:rFonts w:ascii="Times New Roman" w:eastAsia="Times New Roman" w:hAnsi="Times New Roman" w:cs="Times New Roman"/>
-                <w:sz w:val="28"/>
-                <w:szCs w:val="28"/>
+                <w:sz w:val="24"/>
+                <w:szCs w:val="24"/>
                 <w:lang w:eastAsia="ru-RU"/>
               </w:rPr>
               <w:t>ОЗУ</w:t>
@@ -4620,8 +4633,8 @@
             <w:r>
               <w:rPr>
                 <w:rFonts w:ascii="Times New Roman" w:eastAsia="Times New Roman" w:hAnsi="Times New Roman" w:cs="Times New Roman"/>
-                <w:sz w:val="28"/>
-                <w:szCs w:val="28"/>
+                <w:sz w:val="24"/>
+                <w:szCs w:val="24"/>
                 <w:lang w:val="en-US" w:eastAsia="ru-RU"/>
               </w:rPr>
               <w:t xml:space="preserve">, SSD 256 </w:t>
@@ -4629,8 +4642,8 @@
             <w:r>
               <w:rPr>
                 <w:rFonts w:ascii="Times New Roman" w:eastAsia="Times New Roman" w:hAnsi="Times New Roman" w:cs="Times New Roman"/>
-                <w:sz w:val="28"/>
-                <w:szCs w:val="28"/>
+                <w:sz w:val="24"/>
+                <w:szCs w:val="24"/>
                 <w:lang w:eastAsia="ru-RU"/>
               </w:rPr>
               <w:t>ГБ</w:t>
@@ -4659,16 +4672,16 @@
               <w:spacing w:after="0" w:line="240" w:lineRule="auto"/>
               <w:rPr>
                 <w:rFonts w:ascii="Times New Roman" w:eastAsia="Times New Roman" w:hAnsi="Times New Roman" w:cs="Times New Roman"/>
-                <w:sz w:val="28"/>
-                <w:szCs w:val="28"/>
+                <w:sz w:val="24"/>
+                <w:szCs w:val="24"/>
                 <w:lang w:eastAsia="ru-RU"/>
               </w:rPr>
             </w:pPr>
             <w:r>
               <w:rPr>
                 <w:rFonts w:ascii="Times New Roman" w:eastAsia="Times New Roman" w:hAnsi="Times New Roman" w:cs="Times New Roman"/>
-                <w:sz w:val="28"/>
-                <w:szCs w:val="28"/>
+                <w:sz w:val="24"/>
+                <w:szCs w:val="24"/>
                 <w:lang w:eastAsia="ru-RU"/>
               </w:rPr>
               <w:t>Операционная система</w:t>
@@ -4692,8 +4705,8 @@
               <w:spacing w:after="0" w:line="240" w:lineRule="auto"/>
               <w:rPr>
                 <w:rFonts w:ascii="Times New Roman" w:eastAsia="Times New Roman" w:hAnsi="Times New Roman" w:cs="Times New Roman"/>
-                <w:sz w:val="28"/>
-                <w:szCs w:val="28"/>
+                <w:sz w:val="24"/>
+                <w:szCs w:val="24"/>
                 <w:lang w:eastAsia="ru-RU"/>
               </w:rPr>
             </w:pPr>
@@ -4701,8 +4714,8 @@
             <w:r>
               <w:rPr>
                 <w:rFonts w:ascii="Times New Roman" w:eastAsia="Times New Roman" w:hAnsi="Times New Roman" w:cs="Times New Roman"/>
-                <w:sz w:val="28"/>
-                <w:szCs w:val="28"/>
+                <w:sz w:val="24"/>
+                <w:szCs w:val="24"/>
                 <w:lang w:eastAsia="ru-RU"/>
               </w:rPr>
               <w:t>Windows</w:t>
@@ -4711,8 +4724,8 @@
             <w:r>
               <w:rPr>
                 <w:rFonts w:ascii="Times New Roman" w:eastAsia="Times New Roman" w:hAnsi="Times New Roman" w:cs="Times New Roman"/>
-                <w:sz w:val="28"/>
-                <w:szCs w:val="28"/>
+                <w:sz w:val="24"/>
+                <w:szCs w:val="24"/>
                 <w:lang w:eastAsia="ru-RU"/>
               </w:rPr>
               <w:t xml:space="preserve"> 10 </w:t>
@@ -4721,8 +4734,8 @@
             <w:r>
               <w:rPr>
                 <w:rFonts w:ascii="Times New Roman" w:eastAsia="Times New Roman" w:hAnsi="Times New Roman" w:cs="Times New Roman"/>
-                <w:sz w:val="28"/>
-                <w:szCs w:val="28"/>
+                <w:sz w:val="24"/>
+                <w:szCs w:val="24"/>
                 <w:lang w:eastAsia="ru-RU"/>
               </w:rPr>
               <w:t>Pro</w:t>
@@ -4752,16 +4765,16 @@
               <w:spacing w:after="0" w:line="240" w:lineRule="auto"/>
               <w:rPr>
                 <w:rFonts w:ascii="Times New Roman" w:eastAsia="Times New Roman" w:hAnsi="Times New Roman" w:cs="Times New Roman"/>
-                <w:sz w:val="28"/>
-                <w:szCs w:val="28"/>
+                <w:sz w:val="24"/>
+                <w:szCs w:val="24"/>
                 <w:lang w:eastAsia="ru-RU"/>
               </w:rPr>
             </w:pPr>
             <w:r>
               <w:rPr>
                 <w:rFonts w:ascii="Times New Roman" w:eastAsia="Times New Roman" w:hAnsi="Times New Roman" w:cs="Times New Roman"/>
-                <w:sz w:val="28"/>
-                <w:szCs w:val="28"/>
+                <w:sz w:val="24"/>
+                <w:szCs w:val="24"/>
                 <w:lang w:eastAsia="ru-RU"/>
               </w:rPr>
               <w:t>Принтер</w:t>
@@ -4785,16 +4798,16 @@
               <w:spacing w:after="0" w:line="240" w:lineRule="auto"/>
               <w:rPr>
                 <w:rFonts w:ascii="Times New Roman" w:eastAsia="Times New Roman" w:hAnsi="Times New Roman" w:cs="Times New Roman"/>
-                <w:sz w:val="28"/>
-                <w:szCs w:val="28"/>
+                <w:sz w:val="24"/>
+                <w:szCs w:val="24"/>
                 <w:lang w:eastAsia="ru-RU"/>
               </w:rPr>
             </w:pPr>
             <w:r>
               <w:rPr>
                 <w:rFonts w:ascii="Times New Roman" w:eastAsia="Times New Roman" w:hAnsi="Times New Roman" w:cs="Times New Roman"/>
-                <w:sz w:val="28"/>
-                <w:szCs w:val="28"/>
+                <w:sz w:val="24"/>
+                <w:szCs w:val="24"/>
                 <w:lang w:eastAsia="ru-RU"/>
               </w:rPr>
               <w:t xml:space="preserve">HP </w:t>
@@ -4803,8 +4816,8 @@
             <w:r>
               <w:rPr>
                 <w:rFonts w:ascii="Times New Roman" w:eastAsia="Times New Roman" w:hAnsi="Times New Roman" w:cs="Times New Roman"/>
-                <w:sz w:val="28"/>
-                <w:szCs w:val="28"/>
+                <w:sz w:val="24"/>
+                <w:szCs w:val="24"/>
                 <w:lang w:eastAsia="ru-RU"/>
               </w:rPr>
               <w:t>LaserJet</w:t>
@@ -4813,8 +4826,8 @@
             <w:r>
               <w:rPr>
                 <w:rFonts w:ascii="Times New Roman" w:eastAsia="Times New Roman" w:hAnsi="Times New Roman" w:cs="Times New Roman"/>
-                <w:sz w:val="28"/>
-                <w:szCs w:val="28"/>
+                <w:sz w:val="24"/>
+                <w:szCs w:val="24"/>
                 <w:lang w:eastAsia="ru-RU"/>
               </w:rPr>
               <w:t xml:space="preserve"> </w:t>
@@ -4823,8 +4836,8 @@
             <w:r>
               <w:rPr>
                 <w:rFonts w:ascii="Times New Roman" w:eastAsia="Times New Roman" w:hAnsi="Times New Roman" w:cs="Times New Roman"/>
-                <w:sz w:val="28"/>
-                <w:szCs w:val="28"/>
+                <w:sz w:val="24"/>
+                <w:szCs w:val="24"/>
                 <w:lang w:eastAsia="ru-RU"/>
               </w:rPr>
               <w:t>Pro</w:t>
@@ -4833,8 +4846,8 @@
             <w:r>
               <w:rPr>
                 <w:rFonts w:ascii="Times New Roman" w:eastAsia="Times New Roman" w:hAnsi="Times New Roman" w:cs="Times New Roman"/>
-                <w:sz w:val="28"/>
-                <w:szCs w:val="28"/>
+                <w:sz w:val="24"/>
+                <w:szCs w:val="24"/>
                 <w:lang w:eastAsia="ru-RU"/>
               </w:rPr>
               <w:t xml:space="preserve"> M404dn</w:t>
@@ -4863,16 +4876,16 @@
               <w:spacing w:after="0" w:line="240" w:lineRule="auto"/>
               <w:rPr>
                 <w:rFonts w:ascii="Times New Roman" w:eastAsia="Times New Roman" w:hAnsi="Times New Roman" w:cs="Times New Roman"/>
-                <w:sz w:val="28"/>
-                <w:szCs w:val="28"/>
+                <w:sz w:val="24"/>
+                <w:szCs w:val="24"/>
                 <w:lang w:eastAsia="ru-RU"/>
               </w:rPr>
             </w:pPr>
             <w:r>
               <w:rPr>
                 <w:rFonts w:ascii="Times New Roman" w:eastAsia="Times New Roman" w:hAnsi="Times New Roman" w:cs="Times New Roman"/>
-                <w:sz w:val="28"/>
-                <w:szCs w:val="28"/>
+                <w:sz w:val="24"/>
+                <w:szCs w:val="24"/>
                 <w:lang w:eastAsia="ru-RU"/>
               </w:rPr>
               <w:t>Сканер штрих-кодов</w:t>
@@ -4896,8 +4909,8 @@
               <w:spacing w:after="0" w:line="240" w:lineRule="auto"/>
               <w:rPr>
                 <w:rFonts w:ascii="Times New Roman" w:eastAsia="Times New Roman" w:hAnsi="Times New Roman" w:cs="Times New Roman"/>
-                <w:sz w:val="28"/>
-                <w:szCs w:val="28"/>
+                <w:sz w:val="24"/>
+                <w:szCs w:val="24"/>
                 <w:lang w:eastAsia="ru-RU"/>
               </w:rPr>
             </w:pPr>
@@ -4905,8 +4918,8 @@
             <w:r>
               <w:rPr>
                 <w:rFonts w:ascii="Times New Roman" w:eastAsia="Times New Roman" w:hAnsi="Times New Roman" w:cs="Times New Roman"/>
-                <w:sz w:val="28"/>
-                <w:szCs w:val="28"/>
+                <w:sz w:val="24"/>
+                <w:szCs w:val="24"/>
                 <w:lang w:eastAsia="ru-RU"/>
               </w:rPr>
               <w:t>Honeywell</w:t>
@@ -4915,8 +4928,8 @@
             <w:r>
               <w:rPr>
                 <w:rFonts w:ascii="Times New Roman" w:eastAsia="Times New Roman" w:hAnsi="Times New Roman" w:cs="Times New Roman"/>
-                <w:sz w:val="28"/>
-                <w:szCs w:val="28"/>
+                <w:sz w:val="24"/>
+                <w:szCs w:val="24"/>
                 <w:lang w:eastAsia="ru-RU"/>
               </w:rPr>
               <w:t xml:space="preserve"> </w:t>
@@ -4925,8 +4938,8 @@
             <w:r>
               <w:rPr>
                 <w:rFonts w:ascii="Times New Roman" w:eastAsia="Times New Roman" w:hAnsi="Times New Roman" w:cs="Times New Roman"/>
-                <w:sz w:val="28"/>
-                <w:szCs w:val="28"/>
+                <w:sz w:val="24"/>
+                <w:szCs w:val="24"/>
                 <w:lang w:eastAsia="ru-RU"/>
               </w:rPr>
               <w:t>Voyager</w:t>
@@ -4956,16 +4969,16 @@
               <w:spacing w:after="0" w:line="240" w:lineRule="auto"/>
               <w:rPr>
                 <w:rFonts w:ascii="Times New Roman" w:eastAsia="Times New Roman" w:hAnsi="Times New Roman" w:cs="Times New Roman"/>
-                <w:sz w:val="28"/>
-                <w:szCs w:val="28"/>
+                <w:sz w:val="24"/>
+                <w:szCs w:val="24"/>
                 <w:lang w:eastAsia="ru-RU"/>
               </w:rPr>
             </w:pPr>
             <w:r>
               <w:rPr>
                 <w:rFonts w:ascii="Times New Roman" w:eastAsia="Times New Roman" w:hAnsi="Times New Roman" w:cs="Times New Roman"/>
-                <w:sz w:val="28"/>
-                <w:szCs w:val="28"/>
+                <w:sz w:val="24"/>
+                <w:szCs w:val="24"/>
                 <w:lang w:eastAsia="ru-RU"/>
               </w:rPr>
               <w:t>Сетевое оборудование</w:t>
@@ -4989,16 +5002,16 @@
               <w:spacing w:after="0" w:line="240" w:lineRule="auto"/>
               <w:rPr>
                 <w:rFonts w:ascii="Times New Roman" w:eastAsia="Times New Roman" w:hAnsi="Times New Roman" w:cs="Times New Roman"/>
-                <w:sz w:val="28"/>
-                <w:szCs w:val="28"/>
+                <w:sz w:val="24"/>
+                <w:szCs w:val="24"/>
                 <w:lang w:eastAsia="ru-RU"/>
               </w:rPr>
             </w:pPr>
             <w:r>
               <w:rPr>
                 <w:rFonts w:ascii="Times New Roman" w:eastAsia="Times New Roman" w:hAnsi="Times New Roman" w:cs="Times New Roman"/>
-                <w:sz w:val="28"/>
-                <w:szCs w:val="28"/>
+                <w:sz w:val="24"/>
+                <w:szCs w:val="24"/>
                 <w:lang w:eastAsia="ru-RU"/>
               </w:rPr>
               <w:t>Коммутатор D-</w:t>
@@ -5007,8 +5020,8 @@
             <w:r>
               <w:rPr>
                 <w:rFonts w:ascii="Times New Roman" w:eastAsia="Times New Roman" w:hAnsi="Times New Roman" w:cs="Times New Roman"/>
-                <w:sz w:val="28"/>
-                <w:szCs w:val="28"/>
+                <w:sz w:val="24"/>
+                <w:szCs w:val="24"/>
                 <w:lang w:eastAsia="ru-RU"/>
               </w:rPr>
               <w:t>Link</w:t>
@@ -5017,8 +5030,8 @@
             <w:r>
               <w:rPr>
                 <w:rFonts w:ascii="Times New Roman" w:eastAsia="Times New Roman" w:hAnsi="Times New Roman" w:cs="Times New Roman"/>
-                <w:sz w:val="28"/>
-                <w:szCs w:val="28"/>
+                <w:sz w:val="24"/>
+                <w:szCs w:val="24"/>
                 <w:lang w:eastAsia="ru-RU"/>
               </w:rPr>
               <w:t xml:space="preserve">, </w:t>
@@ -5027,8 +5040,8 @@
             <w:r>
               <w:rPr>
                 <w:rFonts w:ascii="Times New Roman" w:eastAsia="Times New Roman" w:hAnsi="Times New Roman" w:cs="Times New Roman"/>
-                <w:sz w:val="28"/>
-                <w:szCs w:val="28"/>
+                <w:sz w:val="24"/>
+                <w:szCs w:val="24"/>
                 <w:lang w:eastAsia="ru-RU"/>
               </w:rPr>
               <w:t>Ethernet</w:t>
@@ -5037,8 +5050,8 @@
             <w:r>
               <w:rPr>
                 <w:rFonts w:ascii="Times New Roman" w:eastAsia="Times New Roman" w:hAnsi="Times New Roman" w:cs="Times New Roman"/>
-                <w:sz w:val="28"/>
-                <w:szCs w:val="28"/>
+                <w:sz w:val="24"/>
+                <w:szCs w:val="24"/>
                 <w:lang w:eastAsia="ru-RU"/>
               </w:rPr>
               <w:t xml:space="preserve"> 1 Гбит/с</w:t>
@@ -5066,11 +5079,11 @@
       <w:pPr>
         <w:pStyle w:val="222222222222222222"/>
       </w:pPr>
-      <w:bookmarkStart w:id="8" w:name="_Toc230956998"/>
+      <w:bookmarkStart w:id="7" w:name="_Toc231205682"/>
       <w:r>
         <w:t>2.3. Состав программного обеспечения и тематика решаемых задач структурным подразделением</w:t>
       </w:r>
-      <w:bookmarkEnd w:id="8"/>
+      <w:bookmarkEnd w:id="7"/>
     </w:p>
     <w:p>
       <w:pPr>
@@ -5494,12 +5507,12 @@
       <w:pPr>
         <w:pStyle w:val="222222222222222222"/>
       </w:pPr>
-      <w:bookmarkStart w:id="9" w:name="_Toc230956999"/>
+      <w:bookmarkStart w:id="8" w:name="_Toc231205683"/>
       <w:r>
         <w:lastRenderedPageBreak/>
         <w:t>2.4. Анализ требований к разрабатываемому программному модулю</w:t>
       </w:r>
-      <w:bookmarkEnd w:id="9"/>
+      <w:bookmarkEnd w:id="8"/>
     </w:p>
     <w:p>
       <w:pPr>
@@ -5573,9 +5586,9 @@
         <w:tblLook w:val="04A0" w:firstRow="1" w:lastRow="0" w:firstColumn="1" w:lastColumn="0" w:noHBand="0" w:noVBand="1"/>
       </w:tblPr>
       <w:tblGrid>
-        <w:gridCol w:w="508"/>
-        <w:gridCol w:w="6894"/>
-        <w:gridCol w:w="1771"/>
+        <w:gridCol w:w="469"/>
+        <w:gridCol w:w="7117"/>
+        <w:gridCol w:w="1587"/>
       </w:tblGrid>
       <w:tr>
         <w:trPr>
@@ -5600,16 +5613,16 @@
               <w:jc w:val="both"/>
               <w:rPr>
                 <w:rFonts w:ascii="Times New Roman" w:eastAsia="Times New Roman" w:hAnsi="Times New Roman" w:cs="Times New Roman"/>
-                <w:sz w:val="28"/>
-                <w:szCs w:val="28"/>
+                <w:sz w:val="24"/>
+                <w:szCs w:val="24"/>
                 <w:lang w:eastAsia="ru-RU"/>
               </w:rPr>
             </w:pPr>
             <w:r>
               <w:rPr>
                 <w:rFonts w:ascii="Times New Roman" w:eastAsia="Times New Roman" w:hAnsi="Times New Roman" w:cs="Times New Roman"/>
-                <w:sz w:val="28"/>
-                <w:szCs w:val="28"/>
+                <w:sz w:val="24"/>
+                <w:szCs w:val="24"/>
                 <w:lang w:eastAsia="ru-RU"/>
               </w:rPr>
               <w:t>№</w:t>
@@ -5634,16 +5647,16 @@
               <w:jc w:val="both"/>
               <w:rPr>
                 <w:rFonts w:ascii="Times New Roman" w:eastAsia="Times New Roman" w:hAnsi="Times New Roman" w:cs="Times New Roman"/>
-                <w:sz w:val="28"/>
-                <w:szCs w:val="28"/>
+                <w:sz w:val="24"/>
+                <w:szCs w:val="24"/>
                 <w:lang w:eastAsia="ru-RU"/>
               </w:rPr>
             </w:pPr>
             <w:r>
               <w:rPr>
                 <w:rFonts w:ascii="Times New Roman" w:eastAsia="Times New Roman" w:hAnsi="Times New Roman" w:cs="Times New Roman"/>
-                <w:sz w:val="28"/>
-                <w:szCs w:val="28"/>
+                <w:sz w:val="24"/>
+                <w:szCs w:val="24"/>
                 <w:lang w:eastAsia="ru-RU"/>
               </w:rPr>
               <w:t>Требование</w:t>
@@ -5668,16 +5681,16 @@
               <w:jc w:val="both"/>
               <w:rPr>
                 <w:rFonts w:ascii="Times New Roman" w:eastAsia="Times New Roman" w:hAnsi="Times New Roman" w:cs="Times New Roman"/>
-                <w:sz w:val="28"/>
-                <w:szCs w:val="28"/>
+                <w:sz w:val="24"/>
+                <w:szCs w:val="24"/>
                 <w:lang w:eastAsia="ru-RU"/>
               </w:rPr>
             </w:pPr>
             <w:r>
               <w:rPr>
                 <w:rFonts w:ascii="Times New Roman" w:eastAsia="Times New Roman" w:hAnsi="Times New Roman" w:cs="Times New Roman"/>
-                <w:sz w:val="28"/>
-                <w:szCs w:val="28"/>
+                <w:sz w:val="24"/>
+                <w:szCs w:val="24"/>
                 <w:lang w:eastAsia="ru-RU"/>
               </w:rPr>
               <w:t>Приоритет</w:t>
@@ -5707,16 +5720,16 @@
               <w:jc w:val="both"/>
               <w:rPr>
                 <w:rFonts w:ascii="Times New Roman" w:eastAsia="Times New Roman" w:hAnsi="Times New Roman" w:cs="Times New Roman"/>
-                <w:sz w:val="28"/>
-                <w:szCs w:val="28"/>
+                <w:sz w:val="24"/>
+                <w:szCs w:val="24"/>
                 <w:lang w:eastAsia="ru-RU"/>
               </w:rPr>
             </w:pPr>
             <w:r>
               <w:rPr>
                 <w:rFonts w:ascii="Times New Roman" w:eastAsia="Times New Roman" w:hAnsi="Times New Roman" w:cs="Times New Roman"/>
-                <w:sz w:val="28"/>
-                <w:szCs w:val="28"/>
+                <w:sz w:val="24"/>
+                <w:szCs w:val="24"/>
                 <w:lang w:eastAsia="ru-RU"/>
               </w:rPr>
               <w:t>1</w:t>
@@ -5741,16 +5754,16 @@
               <w:jc w:val="both"/>
               <w:rPr>
                 <w:rFonts w:ascii="Times New Roman" w:eastAsia="Times New Roman" w:hAnsi="Times New Roman" w:cs="Times New Roman"/>
-                <w:sz w:val="28"/>
-                <w:szCs w:val="28"/>
+                <w:sz w:val="24"/>
+                <w:szCs w:val="24"/>
                 <w:lang w:eastAsia="ru-RU"/>
               </w:rPr>
             </w:pPr>
             <w:r>
               <w:rPr>
                 <w:rFonts w:ascii="Times New Roman" w:eastAsia="Times New Roman" w:hAnsi="Times New Roman" w:cs="Times New Roman"/>
-                <w:sz w:val="28"/>
-                <w:szCs w:val="28"/>
+                <w:sz w:val="24"/>
+                <w:szCs w:val="24"/>
                 <w:lang w:eastAsia="ru-RU"/>
               </w:rPr>
               <w:t>Добавление детали (наименование, номер, тип, дата, статус, описание)</w:t>
@@ -5775,16 +5788,16 @@
               <w:jc w:val="both"/>
               <w:rPr>
                 <w:rFonts w:ascii="Times New Roman" w:eastAsia="Times New Roman" w:hAnsi="Times New Roman" w:cs="Times New Roman"/>
-                <w:sz w:val="28"/>
-                <w:szCs w:val="28"/>
+                <w:sz w:val="24"/>
+                <w:szCs w:val="24"/>
                 <w:lang w:eastAsia="ru-RU"/>
               </w:rPr>
             </w:pPr>
             <w:r>
               <w:rPr>
                 <w:rFonts w:ascii="Times New Roman" w:eastAsia="Times New Roman" w:hAnsi="Times New Roman" w:cs="Times New Roman"/>
-                <w:sz w:val="28"/>
-                <w:szCs w:val="28"/>
+                <w:sz w:val="24"/>
+                <w:szCs w:val="24"/>
                 <w:lang w:eastAsia="ru-RU"/>
               </w:rPr>
               <w:t>Высокий</w:t>
@@ -5814,16 +5827,16 @@
               <w:jc w:val="both"/>
               <w:rPr>
                 <w:rFonts w:ascii="Times New Roman" w:eastAsia="Times New Roman" w:hAnsi="Times New Roman" w:cs="Times New Roman"/>
-                <w:sz w:val="28"/>
-                <w:szCs w:val="28"/>
+                <w:sz w:val="24"/>
+                <w:szCs w:val="24"/>
                 <w:lang w:eastAsia="ru-RU"/>
               </w:rPr>
             </w:pPr>
             <w:r>
               <w:rPr>
                 <w:rFonts w:ascii="Times New Roman" w:eastAsia="Times New Roman" w:hAnsi="Times New Roman" w:cs="Times New Roman"/>
-                <w:sz w:val="28"/>
-                <w:szCs w:val="28"/>
+                <w:sz w:val="24"/>
+                <w:szCs w:val="24"/>
                 <w:lang w:eastAsia="ru-RU"/>
               </w:rPr>
               <w:t>2</w:t>
@@ -5848,16 +5861,16 @@
               <w:jc w:val="both"/>
               <w:rPr>
                 <w:rFonts w:ascii="Times New Roman" w:eastAsia="Times New Roman" w:hAnsi="Times New Roman" w:cs="Times New Roman"/>
-                <w:sz w:val="28"/>
-                <w:szCs w:val="28"/>
+                <w:sz w:val="24"/>
+                <w:szCs w:val="24"/>
                 <w:lang w:eastAsia="ru-RU"/>
               </w:rPr>
             </w:pPr>
             <w:r>
               <w:rPr>
                 <w:rFonts w:ascii="Times New Roman" w:eastAsia="Times New Roman" w:hAnsi="Times New Roman" w:cs="Times New Roman"/>
-                <w:sz w:val="28"/>
-                <w:szCs w:val="28"/>
+                <w:sz w:val="24"/>
+                <w:szCs w:val="24"/>
                 <w:lang w:eastAsia="ru-RU"/>
               </w:rPr>
               <w:t>Редактирование детали</w:t>
@@ -5882,16 +5895,16 @@
               <w:jc w:val="both"/>
               <w:rPr>
                 <w:rFonts w:ascii="Times New Roman" w:eastAsia="Times New Roman" w:hAnsi="Times New Roman" w:cs="Times New Roman"/>
-                <w:sz w:val="28"/>
-                <w:szCs w:val="28"/>
+                <w:sz w:val="24"/>
+                <w:szCs w:val="24"/>
                 <w:lang w:eastAsia="ru-RU"/>
               </w:rPr>
             </w:pPr>
             <w:r>
               <w:rPr>
                 <w:rFonts w:ascii="Times New Roman" w:eastAsia="Times New Roman" w:hAnsi="Times New Roman" w:cs="Times New Roman"/>
-                <w:sz w:val="28"/>
-                <w:szCs w:val="28"/>
+                <w:sz w:val="24"/>
+                <w:szCs w:val="24"/>
                 <w:lang w:eastAsia="ru-RU"/>
               </w:rPr>
               <w:t>Высокий</w:t>
@@ -5921,16 +5934,16 @@
               <w:jc w:val="both"/>
               <w:rPr>
                 <w:rFonts w:ascii="Times New Roman" w:eastAsia="Times New Roman" w:hAnsi="Times New Roman" w:cs="Times New Roman"/>
-                <w:sz w:val="28"/>
-                <w:szCs w:val="28"/>
+                <w:sz w:val="24"/>
+                <w:szCs w:val="24"/>
                 <w:lang w:eastAsia="ru-RU"/>
               </w:rPr>
             </w:pPr>
             <w:r>
               <w:rPr>
                 <w:rFonts w:ascii="Times New Roman" w:eastAsia="Times New Roman" w:hAnsi="Times New Roman" w:cs="Times New Roman"/>
-                <w:sz w:val="28"/>
-                <w:szCs w:val="28"/>
+                <w:sz w:val="24"/>
+                <w:szCs w:val="24"/>
                 <w:lang w:eastAsia="ru-RU"/>
               </w:rPr>
               <w:t>3</w:t>
@@ -5955,16 +5968,16 @@
               <w:jc w:val="both"/>
               <w:rPr>
                 <w:rFonts w:ascii="Times New Roman" w:eastAsia="Times New Roman" w:hAnsi="Times New Roman" w:cs="Times New Roman"/>
-                <w:sz w:val="28"/>
-                <w:szCs w:val="28"/>
+                <w:sz w:val="24"/>
+                <w:szCs w:val="24"/>
                 <w:lang w:eastAsia="ru-RU"/>
               </w:rPr>
             </w:pPr>
             <w:r>
               <w:rPr>
                 <w:rFonts w:ascii="Times New Roman" w:eastAsia="Times New Roman" w:hAnsi="Times New Roman" w:cs="Times New Roman"/>
-                <w:sz w:val="28"/>
-                <w:szCs w:val="28"/>
+                <w:sz w:val="24"/>
+                <w:szCs w:val="24"/>
                 <w:lang w:eastAsia="ru-RU"/>
               </w:rPr>
               <w:t>Удаление с подтверждением</w:t>
@@ -5989,16 +6002,16 @@
               <w:jc w:val="both"/>
               <w:rPr>
                 <w:rFonts w:ascii="Times New Roman" w:eastAsia="Times New Roman" w:hAnsi="Times New Roman" w:cs="Times New Roman"/>
-                <w:sz w:val="28"/>
-                <w:szCs w:val="28"/>
+                <w:sz w:val="24"/>
+                <w:szCs w:val="24"/>
                 <w:lang w:eastAsia="ru-RU"/>
               </w:rPr>
             </w:pPr>
             <w:r>
               <w:rPr>
                 <w:rFonts w:ascii="Times New Roman" w:eastAsia="Times New Roman" w:hAnsi="Times New Roman" w:cs="Times New Roman"/>
-                <w:sz w:val="28"/>
-                <w:szCs w:val="28"/>
+                <w:sz w:val="24"/>
+                <w:szCs w:val="24"/>
                 <w:lang w:eastAsia="ru-RU"/>
               </w:rPr>
               <w:t>Высокий</w:t>
@@ -6028,16 +6041,16 @@
               <w:jc w:val="both"/>
               <w:rPr>
                 <w:rFonts w:ascii="Times New Roman" w:eastAsia="Times New Roman" w:hAnsi="Times New Roman" w:cs="Times New Roman"/>
-                <w:sz w:val="28"/>
-                <w:szCs w:val="28"/>
+                <w:sz w:val="24"/>
+                <w:szCs w:val="24"/>
                 <w:lang w:eastAsia="ru-RU"/>
               </w:rPr>
             </w:pPr>
             <w:r>
               <w:rPr>
                 <w:rFonts w:ascii="Times New Roman" w:eastAsia="Times New Roman" w:hAnsi="Times New Roman" w:cs="Times New Roman"/>
-                <w:sz w:val="28"/>
-                <w:szCs w:val="28"/>
+                <w:sz w:val="24"/>
+                <w:szCs w:val="24"/>
                 <w:lang w:eastAsia="ru-RU"/>
               </w:rPr>
               <w:t>4</w:t>
@@ -6062,16 +6075,16 @@
               <w:jc w:val="both"/>
               <w:rPr>
                 <w:rFonts w:ascii="Times New Roman" w:eastAsia="Times New Roman" w:hAnsi="Times New Roman" w:cs="Times New Roman"/>
-                <w:sz w:val="28"/>
-                <w:szCs w:val="28"/>
+                <w:sz w:val="24"/>
+                <w:szCs w:val="24"/>
                 <w:lang w:eastAsia="ru-RU"/>
               </w:rPr>
             </w:pPr>
             <w:r>
               <w:rPr>
                 <w:rFonts w:ascii="Times New Roman" w:eastAsia="Times New Roman" w:hAnsi="Times New Roman" w:cs="Times New Roman"/>
-                <w:sz w:val="28"/>
-                <w:szCs w:val="28"/>
+                <w:sz w:val="24"/>
+                <w:szCs w:val="24"/>
                 <w:lang w:eastAsia="ru-RU"/>
               </w:rPr>
               <w:t>Поиск по номеру или названию</w:t>
@@ -6096,16 +6109,16 @@
               <w:jc w:val="both"/>
               <w:rPr>
                 <w:rFonts w:ascii="Times New Roman" w:eastAsia="Times New Roman" w:hAnsi="Times New Roman" w:cs="Times New Roman"/>
-                <w:sz w:val="28"/>
-                <w:szCs w:val="28"/>
+                <w:sz w:val="24"/>
+                <w:szCs w:val="24"/>
                 <w:lang w:eastAsia="ru-RU"/>
               </w:rPr>
             </w:pPr>
             <w:r>
               <w:rPr>
                 <w:rFonts w:ascii="Times New Roman" w:eastAsia="Times New Roman" w:hAnsi="Times New Roman" w:cs="Times New Roman"/>
-                <w:sz w:val="28"/>
-                <w:szCs w:val="28"/>
+                <w:sz w:val="24"/>
+                <w:szCs w:val="24"/>
                 <w:lang w:eastAsia="ru-RU"/>
               </w:rPr>
               <w:t>Средний</w:t>
@@ -6135,16 +6148,16 @@
               <w:jc w:val="both"/>
               <w:rPr>
                 <w:rFonts w:ascii="Times New Roman" w:eastAsia="Times New Roman" w:hAnsi="Times New Roman" w:cs="Times New Roman"/>
-                <w:sz w:val="28"/>
-                <w:szCs w:val="28"/>
+                <w:sz w:val="24"/>
+                <w:szCs w:val="24"/>
                 <w:lang w:eastAsia="ru-RU"/>
               </w:rPr>
             </w:pPr>
             <w:r>
               <w:rPr>
                 <w:rFonts w:ascii="Times New Roman" w:eastAsia="Times New Roman" w:hAnsi="Times New Roman" w:cs="Times New Roman"/>
-                <w:sz w:val="28"/>
-                <w:szCs w:val="28"/>
+                <w:sz w:val="24"/>
+                <w:szCs w:val="24"/>
                 <w:lang w:eastAsia="ru-RU"/>
               </w:rPr>
               <w:t>5</w:t>
@@ -6169,16 +6182,16 @@
               <w:jc w:val="both"/>
               <w:rPr>
                 <w:rFonts w:ascii="Times New Roman" w:eastAsia="Times New Roman" w:hAnsi="Times New Roman" w:cs="Times New Roman"/>
-                <w:sz w:val="28"/>
-                <w:szCs w:val="28"/>
+                <w:sz w:val="24"/>
+                <w:szCs w:val="24"/>
                 <w:lang w:eastAsia="ru-RU"/>
               </w:rPr>
             </w:pPr>
             <w:r>
               <w:rPr>
                 <w:rFonts w:ascii="Times New Roman" w:eastAsia="Times New Roman" w:hAnsi="Times New Roman" w:cs="Times New Roman"/>
-                <w:sz w:val="28"/>
-                <w:szCs w:val="28"/>
+                <w:sz w:val="24"/>
+                <w:szCs w:val="24"/>
                 <w:lang w:eastAsia="ru-RU"/>
               </w:rPr>
               <w:t>Фильтр по статусу (на складе / установлена / списана)</w:t>
@@ -6203,16 +6216,16 @@
               <w:jc w:val="both"/>
               <w:rPr>
                 <w:rFonts w:ascii="Times New Roman" w:eastAsia="Times New Roman" w:hAnsi="Times New Roman" w:cs="Times New Roman"/>
-                <w:sz w:val="28"/>
-                <w:szCs w:val="28"/>
+                <w:sz w:val="24"/>
+                <w:szCs w:val="24"/>
                 <w:lang w:eastAsia="ru-RU"/>
               </w:rPr>
             </w:pPr>
             <w:r>
               <w:rPr>
                 <w:rFonts w:ascii="Times New Roman" w:eastAsia="Times New Roman" w:hAnsi="Times New Roman" w:cs="Times New Roman"/>
-                <w:sz w:val="28"/>
-                <w:szCs w:val="28"/>
+                <w:sz w:val="24"/>
+                <w:szCs w:val="24"/>
                 <w:lang w:eastAsia="ru-RU"/>
               </w:rPr>
               <w:t>Средний</w:t>
@@ -6242,16 +6255,16 @@
               <w:jc w:val="both"/>
               <w:rPr>
                 <w:rFonts w:ascii="Times New Roman" w:eastAsia="Times New Roman" w:hAnsi="Times New Roman" w:cs="Times New Roman"/>
-                <w:sz w:val="28"/>
-                <w:szCs w:val="28"/>
+                <w:sz w:val="24"/>
+                <w:szCs w:val="24"/>
                 <w:lang w:eastAsia="ru-RU"/>
               </w:rPr>
             </w:pPr>
             <w:r>
               <w:rPr>
                 <w:rFonts w:ascii="Times New Roman" w:eastAsia="Times New Roman" w:hAnsi="Times New Roman" w:cs="Times New Roman"/>
-                <w:sz w:val="28"/>
-                <w:szCs w:val="28"/>
+                <w:sz w:val="24"/>
+                <w:szCs w:val="24"/>
                 <w:lang w:eastAsia="ru-RU"/>
               </w:rPr>
               <w:t>6</w:t>
@@ -6276,8 +6289,8 @@
               <w:jc w:val="both"/>
               <w:rPr>
                 <w:rFonts w:ascii="Times New Roman" w:eastAsia="Times New Roman" w:hAnsi="Times New Roman" w:cs="Times New Roman"/>
-                <w:sz w:val="28"/>
-                <w:szCs w:val="28"/>
+                <w:sz w:val="24"/>
+                <w:szCs w:val="24"/>
                 <w:lang w:eastAsia="ru-RU"/>
               </w:rPr>
             </w:pPr>
@@ -6285,8 +6298,8 @@
             <w:r>
               <w:rPr>
                 <w:rFonts w:ascii="Times New Roman" w:eastAsia="Times New Roman" w:hAnsi="Times New Roman" w:cs="Times New Roman"/>
-                <w:sz w:val="28"/>
-                <w:szCs w:val="28"/>
+                <w:sz w:val="24"/>
+                <w:szCs w:val="24"/>
                 <w:lang w:eastAsia="ru-RU"/>
               </w:rPr>
               <w:t>Автосохранение</w:t>
@@ -6295,8 +6308,8 @@
             <w:r>
               <w:rPr>
                 <w:rFonts w:ascii="Times New Roman" w:eastAsia="Times New Roman" w:hAnsi="Times New Roman" w:cs="Times New Roman"/>
-                <w:sz w:val="28"/>
-                <w:szCs w:val="28"/>
+                <w:sz w:val="24"/>
+                <w:szCs w:val="24"/>
                 <w:lang w:eastAsia="ru-RU"/>
               </w:rPr>
               <w:t xml:space="preserve"> в JSON</w:t>
@@ -6321,16 +6334,16 @@
               <w:jc w:val="both"/>
               <w:rPr>
                 <w:rFonts w:ascii="Times New Roman" w:eastAsia="Times New Roman" w:hAnsi="Times New Roman" w:cs="Times New Roman"/>
-                <w:sz w:val="28"/>
-                <w:szCs w:val="28"/>
+                <w:sz w:val="24"/>
+                <w:szCs w:val="24"/>
                 <w:lang w:eastAsia="ru-RU"/>
               </w:rPr>
             </w:pPr>
             <w:r>
               <w:rPr>
                 <w:rFonts w:ascii="Times New Roman" w:eastAsia="Times New Roman" w:hAnsi="Times New Roman" w:cs="Times New Roman"/>
-                <w:sz w:val="28"/>
-                <w:szCs w:val="28"/>
+                <w:sz w:val="24"/>
+                <w:szCs w:val="24"/>
                 <w:lang w:eastAsia="ru-RU"/>
               </w:rPr>
               <w:t>Высокий</w:t>
@@ -6360,16 +6373,16 @@
               <w:jc w:val="both"/>
               <w:rPr>
                 <w:rFonts w:ascii="Times New Roman" w:eastAsia="Times New Roman" w:hAnsi="Times New Roman" w:cs="Times New Roman"/>
-                <w:sz w:val="28"/>
-                <w:szCs w:val="28"/>
+                <w:sz w:val="24"/>
+                <w:szCs w:val="24"/>
                 <w:lang w:eastAsia="ru-RU"/>
               </w:rPr>
             </w:pPr>
             <w:r>
               <w:rPr>
                 <w:rFonts w:ascii="Times New Roman" w:eastAsia="Times New Roman" w:hAnsi="Times New Roman" w:cs="Times New Roman"/>
-                <w:sz w:val="28"/>
-                <w:szCs w:val="28"/>
+                <w:sz w:val="24"/>
+                <w:szCs w:val="24"/>
                 <w:lang w:eastAsia="ru-RU"/>
               </w:rPr>
               <w:t>7</w:t>
@@ -6394,16 +6407,16 @@
               <w:jc w:val="both"/>
               <w:rPr>
                 <w:rFonts w:ascii="Times New Roman" w:eastAsia="Times New Roman" w:hAnsi="Times New Roman" w:cs="Times New Roman"/>
-                <w:sz w:val="28"/>
-                <w:szCs w:val="28"/>
+                <w:sz w:val="24"/>
+                <w:szCs w:val="24"/>
                 <w:lang w:eastAsia="ru-RU"/>
               </w:rPr>
             </w:pPr>
             <w:r>
               <w:rPr>
                 <w:rFonts w:ascii="Times New Roman" w:eastAsia="Times New Roman" w:hAnsi="Times New Roman" w:cs="Times New Roman"/>
-                <w:sz w:val="28"/>
-                <w:szCs w:val="28"/>
+                <w:sz w:val="24"/>
+                <w:szCs w:val="24"/>
                 <w:lang w:eastAsia="ru-RU"/>
               </w:rPr>
               <w:t>Проверка уникальности номера</w:t>
@@ -6428,16 +6441,16 @@
               <w:jc w:val="both"/>
               <w:rPr>
                 <w:rFonts w:ascii="Times New Roman" w:eastAsia="Times New Roman" w:hAnsi="Times New Roman" w:cs="Times New Roman"/>
-                <w:sz w:val="28"/>
-                <w:szCs w:val="28"/>
+                <w:sz w:val="24"/>
+                <w:szCs w:val="24"/>
                 <w:lang w:eastAsia="ru-RU"/>
               </w:rPr>
             </w:pPr>
             <w:r>
               <w:rPr>
                 <w:rFonts w:ascii="Times New Roman" w:eastAsia="Times New Roman" w:hAnsi="Times New Roman" w:cs="Times New Roman"/>
-                <w:sz w:val="28"/>
-                <w:szCs w:val="28"/>
+                <w:sz w:val="24"/>
+                <w:szCs w:val="24"/>
                 <w:lang w:eastAsia="ru-RU"/>
               </w:rPr>
               <w:t>Высокий</w:t>
@@ -6467,16 +6480,16 @@
               <w:jc w:val="both"/>
               <w:rPr>
                 <w:rFonts w:ascii="Times New Roman" w:eastAsia="Times New Roman" w:hAnsi="Times New Roman" w:cs="Times New Roman"/>
-                <w:sz w:val="28"/>
-                <w:szCs w:val="28"/>
+                <w:sz w:val="24"/>
+                <w:szCs w:val="24"/>
                 <w:lang w:eastAsia="ru-RU"/>
               </w:rPr>
             </w:pPr>
             <w:r>
               <w:rPr>
                 <w:rFonts w:ascii="Times New Roman" w:eastAsia="Times New Roman" w:hAnsi="Times New Roman" w:cs="Times New Roman"/>
-                <w:sz w:val="28"/>
-                <w:szCs w:val="28"/>
+                <w:sz w:val="24"/>
+                <w:szCs w:val="24"/>
                 <w:lang w:eastAsia="ru-RU"/>
               </w:rPr>
               <w:t>8</w:t>
@@ -6501,16 +6514,16 @@
               <w:jc w:val="both"/>
               <w:rPr>
                 <w:rFonts w:ascii="Times New Roman" w:eastAsia="Times New Roman" w:hAnsi="Times New Roman" w:cs="Times New Roman"/>
-                <w:sz w:val="28"/>
-                <w:szCs w:val="28"/>
+                <w:sz w:val="24"/>
+                <w:szCs w:val="24"/>
                 <w:lang w:eastAsia="ru-RU"/>
               </w:rPr>
             </w:pPr>
             <w:r>
               <w:rPr>
                 <w:rFonts w:ascii="Times New Roman" w:eastAsia="Times New Roman" w:hAnsi="Times New Roman" w:cs="Times New Roman"/>
-                <w:sz w:val="28"/>
-                <w:szCs w:val="28"/>
+                <w:sz w:val="24"/>
+                <w:szCs w:val="24"/>
                 <w:lang w:eastAsia="ru-RU"/>
               </w:rPr>
               <w:t>Удобный интерфейс на русском языке</w:t>
@@ -6535,16 +6548,16 @@
               <w:jc w:val="both"/>
               <w:rPr>
                 <w:rFonts w:ascii="Times New Roman" w:eastAsia="Times New Roman" w:hAnsi="Times New Roman" w:cs="Times New Roman"/>
-                <w:sz w:val="28"/>
-                <w:szCs w:val="28"/>
+                <w:sz w:val="24"/>
+                <w:szCs w:val="24"/>
                 <w:lang w:eastAsia="ru-RU"/>
               </w:rPr>
             </w:pPr>
             <w:r>
               <w:rPr>
                 <w:rFonts w:ascii="Times New Roman" w:eastAsia="Times New Roman" w:hAnsi="Times New Roman" w:cs="Times New Roman"/>
-                <w:sz w:val="28"/>
-                <w:szCs w:val="28"/>
+                <w:sz w:val="24"/>
+                <w:szCs w:val="24"/>
                 <w:lang w:eastAsia="ru-RU"/>
               </w:rPr>
               <w:t>Средний</w:t>
@@ -6555,6 +6568,7 @@
     </w:tbl>
     <w:p>
       <w:pPr>
+        <w:spacing w:after="0" w:line="360" w:lineRule="auto"/>
         <w:rPr>
           <w:rFonts w:ascii="Times New Roman" w:eastAsia="Times New Roman" w:hAnsi="Times New Roman" w:cs="Times New Roman"/>
           <w:b/>
@@ -6582,22 +6596,22 @@
       <w:pPr>
         <w:pStyle w:val="111111111111111"/>
       </w:pPr>
-      <w:bookmarkStart w:id="10" w:name="_Toc230957000"/>
+      <w:bookmarkStart w:id="9" w:name="_Toc231205684"/>
       <w:r>
         <w:lastRenderedPageBreak/>
         <w:t>3. РАЗРАБОТКА СПЕЦИФИКАЦИЙ</w:t>
       </w:r>
+      <w:bookmarkEnd w:id="9"/>
+    </w:p>
+    <w:p>
+      <w:pPr>
+        <w:pStyle w:val="222222222222222222"/>
+      </w:pPr>
+      <w:bookmarkStart w:id="10" w:name="_Toc231205685"/>
+      <w:r>
+        <w:t>3.1. Описание функциональной спецификации модуля</w:t>
+      </w:r>
       <w:bookmarkEnd w:id="10"/>
-    </w:p>
-    <w:p>
-      <w:pPr>
-        <w:pStyle w:val="222222222222222222"/>
-      </w:pPr>
-      <w:bookmarkStart w:id="11" w:name="_Toc230957001"/>
-      <w:r>
-        <w:t>3.1. Описание функциональной спецификации модуля</w:t>
-      </w:r>
-      <w:bookmarkEnd w:id="11"/>
     </w:p>
     <w:p>
       <w:pPr>
@@ -7096,12 +7110,12 @@
       <w:pPr>
         <w:pStyle w:val="222222222222222222"/>
       </w:pPr>
-      <w:bookmarkStart w:id="12" w:name="_Toc230957002"/>
+      <w:bookmarkStart w:id="11" w:name="_Toc231205686"/>
       <w:r>
         <w:lastRenderedPageBreak/>
         <w:t>3.2. Описание синтаксической спецификации входа модуля</w:t>
       </w:r>
-      <w:bookmarkEnd w:id="12"/>
+      <w:bookmarkEnd w:id="11"/>
     </w:p>
     <w:p>
       <w:pPr>
@@ -7175,10 +7189,10 @@
         <w:tblLook w:val="04A0" w:firstRow="1" w:lastRow="0" w:firstColumn="1" w:lastColumn="0" w:noHBand="0" w:noVBand="1"/>
       </w:tblPr>
       <w:tblGrid>
-        <w:gridCol w:w="1989"/>
-        <w:gridCol w:w="2544"/>
-        <w:gridCol w:w="2367"/>
-        <w:gridCol w:w="2518"/>
+        <w:gridCol w:w="1836"/>
+        <w:gridCol w:w="2388"/>
+        <w:gridCol w:w="2098"/>
+        <w:gridCol w:w="3096"/>
       </w:tblGrid>
       <w:tr>
         <w:trPr>
@@ -7202,16 +7216,16 @@
               <w:spacing w:after="0" w:line="240" w:lineRule="auto"/>
               <w:rPr>
                 <w:rFonts w:ascii="Times New Roman" w:eastAsia="Times New Roman" w:hAnsi="Times New Roman" w:cs="Times New Roman"/>
-                <w:sz w:val="28"/>
-                <w:szCs w:val="28"/>
+                <w:sz w:val="24"/>
+                <w:szCs w:val="24"/>
                 <w:lang w:eastAsia="ru-RU"/>
               </w:rPr>
             </w:pPr>
             <w:r>
               <w:rPr>
                 <w:rFonts w:ascii="Times New Roman" w:eastAsia="Times New Roman" w:hAnsi="Times New Roman" w:cs="Times New Roman"/>
-                <w:sz w:val="28"/>
-                <w:szCs w:val="28"/>
+                <w:sz w:val="24"/>
+                <w:szCs w:val="24"/>
                 <w:lang w:eastAsia="ru-RU"/>
               </w:rPr>
               <w:t>Поле</w:t>
@@ -7235,16 +7249,16 @@
               <w:spacing w:after="0" w:line="240" w:lineRule="auto"/>
               <w:rPr>
                 <w:rFonts w:ascii="Times New Roman" w:eastAsia="Times New Roman" w:hAnsi="Times New Roman" w:cs="Times New Roman"/>
-                <w:sz w:val="28"/>
-                <w:szCs w:val="28"/>
+                <w:sz w:val="24"/>
+                <w:szCs w:val="24"/>
                 <w:lang w:eastAsia="ru-RU"/>
               </w:rPr>
             </w:pPr>
             <w:r>
               <w:rPr>
                 <w:rFonts w:ascii="Times New Roman" w:eastAsia="Times New Roman" w:hAnsi="Times New Roman" w:cs="Times New Roman"/>
-                <w:sz w:val="28"/>
-                <w:szCs w:val="28"/>
+                <w:sz w:val="24"/>
+                <w:szCs w:val="24"/>
                 <w:lang w:eastAsia="ru-RU"/>
               </w:rPr>
               <w:t>Тип</w:t>
@@ -7268,16 +7282,16 @@
               <w:spacing w:after="0" w:line="240" w:lineRule="auto"/>
               <w:rPr>
                 <w:rFonts w:ascii="Times New Roman" w:eastAsia="Times New Roman" w:hAnsi="Times New Roman" w:cs="Times New Roman"/>
-                <w:sz w:val="28"/>
-                <w:szCs w:val="28"/>
+                <w:sz w:val="24"/>
+                <w:szCs w:val="24"/>
                 <w:lang w:eastAsia="ru-RU"/>
               </w:rPr>
             </w:pPr>
             <w:r>
               <w:rPr>
                 <w:rFonts w:ascii="Times New Roman" w:eastAsia="Times New Roman" w:hAnsi="Times New Roman" w:cs="Times New Roman"/>
-                <w:sz w:val="28"/>
-                <w:szCs w:val="28"/>
+                <w:sz w:val="24"/>
+                <w:szCs w:val="24"/>
                 <w:lang w:eastAsia="ru-RU"/>
               </w:rPr>
               <w:t>Обязательность</w:t>
@@ -7301,16 +7315,16 @@
               <w:spacing w:after="0" w:line="240" w:lineRule="auto"/>
               <w:rPr>
                 <w:rFonts w:ascii="Times New Roman" w:eastAsia="Times New Roman" w:hAnsi="Times New Roman" w:cs="Times New Roman"/>
-                <w:sz w:val="28"/>
-                <w:szCs w:val="28"/>
+                <w:sz w:val="24"/>
+                <w:szCs w:val="24"/>
                 <w:lang w:eastAsia="ru-RU"/>
               </w:rPr>
             </w:pPr>
             <w:r>
               <w:rPr>
                 <w:rFonts w:ascii="Times New Roman" w:eastAsia="Times New Roman" w:hAnsi="Times New Roman" w:cs="Times New Roman"/>
-                <w:sz w:val="28"/>
-                <w:szCs w:val="28"/>
+                <w:sz w:val="24"/>
+                <w:szCs w:val="24"/>
                 <w:lang w:eastAsia="ru-RU"/>
               </w:rPr>
               <w:t>Дополнительные условия</w:t>
@@ -7339,16 +7353,16 @@
               <w:spacing w:after="0" w:line="240" w:lineRule="auto"/>
               <w:rPr>
                 <w:rFonts w:ascii="Times New Roman" w:eastAsia="Times New Roman" w:hAnsi="Times New Roman" w:cs="Times New Roman"/>
-                <w:sz w:val="28"/>
-                <w:szCs w:val="28"/>
+                <w:sz w:val="24"/>
+                <w:szCs w:val="24"/>
                 <w:lang w:eastAsia="ru-RU"/>
               </w:rPr>
             </w:pPr>
             <w:r>
               <w:rPr>
                 <w:rFonts w:ascii="Times New Roman" w:eastAsia="Times New Roman" w:hAnsi="Times New Roman" w:cs="Times New Roman"/>
-                <w:sz w:val="28"/>
-                <w:szCs w:val="28"/>
+                <w:sz w:val="24"/>
+                <w:szCs w:val="24"/>
                 <w:lang w:eastAsia="ru-RU"/>
               </w:rPr>
               <w:t>Наименование</w:t>
@@ -7372,16 +7386,16 @@
               <w:spacing w:after="0" w:line="240" w:lineRule="auto"/>
               <w:rPr>
                 <w:rFonts w:ascii="Times New Roman" w:eastAsia="Times New Roman" w:hAnsi="Times New Roman" w:cs="Times New Roman"/>
-                <w:sz w:val="28"/>
-                <w:szCs w:val="28"/>
+                <w:sz w:val="24"/>
+                <w:szCs w:val="24"/>
                 <w:lang w:eastAsia="ru-RU"/>
               </w:rPr>
             </w:pPr>
             <w:r>
               <w:rPr>
                 <w:rFonts w:ascii="Times New Roman" w:eastAsia="Times New Roman" w:hAnsi="Times New Roman" w:cs="Times New Roman"/>
-                <w:sz w:val="28"/>
-                <w:szCs w:val="28"/>
+                <w:sz w:val="24"/>
+                <w:szCs w:val="24"/>
                 <w:lang w:eastAsia="ru-RU"/>
               </w:rPr>
               <w:t>строка</w:t>
@@ -7405,16 +7419,16 @@
               <w:spacing w:after="0" w:line="240" w:lineRule="auto"/>
               <w:rPr>
                 <w:rFonts w:ascii="Times New Roman" w:eastAsia="Times New Roman" w:hAnsi="Times New Roman" w:cs="Times New Roman"/>
-                <w:sz w:val="28"/>
-                <w:szCs w:val="28"/>
+                <w:sz w:val="24"/>
+                <w:szCs w:val="24"/>
                 <w:lang w:eastAsia="ru-RU"/>
               </w:rPr>
             </w:pPr>
             <w:r>
               <w:rPr>
                 <w:rFonts w:ascii="Times New Roman" w:eastAsia="Times New Roman" w:hAnsi="Times New Roman" w:cs="Times New Roman"/>
-                <w:sz w:val="28"/>
-                <w:szCs w:val="28"/>
+                <w:sz w:val="24"/>
+                <w:szCs w:val="24"/>
                 <w:lang w:eastAsia="ru-RU"/>
               </w:rPr>
               <w:t>Да</w:t>
@@ -7438,16 +7452,16 @@
               <w:spacing w:after="0" w:line="240" w:lineRule="auto"/>
               <w:rPr>
                 <w:rFonts w:ascii="Times New Roman" w:eastAsia="Times New Roman" w:hAnsi="Times New Roman" w:cs="Times New Roman"/>
-                <w:sz w:val="28"/>
-                <w:szCs w:val="28"/>
+                <w:sz w:val="24"/>
+                <w:szCs w:val="24"/>
                 <w:lang w:eastAsia="ru-RU"/>
               </w:rPr>
             </w:pPr>
             <w:r>
               <w:rPr>
                 <w:rFonts w:ascii="Times New Roman" w:eastAsia="Times New Roman" w:hAnsi="Times New Roman" w:cs="Times New Roman"/>
-                <w:sz w:val="28"/>
-                <w:szCs w:val="28"/>
+                <w:sz w:val="24"/>
+                <w:szCs w:val="24"/>
                 <w:lang w:eastAsia="ru-RU"/>
               </w:rPr>
               <w:t>1…100 символов</w:t>
@@ -7476,16 +7490,16 @@
               <w:spacing w:after="0" w:line="240" w:lineRule="auto"/>
               <w:rPr>
                 <w:rFonts w:ascii="Times New Roman" w:eastAsia="Times New Roman" w:hAnsi="Times New Roman" w:cs="Times New Roman"/>
-                <w:sz w:val="28"/>
-                <w:szCs w:val="28"/>
+                <w:sz w:val="24"/>
+                <w:szCs w:val="24"/>
                 <w:lang w:eastAsia="ru-RU"/>
               </w:rPr>
             </w:pPr>
             <w:r>
               <w:rPr>
                 <w:rFonts w:ascii="Times New Roman" w:eastAsia="Times New Roman" w:hAnsi="Times New Roman" w:cs="Times New Roman"/>
-                <w:sz w:val="28"/>
-                <w:szCs w:val="28"/>
+                <w:sz w:val="24"/>
+                <w:szCs w:val="24"/>
                 <w:lang w:eastAsia="ru-RU"/>
               </w:rPr>
               <w:t>Номер детали</w:t>
@@ -7509,16 +7523,16 @@
               <w:spacing w:after="0" w:line="240" w:lineRule="auto"/>
               <w:rPr>
                 <w:rFonts w:ascii="Times New Roman" w:eastAsia="Times New Roman" w:hAnsi="Times New Roman" w:cs="Times New Roman"/>
-                <w:sz w:val="28"/>
-                <w:szCs w:val="28"/>
+                <w:sz w:val="24"/>
+                <w:szCs w:val="24"/>
                 <w:lang w:eastAsia="ru-RU"/>
               </w:rPr>
             </w:pPr>
             <w:r>
               <w:rPr>
                 <w:rFonts w:ascii="Times New Roman" w:eastAsia="Times New Roman" w:hAnsi="Times New Roman" w:cs="Times New Roman"/>
-                <w:sz w:val="28"/>
-                <w:szCs w:val="28"/>
+                <w:sz w:val="24"/>
+                <w:szCs w:val="24"/>
                 <w:lang w:eastAsia="ru-RU"/>
               </w:rPr>
               <w:t>строка</w:t>
@@ -7542,16 +7556,16 @@
               <w:spacing w:after="0" w:line="240" w:lineRule="auto"/>
               <w:rPr>
                 <w:rFonts w:ascii="Times New Roman" w:eastAsia="Times New Roman" w:hAnsi="Times New Roman" w:cs="Times New Roman"/>
-                <w:sz w:val="28"/>
-                <w:szCs w:val="28"/>
+                <w:sz w:val="24"/>
+                <w:szCs w:val="24"/>
                 <w:lang w:eastAsia="ru-RU"/>
               </w:rPr>
             </w:pPr>
             <w:r>
               <w:rPr>
                 <w:rFonts w:ascii="Times New Roman" w:eastAsia="Times New Roman" w:hAnsi="Times New Roman" w:cs="Times New Roman"/>
-                <w:sz w:val="28"/>
-                <w:szCs w:val="28"/>
+                <w:sz w:val="24"/>
+                <w:szCs w:val="24"/>
                 <w:lang w:eastAsia="ru-RU"/>
               </w:rPr>
               <w:t>Да</w:t>
@@ -7575,16 +7589,16 @@
               <w:spacing w:after="0" w:line="240" w:lineRule="auto"/>
               <w:rPr>
                 <w:rFonts w:ascii="Times New Roman" w:eastAsia="Times New Roman" w:hAnsi="Times New Roman" w:cs="Times New Roman"/>
-                <w:sz w:val="28"/>
-                <w:szCs w:val="28"/>
+                <w:sz w:val="24"/>
+                <w:szCs w:val="24"/>
                 <w:lang w:eastAsia="ru-RU"/>
               </w:rPr>
             </w:pPr>
             <w:r>
               <w:rPr>
                 <w:rFonts w:ascii="Times New Roman" w:eastAsia="Times New Roman" w:hAnsi="Times New Roman" w:cs="Times New Roman"/>
-                <w:sz w:val="28"/>
-                <w:szCs w:val="28"/>
+                <w:sz w:val="24"/>
+                <w:szCs w:val="24"/>
                 <w:lang w:eastAsia="ru-RU"/>
               </w:rPr>
               <w:t>Уникальный, 1…30 символов</w:t>
@@ -7613,16 +7627,16 @@
               <w:spacing w:after="0" w:line="240" w:lineRule="auto"/>
               <w:rPr>
                 <w:rFonts w:ascii="Times New Roman" w:eastAsia="Times New Roman" w:hAnsi="Times New Roman" w:cs="Times New Roman"/>
-                <w:sz w:val="28"/>
-                <w:szCs w:val="28"/>
+                <w:sz w:val="24"/>
+                <w:szCs w:val="24"/>
                 <w:lang w:eastAsia="ru-RU"/>
               </w:rPr>
             </w:pPr>
             <w:r>
               <w:rPr>
                 <w:rFonts w:ascii="Times New Roman" w:eastAsia="Times New Roman" w:hAnsi="Times New Roman" w:cs="Times New Roman"/>
-                <w:sz w:val="28"/>
-                <w:szCs w:val="28"/>
+                <w:sz w:val="24"/>
+                <w:szCs w:val="24"/>
                 <w:lang w:eastAsia="ru-RU"/>
               </w:rPr>
               <w:t>Тип</w:t>
@@ -7646,16 +7660,16 @@
               <w:spacing w:after="0" w:line="240" w:lineRule="auto"/>
               <w:rPr>
                 <w:rFonts w:ascii="Times New Roman" w:eastAsia="Times New Roman" w:hAnsi="Times New Roman" w:cs="Times New Roman"/>
-                <w:sz w:val="28"/>
-                <w:szCs w:val="28"/>
+                <w:sz w:val="24"/>
+                <w:szCs w:val="24"/>
                 <w:lang w:eastAsia="ru-RU"/>
               </w:rPr>
             </w:pPr>
             <w:r>
               <w:rPr>
                 <w:rFonts w:ascii="Times New Roman" w:eastAsia="Times New Roman" w:hAnsi="Times New Roman" w:cs="Times New Roman"/>
-                <w:sz w:val="28"/>
-                <w:szCs w:val="28"/>
+                <w:sz w:val="24"/>
+                <w:szCs w:val="24"/>
                 <w:lang w:eastAsia="ru-RU"/>
               </w:rPr>
               <w:t>выпадающий список</w:t>
@@ -7679,16 +7693,16 @@
               <w:spacing w:after="0" w:line="240" w:lineRule="auto"/>
               <w:rPr>
                 <w:rFonts w:ascii="Times New Roman" w:eastAsia="Times New Roman" w:hAnsi="Times New Roman" w:cs="Times New Roman"/>
-                <w:sz w:val="28"/>
-                <w:szCs w:val="28"/>
+                <w:sz w:val="24"/>
+                <w:szCs w:val="24"/>
                 <w:lang w:eastAsia="ru-RU"/>
               </w:rPr>
             </w:pPr>
             <w:r>
               <w:rPr>
                 <w:rFonts w:ascii="Times New Roman" w:eastAsia="Times New Roman" w:hAnsi="Times New Roman" w:cs="Times New Roman"/>
-                <w:sz w:val="28"/>
-                <w:szCs w:val="28"/>
+                <w:sz w:val="24"/>
+                <w:szCs w:val="24"/>
                 <w:lang w:eastAsia="ru-RU"/>
               </w:rPr>
               <w:t>Да</w:t>
@@ -7712,16 +7726,16 @@
               <w:spacing w:after="0" w:line="240" w:lineRule="auto"/>
               <w:rPr>
                 <w:rFonts w:ascii="Times New Roman" w:eastAsia="Times New Roman" w:hAnsi="Times New Roman" w:cs="Times New Roman"/>
-                <w:sz w:val="28"/>
-                <w:szCs w:val="28"/>
+                <w:sz w:val="24"/>
+                <w:szCs w:val="24"/>
                 <w:lang w:eastAsia="ru-RU"/>
               </w:rPr>
             </w:pPr>
             <w:r>
               <w:rPr>
                 <w:rFonts w:ascii="Times New Roman" w:eastAsia="Times New Roman" w:hAnsi="Times New Roman" w:cs="Times New Roman"/>
-                <w:sz w:val="28"/>
-                <w:szCs w:val="28"/>
+                <w:sz w:val="24"/>
+                <w:szCs w:val="24"/>
                 <w:lang w:eastAsia="ru-RU"/>
               </w:rPr>
               <w:t>Фюзеляж, Крыло, Двигатель, Шасси, Авионика, Другое</w:t>
@@ -7750,16 +7764,16 @@
               <w:spacing w:after="0" w:line="240" w:lineRule="auto"/>
               <w:rPr>
                 <w:rFonts w:ascii="Times New Roman" w:eastAsia="Times New Roman" w:hAnsi="Times New Roman" w:cs="Times New Roman"/>
-                <w:sz w:val="28"/>
-                <w:szCs w:val="28"/>
+                <w:sz w:val="24"/>
+                <w:szCs w:val="24"/>
                 <w:lang w:eastAsia="ru-RU"/>
               </w:rPr>
             </w:pPr>
             <w:r>
               <w:rPr>
                 <w:rFonts w:ascii="Times New Roman" w:eastAsia="Times New Roman" w:hAnsi="Times New Roman" w:cs="Times New Roman"/>
-                <w:sz w:val="28"/>
-                <w:szCs w:val="28"/>
+                <w:sz w:val="24"/>
+                <w:szCs w:val="24"/>
                 <w:lang w:eastAsia="ru-RU"/>
               </w:rPr>
               <w:t>Дата изготовления</w:t>
@@ -7783,16 +7797,16 @@
               <w:spacing w:after="0" w:line="240" w:lineRule="auto"/>
               <w:rPr>
                 <w:rFonts w:ascii="Times New Roman" w:eastAsia="Times New Roman" w:hAnsi="Times New Roman" w:cs="Times New Roman"/>
-                <w:sz w:val="28"/>
-                <w:szCs w:val="28"/>
+                <w:sz w:val="24"/>
+                <w:szCs w:val="24"/>
                 <w:lang w:eastAsia="ru-RU"/>
               </w:rPr>
             </w:pPr>
             <w:r>
               <w:rPr>
                 <w:rFonts w:ascii="Times New Roman" w:eastAsia="Times New Roman" w:hAnsi="Times New Roman" w:cs="Times New Roman"/>
-                <w:sz w:val="28"/>
-                <w:szCs w:val="28"/>
+                <w:sz w:val="24"/>
+                <w:szCs w:val="24"/>
                 <w:lang w:eastAsia="ru-RU"/>
               </w:rPr>
               <w:t>дата</w:t>
@@ -7816,16 +7830,16 @@
               <w:spacing w:after="0" w:line="240" w:lineRule="auto"/>
               <w:rPr>
                 <w:rFonts w:ascii="Times New Roman" w:eastAsia="Times New Roman" w:hAnsi="Times New Roman" w:cs="Times New Roman"/>
-                <w:sz w:val="28"/>
-                <w:szCs w:val="28"/>
+                <w:sz w:val="24"/>
+                <w:szCs w:val="24"/>
                 <w:lang w:eastAsia="ru-RU"/>
               </w:rPr>
             </w:pPr>
             <w:r>
               <w:rPr>
                 <w:rFonts w:ascii="Times New Roman" w:eastAsia="Times New Roman" w:hAnsi="Times New Roman" w:cs="Times New Roman"/>
-                <w:sz w:val="28"/>
-                <w:szCs w:val="28"/>
+                <w:sz w:val="24"/>
+                <w:szCs w:val="24"/>
                 <w:lang w:eastAsia="ru-RU"/>
               </w:rPr>
               <w:t>Да</w:t>
@@ -7849,16 +7863,16 @@
               <w:spacing w:after="0" w:line="240" w:lineRule="auto"/>
               <w:rPr>
                 <w:rFonts w:ascii="Times New Roman" w:eastAsia="Times New Roman" w:hAnsi="Times New Roman" w:cs="Times New Roman"/>
-                <w:sz w:val="28"/>
-                <w:szCs w:val="28"/>
+                <w:sz w:val="24"/>
+                <w:szCs w:val="24"/>
                 <w:lang w:eastAsia="ru-RU"/>
               </w:rPr>
             </w:pPr>
             <w:r>
               <w:rPr>
                 <w:rFonts w:ascii="Times New Roman" w:eastAsia="Times New Roman" w:hAnsi="Times New Roman" w:cs="Times New Roman"/>
-                <w:sz w:val="28"/>
-                <w:szCs w:val="28"/>
+                <w:sz w:val="24"/>
+                <w:szCs w:val="24"/>
                 <w:lang w:eastAsia="ru-RU"/>
               </w:rPr>
               <w:t>Не больше текущей даты</w:t>
@@ -7887,16 +7901,16 @@
               <w:spacing w:after="0" w:line="240" w:lineRule="auto"/>
               <w:rPr>
                 <w:rFonts w:ascii="Times New Roman" w:eastAsia="Times New Roman" w:hAnsi="Times New Roman" w:cs="Times New Roman"/>
-                <w:sz w:val="28"/>
-                <w:szCs w:val="28"/>
+                <w:sz w:val="24"/>
+                <w:szCs w:val="24"/>
                 <w:lang w:eastAsia="ru-RU"/>
               </w:rPr>
             </w:pPr>
             <w:r>
               <w:rPr>
                 <w:rFonts w:ascii="Times New Roman" w:eastAsia="Times New Roman" w:hAnsi="Times New Roman" w:cs="Times New Roman"/>
-                <w:sz w:val="28"/>
-                <w:szCs w:val="28"/>
+                <w:sz w:val="24"/>
+                <w:szCs w:val="24"/>
                 <w:lang w:eastAsia="ru-RU"/>
               </w:rPr>
               <w:t>Статус</w:t>
@@ -7920,16 +7934,16 @@
               <w:spacing w:after="0" w:line="240" w:lineRule="auto"/>
               <w:rPr>
                 <w:rFonts w:ascii="Times New Roman" w:eastAsia="Times New Roman" w:hAnsi="Times New Roman" w:cs="Times New Roman"/>
-                <w:sz w:val="28"/>
-                <w:szCs w:val="28"/>
+                <w:sz w:val="24"/>
+                <w:szCs w:val="24"/>
                 <w:lang w:eastAsia="ru-RU"/>
               </w:rPr>
             </w:pPr>
             <w:r>
               <w:rPr>
                 <w:rFonts w:ascii="Times New Roman" w:eastAsia="Times New Roman" w:hAnsi="Times New Roman" w:cs="Times New Roman"/>
-                <w:sz w:val="28"/>
-                <w:szCs w:val="28"/>
+                <w:sz w:val="24"/>
+                <w:szCs w:val="24"/>
                 <w:lang w:eastAsia="ru-RU"/>
               </w:rPr>
               <w:t>выпадающий список</w:t>
@@ -7953,16 +7967,16 @@
               <w:spacing w:after="0" w:line="240" w:lineRule="auto"/>
               <w:rPr>
                 <w:rFonts w:ascii="Times New Roman" w:eastAsia="Times New Roman" w:hAnsi="Times New Roman" w:cs="Times New Roman"/>
-                <w:sz w:val="28"/>
-                <w:szCs w:val="28"/>
+                <w:sz w:val="24"/>
+                <w:szCs w:val="24"/>
                 <w:lang w:eastAsia="ru-RU"/>
               </w:rPr>
             </w:pPr>
             <w:r>
               <w:rPr>
                 <w:rFonts w:ascii="Times New Roman" w:eastAsia="Times New Roman" w:hAnsi="Times New Roman" w:cs="Times New Roman"/>
-                <w:sz w:val="28"/>
-                <w:szCs w:val="28"/>
+                <w:sz w:val="24"/>
+                <w:szCs w:val="24"/>
                 <w:lang w:eastAsia="ru-RU"/>
               </w:rPr>
               <w:t>Да</w:t>
@@ -7986,16 +8000,16 @@
               <w:spacing w:after="0" w:line="240" w:lineRule="auto"/>
               <w:rPr>
                 <w:rFonts w:ascii="Times New Roman" w:eastAsia="Times New Roman" w:hAnsi="Times New Roman" w:cs="Times New Roman"/>
-                <w:sz w:val="28"/>
-                <w:szCs w:val="28"/>
+                <w:sz w:val="24"/>
+                <w:szCs w:val="24"/>
                 <w:lang w:eastAsia="ru-RU"/>
               </w:rPr>
             </w:pPr>
             <w:r>
               <w:rPr>
                 <w:rFonts w:ascii="Times New Roman" w:eastAsia="Times New Roman" w:hAnsi="Times New Roman" w:cs="Times New Roman"/>
-                <w:sz w:val="28"/>
-                <w:szCs w:val="28"/>
+                <w:sz w:val="24"/>
+                <w:szCs w:val="24"/>
                 <w:lang w:eastAsia="ru-RU"/>
               </w:rPr>
               <w:t>На складе / Установлена / Списана</w:t>
@@ -8024,16 +8038,16 @@
               <w:spacing w:after="0" w:line="240" w:lineRule="auto"/>
               <w:rPr>
                 <w:rFonts w:ascii="Times New Roman" w:eastAsia="Times New Roman" w:hAnsi="Times New Roman" w:cs="Times New Roman"/>
-                <w:sz w:val="28"/>
-                <w:szCs w:val="28"/>
+                <w:sz w:val="24"/>
+                <w:szCs w:val="24"/>
                 <w:lang w:eastAsia="ru-RU"/>
               </w:rPr>
             </w:pPr>
             <w:r>
               <w:rPr>
                 <w:rFonts w:ascii="Times New Roman" w:eastAsia="Times New Roman" w:hAnsi="Times New Roman" w:cs="Times New Roman"/>
-                <w:sz w:val="28"/>
-                <w:szCs w:val="28"/>
+                <w:sz w:val="24"/>
+                <w:szCs w:val="24"/>
                 <w:lang w:eastAsia="ru-RU"/>
               </w:rPr>
               <w:t>Борт самолёта</w:t>
@@ -8057,16 +8071,16 @@
               <w:spacing w:after="0" w:line="240" w:lineRule="auto"/>
               <w:rPr>
                 <w:rFonts w:ascii="Times New Roman" w:eastAsia="Times New Roman" w:hAnsi="Times New Roman" w:cs="Times New Roman"/>
-                <w:sz w:val="28"/>
-                <w:szCs w:val="28"/>
+                <w:sz w:val="24"/>
+                <w:szCs w:val="24"/>
                 <w:lang w:eastAsia="ru-RU"/>
               </w:rPr>
             </w:pPr>
             <w:r>
               <w:rPr>
                 <w:rFonts w:ascii="Times New Roman" w:eastAsia="Times New Roman" w:hAnsi="Times New Roman" w:cs="Times New Roman"/>
-                <w:sz w:val="28"/>
-                <w:szCs w:val="28"/>
+                <w:sz w:val="24"/>
+                <w:szCs w:val="24"/>
                 <w:lang w:eastAsia="ru-RU"/>
               </w:rPr>
               <w:t>строка</w:t>
@@ -8090,16 +8104,16 @@
               <w:spacing w:after="0" w:line="240" w:lineRule="auto"/>
               <w:rPr>
                 <w:rFonts w:ascii="Times New Roman" w:eastAsia="Times New Roman" w:hAnsi="Times New Roman" w:cs="Times New Roman"/>
-                <w:sz w:val="28"/>
-                <w:szCs w:val="28"/>
+                <w:sz w:val="24"/>
+                <w:szCs w:val="24"/>
                 <w:lang w:eastAsia="ru-RU"/>
               </w:rPr>
             </w:pPr>
             <w:r>
               <w:rPr>
                 <w:rFonts w:ascii="Times New Roman" w:eastAsia="Times New Roman" w:hAnsi="Times New Roman" w:cs="Times New Roman"/>
-                <w:sz w:val="28"/>
-                <w:szCs w:val="28"/>
+                <w:sz w:val="24"/>
+                <w:szCs w:val="24"/>
                 <w:lang w:eastAsia="ru-RU"/>
               </w:rPr>
               <w:t>Условно</w:t>
@@ -8123,16 +8137,16 @@
               <w:spacing w:after="0" w:line="240" w:lineRule="auto"/>
               <w:rPr>
                 <w:rFonts w:ascii="Times New Roman" w:eastAsia="Times New Roman" w:hAnsi="Times New Roman" w:cs="Times New Roman"/>
-                <w:sz w:val="28"/>
-                <w:szCs w:val="28"/>
+                <w:sz w:val="24"/>
+                <w:szCs w:val="24"/>
                 <w:lang w:eastAsia="ru-RU"/>
               </w:rPr>
             </w:pPr>
             <w:r>
               <w:rPr>
                 <w:rFonts w:ascii="Times New Roman" w:eastAsia="Times New Roman" w:hAnsi="Times New Roman" w:cs="Times New Roman"/>
-                <w:sz w:val="28"/>
-                <w:szCs w:val="28"/>
+                <w:sz w:val="24"/>
+                <w:szCs w:val="24"/>
                 <w:lang w:eastAsia="ru-RU"/>
               </w:rPr>
               <w:t>Обязателен, если статус = «Установлена»</w:t>
@@ -8161,16 +8175,16 @@
               <w:spacing w:after="0" w:line="240" w:lineRule="auto"/>
               <w:rPr>
                 <w:rFonts w:ascii="Times New Roman" w:eastAsia="Times New Roman" w:hAnsi="Times New Roman" w:cs="Times New Roman"/>
-                <w:sz w:val="28"/>
-                <w:szCs w:val="28"/>
+                <w:sz w:val="24"/>
+                <w:szCs w:val="24"/>
                 <w:lang w:eastAsia="ru-RU"/>
               </w:rPr>
             </w:pPr>
             <w:r>
               <w:rPr>
                 <w:rFonts w:ascii="Times New Roman" w:eastAsia="Times New Roman" w:hAnsi="Times New Roman" w:cs="Times New Roman"/>
-                <w:sz w:val="28"/>
-                <w:szCs w:val="28"/>
+                <w:sz w:val="24"/>
+                <w:szCs w:val="24"/>
                 <w:lang w:eastAsia="ru-RU"/>
               </w:rPr>
               <w:t>Описание</w:t>
@@ -8194,16 +8208,16 @@
               <w:spacing w:after="0" w:line="240" w:lineRule="auto"/>
               <w:rPr>
                 <w:rFonts w:ascii="Times New Roman" w:eastAsia="Times New Roman" w:hAnsi="Times New Roman" w:cs="Times New Roman"/>
-                <w:sz w:val="28"/>
-                <w:szCs w:val="28"/>
+                <w:sz w:val="24"/>
+                <w:szCs w:val="24"/>
                 <w:lang w:eastAsia="ru-RU"/>
               </w:rPr>
             </w:pPr>
             <w:r>
               <w:rPr>
                 <w:rFonts w:ascii="Times New Roman" w:eastAsia="Times New Roman" w:hAnsi="Times New Roman" w:cs="Times New Roman"/>
-                <w:sz w:val="28"/>
-                <w:szCs w:val="28"/>
+                <w:sz w:val="24"/>
+                <w:szCs w:val="24"/>
                 <w:lang w:eastAsia="ru-RU"/>
               </w:rPr>
               <w:t>текст (многострочный)</w:t>
@@ -8227,16 +8241,16 @@
               <w:spacing w:after="0" w:line="240" w:lineRule="auto"/>
               <w:rPr>
                 <w:rFonts w:ascii="Times New Roman" w:eastAsia="Times New Roman" w:hAnsi="Times New Roman" w:cs="Times New Roman"/>
-                <w:sz w:val="28"/>
-                <w:szCs w:val="28"/>
+                <w:sz w:val="24"/>
+                <w:szCs w:val="24"/>
                 <w:lang w:eastAsia="ru-RU"/>
               </w:rPr>
             </w:pPr>
             <w:r>
               <w:rPr>
                 <w:rFonts w:ascii="Times New Roman" w:eastAsia="Times New Roman" w:hAnsi="Times New Roman" w:cs="Times New Roman"/>
-                <w:sz w:val="28"/>
-                <w:szCs w:val="28"/>
+                <w:sz w:val="24"/>
+                <w:szCs w:val="24"/>
                 <w:lang w:eastAsia="ru-RU"/>
               </w:rPr>
               <w:t>Нет</w:t>
@@ -8260,16 +8274,16 @@
               <w:spacing w:after="0" w:line="240" w:lineRule="auto"/>
               <w:rPr>
                 <w:rFonts w:ascii="Times New Roman" w:eastAsia="Times New Roman" w:hAnsi="Times New Roman" w:cs="Times New Roman"/>
-                <w:sz w:val="28"/>
-                <w:szCs w:val="28"/>
+                <w:sz w:val="24"/>
+                <w:szCs w:val="24"/>
                 <w:lang w:eastAsia="ru-RU"/>
               </w:rPr>
             </w:pPr>
             <w:r>
               <w:rPr>
                 <w:rFonts w:ascii="Times New Roman" w:eastAsia="Times New Roman" w:hAnsi="Times New Roman" w:cs="Times New Roman"/>
-                <w:sz w:val="28"/>
-                <w:szCs w:val="28"/>
+                <w:sz w:val="24"/>
+                <w:szCs w:val="24"/>
                 <w:lang w:eastAsia="ru-RU"/>
               </w:rPr>
               <w:t>До 500 символов</w:t>
@@ -8388,11 +8402,11 @@
       <w:pPr>
         <w:pStyle w:val="222222222222222222"/>
       </w:pPr>
-      <w:bookmarkStart w:id="13" w:name="_Toc230957003"/>
+      <w:bookmarkStart w:id="12" w:name="_Toc231205687"/>
       <w:r>
         <w:t>3.3. Описание структуры данных модуля</w:t>
       </w:r>
-      <w:bookmarkEnd w:id="13"/>
+      <w:bookmarkEnd w:id="12"/>
     </w:p>
     <w:p>
       <w:pPr>
@@ -9675,6 +9689,7 @@
     </w:p>
     <w:p>
       <w:pPr>
+        <w:spacing w:after="0" w:line="360" w:lineRule="auto"/>
         <w:rPr>
           <w:rFonts w:ascii="Times New Roman" w:eastAsia="Times New Roman" w:hAnsi="Times New Roman" w:cs="Times New Roman"/>
           <w:bCs/>
@@ -9701,22 +9716,22 @@
       <w:pPr>
         <w:pStyle w:val="111111111111111"/>
       </w:pPr>
-      <w:bookmarkStart w:id="14" w:name="_Toc230957004"/>
+      <w:bookmarkStart w:id="13" w:name="_Toc231205688"/>
       <w:r>
         <w:lastRenderedPageBreak/>
         <w:t>4. РАЗРАБОТКА КОДА ПРОГРАММНОГО МОДУЛЯ</w:t>
       </w:r>
+      <w:bookmarkEnd w:id="13"/>
+    </w:p>
+    <w:p>
+      <w:pPr>
+        <w:pStyle w:val="222222222222222222"/>
+      </w:pPr>
+      <w:bookmarkStart w:id="14" w:name="_Toc231205689"/>
+      <w:r>
+        <w:t>4.1. Выбор языка программирования</w:t>
+      </w:r>
       <w:bookmarkEnd w:id="14"/>
-    </w:p>
-    <w:p>
-      <w:pPr>
-        <w:pStyle w:val="222222222222222222"/>
-      </w:pPr>
-      <w:bookmarkStart w:id="15" w:name="_Toc230957005"/>
-      <w:r>
-        <w:t>4.1. Выбор языка программирования</w:t>
-      </w:r>
-      <w:bookmarkEnd w:id="15"/>
     </w:p>
     <w:p>
       <w:pPr>
@@ -10148,12 +10163,12 @@
       <w:pPr>
         <w:pStyle w:val="222222222222222222"/>
       </w:pPr>
-      <w:bookmarkStart w:id="16" w:name="_Toc230957006"/>
+      <w:bookmarkStart w:id="15" w:name="_Toc231205690"/>
       <w:r>
         <w:lastRenderedPageBreak/>
         <w:t>4.2. Программирование модуля</w:t>
       </w:r>
-      <w:bookmarkEnd w:id="16"/>
+      <w:bookmarkEnd w:id="15"/>
     </w:p>
     <w:p>
       <w:pPr>
@@ -10539,15 +10554,7 @@
           <w:sz w:val="28"/>
           <w:szCs w:val="28"/>
         </w:rPr>
-        <w:t>()</w:t>
-      </w:r>
-      <w:r>
-        <w:rPr>
-          <w:rStyle w:val="30"/>
-          <w:rFonts w:eastAsiaTheme="minorHAnsi"/>
-          <w:b w:val="0"/>
-        </w:rPr>
-        <w:t> </w:t>
+        <w:t>() </w:t>
       </w:r>
       <w:r>
         <w:rPr>
@@ -14825,7 +14832,7 @@
           <w:lang w:val="en-US"/>
         </w:rPr>
       </w:pPr>
-      <w:bookmarkStart w:id="17" w:name="_Toc230957007"/>
+      <w:bookmarkStart w:id="16" w:name="_Toc231205691"/>
       <w:r>
         <w:rPr>
           <w:lang w:val="en-US"/>
@@ -14845,7 +14852,7 @@
       <w:r>
         <w:t>модуля</w:t>
       </w:r>
-      <w:bookmarkEnd w:id="17"/>
+      <w:bookmarkEnd w:id="16"/>
     </w:p>
     <w:p>
       <w:pPr>
@@ -15220,11 +15227,11 @@
       <w:pPr>
         <w:pStyle w:val="222222222222222222"/>
       </w:pPr>
-      <w:bookmarkStart w:id="18" w:name="_Toc230957008"/>
+      <w:bookmarkStart w:id="17" w:name="_Toc231205692"/>
       <w:r>
         <w:t>4.4. Отладка модуля</w:t>
       </w:r>
-      <w:bookmarkEnd w:id="18"/>
+      <w:bookmarkEnd w:id="17"/>
     </w:p>
     <w:p>
       <w:pPr>
@@ -15356,6 +15363,7 @@
     </w:p>
     <w:p>
       <w:pPr>
+        <w:spacing w:after="0" w:line="360" w:lineRule="auto"/>
         <w:rPr>
           <w:rFonts w:ascii="Times New Roman" w:eastAsia="Times New Roman" w:hAnsi="Times New Roman" w:cs="Times New Roman"/>
           <w:b/>
@@ -15378,12 +15386,14 @@
         </w:rPr>
         <w:br w:type="page"/>
       </w:r>
+      <w:bookmarkStart w:id="18" w:name="_GoBack"/>
+      <w:bookmarkEnd w:id="18"/>
     </w:p>
     <w:p>
       <w:pPr>
         <w:pStyle w:val="111111111111111"/>
       </w:pPr>
-      <w:bookmarkStart w:id="19" w:name="_Toc230957009"/>
+      <w:bookmarkStart w:id="19" w:name="_Toc231205693"/>
       <w:r>
         <w:lastRenderedPageBreak/>
         <w:t>5. ТЕСТИРОВАНИЕ ПРОГРАММНОГО МОДУЛЯ</w:t>
@@ -15394,7 +15404,7 @@
       <w:pPr>
         <w:pStyle w:val="222222222222222222"/>
       </w:pPr>
-      <w:bookmarkStart w:id="20" w:name="_Toc230957010"/>
+      <w:bookmarkStart w:id="20" w:name="_Toc231205694"/>
       <w:r>
         <w:t>5.1. Разработка тестовых сценариев</w:t>
       </w:r>
@@ -15474,10 +15484,10 @@
         <w:tblLook w:val="04A0" w:firstRow="1" w:lastRow="0" w:firstColumn="1" w:lastColumn="0" w:noHBand="0" w:noVBand="1"/>
       </w:tblPr>
       <w:tblGrid>
-        <w:gridCol w:w="536"/>
-        <w:gridCol w:w="3253"/>
-        <w:gridCol w:w="3323"/>
-        <w:gridCol w:w="2378"/>
+        <w:gridCol w:w="494"/>
+        <w:gridCol w:w="3249"/>
+        <w:gridCol w:w="3500"/>
+        <w:gridCol w:w="2247"/>
       </w:tblGrid>
       <w:tr>
         <w:trPr>
@@ -15501,16 +15511,16 @@
               <w:spacing w:after="0" w:line="240" w:lineRule="auto"/>
               <w:rPr>
                 <w:rFonts w:ascii="Times New Roman" w:eastAsia="Times New Roman" w:hAnsi="Times New Roman" w:cs="Times New Roman"/>
-                <w:sz w:val="28"/>
-                <w:szCs w:val="28"/>
+                <w:sz w:val="24"/>
+                <w:szCs w:val="24"/>
                 <w:lang w:eastAsia="ru-RU"/>
               </w:rPr>
             </w:pPr>
             <w:r>
               <w:rPr>
                 <w:rFonts w:ascii="Times New Roman" w:eastAsia="Times New Roman" w:hAnsi="Times New Roman" w:cs="Times New Roman"/>
-                <w:sz w:val="28"/>
-                <w:szCs w:val="28"/>
+                <w:sz w:val="24"/>
+                <w:szCs w:val="24"/>
                 <w:lang w:eastAsia="ru-RU"/>
               </w:rPr>
               <w:t>ID</w:t>
@@ -15534,16 +15544,16 @@
               <w:spacing w:after="0" w:line="240" w:lineRule="auto"/>
               <w:rPr>
                 <w:rFonts w:ascii="Times New Roman" w:eastAsia="Times New Roman" w:hAnsi="Times New Roman" w:cs="Times New Roman"/>
-                <w:sz w:val="28"/>
-                <w:szCs w:val="28"/>
+                <w:sz w:val="24"/>
+                <w:szCs w:val="24"/>
                 <w:lang w:eastAsia="ru-RU"/>
               </w:rPr>
             </w:pPr>
             <w:r>
               <w:rPr>
                 <w:rFonts w:ascii="Times New Roman" w:eastAsia="Times New Roman" w:hAnsi="Times New Roman" w:cs="Times New Roman"/>
-                <w:sz w:val="28"/>
-                <w:szCs w:val="28"/>
+                <w:sz w:val="24"/>
+                <w:szCs w:val="24"/>
                 <w:lang w:eastAsia="ru-RU"/>
               </w:rPr>
               <w:t>Сценарий</w:t>
@@ -15567,16 +15577,16 @@
               <w:spacing w:after="0" w:line="240" w:lineRule="auto"/>
               <w:rPr>
                 <w:rFonts w:ascii="Times New Roman" w:eastAsia="Times New Roman" w:hAnsi="Times New Roman" w:cs="Times New Roman"/>
-                <w:sz w:val="28"/>
-                <w:szCs w:val="28"/>
+                <w:sz w:val="24"/>
+                <w:szCs w:val="24"/>
                 <w:lang w:eastAsia="ru-RU"/>
               </w:rPr>
             </w:pPr>
             <w:r>
               <w:rPr>
                 <w:rFonts w:ascii="Times New Roman" w:eastAsia="Times New Roman" w:hAnsi="Times New Roman" w:cs="Times New Roman"/>
-                <w:sz w:val="28"/>
-                <w:szCs w:val="28"/>
+                <w:sz w:val="24"/>
+                <w:szCs w:val="24"/>
                 <w:lang w:eastAsia="ru-RU"/>
               </w:rPr>
               <w:t>Ожидаемый результат</w:t>
@@ -15600,16 +15610,16 @@
               <w:spacing w:after="0" w:line="240" w:lineRule="auto"/>
               <w:rPr>
                 <w:rFonts w:ascii="Times New Roman" w:eastAsia="Times New Roman" w:hAnsi="Times New Roman" w:cs="Times New Roman"/>
-                <w:sz w:val="28"/>
-                <w:szCs w:val="28"/>
+                <w:sz w:val="24"/>
+                <w:szCs w:val="24"/>
                 <w:lang w:eastAsia="ru-RU"/>
               </w:rPr>
             </w:pPr>
             <w:r>
               <w:rPr>
                 <w:rFonts w:ascii="Times New Roman" w:eastAsia="Times New Roman" w:hAnsi="Times New Roman" w:cs="Times New Roman"/>
-                <w:sz w:val="28"/>
-                <w:szCs w:val="28"/>
+                <w:sz w:val="24"/>
+                <w:szCs w:val="24"/>
                 <w:lang w:eastAsia="ru-RU"/>
               </w:rPr>
               <w:t>Фактический результат</w:t>
@@ -15638,16 +15648,16 @@
               <w:spacing w:after="0" w:line="240" w:lineRule="auto"/>
               <w:rPr>
                 <w:rFonts w:ascii="Times New Roman" w:eastAsia="Times New Roman" w:hAnsi="Times New Roman" w:cs="Times New Roman"/>
-                <w:sz w:val="28"/>
-                <w:szCs w:val="28"/>
+                <w:sz w:val="24"/>
+                <w:szCs w:val="24"/>
                 <w:lang w:eastAsia="ru-RU"/>
               </w:rPr>
             </w:pPr>
             <w:r>
               <w:rPr>
                 <w:rFonts w:ascii="Times New Roman" w:eastAsia="Times New Roman" w:hAnsi="Times New Roman" w:cs="Times New Roman"/>
-                <w:sz w:val="28"/>
-                <w:szCs w:val="28"/>
+                <w:sz w:val="24"/>
+                <w:szCs w:val="24"/>
                 <w:lang w:eastAsia="ru-RU"/>
               </w:rPr>
               <w:t>1</w:t>
@@ -15671,16 +15681,16 @@
               <w:spacing w:after="0" w:line="240" w:lineRule="auto"/>
               <w:rPr>
                 <w:rFonts w:ascii="Times New Roman" w:eastAsia="Times New Roman" w:hAnsi="Times New Roman" w:cs="Times New Roman"/>
-                <w:sz w:val="28"/>
-                <w:szCs w:val="28"/>
+                <w:sz w:val="24"/>
+                <w:szCs w:val="24"/>
                 <w:lang w:eastAsia="ru-RU"/>
               </w:rPr>
             </w:pPr>
             <w:r>
               <w:rPr>
                 <w:rFonts w:ascii="Times New Roman" w:eastAsia="Times New Roman" w:hAnsi="Times New Roman" w:cs="Times New Roman"/>
-                <w:sz w:val="28"/>
-                <w:szCs w:val="28"/>
+                <w:sz w:val="24"/>
+                <w:szCs w:val="24"/>
                 <w:lang w:eastAsia="ru-RU"/>
               </w:rPr>
               <w:t>Добавление детали с корректными данными</w:t>
@@ -15704,16 +15714,16 @@
               <w:spacing w:after="0" w:line="240" w:lineRule="auto"/>
               <w:rPr>
                 <w:rFonts w:ascii="Times New Roman" w:eastAsia="Times New Roman" w:hAnsi="Times New Roman" w:cs="Times New Roman"/>
-                <w:sz w:val="28"/>
-                <w:szCs w:val="28"/>
+                <w:sz w:val="24"/>
+                <w:szCs w:val="24"/>
                 <w:lang w:eastAsia="ru-RU"/>
               </w:rPr>
             </w:pPr>
             <w:r>
               <w:rPr>
                 <w:rFonts w:ascii="Times New Roman" w:eastAsia="Times New Roman" w:hAnsi="Times New Roman" w:cs="Times New Roman"/>
-                <w:sz w:val="28"/>
-                <w:szCs w:val="28"/>
+                <w:sz w:val="24"/>
+                <w:szCs w:val="24"/>
                 <w:lang w:eastAsia="ru-RU"/>
               </w:rPr>
               <w:t>Деталь появляется в таблице</w:t>
@@ -15737,16 +15747,16 @@
               <w:spacing w:after="0" w:line="240" w:lineRule="auto"/>
               <w:rPr>
                 <w:rFonts w:ascii="Times New Roman" w:eastAsia="Times New Roman" w:hAnsi="Times New Roman" w:cs="Times New Roman"/>
-                <w:sz w:val="28"/>
-                <w:szCs w:val="28"/>
+                <w:sz w:val="24"/>
+                <w:szCs w:val="24"/>
                 <w:lang w:eastAsia="ru-RU"/>
               </w:rPr>
             </w:pPr>
             <w:r>
               <w:rPr>
                 <w:rFonts w:ascii="Times New Roman" w:eastAsia="Times New Roman" w:hAnsi="Times New Roman" w:cs="Times New Roman"/>
-                <w:sz w:val="28"/>
-                <w:szCs w:val="28"/>
+                <w:sz w:val="24"/>
+                <w:szCs w:val="24"/>
                 <w:lang w:eastAsia="ru-RU"/>
               </w:rPr>
               <w:t>Выполнено</w:t>
@@ -15775,16 +15785,16 @@
               <w:spacing w:after="0" w:line="240" w:lineRule="auto"/>
               <w:rPr>
                 <w:rFonts w:ascii="Times New Roman" w:eastAsia="Times New Roman" w:hAnsi="Times New Roman" w:cs="Times New Roman"/>
-                <w:sz w:val="28"/>
-                <w:szCs w:val="28"/>
+                <w:sz w:val="24"/>
+                <w:szCs w:val="24"/>
                 <w:lang w:eastAsia="ru-RU"/>
               </w:rPr>
             </w:pPr>
             <w:r>
               <w:rPr>
                 <w:rFonts w:ascii="Times New Roman" w:eastAsia="Times New Roman" w:hAnsi="Times New Roman" w:cs="Times New Roman"/>
-                <w:sz w:val="28"/>
-                <w:szCs w:val="28"/>
+                <w:sz w:val="24"/>
+                <w:szCs w:val="24"/>
                 <w:lang w:eastAsia="ru-RU"/>
               </w:rPr>
               <w:t>2</w:t>
@@ -15808,16 +15818,16 @@
               <w:spacing w:after="0" w:line="240" w:lineRule="auto"/>
               <w:rPr>
                 <w:rFonts w:ascii="Times New Roman" w:eastAsia="Times New Roman" w:hAnsi="Times New Roman" w:cs="Times New Roman"/>
-                <w:sz w:val="28"/>
-                <w:szCs w:val="28"/>
+                <w:sz w:val="24"/>
+                <w:szCs w:val="24"/>
                 <w:lang w:eastAsia="ru-RU"/>
               </w:rPr>
             </w:pPr>
             <w:r>
               <w:rPr>
                 <w:rFonts w:ascii="Times New Roman" w:eastAsia="Times New Roman" w:hAnsi="Times New Roman" w:cs="Times New Roman"/>
-                <w:sz w:val="28"/>
-                <w:szCs w:val="28"/>
+                <w:sz w:val="24"/>
+                <w:szCs w:val="24"/>
                 <w:lang w:eastAsia="ru-RU"/>
               </w:rPr>
               <w:t>Добавление с пустым наименованием</w:t>
@@ -15841,16 +15851,16 @@
               <w:spacing w:after="0" w:line="240" w:lineRule="auto"/>
               <w:rPr>
                 <w:rFonts w:ascii="Times New Roman" w:eastAsia="Times New Roman" w:hAnsi="Times New Roman" w:cs="Times New Roman"/>
-                <w:sz w:val="28"/>
-                <w:szCs w:val="28"/>
+                <w:sz w:val="24"/>
+                <w:szCs w:val="24"/>
                 <w:lang w:eastAsia="ru-RU"/>
               </w:rPr>
             </w:pPr>
             <w:r>
               <w:rPr>
                 <w:rFonts w:ascii="Times New Roman" w:eastAsia="Times New Roman" w:hAnsi="Times New Roman" w:cs="Times New Roman"/>
-                <w:sz w:val="28"/>
-                <w:szCs w:val="28"/>
+                <w:sz w:val="24"/>
+                <w:szCs w:val="24"/>
                 <w:lang w:eastAsia="ru-RU"/>
               </w:rPr>
               <w:t>Сообщение об ошибке</w:t>
@@ -15874,16 +15884,16 @@
               <w:spacing w:after="0" w:line="240" w:lineRule="auto"/>
               <w:rPr>
                 <w:rFonts w:ascii="Times New Roman" w:eastAsia="Times New Roman" w:hAnsi="Times New Roman" w:cs="Times New Roman"/>
-                <w:sz w:val="28"/>
-                <w:szCs w:val="28"/>
+                <w:sz w:val="24"/>
+                <w:szCs w:val="24"/>
                 <w:lang w:eastAsia="ru-RU"/>
               </w:rPr>
             </w:pPr>
             <w:r>
               <w:rPr>
                 <w:rFonts w:ascii="Times New Roman" w:eastAsia="Times New Roman" w:hAnsi="Times New Roman" w:cs="Times New Roman"/>
-                <w:sz w:val="28"/>
-                <w:szCs w:val="28"/>
+                <w:sz w:val="24"/>
+                <w:szCs w:val="24"/>
                 <w:lang w:eastAsia="ru-RU"/>
               </w:rPr>
               <w:t>Выполнено</w:t>
@@ -15912,16 +15922,16 @@
               <w:spacing w:after="0" w:line="240" w:lineRule="auto"/>
               <w:rPr>
                 <w:rFonts w:ascii="Times New Roman" w:eastAsia="Times New Roman" w:hAnsi="Times New Roman" w:cs="Times New Roman"/>
-                <w:sz w:val="28"/>
-                <w:szCs w:val="28"/>
+                <w:sz w:val="24"/>
+                <w:szCs w:val="24"/>
                 <w:lang w:eastAsia="ru-RU"/>
               </w:rPr>
             </w:pPr>
             <w:r>
               <w:rPr>
                 <w:rFonts w:ascii="Times New Roman" w:eastAsia="Times New Roman" w:hAnsi="Times New Roman" w:cs="Times New Roman"/>
-                <w:sz w:val="28"/>
-                <w:szCs w:val="28"/>
+                <w:sz w:val="24"/>
+                <w:szCs w:val="24"/>
                 <w:lang w:eastAsia="ru-RU"/>
               </w:rPr>
               <w:t>3</w:t>
@@ -15945,16 +15955,16 @@
               <w:spacing w:after="0" w:line="240" w:lineRule="auto"/>
               <w:rPr>
                 <w:rFonts w:ascii="Times New Roman" w:eastAsia="Times New Roman" w:hAnsi="Times New Roman" w:cs="Times New Roman"/>
-                <w:sz w:val="28"/>
-                <w:szCs w:val="28"/>
+                <w:sz w:val="24"/>
+                <w:szCs w:val="24"/>
                 <w:lang w:eastAsia="ru-RU"/>
               </w:rPr>
             </w:pPr>
             <w:r>
               <w:rPr>
                 <w:rFonts w:ascii="Times New Roman" w:eastAsia="Times New Roman" w:hAnsi="Times New Roman" w:cs="Times New Roman"/>
-                <w:sz w:val="28"/>
-                <w:szCs w:val="28"/>
+                <w:sz w:val="24"/>
+                <w:szCs w:val="24"/>
                 <w:lang w:eastAsia="ru-RU"/>
               </w:rPr>
               <w:t>Добавление с существующим номером</w:t>
@@ -15978,16 +15988,16 @@
               <w:spacing w:after="0" w:line="240" w:lineRule="auto"/>
               <w:rPr>
                 <w:rFonts w:ascii="Times New Roman" w:eastAsia="Times New Roman" w:hAnsi="Times New Roman" w:cs="Times New Roman"/>
-                <w:sz w:val="28"/>
-                <w:szCs w:val="28"/>
+                <w:sz w:val="24"/>
+                <w:szCs w:val="24"/>
                 <w:lang w:eastAsia="ru-RU"/>
               </w:rPr>
             </w:pPr>
             <w:r>
               <w:rPr>
                 <w:rFonts w:ascii="Times New Roman" w:eastAsia="Times New Roman" w:hAnsi="Times New Roman" w:cs="Times New Roman"/>
-                <w:sz w:val="28"/>
-                <w:szCs w:val="28"/>
+                <w:sz w:val="24"/>
+                <w:szCs w:val="24"/>
                 <w:lang w:eastAsia="ru-RU"/>
               </w:rPr>
               <w:t>Сообщение «Деталь с таким номером уже существует»</w:t>
@@ -16011,16 +16021,16 @@
               <w:spacing w:after="0" w:line="240" w:lineRule="auto"/>
               <w:rPr>
                 <w:rFonts w:ascii="Times New Roman" w:eastAsia="Times New Roman" w:hAnsi="Times New Roman" w:cs="Times New Roman"/>
-                <w:sz w:val="28"/>
-                <w:szCs w:val="28"/>
+                <w:sz w:val="24"/>
+                <w:szCs w:val="24"/>
                 <w:lang w:eastAsia="ru-RU"/>
               </w:rPr>
             </w:pPr>
             <w:r>
               <w:rPr>
                 <w:rFonts w:ascii="Times New Roman" w:eastAsia="Times New Roman" w:hAnsi="Times New Roman" w:cs="Times New Roman"/>
-                <w:sz w:val="28"/>
-                <w:szCs w:val="28"/>
+                <w:sz w:val="24"/>
+                <w:szCs w:val="24"/>
                 <w:lang w:eastAsia="ru-RU"/>
               </w:rPr>
               <w:t>Выполнено</w:t>
@@ -16049,16 +16059,16 @@
               <w:spacing w:after="0" w:line="240" w:lineRule="auto"/>
               <w:rPr>
                 <w:rFonts w:ascii="Times New Roman" w:eastAsia="Times New Roman" w:hAnsi="Times New Roman" w:cs="Times New Roman"/>
-                <w:sz w:val="28"/>
-                <w:szCs w:val="28"/>
+                <w:sz w:val="24"/>
+                <w:szCs w:val="24"/>
                 <w:lang w:eastAsia="ru-RU"/>
               </w:rPr>
             </w:pPr>
             <w:r>
               <w:rPr>
                 <w:rFonts w:ascii="Times New Roman" w:eastAsia="Times New Roman" w:hAnsi="Times New Roman" w:cs="Times New Roman"/>
-                <w:sz w:val="28"/>
-                <w:szCs w:val="28"/>
+                <w:sz w:val="24"/>
+                <w:szCs w:val="24"/>
                 <w:lang w:eastAsia="ru-RU"/>
               </w:rPr>
               <w:t>4</w:t>
@@ -16082,16 +16092,16 @@
               <w:spacing w:after="0" w:line="240" w:lineRule="auto"/>
               <w:rPr>
                 <w:rFonts w:ascii="Times New Roman" w:eastAsia="Times New Roman" w:hAnsi="Times New Roman" w:cs="Times New Roman"/>
-                <w:sz w:val="28"/>
-                <w:szCs w:val="28"/>
+                <w:sz w:val="24"/>
+                <w:szCs w:val="24"/>
                 <w:lang w:eastAsia="ru-RU"/>
               </w:rPr>
             </w:pPr>
             <w:r>
               <w:rPr>
                 <w:rFonts w:ascii="Times New Roman" w:eastAsia="Times New Roman" w:hAnsi="Times New Roman" w:cs="Times New Roman"/>
-                <w:sz w:val="28"/>
-                <w:szCs w:val="28"/>
+                <w:sz w:val="24"/>
+                <w:szCs w:val="24"/>
                 <w:lang w:eastAsia="ru-RU"/>
               </w:rPr>
               <w:t>Поиск по номеру</w:t>
@@ -16115,16 +16125,16 @@
               <w:spacing w:after="0" w:line="240" w:lineRule="auto"/>
               <w:rPr>
                 <w:rFonts w:ascii="Times New Roman" w:eastAsia="Times New Roman" w:hAnsi="Times New Roman" w:cs="Times New Roman"/>
-                <w:sz w:val="28"/>
-                <w:szCs w:val="28"/>
+                <w:sz w:val="24"/>
+                <w:szCs w:val="24"/>
                 <w:lang w:eastAsia="ru-RU"/>
               </w:rPr>
             </w:pPr>
             <w:r>
               <w:rPr>
                 <w:rFonts w:ascii="Times New Roman" w:eastAsia="Times New Roman" w:hAnsi="Times New Roman" w:cs="Times New Roman"/>
-                <w:sz w:val="28"/>
-                <w:szCs w:val="28"/>
+                <w:sz w:val="24"/>
+                <w:szCs w:val="24"/>
                 <w:lang w:eastAsia="ru-RU"/>
               </w:rPr>
               <w:t>Таблица показывает только найденную деталь</w:t>
@@ -16148,16 +16158,16 @@
               <w:spacing w:after="0" w:line="240" w:lineRule="auto"/>
               <w:rPr>
                 <w:rFonts w:ascii="Times New Roman" w:eastAsia="Times New Roman" w:hAnsi="Times New Roman" w:cs="Times New Roman"/>
-                <w:sz w:val="28"/>
-                <w:szCs w:val="28"/>
+                <w:sz w:val="24"/>
+                <w:szCs w:val="24"/>
                 <w:lang w:eastAsia="ru-RU"/>
               </w:rPr>
             </w:pPr>
             <w:r>
               <w:rPr>
                 <w:rFonts w:ascii="Times New Roman" w:eastAsia="Times New Roman" w:hAnsi="Times New Roman" w:cs="Times New Roman"/>
-                <w:sz w:val="28"/>
-                <w:szCs w:val="28"/>
+                <w:sz w:val="24"/>
+                <w:szCs w:val="24"/>
                 <w:lang w:eastAsia="ru-RU"/>
               </w:rPr>
               <w:t>Выполнено</w:t>
@@ -16186,16 +16196,16 @@
               <w:spacing w:after="0" w:line="240" w:lineRule="auto"/>
               <w:rPr>
                 <w:rFonts w:ascii="Times New Roman" w:eastAsia="Times New Roman" w:hAnsi="Times New Roman" w:cs="Times New Roman"/>
-                <w:sz w:val="28"/>
-                <w:szCs w:val="28"/>
+                <w:sz w:val="24"/>
+                <w:szCs w:val="24"/>
                 <w:lang w:eastAsia="ru-RU"/>
               </w:rPr>
             </w:pPr>
             <w:r>
               <w:rPr>
                 <w:rFonts w:ascii="Times New Roman" w:eastAsia="Times New Roman" w:hAnsi="Times New Roman" w:cs="Times New Roman"/>
-                <w:sz w:val="28"/>
-                <w:szCs w:val="28"/>
+                <w:sz w:val="24"/>
+                <w:szCs w:val="24"/>
                 <w:lang w:eastAsia="ru-RU"/>
               </w:rPr>
               <w:t>5</w:t>
@@ -16219,16 +16229,16 @@
               <w:spacing w:after="0" w:line="240" w:lineRule="auto"/>
               <w:rPr>
                 <w:rFonts w:ascii="Times New Roman" w:eastAsia="Times New Roman" w:hAnsi="Times New Roman" w:cs="Times New Roman"/>
-                <w:sz w:val="28"/>
-                <w:szCs w:val="28"/>
+                <w:sz w:val="24"/>
+                <w:szCs w:val="24"/>
                 <w:lang w:eastAsia="ru-RU"/>
               </w:rPr>
             </w:pPr>
             <w:r>
               <w:rPr>
                 <w:rFonts w:ascii="Times New Roman" w:eastAsia="Times New Roman" w:hAnsi="Times New Roman" w:cs="Times New Roman"/>
-                <w:sz w:val="28"/>
-                <w:szCs w:val="28"/>
+                <w:sz w:val="24"/>
+                <w:szCs w:val="24"/>
                 <w:lang w:eastAsia="ru-RU"/>
               </w:rPr>
               <w:t>Фильтр «На складе»</w:t>
@@ -16252,16 +16262,16 @@
               <w:spacing w:after="0" w:line="240" w:lineRule="auto"/>
               <w:rPr>
                 <w:rFonts w:ascii="Times New Roman" w:eastAsia="Times New Roman" w:hAnsi="Times New Roman" w:cs="Times New Roman"/>
-                <w:sz w:val="28"/>
-                <w:szCs w:val="28"/>
+                <w:sz w:val="24"/>
+                <w:szCs w:val="24"/>
                 <w:lang w:eastAsia="ru-RU"/>
               </w:rPr>
             </w:pPr>
             <w:r>
               <w:rPr>
                 <w:rFonts w:ascii="Times New Roman" w:eastAsia="Times New Roman" w:hAnsi="Times New Roman" w:cs="Times New Roman"/>
-                <w:sz w:val="28"/>
-                <w:szCs w:val="28"/>
+                <w:sz w:val="24"/>
+                <w:szCs w:val="24"/>
                 <w:lang w:eastAsia="ru-RU"/>
               </w:rPr>
               <w:t>Показаны только детали со статусом «На складе»</w:t>
@@ -16285,16 +16295,16 @@
               <w:spacing w:after="0" w:line="240" w:lineRule="auto"/>
               <w:rPr>
                 <w:rFonts w:ascii="Times New Roman" w:eastAsia="Times New Roman" w:hAnsi="Times New Roman" w:cs="Times New Roman"/>
-                <w:sz w:val="28"/>
-                <w:szCs w:val="28"/>
+                <w:sz w:val="24"/>
+                <w:szCs w:val="24"/>
                 <w:lang w:eastAsia="ru-RU"/>
               </w:rPr>
             </w:pPr>
             <w:r>
               <w:rPr>
                 <w:rFonts w:ascii="Times New Roman" w:eastAsia="Times New Roman" w:hAnsi="Times New Roman" w:cs="Times New Roman"/>
-                <w:sz w:val="28"/>
-                <w:szCs w:val="28"/>
+                <w:sz w:val="24"/>
+                <w:szCs w:val="24"/>
                 <w:lang w:eastAsia="ru-RU"/>
               </w:rPr>
               <w:t>Выполнено</w:t>
@@ -16325,7 +16335,7 @@
       <w:pPr>
         <w:pStyle w:val="222222222222222222"/>
       </w:pPr>
-      <w:bookmarkStart w:id="21" w:name="_Toc230957011"/>
+      <w:bookmarkStart w:id="21" w:name="_Toc231205695"/>
       <w:r>
         <w:t>5.2. Модульное тестирование</w:t>
       </w:r>
@@ -17163,7 +17173,6 @@
           <w:szCs w:val="28"/>
           <w:lang w:eastAsia="ru-RU"/>
         </w:rPr>
-        <w:lastRenderedPageBreak/>
         <w:t>Все тесты выполнены успешно (результат – зелёная полоса в обозревателе тестов).</w:t>
       </w:r>
     </w:p>
@@ -17186,8 +17195,9 @@
       <w:pPr>
         <w:pStyle w:val="222222222222222222"/>
       </w:pPr>
-      <w:bookmarkStart w:id="22" w:name="_Toc230957012"/>
-      <w:r>
+      <w:bookmarkStart w:id="22" w:name="_Toc231205696"/>
+      <w:r>
+        <w:lastRenderedPageBreak/>
         <w:t>5.3. Тестирование производительности</w:t>
       </w:r>
       <w:bookmarkEnd w:id="22"/>
@@ -17466,12 +17476,12 @@
     <w:p>
       <w:pPr>
         <w:shd w:val="clear" w:color="auto" w:fill="FFFFFF"/>
-        <w:spacing w:before="100" w:beforeAutospacing="1" w:after="240" w:line="240" w:lineRule="auto"/>
+        <w:spacing w:after="0" w:line="360" w:lineRule="auto"/>
         <w:rPr>
           <w:rFonts w:ascii="Segoe UI" w:eastAsia="Times New Roman" w:hAnsi="Segoe UI" w:cs="Segoe UI"/>
           <w:color w:val="0F1115"/>
-          <w:sz w:val="24"/>
-          <w:szCs w:val="24"/>
+          <w:sz w:val="28"/>
+          <w:szCs w:val="28"/>
           <w:lang w:eastAsia="ru-RU"/>
         </w:rPr>
       </w:pPr>
@@ -17480,8 +17490,8 @@
           <w:rFonts w:ascii="Segoe UI" w:eastAsia="Times New Roman" w:hAnsi="Segoe UI" w:cs="Segoe UI"/>
           <w:bCs/>
           <w:color w:val="0F1115"/>
-          <w:sz w:val="24"/>
-          <w:szCs w:val="24"/>
+          <w:sz w:val="28"/>
+          <w:szCs w:val="28"/>
           <w:lang w:eastAsia="ru-RU"/>
         </w:rPr>
         <w:t>Таблица 5 – Результаты тестирования производительности</w:t>
@@ -17507,8 +17517,8 @@
         <w:tblLook w:val="04A0" w:firstRow="1" w:lastRow="0" w:firstColumn="1" w:lastColumn="0" w:noHBand="0" w:noVBand="1"/>
       </w:tblPr>
       <w:tblGrid>
-        <w:gridCol w:w="4863"/>
-        <w:gridCol w:w="2783"/>
+        <w:gridCol w:w="4828"/>
+        <w:gridCol w:w="2818"/>
       </w:tblGrid>
       <w:tr>
         <w:trPr>
@@ -17532,16 +17542,16 @@
               <w:spacing w:after="0" w:line="240" w:lineRule="auto"/>
               <w:rPr>
                 <w:rFonts w:ascii="Times New Roman" w:eastAsia="Times New Roman" w:hAnsi="Times New Roman" w:cs="Times New Roman"/>
-                <w:sz w:val="28"/>
-                <w:szCs w:val="28"/>
+                <w:sz w:val="24"/>
+                <w:szCs w:val="24"/>
                 <w:lang w:eastAsia="ru-RU"/>
               </w:rPr>
             </w:pPr>
             <w:r>
               <w:rPr>
                 <w:rFonts w:ascii="Times New Roman" w:eastAsia="Times New Roman" w:hAnsi="Times New Roman" w:cs="Times New Roman"/>
-                <w:sz w:val="28"/>
-                <w:szCs w:val="28"/>
+                <w:sz w:val="24"/>
+                <w:szCs w:val="24"/>
                 <w:lang w:eastAsia="ru-RU"/>
               </w:rPr>
               <w:t>Операция</w:t>
@@ -17565,16 +17575,16 @@
               <w:spacing w:after="0" w:line="240" w:lineRule="auto"/>
               <w:rPr>
                 <w:rFonts w:ascii="Times New Roman" w:eastAsia="Times New Roman" w:hAnsi="Times New Roman" w:cs="Times New Roman"/>
-                <w:sz w:val="28"/>
-                <w:szCs w:val="28"/>
+                <w:sz w:val="24"/>
+                <w:szCs w:val="24"/>
                 <w:lang w:eastAsia="ru-RU"/>
               </w:rPr>
             </w:pPr>
             <w:r>
               <w:rPr>
                 <w:rFonts w:ascii="Times New Roman" w:eastAsia="Times New Roman" w:hAnsi="Times New Roman" w:cs="Times New Roman"/>
-                <w:sz w:val="28"/>
-                <w:szCs w:val="28"/>
+                <w:sz w:val="24"/>
+                <w:szCs w:val="24"/>
                 <w:lang w:eastAsia="ru-RU"/>
               </w:rPr>
               <w:t>Время выполнения</w:t>
@@ -17603,16 +17613,16 @@
               <w:spacing w:after="0" w:line="240" w:lineRule="auto"/>
               <w:rPr>
                 <w:rFonts w:ascii="Times New Roman" w:eastAsia="Times New Roman" w:hAnsi="Times New Roman" w:cs="Times New Roman"/>
-                <w:sz w:val="28"/>
-                <w:szCs w:val="28"/>
+                <w:sz w:val="24"/>
+                <w:szCs w:val="24"/>
                 <w:lang w:eastAsia="ru-RU"/>
               </w:rPr>
             </w:pPr>
             <w:r>
               <w:rPr>
                 <w:rFonts w:ascii="Times New Roman" w:eastAsia="Times New Roman" w:hAnsi="Times New Roman" w:cs="Times New Roman"/>
-                <w:sz w:val="28"/>
-                <w:szCs w:val="28"/>
+                <w:sz w:val="24"/>
+                <w:szCs w:val="24"/>
                 <w:lang w:eastAsia="ru-RU"/>
               </w:rPr>
               <w:t xml:space="preserve">Загрузка 1000 записей в </w:t>
@@ -17621,8 +17631,8 @@
             <w:r>
               <w:rPr>
                 <w:rFonts w:ascii="Times New Roman" w:eastAsia="Times New Roman" w:hAnsi="Times New Roman" w:cs="Times New Roman"/>
-                <w:sz w:val="28"/>
-                <w:szCs w:val="28"/>
+                <w:sz w:val="24"/>
+                <w:szCs w:val="24"/>
                 <w:lang w:eastAsia="ru-RU"/>
               </w:rPr>
               <w:t>DataGridView</w:t>
@@ -17647,16 +17657,16 @@
               <w:spacing w:after="0" w:line="240" w:lineRule="auto"/>
               <w:rPr>
                 <w:rFonts w:ascii="Times New Roman" w:eastAsia="Times New Roman" w:hAnsi="Times New Roman" w:cs="Times New Roman"/>
-                <w:sz w:val="28"/>
-                <w:szCs w:val="28"/>
+                <w:sz w:val="24"/>
+                <w:szCs w:val="24"/>
                 <w:lang w:eastAsia="ru-RU"/>
               </w:rPr>
             </w:pPr>
             <w:r>
               <w:rPr>
                 <w:rFonts w:ascii="Times New Roman" w:eastAsia="Times New Roman" w:hAnsi="Times New Roman" w:cs="Times New Roman"/>
-                <w:sz w:val="28"/>
-                <w:szCs w:val="28"/>
+                <w:sz w:val="24"/>
+                <w:szCs w:val="24"/>
                 <w:lang w:eastAsia="ru-RU"/>
               </w:rPr>
               <w:t>0,2 с</w:t>
@@ -17685,16 +17695,16 @@
               <w:spacing w:after="0" w:line="240" w:lineRule="auto"/>
               <w:rPr>
                 <w:rFonts w:ascii="Times New Roman" w:eastAsia="Times New Roman" w:hAnsi="Times New Roman" w:cs="Times New Roman"/>
-                <w:sz w:val="28"/>
-                <w:szCs w:val="28"/>
+                <w:sz w:val="24"/>
+                <w:szCs w:val="24"/>
                 <w:lang w:eastAsia="ru-RU"/>
               </w:rPr>
             </w:pPr>
             <w:r>
               <w:rPr>
                 <w:rFonts w:ascii="Times New Roman" w:eastAsia="Times New Roman" w:hAnsi="Times New Roman" w:cs="Times New Roman"/>
-                <w:sz w:val="28"/>
-                <w:szCs w:val="28"/>
+                <w:sz w:val="24"/>
+                <w:szCs w:val="24"/>
                 <w:lang w:eastAsia="ru-RU"/>
               </w:rPr>
               <w:t>Поиск по номеру среди 1000 записей</w:t>
@@ -17718,16 +17728,16 @@
               <w:spacing w:after="0" w:line="240" w:lineRule="auto"/>
               <w:rPr>
                 <w:rFonts w:ascii="Times New Roman" w:eastAsia="Times New Roman" w:hAnsi="Times New Roman" w:cs="Times New Roman"/>
-                <w:sz w:val="28"/>
-                <w:szCs w:val="28"/>
+                <w:sz w:val="24"/>
+                <w:szCs w:val="24"/>
                 <w:lang w:eastAsia="ru-RU"/>
               </w:rPr>
             </w:pPr>
             <w:r>
               <w:rPr>
                 <w:rFonts w:ascii="Times New Roman" w:eastAsia="Times New Roman" w:hAnsi="Times New Roman" w:cs="Times New Roman"/>
-                <w:sz w:val="28"/>
-                <w:szCs w:val="28"/>
+                <w:sz w:val="24"/>
+                <w:szCs w:val="24"/>
                 <w:lang w:eastAsia="ru-RU"/>
               </w:rPr>
               <w:t>&lt;0,05 с</w:t>
@@ -17756,16 +17766,16 @@
               <w:spacing w:after="0" w:line="240" w:lineRule="auto"/>
               <w:rPr>
                 <w:rFonts w:ascii="Times New Roman" w:eastAsia="Times New Roman" w:hAnsi="Times New Roman" w:cs="Times New Roman"/>
-                <w:sz w:val="28"/>
-                <w:szCs w:val="28"/>
+                <w:sz w:val="24"/>
+                <w:szCs w:val="24"/>
                 <w:lang w:eastAsia="ru-RU"/>
               </w:rPr>
             </w:pPr>
             <w:r>
               <w:rPr>
                 <w:rFonts w:ascii="Times New Roman" w:eastAsia="Times New Roman" w:hAnsi="Times New Roman" w:cs="Times New Roman"/>
-                <w:sz w:val="28"/>
-                <w:szCs w:val="28"/>
+                <w:sz w:val="24"/>
+                <w:szCs w:val="24"/>
                 <w:lang w:eastAsia="ru-RU"/>
               </w:rPr>
               <w:t>Сохранение 1000 записей в JSON</w:t>
@@ -17789,16 +17799,16 @@
               <w:spacing w:after="0" w:line="240" w:lineRule="auto"/>
               <w:rPr>
                 <w:rFonts w:ascii="Times New Roman" w:eastAsia="Times New Roman" w:hAnsi="Times New Roman" w:cs="Times New Roman"/>
-                <w:sz w:val="28"/>
-                <w:szCs w:val="28"/>
+                <w:sz w:val="24"/>
+                <w:szCs w:val="24"/>
                 <w:lang w:eastAsia="ru-RU"/>
               </w:rPr>
             </w:pPr>
             <w:r>
               <w:rPr>
                 <w:rFonts w:ascii="Times New Roman" w:eastAsia="Times New Roman" w:hAnsi="Times New Roman" w:cs="Times New Roman"/>
-                <w:sz w:val="28"/>
-                <w:szCs w:val="28"/>
+                <w:sz w:val="24"/>
+                <w:szCs w:val="24"/>
                 <w:lang w:eastAsia="ru-RU"/>
               </w:rPr>
               <w:t>0,1 с</w:t>
@@ -17829,7 +17839,7 @@
       <w:pPr>
         <w:pStyle w:val="222222222222222222"/>
       </w:pPr>
-      <w:bookmarkStart w:id="23" w:name="_Toc230957013"/>
+      <w:bookmarkStart w:id="23" w:name="_Toc231205697"/>
       <w:r>
         <w:t xml:space="preserve">5.4. Загрузка программного модуля в </w:t>
       </w:r>
@@ -18167,7 +18177,7 @@
       <w:pPr>
         <w:pStyle w:val="111111111111111"/>
       </w:pPr>
-      <w:bookmarkStart w:id="24" w:name="_Toc230957014"/>
+      <w:bookmarkStart w:id="24" w:name="_Toc231205698"/>
       <w:r>
         <w:lastRenderedPageBreak/>
         <w:t>ЗАКЛЮЧЕНИЕ</w:t>
@@ -18371,6 +18381,7 @@
     </w:p>
     <w:p>
       <w:pPr>
+        <w:spacing w:after="0" w:line="360" w:lineRule="auto"/>
         <w:jc w:val="both"/>
         <w:rPr>
           <w:rFonts w:ascii="Times New Roman" w:eastAsia="Times New Roman" w:hAnsi="Times New Roman" w:cs="Times New Roman"/>
@@ -18399,7 +18410,7 @@
       <w:pPr>
         <w:pStyle w:val="111111111111111"/>
       </w:pPr>
-      <w:bookmarkStart w:id="25" w:name="_Toc230957015"/>
+      <w:bookmarkStart w:id="25" w:name="_Toc231205699"/>
       <w:r>
         <w:lastRenderedPageBreak/>
         <w:t>СПИСОК ИСПОЛЬЗОВАННЫХ ИСТОЧНИКОВ</w:t>
@@ -19090,11 +19101,21 @@
         <w:docPartUnique/>
       </w:docPartObj>
     </w:sdtPr>
+    <w:sdtEndPr>
+      <w:rPr>
+        <w:sz w:val="28"/>
+        <w:szCs w:val="28"/>
+      </w:rPr>
+    </w:sdtEndPr>
     <w:sdtContent>
       <w:p>
         <w:pPr>
           <w:pStyle w:val="a7"/>
           <w:jc w:val="center"/>
+          <w:rPr>
+            <w:sz w:val="28"/>
+            <w:szCs w:val="28"/>
+          </w:rPr>
         </w:pPr>
         <w:r>
           <w:rPr>
@@ -19127,7 +19148,7 @@
             <w:sz w:val="28"/>
             <w:szCs w:val="28"/>
           </w:rPr>
-          <w:t>4</w:t>
+          <w:t>20</w:t>
         </w:r>
         <w:r>
           <w:rPr>
@@ -24361,7 +24382,7 @@
 </file>
 
 <file path=customXml/itemProps1.xml><?xml version="1.0" encoding="utf-8"?>
-<ds:datastoreItem xmlns:ds="http://schemas.openxmlformats.org/officeDocument/2006/customXml" ds:itemID="{F3BA54FB-6E9B-41EB-AD46-CE2EA5B889B7}">
+<ds:datastoreItem xmlns:ds="http://schemas.openxmlformats.org/officeDocument/2006/customXml" ds:itemID="{EE02282C-9C61-48B5-8767-8DF19322DEB2}">
   <ds:schemaRefs>
     <ds:schemaRef ds:uri="http://schemas.openxmlformats.org/officeDocument/2006/bibliography"/>
   </ds:schemaRefs>

--- a/Otchot.docx
+++ b/Otchot.docx
@@ -2735,76 +2735,10 @@
           <w:lang w:eastAsia="ru-RU"/>
         </w:rPr>
       </w:pPr>
-      <w:r>
-        <w:rPr>
-          <w:rFonts w:ascii="Times New Roman" w:eastAsia="Times New Roman" w:hAnsi="Times New Roman" w:cs="Times New Roman"/>
-          <w:noProof/>
-          <w:color w:val="0F1115"/>
-          <w:sz w:val="28"/>
-          <w:szCs w:val="28"/>
-          <w:lang w:eastAsia="ru-RU"/>
-        </w:rPr>
-        <w:drawing>
-          <wp:inline distT="0" distB="0" distL="0" distR="0" wp14:anchorId="71279153" wp14:editId="3AA06BE7">
-            <wp:extent cx="4903075" cy="3185034"/>
-            <wp:effectExtent l="0" t="0" r="0" b="0"/>
-            <wp:docPr id="1" name="Рисунок 1"/>
-            <wp:cNvGraphicFramePr>
-              <a:graphicFrameLocks xmlns:a="http://schemas.openxmlformats.org/drawingml/2006/main" noChangeAspect="1"/>
-            </wp:cNvGraphicFramePr>
-            <a:graphic xmlns:a="http://schemas.openxmlformats.org/drawingml/2006/main">
-              <a:graphicData uri="http://schemas.openxmlformats.org/drawingml/2006/picture">
-                <pic:pic xmlns:pic="http://schemas.openxmlformats.org/drawingml/2006/picture">
-                  <pic:nvPicPr>
-                    <pic:cNvPr id="1" name=""/>
-                    <pic:cNvPicPr/>
-                  </pic:nvPicPr>
-                  <pic:blipFill>
-                    <a:blip r:embed="rId8"/>
-                    <a:stretch>
-                      <a:fillRect/>
-                    </a:stretch>
-                  </pic:blipFill>
-                  <pic:spPr>
-                    <a:xfrm>
-                      <a:off x="0" y="0"/>
-                      <a:ext cx="4914739" cy="3192611"/>
-                    </a:xfrm>
-                    <a:prstGeom prst="rect">
-                      <a:avLst/>
-                    </a:prstGeom>
-                  </pic:spPr>
-                </pic:pic>
-              </a:graphicData>
-            </a:graphic>
-          </wp:inline>
-        </w:drawing>
-      </w:r>
-    </w:p>
-    <w:p>
-      <w:pPr>
-        <w:shd w:val="clear" w:color="auto" w:fill="FFFFFF"/>
-        <w:spacing w:after="0" w:line="360" w:lineRule="auto"/>
-        <w:jc w:val="center"/>
-        <w:rPr>
-          <w:rFonts w:ascii="Times New Roman" w:eastAsia="Times New Roman" w:hAnsi="Times New Roman" w:cs="Times New Roman"/>
-          <w:color w:val="0F1115"/>
-          <w:sz w:val="28"/>
-          <w:szCs w:val="28"/>
-          <w:lang w:eastAsia="ru-RU"/>
-        </w:rPr>
-      </w:pPr>
-      <w:r>
-        <w:rPr>
-          <w:rFonts w:ascii="Times New Roman" w:eastAsia="Times New Roman" w:hAnsi="Times New Roman" w:cs="Times New Roman"/>
-          <w:color w:val="0F1115"/>
-          <w:sz w:val="28"/>
-          <w:szCs w:val="28"/>
-          <w:lang w:eastAsia="ru-RU"/>
-        </w:rPr>
-        <w:t>Рисунок</w:t>
-      </w:r>
-      <w:r>
+    </w:p>
+    <w:p>
+      <w:pPr>
+        <w:spacing w:after="0"/>
         <w:rPr>
           <w:rFonts w:ascii="Times New Roman" w:eastAsia="Times New Roman" w:hAnsi="Times New Roman" w:cs="Times New Roman"/>
           <w:b/>
@@ -2814,25 +2748,16 @@
           <w:szCs w:val="28"/>
           <w:lang w:eastAsia="ru-RU"/>
         </w:rPr>
-        <w:t xml:space="preserve"> </w:t>
-      </w:r>
-      <w:r>
-        <w:rPr>
-          <w:rFonts w:ascii="Times New Roman" w:eastAsia="Times New Roman" w:hAnsi="Times New Roman" w:cs="Times New Roman"/>
-          <w:bCs/>
-          <w:color w:val="0F1115"/>
-          <w:sz w:val="28"/>
-          <w:szCs w:val="28"/>
-          <w:lang w:eastAsia="ru-RU"/>
-        </w:rPr>
-        <w:t>1 – Главное окно разработанного приложения.</w:t>
+      </w:pPr>
+      <w:bookmarkStart w:id="1" w:name="_Toc231205676"/>
+      <w:r>
+        <w:br w:type="page"/>
       </w:r>
     </w:p>
     <w:p>
       <w:pPr>
         <w:pStyle w:val="111111111111111"/>
       </w:pPr>
-      <w:bookmarkStart w:id="1" w:name="_Toc231205676"/>
       <w:r>
         <w:lastRenderedPageBreak/>
         <w:t>1. ТЕХНИКА БЕЗОПАСНОСТИ</w:t>
@@ -2879,6 +2804,7 @@
         <w:ind w:firstLine="709"/>
         <w:jc w:val="both"/>
         <w:rPr>
+          <w:b/>
           <w:color w:val="0F1115"/>
           <w:sz w:val="28"/>
           <w:szCs w:val="28"/>
@@ -2887,6 +2813,7 @@
       <w:r>
         <w:rPr>
           <w:rStyle w:val="a3"/>
+          <w:b w:val="0"/>
           <w:color w:val="0F1115"/>
           <w:sz w:val="28"/>
           <w:szCs w:val="28"/>
@@ -3014,6 +2941,7 @@
       <w:r>
         <w:rPr>
           <w:rStyle w:val="a3"/>
+          <w:b w:val="0"/>
           <w:color w:val="0F1115"/>
           <w:sz w:val="28"/>
           <w:szCs w:val="28"/>
@@ -3115,6 +3043,7 @@
       <w:r>
         <w:rPr>
           <w:rStyle w:val="a3"/>
+          <w:b w:val="0"/>
           <w:color w:val="0F1115"/>
           <w:sz w:val="28"/>
           <w:szCs w:val="28"/>
@@ -3275,6 +3204,7 @@
       <w:r>
         <w:rPr>
           <w:rStyle w:val="a3"/>
+          <w:b w:val="0"/>
           <w:color w:val="0F1115"/>
           <w:sz w:val="28"/>
           <w:szCs w:val="28"/>
@@ -3403,6 +3333,7 @@
       <w:r>
         <w:rPr>
           <w:rStyle w:val="a3"/>
+          <w:b w:val="0"/>
           <w:color w:val="0F1115"/>
           <w:sz w:val="28"/>
           <w:szCs w:val="28"/>
@@ -3517,9 +3448,15 @@
     <w:p>
       <w:pPr>
         <w:pStyle w:val="222222222222222222"/>
+        <w:rPr>
+          <w:b w:val="0"/>
+        </w:rPr>
       </w:pPr>
       <w:bookmarkStart w:id="4" w:name="_Toc231205679"/>
       <w:r>
+        <w:rPr>
+          <w:b w:val="0"/>
+        </w:rPr>
         <w:t>1.3. Меры по обеспечению безопасности при работе с компьютерной техникой</w:t>
       </w:r>
       <w:bookmarkEnd w:id="4"/>
@@ -3562,6 +3499,7 @@
       <w:r>
         <w:rPr>
           <w:rStyle w:val="a3"/>
+          <w:b w:val="0"/>
           <w:color w:val="0F1115"/>
           <w:sz w:val="28"/>
           <w:szCs w:val="28"/>
@@ -3689,6 +3627,7 @@
       <w:r>
         <w:rPr>
           <w:rStyle w:val="a3"/>
+          <w:b w:val="0"/>
           <w:color w:val="0F1115"/>
           <w:sz w:val="28"/>
           <w:szCs w:val="28"/>
@@ -3791,6 +3730,7 @@
       <w:r>
         <w:rPr>
           <w:rStyle w:val="a3"/>
+          <w:b w:val="0"/>
           <w:color w:val="0F1115"/>
           <w:sz w:val="28"/>
           <w:szCs w:val="28"/>
@@ -3884,6 +3824,7 @@
       <w:r>
         <w:rPr>
           <w:rStyle w:val="a3"/>
+          <w:b w:val="0"/>
           <w:color w:val="0F1115"/>
           <w:sz w:val="28"/>
           <w:szCs w:val="28"/>
@@ -3922,7 +3863,6 @@
         <w:pStyle w:val="ds-markdown-paragraph"/>
         <w:shd w:val="clear" w:color="auto" w:fill="FFFFFF"/>
         <w:spacing w:before="0" w:beforeAutospacing="0" w:after="0" w:afterAutospacing="0" w:line="360" w:lineRule="auto"/>
-        <w:ind w:left="709"/>
         <w:jc w:val="both"/>
         <w:rPr>
           <w:color w:val="0F1115"/>
@@ -3976,7 +3916,7 @@
                     </pic:cNvPicPr>
                   </pic:nvPicPr>
                   <pic:blipFill>
-                    <a:blip r:embed="rId9" cstate="print">
+                    <a:blip r:embed="rId8" cstate="print">
                       <a:extLst>
                         <a:ext uri="{28A0092B-C50C-407E-A947-70E740481C1C}">
                           <a14:useLocalDpi xmlns:a14="http://schemas.microsoft.com/office/drawing/2010/main" val="0"/>
@@ -4032,7 +3972,29 @@
           <w:szCs w:val="28"/>
           <w:lang w:eastAsia="ru-RU"/>
         </w:rPr>
-        <w:t>Скриншот 2 – Фотография рабочего места.</w:t>
+        <w:t xml:space="preserve">Скриншот </w:t>
+      </w:r>
+      <w:r>
+        <w:rPr>
+          <w:rFonts w:ascii="Times New Roman" w:eastAsia="Times New Roman" w:hAnsi="Times New Roman" w:cs="Times New Roman"/>
+          <w:bCs/>
+          <w:color w:val="0F1115"/>
+          <w:sz w:val="28"/>
+          <w:szCs w:val="28"/>
+          <w:lang w:eastAsia="ru-RU"/>
+        </w:rPr>
+        <w:t>1</w:t>
+      </w:r>
+      <w:r>
+        <w:rPr>
+          <w:rFonts w:ascii="Times New Roman" w:eastAsia="Times New Roman" w:hAnsi="Times New Roman" w:cs="Times New Roman"/>
+          <w:bCs/>
+          <w:color w:val="0F1115"/>
+          <w:sz w:val="28"/>
+          <w:szCs w:val="28"/>
+          <w:lang w:eastAsia="ru-RU"/>
+        </w:rPr>
+        <w:t xml:space="preserve"> – Фотография рабочего места.</w:t>
       </w:r>
     </w:p>
     <w:p>
@@ -4092,7 +4054,13 @@
       </w:pPr>
       <w:bookmarkStart w:id="6" w:name="_Toc231205681"/>
       <w:r>
-        <w:t>2.1. Краткая технико-экономическая характеристика объекта практики</w:t>
+        <w:t>2.1. Краткая технико-эконо</w:t>
+      </w:r>
+      <w:r>
+        <w:t xml:space="preserve">мическая характеристика объекта </w:t>
+      </w:r>
+      <w:r>
+        <w:t>практики</w:t>
       </w:r>
       <w:bookmarkEnd w:id="6"/>
     </w:p>
@@ -4236,7 +4204,7 @@
                     </pic:cNvPicPr>
                   </pic:nvPicPr>
                   <pic:blipFill>
-                    <a:blip r:embed="rId10" cstate="print">
+                    <a:blip r:embed="rId9" cstate="print">
                       <a:extLst>
                         <a:ext uri="{28A0092B-C50C-407E-A947-70E740481C1C}">
                           <a14:useLocalDpi xmlns:a14="http://schemas.microsoft.com/office/drawing/2010/main" val="0"/>
@@ -4293,7 +4261,29 @@
           <w:szCs w:val="28"/>
           <w:lang w:eastAsia="ru-RU"/>
         </w:rPr>
-        <w:t>Рисунок 3 – Логотип АО «Концерн КЭМЗ»</w:t>
+        <w:t xml:space="preserve">Рисунок </w:t>
+      </w:r>
+      <w:r>
+        <w:rPr>
+          <w:rFonts w:ascii="Times New Roman" w:eastAsia="Times New Roman" w:hAnsi="Times New Roman" w:cs="Times New Roman"/>
+          <w:bCs/>
+          <w:color w:val="0F1115"/>
+          <w:sz w:val="28"/>
+          <w:szCs w:val="28"/>
+          <w:lang w:eastAsia="ru-RU"/>
+        </w:rPr>
+        <w:t>2</w:t>
+      </w:r>
+      <w:r>
+        <w:rPr>
+          <w:rFonts w:ascii="Times New Roman" w:eastAsia="Times New Roman" w:hAnsi="Times New Roman" w:cs="Times New Roman"/>
+          <w:bCs/>
+          <w:color w:val="0F1115"/>
+          <w:sz w:val="28"/>
+          <w:szCs w:val="28"/>
+          <w:lang w:eastAsia="ru-RU"/>
+        </w:rPr>
+        <w:t xml:space="preserve"> – Логотип АО «Концерн КЭМЗ»</w:t>
       </w:r>
     </w:p>
     <w:p>
@@ -4430,7 +4420,6 @@
       <w:r>
         <w:rPr>
           <w:rFonts w:ascii="Times New Roman" w:eastAsia="Times New Roman" w:hAnsi="Times New Roman" w:cs="Times New Roman"/>
-          <w:b/>
           <w:bCs/>
           <w:color w:val="0F1115"/>
           <w:sz w:val="28"/>
@@ -4483,6 +4472,7 @@
           <w:p>
             <w:pPr>
               <w:spacing w:after="0" w:line="240" w:lineRule="auto"/>
+              <w:jc w:val="both"/>
               <w:rPr>
                 <w:rFonts w:ascii="Times New Roman" w:eastAsia="Times New Roman" w:hAnsi="Times New Roman" w:cs="Times New Roman"/>
                 <w:sz w:val="24"/>
@@ -4516,6 +4506,7 @@
           <w:p>
             <w:pPr>
               <w:spacing w:after="0" w:line="240" w:lineRule="auto"/>
+              <w:jc w:val="both"/>
               <w:rPr>
                 <w:rFonts w:ascii="Times New Roman" w:eastAsia="Times New Roman" w:hAnsi="Times New Roman" w:cs="Times New Roman"/>
                 <w:sz w:val="24"/>
@@ -4554,6 +4545,7 @@
           <w:p>
             <w:pPr>
               <w:spacing w:after="0" w:line="240" w:lineRule="auto"/>
+              <w:jc w:val="both"/>
               <w:rPr>
                 <w:rFonts w:ascii="Times New Roman" w:eastAsia="Times New Roman" w:hAnsi="Times New Roman" w:cs="Times New Roman"/>
                 <w:sz w:val="24"/>
@@ -4587,6 +4579,7 @@
           <w:p>
             <w:pPr>
               <w:spacing w:after="0" w:line="240" w:lineRule="auto"/>
+              <w:jc w:val="both"/>
               <w:rPr>
                 <w:rFonts w:ascii="Times New Roman" w:eastAsia="Times New Roman" w:hAnsi="Times New Roman" w:cs="Times New Roman"/>
                 <w:sz w:val="24"/>
@@ -4670,6 +4663,7 @@
           <w:p>
             <w:pPr>
               <w:spacing w:after="0" w:line="240" w:lineRule="auto"/>
+              <w:jc w:val="both"/>
               <w:rPr>
                 <w:rFonts w:ascii="Times New Roman" w:eastAsia="Times New Roman" w:hAnsi="Times New Roman" w:cs="Times New Roman"/>
                 <w:sz w:val="24"/>
@@ -4703,6 +4697,7 @@
           <w:p>
             <w:pPr>
               <w:spacing w:after="0" w:line="240" w:lineRule="auto"/>
+              <w:jc w:val="both"/>
               <w:rPr>
                 <w:rFonts w:ascii="Times New Roman" w:eastAsia="Times New Roman" w:hAnsi="Times New Roman" w:cs="Times New Roman"/>
                 <w:sz w:val="24"/>
@@ -4763,6 +4758,7 @@
           <w:p>
             <w:pPr>
               <w:spacing w:after="0" w:line="240" w:lineRule="auto"/>
+              <w:jc w:val="both"/>
               <w:rPr>
                 <w:rFonts w:ascii="Times New Roman" w:eastAsia="Times New Roman" w:hAnsi="Times New Roman" w:cs="Times New Roman"/>
                 <w:sz w:val="24"/>
@@ -4796,6 +4792,7 @@
           <w:p>
             <w:pPr>
               <w:spacing w:after="0" w:line="240" w:lineRule="auto"/>
+              <w:jc w:val="both"/>
               <w:rPr>
                 <w:rFonts w:ascii="Times New Roman" w:eastAsia="Times New Roman" w:hAnsi="Times New Roman" w:cs="Times New Roman"/>
                 <w:sz w:val="24"/>
@@ -4874,6 +4871,7 @@
           <w:p>
             <w:pPr>
               <w:spacing w:after="0" w:line="240" w:lineRule="auto"/>
+              <w:jc w:val="both"/>
               <w:rPr>
                 <w:rFonts w:ascii="Times New Roman" w:eastAsia="Times New Roman" w:hAnsi="Times New Roman" w:cs="Times New Roman"/>
                 <w:sz w:val="24"/>
@@ -4907,6 +4905,7 @@
           <w:p>
             <w:pPr>
               <w:spacing w:after="0" w:line="240" w:lineRule="auto"/>
+              <w:jc w:val="both"/>
               <w:rPr>
                 <w:rFonts w:ascii="Times New Roman" w:eastAsia="Times New Roman" w:hAnsi="Times New Roman" w:cs="Times New Roman"/>
                 <w:sz w:val="24"/>
@@ -4967,6 +4966,7 @@
           <w:p>
             <w:pPr>
               <w:spacing w:after="0" w:line="240" w:lineRule="auto"/>
+              <w:jc w:val="both"/>
               <w:rPr>
                 <w:rFonts w:ascii="Times New Roman" w:eastAsia="Times New Roman" w:hAnsi="Times New Roman" w:cs="Times New Roman"/>
                 <w:sz w:val="24"/>
@@ -5000,6 +5000,7 @@
           <w:p>
             <w:pPr>
               <w:spacing w:after="0" w:line="240" w:lineRule="auto"/>
+              <w:jc w:val="both"/>
               <w:rPr>
                 <w:rFonts w:ascii="Times New Roman" w:eastAsia="Times New Roman" w:hAnsi="Times New Roman" w:cs="Times New Roman"/>
                 <w:sz w:val="24"/>
@@ -5556,7 +5557,6 @@
       <w:r>
         <w:rPr>
           <w:rFonts w:ascii="Times New Roman" w:eastAsia="Times New Roman" w:hAnsi="Times New Roman" w:cs="Times New Roman"/>
-          <w:b/>
           <w:bCs/>
           <w:color w:val="0F1115"/>
           <w:sz w:val="28"/>
@@ -7024,7 +7024,7 @@
                     <pic:cNvPicPr/>
                   </pic:nvPicPr>
                   <pic:blipFill>
-                    <a:blip r:embed="rId11"/>
+                    <a:blip r:embed="rId10"/>
                     <a:stretch>
                       <a:fillRect/>
                     </a:stretch>
@@ -7070,7 +7070,18 @@
           <w:szCs w:val="28"/>
           <w:lang w:eastAsia="ru-RU"/>
         </w:rPr>
-        <w:t>Рисунок 4</w:t>
+        <w:t xml:space="preserve">Рисунок </w:t>
+      </w:r>
+      <w:r>
+        <w:rPr>
+          <w:rFonts w:ascii="Times New Roman" w:eastAsia="Times New Roman" w:hAnsi="Times New Roman" w:cs="Times New Roman"/>
+          <w:bCs/>
+          <w:color w:val="0F1115"/>
+          <w:sz w:val="28"/>
+          <w:szCs w:val="28"/>
+          <w:lang w:eastAsia="ru-RU"/>
+        </w:rPr>
+        <w:t>3</w:t>
       </w:r>
       <w:r>
         <w:rPr>
@@ -7159,7 +7170,6 @@
       <w:r>
         <w:rPr>
           <w:rFonts w:ascii="Times New Roman" w:eastAsia="Times New Roman" w:hAnsi="Times New Roman" w:cs="Times New Roman"/>
-          <w:b/>
           <w:bCs/>
           <w:color w:val="0F1115"/>
           <w:sz w:val="28"/>
@@ -7171,7 +7181,7 @@
     </w:p>
     <w:tbl>
       <w:tblPr>
-        <w:tblW w:w="9418" w:type="dxa"/>
+        <w:tblW w:w="9042" w:type="dxa"/>
         <w:tblBorders>
           <w:top w:val="single" w:sz="4" w:space="0" w:color="auto"/>
           <w:left w:val="single" w:sz="4" w:space="0" w:color="auto"/>
@@ -7189,14 +7199,14 @@
         <w:tblLook w:val="04A0" w:firstRow="1" w:lastRow="0" w:firstColumn="1" w:lastColumn="0" w:noHBand="0" w:noVBand="1"/>
       </w:tblPr>
       <w:tblGrid>
-        <w:gridCol w:w="1836"/>
-        <w:gridCol w:w="2388"/>
+        <w:gridCol w:w="1803"/>
+        <w:gridCol w:w="2341"/>
         <w:gridCol w:w="2098"/>
-        <w:gridCol w:w="3096"/>
+        <w:gridCol w:w="2800"/>
       </w:tblGrid>
       <w:tr>
         <w:trPr>
-          <w:trHeight w:val="411"/>
+          <w:trHeight w:val="208"/>
           <w:tblHeader/>
         </w:trPr>
         <w:tc>
@@ -7214,6 +7224,7 @@
           <w:p>
             <w:pPr>
               <w:spacing w:after="0" w:line="240" w:lineRule="auto"/>
+              <w:jc w:val="both"/>
               <w:rPr>
                 <w:rFonts w:ascii="Times New Roman" w:eastAsia="Times New Roman" w:hAnsi="Times New Roman" w:cs="Times New Roman"/>
                 <w:sz w:val="24"/>
@@ -7247,6 +7258,7 @@
           <w:p>
             <w:pPr>
               <w:spacing w:after="0" w:line="240" w:lineRule="auto"/>
+              <w:jc w:val="both"/>
               <w:rPr>
                 <w:rFonts w:ascii="Times New Roman" w:eastAsia="Times New Roman" w:hAnsi="Times New Roman" w:cs="Times New Roman"/>
                 <w:sz w:val="24"/>
@@ -7280,6 +7292,7 @@
           <w:p>
             <w:pPr>
               <w:spacing w:after="0" w:line="240" w:lineRule="auto"/>
+              <w:jc w:val="both"/>
               <w:rPr>
                 <w:rFonts w:ascii="Times New Roman" w:eastAsia="Times New Roman" w:hAnsi="Times New Roman" w:cs="Times New Roman"/>
                 <w:sz w:val="24"/>
@@ -7313,6 +7326,7 @@
           <w:p>
             <w:pPr>
               <w:spacing w:after="0" w:line="240" w:lineRule="auto"/>
+              <w:jc w:val="both"/>
               <w:rPr>
                 <w:rFonts w:ascii="Times New Roman" w:eastAsia="Times New Roman" w:hAnsi="Times New Roman" w:cs="Times New Roman"/>
                 <w:sz w:val="24"/>
@@ -7334,7 +7348,7 @@
       </w:tr>
       <w:tr>
         <w:trPr>
-          <w:trHeight w:val="411"/>
+          <w:trHeight w:val="208"/>
         </w:trPr>
         <w:tc>
           <w:tcPr>
@@ -7351,6 +7365,7 @@
           <w:p>
             <w:pPr>
               <w:spacing w:after="0" w:line="240" w:lineRule="auto"/>
+              <w:jc w:val="both"/>
               <w:rPr>
                 <w:rFonts w:ascii="Times New Roman" w:eastAsia="Times New Roman" w:hAnsi="Times New Roman" w:cs="Times New Roman"/>
                 <w:sz w:val="24"/>
@@ -7384,6 +7399,7 @@
           <w:p>
             <w:pPr>
               <w:spacing w:after="0" w:line="240" w:lineRule="auto"/>
+              <w:jc w:val="both"/>
               <w:rPr>
                 <w:rFonts w:ascii="Times New Roman" w:eastAsia="Times New Roman" w:hAnsi="Times New Roman" w:cs="Times New Roman"/>
                 <w:sz w:val="24"/>
@@ -7417,6 +7433,7 @@
           <w:p>
             <w:pPr>
               <w:spacing w:after="0" w:line="240" w:lineRule="auto"/>
+              <w:jc w:val="both"/>
               <w:rPr>
                 <w:rFonts w:ascii="Times New Roman" w:eastAsia="Times New Roman" w:hAnsi="Times New Roman" w:cs="Times New Roman"/>
                 <w:sz w:val="24"/>
@@ -7450,6 +7467,7 @@
           <w:p>
             <w:pPr>
               <w:spacing w:after="0" w:line="240" w:lineRule="auto"/>
+              <w:jc w:val="both"/>
               <w:rPr>
                 <w:rFonts w:ascii="Times New Roman" w:eastAsia="Times New Roman" w:hAnsi="Times New Roman" w:cs="Times New Roman"/>
                 <w:sz w:val="24"/>
@@ -7471,7 +7489,7 @@
       </w:tr>
       <w:tr>
         <w:trPr>
-          <w:trHeight w:val="411"/>
+          <w:trHeight w:val="208"/>
         </w:trPr>
         <w:tc>
           <w:tcPr>
@@ -7488,6 +7506,7 @@
           <w:p>
             <w:pPr>
               <w:spacing w:after="0" w:line="240" w:lineRule="auto"/>
+              <w:jc w:val="both"/>
               <w:rPr>
                 <w:rFonts w:ascii="Times New Roman" w:eastAsia="Times New Roman" w:hAnsi="Times New Roman" w:cs="Times New Roman"/>
                 <w:sz w:val="24"/>
@@ -7521,6 +7540,7 @@
           <w:p>
             <w:pPr>
               <w:spacing w:after="0" w:line="240" w:lineRule="auto"/>
+              <w:jc w:val="both"/>
               <w:rPr>
                 <w:rFonts w:ascii="Times New Roman" w:eastAsia="Times New Roman" w:hAnsi="Times New Roman" w:cs="Times New Roman"/>
                 <w:sz w:val="24"/>
@@ -7554,6 +7574,7 @@
           <w:p>
             <w:pPr>
               <w:spacing w:after="0" w:line="240" w:lineRule="auto"/>
+              <w:jc w:val="both"/>
               <w:rPr>
                 <w:rFonts w:ascii="Times New Roman" w:eastAsia="Times New Roman" w:hAnsi="Times New Roman" w:cs="Times New Roman"/>
                 <w:sz w:val="24"/>
@@ -7587,6 +7608,7 @@
           <w:p>
             <w:pPr>
               <w:spacing w:after="0" w:line="240" w:lineRule="auto"/>
+              <w:jc w:val="both"/>
               <w:rPr>
                 <w:rFonts w:ascii="Times New Roman" w:eastAsia="Times New Roman" w:hAnsi="Times New Roman" w:cs="Times New Roman"/>
                 <w:sz w:val="24"/>
@@ -7608,7 +7630,7 @@
       </w:tr>
       <w:tr>
         <w:trPr>
-          <w:trHeight w:val="624"/>
+          <w:trHeight w:val="316"/>
         </w:trPr>
         <w:tc>
           <w:tcPr>
@@ -7625,6 +7647,7 @@
           <w:p>
             <w:pPr>
               <w:spacing w:after="0" w:line="240" w:lineRule="auto"/>
+              <w:jc w:val="both"/>
               <w:rPr>
                 <w:rFonts w:ascii="Times New Roman" w:eastAsia="Times New Roman" w:hAnsi="Times New Roman" w:cs="Times New Roman"/>
                 <w:sz w:val="24"/>
@@ -7658,6 +7681,7 @@
           <w:p>
             <w:pPr>
               <w:spacing w:after="0" w:line="240" w:lineRule="auto"/>
+              <w:jc w:val="both"/>
               <w:rPr>
                 <w:rFonts w:ascii="Times New Roman" w:eastAsia="Times New Roman" w:hAnsi="Times New Roman" w:cs="Times New Roman"/>
                 <w:sz w:val="24"/>
@@ -7691,6 +7715,7 @@
           <w:p>
             <w:pPr>
               <w:spacing w:after="0" w:line="240" w:lineRule="auto"/>
+              <w:jc w:val="both"/>
               <w:rPr>
                 <w:rFonts w:ascii="Times New Roman" w:eastAsia="Times New Roman" w:hAnsi="Times New Roman" w:cs="Times New Roman"/>
                 <w:sz w:val="24"/>
@@ -7724,6 +7749,7 @@
           <w:p>
             <w:pPr>
               <w:spacing w:after="0" w:line="240" w:lineRule="auto"/>
+              <w:jc w:val="both"/>
               <w:rPr>
                 <w:rFonts w:ascii="Times New Roman" w:eastAsia="Times New Roman" w:hAnsi="Times New Roman" w:cs="Times New Roman"/>
                 <w:sz w:val="24"/>
@@ -7745,7 +7771,7 @@
       </w:tr>
       <w:tr>
         <w:trPr>
-          <w:trHeight w:val="411"/>
+          <w:trHeight w:val="208"/>
         </w:trPr>
         <w:tc>
           <w:tcPr>
@@ -7762,6 +7788,7 @@
           <w:p>
             <w:pPr>
               <w:spacing w:after="0" w:line="240" w:lineRule="auto"/>
+              <w:jc w:val="both"/>
               <w:rPr>
                 <w:rFonts w:ascii="Times New Roman" w:eastAsia="Times New Roman" w:hAnsi="Times New Roman" w:cs="Times New Roman"/>
                 <w:sz w:val="24"/>
@@ -7795,6 +7822,7 @@
           <w:p>
             <w:pPr>
               <w:spacing w:after="0" w:line="240" w:lineRule="auto"/>
+              <w:jc w:val="both"/>
               <w:rPr>
                 <w:rFonts w:ascii="Times New Roman" w:eastAsia="Times New Roman" w:hAnsi="Times New Roman" w:cs="Times New Roman"/>
                 <w:sz w:val="24"/>
@@ -7828,6 +7856,7 @@
           <w:p>
             <w:pPr>
               <w:spacing w:after="0" w:line="240" w:lineRule="auto"/>
+              <w:jc w:val="both"/>
               <w:rPr>
                 <w:rFonts w:ascii="Times New Roman" w:eastAsia="Times New Roman" w:hAnsi="Times New Roman" w:cs="Times New Roman"/>
                 <w:sz w:val="24"/>
@@ -7861,6 +7890,7 @@
           <w:p>
             <w:pPr>
               <w:spacing w:after="0" w:line="240" w:lineRule="auto"/>
+              <w:jc w:val="both"/>
               <w:rPr>
                 <w:rFonts w:ascii="Times New Roman" w:eastAsia="Times New Roman" w:hAnsi="Times New Roman" w:cs="Times New Roman"/>
                 <w:sz w:val="24"/>
@@ -7882,7 +7912,7 @@
       </w:tr>
       <w:tr>
         <w:trPr>
-          <w:trHeight w:val="617"/>
+          <w:trHeight w:val="312"/>
         </w:trPr>
         <w:tc>
           <w:tcPr>
@@ -7899,6 +7929,7 @@
           <w:p>
             <w:pPr>
               <w:spacing w:after="0" w:line="240" w:lineRule="auto"/>
+              <w:jc w:val="both"/>
               <w:rPr>
                 <w:rFonts w:ascii="Times New Roman" w:eastAsia="Times New Roman" w:hAnsi="Times New Roman" w:cs="Times New Roman"/>
                 <w:sz w:val="24"/>
@@ -7932,6 +7963,7 @@
           <w:p>
             <w:pPr>
               <w:spacing w:after="0" w:line="240" w:lineRule="auto"/>
+              <w:jc w:val="both"/>
               <w:rPr>
                 <w:rFonts w:ascii="Times New Roman" w:eastAsia="Times New Roman" w:hAnsi="Times New Roman" w:cs="Times New Roman"/>
                 <w:sz w:val="24"/>
@@ -7965,6 +7997,7 @@
           <w:p>
             <w:pPr>
               <w:spacing w:after="0" w:line="240" w:lineRule="auto"/>
+              <w:jc w:val="both"/>
               <w:rPr>
                 <w:rFonts w:ascii="Times New Roman" w:eastAsia="Times New Roman" w:hAnsi="Times New Roman" w:cs="Times New Roman"/>
                 <w:sz w:val="24"/>
@@ -7998,6 +8031,7 @@
           <w:p>
             <w:pPr>
               <w:spacing w:after="0" w:line="240" w:lineRule="auto"/>
+              <w:jc w:val="both"/>
               <w:rPr>
                 <w:rFonts w:ascii="Times New Roman" w:eastAsia="Times New Roman" w:hAnsi="Times New Roman" w:cs="Times New Roman"/>
                 <w:sz w:val="24"/>
@@ -8019,7 +8053,7 @@
       </w:tr>
       <w:tr>
         <w:trPr>
-          <w:trHeight w:val="624"/>
+          <w:trHeight w:val="316"/>
         </w:trPr>
         <w:tc>
           <w:tcPr>
@@ -8036,6 +8070,7 @@
           <w:p>
             <w:pPr>
               <w:spacing w:after="0" w:line="240" w:lineRule="auto"/>
+              <w:jc w:val="both"/>
               <w:rPr>
                 <w:rFonts w:ascii="Times New Roman" w:eastAsia="Times New Roman" w:hAnsi="Times New Roman" w:cs="Times New Roman"/>
                 <w:sz w:val="24"/>
@@ -8069,6 +8104,7 @@
           <w:p>
             <w:pPr>
               <w:spacing w:after="0" w:line="240" w:lineRule="auto"/>
+              <w:jc w:val="both"/>
               <w:rPr>
                 <w:rFonts w:ascii="Times New Roman" w:eastAsia="Times New Roman" w:hAnsi="Times New Roman" w:cs="Times New Roman"/>
                 <w:sz w:val="24"/>
@@ -8102,6 +8138,7 @@
           <w:p>
             <w:pPr>
               <w:spacing w:after="0" w:line="240" w:lineRule="auto"/>
+              <w:jc w:val="both"/>
               <w:rPr>
                 <w:rFonts w:ascii="Times New Roman" w:eastAsia="Times New Roman" w:hAnsi="Times New Roman" w:cs="Times New Roman"/>
                 <w:sz w:val="24"/>
@@ -8135,6 +8172,7 @@
           <w:p>
             <w:pPr>
               <w:spacing w:after="0" w:line="240" w:lineRule="auto"/>
+              <w:jc w:val="both"/>
               <w:rPr>
                 <w:rFonts w:ascii="Times New Roman" w:eastAsia="Times New Roman" w:hAnsi="Times New Roman" w:cs="Times New Roman"/>
                 <w:sz w:val="24"/>
@@ -8156,7 +8194,7 @@
       </w:tr>
       <w:tr>
         <w:trPr>
-          <w:trHeight w:val="617"/>
+          <w:trHeight w:val="312"/>
         </w:trPr>
         <w:tc>
           <w:tcPr>
@@ -8173,6 +8211,7 @@
           <w:p>
             <w:pPr>
               <w:spacing w:after="0" w:line="240" w:lineRule="auto"/>
+              <w:jc w:val="both"/>
               <w:rPr>
                 <w:rFonts w:ascii="Times New Roman" w:eastAsia="Times New Roman" w:hAnsi="Times New Roman" w:cs="Times New Roman"/>
                 <w:sz w:val="24"/>
@@ -8206,6 +8245,7 @@
           <w:p>
             <w:pPr>
               <w:spacing w:after="0" w:line="240" w:lineRule="auto"/>
+              <w:jc w:val="both"/>
               <w:rPr>
                 <w:rFonts w:ascii="Times New Roman" w:eastAsia="Times New Roman" w:hAnsi="Times New Roman" w:cs="Times New Roman"/>
                 <w:sz w:val="24"/>
@@ -8239,6 +8279,7 @@
           <w:p>
             <w:pPr>
               <w:spacing w:after="0" w:line="240" w:lineRule="auto"/>
+              <w:jc w:val="both"/>
               <w:rPr>
                 <w:rFonts w:ascii="Times New Roman" w:eastAsia="Times New Roman" w:hAnsi="Times New Roman" w:cs="Times New Roman"/>
                 <w:sz w:val="24"/>
@@ -8272,6 +8313,7 @@
           <w:p>
             <w:pPr>
               <w:spacing w:after="0" w:line="240" w:lineRule="auto"/>
+              <w:jc w:val="both"/>
               <w:rPr>
                 <w:rFonts w:ascii="Times New Roman" w:eastAsia="Times New Roman" w:hAnsi="Times New Roman" w:cs="Times New Roman"/>
                 <w:sz w:val="24"/>
@@ -8306,6 +8348,100 @@
           <w:lang w:eastAsia="ru-RU"/>
         </w:rPr>
       </w:pPr>
+    </w:p>
+    <w:p>
+      <w:pPr>
+        <w:shd w:val="clear" w:color="auto" w:fill="FFFFFF"/>
+        <w:spacing w:after="0" w:line="360" w:lineRule="auto"/>
+        <w:ind w:firstLine="709"/>
+        <w:jc w:val="center"/>
+        <w:rPr>
+          <w:rFonts w:ascii="Times New Roman" w:eastAsia="Times New Roman" w:hAnsi="Times New Roman" w:cs="Times New Roman"/>
+          <w:color w:val="0F1115"/>
+          <w:sz w:val="28"/>
+          <w:szCs w:val="28"/>
+          <w:lang w:eastAsia="ru-RU"/>
+        </w:rPr>
+      </w:pPr>
+      <w:r>
+        <w:rPr>
+          <w:noProof/>
+          <w:lang w:eastAsia="ru-RU"/>
+        </w:rPr>
+        <w:drawing>
+          <wp:inline distT="0" distB="0" distL="0" distR="0" wp14:anchorId="7867AC35" wp14:editId="3C4652C8">
+            <wp:extent cx="4391025" cy="2505075"/>
+            <wp:effectExtent l="0" t="0" r="9525" b="9525"/>
+            <wp:docPr id="1" name="Рисунок 1"/>
+            <wp:cNvGraphicFramePr/>
+            <a:graphic xmlns:a="http://schemas.openxmlformats.org/drawingml/2006/main">
+              <a:graphicData uri="http://schemas.openxmlformats.org/drawingml/2006/picture">
+                <pic:pic xmlns:pic="http://schemas.openxmlformats.org/drawingml/2006/picture">
+                  <pic:nvPicPr>
+                    <pic:cNvPr id="1" name="Рисунок 1"/>
+                    <pic:cNvPicPr/>
+                  </pic:nvPicPr>
+                  <pic:blipFill>
+                    <a:blip r:embed="rId11"/>
+                    <a:stretch>
+                      <a:fillRect/>
+                    </a:stretch>
+                  </pic:blipFill>
+                  <pic:spPr>
+                    <a:xfrm>
+                      <a:off x="0" y="0"/>
+                      <a:ext cx="4391025" cy="2505075"/>
+                    </a:xfrm>
+                    <a:prstGeom prst="rect">
+                      <a:avLst/>
+                    </a:prstGeom>
+                  </pic:spPr>
+                </pic:pic>
+              </a:graphicData>
+            </a:graphic>
+          </wp:inline>
+        </w:drawing>
+      </w:r>
+    </w:p>
+    <w:p>
+      <w:pPr>
+        <w:shd w:val="clear" w:color="auto" w:fill="FFFFFF"/>
+        <w:spacing w:after="0" w:line="360" w:lineRule="auto"/>
+        <w:ind w:firstLine="709"/>
+        <w:jc w:val="center"/>
+        <w:rPr>
+          <w:rFonts w:ascii="Times New Roman" w:eastAsia="Times New Roman" w:hAnsi="Times New Roman" w:cs="Times New Roman"/>
+          <w:color w:val="0F1115"/>
+          <w:sz w:val="28"/>
+          <w:szCs w:val="28"/>
+          <w:lang w:eastAsia="ru-RU"/>
+        </w:rPr>
+      </w:pPr>
+      <w:r>
+        <w:rPr>
+          <w:rFonts w:ascii="Times New Roman" w:eastAsia="Times New Roman" w:hAnsi="Times New Roman" w:cs="Times New Roman"/>
+          <w:color w:val="0F1115"/>
+          <w:sz w:val="28"/>
+          <w:szCs w:val="28"/>
+          <w:lang w:eastAsia="ru-RU"/>
+        </w:rPr>
+        <w:t>Рисунок 4 – Главное окно программы.</w:t>
+      </w:r>
+    </w:p>
+    <w:p>
+      <w:pPr>
+        <w:shd w:val="clear" w:color="auto" w:fill="FFFFFF"/>
+        <w:spacing w:after="0" w:line="360" w:lineRule="auto"/>
+        <w:ind w:firstLine="709"/>
+        <w:jc w:val="center"/>
+        <w:rPr>
+          <w:rFonts w:ascii="Times New Roman" w:eastAsia="Times New Roman" w:hAnsi="Times New Roman" w:cs="Times New Roman"/>
+          <w:color w:val="0F1115"/>
+          <w:sz w:val="28"/>
+          <w:szCs w:val="28"/>
+          <w:lang w:eastAsia="ru-RU"/>
+        </w:rPr>
+      </w:pPr>
       <w:r>
         <w:rPr>
           <w:rFonts w:ascii="Times New Roman" w:eastAsia="Times New Roman" w:hAnsi="Times New Roman" w:cs="Times New Roman"/>
@@ -8320,7 +8456,7 @@
         <w:lastRenderedPageBreak/>
         <w:drawing>
           <wp:inline distT="0" distB="0" distL="0" distR="0" wp14:anchorId="1B729773" wp14:editId="35DE318B">
-            <wp:extent cx="4382112" cy="5277587"/>
+            <wp:extent cx="4086225" cy="4921236"/>
             <wp:effectExtent l="0" t="0" r="0" b="0"/>
             <wp:docPr id="8" name="Рисунок 8"/>
             <wp:cNvGraphicFramePr>
@@ -8342,7 +8478,7 @@
                   <pic:spPr>
                     <a:xfrm>
                       <a:off x="0" y="0"/>
-                      <a:ext cx="4382112" cy="5277587"/>
+                      <a:ext cx="4091592" cy="4927700"/>
                     </a:xfrm>
                     <a:prstGeom prst="rect">
                       <a:avLst/>
@@ -8496,7 +8632,6 @@
       <w:r>
         <w:rPr>
           <w:rFonts w:ascii="Times New Roman" w:eastAsia="Times New Roman" w:hAnsi="Times New Roman" w:cs="Times New Roman"/>
-          <w:b/>
           <w:bCs/>
           <w:color w:val="0F1115"/>
           <w:sz w:val="28"/>
@@ -8509,7 +8644,6 @@
       <w:r>
         <w:rPr>
           <w:rFonts w:ascii="Times New Roman" w:eastAsia="Times New Roman" w:hAnsi="Times New Roman" w:cs="Times New Roman"/>
-          <w:b/>
           <w:bCs/>
           <w:color w:val="0F1115"/>
           <w:sz w:val="28"/>
@@ -8522,7 +8656,6 @@
       <w:r>
         <w:rPr>
           <w:rFonts w:ascii="Times New Roman" w:eastAsia="Times New Roman" w:hAnsi="Times New Roman" w:cs="Times New Roman"/>
-          <w:b/>
           <w:bCs/>
           <w:color w:val="0F1115"/>
           <w:sz w:val="28"/>
@@ -8578,7 +8711,6 @@
       <w:r>
         <w:rPr>
           <w:rFonts w:ascii="Times New Roman" w:eastAsia="Times New Roman" w:hAnsi="Times New Roman" w:cs="Times New Roman"/>
-          <w:b/>
           <w:bCs/>
           <w:color w:val="0F1115"/>
           <w:sz w:val="28"/>
@@ -8591,7 +8723,6 @@
       <w:r>
         <w:rPr>
           <w:rFonts w:ascii="Times New Roman" w:eastAsia="Times New Roman" w:hAnsi="Times New Roman" w:cs="Times New Roman"/>
-          <w:b/>
           <w:bCs/>
           <w:color w:val="0F1115"/>
           <w:sz w:val="28"/>
@@ -8604,7 +8735,6 @@
       <w:r>
         <w:rPr>
           <w:rFonts w:ascii="Times New Roman" w:eastAsia="Times New Roman" w:hAnsi="Times New Roman" w:cs="Times New Roman"/>
-          <w:b/>
           <w:bCs/>
           <w:color w:val="0F1115"/>
           <w:sz w:val="28"/>
@@ -8672,7 +8802,6 @@
       <w:r>
         <w:rPr>
           <w:rFonts w:ascii="Times New Roman" w:eastAsia="Times New Roman" w:hAnsi="Times New Roman" w:cs="Times New Roman"/>
-          <w:b/>
           <w:bCs/>
           <w:color w:val="0F1115"/>
           <w:sz w:val="28"/>
@@ -8685,7 +8814,6 @@
       <w:r>
         <w:rPr>
           <w:rFonts w:ascii="Times New Roman" w:eastAsia="Times New Roman" w:hAnsi="Times New Roman" w:cs="Times New Roman"/>
-          <w:b/>
           <w:bCs/>
           <w:color w:val="0F1115"/>
           <w:sz w:val="28"/>
@@ -8862,7 +8990,6 @@
           <w:shd w:val="clear" w:color="auto" w:fill="EBEEF2"/>
           <w:lang w:eastAsia="ru-RU"/>
         </w:rPr>
-        <w:lastRenderedPageBreak/>
         <w:t>PartNumber</w:t>
       </w:r>
       <w:proofErr w:type="spellEnd"/>
@@ -8927,6 +9054,7 @@
           <w:shd w:val="clear" w:color="auto" w:fill="EBEEF2"/>
           <w:lang w:eastAsia="ru-RU"/>
         </w:rPr>
+        <w:lastRenderedPageBreak/>
         <w:t>Type</w:t>
       </w:r>
       <w:proofErr w:type="spellEnd"/>
@@ -10360,7 +10488,6 @@
       <w:r>
         <w:rPr>
           <w:rFonts w:ascii="Times New Roman" w:eastAsia="Times New Roman" w:hAnsi="Times New Roman" w:cs="Times New Roman"/>
-          <w:b/>
           <w:bCs/>
           <w:color w:val="0F1115"/>
           <w:sz w:val="28"/>
@@ -10712,7 +10839,6 @@
         <w:jc w:val="both"/>
         <w:rPr>
           <w:rFonts w:ascii="Times New Roman" w:eastAsia="Times New Roman" w:hAnsi="Times New Roman" w:cs="Times New Roman"/>
-          <w:b/>
           <w:bCs/>
           <w:color w:val="0F1115"/>
           <w:sz w:val="28"/>
@@ -10723,7 +10849,6 @@
       <w:r>
         <w:rPr>
           <w:rFonts w:ascii="Times New Roman" w:eastAsia="Times New Roman" w:hAnsi="Times New Roman" w:cs="Times New Roman"/>
-          <w:b/>
           <w:bCs/>
           <w:color w:val="0F1115"/>
           <w:sz w:val="28"/>
@@ -10748,7 +10873,6 @@
       <w:r>
         <w:rPr>
           <w:rFonts w:ascii="Times New Roman" w:eastAsia="Times New Roman" w:hAnsi="Times New Roman" w:cs="Times New Roman"/>
-          <w:b/>
           <w:bCs/>
           <w:color w:val="0F1115"/>
           <w:sz w:val="28"/>
@@ -13346,7 +13470,6 @@
         <w:jc w:val="both"/>
         <w:rPr>
           <w:rFonts w:ascii="Times New Roman" w:eastAsia="Times New Roman" w:hAnsi="Times New Roman" w:cs="Times New Roman"/>
-          <w:b/>
           <w:bCs/>
           <w:color w:val="0F1115"/>
           <w:sz w:val="28"/>
@@ -13367,7 +13490,6 @@
       <w:r>
         <w:rPr>
           <w:rFonts w:ascii="Times New Roman" w:eastAsia="Times New Roman" w:hAnsi="Times New Roman" w:cs="Times New Roman"/>
-          <w:b/>
           <w:bCs/>
           <w:color w:val="0F1115"/>
           <w:sz w:val="28"/>
@@ -13379,7 +13501,6 @@
       <w:r>
         <w:rPr>
           <w:rFonts w:ascii="Times New Roman" w:eastAsia="Times New Roman" w:hAnsi="Times New Roman" w:cs="Times New Roman"/>
-          <w:b/>
           <w:bCs/>
           <w:color w:val="0F1115"/>
           <w:sz w:val="28"/>
@@ -13391,7 +13512,6 @@
       <w:r>
         <w:rPr>
           <w:rFonts w:ascii="Times New Roman" w:eastAsia="Times New Roman" w:hAnsi="Times New Roman" w:cs="Times New Roman"/>
-          <w:b/>
           <w:bCs/>
           <w:color w:val="0F1115"/>
           <w:sz w:val="28"/>
@@ -13403,7 +13523,6 @@
       <w:r>
         <w:rPr>
           <w:rFonts w:ascii="Times New Roman" w:eastAsia="Times New Roman" w:hAnsi="Times New Roman" w:cs="Times New Roman"/>
-          <w:b/>
           <w:bCs/>
           <w:color w:val="0F1115"/>
           <w:sz w:val="28"/>
@@ -13416,7 +13535,6 @@
       <w:r>
         <w:rPr>
           <w:rFonts w:ascii="Times New Roman" w:eastAsia="Times New Roman" w:hAnsi="Times New Roman" w:cs="Times New Roman"/>
-          <w:b/>
           <w:bCs/>
           <w:color w:val="0F1115"/>
           <w:sz w:val="28"/>
@@ -13429,7 +13547,6 @@
       <w:r>
         <w:rPr>
           <w:rFonts w:ascii="Times New Roman" w:eastAsia="Times New Roman" w:hAnsi="Times New Roman" w:cs="Times New Roman"/>
-          <w:b/>
           <w:bCs/>
           <w:color w:val="0F1115"/>
           <w:sz w:val="28"/>
@@ -13454,7 +13571,6 @@
       <w:r>
         <w:rPr>
           <w:rFonts w:ascii="Times New Roman" w:eastAsia="Times New Roman" w:hAnsi="Times New Roman" w:cs="Times New Roman"/>
-          <w:b/>
           <w:bCs/>
           <w:color w:val="0F1115"/>
           <w:sz w:val="28"/>
@@ -13466,7 +13582,6 @@
       <w:r>
         <w:rPr>
           <w:rFonts w:ascii="Times New Roman" w:eastAsia="Times New Roman" w:hAnsi="Times New Roman" w:cs="Times New Roman"/>
-          <w:b/>
           <w:bCs/>
           <w:color w:val="0F1115"/>
           <w:sz w:val="28"/>
@@ -13478,7 +13593,6 @@
       <w:r>
         <w:rPr>
           <w:rFonts w:ascii="Times New Roman" w:eastAsia="Times New Roman" w:hAnsi="Times New Roman" w:cs="Times New Roman"/>
-          <w:b/>
           <w:bCs/>
           <w:color w:val="0F1115"/>
           <w:sz w:val="28"/>
@@ -13491,7 +13605,6 @@
       <w:r>
         <w:rPr>
           <w:rFonts w:ascii="Times New Roman" w:eastAsia="Times New Roman" w:hAnsi="Times New Roman" w:cs="Times New Roman"/>
-          <w:b/>
           <w:bCs/>
           <w:color w:val="0F1115"/>
           <w:sz w:val="28"/>
@@ -13504,7 +13617,6 @@
       <w:r>
         <w:rPr>
           <w:rFonts w:ascii="Times New Roman" w:eastAsia="Times New Roman" w:hAnsi="Times New Roman" w:cs="Times New Roman"/>
-          <w:b/>
           <w:bCs/>
           <w:color w:val="0F1115"/>
           <w:sz w:val="28"/>
@@ -13523,7 +13635,6 @@
         <w:outlineLvl w:val="2"/>
         <w:rPr>
           <w:rFonts w:ascii="Times New Roman" w:eastAsia="Times New Roman" w:hAnsi="Times New Roman" w:cs="Times New Roman"/>
-          <w:b/>
           <w:bCs/>
           <w:color w:val="0F1115"/>
           <w:sz w:val="28"/>
@@ -13534,7 +13645,6 @@
       <w:r>
         <w:rPr>
           <w:rFonts w:ascii="Times New Roman" w:eastAsia="Times New Roman" w:hAnsi="Times New Roman" w:cs="Times New Roman"/>
-          <w:b/>
           <w:bCs/>
           <w:color w:val="0F1115"/>
           <w:sz w:val="28"/>
@@ -13546,7 +13656,6 @@
       <w:r>
         <w:rPr>
           <w:rFonts w:ascii="Times New Roman" w:eastAsia="Times New Roman" w:hAnsi="Times New Roman" w:cs="Times New Roman"/>
-          <w:b/>
           <w:bCs/>
           <w:color w:val="0F1115"/>
           <w:sz w:val="28"/>
@@ -13558,7 +13667,6 @@
       <w:r>
         <w:rPr>
           <w:rFonts w:ascii="Times New Roman" w:eastAsia="Times New Roman" w:hAnsi="Times New Roman" w:cs="Times New Roman"/>
-          <w:b/>
           <w:bCs/>
           <w:color w:val="0F1115"/>
           <w:sz w:val="28"/>
@@ -13570,7 +13678,6 @@
       <w:r>
         <w:rPr>
           <w:rFonts w:ascii="Times New Roman" w:eastAsia="Times New Roman" w:hAnsi="Times New Roman" w:cs="Times New Roman"/>
-          <w:b/>
           <w:bCs/>
           <w:color w:val="0F1115"/>
           <w:sz w:val="28"/>
@@ -13582,7 +13689,6 @@
       <w:r>
         <w:rPr>
           <w:rFonts w:ascii="Times New Roman" w:eastAsia="Times New Roman" w:hAnsi="Times New Roman" w:cs="Times New Roman"/>
-          <w:b/>
           <w:bCs/>
           <w:color w:val="0F1115"/>
           <w:sz w:val="28"/>
@@ -13595,7 +13701,6 @@
       <w:r>
         <w:rPr>
           <w:rFonts w:ascii="Times New Roman" w:eastAsia="Times New Roman" w:hAnsi="Times New Roman" w:cs="Times New Roman"/>
-          <w:b/>
           <w:bCs/>
           <w:color w:val="0F1115"/>
           <w:sz w:val="28"/>
@@ -14218,7 +14323,6 @@
         <w:outlineLvl w:val="2"/>
         <w:rPr>
           <w:rFonts w:ascii="Times New Roman" w:eastAsia="Times New Roman" w:hAnsi="Times New Roman" w:cs="Times New Roman"/>
-          <w:b/>
           <w:bCs/>
           <w:color w:val="0F1115"/>
           <w:sz w:val="28"/>
@@ -14229,7 +14333,6 @@
       <w:r>
         <w:rPr>
           <w:rFonts w:ascii="Times New Roman" w:eastAsia="Times New Roman" w:hAnsi="Times New Roman" w:cs="Times New Roman"/>
-          <w:b/>
           <w:bCs/>
           <w:color w:val="0F1115"/>
           <w:sz w:val="28"/>
@@ -14242,7 +14345,6 @@
       <w:r>
         <w:rPr>
           <w:rFonts w:ascii="Times New Roman" w:eastAsia="Times New Roman" w:hAnsi="Times New Roman" w:cs="Times New Roman"/>
-          <w:b/>
           <w:bCs/>
           <w:color w:val="0F1115"/>
           <w:sz w:val="28"/>
@@ -14256,7 +14358,6 @@
       <w:r>
         <w:rPr>
           <w:rFonts w:ascii="Times New Roman" w:eastAsia="Times New Roman" w:hAnsi="Times New Roman" w:cs="Times New Roman"/>
-          <w:b/>
           <w:bCs/>
           <w:color w:val="0F1115"/>
           <w:sz w:val="28"/>
@@ -14269,7 +14370,6 @@
       <w:r>
         <w:rPr>
           <w:rFonts w:ascii="Times New Roman" w:eastAsia="Times New Roman" w:hAnsi="Times New Roman" w:cs="Times New Roman"/>
-          <w:b/>
           <w:bCs/>
           <w:color w:val="0F1115"/>
           <w:sz w:val="28"/>
@@ -14283,7 +14383,6 @@
       <w:r>
         <w:rPr>
           <w:rFonts w:ascii="Times New Roman" w:eastAsia="Times New Roman" w:hAnsi="Times New Roman" w:cs="Times New Roman"/>
-          <w:b/>
           <w:bCs/>
           <w:color w:val="0F1115"/>
           <w:sz w:val="28"/>
@@ -15130,7 +15229,6 @@
       <w:pPr>
         <w:shd w:val="clear" w:color="auto" w:fill="FFFFFF"/>
         <w:spacing w:after="0" w:line="360" w:lineRule="auto"/>
-        <w:ind w:left="709"/>
         <w:jc w:val="center"/>
         <w:rPr>
           <w:rFonts w:ascii="Times New Roman" w:eastAsia="Times New Roman" w:hAnsi="Times New Roman" w:cs="Times New Roman"/>
@@ -15386,29 +15484,32 @@
         </w:rPr>
         <w:br w:type="page"/>
       </w:r>
-      <w:bookmarkStart w:id="18" w:name="_GoBack"/>
-      <w:bookmarkEnd w:id="18"/>
     </w:p>
     <w:p>
       <w:pPr>
         <w:pStyle w:val="111111111111111"/>
       </w:pPr>
-      <w:bookmarkStart w:id="19" w:name="_Toc231205693"/>
+      <w:bookmarkStart w:id="18" w:name="_Toc231205693"/>
       <w:r>
         <w:lastRenderedPageBreak/>
         <w:t>5. ТЕСТИРОВАНИЕ ПРОГРАММНОГО МОДУЛЯ</w:t>
       </w:r>
+      <w:bookmarkEnd w:id="18"/>
+    </w:p>
+    <w:p>
+      <w:pPr>
+        <w:pStyle w:val="222222222222222222"/>
+      </w:pPr>
+      <w:bookmarkStart w:id="19" w:name="_Toc231205694"/>
+      <w:r>
+        <w:t>5.1. Разработка тестовых сце</w:t>
+      </w:r>
+      <w:bookmarkStart w:id="20" w:name="_GoBack"/>
+      <w:bookmarkEnd w:id="20"/>
+      <w:r>
+        <w:t>нариев</w:t>
+      </w:r>
       <w:bookmarkEnd w:id="19"/>
-    </w:p>
-    <w:p>
-      <w:pPr>
-        <w:pStyle w:val="222222222222222222"/>
-      </w:pPr>
-      <w:bookmarkStart w:id="20" w:name="_Toc231205694"/>
-      <w:r>
-        <w:t>5.1. Разработка тестовых сценариев</w:t>
-      </w:r>
-      <w:bookmarkEnd w:id="20"/>
     </w:p>
     <w:p>
       <w:pPr>
@@ -15443,7 +15544,6 @@
         <w:jc w:val="both"/>
         <w:rPr>
           <w:rFonts w:ascii="Times New Roman" w:eastAsia="Times New Roman" w:hAnsi="Times New Roman" w:cs="Times New Roman"/>
-          <w:b/>
           <w:bCs/>
           <w:color w:val="0F1115"/>
           <w:sz w:val="28"/>
@@ -15454,7 +15554,6 @@
       <w:r>
         <w:rPr>
           <w:rFonts w:ascii="Times New Roman" w:eastAsia="Times New Roman" w:hAnsi="Times New Roman" w:cs="Times New Roman"/>
-          <w:b/>
           <w:bCs/>
           <w:color w:val="0F1115"/>
           <w:sz w:val="28"/>
@@ -15509,6 +15608,7 @@
           <w:p>
             <w:pPr>
               <w:spacing w:after="0" w:line="240" w:lineRule="auto"/>
+              <w:jc w:val="both"/>
               <w:rPr>
                 <w:rFonts w:ascii="Times New Roman" w:eastAsia="Times New Roman" w:hAnsi="Times New Roman" w:cs="Times New Roman"/>
                 <w:sz w:val="24"/>
@@ -15542,6 +15642,7 @@
           <w:p>
             <w:pPr>
               <w:spacing w:after="0" w:line="240" w:lineRule="auto"/>
+              <w:jc w:val="both"/>
               <w:rPr>
                 <w:rFonts w:ascii="Times New Roman" w:eastAsia="Times New Roman" w:hAnsi="Times New Roman" w:cs="Times New Roman"/>
                 <w:sz w:val="24"/>
@@ -15575,6 +15676,7 @@
           <w:p>
             <w:pPr>
               <w:spacing w:after="0" w:line="240" w:lineRule="auto"/>
+              <w:jc w:val="both"/>
               <w:rPr>
                 <w:rFonts w:ascii="Times New Roman" w:eastAsia="Times New Roman" w:hAnsi="Times New Roman" w:cs="Times New Roman"/>
                 <w:sz w:val="24"/>
@@ -15608,6 +15710,7 @@
           <w:p>
             <w:pPr>
               <w:spacing w:after="0" w:line="240" w:lineRule="auto"/>
+              <w:jc w:val="both"/>
               <w:rPr>
                 <w:rFonts w:ascii="Times New Roman" w:eastAsia="Times New Roman" w:hAnsi="Times New Roman" w:cs="Times New Roman"/>
                 <w:sz w:val="24"/>
@@ -15646,6 +15749,7 @@
           <w:p>
             <w:pPr>
               <w:spacing w:after="0" w:line="240" w:lineRule="auto"/>
+              <w:jc w:val="both"/>
               <w:rPr>
                 <w:rFonts w:ascii="Times New Roman" w:eastAsia="Times New Roman" w:hAnsi="Times New Roman" w:cs="Times New Roman"/>
                 <w:sz w:val="24"/>
@@ -15679,6 +15783,7 @@
           <w:p>
             <w:pPr>
               <w:spacing w:after="0" w:line="240" w:lineRule="auto"/>
+              <w:jc w:val="both"/>
               <w:rPr>
                 <w:rFonts w:ascii="Times New Roman" w:eastAsia="Times New Roman" w:hAnsi="Times New Roman" w:cs="Times New Roman"/>
                 <w:sz w:val="24"/>
@@ -15712,6 +15817,7 @@
           <w:p>
             <w:pPr>
               <w:spacing w:after="0" w:line="240" w:lineRule="auto"/>
+              <w:jc w:val="both"/>
               <w:rPr>
                 <w:rFonts w:ascii="Times New Roman" w:eastAsia="Times New Roman" w:hAnsi="Times New Roman" w:cs="Times New Roman"/>
                 <w:sz w:val="24"/>
@@ -15745,6 +15851,7 @@
           <w:p>
             <w:pPr>
               <w:spacing w:after="0" w:line="240" w:lineRule="auto"/>
+              <w:jc w:val="both"/>
               <w:rPr>
                 <w:rFonts w:ascii="Times New Roman" w:eastAsia="Times New Roman" w:hAnsi="Times New Roman" w:cs="Times New Roman"/>
                 <w:sz w:val="24"/>
@@ -15783,6 +15890,7 @@
           <w:p>
             <w:pPr>
               <w:spacing w:after="0" w:line="240" w:lineRule="auto"/>
+              <w:jc w:val="both"/>
               <w:rPr>
                 <w:rFonts w:ascii="Times New Roman" w:eastAsia="Times New Roman" w:hAnsi="Times New Roman" w:cs="Times New Roman"/>
                 <w:sz w:val="24"/>
@@ -15816,6 +15924,7 @@
           <w:p>
             <w:pPr>
               <w:spacing w:after="0" w:line="240" w:lineRule="auto"/>
+              <w:jc w:val="both"/>
               <w:rPr>
                 <w:rFonts w:ascii="Times New Roman" w:eastAsia="Times New Roman" w:hAnsi="Times New Roman" w:cs="Times New Roman"/>
                 <w:sz w:val="24"/>
@@ -15849,6 +15958,7 @@
           <w:p>
             <w:pPr>
               <w:spacing w:after="0" w:line="240" w:lineRule="auto"/>
+              <w:jc w:val="both"/>
               <w:rPr>
                 <w:rFonts w:ascii="Times New Roman" w:eastAsia="Times New Roman" w:hAnsi="Times New Roman" w:cs="Times New Roman"/>
                 <w:sz w:val="24"/>
@@ -15882,6 +15992,7 @@
           <w:p>
             <w:pPr>
               <w:spacing w:after="0" w:line="240" w:lineRule="auto"/>
+              <w:jc w:val="both"/>
               <w:rPr>
                 <w:rFonts w:ascii="Times New Roman" w:eastAsia="Times New Roman" w:hAnsi="Times New Roman" w:cs="Times New Roman"/>
                 <w:sz w:val="24"/>
@@ -15920,6 +16031,7 @@
           <w:p>
             <w:pPr>
               <w:spacing w:after="0" w:line="240" w:lineRule="auto"/>
+              <w:jc w:val="both"/>
               <w:rPr>
                 <w:rFonts w:ascii="Times New Roman" w:eastAsia="Times New Roman" w:hAnsi="Times New Roman" w:cs="Times New Roman"/>
                 <w:sz w:val="24"/>
@@ -15953,6 +16065,7 @@
           <w:p>
             <w:pPr>
               <w:spacing w:after="0" w:line="240" w:lineRule="auto"/>
+              <w:jc w:val="both"/>
               <w:rPr>
                 <w:rFonts w:ascii="Times New Roman" w:eastAsia="Times New Roman" w:hAnsi="Times New Roman" w:cs="Times New Roman"/>
                 <w:sz w:val="24"/>
@@ -15986,6 +16099,7 @@
           <w:p>
             <w:pPr>
               <w:spacing w:after="0" w:line="240" w:lineRule="auto"/>
+              <w:jc w:val="both"/>
               <w:rPr>
                 <w:rFonts w:ascii="Times New Roman" w:eastAsia="Times New Roman" w:hAnsi="Times New Roman" w:cs="Times New Roman"/>
                 <w:sz w:val="24"/>
@@ -16019,6 +16133,7 @@
           <w:p>
             <w:pPr>
               <w:spacing w:after="0" w:line="240" w:lineRule="auto"/>
+              <w:jc w:val="both"/>
               <w:rPr>
                 <w:rFonts w:ascii="Times New Roman" w:eastAsia="Times New Roman" w:hAnsi="Times New Roman" w:cs="Times New Roman"/>
                 <w:sz w:val="24"/>
@@ -16057,6 +16172,7 @@
           <w:p>
             <w:pPr>
               <w:spacing w:after="0" w:line="240" w:lineRule="auto"/>
+              <w:jc w:val="both"/>
               <w:rPr>
                 <w:rFonts w:ascii="Times New Roman" w:eastAsia="Times New Roman" w:hAnsi="Times New Roman" w:cs="Times New Roman"/>
                 <w:sz w:val="24"/>
@@ -16090,6 +16206,7 @@
           <w:p>
             <w:pPr>
               <w:spacing w:after="0" w:line="240" w:lineRule="auto"/>
+              <w:jc w:val="both"/>
               <w:rPr>
                 <w:rFonts w:ascii="Times New Roman" w:eastAsia="Times New Roman" w:hAnsi="Times New Roman" w:cs="Times New Roman"/>
                 <w:sz w:val="24"/>
@@ -16123,6 +16240,7 @@
           <w:p>
             <w:pPr>
               <w:spacing w:after="0" w:line="240" w:lineRule="auto"/>
+              <w:jc w:val="both"/>
               <w:rPr>
                 <w:rFonts w:ascii="Times New Roman" w:eastAsia="Times New Roman" w:hAnsi="Times New Roman" w:cs="Times New Roman"/>
                 <w:sz w:val="24"/>
@@ -16156,6 +16274,7 @@
           <w:p>
             <w:pPr>
               <w:spacing w:after="0" w:line="240" w:lineRule="auto"/>
+              <w:jc w:val="both"/>
               <w:rPr>
                 <w:rFonts w:ascii="Times New Roman" w:eastAsia="Times New Roman" w:hAnsi="Times New Roman" w:cs="Times New Roman"/>
                 <w:sz w:val="24"/>
@@ -16194,6 +16313,7 @@
           <w:p>
             <w:pPr>
               <w:spacing w:after="0" w:line="240" w:lineRule="auto"/>
+              <w:jc w:val="both"/>
               <w:rPr>
                 <w:rFonts w:ascii="Times New Roman" w:eastAsia="Times New Roman" w:hAnsi="Times New Roman" w:cs="Times New Roman"/>
                 <w:sz w:val="24"/>
@@ -16227,6 +16347,7 @@
           <w:p>
             <w:pPr>
               <w:spacing w:after="0" w:line="240" w:lineRule="auto"/>
+              <w:jc w:val="both"/>
               <w:rPr>
                 <w:rFonts w:ascii="Times New Roman" w:eastAsia="Times New Roman" w:hAnsi="Times New Roman" w:cs="Times New Roman"/>
                 <w:sz w:val="24"/>
@@ -16260,6 +16381,7 @@
           <w:p>
             <w:pPr>
               <w:spacing w:after="0" w:line="240" w:lineRule="auto"/>
+              <w:jc w:val="both"/>
               <w:rPr>
                 <w:rFonts w:ascii="Times New Roman" w:eastAsia="Times New Roman" w:hAnsi="Times New Roman" w:cs="Times New Roman"/>
                 <w:sz w:val="24"/>
@@ -16293,6 +16415,7 @@
           <w:p>
             <w:pPr>
               <w:spacing w:after="0" w:line="240" w:lineRule="auto"/>
+              <w:jc w:val="both"/>
               <w:rPr>
                 <w:rFonts w:ascii="Times New Roman" w:eastAsia="Times New Roman" w:hAnsi="Times New Roman" w:cs="Times New Roman"/>
                 <w:sz w:val="24"/>
@@ -17540,6 +17663,7 @@
           <w:p>
             <w:pPr>
               <w:spacing w:after="0" w:line="240" w:lineRule="auto"/>
+              <w:jc w:val="both"/>
               <w:rPr>
                 <w:rFonts w:ascii="Times New Roman" w:eastAsia="Times New Roman" w:hAnsi="Times New Roman" w:cs="Times New Roman"/>
                 <w:sz w:val="24"/>
@@ -17573,6 +17697,7 @@
           <w:p>
             <w:pPr>
               <w:spacing w:after="0" w:line="240" w:lineRule="auto"/>
+              <w:jc w:val="both"/>
               <w:rPr>
                 <w:rFonts w:ascii="Times New Roman" w:eastAsia="Times New Roman" w:hAnsi="Times New Roman" w:cs="Times New Roman"/>
                 <w:sz w:val="24"/>
@@ -17611,6 +17736,7 @@
           <w:p>
             <w:pPr>
               <w:spacing w:after="0" w:line="240" w:lineRule="auto"/>
+              <w:jc w:val="both"/>
               <w:rPr>
                 <w:rFonts w:ascii="Times New Roman" w:eastAsia="Times New Roman" w:hAnsi="Times New Roman" w:cs="Times New Roman"/>
                 <w:sz w:val="24"/>
@@ -17655,6 +17781,7 @@
           <w:p>
             <w:pPr>
               <w:spacing w:after="0" w:line="240" w:lineRule="auto"/>
+              <w:jc w:val="both"/>
               <w:rPr>
                 <w:rFonts w:ascii="Times New Roman" w:eastAsia="Times New Roman" w:hAnsi="Times New Roman" w:cs="Times New Roman"/>
                 <w:sz w:val="24"/>
@@ -17693,6 +17820,7 @@
           <w:p>
             <w:pPr>
               <w:spacing w:after="0" w:line="240" w:lineRule="auto"/>
+              <w:jc w:val="both"/>
               <w:rPr>
                 <w:rFonts w:ascii="Times New Roman" w:eastAsia="Times New Roman" w:hAnsi="Times New Roman" w:cs="Times New Roman"/>
                 <w:sz w:val="24"/>
@@ -17726,6 +17854,7 @@
           <w:p>
             <w:pPr>
               <w:spacing w:after="0" w:line="240" w:lineRule="auto"/>
+              <w:jc w:val="both"/>
               <w:rPr>
                 <w:rFonts w:ascii="Times New Roman" w:eastAsia="Times New Roman" w:hAnsi="Times New Roman" w:cs="Times New Roman"/>
                 <w:sz w:val="24"/>
@@ -17764,6 +17893,7 @@
           <w:p>
             <w:pPr>
               <w:spacing w:after="0" w:line="240" w:lineRule="auto"/>
+              <w:jc w:val="both"/>
               <w:rPr>
                 <w:rFonts w:ascii="Times New Roman" w:eastAsia="Times New Roman" w:hAnsi="Times New Roman" w:cs="Times New Roman"/>
                 <w:sz w:val="24"/>
@@ -17797,6 +17927,7 @@
           <w:p>
             <w:pPr>
               <w:spacing w:after="0" w:line="240" w:lineRule="auto"/>
+              <w:jc w:val="both"/>
               <w:rPr>
                 <w:rFonts w:ascii="Times New Roman" w:eastAsia="Times New Roman" w:hAnsi="Times New Roman" w:cs="Times New Roman"/>
                 <w:sz w:val="24"/>
@@ -18113,53 +18244,159 @@
           <w:shd w:val="clear" w:color="auto" w:fill="EBEEF2"/>
           <w:lang w:eastAsia="ru-RU"/>
         </w:rPr>
-        <w:t xml:space="preserve"> https://github.com/</w:t>
-      </w:r>
-      <w:r>
-        <w:rPr>
-          <w:rFonts w:ascii="Times New Roman" w:eastAsia="Times New Roman" w:hAnsi="Times New Roman" w:cs="Times New Roman"/>
-          <w:color w:val="0F1115"/>
-          <w:sz w:val="28"/>
-          <w:szCs w:val="28"/>
-          <w:shd w:val="clear" w:color="auto" w:fill="EBEEF2"/>
+        <w:t xml:space="preserve"> </w:t>
+      </w:r>
+      <w:hyperlink r:id="rId17" w:history="1">
+        <w:r>
+          <w:rPr>
+            <w:rStyle w:val="a4"/>
+            <w:rFonts w:ascii="Times New Roman" w:eastAsia="Times New Roman" w:hAnsi="Times New Roman" w:cs="Times New Roman"/>
+            <w:sz w:val="28"/>
+            <w:szCs w:val="28"/>
+            <w:shd w:val="clear" w:color="auto" w:fill="EBEEF2"/>
+            <w:lang w:eastAsia="ru-RU"/>
+          </w:rPr>
+          <w:t>https://github.com/</w:t>
+        </w:r>
+        <w:r>
+          <w:rPr>
+            <w:rStyle w:val="a4"/>
+            <w:rFonts w:ascii="Times New Roman" w:eastAsia="Times New Roman" w:hAnsi="Times New Roman" w:cs="Times New Roman"/>
+            <w:sz w:val="28"/>
+            <w:szCs w:val="28"/>
+            <w:shd w:val="clear" w:color="auto" w:fill="EBEEF2"/>
+            <w:lang w:val="en-US" w:eastAsia="ru-RU"/>
+          </w:rPr>
+          <w:t>name</w:t>
+        </w:r>
+        <w:r>
+          <w:rPr>
+            <w:rStyle w:val="a4"/>
+            <w:rFonts w:ascii="Times New Roman" w:eastAsia="Times New Roman" w:hAnsi="Times New Roman" w:cs="Times New Roman"/>
+            <w:sz w:val="28"/>
+            <w:szCs w:val="28"/>
+            <w:shd w:val="clear" w:color="auto" w:fill="EBEEF2"/>
+            <w:lang w:eastAsia="ru-RU"/>
+          </w:rPr>
+          <w:t>/AircraftPartsManager</w:t>
+        </w:r>
+      </w:hyperlink>
+      <w:r>
+        <w:rPr>
+          <w:rFonts w:ascii="Times New Roman" w:eastAsia="Times New Roman" w:hAnsi="Times New Roman" w:cs="Times New Roman"/>
+          <w:color w:val="0F1115"/>
+          <w:sz w:val="28"/>
+          <w:szCs w:val="28"/>
+          <w:lang w:eastAsia="ru-RU"/>
+        </w:rPr>
+        <w:t>.</w:t>
+      </w:r>
+    </w:p>
+    <w:p>
+      <w:pPr>
+        <w:shd w:val="clear" w:color="auto" w:fill="FFFFFF"/>
+        <w:spacing w:after="0" w:line="360" w:lineRule="auto"/>
+        <w:ind w:firstLine="709"/>
+        <w:jc w:val="both"/>
+        <w:rPr>
+          <w:rFonts w:ascii="Times New Roman" w:eastAsia="Times New Roman" w:hAnsi="Times New Roman" w:cs="Times New Roman"/>
+          <w:b/>
+          <w:bCs/>
+          <w:color w:val="0F1115"/>
+          <w:sz w:val="28"/>
+          <w:szCs w:val="28"/>
+          <w:lang w:eastAsia="ru-RU"/>
+        </w:rPr>
+      </w:pPr>
+      <w:r>
+        <w:rPr>
+          <w:rFonts w:ascii="Times New Roman" w:eastAsia="Times New Roman" w:hAnsi="Times New Roman" w:cs="Times New Roman"/>
+          <w:b/>
+          <w:bCs/>
+          <w:color w:val="0F1115"/>
+          <w:sz w:val="28"/>
+          <w:szCs w:val="28"/>
+          <w:lang w:eastAsia="ru-RU"/>
+        </w:rPr>
+        <w:drawing>
+          <wp:inline distT="0" distB="0" distL="0" distR="0" wp14:anchorId="79075A1A" wp14:editId="2F27B854">
+            <wp:extent cx="4972050" cy="1625284"/>
+            <wp:effectExtent l="0" t="0" r="0" b="0"/>
+            <wp:docPr id="2" name="Рисунок 5"/>
+            <wp:cNvGraphicFramePr>
+              <a:graphicFrameLocks xmlns:a="http://schemas.openxmlformats.org/drawingml/2006/main" noChangeAspect="1"/>
+            </wp:cNvGraphicFramePr>
+            <a:graphic xmlns:a="http://schemas.openxmlformats.org/drawingml/2006/main">
+              <a:graphicData uri="http://schemas.openxmlformats.org/drawingml/2006/picture">
+                <pic:pic xmlns:pic="http://schemas.openxmlformats.org/drawingml/2006/picture">
+                  <pic:nvPicPr>
+                    <pic:cNvPr id="6" name="Рисунок 5"/>
+                    <pic:cNvPicPr>
+                      <a:picLocks noChangeAspect="1"/>
+                    </pic:cNvPicPr>
+                  </pic:nvPicPr>
+                  <pic:blipFill>
+                    <a:blip r:embed="rId18"/>
+                    <a:stretch>
+                      <a:fillRect/>
+                    </a:stretch>
+                  </pic:blipFill>
+                  <pic:spPr>
+                    <a:xfrm>
+                      <a:off x="0" y="0"/>
+                      <a:ext cx="4986777" cy="1630098"/>
+                    </a:xfrm>
+                    <a:prstGeom prst="rect">
+                      <a:avLst/>
+                    </a:prstGeom>
+                  </pic:spPr>
+                </pic:pic>
+              </a:graphicData>
+            </a:graphic>
+          </wp:inline>
+        </w:drawing>
+      </w:r>
+    </w:p>
+    <w:p>
+      <w:pPr>
+        <w:shd w:val="clear" w:color="auto" w:fill="FFFFFF"/>
+        <w:spacing w:after="0" w:line="360" w:lineRule="auto"/>
+        <w:ind w:firstLine="709"/>
+        <w:jc w:val="both"/>
+        <w:rPr>
+          <w:rFonts w:ascii="Times New Roman" w:eastAsia="Times New Roman" w:hAnsi="Times New Roman" w:cs="Times New Roman"/>
+          <w:b/>
+          <w:bCs/>
+          <w:color w:val="0F1115"/>
+          <w:sz w:val="28"/>
+          <w:szCs w:val="28"/>
+          <w:lang w:eastAsia="ru-RU"/>
+        </w:rPr>
+      </w:pPr>
+      <w:r>
+        <w:rPr>
+          <w:rFonts w:ascii="Times New Roman" w:eastAsia="Times New Roman" w:hAnsi="Times New Roman" w:cs="Times New Roman"/>
+          <w:bCs/>
+          <w:color w:val="0F1115"/>
+          <w:sz w:val="28"/>
+          <w:szCs w:val="28"/>
+          <w:lang w:eastAsia="ru-RU"/>
+        </w:rPr>
+        <w:t xml:space="preserve">Рисунок 10 – Демонстрация успешной отправки файла в </w:t>
+      </w:r>
+      <w:proofErr w:type="spellStart"/>
+      <w:r>
+        <w:rPr>
+          <w:rFonts w:ascii="Times New Roman" w:eastAsia="Times New Roman" w:hAnsi="Times New Roman" w:cs="Times New Roman"/>
+          <w:bCs/>
+          <w:color w:val="0F1115"/>
+          <w:sz w:val="28"/>
+          <w:szCs w:val="28"/>
           <w:lang w:val="en-US" w:eastAsia="ru-RU"/>
         </w:rPr>
-        <w:t>name</w:t>
-      </w:r>
-      <w:r>
-        <w:rPr>
-          <w:rFonts w:ascii="Times New Roman" w:eastAsia="Times New Roman" w:hAnsi="Times New Roman" w:cs="Times New Roman"/>
-          <w:color w:val="0F1115"/>
-          <w:sz w:val="28"/>
-          <w:szCs w:val="28"/>
-          <w:shd w:val="clear" w:color="auto" w:fill="EBEEF2"/>
-          <w:lang w:eastAsia="ru-RU"/>
-        </w:rPr>
-        <w:t>/</w:t>
-      </w:r>
-      <w:proofErr w:type="spellStart"/>
-      <w:r>
-        <w:rPr>
-          <w:rFonts w:ascii="Times New Roman" w:eastAsia="Times New Roman" w:hAnsi="Times New Roman" w:cs="Times New Roman"/>
-          <w:color w:val="0F1115"/>
-          <w:sz w:val="28"/>
-          <w:szCs w:val="28"/>
-          <w:shd w:val="clear" w:color="auto" w:fill="EBEEF2"/>
-          <w:lang w:eastAsia="ru-RU"/>
-        </w:rPr>
-        <w:t>AircraftPartsManager</w:t>
+        <w:t>GitHab</w:t>
       </w:r>
       <w:proofErr w:type="spellEnd"/>
-      <w:r>
-        <w:rPr>
-          <w:rFonts w:ascii="Times New Roman" w:eastAsia="Times New Roman" w:hAnsi="Times New Roman" w:cs="Times New Roman"/>
-          <w:color w:val="0F1115"/>
-          <w:sz w:val="28"/>
-          <w:szCs w:val="28"/>
-          <w:lang w:eastAsia="ru-RU"/>
-        </w:rPr>
-        <w:t>.</w:t>
-      </w:r>
       <w:r>
         <w:rPr>
           <w:rFonts w:ascii="Times New Roman" w:eastAsia="Times New Roman" w:hAnsi="Times New Roman" w:cs="Times New Roman"/>
@@ -18467,7 +18704,7 @@
         </w:rPr>
         <w:t xml:space="preserve"> электромеханический завод). Официальный сайт. – URL: </w:t>
       </w:r>
-      <w:hyperlink r:id="rId17" w:tgtFrame="_blank" w:history="1">
+      <w:hyperlink r:id="rId19" w:tgtFrame="_blank" w:history="1">
         <w:r>
           <w:rPr>
             <w:rFonts w:ascii="Times New Roman" w:eastAsia="Times New Roman" w:hAnsi="Times New Roman" w:cs="Times New Roman"/>
@@ -18640,7 +18877,7 @@
         </w:rPr>
         <w:t xml:space="preserve"> .NET. – URL: </w:t>
       </w:r>
-      <w:hyperlink r:id="rId18" w:tgtFrame="_blank" w:history="1">
+      <w:hyperlink r:id="rId20" w:tgtFrame="_blank" w:history="1">
         <w:r>
           <w:rPr>
             <w:rFonts w:ascii="Times New Roman" w:eastAsia="Times New Roman" w:hAnsi="Times New Roman" w:cs="Times New Roman"/>
@@ -18708,7 +18945,6 @@
       <w:pPr>
         <w:shd w:val="clear" w:color="auto" w:fill="FFFFFF"/>
         <w:spacing w:after="0" w:line="360" w:lineRule="auto"/>
-        <w:ind w:left="709"/>
         <w:jc w:val="both"/>
         <w:rPr>
           <w:rFonts w:ascii="Times New Roman" w:eastAsia="Times New Roman" w:hAnsi="Times New Roman" w:cs="Times New Roman"/>
@@ -18728,7 +18964,7 @@
         </w:rPr>
         <w:t>Документация. – URL: </w:t>
       </w:r>
-      <w:hyperlink r:id="rId19" w:tgtFrame="_blank" w:history="1">
+      <w:hyperlink r:id="rId21" w:tgtFrame="_blank" w:history="1">
         <w:r>
           <w:rPr>
             <w:rFonts w:ascii="Times New Roman" w:eastAsia="Times New Roman" w:hAnsi="Times New Roman" w:cs="Times New Roman"/>
@@ -18961,7 +19197,7 @@
         </w:rPr>
         <w:t>. – URL: </w:t>
       </w:r>
-      <w:hyperlink r:id="rId20" w:tgtFrame="_blank" w:history="1">
+      <w:hyperlink r:id="rId22" w:tgtFrame="_blank" w:history="1">
         <w:r>
           <w:rPr>
             <w:rFonts w:ascii="Times New Roman" w:eastAsia="Times New Roman" w:hAnsi="Times New Roman" w:cs="Times New Roman"/>
@@ -19055,7 +19291,7 @@
       </w:pPr>
     </w:p>
     <w:sectPr>
-      <w:footerReference w:type="default" r:id="rId21"/>
+      <w:footerReference w:type="default" r:id="rId23"/>
       <w:pgSz w:w="11906" w:h="16838"/>
       <w:pgMar w:top="1134" w:right="850" w:bottom="1134" w:left="1701" w:header="708" w:footer="708" w:gutter="0"/>
       <w:cols w:space="708"/>
@@ -19148,7 +19384,7 @@
             <w:sz w:val="28"/>
             <w:szCs w:val="28"/>
           </w:rPr>
-          <w:t>20</w:t>
+          <w:t>22</w:t>
         </w:r>
         <w:r>
           <w:rPr>
@@ -23805,7 +24041,6 @@
   <w:style w:type="character" w:default="1" w:styleId="a0">
     <w:name w:val="Default Paragraph Font"/>
     <w:uiPriority w:val="1"/>
-    <w:semiHidden/>
     <w:unhideWhenUsed/>
   </w:style>
   <w:style w:type="table" w:default="1" w:styleId="a1">
@@ -24382,7 +24617,7 @@
 </file>
 
 <file path=customXml/itemProps1.xml><?xml version="1.0" encoding="utf-8"?>
-<ds:datastoreItem xmlns:ds="http://schemas.openxmlformats.org/officeDocument/2006/customXml" ds:itemID="{EE02282C-9C61-48B5-8767-8DF19322DEB2}">
+<ds:datastoreItem xmlns:ds="http://schemas.openxmlformats.org/officeDocument/2006/customXml" ds:itemID="{FF001DEF-EB2F-4C27-9D00-1BCCE32BE3D9}">
   <ds:schemaRefs>
     <ds:schemaRef ds:uri="http://schemas.openxmlformats.org/officeDocument/2006/bibliography"/>
   </ds:schemaRefs>

--- a/Otchot.docx
+++ b/Otchot.docx
@@ -78,7 +78,7 @@
       <w:pPr>
         <w:pStyle w:val="11"/>
         <w:tabs>
-          <w:tab w:val="right" w:leader="dot" w:pos="9345"/>
+          <w:tab w:val="right" w:leader="dot" w:pos="9638"/>
         </w:tabs>
         <w:spacing w:after="0" w:line="360" w:lineRule="auto"/>
         <w:jc w:val="both"/>
@@ -176,7 +176,7 @@
       <w:pPr>
         <w:pStyle w:val="11"/>
         <w:tabs>
-          <w:tab w:val="right" w:leader="dot" w:pos="9345"/>
+          <w:tab w:val="right" w:leader="dot" w:pos="9638"/>
         </w:tabs>
         <w:spacing w:after="0" w:line="360" w:lineRule="auto"/>
         <w:jc w:val="both"/>
@@ -274,7 +274,7 @@
       <w:pPr>
         <w:pStyle w:val="11"/>
         <w:tabs>
-          <w:tab w:val="right" w:leader="dot" w:pos="9345"/>
+          <w:tab w:val="right" w:leader="dot" w:pos="9638"/>
         </w:tabs>
         <w:spacing w:after="0" w:line="360" w:lineRule="auto"/>
         <w:jc w:val="both"/>
@@ -367,12 +367,14 @@
           <w:fldChar w:fldCharType="end"/>
         </w:r>
       </w:hyperlink>
+      <w:bookmarkStart w:id="0" w:name="_GoBack"/>
+      <w:bookmarkEnd w:id="0"/>
     </w:p>
     <w:p>
       <w:pPr>
         <w:pStyle w:val="11"/>
         <w:tabs>
-          <w:tab w:val="right" w:leader="dot" w:pos="9345"/>
+          <w:tab w:val="right" w:leader="dot" w:pos="9638"/>
         </w:tabs>
         <w:spacing w:after="0" w:line="360" w:lineRule="auto"/>
         <w:jc w:val="both"/>
@@ -470,7 +472,7 @@
       <w:pPr>
         <w:pStyle w:val="11"/>
         <w:tabs>
-          <w:tab w:val="right" w:leader="dot" w:pos="9345"/>
+          <w:tab w:val="right" w:leader="dot" w:pos="9638"/>
         </w:tabs>
         <w:spacing w:after="0" w:line="360" w:lineRule="auto"/>
         <w:jc w:val="both"/>
@@ -568,7 +570,7 @@
       <w:pPr>
         <w:pStyle w:val="11"/>
         <w:tabs>
-          <w:tab w:val="right" w:leader="dot" w:pos="9345"/>
+          <w:tab w:val="right" w:leader="dot" w:pos="9638"/>
         </w:tabs>
         <w:spacing w:after="0" w:line="360" w:lineRule="auto"/>
         <w:jc w:val="both"/>
@@ -666,7 +668,7 @@
       <w:pPr>
         <w:pStyle w:val="11"/>
         <w:tabs>
-          <w:tab w:val="right" w:leader="dot" w:pos="9345"/>
+          <w:tab w:val="right" w:leader="dot" w:pos="9638"/>
         </w:tabs>
         <w:spacing w:after="0" w:line="360" w:lineRule="auto"/>
         <w:jc w:val="both"/>
@@ -764,7 +766,7 @@
       <w:pPr>
         <w:pStyle w:val="11"/>
         <w:tabs>
-          <w:tab w:val="right" w:leader="dot" w:pos="9345"/>
+          <w:tab w:val="right" w:leader="dot" w:pos="9638"/>
         </w:tabs>
         <w:spacing w:after="0" w:line="360" w:lineRule="auto"/>
         <w:jc w:val="both"/>
@@ -862,7 +864,7 @@
       <w:pPr>
         <w:pStyle w:val="11"/>
         <w:tabs>
-          <w:tab w:val="right" w:leader="dot" w:pos="9345"/>
+          <w:tab w:val="right" w:leader="dot" w:pos="9638"/>
         </w:tabs>
         <w:spacing w:after="0" w:line="360" w:lineRule="auto"/>
         <w:jc w:val="both"/>
@@ -960,7 +962,7 @@
       <w:pPr>
         <w:pStyle w:val="11"/>
         <w:tabs>
-          <w:tab w:val="right" w:leader="dot" w:pos="9345"/>
+          <w:tab w:val="right" w:leader="dot" w:pos="9638"/>
         </w:tabs>
         <w:spacing w:after="0" w:line="360" w:lineRule="auto"/>
         <w:jc w:val="both"/>
@@ -1058,7 +1060,7 @@
       <w:pPr>
         <w:pStyle w:val="11"/>
         <w:tabs>
-          <w:tab w:val="right" w:leader="dot" w:pos="9345"/>
+          <w:tab w:val="right" w:leader="dot" w:pos="9638"/>
         </w:tabs>
         <w:spacing w:after="0" w:line="360" w:lineRule="auto"/>
         <w:jc w:val="both"/>
@@ -1156,7 +1158,7 @@
       <w:pPr>
         <w:pStyle w:val="11"/>
         <w:tabs>
-          <w:tab w:val="right" w:leader="dot" w:pos="9345"/>
+          <w:tab w:val="right" w:leader="dot" w:pos="9638"/>
         </w:tabs>
         <w:spacing w:after="0" w:line="360" w:lineRule="auto"/>
         <w:jc w:val="both"/>
@@ -1254,7 +1256,7 @@
       <w:pPr>
         <w:pStyle w:val="11"/>
         <w:tabs>
-          <w:tab w:val="right" w:leader="dot" w:pos="9345"/>
+          <w:tab w:val="right" w:leader="dot" w:pos="9638"/>
         </w:tabs>
         <w:spacing w:after="0" w:line="360" w:lineRule="auto"/>
         <w:jc w:val="both"/>
@@ -1352,7 +1354,7 @@
       <w:pPr>
         <w:pStyle w:val="11"/>
         <w:tabs>
-          <w:tab w:val="right" w:leader="dot" w:pos="9345"/>
+          <w:tab w:val="right" w:leader="dot" w:pos="9638"/>
         </w:tabs>
         <w:spacing w:after="0" w:line="360" w:lineRule="auto"/>
         <w:jc w:val="both"/>
@@ -1450,7 +1452,7 @@
       <w:pPr>
         <w:pStyle w:val="11"/>
         <w:tabs>
-          <w:tab w:val="right" w:leader="dot" w:pos="9345"/>
+          <w:tab w:val="right" w:leader="dot" w:pos="9638"/>
         </w:tabs>
         <w:spacing w:after="0" w:line="360" w:lineRule="auto"/>
         <w:jc w:val="both"/>
@@ -1548,7 +1550,7 @@
       <w:pPr>
         <w:pStyle w:val="11"/>
         <w:tabs>
-          <w:tab w:val="right" w:leader="dot" w:pos="9345"/>
+          <w:tab w:val="right" w:leader="dot" w:pos="9638"/>
         </w:tabs>
         <w:spacing w:after="0" w:line="360" w:lineRule="auto"/>
         <w:jc w:val="both"/>
@@ -1646,7 +1648,7 @@
       <w:pPr>
         <w:pStyle w:val="11"/>
         <w:tabs>
-          <w:tab w:val="right" w:leader="dot" w:pos="9345"/>
+          <w:tab w:val="right" w:leader="dot" w:pos="9638"/>
         </w:tabs>
         <w:spacing w:after="0" w:line="360" w:lineRule="auto"/>
         <w:jc w:val="both"/>
@@ -1776,7 +1778,7 @@
       <w:pPr>
         <w:pStyle w:val="11"/>
         <w:tabs>
-          <w:tab w:val="right" w:leader="dot" w:pos="9345"/>
+          <w:tab w:val="right" w:leader="dot" w:pos="9638"/>
         </w:tabs>
         <w:spacing w:after="0" w:line="360" w:lineRule="auto"/>
         <w:jc w:val="both"/>
@@ -1874,7 +1876,7 @@
       <w:pPr>
         <w:pStyle w:val="11"/>
         <w:tabs>
-          <w:tab w:val="right" w:leader="dot" w:pos="9345"/>
+          <w:tab w:val="right" w:leader="dot" w:pos="9638"/>
         </w:tabs>
         <w:spacing w:after="0" w:line="360" w:lineRule="auto"/>
         <w:jc w:val="both"/>
@@ -1972,7 +1974,7 @@
       <w:pPr>
         <w:pStyle w:val="11"/>
         <w:tabs>
-          <w:tab w:val="right" w:leader="dot" w:pos="9345"/>
+          <w:tab w:val="right" w:leader="dot" w:pos="9638"/>
         </w:tabs>
         <w:spacing w:after="0" w:line="360" w:lineRule="auto"/>
         <w:jc w:val="both"/>
@@ -2070,7 +2072,7 @@
       <w:pPr>
         <w:pStyle w:val="11"/>
         <w:tabs>
-          <w:tab w:val="right" w:leader="dot" w:pos="9345"/>
+          <w:tab w:val="right" w:leader="dot" w:pos="9638"/>
         </w:tabs>
         <w:spacing w:after="0" w:line="360" w:lineRule="auto"/>
         <w:jc w:val="both"/>
@@ -2168,7 +2170,7 @@
       <w:pPr>
         <w:pStyle w:val="11"/>
         <w:tabs>
-          <w:tab w:val="right" w:leader="dot" w:pos="9345"/>
+          <w:tab w:val="right" w:leader="dot" w:pos="9638"/>
         </w:tabs>
         <w:spacing w:after="0" w:line="360" w:lineRule="auto"/>
         <w:jc w:val="both"/>
@@ -2266,7 +2268,7 @@
       <w:pPr>
         <w:pStyle w:val="11"/>
         <w:tabs>
-          <w:tab w:val="right" w:leader="dot" w:pos="9345"/>
+          <w:tab w:val="right" w:leader="dot" w:pos="9638"/>
         </w:tabs>
         <w:spacing w:after="0" w:line="360" w:lineRule="auto"/>
         <w:jc w:val="both"/>
@@ -2364,7 +2366,7 @@
       <w:pPr>
         <w:pStyle w:val="11"/>
         <w:tabs>
-          <w:tab w:val="right" w:leader="dot" w:pos="9345"/>
+          <w:tab w:val="right" w:leader="dot" w:pos="9638"/>
         </w:tabs>
         <w:spacing w:after="0" w:line="360" w:lineRule="auto"/>
         <w:jc w:val="both"/>
@@ -2462,7 +2464,7 @@
       <w:pPr>
         <w:pStyle w:val="11"/>
         <w:tabs>
-          <w:tab w:val="right" w:leader="dot" w:pos="9345"/>
+          <w:tab w:val="right" w:leader="dot" w:pos="9638"/>
         </w:tabs>
         <w:spacing w:after="0" w:line="360" w:lineRule="auto"/>
         <w:jc w:val="both"/>
@@ -2603,12 +2605,12 @@
       <w:pPr>
         <w:pStyle w:val="111111111111111"/>
       </w:pPr>
-      <w:bookmarkStart w:id="0" w:name="_Toc231205675"/>
+      <w:bookmarkStart w:id="1" w:name="_Toc231205675"/>
       <w:r>
         <w:lastRenderedPageBreak/>
         <w:t>ВВЕДЕНИЕ</w:t>
       </w:r>
-      <w:bookmarkEnd w:id="0"/>
+      <w:bookmarkEnd w:id="1"/>
     </w:p>
     <w:p>
       <w:pPr>
@@ -2749,7 +2751,7 @@
           <w:lang w:eastAsia="ru-RU"/>
         </w:rPr>
       </w:pPr>
-      <w:bookmarkStart w:id="1" w:name="_Toc231205676"/>
+      <w:bookmarkStart w:id="2" w:name="_Toc231205676"/>
       <w:r>
         <w:br w:type="page"/>
       </w:r>
@@ -2762,17 +2764,17 @@
         <w:lastRenderedPageBreak/>
         <w:t>1. ТЕХНИКА БЕЗОПАСНОСТИ</w:t>
       </w:r>
-      <w:bookmarkEnd w:id="1"/>
+      <w:bookmarkEnd w:id="2"/>
     </w:p>
     <w:p>
       <w:pPr>
         <w:pStyle w:val="222222222222222222"/>
       </w:pPr>
-      <w:bookmarkStart w:id="2" w:name="_Toc231205677"/>
+      <w:bookmarkStart w:id="3" w:name="_Toc231205677"/>
       <w:r>
         <w:t>1.1. Инструкция по охране труда</w:t>
       </w:r>
-      <w:bookmarkEnd w:id="2"/>
+      <w:bookmarkEnd w:id="3"/>
     </w:p>
     <w:p>
       <w:pPr>
@@ -3155,7 +3157,7 @@
       <w:pPr>
         <w:pStyle w:val="222222222222222222"/>
       </w:pPr>
-      <w:bookmarkStart w:id="3" w:name="_Toc231205678"/>
+      <w:bookmarkStart w:id="4" w:name="_Toc231205678"/>
       <w:r>
         <w:t xml:space="preserve">1.2. Инструкции по технике безопасности и </w:t>
       </w:r>
@@ -3163,7 +3165,7 @@
       <w:r>
         <w:t>пожароопасности</w:t>
       </w:r>
-      <w:bookmarkEnd w:id="3"/>
+      <w:bookmarkEnd w:id="4"/>
       <w:proofErr w:type="spellEnd"/>
     </w:p>
     <w:p>
@@ -3209,7 +3211,6 @@
           <w:sz w:val="28"/>
           <w:szCs w:val="28"/>
         </w:rPr>
-        <w:lastRenderedPageBreak/>
         <w:t>Основные правила пожарной безопасности:</w:t>
       </w:r>
     </w:p>
@@ -3236,6 +3237,7 @@
           <w:sz w:val="28"/>
           <w:szCs w:val="28"/>
         </w:rPr>
+        <w:lastRenderedPageBreak/>
         <w:t>Запрещается курить и пользоваться открытым огнём в помещении.</w:t>
       </w:r>
     </w:p>
@@ -3452,14 +3454,14 @@
           <w:b w:val="0"/>
         </w:rPr>
       </w:pPr>
-      <w:bookmarkStart w:id="4" w:name="_Toc231205679"/>
+      <w:bookmarkStart w:id="5" w:name="_Toc231205679"/>
       <w:r>
         <w:rPr>
           <w:b w:val="0"/>
         </w:rPr>
         <w:t>1.3. Меры по обеспечению безопасности при работе с компьютерной техникой</w:t>
       </w:r>
-      <w:bookmarkEnd w:id="4"/>
+      <w:bookmarkEnd w:id="5"/>
     </w:p>
     <w:p>
       <w:pPr>
@@ -3658,7 +3660,6 @@
           <w:sz w:val="28"/>
           <w:szCs w:val="28"/>
         </w:rPr>
-        <w:lastRenderedPageBreak/>
         <w:t>Ежедневная влажная уборка помещения.</w:t>
       </w:r>
     </w:p>
@@ -3685,6 +3686,7 @@
           <w:sz w:val="28"/>
           <w:szCs w:val="28"/>
         </w:rPr>
+        <w:lastRenderedPageBreak/>
         <w:t>Проветривание каждые 2 часа (в тёплое время – сквозное, в холодное – 5–10 минут).</w:t>
       </w:r>
     </w:p>
@@ -4041,18 +4043,18 @@
       <w:pPr>
         <w:pStyle w:val="111111111111111"/>
       </w:pPr>
-      <w:bookmarkStart w:id="5" w:name="_Toc231205680"/>
+      <w:bookmarkStart w:id="6" w:name="_Toc231205680"/>
       <w:r>
         <w:lastRenderedPageBreak/>
         <w:t>2. АНАЛИЗ ПРЕДМЕТНОЙ ОБЛАСТИ</w:t>
       </w:r>
-      <w:bookmarkEnd w:id="5"/>
+      <w:bookmarkEnd w:id="6"/>
     </w:p>
     <w:p>
       <w:pPr>
         <w:pStyle w:val="222222222222222222"/>
       </w:pPr>
-      <w:bookmarkStart w:id="6" w:name="_Toc231205681"/>
+      <w:bookmarkStart w:id="7" w:name="_Toc231205681"/>
       <w:r>
         <w:t>2.1. Краткая технико-эконо</w:t>
       </w:r>
@@ -4062,7 +4064,7 @@
       <w:r>
         <w:t>практики</w:t>
       </w:r>
-      <w:bookmarkEnd w:id="6"/>
+      <w:bookmarkEnd w:id="7"/>
     </w:p>
     <w:p>
       <w:pPr>
@@ -5080,11 +5082,11 @@
       <w:pPr>
         <w:pStyle w:val="222222222222222222"/>
       </w:pPr>
-      <w:bookmarkStart w:id="7" w:name="_Toc231205682"/>
+      <w:bookmarkStart w:id="8" w:name="_Toc231205682"/>
       <w:r>
         <w:t>2.3. Состав программного обеспечения и тематика решаемых задач структурным подразделением</w:t>
       </w:r>
-      <w:bookmarkEnd w:id="7"/>
+      <w:bookmarkEnd w:id="8"/>
     </w:p>
     <w:p>
       <w:pPr>
@@ -5508,12 +5510,12 @@
       <w:pPr>
         <w:pStyle w:val="222222222222222222"/>
       </w:pPr>
-      <w:bookmarkStart w:id="8" w:name="_Toc231205683"/>
+      <w:bookmarkStart w:id="9" w:name="_Toc231205683"/>
       <w:r>
         <w:lastRenderedPageBreak/>
         <w:t>2.4. Анализ требований к разрабатываемому программному модулю</w:t>
       </w:r>
-      <w:bookmarkEnd w:id="8"/>
+      <w:bookmarkEnd w:id="9"/>
     </w:p>
     <w:p>
       <w:pPr>
@@ -6596,22 +6598,22 @@
       <w:pPr>
         <w:pStyle w:val="111111111111111"/>
       </w:pPr>
-      <w:bookmarkStart w:id="9" w:name="_Toc231205684"/>
+      <w:bookmarkStart w:id="10" w:name="_Toc231205684"/>
       <w:r>
         <w:lastRenderedPageBreak/>
         <w:t>3. РАЗРАБОТКА СПЕЦИФИКАЦИЙ</w:t>
       </w:r>
-      <w:bookmarkEnd w:id="9"/>
+      <w:bookmarkEnd w:id="10"/>
     </w:p>
     <w:p>
       <w:pPr>
         <w:pStyle w:val="222222222222222222"/>
       </w:pPr>
-      <w:bookmarkStart w:id="10" w:name="_Toc231205685"/>
+      <w:bookmarkStart w:id="11" w:name="_Toc231205685"/>
       <w:r>
         <w:t>3.1. Описание функциональной спецификации модуля</w:t>
       </w:r>
-      <w:bookmarkEnd w:id="10"/>
+      <w:bookmarkEnd w:id="11"/>
     </w:p>
     <w:p>
       <w:pPr>
@@ -7121,12 +7123,12 @@
       <w:pPr>
         <w:pStyle w:val="222222222222222222"/>
       </w:pPr>
-      <w:bookmarkStart w:id="11" w:name="_Toc231205686"/>
+      <w:bookmarkStart w:id="12" w:name="_Toc231205686"/>
       <w:r>
         <w:lastRenderedPageBreak/>
         <w:t>3.2. Описание синтаксической спецификации входа модуля</w:t>
       </w:r>
-      <w:bookmarkEnd w:id="11"/>
+      <w:bookmarkEnd w:id="12"/>
     </w:p>
     <w:p>
       <w:pPr>
@@ -8538,11 +8540,11 @@
       <w:pPr>
         <w:pStyle w:val="222222222222222222"/>
       </w:pPr>
-      <w:bookmarkStart w:id="12" w:name="_Toc231205687"/>
+      <w:bookmarkStart w:id="13" w:name="_Toc231205687"/>
       <w:r>
         <w:t>3.3. Описание структуры данных модуля</w:t>
       </w:r>
-      <w:bookmarkEnd w:id="12"/>
+      <w:bookmarkEnd w:id="13"/>
     </w:p>
     <w:p>
       <w:pPr>
@@ -9844,22 +9846,22 @@
       <w:pPr>
         <w:pStyle w:val="111111111111111"/>
       </w:pPr>
-      <w:bookmarkStart w:id="13" w:name="_Toc231205688"/>
+      <w:bookmarkStart w:id="14" w:name="_Toc231205688"/>
       <w:r>
         <w:lastRenderedPageBreak/>
         <w:t>4. РАЗРАБОТКА КОДА ПРОГРАММНОГО МОДУЛЯ</w:t>
       </w:r>
-      <w:bookmarkEnd w:id="13"/>
+      <w:bookmarkEnd w:id="14"/>
     </w:p>
     <w:p>
       <w:pPr>
         <w:pStyle w:val="222222222222222222"/>
       </w:pPr>
-      <w:bookmarkStart w:id="14" w:name="_Toc231205689"/>
+      <w:bookmarkStart w:id="15" w:name="_Toc231205689"/>
       <w:r>
         <w:t>4.1. Выбор языка программирования</w:t>
       </w:r>
-      <w:bookmarkEnd w:id="14"/>
+      <w:bookmarkEnd w:id="15"/>
     </w:p>
     <w:p>
       <w:pPr>
@@ -10291,12 +10293,11 @@
       <w:pPr>
         <w:pStyle w:val="222222222222222222"/>
       </w:pPr>
-      <w:bookmarkStart w:id="15" w:name="_Toc231205690"/>
-      <w:r>
-        <w:lastRenderedPageBreak/>
+      <w:bookmarkStart w:id="16" w:name="_Toc231205690"/>
+      <w:r>
         <w:t>4.2. Программирование модуля</w:t>
       </w:r>
-      <w:bookmarkEnd w:id="15"/>
+      <w:bookmarkEnd w:id="16"/>
     </w:p>
     <w:p>
       <w:pPr>
@@ -10320,6 +10321,7 @@
           <w:szCs w:val="28"/>
           <w:lang w:eastAsia="ru-RU"/>
         </w:rPr>
+        <w:lastRenderedPageBreak/>
         <w:t>Решение состоит из двух проектов:</w:t>
       </w:r>
     </w:p>
@@ -12116,7 +12118,6 @@
           <w:sz w:val="28"/>
           <w:szCs w:val="28"/>
         </w:rPr>
-        <w:lastRenderedPageBreak/>
         <w:t xml:space="preserve">        </w:t>
       </w:r>
       <w:r>
@@ -12159,6 +12160,7 @@
           <w:sz w:val="28"/>
           <w:szCs w:val="28"/>
         </w:rPr>
+        <w:lastRenderedPageBreak/>
         <w:t>MessageBox</w:t>
       </w:r>
       <w:r>
@@ -14931,12 +14933,11 @@
           <w:lang w:val="en-US"/>
         </w:rPr>
       </w:pPr>
-      <w:bookmarkStart w:id="16" w:name="_Toc231205691"/>
+      <w:bookmarkStart w:id="17" w:name="_Toc231205691"/>
       <w:r>
         <w:rPr>
           <w:lang w:val="en-US"/>
         </w:rPr>
-        <w:lastRenderedPageBreak/>
         <w:t xml:space="preserve">4.3. </w:t>
       </w:r>
       <w:r>
@@ -14951,7 +14952,7 @@
       <w:r>
         <w:t>модуля</w:t>
       </w:r>
-      <w:bookmarkEnd w:id="16"/>
+      <w:bookmarkEnd w:id="17"/>
     </w:p>
     <w:p>
       <w:pPr>
@@ -14975,6 +14976,7 @@
           <w:szCs w:val="28"/>
           <w:lang w:eastAsia="ru-RU"/>
         </w:rPr>
+        <w:lastRenderedPageBreak/>
         <w:t>Компиляция</w:t>
       </w:r>
       <w:r>
@@ -15325,11 +15327,11 @@
       <w:pPr>
         <w:pStyle w:val="222222222222222222"/>
       </w:pPr>
-      <w:bookmarkStart w:id="17" w:name="_Toc231205692"/>
+      <w:bookmarkStart w:id="18" w:name="_Toc231205692"/>
       <w:r>
         <w:t>4.4. Отладка модуля</w:t>
       </w:r>
-      <w:bookmarkEnd w:id="17"/>
+      <w:bookmarkEnd w:id="18"/>
     </w:p>
     <w:p>
       <w:pPr>
@@ -15489,27 +15491,22 @@
       <w:pPr>
         <w:pStyle w:val="111111111111111"/>
       </w:pPr>
-      <w:bookmarkStart w:id="18" w:name="_Toc231205693"/>
+      <w:bookmarkStart w:id="19" w:name="_Toc231205693"/>
       <w:r>
         <w:lastRenderedPageBreak/>
         <w:t>5. ТЕСТИРОВАНИЕ ПРОГРАММНОГО МОДУЛЯ</w:t>
       </w:r>
-      <w:bookmarkEnd w:id="18"/>
+      <w:bookmarkEnd w:id="19"/>
     </w:p>
     <w:p>
       <w:pPr>
         <w:pStyle w:val="222222222222222222"/>
       </w:pPr>
-      <w:bookmarkStart w:id="19" w:name="_Toc231205694"/>
-      <w:r>
-        <w:t>5.1. Разработка тестовых сце</w:t>
-      </w:r>
-      <w:bookmarkStart w:id="20" w:name="_GoBack"/>
+      <w:bookmarkStart w:id="20" w:name="_Toc231205694"/>
+      <w:r>
+        <w:t>5.1. Разработка тестовых сценариев</w:t>
+      </w:r>
       <w:bookmarkEnd w:id="20"/>
-      <w:r>
-        <w:t>нариев</w:t>
-      </w:r>
-      <w:bookmarkEnd w:id="19"/>
     </w:p>
     <w:p>
       <w:pPr>
@@ -18313,6 +18310,7 @@
           <w:rFonts w:ascii="Times New Roman" w:eastAsia="Times New Roman" w:hAnsi="Times New Roman" w:cs="Times New Roman"/>
           <w:b/>
           <w:bCs/>
+          <w:noProof/>
           <w:color w:val="0F1115"/>
           <w:sz w:val="28"/>
           <w:szCs w:val="28"/>
@@ -19293,7 +19291,7 @@
     <w:sectPr>
       <w:footerReference w:type="default" r:id="rId23"/>
       <w:pgSz w:w="11906" w:h="16838"/>
-      <w:pgMar w:top="1134" w:right="850" w:bottom="1134" w:left="1701" w:header="708" w:footer="708" w:gutter="0"/>
+      <w:pgMar w:top="1134" w:right="567" w:bottom="1134" w:left="1701" w:header="709" w:footer="709" w:gutter="0"/>
       <w:cols w:space="708"/>
       <w:titlePg/>
       <w:docGrid w:linePitch="360"/>
@@ -19384,7 +19382,7 @@
             <w:sz w:val="28"/>
             <w:szCs w:val="28"/>
           </w:rPr>
-          <w:t>22</w:t>
+          <w:t>12</w:t>
         </w:r>
         <w:r>
           <w:rPr>
@@ -24041,6 +24039,7 @@
   <w:style w:type="character" w:default="1" w:styleId="a0">
     <w:name w:val="Default Paragraph Font"/>
     <w:uiPriority w:val="1"/>
+    <w:semiHidden/>
     <w:unhideWhenUsed/>
   </w:style>
   <w:style w:type="table" w:default="1" w:styleId="a1">
@@ -24617,7 +24616,7 @@
 </file>
 
 <file path=customXml/itemProps1.xml><?xml version="1.0" encoding="utf-8"?>
-<ds:datastoreItem xmlns:ds="http://schemas.openxmlformats.org/officeDocument/2006/customXml" ds:itemID="{FF001DEF-EB2F-4C27-9D00-1BCCE32BE3D9}">
+<ds:datastoreItem xmlns:ds="http://schemas.openxmlformats.org/officeDocument/2006/customXml" ds:itemID="{178534BD-BCA2-4539-BDA9-D1896E3DB246}">
   <ds:schemaRefs>
     <ds:schemaRef ds:uri="http://schemas.openxmlformats.org/officeDocument/2006/bibliography"/>
   </ds:schemaRefs>

--- a/Otchot.docx
+++ b/Otchot.docx
@@ -5,6 +5,12 @@
     <w:p>
       <w:pPr>
         <w:spacing w:after="0" w:line="360" w:lineRule="auto"/>
+        <w:jc w:val="center"/>
+        <w:rPr>
+          <w:noProof/>
+        </w:rPr>
+      </w:pPr>
+      <w:r>
         <w:rPr>
           <w:rFonts w:ascii="Times New Roman" w:eastAsia="Times New Roman" w:hAnsi="Times New Roman" w:cs="Times New Roman"/>
           <w:b/>
@@ -12,7 +18,8 @@
           <w:szCs w:val="28"/>
           <w:lang w:eastAsia="ru-RU"/>
         </w:rPr>
-      </w:pPr>
+        <w:t>Содержание</w:t>
+      </w:r>
       <w:r>
         <w:rPr>
           <w:rFonts w:ascii="Times New Roman" w:eastAsia="Times New Roman" w:hAnsi="Times New Roman" w:cs="Times New Roman"/>
@@ -21,152 +28,96 @@
           <w:szCs w:val="28"/>
           <w:lang w:eastAsia="ru-RU"/>
         </w:rPr>
-        <w:br w:type="page"/>
-      </w:r>
-    </w:p>
-    <w:p>
-      <w:pPr>
-        <w:spacing w:after="0" w:line="360" w:lineRule="auto"/>
-        <w:jc w:val="center"/>
-        <w:rPr>
+        <w:fldChar w:fldCharType="begin"/>
+      </w:r>
+      <w:r>
+        <w:rPr>
+          <w:rFonts w:ascii="Times New Roman" w:eastAsia="Times New Roman" w:hAnsi="Times New Roman" w:cs="Times New Roman"/>
+          <w:b/>
+          <w:sz w:val="28"/>
+          <w:szCs w:val="28"/>
+          <w:lang w:eastAsia="ru-RU"/>
+        </w:rPr>
+        <w:instrText xml:space="preserve"> TOC \h \z \t "111111111111111;1;222222222222222222;1" </w:instrText>
+      </w:r>
+      <w:r>
+        <w:rPr>
+          <w:rFonts w:ascii="Times New Roman" w:eastAsia="Times New Roman" w:hAnsi="Times New Roman" w:cs="Times New Roman"/>
+          <w:b/>
+          <w:sz w:val="28"/>
+          <w:szCs w:val="28"/>
+          <w:lang w:eastAsia="ru-RU"/>
+        </w:rPr>
+        <w:fldChar w:fldCharType="separate"/>
+      </w:r>
+    </w:p>
+    <w:p>
+      <w:pPr>
+        <w:pStyle w:val="11"/>
+        <w:tabs>
+          <w:tab w:val="right" w:leader="dot" w:pos="9628"/>
+        </w:tabs>
+        <w:spacing w:after="0"/>
+        <w:rPr>
+          <w:rFonts w:asciiTheme="minorHAnsi" w:eastAsiaTheme="minorEastAsia" w:hAnsiTheme="minorHAnsi"/>
           <w:noProof/>
-        </w:rPr>
-      </w:pPr>
-      <w:r>
-        <w:rPr>
-          <w:rFonts w:ascii="Times New Roman" w:eastAsia="Times New Roman" w:hAnsi="Times New Roman" w:cs="Times New Roman"/>
-          <w:b/>
-          <w:sz w:val="28"/>
-          <w:szCs w:val="28"/>
-          <w:lang w:eastAsia="ru-RU"/>
-        </w:rPr>
-        <w:lastRenderedPageBreak/>
-        <w:t>Содержание</w:t>
-      </w:r>
-      <w:r>
-        <w:rPr>
-          <w:rFonts w:ascii="Times New Roman" w:eastAsia="Times New Roman" w:hAnsi="Times New Roman" w:cs="Times New Roman"/>
-          <w:b/>
-          <w:sz w:val="28"/>
-          <w:szCs w:val="28"/>
-          <w:lang w:eastAsia="ru-RU"/>
-        </w:rPr>
-        <w:fldChar w:fldCharType="begin"/>
-      </w:r>
-      <w:r>
-        <w:rPr>
-          <w:rFonts w:ascii="Times New Roman" w:eastAsia="Times New Roman" w:hAnsi="Times New Roman" w:cs="Times New Roman"/>
-          <w:b/>
-          <w:sz w:val="28"/>
-          <w:szCs w:val="28"/>
-          <w:lang w:eastAsia="ru-RU"/>
-        </w:rPr>
-        <w:instrText xml:space="preserve"> TOC \h \z \t "111111111111111;1;222222222222222222;1" </w:instrText>
-      </w:r>
-      <w:r>
-        <w:rPr>
-          <w:rFonts w:ascii="Times New Roman" w:eastAsia="Times New Roman" w:hAnsi="Times New Roman" w:cs="Times New Roman"/>
-          <w:b/>
-          <w:sz w:val="28"/>
-          <w:szCs w:val="28"/>
-          <w:lang w:eastAsia="ru-RU"/>
-        </w:rPr>
-        <w:fldChar w:fldCharType="separate"/>
-      </w:r>
-    </w:p>
-    <w:p>
-      <w:pPr>
-        <w:pStyle w:val="11"/>
-        <w:tabs>
-          <w:tab w:val="right" w:leader="dot" w:pos="9638"/>
-        </w:tabs>
-        <w:spacing w:after="0" w:line="360" w:lineRule="auto"/>
-        <w:jc w:val="both"/>
-        <w:rPr>
-          <w:rFonts w:ascii="Times New Roman" w:eastAsiaTheme="minorEastAsia" w:hAnsi="Times New Roman" w:cs="Times New Roman"/>
-          <w:noProof/>
-          <w:sz w:val="28"/>
-          <w:szCs w:val="28"/>
-          <w:lang w:eastAsia="ru-RU"/>
-        </w:rPr>
-      </w:pPr>
-      <w:hyperlink w:anchor="_Toc231205675" w:history="1">
+          <w:sz w:val="22"/>
+          <w:lang w:eastAsia="ru-RU"/>
+        </w:rPr>
+      </w:pPr>
+      <w:hyperlink w:anchor="_Toc231401448" w:history="1">
         <w:r>
           <w:rPr>
             <w:rStyle w:val="a4"/>
-            <w:rFonts w:ascii="Times New Roman" w:hAnsi="Times New Roman" w:cs="Times New Roman"/>
             <w:noProof/>
-            <w:sz w:val="28"/>
-            <w:szCs w:val="28"/>
           </w:rPr>
-          <w:t>ВВЕДЕНИЕ</w:t>
+          <w:t>1. ТЕХНИКА БЕЗОПАСНОСТИ</w:t>
         </w:r>
         <w:r>
           <w:rPr>
-            <w:rFonts w:ascii="Times New Roman" w:hAnsi="Times New Roman" w:cs="Times New Roman"/>
             <w:noProof/>
             <w:webHidden/>
-            <w:sz w:val="28"/>
-            <w:szCs w:val="28"/>
           </w:rPr>
           <w:tab/>
         </w:r>
         <w:r>
           <w:rPr>
-            <w:rFonts w:ascii="Times New Roman" w:hAnsi="Times New Roman" w:cs="Times New Roman"/>
             <w:noProof/>
             <w:webHidden/>
-            <w:sz w:val="28"/>
-            <w:szCs w:val="28"/>
           </w:rPr>
           <w:fldChar w:fldCharType="begin"/>
         </w:r>
         <w:r>
           <w:rPr>
-            <w:rFonts w:ascii="Times New Roman" w:hAnsi="Times New Roman" w:cs="Times New Roman"/>
             <w:noProof/>
             <w:webHidden/>
-            <w:sz w:val="28"/>
-            <w:szCs w:val="28"/>
           </w:rPr>
-          <w:instrText xml:space="preserve"> PAGEREF _Toc231205675 \h </w:instrText>
+          <w:instrText xml:space="preserve"> PAGEREF _Toc231401448 \h </w:instrText>
         </w:r>
         <w:r>
           <w:rPr>
-            <w:rFonts w:ascii="Times New Roman" w:hAnsi="Times New Roman" w:cs="Times New Roman"/>
             <w:noProof/>
             <w:webHidden/>
-            <w:sz w:val="28"/>
-            <w:szCs w:val="28"/>
           </w:rPr>
         </w:r>
         <w:r>
           <w:rPr>
-            <w:rFonts w:ascii="Times New Roman" w:hAnsi="Times New Roman" w:cs="Times New Roman"/>
             <w:noProof/>
             <w:webHidden/>
-            <w:sz w:val="28"/>
-            <w:szCs w:val="28"/>
           </w:rPr>
           <w:fldChar w:fldCharType="separate"/>
         </w:r>
         <w:r>
           <w:rPr>
-            <w:rFonts w:ascii="Times New Roman" w:hAnsi="Times New Roman" w:cs="Times New Roman"/>
             <w:noProof/>
             <w:webHidden/>
-            <w:sz w:val="28"/>
-            <w:szCs w:val="28"/>
           </w:rPr>
-          <w:t>3</w:t>
+          <w:t>4</w:t>
         </w:r>
         <w:r>
           <w:rPr>
-            <w:rFonts w:ascii="Times New Roman" w:hAnsi="Times New Roman" w:cs="Times New Roman"/>
             <w:noProof/>
             <w:webHidden/>
-            <w:sz w:val="28"/>
-            <w:szCs w:val="28"/>
           </w:rPr>
           <w:fldChar w:fldCharType="end"/>
         </w:r>
@@ -176,95 +127,69 @@
       <w:pPr>
         <w:pStyle w:val="11"/>
         <w:tabs>
-          <w:tab w:val="right" w:leader="dot" w:pos="9638"/>
-        </w:tabs>
-        <w:spacing w:after="0" w:line="360" w:lineRule="auto"/>
-        <w:jc w:val="both"/>
-        <w:rPr>
-          <w:rFonts w:ascii="Times New Roman" w:eastAsiaTheme="minorEastAsia" w:hAnsi="Times New Roman" w:cs="Times New Roman"/>
+          <w:tab w:val="right" w:leader="dot" w:pos="9628"/>
+        </w:tabs>
+        <w:spacing w:after="0"/>
+        <w:rPr>
+          <w:rFonts w:asciiTheme="minorHAnsi" w:eastAsiaTheme="minorEastAsia" w:hAnsiTheme="minorHAnsi"/>
           <w:noProof/>
-          <w:sz w:val="28"/>
-          <w:szCs w:val="28"/>
-          <w:lang w:eastAsia="ru-RU"/>
-        </w:rPr>
-      </w:pPr>
-      <w:hyperlink w:anchor="_Toc231205676" w:history="1">
+          <w:sz w:val="22"/>
+          <w:lang w:eastAsia="ru-RU"/>
+        </w:rPr>
+      </w:pPr>
+      <w:hyperlink w:anchor="_Toc231401449" w:history="1">
         <w:r>
           <w:rPr>
             <w:rStyle w:val="a4"/>
-            <w:rFonts w:ascii="Times New Roman" w:hAnsi="Times New Roman" w:cs="Times New Roman"/>
             <w:noProof/>
-            <w:sz w:val="28"/>
-            <w:szCs w:val="28"/>
           </w:rPr>
-          <w:t>1. ТЕХНИКА БЕЗОПАСНОСТИ</w:t>
+          <w:t>1.1. Инструкция по охране труда</w:t>
         </w:r>
         <w:r>
           <w:rPr>
-            <w:rFonts w:ascii="Times New Roman" w:hAnsi="Times New Roman" w:cs="Times New Roman"/>
             <w:noProof/>
             <w:webHidden/>
-            <w:sz w:val="28"/>
-            <w:szCs w:val="28"/>
           </w:rPr>
           <w:tab/>
         </w:r>
         <w:r>
           <w:rPr>
-            <w:rFonts w:ascii="Times New Roman" w:hAnsi="Times New Roman" w:cs="Times New Roman"/>
             <w:noProof/>
             <w:webHidden/>
-            <w:sz w:val="28"/>
-            <w:szCs w:val="28"/>
           </w:rPr>
           <w:fldChar w:fldCharType="begin"/>
         </w:r>
         <w:r>
           <w:rPr>
-            <w:rFonts w:ascii="Times New Roman" w:hAnsi="Times New Roman" w:cs="Times New Roman"/>
             <w:noProof/>
             <w:webHidden/>
-            <w:sz w:val="28"/>
-            <w:szCs w:val="28"/>
           </w:rPr>
-          <w:instrText xml:space="preserve"> PAGEREF _Toc231205676 \h </w:instrText>
+          <w:instrText xml:space="preserve"> PAGEREF _Toc231401449 \h </w:instrText>
         </w:r>
         <w:r>
           <w:rPr>
-            <w:rFonts w:ascii="Times New Roman" w:hAnsi="Times New Roman" w:cs="Times New Roman"/>
             <w:noProof/>
             <w:webHidden/>
-            <w:sz w:val="28"/>
-            <w:szCs w:val="28"/>
           </w:rPr>
         </w:r>
         <w:r>
           <w:rPr>
-            <w:rFonts w:ascii="Times New Roman" w:hAnsi="Times New Roman" w:cs="Times New Roman"/>
             <w:noProof/>
             <w:webHidden/>
-            <w:sz w:val="28"/>
-            <w:szCs w:val="28"/>
           </w:rPr>
           <w:fldChar w:fldCharType="separate"/>
         </w:r>
         <w:r>
           <w:rPr>
-            <w:rFonts w:ascii="Times New Roman" w:hAnsi="Times New Roman" w:cs="Times New Roman"/>
             <w:noProof/>
             <w:webHidden/>
-            <w:sz w:val="28"/>
-            <w:szCs w:val="28"/>
           </w:rPr>
           <w:t>4</w:t>
         </w:r>
         <w:r>
           <w:rPr>
-            <w:rFonts w:ascii="Times New Roman" w:hAnsi="Times New Roman" w:cs="Times New Roman"/>
             <w:noProof/>
             <w:webHidden/>
-            <w:sz w:val="28"/>
-            <w:szCs w:val="28"/>
           </w:rPr>
           <w:fldChar w:fldCharType="end"/>
         </w:r>
@@ -274,195 +199,141 @@
       <w:pPr>
         <w:pStyle w:val="11"/>
         <w:tabs>
-          <w:tab w:val="right" w:leader="dot" w:pos="9638"/>
-        </w:tabs>
-        <w:spacing w:after="0" w:line="360" w:lineRule="auto"/>
-        <w:jc w:val="both"/>
-        <w:rPr>
-          <w:rFonts w:ascii="Times New Roman" w:eastAsiaTheme="minorEastAsia" w:hAnsi="Times New Roman" w:cs="Times New Roman"/>
+          <w:tab w:val="right" w:leader="dot" w:pos="9628"/>
+        </w:tabs>
+        <w:spacing w:after="0"/>
+        <w:rPr>
+          <w:rFonts w:asciiTheme="minorHAnsi" w:eastAsiaTheme="minorEastAsia" w:hAnsiTheme="minorHAnsi"/>
           <w:noProof/>
-          <w:sz w:val="28"/>
-          <w:szCs w:val="28"/>
-          <w:lang w:eastAsia="ru-RU"/>
-        </w:rPr>
-      </w:pPr>
-      <w:hyperlink w:anchor="_Toc231205677" w:history="1">
+          <w:sz w:val="22"/>
+          <w:lang w:eastAsia="ru-RU"/>
+        </w:rPr>
+      </w:pPr>
+      <w:hyperlink w:anchor="_Toc231401450" w:history="1">
         <w:r>
           <w:rPr>
             <w:rStyle w:val="a4"/>
-            <w:rFonts w:ascii="Times New Roman" w:hAnsi="Times New Roman" w:cs="Times New Roman"/>
             <w:noProof/>
-            <w:sz w:val="28"/>
-            <w:szCs w:val="28"/>
           </w:rPr>
-          <w:t>1.1. Инструкция по охране труда</w:t>
+          <w:t>1.2. Инструкции по технике безопасности и пожароопасности</w:t>
         </w:r>
         <w:r>
           <w:rPr>
-            <w:rFonts w:ascii="Times New Roman" w:hAnsi="Times New Roman" w:cs="Times New Roman"/>
             <w:noProof/>
             <w:webHidden/>
-            <w:sz w:val="28"/>
-            <w:szCs w:val="28"/>
           </w:rPr>
           <w:tab/>
         </w:r>
         <w:r>
           <w:rPr>
-            <w:rFonts w:ascii="Times New Roman" w:hAnsi="Times New Roman" w:cs="Times New Roman"/>
             <w:noProof/>
             <w:webHidden/>
-            <w:sz w:val="28"/>
-            <w:szCs w:val="28"/>
           </w:rPr>
           <w:fldChar w:fldCharType="begin"/>
         </w:r>
         <w:r>
           <w:rPr>
-            <w:rFonts w:ascii="Times New Roman" w:hAnsi="Times New Roman" w:cs="Times New Roman"/>
             <w:noProof/>
             <w:webHidden/>
-            <w:sz w:val="28"/>
-            <w:szCs w:val="28"/>
           </w:rPr>
-          <w:instrText xml:space="preserve"> PAGEREF _Toc231205677 \h </w:instrText>
+          <w:instrText xml:space="preserve"> PAGEREF _Toc231401450 \h </w:instrText>
         </w:r>
         <w:r>
           <w:rPr>
-            <w:rFonts w:ascii="Times New Roman" w:hAnsi="Times New Roman" w:cs="Times New Roman"/>
             <w:noProof/>
             <w:webHidden/>
-            <w:sz w:val="28"/>
-            <w:szCs w:val="28"/>
           </w:rPr>
         </w:r>
         <w:r>
           <w:rPr>
-            <w:rFonts w:ascii="Times New Roman" w:hAnsi="Times New Roman" w:cs="Times New Roman"/>
             <w:noProof/>
             <w:webHidden/>
-            <w:sz w:val="28"/>
-            <w:szCs w:val="28"/>
           </w:rPr>
           <w:fldChar w:fldCharType="separate"/>
         </w:r>
         <w:r>
           <w:rPr>
-            <w:rFonts w:ascii="Times New Roman" w:hAnsi="Times New Roman" w:cs="Times New Roman"/>
             <w:noProof/>
             <w:webHidden/>
-            <w:sz w:val="28"/>
-            <w:szCs w:val="28"/>
           </w:rPr>
           <w:t>4</w:t>
         </w:r>
         <w:r>
           <w:rPr>
-            <w:rFonts w:ascii="Times New Roman" w:hAnsi="Times New Roman" w:cs="Times New Roman"/>
             <w:noProof/>
             <w:webHidden/>
-            <w:sz w:val="28"/>
-            <w:szCs w:val="28"/>
           </w:rPr>
           <w:fldChar w:fldCharType="end"/>
         </w:r>
       </w:hyperlink>
-      <w:bookmarkStart w:id="0" w:name="_GoBack"/>
-      <w:bookmarkEnd w:id="0"/>
     </w:p>
     <w:p>
       <w:pPr>
         <w:pStyle w:val="11"/>
         <w:tabs>
-          <w:tab w:val="right" w:leader="dot" w:pos="9638"/>
-        </w:tabs>
-        <w:spacing w:after="0" w:line="360" w:lineRule="auto"/>
-        <w:jc w:val="both"/>
-        <w:rPr>
-          <w:rFonts w:ascii="Times New Roman" w:eastAsiaTheme="minorEastAsia" w:hAnsi="Times New Roman" w:cs="Times New Roman"/>
+          <w:tab w:val="right" w:leader="dot" w:pos="9628"/>
+        </w:tabs>
+        <w:spacing w:after="0"/>
+        <w:rPr>
+          <w:rFonts w:asciiTheme="minorHAnsi" w:eastAsiaTheme="minorEastAsia" w:hAnsiTheme="minorHAnsi"/>
           <w:noProof/>
-          <w:sz w:val="28"/>
-          <w:szCs w:val="28"/>
-          <w:lang w:eastAsia="ru-RU"/>
-        </w:rPr>
-      </w:pPr>
-      <w:hyperlink w:anchor="_Toc231205678" w:history="1">
+          <w:sz w:val="22"/>
+          <w:lang w:eastAsia="ru-RU"/>
+        </w:rPr>
+      </w:pPr>
+      <w:hyperlink w:anchor="_Toc231401451" w:history="1">
         <w:r>
           <w:rPr>
             <w:rStyle w:val="a4"/>
-            <w:rFonts w:ascii="Times New Roman" w:hAnsi="Times New Roman" w:cs="Times New Roman"/>
             <w:noProof/>
-            <w:sz w:val="28"/>
-            <w:szCs w:val="28"/>
           </w:rPr>
-          <w:t>1.2. Инструкции по технике безопасности и пожароопасности</w:t>
+          <w:t>1.3. Меры по обеспечению безопасности при работе с компьютерной техникой</w:t>
         </w:r>
         <w:r>
           <w:rPr>
-            <w:rFonts w:ascii="Times New Roman" w:hAnsi="Times New Roman" w:cs="Times New Roman"/>
             <w:noProof/>
             <w:webHidden/>
-            <w:sz w:val="28"/>
-            <w:szCs w:val="28"/>
           </w:rPr>
           <w:tab/>
         </w:r>
         <w:r>
           <w:rPr>
-            <w:rFonts w:ascii="Times New Roman" w:hAnsi="Times New Roman" w:cs="Times New Roman"/>
             <w:noProof/>
             <w:webHidden/>
-            <w:sz w:val="28"/>
-            <w:szCs w:val="28"/>
           </w:rPr>
           <w:fldChar w:fldCharType="begin"/>
         </w:r>
         <w:r>
           <w:rPr>
-            <w:rFonts w:ascii="Times New Roman" w:hAnsi="Times New Roman" w:cs="Times New Roman"/>
             <w:noProof/>
             <w:webHidden/>
-            <w:sz w:val="28"/>
-            <w:szCs w:val="28"/>
           </w:rPr>
-          <w:instrText xml:space="preserve"> PAGEREF _Toc231205678 \h </w:instrText>
+          <w:instrText xml:space="preserve"> PAGEREF _Toc231401451 \h </w:instrText>
         </w:r>
         <w:r>
           <w:rPr>
-            <w:rFonts w:ascii="Times New Roman" w:hAnsi="Times New Roman" w:cs="Times New Roman"/>
             <w:noProof/>
             <w:webHidden/>
-            <w:sz w:val="28"/>
-            <w:szCs w:val="28"/>
           </w:rPr>
         </w:r>
         <w:r>
           <w:rPr>
-            <w:rFonts w:ascii="Times New Roman" w:hAnsi="Times New Roman" w:cs="Times New Roman"/>
             <w:noProof/>
             <w:webHidden/>
-            <w:sz w:val="28"/>
-            <w:szCs w:val="28"/>
           </w:rPr>
           <w:fldChar w:fldCharType="separate"/>
         </w:r>
         <w:r>
           <w:rPr>
-            <w:rFonts w:ascii="Times New Roman" w:hAnsi="Times New Roman" w:cs="Times New Roman"/>
             <w:noProof/>
             <w:webHidden/>
-            <w:sz w:val="28"/>
-            <w:szCs w:val="28"/>
           </w:rPr>
-          <w:t>4</w:t>
+          <w:t>5</w:t>
         </w:r>
         <w:r>
           <w:rPr>
-            <w:rFonts w:ascii="Times New Roman" w:hAnsi="Times New Roman" w:cs="Times New Roman"/>
             <w:noProof/>
             <w:webHidden/>
-            <w:sz w:val="28"/>
-            <w:szCs w:val="28"/>
           </w:rPr>
           <w:fldChar w:fldCharType="end"/>
         </w:r>
@@ -472,95 +343,69 @@
       <w:pPr>
         <w:pStyle w:val="11"/>
         <w:tabs>
-          <w:tab w:val="right" w:leader="dot" w:pos="9638"/>
-        </w:tabs>
-        <w:spacing w:after="0" w:line="360" w:lineRule="auto"/>
-        <w:jc w:val="both"/>
-        <w:rPr>
-          <w:rFonts w:ascii="Times New Roman" w:eastAsiaTheme="minorEastAsia" w:hAnsi="Times New Roman" w:cs="Times New Roman"/>
+          <w:tab w:val="right" w:leader="dot" w:pos="9628"/>
+        </w:tabs>
+        <w:spacing w:after="0"/>
+        <w:rPr>
+          <w:rFonts w:asciiTheme="minorHAnsi" w:eastAsiaTheme="minorEastAsia" w:hAnsiTheme="minorHAnsi"/>
           <w:noProof/>
-          <w:sz w:val="28"/>
-          <w:szCs w:val="28"/>
-          <w:lang w:eastAsia="ru-RU"/>
-        </w:rPr>
-      </w:pPr>
-      <w:hyperlink w:anchor="_Toc231205679" w:history="1">
+          <w:sz w:val="22"/>
+          <w:lang w:eastAsia="ru-RU"/>
+        </w:rPr>
+      </w:pPr>
+      <w:hyperlink w:anchor="_Toc231401452" w:history="1">
         <w:r>
           <w:rPr>
             <w:rStyle w:val="a4"/>
-            <w:rFonts w:ascii="Times New Roman" w:hAnsi="Times New Roman" w:cs="Times New Roman"/>
             <w:noProof/>
-            <w:sz w:val="28"/>
-            <w:szCs w:val="28"/>
           </w:rPr>
-          <w:t>1.3. Меры по обеспечению безопасности при работе с компьютерной техникой</w:t>
+          <w:t>2. АНАЛИЗ ПРЕДМЕТНОЙ ОБЛАСТИ</w:t>
         </w:r>
         <w:r>
           <w:rPr>
-            <w:rFonts w:ascii="Times New Roman" w:hAnsi="Times New Roman" w:cs="Times New Roman"/>
             <w:noProof/>
             <w:webHidden/>
-            <w:sz w:val="28"/>
-            <w:szCs w:val="28"/>
           </w:rPr>
           <w:tab/>
         </w:r>
         <w:r>
           <w:rPr>
-            <w:rFonts w:ascii="Times New Roman" w:hAnsi="Times New Roman" w:cs="Times New Roman"/>
             <w:noProof/>
             <w:webHidden/>
-            <w:sz w:val="28"/>
-            <w:szCs w:val="28"/>
           </w:rPr>
           <w:fldChar w:fldCharType="begin"/>
         </w:r>
         <w:r>
           <w:rPr>
-            <w:rFonts w:ascii="Times New Roman" w:hAnsi="Times New Roman" w:cs="Times New Roman"/>
             <w:noProof/>
             <w:webHidden/>
-            <w:sz w:val="28"/>
-            <w:szCs w:val="28"/>
           </w:rPr>
-          <w:instrText xml:space="preserve"> PAGEREF _Toc231205679 \h </w:instrText>
+          <w:instrText xml:space="preserve"> PAGEREF _Toc231401452 \h </w:instrText>
         </w:r>
         <w:r>
           <w:rPr>
-            <w:rFonts w:ascii="Times New Roman" w:hAnsi="Times New Roman" w:cs="Times New Roman"/>
             <w:noProof/>
             <w:webHidden/>
-            <w:sz w:val="28"/>
-            <w:szCs w:val="28"/>
           </w:rPr>
         </w:r>
         <w:r>
           <w:rPr>
-            <w:rFonts w:ascii="Times New Roman" w:hAnsi="Times New Roman" w:cs="Times New Roman"/>
             <w:noProof/>
             <w:webHidden/>
-            <w:sz w:val="28"/>
-            <w:szCs w:val="28"/>
           </w:rPr>
           <w:fldChar w:fldCharType="separate"/>
         </w:r>
         <w:r>
           <w:rPr>
-            <w:rFonts w:ascii="Times New Roman" w:hAnsi="Times New Roman" w:cs="Times New Roman"/>
             <w:noProof/>
             <w:webHidden/>
-            <w:sz w:val="28"/>
-            <w:szCs w:val="28"/>
           </w:rPr>
-          <w:t>5</w:t>
+          <w:t>7</w:t>
         </w:r>
         <w:r>
           <w:rPr>
-            <w:rFonts w:ascii="Times New Roman" w:hAnsi="Times New Roman" w:cs="Times New Roman"/>
             <w:noProof/>
             <w:webHidden/>
-            <w:sz w:val="28"/>
-            <w:szCs w:val="28"/>
           </w:rPr>
           <w:fldChar w:fldCharType="end"/>
         </w:r>
@@ -570,95 +415,69 @@
       <w:pPr>
         <w:pStyle w:val="11"/>
         <w:tabs>
-          <w:tab w:val="right" w:leader="dot" w:pos="9638"/>
-        </w:tabs>
-        <w:spacing w:after="0" w:line="360" w:lineRule="auto"/>
-        <w:jc w:val="both"/>
-        <w:rPr>
-          <w:rFonts w:ascii="Times New Roman" w:eastAsiaTheme="minorEastAsia" w:hAnsi="Times New Roman" w:cs="Times New Roman"/>
+          <w:tab w:val="right" w:leader="dot" w:pos="9628"/>
+        </w:tabs>
+        <w:spacing w:after="0"/>
+        <w:rPr>
+          <w:rFonts w:asciiTheme="minorHAnsi" w:eastAsiaTheme="minorEastAsia" w:hAnsiTheme="minorHAnsi"/>
           <w:noProof/>
-          <w:sz w:val="28"/>
-          <w:szCs w:val="28"/>
-          <w:lang w:eastAsia="ru-RU"/>
-        </w:rPr>
-      </w:pPr>
-      <w:hyperlink w:anchor="_Toc231205680" w:history="1">
+          <w:sz w:val="22"/>
+          <w:lang w:eastAsia="ru-RU"/>
+        </w:rPr>
+      </w:pPr>
+      <w:hyperlink w:anchor="_Toc231401453" w:history="1">
         <w:r>
           <w:rPr>
             <w:rStyle w:val="a4"/>
-            <w:rFonts w:ascii="Times New Roman" w:hAnsi="Times New Roman" w:cs="Times New Roman"/>
             <w:noProof/>
-            <w:sz w:val="28"/>
-            <w:szCs w:val="28"/>
           </w:rPr>
-          <w:t>2. АНАЛИЗ ПРЕДМЕТНОЙ ОБЛАСТИ</w:t>
+          <w:t>2.1. Краткая технико-экономическая характеристика объекта практики</w:t>
         </w:r>
         <w:r>
           <w:rPr>
-            <w:rFonts w:ascii="Times New Roman" w:hAnsi="Times New Roman" w:cs="Times New Roman"/>
             <w:noProof/>
             <w:webHidden/>
-            <w:sz w:val="28"/>
-            <w:szCs w:val="28"/>
           </w:rPr>
           <w:tab/>
         </w:r>
         <w:r>
           <w:rPr>
-            <w:rFonts w:ascii="Times New Roman" w:hAnsi="Times New Roman" w:cs="Times New Roman"/>
             <w:noProof/>
             <w:webHidden/>
-            <w:sz w:val="28"/>
-            <w:szCs w:val="28"/>
           </w:rPr>
           <w:fldChar w:fldCharType="begin"/>
         </w:r>
         <w:r>
           <w:rPr>
-            <w:rFonts w:ascii="Times New Roman" w:hAnsi="Times New Roman" w:cs="Times New Roman"/>
             <w:noProof/>
             <w:webHidden/>
-            <w:sz w:val="28"/>
-            <w:szCs w:val="28"/>
           </w:rPr>
-          <w:instrText xml:space="preserve"> PAGEREF _Toc231205680 \h </w:instrText>
+          <w:instrText xml:space="preserve"> PAGEREF _Toc231401453 \h </w:instrText>
         </w:r>
         <w:r>
           <w:rPr>
-            <w:rFonts w:ascii="Times New Roman" w:hAnsi="Times New Roman" w:cs="Times New Roman"/>
             <w:noProof/>
             <w:webHidden/>
-            <w:sz w:val="28"/>
-            <w:szCs w:val="28"/>
           </w:rPr>
         </w:r>
         <w:r>
           <w:rPr>
-            <w:rFonts w:ascii="Times New Roman" w:hAnsi="Times New Roman" w:cs="Times New Roman"/>
             <w:noProof/>
             <w:webHidden/>
-            <w:sz w:val="28"/>
-            <w:szCs w:val="28"/>
           </w:rPr>
           <w:fldChar w:fldCharType="separate"/>
         </w:r>
         <w:r>
           <w:rPr>
-            <w:rFonts w:ascii="Times New Roman" w:hAnsi="Times New Roman" w:cs="Times New Roman"/>
             <w:noProof/>
             <w:webHidden/>
-            <w:sz w:val="28"/>
-            <w:szCs w:val="28"/>
           </w:rPr>
           <w:t>7</w:t>
         </w:r>
         <w:r>
           <w:rPr>
-            <w:rFonts w:ascii="Times New Roman" w:hAnsi="Times New Roman" w:cs="Times New Roman"/>
             <w:noProof/>
             <w:webHidden/>
-            <w:sz w:val="28"/>
-            <w:szCs w:val="28"/>
           </w:rPr>
           <w:fldChar w:fldCharType="end"/>
         </w:r>
@@ -668,95 +487,69 @@
       <w:pPr>
         <w:pStyle w:val="11"/>
         <w:tabs>
-          <w:tab w:val="right" w:leader="dot" w:pos="9638"/>
-        </w:tabs>
-        <w:spacing w:after="0" w:line="360" w:lineRule="auto"/>
-        <w:jc w:val="both"/>
-        <w:rPr>
-          <w:rFonts w:ascii="Times New Roman" w:eastAsiaTheme="minorEastAsia" w:hAnsi="Times New Roman" w:cs="Times New Roman"/>
+          <w:tab w:val="right" w:leader="dot" w:pos="9628"/>
+        </w:tabs>
+        <w:spacing w:after="0"/>
+        <w:rPr>
+          <w:rFonts w:asciiTheme="minorHAnsi" w:eastAsiaTheme="minorEastAsia" w:hAnsiTheme="minorHAnsi"/>
           <w:noProof/>
-          <w:sz w:val="28"/>
-          <w:szCs w:val="28"/>
-          <w:lang w:eastAsia="ru-RU"/>
-        </w:rPr>
-      </w:pPr>
-      <w:hyperlink w:anchor="_Toc231205681" w:history="1">
+          <w:sz w:val="22"/>
+          <w:lang w:eastAsia="ru-RU"/>
+        </w:rPr>
+      </w:pPr>
+      <w:hyperlink w:anchor="_Toc231401454" w:history="1">
         <w:r>
           <w:rPr>
             <w:rStyle w:val="a4"/>
-            <w:rFonts w:ascii="Times New Roman" w:hAnsi="Times New Roman" w:cs="Times New Roman"/>
             <w:noProof/>
-            <w:sz w:val="28"/>
-            <w:szCs w:val="28"/>
           </w:rPr>
-          <w:t>2.1. Краткая технико-экономическая характеристика объекта практики</w:t>
+          <w:t>2.3. Состав программного обеспечения и тематика решаемых задач структурным подразделением</w:t>
         </w:r>
         <w:r>
           <w:rPr>
-            <w:rFonts w:ascii="Times New Roman" w:hAnsi="Times New Roman" w:cs="Times New Roman"/>
             <w:noProof/>
             <w:webHidden/>
-            <w:sz w:val="28"/>
-            <w:szCs w:val="28"/>
           </w:rPr>
           <w:tab/>
         </w:r>
         <w:r>
           <w:rPr>
-            <w:rFonts w:ascii="Times New Roman" w:hAnsi="Times New Roman" w:cs="Times New Roman"/>
             <w:noProof/>
             <w:webHidden/>
-            <w:sz w:val="28"/>
-            <w:szCs w:val="28"/>
           </w:rPr>
           <w:fldChar w:fldCharType="begin"/>
         </w:r>
         <w:r>
           <w:rPr>
-            <w:rFonts w:ascii="Times New Roman" w:hAnsi="Times New Roman" w:cs="Times New Roman"/>
             <w:noProof/>
             <w:webHidden/>
-            <w:sz w:val="28"/>
-            <w:szCs w:val="28"/>
           </w:rPr>
-          <w:instrText xml:space="preserve"> PAGEREF _Toc231205681 \h </w:instrText>
+          <w:instrText xml:space="preserve"> PAGEREF _Toc231401454 \h </w:instrText>
         </w:r>
         <w:r>
           <w:rPr>
-            <w:rFonts w:ascii="Times New Roman" w:hAnsi="Times New Roman" w:cs="Times New Roman"/>
             <w:noProof/>
             <w:webHidden/>
-            <w:sz w:val="28"/>
-            <w:szCs w:val="28"/>
           </w:rPr>
         </w:r>
         <w:r>
           <w:rPr>
-            <w:rFonts w:ascii="Times New Roman" w:hAnsi="Times New Roman" w:cs="Times New Roman"/>
             <w:noProof/>
             <w:webHidden/>
-            <w:sz w:val="28"/>
-            <w:szCs w:val="28"/>
           </w:rPr>
           <w:fldChar w:fldCharType="separate"/>
         </w:r>
         <w:r>
           <w:rPr>
-            <w:rFonts w:ascii="Times New Roman" w:hAnsi="Times New Roman" w:cs="Times New Roman"/>
             <w:noProof/>
             <w:webHidden/>
-            <w:sz w:val="28"/>
-            <w:szCs w:val="28"/>
           </w:rPr>
-          <w:t>7</w:t>
+          <w:t>8</w:t>
         </w:r>
         <w:r>
           <w:rPr>
-            <w:rFonts w:ascii="Times New Roman" w:hAnsi="Times New Roman" w:cs="Times New Roman"/>
             <w:noProof/>
             <w:webHidden/>
-            <w:sz w:val="28"/>
-            <w:szCs w:val="28"/>
           </w:rPr>
           <w:fldChar w:fldCharType="end"/>
         </w:r>
@@ -766,95 +559,69 @@
       <w:pPr>
         <w:pStyle w:val="11"/>
         <w:tabs>
-          <w:tab w:val="right" w:leader="dot" w:pos="9638"/>
-        </w:tabs>
-        <w:spacing w:after="0" w:line="360" w:lineRule="auto"/>
-        <w:jc w:val="both"/>
-        <w:rPr>
-          <w:rFonts w:ascii="Times New Roman" w:eastAsiaTheme="minorEastAsia" w:hAnsi="Times New Roman" w:cs="Times New Roman"/>
+          <w:tab w:val="right" w:leader="dot" w:pos="9628"/>
+        </w:tabs>
+        <w:spacing w:after="0"/>
+        <w:rPr>
+          <w:rFonts w:asciiTheme="minorHAnsi" w:eastAsiaTheme="minorEastAsia" w:hAnsiTheme="minorHAnsi"/>
           <w:noProof/>
-          <w:sz w:val="28"/>
-          <w:szCs w:val="28"/>
-          <w:lang w:eastAsia="ru-RU"/>
-        </w:rPr>
-      </w:pPr>
-      <w:hyperlink w:anchor="_Toc231205682" w:history="1">
+          <w:sz w:val="22"/>
+          <w:lang w:eastAsia="ru-RU"/>
+        </w:rPr>
+      </w:pPr>
+      <w:hyperlink w:anchor="_Toc231401455" w:history="1">
         <w:r>
           <w:rPr>
             <w:rStyle w:val="a4"/>
-            <w:rFonts w:ascii="Times New Roman" w:hAnsi="Times New Roman" w:cs="Times New Roman"/>
             <w:noProof/>
-            <w:sz w:val="28"/>
-            <w:szCs w:val="28"/>
           </w:rPr>
-          <w:t>2.3. Состав программного обеспечения и тематика решаемых задач структурным подразделением</w:t>
+          <w:t>2.4. Анализ требований к разрабатываемому программному модулю</w:t>
         </w:r>
         <w:r>
           <w:rPr>
-            <w:rFonts w:ascii="Times New Roman" w:hAnsi="Times New Roman" w:cs="Times New Roman"/>
             <w:noProof/>
             <w:webHidden/>
-            <w:sz w:val="28"/>
-            <w:szCs w:val="28"/>
           </w:rPr>
           <w:tab/>
         </w:r>
         <w:r>
           <w:rPr>
-            <w:rFonts w:ascii="Times New Roman" w:hAnsi="Times New Roman" w:cs="Times New Roman"/>
             <w:noProof/>
             <w:webHidden/>
-            <w:sz w:val="28"/>
-            <w:szCs w:val="28"/>
           </w:rPr>
           <w:fldChar w:fldCharType="begin"/>
         </w:r>
         <w:r>
           <w:rPr>
-            <w:rFonts w:ascii="Times New Roman" w:hAnsi="Times New Roman" w:cs="Times New Roman"/>
             <w:noProof/>
             <w:webHidden/>
-            <w:sz w:val="28"/>
-            <w:szCs w:val="28"/>
           </w:rPr>
-          <w:instrText xml:space="preserve"> PAGEREF _Toc231205682 \h </w:instrText>
+          <w:instrText xml:space="preserve"> PAGEREF _Toc231401455 \h </w:instrText>
         </w:r>
         <w:r>
           <w:rPr>
-            <w:rFonts w:ascii="Times New Roman" w:hAnsi="Times New Roman" w:cs="Times New Roman"/>
             <w:noProof/>
             <w:webHidden/>
-            <w:sz w:val="28"/>
-            <w:szCs w:val="28"/>
           </w:rPr>
         </w:r>
         <w:r>
           <w:rPr>
-            <w:rFonts w:ascii="Times New Roman" w:hAnsi="Times New Roman" w:cs="Times New Roman"/>
             <w:noProof/>
             <w:webHidden/>
-            <w:sz w:val="28"/>
-            <w:szCs w:val="28"/>
           </w:rPr>
           <w:fldChar w:fldCharType="separate"/>
         </w:r>
         <w:r>
           <w:rPr>
-            <w:rFonts w:ascii="Times New Roman" w:hAnsi="Times New Roman" w:cs="Times New Roman"/>
             <w:noProof/>
             <w:webHidden/>
-            <w:sz w:val="28"/>
-            <w:szCs w:val="28"/>
           </w:rPr>
           <w:t>8</w:t>
         </w:r>
         <w:r>
           <w:rPr>
-            <w:rFonts w:ascii="Times New Roman" w:hAnsi="Times New Roman" w:cs="Times New Roman"/>
             <w:noProof/>
             <w:webHidden/>
-            <w:sz w:val="28"/>
-            <w:szCs w:val="28"/>
           </w:rPr>
           <w:fldChar w:fldCharType="end"/>
         </w:r>
@@ -864,95 +631,69 @@
       <w:pPr>
         <w:pStyle w:val="11"/>
         <w:tabs>
-          <w:tab w:val="right" w:leader="dot" w:pos="9638"/>
-        </w:tabs>
-        <w:spacing w:after="0" w:line="360" w:lineRule="auto"/>
-        <w:jc w:val="both"/>
-        <w:rPr>
-          <w:rFonts w:ascii="Times New Roman" w:eastAsiaTheme="minorEastAsia" w:hAnsi="Times New Roman" w:cs="Times New Roman"/>
+          <w:tab w:val="right" w:leader="dot" w:pos="9628"/>
+        </w:tabs>
+        <w:spacing w:after="0"/>
+        <w:rPr>
+          <w:rFonts w:asciiTheme="minorHAnsi" w:eastAsiaTheme="minorEastAsia" w:hAnsiTheme="minorHAnsi"/>
           <w:noProof/>
-          <w:sz w:val="28"/>
-          <w:szCs w:val="28"/>
-          <w:lang w:eastAsia="ru-RU"/>
-        </w:rPr>
-      </w:pPr>
-      <w:hyperlink w:anchor="_Toc231205683" w:history="1">
+          <w:sz w:val="22"/>
+          <w:lang w:eastAsia="ru-RU"/>
+        </w:rPr>
+      </w:pPr>
+      <w:hyperlink w:anchor="_Toc231401456" w:history="1">
         <w:r>
           <w:rPr>
             <w:rStyle w:val="a4"/>
-            <w:rFonts w:ascii="Times New Roman" w:hAnsi="Times New Roman" w:cs="Times New Roman"/>
             <w:noProof/>
-            <w:sz w:val="28"/>
-            <w:szCs w:val="28"/>
           </w:rPr>
-          <w:t>2.4. Анализ требований к разрабатываемому программному модулю</w:t>
+          <w:t>3. РАЗРАБОТКА СПЕЦИФИКАЦИЙ</w:t>
         </w:r>
         <w:r>
           <w:rPr>
-            <w:rFonts w:ascii="Times New Roman" w:hAnsi="Times New Roman" w:cs="Times New Roman"/>
             <w:noProof/>
             <w:webHidden/>
-            <w:sz w:val="28"/>
-            <w:szCs w:val="28"/>
           </w:rPr>
           <w:tab/>
         </w:r>
         <w:r>
           <w:rPr>
-            <w:rFonts w:ascii="Times New Roman" w:hAnsi="Times New Roman" w:cs="Times New Roman"/>
             <w:noProof/>
             <w:webHidden/>
-            <w:sz w:val="28"/>
-            <w:szCs w:val="28"/>
           </w:rPr>
           <w:fldChar w:fldCharType="begin"/>
         </w:r>
         <w:r>
           <w:rPr>
-            <w:rFonts w:ascii="Times New Roman" w:hAnsi="Times New Roman" w:cs="Times New Roman"/>
             <w:noProof/>
             <w:webHidden/>
-            <w:sz w:val="28"/>
-            <w:szCs w:val="28"/>
           </w:rPr>
-          <w:instrText xml:space="preserve"> PAGEREF _Toc231205683 \h </w:instrText>
+          <w:instrText xml:space="preserve"> PAGEREF _Toc231401456 \h </w:instrText>
         </w:r>
         <w:r>
           <w:rPr>
-            <w:rFonts w:ascii="Times New Roman" w:hAnsi="Times New Roman" w:cs="Times New Roman"/>
             <w:noProof/>
             <w:webHidden/>
-            <w:sz w:val="28"/>
-            <w:szCs w:val="28"/>
           </w:rPr>
         </w:r>
         <w:r>
           <w:rPr>
-            <w:rFonts w:ascii="Times New Roman" w:hAnsi="Times New Roman" w:cs="Times New Roman"/>
             <w:noProof/>
             <w:webHidden/>
-            <w:sz w:val="28"/>
-            <w:szCs w:val="28"/>
           </w:rPr>
           <w:fldChar w:fldCharType="separate"/>
         </w:r>
         <w:r>
           <w:rPr>
-            <w:rFonts w:ascii="Times New Roman" w:hAnsi="Times New Roman" w:cs="Times New Roman"/>
             <w:noProof/>
             <w:webHidden/>
-            <w:sz w:val="28"/>
-            <w:szCs w:val="28"/>
           </w:rPr>
-          <w:t>9</w:t>
+          <w:t>10</w:t>
         </w:r>
         <w:r>
           <w:rPr>
-            <w:rFonts w:ascii="Times New Roman" w:hAnsi="Times New Roman" w:cs="Times New Roman"/>
             <w:noProof/>
             <w:webHidden/>
-            <w:sz w:val="28"/>
-            <w:szCs w:val="28"/>
           </w:rPr>
           <w:fldChar w:fldCharType="end"/>
         </w:r>
@@ -962,95 +703,69 @@
       <w:pPr>
         <w:pStyle w:val="11"/>
         <w:tabs>
-          <w:tab w:val="right" w:leader="dot" w:pos="9638"/>
-        </w:tabs>
-        <w:spacing w:after="0" w:line="360" w:lineRule="auto"/>
-        <w:jc w:val="both"/>
-        <w:rPr>
-          <w:rFonts w:ascii="Times New Roman" w:eastAsiaTheme="minorEastAsia" w:hAnsi="Times New Roman" w:cs="Times New Roman"/>
+          <w:tab w:val="right" w:leader="dot" w:pos="9628"/>
+        </w:tabs>
+        <w:spacing w:after="0"/>
+        <w:rPr>
+          <w:rFonts w:asciiTheme="minorHAnsi" w:eastAsiaTheme="minorEastAsia" w:hAnsiTheme="minorHAnsi"/>
           <w:noProof/>
-          <w:sz w:val="28"/>
-          <w:szCs w:val="28"/>
-          <w:lang w:eastAsia="ru-RU"/>
-        </w:rPr>
-      </w:pPr>
-      <w:hyperlink w:anchor="_Toc231205684" w:history="1">
+          <w:sz w:val="22"/>
+          <w:lang w:eastAsia="ru-RU"/>
+        </w:rPr>
+      </w:pPr>
+      <w:hyperlink w:anchor="_Toc231401457" w:history="1">
         <w:r>
           <w:rPr>
             <w:rStyle w:val="a4"/>
-            <w:rFonts w:ascii="Times New Roman" w:hAnsi="Times New Roman" w:cs="Times New Roman"/>
             <w:noProof/>
-            <w:sz w:val="28"/>
-            <w:szCs w:val="28"/>
           </w:rPr>
-          <w:t>3. РАЗРАБОТКА СПЕЦИФИКАЦИЙ</w:t>
+          <w:t>3.1. Описание функциональной спецификации модуля</w:t>
         </w:r>
         <w:r>
           <w:rPr>
-            <w:rFonts w:ascii="Times New Roman" w:hAnsi="Times New Roman" w:cs="Times New Roman"/>
             <w:noProof/>
             <w:webHidden/>
-            <w:sz w:val="28"/>
-            <w:szCs w:val="28"/>
           </w:rPr>
           <w:tab/>
         </w:r>
         <w:r>
           <w:rPr>
-            <w:rFonts w:ascii="Times New Roman" w:hAnsi="Times New Roman" w:cs="Times New Roman"/>
             <w:noProof/>
             <w:webHidden/>
-            <w:sz w:val="28"/>
-            <w:szCs w:val="28"/>
           </w:rPr>
           <w:fldChar w:fldCharType="begin"/>
         </w:r>
         <w:r>
           <w:rPr>
-            <w:rFonts w:ascii="Times New Roman" w:hAnsi="Times New Roman" w:cs="Times New Roman"/>
             <w:noProof/>
             <w:webHidden/>
-            <w:sz w:val="28"/>
-            <w:szCs w:val="28"/>
           </w:rPr>
-          <w:instrText xml:space="preserve"> PAGEREF _Toc231205684 \h </w:instrText>
+          <w:instrText xml:space="preserve"> PAGEREF _Toc231401457 \h </w:instrText>
         </w:r>
         <w:r>
           <w:rPr>
-            <w:rFonts w:ascii="Times New Roman" w:hAnsi="Times New Roman" w:cs="Times New Roman"/>
             <w:noProof/>
             <w:webHidden/>
-            <w:sz w:val="28"/>
-            <w:szCs w:val="28"/>
           </w:rPr>
         </w:r>
         <w:r>
           <w:rPr>
-            <w:rFonts w:ascii="Times New Roman" w:hAnsi="Times New Roman" w:cs="Times New Roman"/>
             <w:noProof/>
             <w:webHidden/>
-            <w:sz w:val="28"/>
-            <w:szCs w:val="28"/>
           </w:rPr>
           <w:fldChar w:fldCharType="separate"/>
         </w:r>
         <w:r>
           <w:rPr>
-            <w:rFonts w:ascii="Times New Roman" w:hAnsi="Times New Roman" w:cs="Times New Roman"/>
             <w:noProof/>
             <w:webHidden/>
-            <w:sz w:val="28"/>
-            <w:szCs w:val="28"/>
           </w:rPr>
           <w:t>10</w:t>
         </w:r>
         <w:r>
           <w:rPr>
-            <w:rFonts w:ascii="Times New Roman" w:hAnsi="Times New Roman" w:cs="Times New Roman"/>
             <w:noProof/>
             <w:webHidden/>
-            <w:sz w:val="28"/>
-            <w:szCs w:val="28"/>
           </w:rPr>
           <w:fldChar w:fldCharType="end"/>
         </w:r>
@@ -1060,95 +775,69 @@
       <w:pPr>
         <w:pStyle w:val="11"/>
         <w:tabs>
-          <w:tab w:val="right" w:leader="dot" w:pos="9638"/>
-        </w:tabs>
-        <w:spacing w:after="0" w:line="360" w:lineRule="auto"/>
-        <w:jc w:val="both"/>
-        <w:rPr>
-          <w:rFonts w:ascii="Times New Roman" w:eastAsiaTheme="minorEastAsia" w:hAnsi="Times New Roman" w:cs="Times New Roman"/>
+          <w:tab w:val="right" w:leader="dot" w:pos="9628"/>
+        </w:tabs>
+        <w:spacing w:after="0"/>
+        <w:rPr>
+          <w:rFonts w:asciiTheme="minorHAnsi" w:eastAsiaTheme="minorEastAsia" w:hAnsiTheme="minorHAnsi"/>
           <w:noProof/>
-          <w:sz w:val="28"/>
-          <w:szCs w:val="28"/>
-          <w:lang w:eastAsia="ru-RU"/>
-        </w:rPr>
-      </w:pPr>
-      <w:hyperlink w:anchor="_Toc231205685" w:history="1">
+          <w:sz w:val="22"/>
+          <w:lang w:eastAsia="ru-RU"/>
+        </w:rPr>
+      </w:pPr>
+      <w:hyperlink w:anchor="_Toc231401458" w:history="1">
         <w:r>
           <w:rPr>
             <w:rStyle w:val="a4"/>
-            <w:rFonts w:ascii="Times New Roman" w:hAnsi="Times New Roman" w:cs="Times New Roman"/>
             <w:noProof/>
-            <w:sz w:val="28"/>
-            <w:szCs w:val="28"/>
           </w:rPr>
-          <w:t>3.1. Описание функциональной спецификации модуля</w:t>
+          <w:t>3.2. Описание синтаксической спецификации входа модуля</w:t>
         </w:r>
         <w:r>
           <w:rPr>
-            <w:rFonts w:ascii="Times New Roman" w:hAnsi="Times New Roman" w:cs="Times New Roman"/>
             <w:noProof/>
             <w:webHidden/>
-            <w:sz w:val="28"/>
-            <w:szCs w:val="28"/>
           </w:rPr>
           <w:tab/>
         </w:r>
         <w:r>
           <w:rPr>
-            <w:rFonts w:ascii="Times New Roman" w:hAnsi="Times New Roman" w:cs="Times New Roman"/>
             <w:noProof/>
             <w:webHidden/>
-            <w:sz w:val="28"/>
-            <w:szCs w:val="28"/>
           </w:rPr>
           <w:fldChar w:fldCharType="begin"/>
         </w:r>
         <w:r>
           <w:rPr>
-            <w:rFonts w:ascii="Times New Roman" w:hAnsi="Times New Roman" w:cs="Times New Roman"/>
             <w:noProof/>
             <w:webHidden/>
-            <w:sz w:val="28"/>
-            <w:szCs w:val="28"/>
           </w:rPr>
-          <w:instrText xml:space="preserve"> PAGEREF _Toc231205685 \h </w:instrText>
+          <w:instrText xml:space="preserve"> PAGEREF _Toc231401458 \h </w:instrText>
         </w:r>
         <w:r>
           <w:rPr>
-            <w:rFonts w:ascii="Times New Roman" w:hAnsi="Times New Roman" w:cs="Times New Roman"/>
             <w:noProof/>
             <w:webHidden/>
-            <w:sz w:val="28"/>
-            <w:szCs w:val="28"/>
           </w:rPr>
         </w:r>
         <w:r>
           <w:rPr>
-            <w:rFonts w:ascii="Times New Roman" w:hAnsi="Times New Roman" w:cs="Times New Roman"/>
             <w:noProof/>
             <w:webHidden/>
-            <w:sz w:val="28"/>
-            <w:szCs w:val="28"/>
           </w:rPr>
           <w:fldChar w:fldCharType="separate"/>
         </w:r>
         <w:r>
           <w:rPr>
-            <w:rFonts w:ascii="Times New Roman" w:hAnsi="Times New Roman" w:cs="Times New Roman"/>
             <w:noProof/>
             <w:webHidden/>
-            <w:sz w:val="28"/>
-            <w:szCs w:val="28"/>
           </w:rPr>
-          <w:t>10</w:t>
+          <w:t>11</w:t>
         </w:r>
         <w:r>
           <w:rPr>
-            <w:rFonts w:ascii="Times New Roman" w:hAnsi="Times New Roman" w:cs="Times New Roman"/>
             <w:noProof/>
             <w:webHidden/>
-            <w:sz w:val="28"/>
-            <w:szCs w:val="28"/>
           </w:rPr>
           <w:fldChar w:fldCharType="end"/>
         </w:r>
@@ -1158,95 +847,69 @@
       <w:pPr>
         <w:pStyle w:val="11"/>
         <w:tabs>
-          <w:tab w:val="right" w:leader="dot" w:pos="9638"/>
-        </w:tabs>
-        <w:spacing w:after="0" w:line="360" w:lineRule="auto"/>
-        <w:jc w:val="both"/>
-        <w:rPr>
-          <w:rFonts w:ascii="Times New Roman" w:eastAsiaTheme="minorEastAsia" w:hAnsi="Times New Roman" w:cs="Times New Roman"/>
+          <w:tab w:val="right" w:leader="dot" w:pos="9628"/>
+        </w:tabs>
+        <w:spacing w:after="0"/>
+        <w:rPr>
+          <w:rFonts w:asciiTheme="minorHAnsi" w:eastAsiaTheme="minorEastAsia" w:hAnsiTheme="minorHAnsi"/>
           <w:noProof/>
-          <w:sz w:val="28"/>
-          <w:szCs w:val="28"/>
-          <w:lang w:eastAsia="ru-RU"/>
-        </w:rPr>
-      </w:pPr>
-      <w:hyperlink w:anchor="_Toc231205686" w:history="1">
+          <w:sz w:val="22"/>
+          <w:lang w:eastAsia="ru-RU"/>
+        </w:rPr>
+      </w:pPr>
+      <w:hyperlink w:anchor="_Toc231401459" w:history="1">
         <w:r>
           <w:rPr>
             <w:rStyle w:val="a4"/>
-            <w:rFonts w:ascii="Times New Roman" w:hAnsi="Times New Roman" w:cs="Times New Roman"/>
             <w:noProof/>
-            <w:sz w:val="28"/>
-            <w:szCs w:val="28"/>
           </w:rPr>
-          <w:t>3.2. Описание синтаксической спецификации входа модуля</w:t>
+          <w:t>3.3. Описание структуры данных модуля</w:t>
         </w:r>
         <w:r>
           <w:rPr>
-            <w:rFonts w:ascii="Times New Roman" w:hAnsi="Times New Roman" w:cs="Times New Roman"/>
             <w:noProof/>
             <w:webHidden/>
-            <w:sz w:val="28"/>
-            <w:szCs w:val="28"/>
           </w:rPr>
           <w:tab/>
         </w:r>
         <w:r>
           <w:rPr>
-            <w:rFonts w:ascii="Times New Roman" w:hAnsi="Times New Roman" w:cs="Times New Roman"/>
             <w:noProof/>
             <w:webHidden/>
-            <w:sz w:val="28"/>
-            <w:szCs w:val="28"/>
           </w:rPr>
           <w:fldChar w:fldCharType="begin"/>
         </w:r>
         <w:r>
           <w:rPr>
-            <w:rFonts w:ascii="Times New Roman" w:hAnsi="Times New Roman" w:cs="Times New Roman"/>
             <w:noProof/>
             <w:webHidden/>
-            <w:sz w:val="28"/>
-            <w:szCs w:val="28"/>
           </w:rPr>
-          <w:instrText xml:space="preserve"> PAGEREF _Toc231205686 \h </w:instrText>
+          <w:instrText xml:space="preserve"> PAGEREF _Toc231401459 \h </w:instrText>
         </w:r>
         <w:r>
           <w:rPr>
-            <w:rFonts w:ascii="Times New Roman" w:hAnsi="Times New Roman" w:cs="Times New Roman"/>
             <w:noProof/>
             <w:webHidden/>
-            <w:sz w:val="28"/>
-            <w:szCs w:val="28"/>
           </w:rPr>
         </w:r>
         <w:r>
           <w:rPr>
-            <w:rFonts w:ascii="Times New Roman" w:hAnsi="Times New Roman" w:cs="Times New Roman"/>
             <w:noProof/>
             <w:webHidden/>
-            <w:sz w:val="28"/>
-            <w:szCs w:val="28"/>
           </w:rPr>
           <w:fldChar w:fldCharType="separate"/>
         </w:r>
         <w:r>
           <w:rPr>
-            <w:rFonts w:ascii="Times New Roman" w:hAnsi="Times New Roman" w:cs="Times New Roman"/>
             <w:noProof/>
             <w:webHidden/>
-            <w:sz w:val="28"/>
-            <w:szCs w:val="28"/>
           </w:rPr>
-          <w:t>11</w:t>
+          <w:t>12</w:t>
         </w:r>
         <w:r>
           <w:rPr>
-            <w:rFonts w:ascii="Times New Roman" w:hAnsi="Times New Roman" w:cs="Times New Roman"/>
             <w:noProof/>
             <w:webHidden/>
-            <w:sz w:val="28"/>
-            <w:szCs w:val="28"/>
           </w:rPr>
           <w:fldChar w:fldCharType="end"/>
         </w:r>
@@ -1256,95 +919,69 @@
       <w:pPr>
         <w:pStyle w:val="11"/>
         <w:tabs>
-          <w:tab w:val="right" w:leader="dot" w:pos="9638"/>
-        </w:tabs>
-        <w:spacing w:after="0" w:line="360" w:lineRule="auto"/>
-        <w:jc w:val="both"/>
-        <w:rPr>
-          <w:rFonts w:ascii="Times New Roman" w:eastAsiaTheme="minorEastAsia" w:hAnsi="Times New Roman" w:cs="Times New Roman"/>
+          <w:tab w:val="right" w:leader="dot" w:pos="9628"/>
+        </w:tabs>
+        <w:spacing w:after="0"/>
+        <w:rPr>
+          <w:rFonts w:asciiTheme="minorHAnsi" w:eastAsiaTheme="minorEastAsia" w:hAnsiTheme="minorHAnsi"/>
           <w:noProof/>
-          <w:sz w:val="28"/>
-          <w:szCs w:val="28"/>
-          <w:lang w:eastAsia="ru-RU"/>
-        </w:rPr>
-      </w:pPr>
-      <w:hyperlink w:anchor="_Toc231205687" w:history="1">
+          <w:sz w:val="22"/>
+          <w:lang w:eastAsia="ru-RU"/>
+        </w:rPr>
+      </w:pPr>
+      <w:hyperlink w:anchor="_Toc231401460" w:history="1">
         <w:r>
           <w:rPr>
             <w:rStyle w:val="a4"/>
-            <w:rFonts w:ascii="Times New Roman" w:hAnsi="Times New Roman" w:cs="Times New Roman"/>
             <w:noProof/>
-            <w:sz w:val="28"/>
-            <w:szCs w:val="28"/>
           </w:rPr>
-          <w:t>3.3. Описание структуры данных модуля</w:t>
+          <w:t>4. РАЗРАБОТКА КОДА ПРОГРАММНОГО МОДУЛЯ</w:t>
         </w:r>
         <w:r>
           <w:rPr>
-            <w:rFonts w:ascii="Times New Roman" w:hAnsi="Times New Roman" w:cs="Times New Roman"/>
             <w:noProof/>
             <w:webHidden/>
-            <w:sz w:val="28"/>
-            <w:szCs w:val="28"/>
           </w:rPr>
           <w:tab/>
         </w:r>
         <w:r>
           <w:rPr>
-            <w:rFonts w:ascii="Times New Roman" w:hAnsi="Times New Roman" w:cs="Times New Roman"/>
             <w:noProof/>
             <w:webHidden/>
-            <w:sz w:val="28"/>
-            <w:szCs w:val="28"/>
           </w:rPr>
           <w:fldChar w:fldCharType="begin"/>
         </w:r>
         <w:r>
           <w:rPr>
-            <w:rFonts w:ascii="Times New Roman" w:hAnsi="Times New Roman" w:cs="Times New Roman"/>
             <w:noProof/>
             <w:webHidden/>
-            <w:sz w:val="28"/>
-            <w:szCs w:val="28"/>
           </w:rPr>
-          <w:instrText xml:space="preserve"> PAGEREF _Toc231205687 \h </w:instrText>
+          <w:instrText xml:space="preserve"> PAGEREF _Toc231401460 \h </w:instrText>
         </w:r>
         <w:r>
           <w:rPr>
-            <w:rFonts w:ascii="Times New Roman" w:hAnsi="Times New Roman" w:cs="Times New Roman"/>
             <w:noProof/>
             <w:webHidden/>
-            <w:sz w:val="28"/>
-            <w:szCs w:val="28"/>
           </w:rPr>
         </w:r>
         <w:r>
           <w:rPr>
-            <w:rFonts w:ascii="Times New Roman" w:hAnsi="Times New Roman" w:cs="Times New Roman"/>
             <w:noProof/>
             <w:webHidden/>
-            <w:sz w:val="28"/>
-            <w:szCs w:val="28"/>
           </w:rPr>
           <w:fldChar w:fldCharType="separate"/>
         </w:r>
         <w:r>
           <w:rPr>
-            <w:rFonts w:ascii="Times New Roman" w:hAnsi="Times New Roman" w:cs="Times New Roman"/>
             <w:noProof/>
             <w:webHidden/>
-            <w:sz w:val="28"/>
-            <w:szCs w:val="28"/>
           </w:rPr>
-          <w:t>12</w:t>
+          <w:t>15</w:t>
         </w:r>
         <w:r>
           <w:rPr>
-            <w:rFonts w:ascii="Times New Roman" w:hAnsi="Times New Roman" w:cs="Times New Roman"/>
             <w:noProof/>
             <w:webHidden/>
-            <w:sz w:val="28"/>
-            <w:szCs w:val="28"/>
           </w:rPr>
           <w:fldChar w:fldCharType="end"/>
         </w:r>
@@ -1354,95 +991,69 @@
       <w:pPr>
         <w:pStyle w:val="11"/>
         <w:tabs>
-          <w:tab w:val="right" w:leader="dot" w:pos="9638"/>
-        </w:tabs>
-        <w:spacing w:after="0" w:line="360" w:lineRule="auto"/>
-        <w:jc w:val="both"/>
-        <w:rPr>
-          <w:rFonts w:ascii="Times New Roman" w:eastAsiaTheme="minorEastAsia" w:hAnsi="Times New Roman" w:cs="Times New Roman"/>
+          <w:tab w:val="right" w:leader="dot" w:pos="9628"/>
+        </w:tabs>
+        <w:spacing w:after="0"/>
+        <w:rPr>
+          <w:rFonts w:asciiTheme="minorHAnsi" w:eastAsiaTheme="minorEastAsia" w:hAnsiTheme="minorHAnsi"/>
           <w:noProof/>
-          <w:sz w:val="28"/>
-          <w:szCs w:val="28"/>
-          <w:lang w:eastAsia="ru-RU"/>
-        </w:rPr>
-      </w:pPr>
-      <w:hyperlink w:anchor="_Toc231205688" w:history="1">
+          <w:sz w:val="22"/>
+          <w:lang w:eastAsia="ru-RU"/>
+        </w:rPr>
+      </w:pPr>
+      <w:hyperlink w:anchor="_Toc231401461" w:history="1">
         <w:r>
           <w:rPr>
             <w:rStyle w:val="a4"/>
-            <w:rFonts w:ascii="Times New Roman" w:hAnsi="Times New Roman" w:cs="Times New Roman"/>
             <w:noProof/>
-            <w:sz w:val="28"/>
-            <w:szCs w:val="28"/>
           </w:rPr>
-          <w:t>4. РАЗРАБОТКА КОДА ПРОГРАММНОГО МОДУЛЯ</w:t>
+          <w:t>4.1. Выбор языка программирования</w:t>
         </w:r>
         <w:r>
           <w:rPr>
-            <w:rFonts w:ascii="Times New Roman" w:hAnsi="Times New Roman" w:cs="Times New Roman"/>
             <w:noProof/>
             <w:webHidden/>
-            <w:sz w:val="28"/>
-            <w:szCs w:val="28"/>
           </w:rPr>
           <w:tab/>
         </w:r>
         <w:r>
           <w:rPr>
-            <w:rFonts w:ascii="Times New Roman" w:hAnsi="Times New Roman" w:cs="Times New Roman"/>
             <w:noProof/>
             <w:webHidden/>
-            <w:sz w:val="28"/>
-            <w:szCs w:val="28"/>
           </w:rPr>
           <w:fldChar w:fldCharType="begin"/>
         </w:r>
         <w:r>
           <w:rPr>
-            <w:rFonts w:ascii="Times New Roman" w:hAnsi="Times New Roman" w:cs="Times New Roman"/>
             <w:noProof/>
             <w:webHidden/>
-            <w:sz w:val="28"/>
-            <w:szCs w:val="28"/>
           </w:rPr>
-          <w:instrText xml:space="preserve"> PAGEREF _Toc231205688 \h </w:instrText>
+          <w:instrText xml:space="preserve"> PAGEREF _Toc231401461 \h </w:instrText>
         </w:r>
         <w:r>
           <w:rPr>
-            <w:rFonts w:ascii="Times New Roman" w:hAnsi="Times New Roman" w:cs="Times New Roman"/>
             <w:noProof/>
             <w:webHidden/>
-            <w:sz w:val="28"/>
-            <w:szCs w:val="28"/>
           </w:rPr>
         </w:r>
         <w:r>
           <w:rPr>
-            <w:rFonts w:ascii="Times New Roman" w:hAnsi="Times New Roman" w:cs="Times New Roman"/>
             <w:noProof/>
             <w:webHidden/>
-            <w:sz w:val="28"/>
-            <w:szCs w:val="28"/>
           </w:rPr>
           <w:fldChar w:fldCharType="separate"/>
         </w:r>
         <w:r>
           <w:rPr>
-            <w:rFonts w:ascii="Times New Roman" w:hAnsi="Times New Roman" w:cs="Times New Roman"/>
             <w:noProof/>
             <w:webHidden/>
-            <w:sz w:val="28"/>
-            <w:szCs w:val="28"/>
           </w:rPr>
           <w:t>15</w:t>
         </w:r>
         <w:r>
           <w:rPr>
-            <w:rFonts w:ascii="Times New Roman" w:hAnsi="Times New Roman" w:cs="Times New Roman"/>
             <w:noProof/>
             <w:webHidden/>
-            <w:sz w:val="28"/>
-            <w:szCs w:val="28"/>
           </w:rPr>
           <w:fldChar w:fldCharType="end"/>
         </w:r>
@@ -1452,193 +1063,69 @@
       <w:pPr>
         <w:pStyle w:val="11"/>
         <w:tabs>
-          <w:tab w:val="right" w:leader="dot" w:pos="9638"/>
-        </w:tabs>
-        <w:spacing w:after="0" w:line="360" w:lineRule="auto"/>
-        <w:jc w:val="both"/>
-        <w:rPr>
-          <w:rFonts w:ascii="Times New Roman" w:eastAsiaTheme="minorEastAsia" w:hAnsi="Times New Roman" w:cs="Times New Roman"/>
+          <w:tab w:val="right" w:leader="dot" w:pos="9628"/>
+        </w:tabs>
+        <w:spacing w:after="0"/>
+        <w:rPr>
+          <w:rFonts w:asciiTheme="minorHAnsi" w:eastAsiaTheme="minorEastAsia" w:hAnsiTheme="minorHAnsi"/>
           <w:noProof/>
-          <w:sz w:val="28"/>
-          <w:szCs w:val="28"/>
-          <w:lang w:eastAsia="ru-RU"/>
-        </w:rPr>
-      </w:pPr>
-      <w:hyperlink w:anchor="_Toc231205689" w:history="1">
+          <w:sz w:val="22"/>
+          <w:lang w:eastAsia="ru-RU"/>
+        </w:rPr>
+      </w:pPr>
+      <w:hyperlink w:anchor="_Toc231401462" w:history="1">
         <w:r>
           <w:rPr>
             <w:rStyle w:val="a4"/>
-            <w:rFonts w:ascii="Times New Roman" w:hAnsi="Times New Roman" w:cs="Times New Roman"/>
             <w:noProof/>
-            <w:sz w:val="28"/>
-            <w:szCs w:val="28"/>
           </w:rPr>
-          <w:t>4.1. Выбор языка программирования</w:t>
+          <w:t>4.2. Программирование модуля</w:t>
         </w:r>
         <w:r>
           <w:rPr>
-            <w:rFonts w:ascii="Times New Roman" w:hAnsi="Times New Roman" w:cs="Times New Roman"/>
             <w:noProof/>
             <w:webHidden/>
-            <w:sz w:val="28"/>
-            <w:szCs w:val="28"/>
           </w:rPr>
           <w:tab/>
         </w:r>
         <w:r>
           <w:rPr>
-            <w:rFonts w:ascii="Times New Roman" w:hAnsi="Times New Roman" w:cs="Times New Roman"/>
             <w:noProof/>
             <w:webHidden/>
-            <w:sz w:val="28"/>
-            <w:szCs w:val="28"/>
           </w:rPr>
           <w:fldChar w:fldCharType="begin"/>
         </w:r>
         <w:r>
           <w:rPr>
-            <w:rFonts w:ascii="Times New Roman" w:hAnsi="Times New Roman" w:cs="Times New Roman"/>
             <w:noProof/>
             <w:webHidden/>
-            <w:sz w:val="28"/>
-            <w:szCs w:val="28"/>
           </w:rPr>
-          <w:instrText xml:space="preserve"> PAGEREF _Toc231205689 \h </w:instrText>
+          <w:instrText xml:space="preserve"> PAGEREF _Toc231401462 \h </w:instrText>
         </w:r>
         <w:r>
           <w:rPr>
-            <w:rFonts w:ascii="Times New Roman" w:hAnsi="Times New Roman" w:cs="Times New Roman"/>
             <w:noProof/>
             <w:webHidden/>
-            <w:sz w:val="28"/>
-            <w:szCs w:val="28"/>
           </w:rPr>
         </w:r>
         <w:r>
           <w:rPr>
-            <w:rFonts w:ascii="Times New Roman" w:hAnsi="Times New Roman" w:cs="Times New Roman"/>
             <w:noProof/>
             <w:webHidden/>
-            <w:sz w:val="28"/>
-            <w:szCs w:val="28"/>
           </w:rPr>
           <w:fldChar w:fldCharType="separate"/>
         </w:r>
         <w:r>
           <w:rPr>
-            <w:rFonts w:ascii="Times New Roman" w:hAnsi="Times New Roman" w:cs="Times New Roman"/>
             <w:noProof/>
             <w:webHidden/>
-            <w:sz w:val="28"/>
-            <w:szCs w:val="28"/>
-          </w:rPr>
-          <w:t>15</w:t>
-        </w:r>
-        <w:r>
-          <w:rPr>
-            <w:rFonts w:ascii="Times New Roman" w:hAnsi="Times New Roman" w:cs="Times New Roman"/>
-            <w:noProof/>
-            <w:webHidden/>
-            <w:sz w:val="28"/>
-            <w:szCs w:val="28"/>
-          </w:rPr>
-          <w:fldChar w:fldCharType="end"/>
-        </w:r>
-      </w:hyperlink>
-    </w:p>
-    <w:p>
-      <w:pPr>
-        <w:pStyle w:val="11"/>
-        <w:tabs>
-          <w:tab w:val="right" w:leader="dot" w:pos="9638"/>
-        </w:tabs>
-        <w:spacing w:after="0" w:line="360" w:lineRule="auto"/>
-        <w:jc w:val="both"/>
-        <w:rPr>
-          <w:rFonts w:ascii="Times New Roman" w:eastAsiaTheme="minorEastAsia" w:hAnsi="Times New Roman" w:cs="Times New Roman"/>
-          <w:noProof/>
-          <w:sz w:val="28"/>
-          <w:szCs w:val="28"/>
-          <w:lang w:eastAsia="ru-RU"/>
-        </w:rPr>
-      </w:pPr>
-      <w:hyperlink w:anchor="_Toc231205690" w:history="1">
-        <w:r>
-          <w:rPr>
-            <w:rStyle w:val="a4"/>
-            <w:rFonts w:ascii="Times New Roman" w:hAnsi="Times New Roman" w:cs="Times New Roman"/>
-            <w:noProof/>
-            <w:sz w:val="28"/>
-            <w:szCs w:val="28"/>
-          </w:rPr>
-          <w:t>4.2. Программирование модуля</w:t>
-        </w:r>
-        <w:r>
-          <w:rPr>
-            <w:rFonts w:ascii="Times New Roman" w:hAnsi="Times New Roman" w:cs="Times New Roman"/>
-            <w:noProof/>
-            <w:webHidden/>
-            <w:sz w:val="28"/>
-            <w:szCs w:val="28"/>
-          </w:rPr>
-          <w:tab/>
-        </w:r>
-        <w:r>
-          <w:rPr>
-            <w:rFonts w:ascii="Times New Roman" w:hAnsi="Times New Roman" w:cs="Times New Roman"/>
-            <w:noProof/>
-            <w:webHidden/>
-            <w:sz w:val="28"/>
-            <w:szCs w:val="28"/>
-          </w:rPr>
-          <w:fldChar w:fldCharType="begin"/>
-        </w:r>
-        <w:r>
-          <w:rPr>
-            <w:rFonts w:ascii="Times New Roman" w:hAnsi="Times New Roman" w:cs="Times New Roman"/>
-            <w:noProof/>
-            <w:webHidden/>
-            <w:sz w:val="28"/>
-            <w:szCs w:val="28"/>
-          </w:rPr>
-          <w:instrText xml:space="preserve"> PAGEREF _Toc231205690 \h </w:instrText>
-        </w:r>
-        <w:r>
-          <w:rPr>
-            <w:rFonts w:ascii="Times New Roman" w:hAnsi="Times New Roman" w:cs="Times New Roman"/>
-            <w:noProof/>
-            <w:webHidden/>
-            <w:sz w:val="28"/>
-            <w:szCs w:val="28"/>
-          </w:rPr>
-        </w:r>
-        <w:r>
-          <w:rPr>
-            <w:rFonts w:ascii="Times New Roman" w:hAnsi="Times New Roman" w:cs="Times New Roman"/>
-            <w:noProof/>
-            <w:webHidden/>
-            <w:sz w:val="28"/>
-            <w:szCs w:val="28"/>
-          </w:rPr>
-          <w:fldChar w:fldCharType="separate"/>
-        </w:r>
-        <w:r>
-          <w:rPr>
-            <w:rFonts w:ascii="Times New Roman" w:hAnsi="Times New Roman" w:cs="Times New Roman"/>
-            <w:noProof/>
-            <w:webHidden/>
-            <w:sz w:val="28"/>
-            <w:szCs w:val="28"/>
           </w:rPr>
           <w:t>16</w:t>
         </w:r>
         <w:r>
           <w:rPr>
-            <w:rFonts w:ascii="Times New Roman" w:hAnsi="Times New Roman" w:cs="Times New Roman"/>
             <w:noProof/>
             <w:webHidden/>
-            <w:sz w:val="28"/>
-            <w:szCs w:val="28"/>
           </w:rPr>
           <w:fldChar w:fldCharType="end"/>
         </w:r>
@@ -1648,26 +1135,21 @@
       <w:pPr>
         <w:pStyle w:val="11"/>
         <w:tabs>
-          <w:tab w:val="right" w:leader="dot" w:pos="9638"/>
-        </w:tabs>
-        <w:spacing w:after="0" w:line="360" w:lineRule="auto"/>
-        <w:jc w:val="both"/>
-        <w:rPr>
-          <w:rFonts w:ascii="Times New Roman" w:eastAsiaTheme="minorEastAsia" w:hAnsi="Times New Roman" w:cs="Times New Roman"/>
+          <w:tab w:val="right" w:leader="dot" w:pos="9628"/>
+        </w:tabs>
+        <w:spacing w:after="0"/>
+        <w:rPr>
+          <w:rFonts w:asciiTheme="minorHAnsi" w:eastAsiaTheme="minorEastAsia" w:hAnsiTheme="minorHAnsi"/>
           <w:noProof/>
-          <w:sz w:val="28"/>
-          <w:szCs w:val="28"/>
-          <w:lang w:eastAsia="ru-RU"/>
-        </w:rPr>
-      </w:pPr>
-      <w:hyperlink w:anchor="_Toc231205691" w:history="1">
+          <w:sz w:val="22"/>
+          <w:lang w:eastAsia="ru-RU"/>
+        </w:rPr>
+      </w:pPr>
+      <w:hyperlink w:anchor="_Toc231401463" w:history="1">
         <w:r>
           <w:rPr>
             <w:rStyle w:val="a4"/>
-            <w:rFonts w:ascii="Times New Roman" w:hAnsi="Times New Roman" w:cs="Times New Roman"/>
             <w:noProof/>
-            <w:sz w:val="28"/>
-            <w:szCs w:val="28"/>
             <w:lang w:val="en-US"/>
           </w:rPr>
           <w:t xml:space="preserve">4.3. </w:t>
@@ -1675,20 +1157,14 @@
         <w:r>
           <w:rPr>
             <w:rStyle w:val="a4"/>
-            <w:rFonts w:ascii="Times New Roman" w:hAnsi="Times New Roman" w:cs="Times New Roman"/>
             <w:noProof/>
-            <w:sz w:val="28"/>
-            <w:szCs w:val="28"/>
           </w:rPr>
           <w:t>Компиляция</w:t>
         </w:r>
         <w:r>
           <w:rPr>
             <w:rStyle w:val="a4"/>
-            <w:rFonts w:ascii="Times New Roman" w:hAnsi="Times New Roman" w:cs="Times New Roman"/>
             <w:noProof/>
-            <w:sz w:val="28"/>
-            <w:szCs w:val="28"/>
             <w:lang w:val="en-US"/>
           </w:rPr>
           <w:t xml:space="preserve"> </w:t>
@@ -1696,79 +1172,55 @@
         <w:r>
           <w:rPr>
             <w:rStyle w:val="a4"/>
-            <w:rFonts w:ascii="Times New Roman" w:hAnsi="Times New Roman" w:cs="Times New Roman"/>
             <w:noProof/>
-            <w:sz w:val="28"/>
-            <w:szCs w:val="28"/>
           </w:rPr>
           <w:t>модуля</w:t>
         </w:r>
         <w:r>
           <w:rPr>
-            <w:rFonts w:ascii="Times New Roman" w:hAnsi="Times New Roman" w:cs="Times New Roman"/>
             <w:noProof/>
             <w:webHidden/>
-            <w:sz w:val="28"/>
-            <w:szCs w:val="28"/>
           </w:rPr>
           <w:tab/>
         </w:r>
         <w:r>
           <w:rPr>
-            <w:rFonts w:ascii="Times New Roman" w:hAnsi="Times New Roman" w:cs="Times New Roman"/>
             <w:noProof/>
             <w:webHidden/>
-            <w:sz w:val="28"/>
-            <w:szCs w:val="28"/>
           </w:rPr>
           <w:fldChar w:fldCharType="begin"/>
         </w:r>
         <w:r>
           <w:rPr>
-            <w:rFonts w:ascii="Times New Roman" w:hAnsi="Times New Roman" w:cs="Times New Roman"/>
             <w:noProof/>
             <w:webHidden/>
-            <w:sz w:val="28"/>
-            <w:szCs w:val="28"/>
           </w:rPr>
-          <w:instrText xml:space="preserve"> PAGEREF _Toc231205691 \h </w:instrText>
+          <w:instrText xml:space="preserve"> PAGEREF _Toc231401463 \h </w:instrText>
         </w:r>
         <w:r>
           <w:rPr>
-            <w:rFonts w:ascii="Times New Roman" w:hAnsi="Times New Roman" w:cs="Times New Roman"/>
             <w:noProof/>
             <w:webHidden/>
-            <w:sz w:val="28"/>
-            <w:szCs w:val="28"/>
           </w:rPr>
         </w:r>
         <w:r>
           <w:rPr>
-            <w:rFonts w:ascii="Times New Roman" w:hAnsi="Times New Roman" w:cs="Times New Roman"/>
             <w:noProof/>
             <w:webHidden/>
-            <w:sz w:val="28"/>
-            <w:szCs w:val="28"/>
           </w:rPr>
           <w:fldChar w:fldCharType="separate"/>
         </w:r>
         <w:r>
           <w:rPr>
-            <w:rFonts w:ascii="Times New Roman" w:hAnsi="Times New Roman" w:cs="Times New Roman"/>
             <w:noProof/>
             <w:webHidden/>
-            <w:sz w:val="28"/>
-            <w:szCs w:val="28"/>
           </w:rPr>
           <w:t>18</w:t>
         </w:r>
         <w:r>
           <w:rPr>
-            <w:rFonts w:ascii="Times New Roman" w:hAnsi="Times New Roman" w:cs="Times New Roman"/>
             <w:noProof/>
             <w:webHidden/>
-            <w:sz w:val="28"/>
-            <w:szCs w:val="28"/>
           </w:rPr>
           <w:fldChar w:fldCharType="end"/>
         </w:r>
@@ -1778,95 +1230,69 @@
       <w:pPr>
         <w:pStyle w:val="11"/>
         <w:tabs>
-          <w:tab w:val="right" w:leader="dot" w:pos="9638"/>
-        </w:tabs>
-        <w:spacing w:after="0" w:line="360" w:lineRule="auto"/>
-        <w:jc w:val="both"/>
-        <w:rPr>
-          <w:rFonts w:ascii="Times New Roman" w:eastAsiaTheme="minorEastAsia" w:hAnsi="Times New Roman" w:cs="Times New Roman"/>
+          <w:tab w:val="right" w:leader="dot" w:pos="9628"/>
+        </w:tabs>
+        <w:spacing w:after="0"/>
+        <w:rPr>
+          <w:rFonts w:asciiTheme="minorHAnsi" w:eastAsiaTheme="minorEastAsia" w:hAnsiTheme="minorHAnsi"/>
           <w:noProof/>
-          <w:sz w:val="28"/>
-          <w:szCs w:val="28"/>
-          <w:lang w:eastAsia="ru-RU"/>
-        </w:rPr>
-      </w:pPr>
-      <w:hyperlink w:anchor="_Toc231205692" w:history="1">
+          <w:sz w:val="22"/>
+          <w:lang w:eastAsia="ru-RU"/>
+        </w:rPr>
+      </w:pPr>
+      <w:hyperlink w:anchor="_Toc231401464" w:history="1">
         <w:r>
           <w:rPr>
             <w:rStyle w:val="a4"/>
-            <w:rFonts w:ascii="Times New Roman" w:hAnsi="Times New Roman" w:cs="Times New Roman"/>
             <w:noProof/>
-            <w:sz w:val="28"/>
-            <w:szCs w:val="28"/>
           </w:rPr>
           <w:t>4.4. Отладка модуля</w:t>
         </w:r>
         <w:r>
           <w:rPr>
-            <w:rFonts w:ascii="Times New Roman" w:hAnsi="Times New Roman" w:cs="Times New Roman"/>
             <w:noProof/>
             <w:webHidden/>
-            <w:sz w:val="28"/>
-            <w:szCs w:val="28"/>
           </w:rPr>
           <w:tab/>
         </w:r>
         <w:r>
           <w:rPr>
-            <w:rFonts w:ascii="Times New Roman" w:hAnsi="Times New Roman" w:cs="Times New Roman"/>
             <w:noProof/>
             <w:webHidden/>
-            <w:sz w:val="28"/>
-            <w:szCs w:val="28"/>
           </w:rPr>
           <w:fldChar w:fldCharType="begin"/>
         </w:r>
         <w:r>
           <w:rPr>
-            <w:rFonts w:ascii="Times New Roman" w:hAnsi="Times New Roman" w:cs="Times New Roman"/>
             <w:noProof/>
             <w:webHidden/>
-            <w:sz w:val="28"/>
-            <w:szCs w:val="28"/>
           </w:rPr>
-          <w:instrText xml:space="preserve"> PAGEREF _Toc231205692 \h </w:instrText>
+          <w:instrText xml:space="preserve"> PAGEREF _Toc231401464 \h </w:instrText>
         </w:r>
         <w:r>
           <w:rPr>
-            <w:rFonts w:ascii="Times New Roman" w:hAnsi="Times New Roman" w:cs="Times New Roman"/>
             <w:noProof/>
             <w:webHidden/>
-            <w:sz w:val="28"/>
-            <w:szCs w:val="28"/>
           </w:rPr>
         </w:r>
         <w:r>
           <w:rPr>
-            <w:rFonts w:ascii="Times New Roman" w:hAnsi="Times New Roman" w:cs="Times New Roman"/>
             <w:noProof/>
             <w:webHidden/>
-            <w:sz w:val="28"/>
-            <w:szCs w:val="28"/>
           </w:rPr>
           <w:fldChar w:fldCharType="separate"/>
         </w:r>
         <w:r>
           <w:rPr>
-            <w:rFonts w:ascii="Times New Roman" w:hAnsi="Times New Roman" w:cs="Times New Roman"/>
             <w:noProof/>
             <w:webHidden/>
-            <w:sz w:val="28"/>
-            <w:szCs w:val="28"/>
           </w:rPr>
           <w:t>18</w:t>
         </w:r>
         <w:r>
           <w:rPr>
-            <w:rFonts w:ascii="Times New Roman" w:hAnsi="Times New Roman" w:cs="Times New Roman"/>
             <w:noProof/>
             <w:webHidden/>
-            <w:sz w:val="28"/>
-            <w:szCs w:val="28"/>
           </w:rPr>
           <w:fldChar w:fldCharType="end"/>
         </w:r>
@@ -1876,95 +1302,69 @@
       <w:pPr>
         <w:pStyle w:val="11"/>
         <w:tabs>
-          <w:tab w:val="right" w:leader="dot" w:pos="9638"/>
-        </w:tabs>
-        <w:spacing w:after="0" w:line="360" w:lineRule="auto"/>
-        <w:jc w:val="both"/>
-        <w:rPr>
-          <w:rFonts w:ascii="Times New Roman" w:eastAsiaTheme="minorEastAsia" w:hAnsi="Times New Roman" w:cs="Times New Roman"/>
+          <w:tab w:val="right" w:leader="dot" w:pos="9628"/>
+        </w:tabs>
+        <w:spacing w:after="0"/>
+        <w:rPr>
+          <w:rFonts w:asciiTheme="minorHAnsi" w:eastAsiaTheme="minorEastAsia" w:hAnsiTheme="minorHAnsi"/>
           <w:noProof/>
-          <w:sz w:val="28"/>
-          <w:szCs w:val="28"/>
-          <w:lang w:eastAsia="ru-RU"/>
-        </w:rPr>
-      </w:pPr>
-      <w:hyperlink w:anchor="_Toc231205693" w:history="1">
+          <w:sz w:val="22"/>
+          <w:lang w:eastAsia="ru-RU"/>
+        </w:rPr>
+      </w:pPr>
+      <w:hyperlink w:anchor="_Toc231401465" w:history="1">
         <w:r>
           <w:rPr>
             <w:rStyle w:val="a4"/>
-            <w:rFonts w:ascii="Times New Roman" w:hAnsi="Times New Roman" w:cs="Times New Roman"/>
             <w:noProof/>
-            <w:sz w:val="28"/>
-            <w:szCs w:val="28"/>
           </w:rPr>
           <w:t>5. ТЕСТИРОВАНИЕ ПРОГРАММНОГО МОДУЛЯ</w:t>
         </w:r>
         <w:r>
           <w:rPr>
-            <w:rFonts w:ascii="Times New Roman" w:hAnsi="Times New Roman" w:cs="Times New Roman"/>
             <w:noProof/>
             <w:webHidden/>
-            <w:sz w:val="28"/>
-            <w:szCs w:val="28"/>
           </w:rPr>
           <w:tab/>
         </w:r>
         <w:r>
           <w:rPr>
-            <w:rFonts w:ascii="Times New Roman" w:hAnsi="Times New Roman" w:cs="Times New Roman"/>
             <w:noProof/>
             <w:webHidden/>
-            <w:sz w:val="28"/>
-            <w:szCs w:val="28"/>
           </w:rPr>
           <w:fldChar w:fldCharType="begin"/>
         </w:r>
         <w:r>
           <w:rPr>
-            <w:rFonts w:ascii="Times New Roman" w:hAnsi="Times New Roman" w:cs="Times New Roman"/>
             <w:noProof/>
             <w:webHidden/>
-            <w:sz w:val="28"/>
-            <w:szCs w:val="28"/>
           </w:rPr>
-          <w:instrText xml:space="preserve"> PAGEREF _Toc231205693 \h </w:instrText>
+          <w:instrText xml:space="preserve"> PAGEREF _Toc231401465 \h </w:instrText>
         </w:r>
         <w:r>
           <w:rPr>
-            <w:rFonts w:ascii="Times New Roman" w:hAnsi="Times New Roman" w:cs="Times New Roman"/>
             <w:noProof/>
             <w:webHidden/>
-            <w:sz w:val="28"/>
-            <w:szCs w:val="28"/>
           </w:rPr>
         </w:r>
         <w:r>
           <w:rPr>
-            <w:rFonts w:ascii="Times New Roman" w:hAnsi="Times New Roman" w:cs="Times New Roman"/>
             <w:noProof/>
             <w:webHidden/>
-            <w:sz w:val="28"/>
-            <w:szCs w:val="28"/>
           </w:rPr>
           <w:fldChar w:fldCharType="separate"/>
         </w:r>
         <w:r>
           <w:rPr>
-            <w:rFonts w:ascii="Times New Roman" w:hAnsi="Times New Roman" w:cs="Times New Roman"/>
             <w:noProof/>
             <w:webHidden/>
-            <w:sz w:val="28"/>
-            <w:szCs w:val="28"/>
           </w:rPr>
           <w:t>19</w:t>
         </w:r>
         <w:r>
           <w:rPr>
-            <w:rFonts w:ascii="Times New Roman" w:hAnsi="Times New Roman" w:cs="Times New Roman"/>
             <w:noProof/>
             <w:webHidden/>
-            <w:sz w:val="28"/>
-            <w:szCs w:val="28"/>
           </w:rPr>
           <w:fldChar w:fldCharType="end"/>
         </w:r>
@@ -1974,95 +1374,69 @@
       <w:pPr>
         <w:pStyle w:val="11"/>
         <w:tabs>
-          <w:tab w:val="right" w:leader="dot" w:pos="9638"/>
-        </w:tabs>
-        <w:spacing w:after="0" w:line="360" w:lineRule="auto"/>
-        <w:jc w:val="both"/>
-        <w:rPr>
-          <w:rFonts w:ascii="Times New Roman" w:eastAsiaTheme="minorEastAsia" w:hAnsi="Times New Roman" w:cs="Times New Roman"/>
+          <w:tab w:val="right" w:leader="dot" w:pos="9628"/>
+        </w:tabs>
+        <w:spacing w:after="0"/>
+        <w:rPr>
+          <w:rFonts w:asciiTheme="minorHAnsi" w:eastAsiaTheme="minorEastAsia" w:hAnsiTheme="minorHAnsi"/>
           <w:noProof/>
-          <w:sz w:val="28"/>
-          <w:szCs w:val="28"/>
-          <w:lang w:eastAsia="ru-RU"/>
-        </w:rPr>
-      </w:pPr>
-      <w:hyperlink w:anchor="_Toc231205694" w:history="1">
+          <w:sz w:val="22"/>
+          <w:lang w:eastAsia="ru-RU"/>
+        </w:rPr>
+      </w:pPr>
+      <w:hyperlink w:anchor="_Toc231401466" w:history="1">
         <w:r>
           <w:rPr>
             <w:rStyle w:val="a4"/>
-            <w:rFonts w:ascii="Times New Roman" w:hAnsi="Times New Roman" w:cs="Times New Roman"/>
             <w:noProof/>
-            <w:sz w:val="28"/>
-            <w:szCs w:val="28"/>
           </w:rPr>
           <w:t>5.1. Разработка тестовых сценариев</w:t>
         </w:r>
         <w:r>
           <w:rPr>
-            <w:rFonts w:ascii="Times New Roman" w:hAnsi="Times New Roman" w:cs="Times New Roman"/>
             <w:noProof/>
             <w:webHidden/>
-            <w:sz w:val="28"/>
-            <w:szCs w:val="28"/>
           </w:rPr>
           <w:tab/>
         </w:r>
         <w:r>
           <w:rPr>
-            <w:rFonts w:ascii="Times New Roman" w:hAnsi="Times New Roman" w:cs="Times New Roman"/>
             <w:noProof/>
             <w:webHidden/>
-            <w:sz w:val="28"/>
-            <w:szCs w:val="28"/>
           </w:rPr>
           <w:fldChar w:fldCharType="begin"/>
         </w:r>
         <w:r>
           <w:rPr>
-            <w:rFonts w:ascii="Times New Roman" w:hAnsi="Times New Roman" w:cs="Times New Roman"/>
             <w:noProof/>
             <w:webHidden/>
-            <w:sz w:val="28"/>
-            <w:szCs w:val="28"/>
           </w:rPr>
-          <w:instrText xml:space="preserve"> PAGEREF _Toc231205694 \h </w:instrText>
+          <w:instrText xml:space="preserve"> PAGEREF _Toc231401466 \h </w:instrText>
         </w:r>
         <w:r>
           <w:rPr>
-            <w:rFonts w:ascii="Times New Roman" w:hAnsi="Times New Roman" w:cs="Times New Roman"/>
             <w:noProof/>
             <w:webHidden/>
-            <w:sz w:val="28"/>
-            <w:szCs w:val="28"/>
           </w:rPr>
         </w:r>
         <w:r>
           <w:rPr>
-            <w:rFonts w:ascii="Times New Roman" w:hAnsi="Times New Roman" w:cs="Times New Roman"/>
             <w:noProof/>
             <w:webHidden/>
-            <w:sz w:val="28"/>
-            <w:szCs w:val="28"/>
           </w:rPr>
           <w:fldChar w:fldCharType="separate"/>
         </w:r>
         <w:r>
           <w:rPr>
-            <w:rFonts w:ascii="Times New Roman" w:hAnsi="Times New Roman" w:cs="Times New Roman"/>
             <w:noProof/>
             <w:webHidden/>
-            <w:sz w:val="28"/>
-            <w:szCs w:val="28"/>
           </w:rPr>
           <w:t>19</w:t>
         </w:r>
         <w:r>
           <w:rPr>
-            <w:rFonts w:ascii="Times New Roman" w:hAnsi="Times New Roman" w:cs="Times New Roman"/>
             <w:noProof/>
             <w:webHidden/>
-            <w:sz w:val="28"/>
-            <w:szCs w:val="28"/>
           </w:rPr>
           <w:fldChar w:fldCharType="end"/>
         </w:r>
@@ -2072,95 +1446,69 @@
       <w:pPr>
         <w:pStyle w:val="11"/>
         <w:tabs>
-          <w:tab w:val="right" w:leader="dot" w:pos="9638"/>
-        </w:tabs>
-        <w:spacing w:after="0" w:line="360" w:lineRule="auto"/>
-        <w:jc w:val="both"/>
-        <w:rPr>
-          <w:rFonts w:ascii="Times New Roman" w:eastAsiaTheme="minorEastAsia" w:hAnsi="Times New Roman" w:cs="Times New Roman"/>
+          <w:tab w:val="right" w:leader="dot" w:pos="9628"/>
+        </w:tabs>
+        <w:spacing w:after="0"/>
+        <w:rPr>
+          <w:rFonts w:asciiTheme="minorHAnsi" w:eastAsiaTheme="minorEastAsia" w:hAnsiTheme="minorHAnsi"/>
           <w:noProof/>
-          <w:sz w:val="28"/>
-          <w:szCs w:val="28"/>
-          <w:lang w:eastAsia="ru-RU"/>
-        </w:rPr>
-      </w:pPr>
-      <w:hyperlink w:anchor="_Toc231205695" w:history="1">
+          <w:sz w:val="22"/>
+          <w:lang w:eastAsia="ru-RU"/>
+        </w:rPr>
+      </w:pPr>
+      <w:hyperlink w:anchor="_Toc231401467" w:history="1">
         <w:r>
           <w:rPr>
             <w:rStyle w:val="a4"/>
-            <w:rFonts w:ascii="Times New Roman" w:hAnsi="Times New Roman" w:cs="Times New Roman"/>
             <w:noProof/>
-            <w:sz w:val="28"/>
-            <w:szCs w:val="28"/>
           </w:rPr>
           <w:t>5.2. Модульное тестирование</w:t>
         </w:r>
         <w:r>
           <w:rPr>
-            <w:rFonts w:ascii="Times New Roman" w:hAnsi="Times New Roman" w:cs="Times New Roman"/>
             <w:noProof/>
             <w:webHidden/>
-            <w:sz w:val="28"/>
-            <w:szCs w:val="28"/>
           </w:rPr>
           <w:tab/>
         </w:r>
         <w:r>
           <w:rPr>
-            <w:rFonts w:ascii="Times New Roman" w:hAnsi="Times New Roman" w:cs="Times New Roman"/>
             <w:noProof/>
             <w:webHidden/>
-            <w:sz w:val="28"/>
-            <w:szCs w:val="28"/>
           </w:rPr>
           <w:fldChar w:fldCharType="begin"/>
         </w:r>
         <w:r>
           <w:rPr>
-            <w:rFonts w:ascii="Times New Roman" w:hAnsi="Times New Roman" w:cs="Times New Roman"/>
             <w:noProof/>
             <w:webHidden/>
-            <w:sz w:val="28"/>
-            <w:szCs w:val="28"/>
           </w:rPr>
-          <w:instrText xml:space="preserve"> PAGEREF _Toc231205695 \h </w:instrText>
+          <w:instrText xml:space="preserve"> PAGEREF _Toc231401467 \h </w:instrText>
         </w:r>
         <w:r>
           <w:rPr>
-            <w:rFonts w:ascii="Times New Roman" w:hAnsi="Times New Roman" w:cs="Times New Roman"/>
             <w:noProof/>
             <w:webHidden/>
-            <w:sz w:val="28"/>
-            <w:szCs w:val="28"/>
           </w:rPr>
         </w:r>
         <w:r>
           <w:rPr>
-            <w:rFonts w:ascii="Times New Roman" w:hAnsi="Times New Roman" w:cs="Times New Roman"/>
             <w:noProof/>
             <w:webHidden/>
-            <w:sz w:val="28"/>
-            <w:szCs w:val="28"/>
           </w:rPr>
           <w:fldChar w:fldCharType="separate"/>
         </w:r>
         <w:r>
           <w:rPr>
-            <w:rFonts w:ascii="Times New Roman" w:hAnsi="Times New Roman" w:cs="Times New Roman"/>
             <w:noProof/>
             <w:webHidden/>
-            <w:sz w:val="28"/>
-            <w:szCs w:val="28"/>
           </w:rPr>
           <w:t>19</w:t>
         </w:r>
         <w:r>
           <w:rPr>
-            <w:rFonts w:ascii="Times New Roman" w:hAnsi="Times New Roman" w:cs="Times New Roman"/>
             <w:noProof/>
             <w:webHidden/>
-            <w:sz w:val="28"/>
-            <w:szCs w:val="28"/>
           </w:rPr>
           <w:fldChar w:fldCharType="end"/>
         </w:r>
@@ -2170,95 +1518,69 @@
       <w:pPr>
         <w:pStyle w:val="11"/>
         <w:tabs>
-          <w:tab w:val="right" w:leader="dot" w:pos="9638"/>
-        </w:tabs>
-        <w:spacing w:after="0" w:line="360" w:lineRule="auto"/>
-        <w:jc w:val="both"/>
-        <w:rPr>
-          <w:rFonts w:ascii="Times New Roman" w:eastAsiaTheme="minorEastAsia" w:hAnsi="Times New Roman" w:cs="Times New Roman"/>
+          <w:tab w:val="right" w:leader="dot" w:pos="9628"/>
+        </w:tabs>
+        <w:spacing w:after="0"/>
+        <w:rPr>
+          <w:rFonts w:asciiTheme="minorHAnsi" w:eastAsiaTheme="minorEastAsia" w:hAnsiTheme="minorHAnsi"/>
           <w:noProof/>
-          <w:sz w:val="28"/>
-          <w:szCs w:val="28"/>
-          <w:lang w:eastAsia="ru-RU"/>
-        </w:rPr>
-      </w:pPr>
-      <w:hyperlink w:anchor="_Toc231205696" w:history="1">
+          <w:sz w:val="22"/>
+          <w:lang w:eastAsia="ru-RU"/>
+        </w:rPr>
+      </w:pPr>
+      <w:hyperlink w:anchor="_Toc231401468" w:history="1">
         <w:r>
           <w:rPr>
             <w:rStyle w:val="a4"/>
-            <w:rFonts w:ascii="Times New Roman" w:hAnsi="Times New Roman" w:cs="Times New Roman"/>
             <w:noProof/>
-            <w:sz w:val="28"/>
-            <w:szCs w:val="28"/>
           </w:rPr>
           <w:t>5.3. Тестирование производительности</w:t>
         </w:r>
         <w:r>
           <w:rPr>
-            <w:rFonts w:ascii="Times New Roman" w:hAnsi="Times New Roman" w:cs="Times New Roman"/>
             <w:noProof/>
             <w:webHidden/>
-            <w:sz w:val="28"/>
-            <w:szCs w:val="28"/>
           </w:rPr>
           <w:tab/>
         </w:r>
         <w:r>
           <w:rPr>
-            <w:rFonts w:ascii="Times New Roman" w:hAnsi="Times New Roman" w:cs="Times New Roman"/>
             <w:noProof/>
             <w:webHidden/>
-            <w:sz w:val="28"/>
-            <w:szCs w:val="28"/>
           </w:rPr>
           <w:fldChar w:fldCharType="begin"/>
         </w:r>
         <w:r>
           <w:rPr>
-            <w:rFonts w:ascii="Times New Roman" w:hAnsi="Times New Roman" w:cs="Times New Roman"/>
             <w:noProof/>
             <w:webHidden/>
-            <w:sz w:val="28"/>
-            <w:szCs w:val="28"/>
           </w:rPr>
-          <w:instrText xml:space="preserve"> PAGEREF _Toc231205696 \h </w:instrText>
+          <w:instrText xml:space="preserve"> PAGEREF _Toc231401468 \h </w:instrText>
         </w:r>
         <w:r>
           <w:rPr>
-            <w:rFonts w:ascii="Times New Roman" w:hAnsi="Times New Roman" w:cs="Times New Roman"/>
             <w:noProof/>
             <w:webHidden/>
-            <w:sz w:val="28"/>
-            <w:szCs w:val="28"/>
           </w:rPr>
         </w:r>
         <w:r>
           <w:rPr>
-            <w:rFonts w:ascii="Times New Roman" w:hAnsi="Times New Roman" w:cs="Times New Roman"/>
             <w:noProof/>
             <w:webHidden/>
-            <w:sz w:val="28"/>
-            <w:szCs w:val="28"/>
           </w:rPr>
           <w:fldChar w:fldCharType="separate"/>
         </w:r>
         <w:r>
           <w:rPr>
-            <w:rFonts w:ascii="Times New Roman" w:hAnsi="Times New Roman" w:cs="Times New Roman"/>
             <w:noProof/>
             <w:webHidden/>
-            <w:sz w:val="28"/>
-            <w:szCs w:val="28"/>
           </w:rPr>
           <w:t>20</w:t>
         </w:r>
         <w:r>
           <w:rPr>
-            <w:rFonts w:ascii="Times New Roman" w:hAnsi="Times New Roman" w:cs="Times New Roman"/>
             <w:noProof/>
             <w:webHidden/>
-            <w:sz w:val="28"/>
-            <w:szCs w:val="28"/>
           </w:rPr>
           <w:fldChar w:fldCharType="end"/>
         </w:r>
@@ -2268,95 +1590,69 @@
       <w:pPr>
         <w:pStyle w:val="11"/>
         <w:tabs>
-          <w:tab w:val="right" w:leader="dot" w:pos="9638"/>
-        </w:tabs>
-        <w:spacing w:after="0" w:line="360" w:lineRule="auto"/>
-        <w:jc w:val="both"/>
-        <w:rPr>
-          <w:rFonts w:ascii="Times New Roman" w:eastAsiaTheme="minorEastAsia" w:hAnsi="Times New Roman" w:cs="Times New Roman"/>
+          <w:tab w:val="right" w:leader="dot" w:pos="9628"/>
+        </w:tabs>
+        <w:spacing w:after="0"/>
+        <w:rPr>
+          <w:rFonts w:asciiTheme="minorHAnsi" w:eastAsiaTheme="minorEastAsia" w:hAnsiTheme="minorHAnsi"/>
           <w:noProof/>
-          <w:sz w:val="28"/>
-          <w:szCs w:val="28"/>
-          <w:lang w:eastAsia="ru-RU"/>
-        </w:rPr>
-      </w:pPr>
-      <w:hyperlink w:anchor="_Toc231205697" w:history="1">
+          <w:sz w:val="22"/>
+          <w:lang w:eastAsia="ru-RU"/>
+        </w:rPr>
+      </w:pPr>
+      <w:hyperlink w:anchor="_Toc231401469" w:history="1">
         <w:r>
           <w:rPr>
             <w:rStyle w:val="a4"/>
-            <w:rFonts w:ascii="Times New Roman" w:hAnsi="Times New Roman" w:cs="Times New Roman"/>
             <w:noProof/>
-            <w:sz w:val="28"/>
-            <w:szCs w:val="28"/>
           </w:rPr>
           <w:t>5.4. Загрузка программного модуля в репозиторий</w:t>
         </w:r>
         <w:r>
           <w:rPr>
-            <w:rFonts w:ascii="Times New Roman" w:hAnsi="Times New Roman" w:cs="Times New Roman"/>
             <w:noProof/>
             <w:webHidden/>
-            <w:sz w:val="28"/>
-            <w:szCs w:val="28"/>
           </w:rPr>
           <w:tab/>
         </w:r>
         <w:r>
           <w:rPr>
-            <w:rFonts w:ascii="Times New Roman" w:hAnsi="Times New Roman" w:cs="Times New Roman"/>
             <w:noProof/>
             <w:webHidden/>
-            <w:sz w:val="28"/>
-            <w:szCs w:val="28"/>
           </w:rPr>
           <w:fldChar w:fldCharType="begin"/>
         </w:r>
         <w:r>
           <w:rPr>
-            <w:rFonts w:ascii="Times New Roman" w:hAnsi="Times New Roman" w:cs="Times New Roman"/>
             <w:noProof/>
             <w:webHidden/>
-            <w:sz w:val="28"/>
-            <w:szCs w:val="28"/>
           </w:rPr>
-          <w:instrText xml:space="preserve"> PAGEREF _Toc231205697 \h </w:instrText>
+          <w:instrText xml:space="preserve"> PAGEREF _Toc231401469 \h </w:instrText>
         </w:r>
         <w:r>
           <w:rPr>
-            <w:rFonts w:ascii="Times New Roman" w:hAnsi="Times New Roman" w:cs="Times New Roman"/>
             <w:noProof/>
             <w:webHidden/>
-            <w:sz w:val="28"/>
-            <w:szCs w:val="28"/>
           </w:rPr>
         </w:r>
         <w:r>
           <w:rPr>
-            <w:rFonts w:ascii="Times New Roman" w:hAnsi="Times New Roman" w:cs="Times New Roman"/>
             <w:noProof/>
             <w:webHidden/>
-            <w:sz w:val="28"/>
-            <w:szCs w:val="28"/>
           </w:rPr>
           <w:fldChar w:fldCharType="separate"/>
         </w:r>
         <w:r>
           <w:rPr>
-            <w:rFonts w:ascii="Times New Roman" w:hAnsi="Times New Roman" w:cs="Times New Roman"/>
             <w:noProof/>
             <w:webHidden/>
-            <w:sz w:val="28"/>
-            <w:szCs w:val="28"/>
           </w:rPr>
           <w:t>20</w:t>
         </w:r>
         <w:r>
           <w:rPr>
-            <w:rFonts w:ascii="Times New Roman" w:hAnsi="Times New Roman" w:cs="Times New Roman"/>
             <w:noProof/>
             <w:webHidden/>
-            <w:sz w:val="28"/>
-            <w:szCs w:val="28"/>
           </w:rPr>
           <w:fldChar w:fldCharType="end"/>
         </w:r>
@@ -2366,95 +1662,69 @@
       <w:pPr>
         <w:pStyle w:val="11"/>
         <w:tabs>
-          <w:tab w:val="right" w:leader="dot" w:pos="9638"/>
-        </w:tabs>
-        <w:spacing w:after="0" w:line="360" w:lineRule="auto"/>
-        <w:jc w:val="both"/>
-        <w:rPr>
-          <w:rFonts w:ascii="Times New Roman" w:eastAsiaTheme="minorEastAsia" w:hAnsi="Times New Roman" w:cs="Times New Roman"/>
+          <w:tab w:val="right" w:leader="dot" w:pos="9628"/>
+        </w:tabs>
+        <w:spacing w:after="0"/>
+        <w:rPr>
+          <w:rFonts w:asciiTheme="minorHAnsi" w:eastAsiaTheme="minorEastAsia" w:hAnsiTheme="minorHAnsi"/>
           <w:noProof/>
-          <w:sz w:val="28"/>
-          <w:szCs w:val="28"/>
-          <w:lang w:eastAsia="ru-RU"/>
-        </w:rPr>
-      </w:pPr>
-      <w:hyperlink w:anchor="_Toc231205698" w:history="1">
+          <w:sz w:val="22"/>
+          <w:lang w:eastAsia="ru-RU"/>
+        </w:rPr>
+      </w:pPr>
+      <w:hyperlink w:anchor="_Toc231401470" w:history="1">
         <w:r>
           <w:rPr>
             <w:rStyle w:val="a4"/>
-            <w:rFonts w:ascii="Times New Roman" w:hAnsi="Times New Roman" w:cs="Times New Roman"/>
             <w:noProof/>
-            <w:sz w:val="28"/>
-            <w:szCs w:val="28"/>
           </w:rPr>
           <w:t>ЗАКЛЮЧЕНИЕ</w:t>
         </w:r>
         <w:r>
           <w:rPr>
-            <w:rFonts w:ascii="Times New Roman" w:hAnsi="Times New Roman" w:cs="Times New Roman"/>
             <w:noProof/>
             <w:webHidden/>
-            <w:sz w:val="28"/>
-            <w:szCs w:val="28"/>
           </w:rPr>
           <w:tab/>
         </w:r>
         <w:r>
           <w:rPr>
-            <w:rFonts w:ascii="Times New Roman" w:hAnsi="Times New Roman" w:cs="Times New Roman"/>
             <w:noProof/>
             <w:webHidden/>
-            <w:sz w:val="28"/>
-            <w:szCs w:val="28"/>
           </w:rPr>
           <w:fldChar w:fldCharType="begin"/>
         </w:r>
         <w:r>
           <w:rPr>
-            <w:rFonts w:ascii="Times New Roman" w:hAnsi="Times New Roman" w:cs="Times New Roman"/>
             <w:noProof/>
             <w:webHidden/>
-            <w:sz w:val="28"/>
-            <w:szCs w:val="28"/>
           </w:rPr>
-          <w:instrText xml:space="preserve"> PAGEREF _Toc231205698 \h </w:instrText>
+          <w:instrText xml:space="preserve"> PAGEREF _Toc231401470 \h </w:instrText>
         </w:r>
         <w:r>
           <w:rPr>
-            <w:rFonts w:ascii="Times New Roman" w:hAnsi="Times New Roman" w:cs="Times New Roman"/>
             <w:noProof/>
             <w:webHidden/>
-            <w:sz w:val="28"/>
-            <w:szCs w:val="28"/>
           </w:rPr>
         </w:r>
         <w:r>
           <w:rPr>
-            <w:rFonts w:ascii="Times New Roman" w:hAnsi="Times New Roman" w:cs="Times New Roman"/>
             <w:noProof/>
             <w:webHidden/>
-            <w:sz w:val="28"/>
-            <w:szCs w:val="28"/>
           </w:rPr>
           <w:fldChar w:fldCharType="separate"/>
         </w:r>
         <w:r>
           <w:rPr>
-            <w:rFonts w:ascii="Times New Roman" w:hAnsi="Times New Roman" w:cs="Times New Roman"/>
             <w:noProof/>
             <w:webHidden/>
-            <w:sz w:val="28"/>
-            <w:szCs w:val="28"/>
           </w:rPr>
           <w:t>21</w:t>
         </w:r>
         <w:r>
           <w:rPr>
-            <w:rFonts w:ascii="Times New Roman" w:hAnsi="Times New Roman" w:cs="Times New Roman"/>
             <w:noProof/>
             <w:webHidden/>
-            <w:sz w:val="28"/>
-            <w:szCs w:val="28"/>
           </w:rPr>
           <w:fldChar w:fldCharType="end"/>
         </w:r>
@@ -2464,95 +1734,69 @@
       <w:pPr>
         <w:pStyle w:val="11"/>
         <w:tabs>
-          <w:tab w:val="right" w:leader="dot" w:pos="9638"/>
-        </w:tabs>
-        <w:spacing w:after="0" w:line="360" w:lineRule="auto"/>
-        <w:jc w:val="both"/>
-        <w:rPr>
-          <w:rFonts w:ascii="Times New Roman" w:eastAsiaTheme="minorEastAsia" w:hAnsi="Times New Roman" w:cs="Times New Roman"/>
+          <w:tab w:val="right" w:leader="dot" w:pos="9628"/>
+        </w:tabs>
+        <w:spacing w:after="0"/>
+        <w:rPr>
+          <w:rFonts w:asciiTheme="minorHAnsi" w:eastAsiaTheme="minorEastAsia" w:hAnsiTheme="minorHAnsi"/>
           <w:noProof/>
-          <w:sz w:val="28"/>
-          <w:szCs w:val="28"/>
-          <w:lang w:eastAsia="ru-RU"/>
-        </w:rPr>
-      </w:pPr>
-      <w:hyperlink w:anchor="_Toc231205699" w:history="1">
+          <w:sz w:val="22"/>
+          <w:lang w:eastAsia="ru-RU"/>
+        </w:rPr>
+      </w:pPr>
+      <w:hyperlink w:anchor="_Toc231401471" w:history="1">
         <w:r>
           <w:rPr>
             <w:rStyle w:val="a4"/>
-            <w:rFonts w:ascii="Times New Roman" w:hAnsi="Times New Roman" w:cs="Times New Roman"/>
             <w:noProof/>
-            <w:sz w:val="28"/>
-            <w:szCs w:val="28"/>
           </w:rPr>
           <w:t>СПИСОК ИСПОЛЬЗОВАННЫХ ИСТОЧНИКОВ</w:t>
         </w:r>
         <w:r>
           <w:rPr>
-            <w:rFonts w:ascii="Times New Roman" w:hAnsi="Times New Roman" w:cs="Times New Roman"/>
             <w:noProof/>
             <w:webHidden/>
-            <w:sz w:val="28"/>
-            <w:szCs w:val="28"/>
           </w:rPr>
           <w:tab/>
         </w:r>
         <w:r>
           <w:rPr>
-            <w:rFonts w:ascii="Times New Roman" w:hAnsi="Times New Roman" w:cs="Times New Roman"/>
             <w:noProof/>
             <w:webHidden/>
-            <w:sz w:val="28"/>
-            <w:szCs w:val="28"/>
           </w:rPr>
           <w:fldChar w:fldCharType="begin"/>
         </w:r>
         <w:r>
           <w:rPr>
-            <w:rFonts w:ascii="Times New Roman" w:hAnsi="Times New Roman" w:cs="Times New Roman"/>
             <w:noProof/>
             <w:webHidden/>
-            <w:sz w:val="28"/>
-            <w:szCs w:val="28"/>
           </w:rPr>
-          <w:instrText xml:space="preserve"> PAGEREF _Toc231205699 \h </w:instrText>
+          <w:instrText xml:space="preserve"> PAGEREF _Toc231401471 \h </w:instrText>
         </w:r>
         <w:r>
           <w:rPr>
-            <w:rFonts w:ascii="Times New Roman" w:hAnsi="Times New Roman" w:cs="Times New Roman"/>
             <w:noProof/>
             <w:webHidden/>
-            <w:sz w:val="28"/>
-            <w:szCs w:val="28"/>
           </w:rPr>
         </w:r>
         <w:r>
           <w:rPr>
-            <w:rFonts w:ascii="Times New Roman" w:hAnsi="Times New Roman" w:cs="Times New Roman"/>
             <w:noProof/>
             <w:webHidden/>
-            <w:sz w:val="28"/>
-            <w:szCs w:val="28"/>
           </w:rPr>
           <w:fldChar w:fldCharType="separate"/>
         </w:r>
         <w:r>
           <w:rPr>
-            <w:rFonts w:ascii="Times New Roman" w:hAnsi="Times New Roman" w:cs="Times New Roman"/>
             <w:noProof/>
             <w:webHidden/>
-            <w:sz w:val="28"/>
-            <w:szCs w:val="28"/>
           </w:rPr>
           <w:t>22</w:t>
         </w:r>
         <w:r>
           <w:rPr>
-            <w:rFonts w:ascii="Times New Roman" w:hAnsi="Times New Roman" w:cs="Times New Roman"/>
             <w:noProof/>
             <w:webHidden/>
-            <w:sz w:val="28"/>
-            <w:szCs w:val="28"/>
           </w:rPr>
           <w:fldChar w:fldCharType="end"/>
         </w:r>
@@ -2561,6 +1805,7 @@
     <w:p>
       <w:pPr>
         <w:spacing w:after="0" w:line="360" w:lineRule="auto"/>
+        <w:jc w:val="center"/>
         <w:rPr>
           <w:rFonts w:ascii="Times New Roman" w:eastAsia="Times New Roman" w:hAnsi="Times New Roman" w:cs="Times New Roman"/>
           <w:b/>
@@ -2583,34 +1828,59 @@
     <w:p>
       <w:pPr>
         <w:spacing w:after="0" w:line="360" w:lineRule="auto"/>
+        <w:jc w:val="center"/>
         <w:rPr>
           <w:rFonts w:ascii="Times New Roman" w:eastAsia="Times New Roman" w:hAnsi="Times New Roman" w:cs="Times New Roman"/>
           <w:b/>
-          <w:bCs/>
-          <w:color w:val="0F1115"/>
-          <w:sz w:val="28"/>
-          <w:szCs w:val="28"/>
-          <w:lang w:eastAsia="ru-RU"/>
-        </w:rPr>
-      </w:pPr>
-      <w:r>
-        <w:rPr>
-          <w:sz w:val="28"/>
-          <w:szCs w:val="28"/>
+          <w:sz w:val="28"/>
+          <w:szCs w:val="28"/>
+          <w:lang w:eastAsia="ru-RU"/>
+        </w:rPr>
+      </w:pPr>
+    </w:p>
+    <w:p>
+      <w:pPr>
+        <w:rPr>
+          <w:rFonts w:ascii="Times New Roman" w:eastAsia="Times New Roman" w:hAnsi="Times New Roman" w:cs="Times New Roman"/>
+          <w:b/>
+          <w:sz w:val="28"/>
+          <w:szCs w:val="28"/>
+          <w:lang w:eastAsia="ru-RU"/>
+        </w:rPr>
+      </w:pPr>
+      <w:r>
+        <w:rPr>
+          <w:rFonts w:ascii="Times New Roman" w:eastAsia="Times New Roman" w:hAnsi="Times New Roman" w:cs="Times New Roman"/>
+          <w:b/>
+          <w:sz w:val="28"/>
+          <w:szCs w:val="28"/>
+          <w:lang w:eastAsia="ru-RU"/>
         </w:rPr>
         <w:br w:type="page"/>
       </w:r>
     </w:p>
     <w:p>
       <w:pPr>
-        <w:pStyle w:val="111111111111111"/>
-      </w:pPr>
-      <w:bookmarkStart w:id="1" w:name="_Toc231205675"/>
-      <w:r>
+        <w:spacing w:after="0" w:line="360" w:lineRule="auto"/>
+        <w:jc w:val="center"/>
+        <w:rPr>
+          <w:rFonts w:ascii="Times New Roman" w:eastAsia="Times New Roman" w:hAnsi="Times New Roman" w:cs="Times New Roman"/>
+          <w:b/>
+          <w:sz w:val="28"/>
+          <w:szCs w:val="28"/>
+          <w:lang w:eastAsia="ru-RU"/>
+        </w:rPr>
+      </w:pPr>
+      <w:r>
+        <w:rPr>
+          <w:rFonts w:ascii="Times New Roman" w:hAnsi="Times New Roman" w:cs="Times New Roman"/>
+          <w:b/>
+          <w:sz w:val="28"/>
+          <w:szCs w:val="28"/>
+        </w:rPr>
         <w:lastRenderedPageBreak/>
         <w:t>ВВЕДЕНИЕ</w:t>
       </w:r>
-      <w:bookmarkEnd w:id="1"/>
     </w:p>
     <w:p>
       <w:pPr>
@@ -2751,7 +2021,6 @@
           <w:lang w:eastAsia="ru-RU"/>
         </w:rPr>
       </w:pPr>
-      <w:bookmarkStart w:id="2" w:name="_Toc231205676"/>
       <w:r>
         <w:br w:type="page"/>
       </w:r>
@@ -2760,21 +2029,22 @@
       <w:pPr>
         <w:pStyle w:val="111111111111111"/>
       </w:pPr>
+      <w:bookmarkStart w:id="0" w:name="_Toc231401448"/>
       <w:r>
         <w:lastRenderedPageBreak/>
         <w:t>1. ТЕХНИКА БЕЗОПАСНОСТИ</w:t>
       </w:r>
-      <w:bookmarkEnd w:id="2"/>
+      <w:bookmarkEnd w:id="0"/>
     </w:p>
     <w:p>
       <w:pPr>
         <w:pStyle w:val="222222222222222222"/>
       </w:pPr>
-      <w:bookmarkStart w:id="3" w:name="_Toc231205677"/>
+      <w:bookmarkStart w:id="1" w:name="_Toc231401449"/>
       <w:r>
         <w:t>1.1. Инструкция по охране труда</w:t>
       </w:r>
-      <w:bookmarkEnd w:id="3"/>
+      <w:bookmarkEnd w:id="1"/>
     </w:p>
     <w:p>
       <w:pPr>
@@ -3155,21 +2425,6 @@
     </w:p>
     <w:p>
       <w:pPr>
-        <w:pStyle w:val="222222222222222222"/>
-      </w:pPr>
-      <w:bookmarkStart w:id="4" w:name="_Toc231205678"/>
-      <w:r>
-        <w:t xml:space="preserve">1.2. Инструкции по технике безопасности и </w:t>
-      </w:r>
-      <w:proofErr w:type="spellStart"/>
-      <w:r>
-        <w:t>пожароопасности</w:t>
-      </w:r>
-      <w:bookmarkEnd w:id="4"/>
-      <w:proofErr w:type="spellEnd"/>
-    </w:p>
-    <w:p>
-      <w:pPr>
         <w:pStyle w:val="ds-markdown-paragraph"/>
         <w:shd w:val="clear" w:color="auto" w:fill="FFFFFF"/>
         <w:spacing w:before="0" w:beforeAutospacing="0" w:after="0" w:afterAutospacing="0" w:line="360" w:lineRule="auto"/>
@@ -3181,14 +2436,21 @@
           <w:szCs w:val="28"/>
         </w:rPr>
       </w:pPr>
-      <w:r>
-        <w:rPr>
-          <w:color w:val="0F1115"/>
-          <w:sz w:val="28"/>
-          <w:szCs w:val="28"/>
-        </w:rPr>
-        <w:t>В АО «Концерн КЭМЗ» действует инструкция ИПБ-022 «О мерах пожарной безопасности в компьютерных классах и помещениях с вычислительной техникой».</w:t>
-      </w:r>
+    </w:p>
+    <w:p>
+      <w:pPr>
+        <w:pStyle w:val="222222222222222222"/>
+      </w:pPr>
+      <w:bookmarkStart w:id="2" w:name="_Toc231401450"/>
+      <w:r>
+        <w:t xml:space="preserve">1.2. Инструкции по технике безопасности и </w:t>
+      </w:r>
+      <w:proofErr w:type="spellStart"/>
+      <w:r>
+        <w:t>пожароопасности</w:t>
+      </w:r>
+      <w:bookmarkEnd w:id="2"/>
+      <w:proofErr w:type="spellEnd"/>
     </w:p>
     <w:p>
       <w:pPr>
@@ -3205,12 +2467,35 @@
       </w:pPr>
       <w:r>
         <w:rPr>
+          <w:color w:val="0F1115"/>
+          <w:sz w:val="28"/>
+          <w:szCs w:val="28"/>
+        </w:rPr>
+        <w:t>В АО «Концерн КЭМЗ» действует инструкция ИПБ-022 «О мерах пожарной безопасности в компьютерных классах и помещениях с вычислительной техникой».</w:t>
+      </w:r>
+    </w:p>
+    <w:p>
+      <w:pPr>
+        <w:pStyle w:val="ds-markdown-paragraph"/>
+        <w:shd w:val="clear" w:color="auto" w:fill="FFFFFF"/>
+        <w:spacing w:before="0" w:beforeAutospacing="0" w:after="0" w:afterAutospacing="0" w:line="360" w:lineRule="auto"/>
+        <w:ind w:firstLine="709"/>
+        <w:jc w:val="both"/>
+        <w:rPr>
+          <w:color w:val="0F1115"/>
+          <w:sz w:val="28"/>
+          <w:szCs w:val="28"/>
+        </w:rPr>
+      </w:pPr>
+      <w:r>
+        <w:rPr>
           <w:rStyle w:val="a3"/>
           <w:b w:val="0"/>
           <w:color w:val="0F1115"/>
           <w:sz w:val="28"/>
           <w:szCs w:val="28"/>
         </w:rPr>
+        <w:lastRenderedPageBreak/>
         <w:t>Основные правила пожарной безопасности:</w:t>
       </w:r>
     </w:p>
@@ -3237,7 +2522,6 @@
           <w:sz w:val="28"/>
           <w:szCs w:val="28"/>
         </w:rPr>
-        <w:lastRenderedPageBreak/>
         <w:t>Запрещается курить и пользоваться открытым огнём в помещении.</w:t>
       </w:r>
     </w:p>
@@ -3449,19 +2733,27 @@
     </w:p>
     <w:p>
       <w:pPr>
+        <w:pStyle w:val="ds-markdown-paragraph"/>
+        <w:shd w:val="clear" w:color="auto" w:fill="FFFFFF"/>
+        <w:spacing w:before="0" w:beforeAutospacing="0" w:after="0" w:afterAutospacing="0" w:line="360" w:lineRule="auto"/>
+        <w:ind w:left="709"/>
+        <w:jc w:val="both"/>
+        <w:rPr>
+          <w:color w:val="0F1115"/>
+          <w:sz w:val="28"/>
+          <w:szCs w:val="28"/>
+        </w:rPr>
+      </w:pPr>
+    </w:p>
+    <w:p>
+      <w:pPr>
         <w:pStyle w:val="222222222222222222"/>
-        <w:rPr>
-          <w:b w:val="0"/>
-        </w:rPr>
-      </w:pPr>
-      <w:bookmarkStart w:id="5" w:name="_Toc231205679"/>
-      <w:r>
-        <w:rPr>
-          <w:b w:val="0"/>
-        </w:rPr>
+      </w:pPr>
+      <w:bookmarkStart w:id="3" w:name="_Toc231401451"/>
+      <w:r>
         <w:t>1.3. Меры по обеспечению безопасности при работе с компьютерной техникой</w:t>
       </w:r>
-      <w:bookmarkEnd w:id="5"/>
+      <w:bookmarkEnd w:id="3"/>
     </w:p>
     <w:p>
       <w:pPr>
@@ -3634,6 +2926,7 @@
           <w:sz w:val="28"/>
           <w:szCs w:val="28"/>
         </w:rPr>
+        <w:lastRenderedPageBreak/>
         <w:t>Санитарно-гигиенические меры:</w:t>
       </w:r>
     </w:p>
@@ -3686,7 +2979,6 @@
           <w:sz w:val="28"/>
           <w:szCs w:val="28"/>
         </w:rPr>
-        <w:lastRenderedPageBreak/>
         <w:t>Проветривание каждые 2 часа (в тёплое время – сквозное, в холодное – 5–10 минут).</w:t>
       </w:r>
     </w:p>
@@ -3865,6 +3157,7 @@
         <w:pStyle w:val="ds-markdown-paragraph"/>
         <w:shd w:val="clear" w:color="auto" w:fill="FFFFFF"/>
         <w:spacing w:before="0" w:beforeAutospacing="0" w:after="0" w:afterAutospacing="0" w:line="360" w:lineRule="auto"/>
+        <w:ind w:firstLine="709"/>
         <w:jc w:val="both"/>
         <w:rPr>
           <w:color w:val="0F1115"/>
@@ -3872,6 +3165,14 @@
           <w:szCs w:val="28"/>
         </w:rPr>
       </w:pPr>
+      <w:r>
+        <w:rPr>
+          <w:color w:val="0F1115"/>
+          <w:sz w:val="28"/>
+          <w:szCs w:val="28"/>
+        </w:rPr>
+        <w:t>На рисунке 1 представлена как должно выглядеть рабочее место пользователя.</w:t>
+      </w:r>
     </w:p>
     <w:p>
       <w:pPr>
@@ -3902,7 +3203,7 @@
         </w:rPr>
         <w:drawing>
           <wp:inline distT="0" distB="0" distL="0" distR="0">
-            <wp:extent cx="4840629" cy="2838450"/>
+            <wp:extent cx="5587840" cy="3276600"/>
             <wp:effectExtent l="0" t="0" r="0" b="0"/>
             <wp:docPr id="4" name="Рисунок 4" descr="C:\Users\rpk2024.6\Downloads\stol-8.jpg"/>
             <wp:cNvGraphicFramePr>
@@ -3933,7 +3234,7 @@
                   <pic:spPr bwMode="auto">
                     <a:xfrm>
                       <a:off x="0" y="0"/>
-                      <a:ext cx="4894450" cy="2870010"/>
+                      <a:ext cx="5667543" cy="3323336"/>
                     </a:xfrm>
                     <a:prstGeom prst="rect">
                       <a:avLst/>
@@ -3974,7 +3275,18 @@
           <w:szCs w:val="28"/>
           <w:lang w:eastAsia="ru-RU"/>
         </w:rPr>
-        <w:t xml:space="preserve">Скриншот </w:t>
+        <w:t>Рисунок</w:t>
+      </w:r>
+      <w:r>
+        <w:rPr>
+          <w:rFonts w:ascii="Times New Roman" w:eastAsia="Times New Roman" w:hAnsi="Times New Roman" w:cs="Times New Roman"/>
+          <w:bCs/>
+          <w:color w:val="0F1115"/>
+          <w:sz w:val="28"/>
+          <w:szCs w:val="28"/>
+          <w:lang w:eastAsia="ru-RU"/>
+        </w:rPr>
+        <w:t xml:space="preserve"> </w:t>
       </w:r>
       <w:r>
         <w:rPr>
@@ -4043,18 +3355,18 @@
       <w:pPr>
         <w:pStyle w:val="111111111111111"/>
       </w:pPr>
-      <w:bookmarkStart w:id="6" w:name="_Toc231205680"/>
+      <w:bookmarkStart w:id="4" w:name="_Toc231401452"/>
       <w:r>
         <w:lastRenderedPageBreak/>
         <w:t>2. АНАЛИЗ ПРЕДМЕТНОЙ ОБЛАСТИ</w:t>
       </w:r>
-      <w:bookmarkEnd w:id="6"/>
+      <w:bookmarkEnd w:id="4"/>
     </w:p>
     <w:p>
       <w:pPr>
         <w:pStyle w:val="222222222222222222"/>
       </w:pPr>
-      <w:bookmarkStart w:id="7" w:name="_Toc231205681"/>
+      <w:bookmarkStart w:id="5" w:name="_Toc231401453"/>
       <w:r>
         <w:t>2.1. Краткая технико-эконо</w:t>
       </w:r>
@@ -4064,7 +3376,7 @@
       <w:r>
         <w:t>практики</w:t>
       </w:r>
-      <w:bookmarkEnd w:id="7"/>
+      <w:bookmarkEnd w:id="5"/>
     </w:p>
     <w:p>
       <w:pPr>
@@ -4158,6 +3470,31 @@
           <w:lang w:eastAsia="ru-RU"/>
         </w:rPr>
         <w:t>, что приводило к ошибкам и дублированию номеров.</w:t>
+      </w:r>
+    </w:p>
+    <w:p>
+      <w:pPr>
+        <w:shd w:val="clear" w:color="auto" w:fill="FFFFFF"/>
+        <w:spacing w:after="0" w:line="360" w:lineRule="auto"/>
+        <w:ind w:firstLine="709"/>
+        <w:jc w:val="both"/>
+        <w:rPr>
+          <w:rFonts w:ascii="Times New Roman" w:eastAsia="Times New Roman" w:hAnsi="Times New Roman" w:cs="Times New Roman"/>
+          <w:color w:val="0F1115"/>
+          <w:sz w:val="28"/>
+          <w:szCs w:val="28"/>
+          <w:lang w:eastAsia="ru-RU"/>
+        </w:rPr>
+      </w:pPr>
+      <w:r>
+        <w:rPr>
+          <w:rFonts w:ascii="Times New Roman" w:eastAsia="Times New Roman" w:hAnsi="Times New Roman" w:cs="Times New Roman"/>
+          <w:color w:val="0F1115"/>
+          <w:sz w:val="28"/>
+          <w:szCs w:val="28"/>
+          <w:lang w:eastAsia="ru-RU"/>
+        </w:rPr>
+        <w:t>На рисунке 2 представлен логотип организации АО «Концерн КЭМЗ».</w:t>
       </w:r>
     </w:p>
     <w:p>
@@ -4190,8 +3527,8 @@
         </w:rPr>
         <w:drawing>
           <wp:inline distT="0" distB="0" distL="0" distR="0">
-            <wp:extent cx="3743734" cy="3924300"/>
-            <wp:effectExtent l="0" t="0" r="9525" b="0"/>
+            <wp:extent cx="4407066" cy="4619625"/>
+            <wp:effectExtent l="0" t="0" r="0" b="0"/>
             <wp:docPr id="6" name="Рисунок 6" descr="C:\Users\rpk2024.6\Downloads\i.jpg"/>
             <wp:cNvGraphicFramePr>
               <a:graphicFrameLocks xmlns:a="http://schemas.openxmlformats.org/drawingml/2006/main" noChangeAspect="1"/>
@@ -4221,7 +3558,7 @@
                   <pic:spPr bwMode="auto">
                     <a:xfrm>
                       <a:off x="0" y="0"/>
-                      <a:ext cx="3746639" cy="3927345"/>
+                      <a:ext cx="4430173" cy="4643846"/>
                     </a:xfrm>
                     <a:prstGeom prst="rect">
                       <a:avLst/>
@@ -4305,6 +3642,26 @@
           <w:lang w:eastAsia="ru-RU"/>
         </w:rPr>
       </w:pPr>
+      <w:r>
+        <w:rPr>
+          <w:rFonts w:ascii="Times New Roman" w:eastAsia="Times New Roman" w:hAnsi="Times New Roman" w:cs="Times New Roman"/>
+          <w:b/>
+          <w:bCs/>
+          <w:color w:val="0F1115"/>
+          <w:sz w:val="28"/>
+          <w:szCs w:val="28"/>
+          <w:lang w:eastAsia="ru-RU"/>
+        </w:rPr>
+        <w:lastRenderedPageBreak/>
+        <w:t>2</w:t>
+      </w:r>
+      <w:r>
+        <w:rPr>
+          <w:rStyle w:val="2222222222222222220"/>
+          <w:rFonts w:eastAsiaTheme="minorHAnsi"/>
+        </w:rPr>
+        <w:t>.2. Состав технических средств подразделения</w:t>
+      </w:r>
     </w:p>
     <w:p>
       <w:pPr>
@@ -4312,17 +3669,24 @@
         <w:spacing w:after="0" w:line="360" w:lineRule="auto"/>
         <w:ind w:firstLine="709"/>
         <w:jc w:val="both"/>
-        <w:outlineLvl w:val="2"/>
-        <w:rPr>
-          <w:rFonts w:ascii="Times New Roman" w:eastAsia="Times New Roman" w:hAnsi="Times New Roman" w:cs="Times New Roman"/>
-          <w:b/>
-          <w:bCs/>
-          <w:color w:val="0F1115"/>
-          <w:sz w:val="28"/>
-          <w:szCs w:val="28"/>
-          <w:lang w:eastAsia="ru-RU"/>
-        </w:rPr>
-      </w:pPr>
+        <w:rPr>
+          <w:rFonts w:ascii="Times New Roman" w:eastAsia="Times New Roman" w:hAnsi="Times New Roman" w:cs="Times New Roman"/>
+          <w:color w:val="0F1115"/>
+          <w:sz w:val="28"/>
+          <w:szCs w:val="28"/>
+          <w:lang w:eastAsia="ru-RU"/>
+        </w:rPr>
+      </w:pPr>
+      <w:r>
+        <w:rPr>
+          <w:rFonts w:ascii="Times New Roman" w:eastAsia="Times New Roman" w:hAnsi="Times New Roman" w:cs="Times New Roman"/>
+          <w:color w:val="0F1115"/>
+          <w:sz w:val="28"/>
+          <w:szCs w:val="28"/>
+          <w:lang w:eastAsia="ru-RU"/>
+        </w:rPr>
+        <w:t>Техническое оснащение представлено в таблице 1.</w:t>
+      </w:r>
     </w:p>
     <w:p>
       <w:pPr>
@@ -4330,87 +3694,6 @@
         <w:spacing w:after="0" w:line="360" w:lineRule="auto"/>
         <w:ind w:firstLine="709"/>
         <w:jc w:val="both"/>
-        <w:outlineLvl w:val="2"/>
-        <w:rPr>
-          <w:rFonts w:ascii="Times New Roman" w:eastAsia="Times New Roman" w:hAnsi="Times New Roman" w:cs="Times New Roman"/>
-          <w:b/>
-          <w:bCs/>
-          <w:color w:val="0F1115"/>
-          <w:sz w:val="28"/>
-          <w:szCs w:val="28"/>
-          <w:lang w:eastAsia="ru-RU"/>
-        </w:rPr>
-      </w:pPr>
-    </w:p>
-    <w:p>
-      <w:pPr>
-        <w:shd w:val="clear" w:color="auto" w:fill="FFFFFF"/>
-        <w:spacing w:after="0" w:line="360" w:lineRule="auto"/>
-        <w:ind w:firstLine="709"/>
-        <w:jc w:val="both"/>
-        <w:outlineLvl w:val="2"/>
-        <w:rPr>
-          <w:rFonts w:ascii="Times New Roman" w:eastAsia="Times New Roman" w:hAnsi="Times New Roman" w:cs="Times New Roman"/>
-          <w:b/>
-          <w:bCs/>
-          <w:color w:val="0F1115"/>
-          <w:sz w:val="28"/>
-          <w:szCs w:val="28"/>
-          <w:lang w:eastAsia="ru-RU"/>
-        </w:rPr>
-      </w:pPr>
-      <w:r>
-        <w:rPr>
-          <w:rFonts w:ascii="Times New Roman" w:eastAsia="Times New Roman" w:hAnsi="Times New Roman" w:cs="Times New Roman"/>
-          <w:b/>
-          <w:bCs/>
-          <w:color w:val="0F1115"/>
-          <w:sz w:val="28"/>
-          <w:szCs w:val="28"/>
-          <w:lang w:eastAsia="ru-RU"/>
-        </w:rPr>
-        <w:lastRenderedPageBreak/>
-        <w:t>2</w:t>
-      </w:r>
-      <w:r>
-        <w:rPr>
-          <w:rStyle w:val="2222222222222222220"/>
-          <w:rFonts w:eastAsiaTheme="minorHAnsi"/>
-        </w:rPr>
-        <w:t>.2. Состав технических средств подразделения</w:t>
-      </w:r>
-    </w:p>
-    <w:p>
-      <w:pPr>
-        <w:shd w:val="clear" w:color="auto" w:fill="FFFFFF"/>
-        <w:spacing w:after="0" w:line="360" w:lineRule="auto"/>
-        <w:ind w:firstLine="709"/>
-        <w:jc w:val="both"/>
-        <w:rPr>
-          <w:rFonts w:ascii="Times New Roman" w:eastAsia="Times New Roman" w:hAnsi="Times New Roman" w:cs="Times New Roman"/>
-          <w:color w:val="0F1115"/>
-          <w:sz w:val="28"/>
-          <w:szCs w:val="28"/>
-          <w:lang w:eastAsia="ru-RU"/>
-        </w:rPr>
-      </w:pPr>
-      <w:r>
-        <w:rPr>
-          <w:rFonts w:ascii="Times New Roman" w:eastAsia="Times New Roman" w:hAnsi="Times New Roman" w:cs="Times New Roman"/>
-          <w:color w:val="0F1115"/>
-          <w:sz w:val="28"/>
-          <w:szCs w:val="28"/>
-          <w:lang w:eastAsia="ru-RU"/>
-        </w:rPr>
-        <w:t>Техническое оснащение представлено в таблице 1.</w:t>
-      </w:r>
-    </w:p>
-    <w:p>
-      <w:pPr>
-        <w:shd w:val="clear" w:color="auto" w:fill="FFFFFF"/>
-        <w:spacing w:after="0" w:line="360" w:lineRule="auto"/>
-        <w:ind w:firstLine="709"/>
-        <w:jc w:val="both"/>
         <w:rPr>
           <w:rFonts w:ascii="Times New Roman" w:eastAsia="Times New Roman" w:hAnsi="Times New Roman" w:cs="Times New Roman"/>
           <w:color w:val="0F1115"/>
@@ -4433,7 +3716,7 @@
     </w:p>
     <w:tbl>
       <w:tblPr>
-        <w:tblW w:w="7852" w:type="dxa"/>
+        <w:tblW w:w="7312" w:type="dxa"/>
         <w:tblBorders>
           <w:top w:val="single" w:sz="4" w:space="0" w:color="auto"/>
           <w:left w:val="single" w:sz="4" w:space="0" w:color="auto"/>
@@ -4451,12 +3734,12 @@
         <w:tblLook w:val="04A0" w:firstRow="1" w:lastRow="0" w:firstColumn="1" w:lastColumn="0" w:noHBand="0" w:noVBand="1"/>
       </w:tblPr>
       <w:tblGrid>
-        <w:gridCol w:w="3042"/>
-        <w:gridCol w:w="4810"/>
+        <w:gridCol w:w="2833"/>
+        <w:gridCol w:w="4479"/>
       </w:tblGrid>
       <w:tr>
         <w:trPr>
-          <w:trHeight w:val="217"/>
+          <w:trHeight w:val="520"/>
           <w:tblHeader/>
         </w:trPr>
         <w:tc>
@@ -4474,7 +3757,6 @@
           <w:p>
             <w:pPr>
               <w:spacing w:after="0" w:line="240" w:lineRule="auto"/>
-              <w:jc w:val="both"/>
               <w:rPr>
                 <w:rFonts w:ascii="Times New Roman" w:eastAsia="Times New Roman" w:hAnsi="Times New Roman" w:cs="Times New Roman"/>
                 <w:sz w:val="24"/>
@@ -4508,7 +3790,6 @@
           <w:p>
             <w:pPr>
               <w:spacing w:after="0" w:line="240" w:lineRule="auto"/>
-              <w:jc w:val="both"/>
               <w:rPr>
                 <w:rFonts w:ascii="Times New Roman" w:eastAsia="Times New Roman" w:hAnsi="Times New Roman" w:cs="Times New Roman"/>
                 <w:sz w:val="24"/>
@@ -4530,7 +3811,7 @@
       </w:tr>
       <w:tr>
         <w:trPr>
-          <w:trHeight w:val="227"/>
+          <w:trHeight w:val="544"/>
         </w:trPr>
         <w:tc>
           <w:tcPr>
@@ -4547,7 +3828,6 @@
           <w:p>
             <w:pPr>
               <w:spacing w:after="0" w:line="240" w:lineRule="auto"/>
-              <w:jc w:val="both"/>
               <w:rPr>
                 <w:rFonts w:ascii="Times New Roman" w:eastAsia="Times New Roman" w:hAnsi="Times New Roman" w:cs="Times New Roman"/>
                 <w:sz w:val="24"/>
@@ -4581,7 +3861,6 @@
           <w:p>
             <w:pPr>
               <w:spacing w:after="0" w:line="240" w:lineRule="auto"/>
-              <w:jc w:val="both"/>
               <w:rPr>
                 <w:rFonts w:ascii="Times New Roman" w:eastAsia="Times New Roman" w:hAnsi="Times New Roman" w:cs="Times New Roman"/>
                 <w:sz w:val="24"/>
@@ -4648,7 +3927,7 @@
       </w:tr>
       <w:tr>
         <w:trPr>
-          <w:trHeight w:val="217"/>
+          <w:trHeight w:val="520"/>
         </w:trPr>
         <w:tc>
           <w:tcPr>
@@ -4665,7 +3944,6 @@
           <w:p>
             <w:pPr>
               <w:spacing w:after="0" w:line="240" w:lineRule="auto"/>
-              <w:jc w:val="both"/>
               <w:rPr>
                 <w:rFonts w:ascii="Times New Roman" w:eastAsia="Times New Roman" w:hAnsi="Times New Roman" w:cs="Times New Roman"/>
                 <w:sz w:val="24"/>
@@ -4699,7 +3977,6 @@
           <w:p>
             <w:pPr>
               <w:spacing w:after="0" w:line="240" w:lineRule="auto"/>
-              <w:jc w:val="both"/>
               <w:rPr>
                 <w:rFonts w:ascii="Times New Roman" w:eastAsia="Times New Roman" w:hAnsi="Times New Roman" w:cs="Times New Roman"/>
                 <w:sz w:val="24"/>
@@ -4743,7 +4020,7 @@
       </w:tr>
       <w:tr>
         <w:trPr>
-          <w:trHeight w:val="227"/>
+          <w:trHeight w:val="544"/>
         </w:trPr>
         <w:tc>
           <w:tcPr>
@@ -4760,7 +4037,6 @@
           <w:p>
             <w:pPr>
               <w:spacing w:after="0" w:line="240" w:lineRule="auto"/>
-              <w:jc w:val="both"/>
               <w:rPr>
                 <w:rFonts w:ascii="Times New Roman" w:eastAsia="Times New Roman" w:hAnsi="Times New Roman" w:cs="Times New Roman"/>
                 <w:sz w:val="24"/>
@@ -4794,7 +4070,6 @@
           <w:p>
             <w:pPr>
               <w:spacing w:after="0" w:line="240" w:lineRule="auto"/>
-              <w:jc w:val="both"/>
               <w:rPr>
                 <w:rFonts w:ascii="Times New Roman" w:eastAsia="Times New Roman" w:hAnsi="Times New Roman" w:cs="Times New Roman"/>
                 <w:sz w:val="24"/>
@@ -4856,7 +4131,7 @@
       </w:tr>
       <w:tr>
         <w:trPr>
-          <w:trHeight w:val="217"/>
+          <w:trHeight w:val="520"/>
         </w:trPr>
         <w:tc>
           <w:tcPr>
@@ -4873,7 +4148,6 @@
           <w:p>
             <w:pPr>
               <w:spacing w:after="0" w:line="240" w:lineRule="auto"/>
-              <w:jc w:val="both"/>
               <w:rPr>
                 <w:rFonts w:ascii="Times New Roman" w:eastAsia="Times New Roman" w:hAnsi="Times New Roman" w:cs="Times New Roman"/>
                 <w:sz w:val="24"/>
@@ -4907,7 +4181,6 @@
           <w:p>
             <w:pPr>
               <w:spacing w:after="0" w:line="240" w:lineRule="auto"/>
-              <w:jc w:val="both"/>
               <w:rPr>
                 <w:rFonts w:ascii="Times New Roman" w:eastAsia="Times New Roman" w:hAnsi="Times New Roman" w:cs="Times New Roman"/>
                 <w:sz w:val="24"/>
@@ -4951,7 +4224,7 @@
       </w:tr>
       <w:tr>
         <w:trPr>
-          <w:trHeight w:val="227"/>
+          <w:trHeight w:val="544"/>
         </w:trPr>
         <w:tc>
           <w:tcPr>
@@ -4968,7 +4241,6 @@
           <w:p>
             <w:pPr>
               <w:spacing w:after="0" w:line="240" w:lineRule="auto"/>
-              <w:jc w:val="both"/>
               <w:rPr>
                 <w:rFonts w:ascii="Times New Roman" w:eastAsia="Times New Roman" w:hAnsi="Times New Roman" w:cs="Times New Roman"/>
                 <w:sz w:val="24"/>
@@ -5002,7 +4274,6 @@
           <w:p>
             <w:pPr>
               <w:spacing w:after="0" w:line="240" w:lineRule="auto"/>
-              <w:jc w:val="both"/>
               <w:rPr>
                 <w:rFonts w:ascii="Times New Roman" w:eastAsia="Times New Roman" w:hAnsi="Times New Roman" w:cs="Times New Roman"/>
                 <w:sz w:val="24"/>
@@ -5082,11 +4353,11 @@
       <w:pPr>
         <w:pStyle w:val="222222222222222222"/>
       </w:pPr>
-      <w:bookmarkStart w:id="8" w:name="_Toc231205682"/>
+      <w:bookmarkStart w:id="6" w:name="_Toc231401454"/>
       <w:r>
         <w:t>2.3. Состав программного обеспечения и тематика решаемых задач структурным подразделением</w:t>
       </w:r>
-      <w:bookmarkEnd w:id="8"/>
+      <w:bookmarkEnd w:id="6"/>
     </w:p>
     <w:p>
       <w:pPr>
@@ -5364,11 +4635,17 @@
     </w:p>
     <w:p>
       <w:pPr>
-        <w:shd w:val="clear" w:color="auto" w:fill="FFFFFF"/>
-        <w:spacing w:after="0" w:line="360" w:lineRule="auto"/>
-        <w:ind w:firstLine="709"/>
-        <w:jc w:val="both"/>
-        <w:outlineLvl w:val="2"/>
+        <w:pStyle w:val="222222222222222222"/>
+      </w:pPr>
+      <w:bookmarkStart w:id="7" w:name="_Toc231401455"/>
+    </w:p>
+    <w:p>
+      <w:pPr>
+        <w:pStyle w:val="222222222222222222"/>
+      </w:pPr>
+    </w:p>
+    <w:p>
+      <w:pPr>
         <w:rPr>
           <w:rFonts w:ascii="Times New Roman" w:eastAsia="Times New Roman" w:hAnsi="Times New Roman" w:cs="Times New Roman"/>
           <w:b/>
@@ -5379,143 +4656,19 @@
           <w:lang w:eastAsia="ru-RU"/>
         </w:rPr>
       </w:pPr>
-    </w:p>
-    <w:p>
-      <w:pPr>
-        <w:shd w:val="clear" w:color="auto" w:fill="FFFFFF"/>
-        <w:spacing w:after="0" w:line="360" w:lineRule="auto"/>
-        <w:ind w:firstLine="709"/>
-        <w:jc w:val="both"/>
-        <w:outlineLvl w:val="2"/>
-        <w:rPr>
-          <w:rFonts w:ascii="Times New Roman" w:eastAsia="Times New Roman" w:hAnsi="Times New Roman" w:cs="Times New Roman"/>
-          <w:b/>
-          <w:bCs/>
-          <w:color w:val="0F1115"/>
-          <w:sz w:val="28"/>
-          <w:szCs w:val="28"/>
-          <w:lang w:eastAsia="ru-RU"/>
-        </w:rPr>
-      </w:pPr>
-    </w:p>
-    <w:p>
-      <w:pPr>
-        <w:shd w:val="clear" w:color="auto" w:fill="FFFFFF"/>
-        <w:spacing w:after="0" w:line="360" w:lineRule="auto"/>
-        <w:ind w:firstLine="709"/>
-        <w:jc w:val="both"/>
-        <w:outlineLvl w:val="2"/>
-        <w:rPr>
-          <w:rFonts w:ascii="Times New Roman" w:eastAsia="Times New Roman" w:hAnsi="Times New Roman" w:cs="Times New Roman"/>
-          <w:b/>
-          <w:bCs/>
-          <w:color w:val="0F1115"/>
-          <w:sz w:val="28"/>
-          <w:szCs w:val="28"/>
-          <w:lang w:eastAsia="ru-RU"/>
-        </w:rPr>
-      </w:pPr>
-    </w:p>
-    <w:p>
-      <w:pPr>
-        <w:shd w:val="clear" w:color="auto" w:fill="FFFFFF"/>
-        <w:spacing w:after="0" w:line="360" w:lineRule="auto"/>
-        <w:ind w:firstLine="709"/>
-        <w:jc w:val="both"/>
-        <w:outlineLvl w:val="2"/>
-        <w:rPr>
-          <w:rFonts w:ascii="Times New Roman" w:eastAsia="Times New Roman" w:hAnsi="Times New Roman" w:cs="Times New Roman"/>
-          <w:b/>
-          <w:bCs/>
-          <w:color w:val="0F1115"/>
-          <w:sz w:val="28"/>
-          <w:szCs w:val="28"/>
-          <w:lang w:eastAsia="ru-RU"/>
-        </w:rPr>
-      </w:pPr>
-    </w:p>
-    <w:p>
-      <w:pPr>
-        <w:shd w:val="clear" w:color="auto" w:fill="FFFFFF"/>
-        <w:spacing w:after="0" w:line="360" w:lineRule="auto"/>
-        <w:ind w:firstLine="709"/>
-        <w:jc w:val="both"/>
-        <w:outlineLvl w:val="2"/>
-        <w:rPr>
-          <w:rFonts w:ascii="Times New Roman" w:eastAsia="Times New Roman" w:hAnsi="Times New Roman" w:cs="Times New Roman"/>
-          <w:b/>
-          <w:bCs/>
-          <w:color w:val="0F1115"/>
-          <w:sz w:val="28"/>
-          <w:szCs w:val="28"/>
-          <w:lang w:eastAsia="ru-RU"/>
-        </w:rPr>
-      </w:pPr>
-    </w:p>
-    <w:p>
-      <w:pPr>
-        <w:shd w:val="clear" w:color="auto" w:fill="FFFFFF"/>
-        <w:spacing w:after="0" w:line="360" w:lineRule="auto"/>
-        <w:ind w:firstLine="709"/>
-        <w:jc w:val="both"/>
-        <w:outlineLvl w:val="2"/>
-        <w:rPr>
-          <w:rFonts w:ascii="Times New Roman" w:eastAsia="Times New Roman" w:hAnsi="Times New Roman" w:cs="Times New Roman"/>
-          <w:b/>
-          <w:bCs/>
-          <w:color w:val="0F1115"/>
-          <w:sz w:val="28"/>
-          <w:szCs w:val="28"/>
-          <w:lang w:eastAsia="ru-RU"/>
-        </w:rPr>
-      </w:pPr>
-    </w:p>
-    <w:p>
-      <w:pPr>
-        <w:shd w:val="clear" w:color="auto" w:fill="FFFFFF"/>
-        <w:spacing w:after="0" w:line="360" w:lineRule="auto"/>
-        <w:ind w:firstLine="709"/>
-        <w:jc w:val="both"/>
-        <w:outlineLvl w:val="2"/>
-        <w:rPr>
-          <w:rFonts w:ascii="Times New Roman" w:eastAsia="Times New Roman" w:hAnsi="Times New Roman" w:cs="Times New Roman"/>
-          <w:b/>
-          <w:bCs/>
-          <w:color w:val="0F1115"/>
-          <w:sz w:val="28"/>
-          <w:szCs w:val="28"/>
-          <w:lang w:eastAsia="ru-RU"/>
-        </w:rPr>
-      </w:pPr>
-    </w:p>
-    <w:p>
-      <w:pPr>
-        <w:shd w:val="clear" w:color="auto" w:fill="FFFFFF"/>
-        <w:spacing w:after="0" w:line="360" w:lineRule="auto"/>
-        <w:ind w:firstLine="709"/>
-        <w:jc w:val="both"/>
-        <w:outlineLvl w:val="2"/>
-        <w:rPr>
-          <w:rFonts w:ascii="Times New Roman" w:eastAsia="Times New Roman" w:hAnsi="Times New Roman" w:cs="Times New Roman"/>
-          <w:b/>
-          <w:bCs/>
-          <w:color w:val="0F1115"/>
-          <w:sz w:val="28"/>
-          <w:szCs w:val="28"/>
-          <w:lang w:eastAsia="ru-RU"/>
-        </w:rPr>
-      </w:pPr>
+      <w:r>
+        <w:br w:type="page"/>
+      </w:r>
     </w:p>
     <w:p>
       <w:pPr>
         <w:pStyle w:val="222222222222222222"/>
       </w:pPr>
-      <w:bookmarkStart w:id="9" w:name="_Toc231205683"/>
       <w:r>
         <w:lastRenderedPageBreak/>
         <w:t>2.4. Анализ требований к разрабатываемому программному модулю</w:t>
       </w:r>
-      <w:bookmarkEnd w:id="9"/>
+      <w:bookmarkEnd w:id="7"/>
     </w:p>
     <w:p>
       <w:pPr>
@@ -5612,7 +4765,6 @@
           <w:p>
             <w:pPr>
               <w:spacing w:after="0" w:line="240" w:lineRule="auto"/>
-              <w:jc w:val="both"/>
               <w:rPr>
                 <w:rFonts w:ascii="Times New Roman" w:eastAsia="Times New Roman" w:hAnsi="Times New Roman" w:cs="Times New Roman"/>
                 <w:sz w:val="24"/>
@@ -5646,7 +4798,6 @@
           <w:p>
             <w:pPr>
               <w:spacing w:after="0" w:line="240" w:lineRule="auto"/>
-              <w:jc w:val="both"/>
               <w:rPr>
                 <w:rFonts w:ascii="Times New Roman" w:eastAsia="Times New Roman" w:hAnsi="Times New Roman" w:cs="Times New Roman"/>
                 <w:sz w:val="24"/>
@@ -5680,7 +4831,6 @@
           <w:p>
             <w:pPr>
               <w:spacing w:after="0" w:line="240" w:lineRule="auto"/>
-              <w:jc w:val="both"/>
               <w:rPr>
                 <w:rFonts w:ascii="Times New Roman" w:eastAsia="Times New Roman" w:hAnsi="Times New Roman" w:cs="Times New Roman"/>
                 <w:sz w:val="24"/>
@@ -5719,7 +4869,6 @@
           <w:p>
             <w:pPr>
               <w:spacing w:after="0" w:line="240" w:lineRule="auto"/>
-              <w:jc w:val="both"/>
               <w:rPr>
                 <w:rFonts w:ascii="Times New Roman" w:eastAsia="Times New Roman" w:hAnsi="Times New Roman" w:cs="Times New Roman"/>
                 <w:sz w:val="24"/>
@@ -5753,7 +4902,6 @@
           <w:p>
             <w:pPr>
               <w:spacing w:after="0" w:line="240" w:lineRule="auto"/>
-              <w:jc w:val="both"/>
               <w:rPr>
                 <w:rFonts w:ascii="Times New Roman" w:eastAsia="Times New Roman" w:hAnsi="Times New Roman" w:cs="Times New Roman"/>
                 <w:sz w:val="24"/>
@@ -5787,7 +4935,6 @@
           <w:p>
             <w:pPr>
               <w:spacing w:after="0" w:line="240" w:lineRule="auto"/>
-              <w:jc w:val="both"/>
               <w:rPr>
                 <w:rFonts w:ascii="Times New Roman" w:eastAsia="Times New Roman" w:hAnsi="Times New Roman" w:cs="Times New Roman"/>
                 <w:sz w:val="24"/>
@@ -5826,7 +4973,6 @@
           <w:p>
             <w:pPr>
               <w:spacing w:after="0" w:line="240" w:lineRule="auto"/>
-              <w:jc w:val="both"/>
               <w:rPr>
                 <w:rFonts w:ascii="Times New Roman" w:eastAsia="Times New Roman" w:hAnsi="Times New Roman" w:cs="Times New Roman"/>
                 <w:sz w:val="24"/>
@@ -5860,7 +5006,6 @@
           <w:p>
             <w:pPr>
               <w:spacing w:after="0" w:line="240" w:lineRule="auto"/>
-              <w:jc w:val="both"/>
               <w:rPr>
                 <w:rFonts w:ascii="Times New Roman" w:eastAsia="Times New Roman" w:hAnsi="Times New Roman" w:cs="Times New Roman"/>
                 <w:sz w:val="24"/>
@@ -5894,7 +5039,6 @@
           <w:p>
             <w:pPr>
               <w:spacing w:after="0" w:line="240" w:lineRule="auto"/>
-              <w:jc w:val="both"/>
               <w:rPr>
                 <w:rFonts w:ascii="Times New Roman" w:eastAsia="Times New Roman" w:hAnsi="Times New Roman" w:cs="Times New Roman"/>
                 <w:sz w:val="24"/>
@@ -5933,7 +5077,6 @@
           <w:p>
             <w:pPr>
               <w:spacing w:after="0" w:line="240" w:lineRule="auto"/>
-              <w:jc w:val="both"/>
               <w:rPr>
                 <w:rFonts w:ascii="Times New Roman" w:eastAsia="Times New Roman" w:hAnsi="Times New Roman" w:cs="Times New Roman"/>
                 <w:sz w:val="24"/>
@@ -5967,7 +5110,6 @@
           <w:p>
             <w:pPr>
               <w:spacing w:after="0" w:line="240" w:lineRule="auto"/>
-              <w:jc w:val="both"/>
               <w:rPr>
                 <w:rFonts w:ascii="Times New Roman" w:eastAsia="Times New Roman" w:hAnsi="Times New Roman" w:cs="Times New Roman"/>
                 <w:sz w:val="24"/>
@@ -6001,7 +5143,6 @@
           <w:p>
             <w:pPr>
               <w:spacing w:after="0" w:line="240" w:lineRule="auto"/>
-              <w:jc w:val="both"/>
               <w:rPr>
                 <w:rFonts w:ascii="Times New Roman" w:eastAsia="Times New Roman" w:hAnsi="Times New Roman" w:cs="Times New Roman"/>
                 <w:sz w:val="24"/>
@@ -6040,7 +5181,6 @@
           <w:p>
             <w:pPr>
               <w:spacing w:after="0" w:line="240" w:lineRule="auto"/>
-              <w:jc w:val="both"/>
               <w:rPr>
                 <w:rFonts w:ascii="Times New Roman" w:eastAsia="Times New Roman" w:hAnsi="Times New Roman" w:cs="Times New Roman"/>
                 <w:sz w:val="24"/>
@@ -6074,7 +5214,6 @@
           <w:p>
             <w:pPr>
               <w:spacing w:after="0" w:line="240" w:lineRule="auto"/>
-              <w:jc w:val="both"/>
               <w:rPr>
                 <w:rFonts w:ascii="Times New Roman" w:eastAsia="Times New Roman" w:hAnsi="Times New Roman" w:cs="Times New Roman"/>
                 <w:sz w:val="24"/>
@@ -6108,7 +5247,6 @@
           <w:p>
             <w:pPr>
               <w:spacing w:after="0" w:line="240" w:lineRule="auto"/>
-              <w:jc w:val="both"/>
               <w:rPr>
                 <w:rFonts w:ascii="Times New Roman" w:eastAsia="Times New Roman" w:hAnsi="Times New Roman" w:cs="Times New Roman"/>
                 <w:sz w:val="24"/>
@@ -6147,7 +5285,6 @@
           <w:p>
             <w:pPr>
               <w:spacing w:after="0" w:line="240" w:lineRule="auto"/>
-              <w:jc w:val="both"/>
               <w:rPr>
                 <w:rFonts w:ascii="Times New Roman" w:eastAsia="Times New Roman" w:hAnsi="Times New Roman" w:cs="Times New Roman"/>
                 <w:sz w:val="24"/>
@@ -6181,7 +5318,6 @@
           <w:p>
             <w:pPr>
               <w:spacing w:after="0" w:line="240" w:lineRule="auto"/>
-              <w:jc w:val="both"/>
               <w:rPr>
                 <w:rFonts w:ascii="Times New Roman" w:eastAsia="Times New Roman" w:hAnsi="Times New Roman" w:cs="Times New Roman"/>
                 <w:sz w:val="24"/>
@@ -6215,7 +5351,6 @@
           <w:p>
             <w:pPr>
               <w:spacing w:after="0" w:line="240" w:lineRule="auto"/>
-              <w:jc w:val="both"/>
               <w:rPr>
                 <w:rFonts w:ascii="Times New Roman" w:eastAsia="Times New Roman" w:hAnsi="Times New Roman" w:cs="Times New Roman"/>
                 <w:sz w:val="24"/>
@@ -6254,7 +5389,6 @@
           <w:p>
             <w:pPr>
               <w:spacing w:after="0" w:line="240" w:lineRule="auto"/>
-              <w:jc w:val="both"/>
               <w:rPr>
                 <w:rFonts w:ascii="Times New Roman" w:eastAsia="Times New Roman" w:hAnsi="Times New Roman" w:cs="Times New Roman"/>
                 <w:sz w:val="24"/>
@@ -6288,7 +5422,6 @@
           <w:p>
             <w:pPr>
               <w:spacing w:after="0" w:line="240" w:lineRule="auto"/>
-              <w:jc w:val="both"/>
               <w:rPr>
                 <w:rFonts w:ascii="Times New Roman" w:eastAsia="Times New Roman" w:hAnsi="Times New Roman" w:cs="Times New Roman"/>
                 <w:sz w:val="24"/>
@@ -6333,7 +5466,6 @@
           <w:p>
             <w:pPr>
               <w:spacing w:after="0" w:line="240" w:lineRule="auto"/>
-              <w:jc w:val="both"/>
               <w:rPr>
                 <w:rFonts w:ascii="Times New Roman" w:eastAsia="Times New Roman" w:hAnsi="Times New Roman" w:cs="Times New Roman"/>
                 <w:sz w:val="24"/>
@@ -6372,7 +5504,6 @@
           <w:p>
             <w:pPr>
               <w:spacing w:after="0" w:line="240" w:lineRule="auto"/>
-              <w:jc w:val="both"/>
               <w:rPr>
                 <w:rFonts w:ascii="Times New Roman" w:eastAsia="Times New Roman" w:hAnsi="Times New Roman" w:cs="Times New Roman"/>
                 <w:sz w:val="24"/>
@@ -6406,7 +5537,6 @@
           <w:p>
             <w:pPr>
               <w:spacing w:after="0" w:line="240" w:lineRule="auto"/>
-              <w:jc w:val="both"/>
               <w:rPr>
                 <w:rFonts w:ascii="Times New Roman" w:eastAsia="Times New Roman" w:hAnsi="Times New Roman" w:cs="Times New Roman"/>
                 <w:sz w:val="24"/>
@@ -6440,7 +5570,6 @@
           <w:p>
             <w:pPr>
               <w:spacing w:after="0" w:line="240" w:lineRule="auto"/>
-              <w:jc w:val="both"/>
               <w:rPr>
                 <w:rFonts w:ascii="Times New Roman" w:eastAsia="Times New Roman" w:hAnsi="Times New Roman" w:cs="Times New Roman"/>
                 <w:sz w:val="24"/>
@@ -6479,7 +5608,6 @@
           <w:p>
             <w:pPr>
               <w:spacing w:after="0" w:line="240" w:lineRule="auto"/>
-              <w:jc w:val="both"/>
               <w:rPr>
                 <w:rFonts w:ascii="Times New Roman" w:eastAsia="Times New Roman" w:hAnsi="Times New Roman" w:cs="Times New Roman"/>
                 <w:sz w:val="24"/>
@@ -6513,7 +5641,6 @@
           <w:p>
             <w:pPr>
               <w:spacing w:after="0" w:line="240" w:lineRule="auto"/>
-              <w:jc w:val="both"/>
               <w:rPr>
                 <w:rFonts w:ascii="Times New Roman" w:eastAsia="Times New Roman" w:hAnsi="Times New Roman" w:cs="Times New Roman"/>
                 <w:sz w:val="24"/>
@@ -6547,7 +5674,6 @@
           <w:p>
             <w:pPr>
               <w:spacing w:after="0" w:line="240" w:lineRule="auto"/>
-              <w:jc w:val="both"/>
               <w:rPr>
                 <w:rFonts w:ascii="Times New Roman" w:eastAsia="Times New Roman" w:hAnsi="Times New Roman" w:cs="Times New Roman"/>
                 <w:sz w:val="24"/>
@@ -6593,27 +5719,29 @@
         </w:rPr>
         <w:br w:type="page"/>
       </w:r>
+      <w:bookmarkStart w:id="8" w:name="_GoBack"/>
+      <w:bookmarkEnd w:id="8"/>
     </w:p>
     <w:p>
       <w:pPr>
         <w:pStyle w:val="111111111111111"/>
       </w:pPr>
-      <w:bookmarkStart w:id="10" w:name="_Toc231205684"/>
+      <w:bookmarkStart w:id="9" w:name="_Toc231401456"/>
       <w:r>
         <w:lastRenderedPageBreak/>
         <w:t>3. РАЗРАБОТКА СПЕЦИФИКАЦИЙ</w:t>
       </w:r>
+      <w:bookmarkEnd w:id="9"/>
+    </w:p>
+    <w:p>
+      <w:pPr>
+        <w:pStyle w:val="222222222222222222"/>
+      </w:pPr>
+      <w:bookmarkStart w:id="10" w:name="_Toc231401457"/>
+      <w:r>
+        <w:t>3.1. Описание функциональной спецификации модуля</w:t>
+      </w:r>
       <w:bookmarkEnd w:id="10"/>
-    </w:p>
-    <w:p>
-      <w:pPr>
-        <w:pStyle w:val="222222222222222222"/>
-      </w:pPr>
-      <w:bookmarkStart w:id="11" w:name="_Toc231205685"/>
-      <w:r>
-        <w:t>3.1. Описание функциональной спецификации модуля</w:t>
-      </w:r>
-      <w:bookmarkEnd w:id="11"/>
     </w:p>
     <w:p>
       <w:pPr>
@@ -6987,6 +6115,31 @@
         <w:shd w:val="clear" w:color="auto" w:fill="FFFFFF"/>
         <w:spacing w:after="0" w:line="360" w:lineRule="auto"/>
         <w:ind w:firstLine="709"/>
+        <w:jc w:val="both"/>
+        <w:rPr>
+          <w:rFonts w:ascii="Times New Roman" w:eastAsia="Times New Roman" w:hAnsi="Times New Roman" w:cs="Times New Roman"/>
+          <w:color w:val="0F1115"/>
+          <w:sz w:val="28"/>
+          <w:szCs w:val="28"/>
+          <w:lang w:eastAsia="ru-RU"/>
+        </w:rPr>
+      </w:pPr>
+      <w:r>
+        <w:rPr>
+          <w:rFonts w:ascii="Times New Roman" w:eastAsia="Times New Roman" w:hAnsi="Times New Roman" w:cs="Times New Roman"/>
+          <w:color w:val="0F1115"/>
+          <w:sz w:val="28"/>
+          <w:szCs w:val="28"/>
+          <w:lang w:eastAsia="ru-RU"/>
+        </w:rPr>
+        <w:t>На рисунке 3 представлена диаграмма с доступными функциями программного модуля.</w:t>
+      </w:r>
+    </w:p>
+    <w:p>
+      <w:pPr>
+        <w:shd w:val="clear" w:color="auto" w:fill="FFFFFF"/>
+        <w:spacing w:after="0" w:line="360" w:lineRule="auto"/>
+        <w:ind w:firstLine="709"/>
         <w:jc w:val="center"/>
         <w:outlineLvl w:val="2"/>
         <w:rPr>
@@ -7012,8 +6165,8 @@
         </w:rPr>
         <w:drawing>
           <wp:inline distT="0" distB="0" distL="0" distR="0" wp14:anchorId="1AA034A8" wp14:editId="5564E00E">
-            <wp:extent cx="3286824" cy="5038725"/>
-            <wp:effectExtent l="0" t="0" r="8890" b="0"/>
+            <wp:extent cx="2876550" cy="4409772"/>
+            <wp:effectExtent l="0" t="0" r="0" b="0"/>
             <wp:docPr id="7" name="Рисунок 7"/>
             <wp:cNvGraphicFramePr>
               <a:graphicFrameLocks xmlns:a="http://schemas.openxmlformats.org/drawingml/2006/main" noChangeAspect="1"/>
@@ -7034,7 +6187,7 @@
                   <pic:spPr>
                     <a:xfrm>
                       <a:off x="0" y="0"/>
-                      <a:ext cx="3294548" cy="5050566"/>
+                      <a:ext cx="2887607" cy="4426722"/>
                     </a:xfrm>
                     <a:prstGeom prst="rect">
                       <a:avLst/>
@@ -7123,12 +6276,12 @@
       <w:pPr>
         <w:pStyle w:val="222222222222222222"/>
       </w:pPr>
-      <w:bookmarkStart w:id="12" w:name="_Toc231205686"/>
+      <w:bookmarkStart w:id="11" w:name="_Toc231401458"/>
       <w:r>
         <w:lastRenderedPageBreak/>
         <w:t>3.2. Описание синтаксической спецификации входа модуля</w:t>
       </w:r>
-      <w:bookmarkEnd w:id="12"/>
+      <w:bookmarkEnd w:id="11"/>
     </w:p>
     <w:p>
       <w:pPr>
@@ -7226,7 +6379,6 @@
           <w:p>
             <w:pPr>
               <w:spacing w:after="0" w:line="240" w:lineRule="auto"/>
-              <w:jc w:val="both"/>
               <w:rPr>
                 <w:rFonts w:ascii="Times New Roman" w:eastAsia="Times New Roman" w:hAnsi="Times New Roman" w:cs="Times New Roman"/>
                 <w:sz w:val="24"/>
@@ -7260,7 +6412,6 @@
           <w:p>
             <w:pPr>
               <w:spacing w:after="0" w:line="240" w:lineRule="auto"/>
-              <w:jc w:val="both"/>
               <w:rPr>
                 <w:rFonts w:ascii="Times New Roman" w:eastAsia="Times New Roman" w:hAnsi="Times New Roman" w:cs="Times New Roman"/>
                 <w:sz w:val="24"/>
@@ -7294,7 +6445,6 @@
           <w:p>
             <w:pPr>
               <w:spacing w:after="0" w:line="240" w:lineRule="auto"/>
-              <w:jc w:val="both"/>
               <w:rPr>
                 <w:rFonts w:ascii="Times New Roman" w:eastAsia="Times New Roman" w:hAnsi="Times New Roman" w:cs="Times New Roman"/>
                 <w:sz w:val="24"/>
@@ -7328,7 +6478,6 @@
           <w:p>
             <w:pPr>
               <w:spacing w:after="0" w:line="240" w:lineRule="auto"/>
-              <w:jc w:val="both"/>
               <w:rPr>
                 <w:rFonts w:ascii="Times New Roman" w:eastAsia="Times New Roman" w:hAnsi="Times New Roman" w:cs="Times New Roman"/>
                 <w:sz w:val="24"/>
@@ -7367,7 +6516,6 @@
           <w:p>
             <w:pPr>
               <w:spacing w:after="0" w:line="240" w:lineRule="auto"/>
-              <w:jc w:val="both"/>
               <w:rPr>
                 <w:rFonts w:ascii="Times New Roman" w:eastAsia="Times New Roman" w:hAnsi="Times New Roman" w:cs="Times New Roman"/>
                 <w:sz w:val="24"/>
@@ -7401,7 +6549,6 @@
           <w:p>
             <w:pPr>
               <w:spacing w:after="0" w:line="240" w:lineRule="auto"/>
-              <w:jc w:val="both"/>
               <w:rPr>
                 <w:rFonts w:ascii="Times New Roman" w:eastAsia="Times New Roman" w:hAnsi="Times New Roman" w:cs="Times New Roman"/>
                 <w:sz w:val="24"/>
@@ -7435,7 +6582,6 @@
           <w:p>
             <w:pPr>
               <w:spacing w:after="0" w:line="240" w:lineRule="auto"/>
-              <w:jc w:val="both"/>
               <w:rPr>
                 <w:rFonts w:ascii="Times New Roman" w:eastAsia="Times New Roman" w:hAnsi="Times New Roman" w:cs="Times New Roman"/>
                 <w:sz w:val="24"/>
@@ -7469,7 +6615,6 @@
           <w:p>
             <w:pPr>
               <w:spacing w:after="0" w:line="240" w:lineRule="auto"/>
-              <w:jc w:val="both"/>
               <w:rPr>
                 <w:rFonts w:ascii="Times New Roman" w:eastAsia="Times New Roman" w:hAnsi="Times New Roman" w:cs="Times New Roman"/>
                 <w:sz w:val="24"/>
@@ -7508,7 +6653,6 @@
           <w:p>
             <w:pPr>
               <w:spacing w:after="0" w:line="240" w:lineRule="auto"/>
-              <w:jc w:val="both"/>
               <w:rPr>
                 <w:rFonts w:ascii="Times New Roman" w:eastAsia="Times New Roman" w:hAnsi="Times New Roman" w:cs="Times New Roman"/>
                 <w:sz w:val="24"/>
@@ -7542,7 +6686,6 @@
           <w:p>
             <w:pPr>
               <w:spacing w:after="0" w:line="240" w:lineRule="auto"/>
-              <w:jc w:val="both"/>
               <w:rPr>
                 <w:rFonts w:ascii="Times New Roman" w:eastAsia="Times New Roman" w:hAnsi="Times New Roman" w:cs="Times New Roman"/>
                 <w:sz w:val="24"/>
@@ -7576,7 +6719,6 @@
           <w:p>
             <w:pPr>
               <w:spacing w:after="0" w:line="240" w:lineRule="auto"/>
-              <w:jc w:val="both"/>
               <w:rPr>
                 <w:rFonts w:ascii="Times New Roman" w:eastAsia="Times New Roman" w:hAnsi="Times New Roman" w:cs="Times New Roman"/>
                 <w:sz w:val="24"/>
@@ -7610,7 +6752,6 @@
           <w:p>
             <w:pPr>
               <w:spacing w:after="0" w:line="240" w:lineRule="auto"/>
-              <w:jc w:val="both"/>
               <w:rPr>
                 <w:rFonts w:ascii="Times New Roman" w:eastAsia="Times New Roman" w:hAnsi="Times New Roman" w:cs="Times New Roman"/>
                 <w:sz w:val="24"/>
@@ -7649,7 +6790,6 @@
           <w:p>
             <w:pPr>
               <w:spacing w:after="0" w:line="240" w:lineRule="auto"/>
-              <w:jc w:val="both"/>
               <w:rPr>
                 <w:rFonts w:ascii="Times New Roman" w:eastAsia="Times New Roman" w:hAnsi="Times New Roman" w:cs="Times New Roman"/>
                 <w:sz w:val="24"/>
@@ -7683,7 +6823,6 @@
           <w:p>
             <w:pPr>
               <w:spacing w:after="0" w:line="240" w:lineRule="auto"/>
-              <w:jc w:val="both"/>
               <w:rPr>
                 <w:rFonts w:ascii="Times New Roman" w:eastAsia="Times New Roman" w:hAnsi="Times New Roman" w:cs="Times New Roman"/>
                 <w:sz w:val="24"/>
@@ -7717,7 +6856,6 @@
           <w:p>
             <w:pPr>
               <w:spacing w:after="0" w:line="240" w:lineRule="auto"/>
-              <w:jc w:val="both"/>
               <w:rPr>
                 <w:rFonts w:ascii="Times New Roman" w:eastAsia="Times New Roman" w:hAnsi="Times New Roman" w:cs="Times New Roman"/>
                 <w:sz w:val="24"/>
@@ -7751,7 +6889,6 @@
           <w:p>
             <w:pPr>
               <w:spacing w:after="0" w:line="240" w:lineRule="auto"/>
-              <w:jc w:val="both"/>
               <w:rPr>
                 <w:rFonts w:ascii="Times New Roman" w:eastAsia="Times New Roman" w:hAnsi="Times New Roman" w:cs="Times New Roman"/>
                 <w:sz w:val="24"/>
@@ -7790,7 +6927,6 @@
           <w:p>
             <w:pPr>
               <w:spacing w:after="0" w:line="240" w:lineRule="auto"/>
-              <w:jc w:val="both"/>
               <w:rPr>
                 <w:rFonts w:ascii="Times New Roman" w:eastAsia="Times New Roman" w:hAnsi="Times New Roman" w:cs="Times New Roman"/>
                 <w:sz w:val="24"/>
@@ -7824,7 +6960,6 @@
           <w:p>
             <w:pPr>
               <w:spacing w:after="0" w:line="240" w:lineRule="auto"/>
-              <w:jc w:val="both"/>
               <w:rPr>
                 <w:rFonts w:ascii="Times New Roman" w:eastAsia="Times New Roman" w:hAnsi="Times New Roman" w:cs="Times New Roman"/>
                 <w:sz w:val="24"/>
@@ -7858,7 +6993,6 @@
           <w:p>
             <w:pPr>
               <w:spacing w:after="0" w:line="240" w:lineRule="auto"/>
-              <w:jc w:val="both"/>
               <w:rPr>
                 <w:rFonts w:ascii="Times New Roman" w:eastAsia="Times New Roman" w:hAnsi="Times New Roman" w:cs="Times New Roman"/>
                 <w:sz w:val="24"/>
@@ -7892,7 +7026,6 @@
           <w:p>
             <w:pPr>
               <w:spacing w:after="0" w:line="240" w:lineRule="auto"/>
-              <w:jc w:val="both"/>
               <w:rPr>
                 <w:rFonts w:ascii="Times New Roman" w:eastAsia="Times New Roman" w:hAnsi="Times New Roman" w:cs="Times New Roman"/>
                 <w:sz w:val="24"/>
@@ -7931,7 +7064,6 @@
           <w:p>
             <w:pPr>
               <w:spacing w:after="0" w:line="240" w:lineRule="auto"/>
-              <w:jc w:val="both"/>
               <w:rPr>
                 <w:rFonts w:ascii="Times New Roman" w:eastAsia="Times New Roman" w:hAnsi="Times New Roman" w:cs="Times New Roman"/>
                 <w:sz w:val="24"/>
@@ -7965,7 +7097,6 @@
           <w:p>
             <w:pPr>
               <w:spacing w:after="0" w:line="240" w:lineRule="auto"/>
-              <w:jc w:val="both"/>
               <w:rPr>
                 <w:rFonts w:ascii="Times New Roman" w:eastAsia="Times New Roman" w:hAnsi="Times New Roman" w:cs="Times New Roman"/>
                 <w:sz w:val="24"/>
@@ -7999,7 +7130,6 @@
           <w:p>
             <w:pPr>
               <w:spacing w:after="0" w:line="240" w:lineRule="auto"/>
-              <w:jc w:val="both"/>
               <w:rPr>
                 <w:rFonts w:ascii="Times New Roman" w:eastAsia="Times New Roman" w:hAnsi="Times New Roman" w:cs="Times New Roman"/>
                 <w:sz w:val="24"/>
@@ -8033,7 +7163,6 @@
           <w:p>
             <w:pPr>
               <w:spacing w:after="0" w:line="240" w:lineRule="auto"/>
-              <w:jc w:val="both"/>
               <w:rPr>
                 <w:rFonts w:ascii="Times New Roman" w:eastAsia="Times New Roman" w:hAnsi="Times New Roman" w:cs="Times New Roman"/>
                 <w:sz w:val="24"/>
@@ -8072,7 +7201,6 @@
           <w:p>
             <w:pPr>
               <w:spacing w:after="0" w:line="240" w:lineRule="auto"/>
-              <w:jc w:val="both"/>
               <w:rPr>
                 <w:rFonts w:ascii="Times New Roman" w:eastAsia="Times New Roman" w:hAnsi="Times New Roman" w:cs="Times New Roman"/>
                 <w:sz w:val="24"/>
@@ -8106,7 +7234,6 @@
           <w:p>
             <w:pPr>
               <w:spacing w:after="0" w:line="240" w:lineRule="auto"/>
-              <w:jc w:val="both"/>
               <w:rPr>
                 <w:rFonts w:ascii="Times New Roman" w:eastAsia="Times New Roman" w:hAnsi="Times New Roman" w:cs="Times New Roman"/>
                 <w:sz w:val="24"/>
@@ -8140,7 +7267,6 @@
           <w:p>
             <w:pPr>
               <w:spacing w:after="0" w:line="240" w:lineRule="auto"/>
-              <w:jc w:val="both"/>
               <w:rPr>
                 <w:rFonts w:ascii="Times New Roman" w:eastAsia="Times New Roman" w:hAnsi="Times New Roman" w:cs="Times New Roman"/>
                 <w:sz w:val="24"/>
@@ -8174,7 +7300,6 @@
           <w:p>
             <w:pPr>
               <w:spacing w:after="0" w:line="240" w:lineRule="auto"/>
-              <w:jc w:val="both"/>
               <w:rPr>
                 <w:rFonts w:ascii="Times New Roman" w:eastAsia="Times New Roman" w:hAnsi="Times New Roman" w:cs="Times New Roman"/>
                 <w:sz w:val="24"/>
@@ -8213,7 +7338,6 @@
           <w:p>
             <w:pPr>
               <w:spacing w:after="0" w:line="240" w:lineRule="auto"/>
-              <w:jc w:val="both"/>
               <w:rPr>
                 <w:rFonts w:ascii="Times New Roman" w:eastAsia="Times New Roman" w:hAnsi="Times New Roman" w:cs="Times New Roman"/>
                 <w:sz w:val="24"/>
@@ -8247,7 +7371,6 @@
           <w:p>
             <w:pPr>
               <w:spacing w:after="0" w:line="240" w:lineRule="auto"/>
-              <w:jc w:val="both"/>
               <w:rPr>
                 <w:rFonts w:ascii="Times New Roman" w:eastAsia="Times New Roman" w:hAnsi="Times New Roman" w:cs="Times New Roman"/>
                 <w:sz w:val="24"/>
@@ -8281,7 +7404,6 @@
           <w:p>
             <w:pPr>
               <w:spacing w:after="0" w:line="240" w:lineRule="auto"/>
-              <w:jc w:val="both"/>
               <w:rPr>
                 <w:rFonts w:ascii="Times New Roman" w:eastAsia="Times New Roman" w:hAnsi="Times New Roman" w:cs="Times New Roman"/>
                 <w:sz w:val="24"/>
@@ -8315,7 +7437,6 @@
           <w:p>
             <w:pPr>
               <w:spacing w:after="0" w:line="240" w:lineRule="auto"/>
-              <w:jc w:val="both"/>
               <w:rPr>
                 <w:rFonts w:ascii="Times New Roman" w:eastAsia="Times New Roman" w:hAnsi="Times New Roman" w:cs="Times New Roman"/>
                 <w:sz w:val="24"/>
@@ -8341,15 +7462,49 @@
         <w:shd w:val="clear" w:color="auto" w:fill="FFFFFF"/>
         <w:spacing w:after="0" w:line="360" w:lineRule="auto"/>
         <w:ind w:firstLine="709"/>
-        <w:jc w:val="center"/>
-        <w:rPr>
-          <w:rFonts w:ascii="Times New Roman" w:eastAsia="Times New Roman" w:hAnsi="Times New Roman" w:cs="Times New Roman"/>
-          <w:color w:val="0F1115"/>
-          <w:sz w:val="28"/>
-          <w:szCs w:val="28"/>
-          <w:lang w:eastAsia="ru-RU"/>
-        </w:rPr>
-      </w:pPr>
+        <w:rPr>
+          <w:rFonts w:ascii="Times New Roman" w:eastAsia="Times New Roman" w:hAnsi="Times New Roman" w:cs="Times New Roman"/>
+          <w:color w:val="0F1115"/>
+          <w:sz w:val="28"/>
+          <w:szCs w:val="28"/>
+          <w:lang w:eastAsia="ru-RU"/>
+        </w:rPr>
+      </w:pPr>
+    </w:p>
+    <w:p>
+      <w:pPr>
+        <w:shd w:val="clear" w:color="auto" w:fill="FFFFFF"/>
+        <w:spacing w:after="0" w:line="360" w:lineRule="auto"/>
+        <w:ind w:firstLine="709"/>
+        <w:jc w:val="both"/>
+        <w:rPr>
+          <w:rFonts w:ascii="Times New Roman" w:eastAsia="Times New Roman" w:hAnsi="Times New Roman" w:cs="Times New Roman"/>
+          <w:color w:val="0F1115"/>
+          <w:sz w:val="28"/>
+          <w:szCs w:val="28"/>
+          <w:lang w:eastAsia="ru-RU"/>
+        </w:rPr>
+      </w:pPr>
+      <w:r>
+        <w:rPr>
+          <w:rFonts w:ascii="Times New Roman" w:eastAsia="Times New Roman" w:hAnsi="Times New Roman" w:cs="Times New Roman"/>
+          <w:color w:val="0F1115"/>
+          <w:sz w:val="28"/>
+          <w:szCs w:val="28"/>
+          <w:lang w:eastAsia="ru-RU"/>
+        </w:rPr>
+        <w:t>На рисунке 4 представ</w:t>
+      </w:r>
+      <w:r>
+        <w:rPr>
+          <w:rFonts w:ascii="Times New Roman" w:eastAsia="Times New Roman" w:hAnsi="Times New Roman" w:cs="Times New Roman"/>
+          <w:color w:val="0F1115"/>
+          <w:sz w:val="28"/>
+          <w:szCs w:val="28"/>
+          <w:lang w:eastAsia="ru-RU"/>
+        </w:rPr>
+        <w:t>лен главный интерфейс программы.</w:t>
+      </w:r>
     </w:p>
     <w:p>
       <w:pPr>
@@ -8372,7 +7527,7 @@
         </w:rPr>
         <w:drawing>
           <wp:inline distT="0" distB="0" distL="0" distR="0" wp14:anchorId="7867AC35" wp14:editId="3C4652C8">
-            <wp:extent cx="4391025" cy="2505075"/>
+            <wp:extent cx="4486275" cy="2714625"/>
             <wp:effectExtent l="0" t="0" r="9525" b="9525"/>
             <wp:docPr id="1" name="Рисунок 1"/>
             <wp:cNvGraphicFramePr/>
@@ -8392,7 +7547,7 @@
                   <pic:spPr>
                     <a:xfrm>
                       <a:off x="0" y="0"/>
-                      <a:ext cx="4391025" cy="2505075"/>
+                      <a:ext cx="4501735" cy="2723980"/>
                     </a:xfrm>
                     <a:prstGeom prst="rect">
                       <a:avLst/>
@@ -8435,6 +7590,32 @@
         <w:shd w:val="clear" w:color="auto" w:fill="FFFFFF"/>
         <w:spacing w:after="0" w:line="360" w:lineRule="auto"/>
         <w:ind w:firstLine="709"/>
+        <w:jc w:val="both"/>
+        <w:rPr>
+          <w:rFonts w:ascii="Times New Roman" w:eastAsia="Times New Roman" w:hAnsi="Times New Roman" w:cs="Times New Roman"/>
+          <w:color w:val="0F1115"/>
+          <w:sz w:val="28"/>
+          <w:szCs w:val="28"/>
+          <w:lang w:eastAsia="ru-RU"/>
+        </w:rPr>
+      </w:pPr>
+      <w:r>
+        <w:rPr>
+          <w:rFonts w:ascii="Times New Roman" w:eastAsia="Times New Roman" w:hAnsi="Times New Roman" w:cs="Times New Roman"/>
+          <w:color w:val="0F1115"/>
+          <w:sz w:val="28"/>
+          <w:szCs w:val="28"/>
+          <w:lang w:eastAsia="ru-RU"/>
+        </w:rPr>
+        <w:lastRenderedPageBreak/>
+        <w:t>На рисунке 5 представлена функция добавления деталей самолета с заполненными полями.</w:t>
+      </w:r>
+    </w:p>
+    <w:p>
+      <w:pPr>
+        <w:shd w:val="clear" w:color="auto" w:fill="FFFFFF"/>
+        <w:spacing w:after="0" w:line="360" w:lineRule="auto"/>
+        <w:ind w:firstLine="709"/>
         <w:jc w:val="center"/>
         <w:rPr>
           <w:rFonts w:ascii="Times New Roman" w:eastAsia="Times New Roman" w:hAnsi="Times New Roman" w:cs="Times New Roman"/>
@@ -8455,7 +7636,6 @@
           <w:szCs w:val="28"/>
           <w:lang w:eastAsia="ru-RU"/>
         </w:rPr>
-        <w:lastRenderedPageBreak/>
         <w:drawing>
           <wp:inline distT="0" distB="0" distL="0" distR="0" wp14:anchorId="1B729773" wp14:editId="35DE318B">
             <wp:extent cx="4086225" cy="4921236"/>
@@ -8540,11 +7720,11 @@
       <w:pPr>
         <w:pStyle w:val="222222222222222222"/>
       </w:pPr>
-      <w:bookmarkStart w:id="13" w:name="_Toc231205687"/>
+      <w:bookmarkStart w:id="12" w:name="_Toc231401459"/>
       <w:r>
         <w:t>3.3. Описание структуры данных модуля</w:t>
       </w:r>
-      <w:bookmarkEnd w:id="13"/>
+      <w:bookmarkEnd w:id="12"/>
     </w:p>
     <w:p>
       <w:pPr>
@@ -8992,6 +8172,7 @@
           <w:shd w:val="clear" w:color="auto" w:fill="EBEEF2"/>
           <w:lang w:eastAsia="ru-RU"/>
         </w:rPr>
+        <w:lastRenderedPageBreak/>
         <w:t>PartNumber</w:t>
       </w:r>
       <w:proofErr w:type="spellEnd"/>
@@ -9056,7 +8237,6 @@
           <w:shd w:val="clear" w:color="auto" w:fill="EBEEF2"/>
           <w:lang w:eastAsia="ru-RU"/>
         </w:rPr>
-        <w:lastRenderedPageBreak/>
         <w:t>Type</w:t>
       </w:r>
       <w:proofErr w:type="spellEnd"/>
@@ -9480,6 +8660,36 @@
           <w:lang w:eastAsia="ru-RU"/>
         </w:rPr>
       </w:pPr>
+      <w:r>
+        <w:rPr>
+          <w:rFonts w:ascii="Times New Roman" w:eastAsia="Times New Roman" w:hAnsi="Times New Roman" w:cs="Times New Roman"/>
+          <w:color w:val="0F1115"/>
+          <w:sz w:val="28"/>
+          <w:szCs w:val="28"/>
+          <w:lang w:eastAsia="ru-RU"/>
+        </w:rPr>
+        <w:t xml:space="preserve">На рисунке 6 представлен код класса </w:t>
+      </w:r>
+      <w:r>
+        <w:rPr>
+          <w:rFonts w:ascii="Times New Roman" w:eastAsia="Times New Roman" w:hAnsi="Times New Roman" w:cs="Times New Roman"/>
+          <w:color w:val="0F1115"/>
+          <w:sz w:val="28"/>
+          <w:szCs w:val="28"/>
+          <w:lang w:val="en-US" w:eastAsia="ru-RU"/>
+        </w:rPr>
+        <w:t>Part</w:t>
+      </w:r>
+      <w:r>
+        <w:rPr>
+          <w:rFonts w:ascii="Times New Roman" w:eastAsia="Times New Roman" w:hAnsi="Times New Roman" w:cs="Times New Roman"/>
+          <w:color w:val="0F1115"/>
+          <w:sz w:val="28"/>
+          <w:szCs w:val="28"/>
+          <w:lang w:eastAsia="ru-RU"/>
+        </w:rPr>
+        <w:t>.</w:t>
+      </w:r>
     </w:p>
     <w:p>
       <w:pPr>
@@ -9506,8 +8716,8 @@
         </w:rPr>
         <w:drawing>
           <wp:inline distT="0" distB="0" distL="0" distR="0" wp14:anchorId="5BC44F60" wp14:editId="7CA1245E">
-            <wp:extent cx="3869761" cy="5343525"/>
-            <wp:effectExtent l="0" t="0" r="0" b="0"/>
+            <wp:extent cx="4221557" cy="5829300"/>
+            <wp:effectExtent l="0" t="0" r="7620" b="0"/>
             <wp:docPr id="10" name="Рисунок 10"/>
             <wp:cNvGraphicFramePr>
               <a:graphicFrameLocks xmlns:a="http://schemas.openxmlformats.org/drawingml/2006/main" noChangeAspect="1"/>
@@ -9528,7 +8738,7 @@
                   <pic:spPr>
                     <a:xfrm>
                       <a:off x="0" y="0"/>
-                      <a:ext cx="3873493" cy="5348678"/>
+                      <a:ext cx="4240003" cy="5854771"/>
                     </a:xfrm>
                     <a:prstGeom prst="rect">
                       <a:avLst/>
@@ -9656,6 +8866,58 @@
         <w:shd w:val="clear" w:color="auto" w:fill="FFFFFF"/>
         <w:spacing w:after="0" w:line="360" w:lineRule="auto"/>
         <w:ind w:firstLine="709"/>
+        <w:jc w:val="both"/>
+        <w:rPr>
+          <w:rFonts w:ascii="Times New Roman" w:eastAsia="Times New Roman" w:hAnsi="Times New Roman" w:cs="Times New Roman"/>
+          <w:bCs/>
+          <w:color w:val="0F1115"/>
+          <w:sz w:val="28"/>
+          <w:szCs w:val="28"/>
+          <w:lang w:eastAsia="ru-RU"/>
+        </w:rPr>
+      </w:pPr>
+      <w:r>
+        <w:rPr>
+          <w:rFonts w:ascii="Times New Roman" w:eastAsia="Times New Roman" w:hAnsi="Times New Roman" w:cs="Times New Roman"/>
+          <w:bCs/>
+          <w:color w:val="0F1115"/>
+          <w:sz w:val="28"/>
+          <w:szCs w:val="28"/>
+          <w:lang w:eastAsia="ru-RU"/>
+        </w:rPr>
+        <w:lastRenderedPageBreak/>
+        <w:t xml:space="preserve">На рисунке 7 представлено содержание файла </w:t>
+      </w:r>
+      <w:proofErr w:type="spellStart"/>
+      <w:r>
+        <w:rPr>
+          <w:rFonts w:ascii="Times New Roman" w:eastAsia="Times New Roman" w:hAnsi="Times New Roman" w:cs="Times New Roman"/>
+          <w:bCs/>
+          <w:color w:val="0F1115"/>
+          <w:sz w:val="28"/>
+          <w:szCs w:val="28"/>
+          <w:lang w:eastAsia="ru-RU"/>
+        </w:rPr>
+        <w:t>parts.json</w:t>
+      </w:r>
+      <w:proofErr w:type="spellEnd"/>
+      <w:r>
+        <w:rPr>
+          <w:rFonts w:ascii="Times New Roman" w:eastAsia="Times New Roman" w:hAnsi="Times New Roman" w:cs="Times New Roman"/>
+          <w:bCs/>
+          <w:color w:val="0F1115"/>
+          <w:sz w:val="28"/>
+          <w:szCs w:val="28"/>
+          <w:lang w:eastAsia="ru-RU"/>
+        </w:rPr>
+        <w:t xml:space="preserve"> в блокноте.</w:t>
+      </w:r>
+    </w:p>
+    <w:p>
+      <w:pPr>
+        <w:shd w:val="clear" w:color="auto" w:fill="FFFFFF"/>
+        <w:spacing w:after="0" w:line="360" w:lineRule="auto"/>
+        <w:ind w:firstLine="709"/>
         <w:jc w:val="center"/>
         <w:rPr>
           <w:rFonts w:ascii="Times New Roman" w:eastAsia="Times New Roman" w:hAnsi="Times New Roman" w:cs="Times New Roman"/>
@@ -9674,7 +8936,6 @@
           <w:szCs w:val="28"/>
           <w:lang w:eastAsia="ru-RU"/>
         </w:rPr>
-        <w:lastRenderedPageBreak/>
         <w:drawing>
           <wp:inline distT="0" distB="0" distL="0" distR="0" wp14:anchorId="7310FCE5" wp14:editId="28109923">
             <wp:extent cx="5219700" cy="1752547"/>
@@ -9846,22 +9107,22 @@
       <w:pPr>
         <w:pStyle w:val="111111111111111"/>
       </w:pPr>
-      <w:bookmarkStart w:id="14" w:name="_Toc231205688"/>
+      <w:bookmarkStart w:id="13" w:name="_Toc231401460"/>
       <w:r>
         <w:lastRenderedPageBreak/>
         <w:t>4. РАЗРАБОТКА КОДА ПРОГРАММНОГО МОДУЛЯ</w:t>
       </w:r>
+      <w:bookmarkEnd w:id="13"/>
+    </w:p>
+    <w:p>
+      <w:pPr>
+        <w:pStyle w:val="222222222222222222"/>
+      </w:pPr>
+      <w:bookmarkStart w:id="14" w:name="_Toc231401461"/>
+      <w:r>
+        <w:t>4.1. Выбор языка программирования</w:t>
+      </w:r>
       <w:bookmarkEnd w:id="14"/>
-    </w:p>
-    <w:p>
-      <w:pPr>
-        <w:pStyle w:val="222222222222222222"/>
-      </w:pPr>
-      <w:bookmarkStart w:id="15" w:name="_Toc231205689"/>
-      <w:r>
-        <w:t>4.1. Выбор языка программирования</w:t>
-      </w:r>
-      <w:bookmarkEnd w:id="15"/>
     </w:p>
     <w:p>
       <w:pPr>
@@ -10131,6 +9392,79 @@
         <w:shd w:val="clear" w:color="auto" w:fill="FFFFFF"/>
         <w:spacing w:after="0" w:line="360" w:lineRule="auto"/>
         <w:ind w:firstLine="709"/>
+        <w:jc w:val="both"/>
+        <w:rPr>
+          <w:rFonts w:ascii="Times New Roman" w:eastAsia="Times New Roman" w:hAnsi="Times New Roman" w:cs="Times New Roman"/>
+          <w:color w:val="0F1115"/>
+          <w:sz w:val="28"/>
+          <w:szCs w:val="28"/>
+          <w:lang w:eastAsia="ru-RU"/>
+        </w:rPr>
+      </w:pPr>
+      <w:r>
+        <w:rPr>
+          <w:rFonts w:ascii="Times New Roman" w:eastAsia="Times New Roman" w:hAnsi="Times New Roman" w:cs="Times New Roman"/>
+          <w:color w:val="0F1115"/>
+          <w:sz w:val="28"/>
+          <w:szCs w:val="28"/>
+          <w:lang w:eastAsia="ru-RU"/>
+        </w:rPr>
+        <w:t xml:space="preserve">На рисунке 8 представлено окно </w:t>
+      </w:r>
+      <w:proofErr w:type="spellStart"/>
+      <w:r>
+        <w:rPr>
+          <w:rFonts w:ascii="Times New Roman" w:eastAsia="Times New Roman" w:hAnsi="Times New Roman" w:cs="Times New Roman"/>
+          <w:bCs/>
+          <w:color w:val="0F1115"/>
+          <w:sz w:val="28"/>
+          <w:szCs w:val="28"/>
+          <w:lang w:eastAsia="ru-RU"/>
+        </w:rPr>
+        <w:t>Visual</w:t>
+      </w:r>
+      <w:proofErr w:type="spellEnd"/>
+      <w:r>
+        <w:rPr>
+          <w:rFonts w:ascii="Times New Roman" w:eastAsia="Times New Roman" w:hAnsi="Times New Roman" w:cs="Times New Roman"/>
+          <w:bCs/>
+          <w:color w:val="0F1115"/>
+          <w:sz w:val="28"/>
+          <w:szCs w:val="28"/>
+          <w:lang w:eastAsia="ru-RU"/>
+        </w:rPr>
+        <w:t xml:space="preserve"> </w:t>
+      </w:r>
+      <w:proofErr w:type="spellStart"/>
+      <w:r>
+        <w:rPr>
+          <w:rFonts w:ascii="Times New Roman" w:eastAsia="Times New Roman" w:hAnsi="Times New Roman" w:cs="Times New Roman"/>
+          <w:bCs/>
+          <w:color w:val="0F1115"/>
+          <w:sz w:val="28"/>
+          <w:szCs w:val="28"/>
+          <w:lang w:eastAsia="ru-RU"/>
+        </w:rPr>
+        <w:t>Studio</w:t>
+      </w:r>
+      <w:proofErr w:type="spellEnd"/>
+      <w:r>
+        <w:rPr>
+          <w:rFonts w:ascii="Times New Roman" w:eastAsia="Times New Roman" w:hAnsi="Times New Roman" w:cs="Times New Roman"/>
+          <w:bCs/>
+          <w:color w:val="0F1115"/>
+          <w:sz w:val="28"/>
+          <w:szCs w:val="28"/>
+          <w:lang w:eastAsia="ru-RU"/>
+        </w:rPr>
+        <w:t xml:space="preserve"> с открытым решением.</w:t>
+      </w:r>
+    </w:p>
+    <w:p>
+      <w:pPr>
+        <w:shd w:val="clear" w:color="auto" w:fill="FFFFFF"/>
+        <w:spacing w:after="0" w:line="360" w:lineRule="auto"/>
+        <w:ind w:firstLine="709"/>
         <w:jc w:val="center"/>
         <w:rPr>
           <w:rFonts w:ascii="Times New Roman" w:eastAsia="Times New Roman" w:hAnsi="Times New Roman" w:cs="Times New Roman"/>
@@ -10151,7 +9485,7 @@
         </w:rPr>
         <w:drawing>
           <wp:inline distT="0" distB="0" distL="0" distR="0" wp14:anchorId="503A34A0" wp14:editId="0EB00E50">
-            <wp:extent cx="2422592" cy="4752975"/>
+            <wp:extent cx="2670191" cy="5238750"/>
             <wp:effectExtent l="0" t="0" r="0" b="0"/>
             <wp:docPr id="12" name="Рисунок 12"/>
             <wp:cNvGraphicFramePr>
@@ -10173,7 +9507,7 @@
                   <pic:spPr>
                     <a:xfrm>
                       <a:off x="0" y="0"/>
-                      <a:ext cx="2427516" cy="4762636"/>
+                      <a:ext cx="2688895" cy="5275446"/>
                     </a:xfrm>
                     <a:prstGeom prst="rect">
                       <a:avLst/>
@@ -10273,55 +9607,37 @@
     </w:p>
     <w:p>
       <w:pPr>
+        <w:pStyle w:val="222222222222222222"/>
+      </w:pPr>
+      <w:bookmarkStart w:id="15" w:name="_Toc231401462"/>
+      <w:r>
+        <w:lastRenderedPageBreak/>
+        <w:t>4.2. Программирование модуля</w:t>
+      </w:r>
+      <w:bookmarkEnd w:id="15"/>
+    </w:p>
+    <w:p>
+      <w:pPr>
         <w:shd w:val="clear" w:color="auto" w:fill="FFFFFF"/>
         <w:spacing w:after="0" w:line="360" w:lineRule="auto"/>
         <w:ind w:firstLine="709"/>
         <w:jc w:val="both"/>
-        <w:outlineLvl w:val="2"/>
-        <w:rPr>
-          <w:rFonts w:ascii="Times New Roman" w:eastAsia="Times New Roman" w:hAnsi="Times New Roman" w:cs="Times New Roman"/>
-          <w:b/>
-          <w:bCs/>
-          <w:color w:val="0F1115"/>
-          <w:sz w:val="28"/>
-          <w:szCs w:val="28"/>
-          <w:lang w:eastAsia="ru-RU"/>
-        </w:rPr>
-      </w:pPr>
-    </w:p>
-    <w:p>
-      <w:pPr>
-        <w:pStyle w:val="222222222222222222"/>
-      </w:pPr>
-      <w:bookmarkStart w:id="16" w:name="_Toc231205690"/>
-      <w:r>
-        <w:t>4.2. Программирование модуля</w:t>
-      </w:r>
-      <w:bookmarkEnd w:id="16"/>
-    </w:p>
-    <w:p>
-      <w:pPr>
-        <w:shd w:val="clear" w:color="auto" w:fill="FFFFFF"/>
-        <w:spacing w:after="0" w:line="360" w:lineRule="auto"/>
-        <w:ind w:firstLine="709"/>
-        <w:jc w:val="both"/>
-        <w:rPr>
-          <w:rFonts w:ascii="Times New Roman" w:eastAsia="Times New Roman" w:hAnsi="Times New Roman" w:cs="Times New Roman"/>
-          <w:color w:val="0F1115"/>
-          <w:sz w:val="28"/>
-          <w:szCs w:val="28"/>
-          <w:lang w:eastAsia="ru-RU"/>
-        </w:rPr>
-      </w:pPr>
-      <w:r>
-        <w:rPr>
-          <w:rFonts w:ascii="Times New Roman" w:eastAsia="Times New Roman" w:hAnsi="Times New Roman" w:cs="Times New Roman"/>
-          <w:color w:val="0F1115"/>
-          <w:sz w:val="28"/>
-          <w:szCs w:val="28"/>
-          <w:lang w:eastAsia="ru-RU"/>
-        </w:rPr>
-        <w:lastRenderedPageBreak/>
+        <w:rPr>
+          <w:rFonts w:ascii="Times New Roman" w:eastAsia="Times New Roman" w:hAnsi="Times New Roman" w:cs="Times New Roman"/>
+          <w:color w:val="0F1115"/>
+          <w:sz w:val="28"/>
+          <w:szCs w:val="28"/>
+          <w:lang w:eastAsia="ru-RU"/>
+        </w:rPr>
+      </w:pPr>
+      <w:r>
+        <w:rPr>
+          <w:rFonts w:ascii="Times New Roman" w:eastAsia="Times New Roman" w:hAnsi="Times New Roman" w:cs="Times New Roman"/>
+          <w:color w:val="0F1115"/>
+          <w:sz w:val="28"/>
+          <w:szCs w:val="28"/>
+          <w:lang w:eastAsia="ru-RU"/>
+        </w:rPr>
         <w:t>Решение состоит из двух проектов:</w:t>
       </w:r>
     </w:p>
@@ -12118,6 +11434,7 @@
           <w:sz w:val="28"/>
           <w:szCs w:val="28"/>
         </w:rPr>
+        <w:lastRenderedPageBreak/>
         <w:t xml:space="preserve">        </w:t>
       </w:r>
       <w:r>
@@ -12160,7 +11477,6 @@
           <w:sz w:val="28"/>
           <w:szCs w:val="28"/>
         </w:rPr>
-        <w:lastRenderedPageBreak/>
         <w:t>MessageBox</w:t>
       </w:r>
       <w:r>
@@ -12254,6 +11570,7 @@
           <w:color w:val="0F1115"/>
           <w:sz w:val="28"/>
           <w:szCs w:val="28"/>
+          <w:lang w:val="en-US"/>
         </w:rPr>
       </w:pPr>
       <w:r>
@@ -12276,7 +11593,6 @@
         </w:rPr>
         <w:t>MessageBoxButtons</w:t>
       </w:r>
-      <w:proofErr w:type="spellEnd"/>
       <w:r>
         <w:rPr>
           <w:rStyle w:val="token"/>
@@ -12284,6 +11600,7 @@
           <w:color w:val="383A42"/>
           <w:sz w:val="28"/>
           <w:szCs w:val="28"/>
+          <w:lang w:val="en-US"/>
         </w:rPr>
         <w:t>.</w:t>
       </w:r>
@@ -12297,6 +11614,7 @@
         </w:rPr>
         <w:t>OK</w:t>
       </w:r>
+      <w:proofErr w:type="spellEnd"/>
       <w:r>
         <w:rPr>
           <w:rStyle w:val="token"/>
@@ -12304,6 +11622,7 @@
           <w:color w:val="383A42"/>
           <w:sz w:val="28"/>
           <w:szCs w:val="28"/>
+          <w:lang w:val="en-US"/>
         </w:rPr>
         <w:t>,</w:t>
       </w:r>
@@ -12313,6 +11632,7 @@
           <w:color w:val="0F1115"/>
           <w:sz w:val="28"/>
           <w:szCs w:val="28"/>
+          <w:lang w:val="en-US"/>
         </w:rPr>
         <w:t xml:space="preserve"> </w:t>
       </w:r>
@@ -12327,7 +11647,6 @@
         </w:rPr>
         <w:t>MessageBoxIcon</w:t>
       </w:r>
-      <w:proofErr w:type="spellEnd"/>
       <w:r>
         <w:rPr>
           <w:rStyle w:val="token"/>
@@ -12335,6 +11654,7 @@
           <w:color w:val="383A42"/>
           <w:sz w:val="28"/>
           <w:szCs w:val="28"/>
+          <w:lang w:val="en-US"/>
         </w:rPr>
         <w:t>.</w:t>
       </w:r>
@@ -12348,6 +11668,7 @@
         </w:rPr>
         <w:t>Warning</w:t>
       </w:r>
+      <w:proofErr w:type="spellEnd"/>
       <w:r>
         <w:rPr>
           <w:rStyle w:val="token"/>
@@ -12355,6 +11676,7 @@
           <w:color w:val="383A42"/>
           <w:sz w:val="28"/>
           <w:szCs w:val="28"/>
+          <w:lang w:val="en-US"/>
         </w:rPr>
         <w:t>);</w:t>
       </w:r>
@@ -12369,6 +11691,7 @@
           <w:color w:val="0F1115"/>
           <w:sz w:val="28"/>
           <w:szCs w:val="28"/>
+          <w:lang w:val="en-US"/>
         </w:rPr>
       </w:pPr>
       <w:r>
@@ -12377,6 +11700,7 @@
           <w:color w:val="0F1115"/>
           <w:sz w:val="28"/>
           <w:szCs w:val="28"/>
+          <w:lang w:val="en-US"/>
         </w:rPr>
         <w:t xml:space="preserve">            </w:t>
       </w:r>
@@ -12400,6 +11724,7 @@
           <w:color w:val="383A42"/>
           <w:sz w:val="28"/>
           <w:szCs w:val="28"/>
+          <w:lang w:val="en-US"/>
         </w:rPr>
         <w:t>;</w:t>
       </w:r>
@@ -12409,6 +11734,7 @@
           <w:color w:val="0F1115"/>
           <w:sz w:val="28"/>
           <w:szCs w:val="28"/>
+          <w:lang w:val="en-US"/>
         </w:rPr>
         <w:t xml:space="preserve">       </w:t>
       </w:r>
@@ -12419,6 +11745,7 @@
           <w:color w:val="383A42"/>
           <w:sz w:val="28"/>
           <w:szCs w:val="28"/>
+          <w:lang w:val="en-US"/>
         </w:rPr>
         <w:t>}}</w:t>
       </w:r>
@@ -12441,6 +11768,7 @@
           <w:color w:val="70AD47" w:themeColor="accent6"/>
           <w:sz w:val="28"/>
           <w:szCs w:val="28"/>
+          <w:lang w:val="en-US"/>
         </w:rPr>
         <w:t xml:space="preserve">    </w:t>
       </w:r>
@@ -14933,11 +14261,20 @@
           <w:lang w:val="en-US"/>
         </w:rPr>
       </w:pPr>
-      <w:bookmarkStart w:id="17" w:name="_Toc231205691"/>
-      <w:r>
+    </w:p>
+    <w:p>
+      <w:pPr>
+        <w:pStyle w:val="222222222222222222"/>
         <w:rPr>
           <w:lang w:val="en-US"/>
         </w:rPr>
+      </w:pPr>
+      <w:bookmarkStart w:id="16" w:name="_Toc231401463"/>
+      <w:r>
+        <w:rPr>
+          <w:lang w:val="en-US"/>
+        </w:rPr>
+        <w:lastRenderedPageBreak/>
         <w:t xml:space="preserve">4.3. </w:t>
       </w:r>
       <w:r>
@@ -14952,7 +14289,7 @@
       <w:r>
         <w:t>модуля</w:t>
       </w:r>
-      <w:bookmarkEnd w:id="17"/>
+      <w:bookmarkEnd w:id="16"/>
     </w:p>
     <w:p>
       <w:pPr>
@@ -14976,7 +14313,6 @@
           <w:szCs w:val="28"/>
           <w:lang w:eastAsia="ru-RU"/>
         </w:rPr>
-        <w:lastRenderedPageBreak/>
         <w:t>Компиляция</w:t>
       </w:r>
       <w:r>
@@ -15225,6 +14561,42 @@
           <w:lang w:eastAsia="ru-RU"/>
         </w:rPr>
         <w:t> – библиотека классов.</w:t>
+      </w:r>
+    </w:p>
+    <w:p>
+      <w:pPr>
+        <w:shd w:val="clear" w:color="auto" w:fill="FFFFFF"/>
+        <w:spacing w:after="0" w:line="360" w:lineRule="auto"/>
+        <w:ind w:firstLine="709"/>
+        <w:jc w:val="both"/>
+        <w:rPr>
+          <w:rFonts w:ascii="Times New Roman" w:eastAsia="Times New Roman" w:hAnsi="Times New Roman" w:cs="Times New Roman"/>
+          <w:color w:val="0F1115"/>
+          <w:sz w:val="28"/>
+          <w:szCs w:val="28"/>
+          <w:lang w:eastAsia="ru-RU"/>
+        </w:rPr>
+      </w:pPr>
+      <w:r>
+        <w:rPr>
+          <w:rFonts w:ascii="Times New Roman" w:eastAsia="Times New Roman" w:hAnsi="Times New Roman" w:cs="Times New Roman"/>
+          <w:color w:val="0F1115"/>
+          <w:sz w:val="28"/>
+          <w:szCs w:val="28"/>
+          <w:lang w:eastAsia="ru-RU"/>
+        </w:rPr>
+        <w:t xml:space="preserve">На рисунке 9 представлена окно </w:t>
+      </w:r>
+      <w:r>
+        <w:rPr>
+          <w:rFonts w:ascii="Times New Roman" w:eastAsia="Times New Roman" w:hAnsi="Times New Roman" w:cs="Times New Roman"/>
+          <w:bCs/>
+          <w:color w:val="0F1115"/>
+          <w:sz w:val="28"/>
+          <w:szCs w:val="28"/>
+          <w:lang w:eastAsia="ru-RU"/>
+        </w:rPr>
+        <w:t>«Вывод» с сообщением об успешной сборке.</w:t>
       </w:r>
     </w:p>
     <w:p>
@@ -15327,11 +14699,16 @@
       <w:pPr>
         <w:pStyle w:val="222222222222222222"/>
       </w:pPr>
-      <w:bookmarkStart w:id="18" w:name="_Toc231205692"/>
+    </w:p>
+    <w:p>
+      <w:pPr>
+        <w:pStyle w:val="222222222222222222"/>
+      </w:pPr>
+      <w:bookmarkStart w:id="17" w:name="_Toc231401464"/>
       <w:r>
         <w:t>4.4. Отладка модуля</w:t>
       </w:r>
-      <w:bookmarkEnd w:id="18"/>
+      <w:bookmarkEnd w:id="17"/>
     </w:p>
     <w:p>
       <w:pPr>
@@ -15491,22 +14868,22 @@
       <w:pPr>
         <w:pStyle w:val="111111111111111"/>
       </w:pPr>
-      <w:bookmarkStart w:id="19" w:name="_Toc231205693"/>
+      <w:bookmarkStart w:id="18" w:name="_Toc231401465"/>
       <w:r>
         <w:lastRenderedPageBreak/>
         <w:t>5. ТЕСТИРОВАНИЕ ПРОГРАММНОГО МОДУЛЯ</w:t>
       </w:r>
+      <w:bookmarkEnd w:id="18"/>
+    </w:p>
+    <w:p>
+      <w:pPr>
+        <w:pStyle w:val="222222222222222222"/>
+      </w:pPr>
+      <w:bookmarkStart w:id="19" w:name="_Toc231401466"/>
+      <w:r>
+        <w:t>5.1. Разработка тестовых сценариев</w:t>
+      </w:r>
       <w:bookmarkEnd w:id="19"/>
-    </w:p>
-    <w:p>
-      <w:pPr>
-        <w:pStyle w:val="222222222222222222"/>
-      </w:pPr>
-      <w:bookmarkStart w:id="20" w:name="_Toc231205694"/>
-      <w:r>
-        <w:t>5.1. Разработка тестовых сценариев</w:t>
-      </w:r>
-      <w:bookmarkEnd w:id="20"/>
     </w:p>
     <w:p>
       <w:pPr>
@@ -15587,7 +14964,7 @@
       </w:tblGrid>
       <w:tr>
         <w:trPr>
-          <w:trHeight w:val="137"/>
+          <w:trHeight w:val="78"/>
           <w:tblHeader/>
         </w:trPr>
         <w:tc>
@@ -15605,7 +14982,6 @@
           <w:p>
             <w:pPr>
               <w:spacing w:after="0" w:line="240" w:lineRule="auto"/>
-              <w:jc w:val="both"/>
               <w:rPr>
                 <w:rFonts w:ascii="Times New Roman" w:eastAsia="Times New Roman" w:hAnsi="Times New Roman" w:cs="Times New Roman"/>
                 <w:sz w:val="24"/>
@@ -15639,7 +15015,6 @@
           <w:p>
             <w:pPr>
               <w:spacing w:after="0" w:line="240" w:lineRule="auto"/>
-              <w:jc w:val="both"/>
               <w:rPr>
                 <w:rFonts w:ascii="Times New Roman" w:eastAsia="Times New Roman" w:hAnsi="Times New Roman" w:cs="Times New Roman"/>
                 <w:sz w:val="24"/>
@@ -15673,7 +15048,6 @@
           <w:p>
             <w:pPr>
               <w:spacing w:after="0" w:line="240" w:lineRule="auto"/>
-              <w:jc w:val="both"/>
               <w:rPr>
                 <w:rFonts w:ascii="Times New Roman" w:eastAsia="Times New Roman" w:hAnsi="Times New Roman" w:cs="Times New Roman"/>
                 <w:sz w:val="24"/>
@@ -15707,7 +15081,6 @@
           <w:p>
             <w:pPr>
               <w:spacing w:after="0" w:line="240" w:lineRule="auto"/>
-              <w:jc w:val="both"/>
               <w:rPr>
                 <w:rFonts w:ascii="Times New Roman" w:eastAsia="Times New Roman" w:hAnsi="Times New Roman" w:cs="Times New Roman"/>
                 <w:sz w:val="24"/>
@@ -15729,7 +15102,7 @@
       </w:tr>
       <w:tr>
         <w:trPr>
-          <w:trHeight w:val="207"/>
+          <w:trHeight w:val="117"/>
         </w:trPr>
         <w:tc>
           <w:tcPr>
@@ -15746,7 +15119,6 @@
           <w:p>
             <w:pPr>
               <w:spacing w:after="0" w:line="240" w:lineRule="auto"/>
-              <w:jc w:val="both"/>
               <w:rPr>
                 <w:rFonts w:ascii="Times New Roman" w:eastAsia="Times New Roman" w:hAnsi="Times New Roman" w:cs="Times New Roman"/>
                 <w:sz w:val="24"/>
@@ -15780,7 +15152,6 @@
           <w:p>
             <w:pPr>
               <w:spacing w:after="0" w:line="240" w:lineRule="auto"/>
-              <w:jc w:val="both"/>
               <w:rPr>
                 <w:rFonts w:ascii="Times New Roman" w:eastAsia="Times New Roman" w:hAnsi="Times New Roman" w:cs="Times New Roman"/>
                 <w:sz w:val="24"/>
@@ -15814,7 +15185,6 @@
           <w:p>
             <w:pPr>
               <w:spacing w:after="0" w:line="240" w:lineRule="auto"/>
-              <w:jc w:val="both"/>
               <w:rPr>
                 <w:rFonts w:ascii="Times New Roman" w:eastAsia="Times New Roman" w:hAnsi="Times New Roman" w:cs="Times New Roman"/>
                 <w:sz w:val="24"/>
@@ -15848,7 +15218,6 @@
           <w:p>
             <w:pPr>
               <w:spacing w:after="0" w:line="240" w:lineRule="auto"/>
-              <w:jc w:val="both"/>
               <w:rPr>
                 <w:rFonts w:ascii="Times New Roman" w:eastAsia="Times New Roman" w:hAnsi="Times New Roman" w:cs="Times New Roman"/>
                 <w:sz w:val="24"/>
@@ -15870,7 +15239,7 @@
       </w:tr>
       <w:tr>
         <w:trPr>
-          <w:trHeight w:val="137"/>
+          <w:trHeight w:val="78"/>
         </w:trPr>
         <w:tc>
           <w:tcPr>
@@ -15887,7 +15256,6 @@
           <w:p>
             <w:pPr>
               <w:spacing w:after="0" w:line="240" w:lineRule="auto"/>
-              <w:jc w:val="both"/>
               <w:rPr>
                 <w:rFonts w:ascii="Times New Roman" w:eastAsia="Times New Roman" w:hAnsi="Times New Roman" w:cs="Times New Roman"/>
                 <w:sz w:val="24"/>
@@ -15921,7 +15289,6 @@
           <w:p>
             <w:pPr>
               <w:spacing w:after="0" w:line="240" w:lineRule="auto"/>
-              <w:jc w:val="both"/>
               <w:rPr>
                 <w:rFonts w:ascii="Times New Roman" w:eastAsia="Times New Roman" w:hAnsi="Times New Roman" w:cs="Times New Roman"/>
                 <w:sz w:val="24"/>
@@ -15955,7 +15322,6 @@
           <w:p>
             <w:pPr>
               <w:spacing w:after="0" w:line="240" w:lineRule="auto"/>
-              <w:jc w:val="both"/>
               <w:rPr>
                 <w:rFonts w:ascii="Times New Roman" w:eastAsia="Times New Roman" w:hAnsi="Times New Roman" w:cs="Times New Roman"/>
                 <w:sz w:val="24"/>
@@ -15989,7 +15355,6 @@
           <w:p>
             <w:pPr>
               <w:spacing w:after="0" w:line="240" w:lineRule="auto"/>
-              <w:jc w:val="both"/>
               <w:rPr>
                 <w:rFonts w:ascii="Times New Roman" w:eastAsia="Times New Roman" w:hAnsi="Times New Roman" w:cs="Times New Roman"/>
                 <w:sz w:val="24"/>
@@ -16011,7 +15376,7 @@
       </w:tr>
       <w:tr>
         <w:trPr>
-          <w:trHeight w:val="207"/>
+          <w:trHeight w:val="117"/>
         </w:trPr>
         <w:tc>
           <w:tcPr>
@@ -16028,7 +15393,6 @@
           <w:p>
             <w:pPr>
               <w:spacing w:after="0" w:line="240" w:lineRule="auto"/>
-              <w:jc w:val="both"/>
               <w:rPr>
                 <w:rFonts w:ascii="Times New Roman" w:eastAsia="Times New Roman" w:hAnsi="Times New Roman" w:cs="Times New Roman"/>
                 <w:sz w:val="24"/>
@@ -16062,7 +15426,6 @@
           <w:p>
             <w:pPr>
               <w:spacing w:after="0" w:line="240" w:lineRule="auto"/>
-              <w:jc w:val="both"/>
               <w:rPr>
                 <w:rFonts w:ascii="Times New Roman" w:eastAsia="Times New Roman" w:hAnsi="Times New Roman" w:cs="Times New Roman"/>
                 <w:sz w:val="24"/>
@@ -16096,7 +15459,6 @@
           <w:p>
             <w:pPr>
               <w:spacing w:after="0" w:line="240" w:lineRule="auto"/>
-              <w:jc w:val="both"/>
               <w:rPr>
                 <w:rFonts w:ascii="Times New Roman" w:eastAsia="Times New Roman" w:hAnsi="Times New Roman" w:cs="Times New Roman"/>
                 <w:sz w:val="24"/>
@@ -16130,7 +15492,6 @@
           <w:p>
             <w:pPr>
               <w:spacing w:after="0" w:line="240" w:lineRule="auto"/>
-              <w:jc w:val="both"/>
               <w:rPr>
                 <w:rFonts w:ascii="Times New Roman" w:eastAsia="Times New Roman" w:hAnsi="Times New Roman" w:cs="Times New Roman"/>
                 <w:sz w:val="24"/>
@@ -16152,7 +15513,7 @@
       </w:tr>
       <w:tr>
         <w:trPr>
-          <w:trHeight w:val="207"/>
+          <w:trHeight w:val="117"/>
         </w:trPr>
         <w:tc>
           <w:tcPr>
@@ -16169,7 +15530,6 @@
           <w:p>
             <w:pPr>
               <w:spacing w:after="0" w:line="240" w:lineRule="auto"/>
-              <w:jc w:val="both"/>
               <w:rPr>
                 <w:rFonts w:ascii="Times New Roman" w:eastAsia="Times New Roman" w:hAnsi="Times New Roman" w:cs="Times New Roman"/>
                 <w:sz w:val="24"/>
@@ -16203,7 +15563,6 @@
           <w:p>
             <w:pPr>
               <w:spacing w:after="0" w:line="240" w:lineRule="auto"/>
-              <w:jc w:val="both"/>
               <w:rPr>
                 <w:rFonts w:ascii="Times New Roman" w:eastAsia="Times New Roman" w:hAnsi="Times New Roman" w:cs="Times New Roman"/>
                 <w:sz w:val="24"/>
@@ -16237,7 +15596,6 @@
           <w:p>
             <w:pPr>
               <w:spacing w:after="0" w:line="240" w:lineRule="auto"/>
-              <w:jc w:val="both"/>
               <w:rPr>
                 <w:rFonts w:ascii="Times New Roman" w:eastAsia="Times New Roman" w:hAnsi="Times New Roman" w:cs="Times New Roman"/>
                 <w:sz w:val="24"/>
@@ -16271,7 +15629,6 @@
           <w:p>
             <w:pPr>
               <w:spacing w:after="0" w:line="240" w:lineRule="auto"/>
-              <w:jc w:val="both"/>
               <w:rPr>
                 <w:rFonts w:ascii="Times New Roman" w:eastAsia="Times New Roman" w:hAnsi="Times New Roman" w:cs="Times New Roman"/>
                 <w:sz w:val="24"/>
@@ -16293,7 +15650,7 @@
       </w:tr>
       <w:tr>
         <w:trPr>
-          <w:trHeight w:val="23"/>
+          <w:trHeight w:val="13"/>
         </w:trPr>
         <w:tc>
           <w:tcPr>
@@ -16310,7 +15667,6 @@
           <w:p>
             <w:pPr>
               <w:spacing w:after="0" w:line="240" w:lineRule="auto"/>
-              <w:jc w:val="both"/>
               <w:rPr>
                 <w:rFonts w:ascii="Times New Roman" w:eastAsia="Times New Roman" w:hAnsi="Times New Roman" w:cs="Times New Roman"/>
                 <w:sz w:val="24"/>
@@ -16344,7 +15700,6 @@
           <w:p>
             <w:pPr>
               <w:spacing w:after="0" w:line="240" w:lineRule="auto"/>
-              <w:jc w:val="both"/>
               <w:rPr>
                 <w:rFonts w:ascii="Times New Roman" w:eastAsia="Times New Roman" w:hAnsi="Times New Roman" w:cs="Times New Roman"/>
                 <w:sz w:val="24"/>
@@ -16378,7 +15733,6 @@
           <w:p>
             <w:pPr>
               <w:spacing w:after="0" w:line="240" w:lineRule="auto"/>
-              <w:jc w:val="both"/>
               <w:rPr>
                 <w:rFonts w:ascii="Times New Roman" w:eastAsia="Times New Roman" w:hAnsi="Times New Roman" w:cs="Times New Roman"/>
                 <w:sz w:val="24"/>
@@ -16412,7 +15766,6 @@
           <w:p>
             <w:pPr>
               <w:spacing w:after="0" w:line="240" w:lineRule="auto"/>
-              <w:jc w:val="both"/>
               <w:rPr>
                 <w:rFonts w:ascii="Times New Roman" w:eastAsia="Times New Roman" w:hAnsi="Times New Roman" w:cs="Times New Roman"/>
                 <w:sz w:val="24"/>
@@ -16455,11 +15808,11 @@
       <w:pPr>
         <w:pStyle w:val="222222222222222222"/>
       </w:pPr>
-      <w:bookmarkStart w:id="21" w:name="_Toc231205695"/>
+      <w:bookmarkStart w:id="20" w:name="_Toc231401467"/>
       <w:r>
         <w:t>5.2. Модульное тестирование</w:t>
       </w:r>
-      <w:bookmarkEnd w:id="21"/>
+      <w:bookmarkEnd w:id="20"/>
     </w:p>
     <w:p>
       <w:pPr>
@@ -17315,12 +16668,12 @@
       <w:pPr>
         <w:pStyle w:val="222222222222222222"/>
       </w:pPr>
-      <w:bookmarkStart w:id="22" w:name="_Toc231205696"/>
+      <w:bookmarkStart w:id="21" w:name="_Toc231401468"/>
       <w:r>
         <w:lastRenderedPageBreak/>
         <w:t>5.3. Тестирование производительности</w:t>
       </w:r>
-      <w:bookmarkEnd w:id="22"/>
+      <w:bookmarkEnd w:id="21"/>
     </w:p>
     <w:p>
       <w:pPr>
@@ -17590,24 +16943,36 @@
           <w:szCs w:val="28"/>
           <w:lang w:eastAsia="ru-RU"/>
         </w:rPr>
-        <w:t> для 1000 деталей составляет ~45 КБ, что вполне приемлемо для локального хранения.</w:t>
+        <w:t> для 1000 деталей составляет ~45 КБ, что вполне при</w:t>
+      </w:r>
+      <w:r>
+        <w:rPr>
+          <w:rFonts w:ascii="Times New Roman" w:eastAsia="Times New Roman" w:hAnsi="Times New Roman" w:cs="Times New Roman"/>
+          <w:color w:val="0F1115"/>
+          <w:sz w:val="28"/>
+          <w:szCs w:val="28"/>
+          <w:lang w:eastAsia="ru-RU"/>
+        </w:rPr>
+        <w:t>емлемо для локального хранения.</w:t>
       </w:r>
     </w:p>
     <w:p>
       <w:pPr>
         <w:shd w:val="clear" w:color="auto" w:fill="FFFFFF"/>
         <w:spacing w:after="0" w:line="360" w:lineRule="auto"/>
-        <w:rPr>
-          <w:rFonts w:ascii="Segoe UI" w:eastAsia="Times New Roman" w:hAnsi="Segoe UI" w:cs="Segoe UI"/>
-          <w:color w:val="0F1115"/>
-          <w:sz w:val="28"/>
-          <w:szCs w:val="28"/>
-          <w:lang w:eastAsia="ru-RU"/>
-        </w:rPr>
-      </w:pPr>
-      <w:r>
-        <w:rPr>
-          <w:rFonts w:ascii="Segoe UI" w:eastAsia="Times New Roman" w:hAnsi="Segoe UI" w:cs="Segoe UI"/>
+        <w:ind w:firstLine="709"/>
+        <w:jc w:val="both"/>
+        <w:rPr>
+          <w:rFonts w:ascii="Times New Roman" w:eastAsia="Times New Roman" w:hAnsi="Times New Roman" w:cs="Times New Roman"/>
+          <w:color w:val="0F1115"/>
+          <w:sz w:val="28"/>
+          <w:szCs w:val="28"/>
+          <w:lang w:eastAsia="ru-RU"/>
+        </w:rPr>
+      </w:pPr>
+      <w:r>
+        <w:rPr>
+          <w:rFonts w:ascii="Times New Roman" w:eastAsia="Times New Roman" w:hAnsi="Times New Roman" w:cs="Times New Roman"/>
           <w:bCs/>
           <w:color w:val="0F1115"/>
           <w:sz w:val="28"/>
@@ -17660,7 +17025,6 @@
           <w:p>
             <w:pPr>
               <w:spacing w:after="0" w:line="240" w:lineRule="auto"/>
-              <w:jc w:val="both"/>
               <w:rPr>
                 <w:rFonts w:ascii="Times New Roman" w:eastAsia="Times New Roman" w:hAnsi="Times New Roman" w:cs="Times New Roman"/>
                 <w:sz w:val="24"/>
@@ -17694,7 +17058,6 @@
           <w:p>
             <w:pPr>
               <w:spacing w:after="0" w:line="240" w:lineRule="auto"/>
-              <w:jc w:val="both"/>
               <w:rPr>
                 <w:rFonts w:ascii="Times New Roman" w:eastAsia="Times New Roman" w:hAnsi="Times New Roman" w:cs="Times New Roman"/>
                 <w:sz w:val="24"/>
@@ -17733,7 +17096,6 @@
           <w:p>
             <w:pPr>
               <w:spacing w:after="0" w:line="240" w:lineRule="auto"/>
-              <w:jc w:val="both"/>
               <w:rPr>
                 <w:rFonts w:ascii="Times New Roman" w:eastAsia="Times New Roman" w:hAnsi="Times New Roman" w:cs="Times New Roman"/>
                 <w:sz w:val="24"/>
@@ -17778,7 +17140,6 @@
           <w:p>
             <w:pPr>
               <w:spacing w:after="0" w:line="240" w:lineRule="auto"/>
-              <w:jc w:val="both"/>
               <w:rPr>
                 <w:rFonts w:ascii="Times New Roman" w:eastAsia="Times New Roman" w:hAnsi="Times New Roman" w:cs="Times New Roman"/>
                 <w:sz w:val="24"/>
@@ -17817,7 +17178,6 @@
           <w:p>
             <w:pPr>
               <w:spacing w:after="0" w:line="240" w:lineRule="auto"/>
-              <w:jc w:val="both"/>
               <w:rPr>
                 <w:rFonts w:ascii="Times New Roman" w:eastAsia="Times New Roman" w:hAnsi="Times New Roman" w:cs="Times New Roman"/>
                 <w:sz w:val="24"/>
@@ -17851,7 +17211,6 @@
           <w:p>
             <w:pPr>
               <w:spacing w:after="0" w:line="240" w:lineRule="auto"/>
-              <w:jc w:val="both"/>
               <w:rPr>
                 <w:rFonts w:ascii="Times New Roman" w:eastAsia="Times New Roman" w:hAnsi="Times New Roman" w:cs="Times New Roman"/>
                 <w:sz w:val="24"/>
@@ -17890,7 +17249,6 @@
           <w:p>
             <w:pPr>
               <w:spacing w:after="0" w:line="240" w:lineRule="auto"/>
-              <w:jc w:val="both"/>
               <w:rPr>
                 <w:rFonts w:ascii="Times New Roman" w:eastAsia="Times New Roman" w:hAnsi="Times New Roman" w:cs="Times New Roman"/>
                 <w:sz w:val="24"/>
@@ -17924,7 +17282,6 @@
           <w:p>
             <w:pPr>
               <w:spacing w:after="0" w:line="240" w:lineRule="auto"/>
-              <w:jc w:val="both"/>
               <w:rPr>
                 <w:rFonts w:ascii="Times New Roman" w:eastAsia="Times New Roman" w:hAnsi="Times New Roman" w:cs="Times New Roman"/>
                 <w:sz w:val="24"/>
@@ -17967,7 +17324,7 @@
       <w:pPr>
         <w:pStyle w:val="222222222222222222"/>
       </w:pPr>
-      <w:bookmarkStart w:id="23" w:name="_Toc231205697"/>
+      <w:bookmarkStart w:id="22" w:name="_Toc231401469"/>
       <w:r>
         <w:t xml:space="preserve">5.4. Загрузка программного модуля в </w:t>
       </w:r>
@@ -17975,7 +17332,7 @@
       <w:r>
         <w:t>репозиторий</w:t>
       </w:r>
-      <w:bookmarkEnd w:id="23"/>
+      <w:bookmarkEnd w:id="22"/>
       <w:proofErr w:type="spellEnd"/>
     </w:p>
     <w:p>
@@ -18275,8 +17632,21 @@
             <w:shd w:val="clear" w:color="auto" w:fill="EBEEF2"/>
             <w:lang w:eastAsia="ru-RU"/>
           </w:rPr>
-          <w:t>/AircraftPartsManager</w:t>
+          <w:t>/</w:t>
         </w:r>
+        <w:proofErr w:type="spellStart"/>
+        <w:r>
+          <w:rPr>
+            <w:rStyle w:val="a4"/>
+            <w:rFonts w:ascii="Times New Roman" w:eastAsia="Times New Roman" w:hAnsi="Times New Roman" w:cs="Times New Roman"/>
+            <w:sz w:val="28"/>
+            <w:szCs w:val="28"/>
+            <w:shd w:val="clear" w:color="auto" w:fill="EBEEF2"/>
+            <w:lang w:eastAsia="ru-RU"/>
+          </w:rPr>
+          <w:t>AircraftPartsManager</w:t>
+        </w:r>
+        <w:proofErr w:type="spellEnd"/>
       </w:hyperlink>
       <w:r>
         <w:rPr>
@@ -18297,6 +17667,66 @@
         <w:jc w:val="both"/>
         <w:rPr>
           <w:rFonts w:ascii="Times New Roman" w:eastAsia="Times New Roman" w:hAnsi="Times New Roman" w:cs="Times New Roman"/>
+          <w:color w:val="0F1115"/>
+          <w:sz w:val="28"/>
+          <w:szCs w:val="28"/>
+          <w:lang w:eastAsia="ru-RU"/>
+        </w:rPr>
+      </w:pPr>
+      <w:r>
+        <w:rPr>
+          <w:rFonts w:ascii="Times New Roman" w:eastAsia="Times New Roman" w:hAnsi="Times New Roman" w:cs="Times New Roman"/>
+          <w:color w:val="0F1115"/>
+          <w:sz w:val="28"/>
+          <w:szCs w:val="28"/>
+          <w:lang w:eastAsia="ru-RU"/>
+        </w:rPr>
+        <w:t xml:space="preserve">На рисунке 10 представлена демонстрация </w:t>
+      </w:r>
+      <w:r>
+        <w:rPr>
+          <w:rFonts w:ascii="Times New Roman" w:eastAsia="Times New Roman" w:hAnsi="Times New Roman" w:cs="Times New Roman"/>
+          <w:bCs/>
+          <w:color w:val="0F1115"/>
+          <w:sz w:val="28"/>
+          <w:szCs w:val="28"/>
+          <w:lang w:eastAsia="ru-RU"/>
+        </w:rPr>
+        <w:t xml:space="preserve">успешной отправки файла в </w:t>
+      </w:r>
+      <w:proofErr w:type="spellStart"/>
+      <w:r>
+        <w:rPr>
+          <w:rFonts w:ascii="Times New Roman" w:eastAsia="Times New Roman" w:hAnsi="Times New Roman" w:cs="Times New Roman"/>
+          <w:bCs/>
+          <w:color w:val="0F1115"/>
+          <w:sz w:val="28"/>
+          <w:szCs w:val="28"/>
+          <w:lang w:val="en-US" w:eastAsia="ru-RU"/>
+        </w:rPr>
+        <w:t>GitHab</w:t>
+      </w:r>
+      <w:proofErr w:type="spellEnd"/>
+      <w:r>
+        <w:rPr>
+          <w:rFonts w:ascii="Times New Roman" w:eastAsia="Times New Roman" w:hAnsi="Times New Roman" w:cs="Times New Roman"/>
+          <w:bCs/>
+          <w:color w:val="0F1115"/>
+          <w:sz w:val="28"/>
+          <w:szCs w:val="28"/>
+          <w:lang w:eastAsia="ru-RU"/>
+        </w:rPr>
+        <w:t>.</w:t>
+      </w:r>
+    </w:p>
+    <w:p>
+      <w:pPr>
+        <w:shd w:val="clear" w:color="auto" w:fill="FFFFFF"/>
+        <w:spacing w:after="0" w:line="360" w:lineRule="auto"/>
+        <w:ind w:firstLine="709"/>
+        <w:jc w:val="both"/>
+        <w:rPr>
+          <w:rFonts w:ascii="Times New Roman" w:eastAsia="Times New Roman" w:hAnsi="Times New Roman" w:cs="Times New Roman"/>
           <w:b/>
           <w:bCs/>
           <w:color w:val="0F1115"/>
@@ -18318,8 +17748,8 @@
         </w:rPr>
         <w:drawing>
           <wp:inline distT="0" distB="0" distL="0" distR="0" wp14:anchorId="79075A1A" wp14:editId="2F27B854">
-            <wp:extent cx="4972050" cy="1625284"/>
-            <wp:effectExtent l="0" t="0" r="0" b="0"/>
+            <wp:extent cx="4943475" cy="1615943"/>
+            <wp:effectExtent l="0" t="0" r="0" b="3810"/>
             <wp:docPr id="2" name="Рисунок 5"/>
             <wp:cNvGraphicFramePr>
               <a:graphicFrameLocks xmlns:a="http://schemas.openxmlformats.org/drawingml/2006/main" noChangeAspect="1"/>
@@ -18342,7 +17772,7 @@
                   <pic:spPr>
                     <a:xfrm>
                       <a:off x="0" y="0"/>
-                      <a:ext cx="4986777" cy="1630098"/>
+                      <a:ext cx="4965894" cy="1623271"/>
                     </a:xfrm>
                     <a:prstGeom prst="rect">
                       <a:avLst/>
@@ -18412,12 +17842,12 @@
       <w:pPr>
         <w:pStyle w:val="111111111111111"/>
       </w:pPr>
-      <w:bookmarkStart w:id="24" w:name="_Toc231205698"/>
+      <w:bookmarkStart w:id="23" w:name="_Toc231401470"/>
       <w:r>
         <w:lastRenderedPageBreak/>
         <w:t>ЗАКЛЮЧЕНИЕ</w:t>
       </w:r>
-      <w:bookmarkEnd w:id="24"/>
+      <w:bookmarkEnd w:id="23"/>
     </w:p>
     <w:p>
       <w:pPr>
@@ -18645,12 +18075,12 @@
       <w:pPr>
         <w:pStyle w:val="111111111111111"/>
       </w:pPr>
-      <w:bookmarkStart w:id="25" w:name="_Toc231205699"/>
+      <w:bookmarkStart w:id="24" w:name="_Toc231401471"/>
       <w:r>
         <w:lastRenderedPageBreak/>
         <w:t>СПИСОК ИСПОЛЬЗОВАННЫХ ИСТОЧНИКОВ</w:t>
       </w:r>
-      <w:bookmarkEnd w:id="25"/>
+      <w:bookmarkEnd w:id="24"/>
     </w:p>
     <w:p>
       <w:pPr>
@@ -19292,8 +18722,8 @@
       <w:footerReference w:type="default" r:id="rId23"/>
       <w:pgSz w:w="11906" w:h="16838"/>
       <w:pgMar w:top="1134" w:right="567" w:bottom="1134" w:left="1701" w:header="709" w:footer="709" w:gutter="0"/>
+      <w:pgNumType w:start="2"/>
       <w:cols w:space="708"/>
-      <w:titlePg/>
       <w:docGrid w:linePitch="360"/>
     </w:sectPr>
   </w:body>
@@ -19354,24 +18784,24 @@
         <w:r>
           <w:rPr>
             <w:rFonts w:ascii="Times New Roman" w:hAnsi="Times New Roman" w:cs="Times New Roman"/>
-            <w:sz w:val="28"/>
-            <w:szCs w:val="28"/>
+            <w:sz w:val="24"/>
+            <w:szCs w:val="24"/>
           </w:rPr>
           <w:fldChar w:fldCharType="begin"/>
         </w:r>
         <w:r>
           <w:rPr>
             <w:rFonts w:ascii="Times New Roman" w:hAnsi="Times New Roman" w:cs="Times New Roman"/>
-            <w:sz w:val="28"/>
-            <w:szCs w:val="28"/>
+            <w:sz w:val="24"/>
+            <w:szCs w:val="24"/>
           </w:rPr>
           <w:instrText>PAGE   \* MERGEFORMAT</w:instrText>
         </w:r>
         <w:r>
           <w:rPr>
             <w:rFonts w:ascii="Times New Roman" w:hAnsi="Times New Roman" w:cs="Times New Roman"/>
-            <w:sz w:val="28"/>
-            <w:szCs w:val="28"/>
+            <w:sz w:val="24"/>
+            <w:szCs w:val="24"/>
           </w:rPr>
           <w:fldChar w:fldCharType="separate"/>
         </w:r>
@@ -19379,27 +18809,22 @@
           <w:rPr>
             <w:rFonts w:ascii="Times New Roman" w:hAnsi="Times New Roman" w:cs="Times New Roman"/>
             <w:noProof/>
-            <w:sz w:val="28"/>
-            <w:szCs w:val="28"/>
+            <w:sz w:val="24"/>
+            <w:szCs w:val="24"/>
           </w:rPr>
-          <w:t>12</w:t>
+          <w:t>16</w:t>
         </w:r>
         <w:r>
           <w:rPr>
             <w:rFonts w:ascii="Times New Roman" w:hAnsi="Times New Roman" w:cs="Times New Roman"/>
-            <w:sz w:val="28"/>
-            <w:szCs w:val="28"/>
+            <w:sz w:val="24"/>
+            <w:szCs w:val="24"/>
           </w:rPr>
           <w:fldChar w:fldCharType="end"/>
         </w:r>
       </w:p>
     </w:sdtContent>
   </w:sdt>
-  <w:p>
-    <w:pPr>
-      <w:pStyle w:val="a7"/>
-    </w:pPr>
-  </w:p>
 </w:ftr>
 </file>
 
@@ -24282,10 +23707,15 @@
     <w:autoRedefine/>
     <w:uiPriority w:val="39"/>
     <w:unhideWhenUsed/>
-    <w:rsid w:val="00A83FEF"/>
+    <w:rsid w:val="003A37A1"/>
     <w:pPr>
-      <w:spacing w:after="100"/>
+      <w:spacing w:after="100" w:line="360" w:lineRule="auto"/>
+      <w:jc w:val="both"/>
     </w:pPr>
+    <w:rPr>
+      <w:rFonts w:ascii="Times New Roman" w:hAnsi="Times New Roman"/>
+      <w:sz w:val="28"/>
+    </w:rPr>
   </w:style>
   <w:style w:type="character" w:customStyle="1" w:styleId="2222222222222222220">
     <w:name w:val="222222222222222222 Знак"/>
@@ -24616,7 +24046,7 @@
 </file>
 
 <file path=customXml/itemProps1.xml><?xml version="1.0" encoding="utf-8"?>
-<ds:datastoreItem xmlns:ds="http://schemas.openxmlformats.org/officeDocument/2006/customXml" ds:itemID="{178534BD-BCA2-4539-BDA9-D1896E3DB246}">
+<ds:datastoreItem xmlns:ds="http://schemas.openxmlformats.org/officeDocument/2006/customXml" ds:itemID="{9641A383-FDD8-4C84-B042-C525290F8EA1}">
   <ds:schemaRefs>
     <ds:schemaRef ds:uri="http://schemas.openxmlformats.org/officeDocument/2006/bibliography"/>
   </ds:schemaRefs>

--- a/Otchot.docx
+++ b/Otchot.docx
@@ -1901,43 +1901,7 @@
           <w:sz w:val="28"/>
           <w:szCs w:val="28"/>
         </w:rPr>
-        <w:t xml:space="preserve">В ходе учебной практики была поставлена задача — разработать информационную систему учёта деталей самолётов. Цель работы заключалась в создании программного решения с использованием языка программирования C# в среде </w:t>
-      </w:r>
-      <w:proofErr w:type="spellStart"/>
-      <w:r>
-        <w:rPr>
-          <w:color w:val="0F1115"/>
-          <w:sz w:val="28"/>
-          <w:szCs w:val="28"/>
-        </w:rPr>
-        <w:t>Visual</w:t>
-      </w:r>
-      <w:proofErr w:type="spellEnd"/>
-      <w:r>
-        <w:rPr>
-          <w:color w:val="0F1115"/>
-          <w:sz w:val="28"/>
-          <w:szCs w:val="28"/>
-        </w:rPr>
-        <w:t xml:space="preserve"> </w:t>
-      </w:r>
-      <w:proofErr w:type="spellStart"/>
-      <w:r>
-        <w:rPr>
-          <w:color w:val="0F1115"/>
-          <w:sz w:val="28"/>
-          <w:szCs w:val="28"/>
-        </w:rPr>
-        <w:t>Studio</w:t>
-      </w:r>
-      <w:proofErr w:type="spellEnd"/>
-      <w:r>
-        <w:rPr>
-          <w:color w:val="0F1115"/>
-          <w:sz w:val="28"/>
-          <w:szCs w:val="28"/>
-        </w:rPr>
-        <w:t>, включающего библиотеку классов, пользовательский интерфейс и модуль хранения данных. Система должна обеспечивать полный цикл управления авиационными деталями: добавление, редактирование, удаление, поиск и фильтрацию по статусу (на складе, установлена, списана), а также формирование статистики и хранение данных в локальном JSON-файле.</w:t>
+        <w:t>В ходе учебной практики была поставлена задача — разработать информационную систему учёта деталей самолётов. Цель работы заключалась в создании программного решения с использованием языка программирования C# в среде Visual Studio, включающего библиотеку классов, пользовательский интерфейс и модуль хранения данных. Система должна обеспечивать полный цикл управления авиационными деталями: добавление, редактирование, удаление, поиск и фильтрацию по статусу (на складе, установлена, списана), а также формирование статистики и хранение данных в локальном JSON-файле.</w:t>
       </w:r>
     </w:p>
     <w:p>
@@ -1959,25 +1923,7 @@
           <w:sz w:val="28"/>
           <w:szCs w:val="28"/>
         </w:rPr>
-        <w:t>В качестве базы практики рассматривалось предприятие АО «Концерн КЭМЗ» (</w:t>
-      </w:r>
-      <w:proofErr w:type="spellStart"/>
-      <w:r>
-        <w:rPr>
-          <w:color w:val="0F1115"/>
-          <w:sz w:val="28"/>
-          <w:szCs w:val="28"/>
-        </w:rPr>
-        <w:t>Кизлярский</w:t>
-      </w:r>
-      <w:proofErr w:type="spellEnd"/>
-      <w:r>
-        <w:rPr>
-          <w:color w:val="0F1115"/>
-          <w:sz w:val="28"/>
-          <w:szCs w:val="28"/>
-        </w:rPr>
-        <w:t xml:space="preserve"> электромеханический завод), расположенное в городе Кизляр. Таким образом, разработанный проект обеспечивает эффективное решение задачи автоматизации учёта авиационных деталей, позволяя существенно повысить точность и оперативность управленческих решений, снизить издержки и увеличить прозрачность складского и производственного учёта.</w:t>
+        <w:t>В качестве базы практики рассматривалось предприятие АО «Концерн КЭМЗ» (Кизлярский электромеханический завод), расположенное в городе Кизляр. Таким образом, разработанный проект обеспечивает эффективное решение задачи автоматизации учёта авиационных деталей, позволяя существенно повысить точность и оперативность управленческих решений, снизить издержки и увеличить прозрачность складского и производственного учёта.</w:t>
       </w:r>
     </w:p>
     <w:p>
@@ -2443,14 +2389,9 @@
       </w:pPr>
       <w:bookmarkStart w:id="2" w:name="_Toc231401450"/>
       <w:r>
-        <w:t xml:space="preserve">1.2. Инструкции по технике безопасности и </w:t>
-      </w:r>
-      <w:proofErr w:type="spellStart"/>
-      <w:r>
-        <w:t>пожароопасности</w:t>
+        <w:t>1.2. Инструкции по технике безопасности и пожароопасности</w:t>
       </w:r>
       <w:bookmarkEnd w:id="2"/>
-      <w:proofErr w:type="spellEnd"/>
     </w:p>
     <w:p>
       <w:pPr>
@@ -3081,25 +3022,7 @@
           <w:sz w:val="28"/>
           <w:szCs w:val="28"/>
         </w:rPr>
-        <w:t xml:space="preserve">Проверены знания правил электробезопасности (II группа допуска до 1000 </w:t>
-      </w:r>
-      <w:proofErr w:type="gramStart"/>
-      <w:r>
-        <w:rPr>
-          <w:color w:val="0F1115"/>
-          <w:sz w:val="28"/>
-          <w:szCs w:val="28"/>
-        </w:rPr>
-        <w:t>В</w:t>
-      </w:r>
-      <w:proofErr w:type="gramEnd"/>
-      <w:r>
-        <w:rPr>
-          <w:color w:val="0F1115"/>
-          <w:sz w:val="28"/>
-          <w:szCs w:val="28"/>
-        </w:rPr>
-        <w:t xml:space="preserve"> для работы с ПЭВМ).</w:t>
+        <w:t>Проверены знания правил электробезопасности (II группа допуска до 1000 В для работы с ПЭВМ).</w:t>
       </w:r>
     </w:p>
     <w:p>
@@ -3400,29 +3323,7 @@
           <w:szCs w:val="28"/>
           <w:lang w:eastAsia="ru-RU"/>
         </w:rPr>
-        <w:t>Концерн КЭМЗ (</w:t>
-      </w:r>
-      <w:proofErr w:type="spellStart"/>
-      <w:r>
-        <w:rPr>
-          <w:rFonts w:ascii="Times New Roman" w:eastAsia="Times New Roman" w:hAnsi="Times New Roman" w:cs="Times New Roman"/>
-          <w:color w:val="0F1115"/>
-          <w:sz w:val="28"/>
-          <w:szCs w:val="28"/>
-          <w:lang w:eastAsia="ru-RU"/>
-        </w:rPr>
-        <w:t>Кизлярский</w:t>
-      </w:r>
-      <w:proofErr w:type="spellEnd"/>
-      <w:r>
-        <w:rPr>
-          <w:rFonts w:ascii="Times New Roman" w:eastAsia="Times New Roman" w:hAnsi="Times New Roman" w:cs="Times New Roman"/>
-          <w:color w:val="0F1115"/>
-          <w:sz w:val="28"/>
-          <w:szCs w:val="28"/>
-          <w:lang w:eastAsia="ru-RU"/>
-        </w:rPr>
-        <w:t xml:space="preserve"> электромеханический завод) – предприятие оборонно-промышленного комплекса РФ, расположенное в г. Кизляр (Республика Дагестан). Специализация: производство авиационного электрооборудования (генераторы, стартеры), наземной техники, деталей и узлов для авиастроения.</w:t>
+        <w:t>Концерн КЭМЗ (Кизлярский электромеханический завод) – предприятие оборонно-промышленного комплекса РФ, расположенное в г. Кизляр (Республика Дагестан). Специализация: производство авиационного электрооборудования (генераторы, стартеры), наземной техники, деталей и узлов для авиастроения.</w:t>
       </w:r>
     </w:p>
     <w:p>
@@ -3447,29 +3348,7 @@
           <w:szCs w:val="28"/>
           <w:lang w:eastAsia="ru-RU"/>
         </w:rPr>
-        <w:t xml:space="preserve">Подразделение, где проходила практика – отдел материально-технического снабжения и учёта деталей. Основные задачи: приёмка деталей от поставщиков, регистрация выдачи в цеха и на борт самолёта, списание. До внедрения модуля учёт вёлся в </w:t>
-      </w:r>
-      <w:proofErr w:type="spellStart"/>
-      <w:r>
-        <w:rPr>
-          <w:rFonts w:ascii="Times New Roman" w:eastAsia="Times New Roman" w:hAnsi="Times New Roman" w:cs="Times New Roman"/>
-          <w:color w:val="0F1115"/>
-          <w:sz w:val="28"/>
-          <w:szCs w:val="28"/>
-          <w:lang w:eastAsia="ru-RU"/>
-        </w:rPr>
-        <w:t>Excel</w:t>
-      </w:r>
-      <w:proofErr w:type="spellEnd"/>
-      <w:r>
-        <w:rPr>
-          <w:rFonts w:ascii="Times New Roman" w:eastAsia="Times New Roman" w:hAnsi="Times New Roman" w:cs="Times New Roman"/>
-          <w:color w:val="0F1115"/>
-          <w:sz w:val="28"/>
-          <w:szCs w:val="28"/>
-          <w:lang w:eastAsia="ru-RU"/>
-        </w:rPr>
-        <w:t>, что приводило к ошибкам и дублированию номеров.</w:t>
+        <w:t>Подразделение, где проходила практика – отдел материально-технического снабжения и учёта деталей. Основные задачи: приёмка деталей от поставщиков, регистрация выдачи в цеха и на борт самолёта, списание. До внедрения модуля учёт вёлся в Excel, что приводило к ошибкам и дублированию номеров.</w:t>
       </w:r>
     </w:p>
     <w:p>
@@ -3716,7 +3595,7 @@
     </w:p>
     <w:tbl>
       <w:tblPr>
-        <w:tblW w:w="7312" w:type="dxa"/>
+        <w:tblW w:w="7852" w:type="dxa"/>
         <w:tblBorders>
           <w:top w:val="single" w:sz="4" w:space="0" w:color="auto"/>
           <w:left w:val="single" w:sz="4" w:space="0" w:color="auto"/>
@@ -3734,12 +3613,12 @@
         <w:tblLook w:val="04A0" w:firstRow="1" w:lastRow="0" w:firstColumn="1" w:lastColumn="0" w:noHBand="0" w:noVBand="1"/>
       </w:tblPr>
       <w:tblGrid>
-        <w:gridCol w:w="2833"/>
-        <w:gridCol w:w="4479"/>
+        <w:gridCol w:w="3042"/>
+        <w:gridCol w:w="4810"/>
       </w:tblGrid>
       <w:tr>
         <w:trPr>
-          <w:trHeight w:val="520"/>
+          <w:trHeight w:val="217"/>
           <w:tblHeader/>
         </w:trPr>
         <w:tc>
@@ -3811,7 +3690,7 @@
       </w:tr>
       <w:tr>
         <w:trPr>
-          <w:trHeight w:val="544"/>
+          <w:trHeight w:val="227"/>
         </w:trPr>
         <w:tc>
           <w:tcPr>
@@ -3927,7 +3806,7 @@
       </w:tr>
       <w:tr>
         <w:trPr>
-          <w:trHeight w:val="520"/>
+          <w:trHeight w:val="217"/>
         </w:trPr>
         <w:tc>
           <w:tcPr>
@@ -3984,7 +3863,6 @@
                 <w:lang w:eastAsia="ru-RU"/>
               </w:rPr>
             </w:pPr>
-            <w:proofErr w:type="spellStart"/>
             <w:r>
               <w:rPr>
                 <w:rFonts w:ascii="Times New Roman" w:eastAsia="Times New Roman" w:hAnsi="Times New Roman" w:cs="Times New Roman"/>
@@ -3992,35 +3870,14 @@
                 <w:szCs w:val="24"/>
                 <w:lang w:eastAsia="ru-RU"/>
               </w:rPr>
-              <w:t>Windows</w:t>
+              <w:t>Windows 10 Pro</w:t>
             </w:r>
-            <w:proofErr w:type="spellEnd"/>
-            <w:r>
-              <w:rPr>
-                <w:rFonts w:ascii="Times New Roman" w:eastAsia="Times New Roman" w:hAnsi="Times New Roman" w:cs="Times New Roman"/>
-                <w:sz w:val="24"/>
-                <w:szCs w:val="24"/>
-                <w:lang w:eastAsia="ru-RU"/>
-              </w:rPr>
-              <w:t xml:space="preserve"> 10 </w:t>
-            </w:r>
-            <w:proofErr w:type="spellStart"/>
-            <w:r>
-              <w:rPr>
-                <w:rFonts w:ascii="Times New Roman" w:eastAsia="Times New Roman" w:hAnsi="Times New Roman" w:cs="Times New Roman"/>
-                <w:sz w:val="24"/>
-                <w:szCs w:val="24"/>
-                <w:lang w:eastAsia="ru-RU"/>
-              </w:rPr>
-              <w:t>Pro</w:t>
-            </w:r>
-            <w:proofErr w:type="spellEnd"/>
           </w:p>
         </w:tc>
       </w:tr>
       <w:tr>
         <w:trPr>
-          <w:trHeight w:val="544"/>
+          <w:trHeight w:val="227"/>
         </w:trPr>
         <w:tc>
           <w:tcPr>
@@ -4084,54 +3941,14 @@
                 <w:szCs w:val="24"/>
                 <w:lang w:eastAsia="ru-RU"/>
               </w:rPr>
-              <w:t xml:space="preserve">HP </w:t>
-            </w:r>
-            <w:proofErr w:type="spellStart"/>
-            <w:r>
-              <w:rPr>
-                <w:rFonts w:ascii="Times New Roman" w:eastAsia="Times New Roman" w:hAnsi="Times New Roman" w:cs="Times New Roman"/>
-                <w:sz w:val="24"/>
-                <w:szCs w:val="24"/>
-                <w:lang w:eastAsia="ru-RU"/>
-              </w:rPr>
-              <w:t>LaserJet</w:t>
-            </w:r>
-            <w:proofErr w:type="spellEnd"/>
-            <w:r>
-              <w:rPr>
-                <w:rFonts w:ascii="Times New Roman" w:eastAsia="Times New Roman" w:hAnsi="Times New Roman" w:cs="Times New Roman"/>
-                <w:sz w:val="24"/>
-                <w:szCs w:val="24"/>
-                <w:lang w:eastAsia="ru-RU"/>
-              </w:rPr>
-              <w:t xml:space="preserve"> </w:t>
-            </w:r>
-            <w:proofErr w:type="spellStart"/>
-            <w:r>
-              <w:rPr>
-                <w:rFonts w:ascii="Times New Roman" w:eastAsia="Times New Roman" w:hAnsi="Times New Roman" w:cs="Times New Roman"/>
-                <w:sz w:val="24"/>
-                <w:szCs w:val="24"/>
-                <w:lang w:eastAsia="ru-RU"/>
-              </w:rPr>
-              <w:t>Pro</w:t>
-            </w:r>
-            <w:proofErr w:type="spellEnd"/>
-            <w:r>
-              <w:rPr>
-                <w:rFonts w:ascii="Times New Roman" w:eastAsia="Times New Roman" w:hAnsi="Times New Roman" w:cs="Times New Roman"/>
-                <w:sz w:val="24"/>
-                <w:szCs w:val="24"/>
-                <w:lang w:eastAsia="ru-RU"/>
-              </w:rPr>
-              <w:t xml:space="preserve"> M404dn</w:t>
+              <w:t>HP LaserJet Pro M404dn</w:t>
             </w:r>
           </w:p>
         </w:tc>
       </w:tr>
       <w:tr>
         <w:trPr>
-          <w:trHeight w:val="520"/>
+          <w:trHeight w:val="217"/>
         </w:trPr>
         <w:tc>
           <w:tcPr>
@@ -4188,7 +4005,6 @@
                 <w:lang w:eastAsia="ru-RU"/>
               </w:rPr>
             </w:pPr>
-            <w:proofErr w:type="spellStart"/>
             <w:r>
               <w:rPr>
                 <w:rFonts w:ascii="Times New Roman" w:eastAsia="Times New Roman" w:hAnsi="Times New Roman" w:cs="Times New Roman"/>
@@ -4196,35 +4012,14 @@
                 <w:szCs w:val="24"/>
                 <w:lang w:eastAsia="ru-RU"/>
               </w:rPr>
-              <w:t>Honeywell</w:t>
+              <w:t>Honeywell Voyager</w:t>
             </w:r>
-            <w:proofErr w:type="spellEnd"/>
-            <w:r>
-              <w:rPr>
-                <w:rFonts w:ascii="Times New Roman" w:eastAsia="Times New Roman" w:hAnsi="Times New Roman" w:cs="Times New Roman"/>
-                <w:sz w:val="24"/>
-                <w:szCs w:val="24"/>
-                <w:lang w:eastAsia="ru-RU"/>
-              </w:rPr>
-              <w:t xml:space="preserve"> </w:t>
-            </w:r>
-            <w:proofErr w:type="spellStart"/>
-            <w:r>
-              <w:rPr>
-                <w:rFonts w:ascii="Times New Roman" w:eastAsia="Times New Roman" w:hAnsi="Times New Roman" w:cs="Times New Roman"/>
-                <w:sz w:val="24"/>
-                <w:szCs w:val="24"/>
-                <w:lang w:eastAsia="ru-RU"/>
-              </w:rPr>
-              <w:t>Voyager</w:t>
-            </w:r>
-            <w:proofErr w:type="spellEnd"/>
           </w:p>
         </w:tc>
       </w:tr>
       <w:tr>
         <w:trPr>
-          <w:trHeight w:val="544"/>
+          <w:trHeight w:val="227"/>
         </w:trPr>
         <w:tc>
           <w:tcPr>
@@ -4288,47 +4083,7 @@
                 <w:szCs w:val="24"/>
                 <w:lang w:eastAsia="ru-RU"/>
               </w:rPr>
-              <w:t>Коммутатор D-</w:t>
-            </w:r>
-            <w:proofErr w:type="spellStart"/>
-            <w:r>
-              <w:rPr>
-                <w:rFonts w:ascii="Times New Roman" w:eastAsia="Times New Roman" w:hAnsi="Times New Roman" w:cs="Times New Roman"/>
-                <w:sz w:val="24"/>
-                <w:szCs w:val="24"/>
-                <w:lang w:eastAsia="ru-RU"/>
-              </w:rPr>
-              <w:t>Link</w:t>
-            </w:r>
-            <w:proofErr w:type="spellEnd"/>
-            <w:r>
-              <w:rPr>
-                <w:rFonts w:ascii="Times New Roman" w:eastAsia="Times New Roman" w:hAnsi="Times New Roman" w:cs="Times New Roman"/>
-                <w:sz w:val="24"/>
-                <w:szCs w:val="24"/>
-                <w:lang w:eastAsia="ru-RU"/>
-              </w:rPr>
-              <w:t xml:space="preserve">, </w:t>
-            </w:r>
-            <w:proofErr w:type="spellStart"/>
-            <w:r>
-              <w:rPr>
-                <w:rFonts w:ascii="Times New Roman" w:eastAsia="Times New Roman" w:hAnsi="Times New Roman" w:cs="Times New Roman"/>
-                <w:sz w:val="24"/>
-                <w:szCs w:val="24"/>
-                <w:lang w:eastAsia="ru-RU"/>
-              </w:rPr>
-              <w:t>Ethernet</w:t>
-            </w:r>
-            <w:proofErr w:type="spellEnd"/>
-            <w:r>
-              <w:rPr>
-                <w:rFonts w:ascii="Times New Roman" w:eastAsia="Times New Roman" w:hAnsi="Times New Roman" w:cs="Times New Roman"/>
-                <w:sz w:val="24"/>
-                <w:szCs w:val="24"/>
-                <w:lang w:eastAsia="ru-RU"/>
-              </w:rPr>
-              <w:t xml:space="preserve"> 1 Гбит/с</w:t>
+              <w:t>Коммутатор D-Link, Ethernet 1 Гбит/с</w:t>
             </w:r>
           </w:p>
         </w:tc>
@@ -4402,49 +4157,15 @@
           <w:lang w:eastAsia="ru-RU"/>
         </w:rPr>
       </w:pPr>
-      <w:proofErr w:type="spellStart"/>
-      <w:r>
-        <w:rPr>
-          <w:rFonts w:ascii="Times New Roman" w:eastAsia="Times New Roman" w:hAnsi="Times New Roman" w:cs="Times New Roman"/>
-          <w:color w:val="0F1115"/>
-          <w:sz w:val="28"/>
-          <w:szCs w:val="28"/>
-          <w:lang w:eastAsia="ru-RU"/>
-        </w:rPr>
-        <w:t>Microsoft</w:t>
-      </w:r>
-      <w:proofErr w:type="spellEnd"/>
-      <w:r>
-        <w:rPr>
-          <w:rFonts w:ascii="Times New Roman" w:eastAsia="Times New Roman" w:hAnsi="Times New Roman" w:cs="Times New Roman"/>
-          <w:color w:val="0F1115"/>
-          <w:sz w:val="28"/>
-          <w:szCs w:val="28"/>
-          <w:lang w:eastAsia="ru-RU"/>
-        </w:rPr>
-        <w:t xml:space="preserve"> </w:t>
-      </w:r>
-      <w:proofErr w:type="spellStart"/>
-      <w:r>
-        <w:rPr>
-          <w:rFonts w:ascii="Times New Roman" w:eastAsia="Times New Roman" w:hAnsi="Times New Roman" w:cs="Times New Roman"/>
-          <w:color w:val="0F1115"/>
-          <w:sz w:val="28"/>
-          <w:szCs w:val="28"/>
-          <w:lang w:eastAsia="ru-RU"/>
-        </w:rPr>
-        <w:t>Windows</w:t>
-      </w:r>
-      <w:proofErr w:type="spellEnd"/>
-      <w:r>
-        <w:rPr>
-          <w:rFonts w:ascii="Times New Roman" w:eastAsia="Times New Roman" w:hAnsi="Times New Roman" w:cs="Times New Roman"/>
-          <w:color w:val="0F1115"/>
-          <w:sz w:val="28"/>
-          <w:szCs w:val="28"/>
-          <w:lang w:eastAsia="ru-RU"/>
-        </w:rPr>
-        <w:t xml:space="preserve"> 10;</w:t>
+      <w:r>
+        <w:rPr>
+          <w:rFonts w:ascii="Times New Roman" w:eastAsia="Times New Roman" w:hAnsi="Times New Roman" w:cs="Times New Roman"/>
+          <w:color w:val="0F1115"/>
+          <w:sz w:val="28"/>
+          <w:szCs w:val="28"/>
+          <w:lang w:eastAsia="ru-RU"/>
+        </w:rPr>
+        <w:t>Microsoft Windows 10;</w:t>
       </w:r>
     </w:p>
     <w:p>
@@ -4542,29 +4263,7 @@
           <w:szCs w:val="28"/>
           <w:lang w:eastAsia="ru-RU"/>
         </w:rPr>
-        <w:t>1</w:t>
-      </w:r>
-      <w:proofErr w:type="gramStart"/>
-      <w:r>
-        <w:rPr>
-          <w:rFonts w:ascii="Times New Roman" w:eastAsia="Times New Roman" w:hAnsi="Times New Roman" w:cs="Times New Roman"/>
-          <w:color w:val="0F1115"/>
-          <w:sz w:val="28"/>
-          <w:szCs w:val="28"/>
-          <w:lang w:eastAsia="ru-RU"/>
-        </w:rPr>
-        <w:t>С:Предприятие</w:t>
-      </w:r>
-      <w:proofErr w:type="gramEnd"/>
-      <w:r>
-        <w:rPr>
-          <w:rFonts w:ascii="Times New Roman" w:eastAsia="Times New Roman" w:hAnsi="Times New Roman" w:cs="Times New Roman"/>
-          <w:color w:val="0F1115"/>
-          <w:sz w:val="28"/>
-          <w:szCs w:val="28"/>
-          <w:lang w:eastAsia="ru-RU"/>
-        </w:rPr>
-        <w:t xml:space="preserve"> (бухгалтерский учёт);</w:t>
+        <w:t>1С:Предприятие (бухгалтерский учёт);</w:t>
       </w:r>
     </w:p>
     <w:p>
@@ -4585,27 +4284,15 @@
           <w:lang w:eastAsia="ru-RU"/>
         </w:rPr>
       </w:pPr>
-      <w:proofErr w:type="spellStart"/>
-      <w:r>
-        <w:rPr>
-          <w:rFonts w:ascii="Times New Roman" w:eastAsia="Times New Roman" w:hAnsi="Times New Roman" w:cs="Times New Roman"/>
-          <w:color w:val="0F1115"/>
-          <w:sz w:val="28"/>
-          <w:szCs w:val="28"/>
-          <w:lang w:eastAsia="ru-RU"/>
-        </w:rPr>
-        <w:t>PostgreSQL</w:t>
-      </w:r>
-      <w:proofErr w:type="spellEnd"/>
-      <w:r>
-        <w:rPr>
-          <w:rFonts w:ascii="Times New Roman" w:eastAsia="Times New Roman" w:hAnsi="Times New Roman" w:cs="Times New Roman"/>
-          <w:color w:val="0F1115"/>
-          <w:sz w:val="28"/>
-          <w:szCs w:val="28"/>
-          <w:lang w:eastAsia="ru-RU"/>
-        </w:rPr>
-        <w:t>.</w:t>
+      <w:r>
+        <w:rPr>
+          <w:rFonts w:ascii="Times New Roman" w:eastAsia="Times New Roman" w:hAnsi="Times New Roman" w:cs="Times New Roman"/>
+          <w:color w:val="0F1115"/>
+          <w:sz w:val="28"/>
+          <w:szCs w:val="28"/>
+          <w:lang w:eastAsia="ru-RU"/>
+        </w:rPr>
+        <w:t>PostgreSQL.</w:t>
       </w:r>
     </w:p>
     <w:p>
@@ -4635,64 +4322,87 @@
     </w:p>
     <w:p>
       <w:pPr>
-        <w:pStyle w:val="222222222222222222"/>
-      </w:pPr>
-      <w:bookmarkStart w:id="7" w:name="_Toc231401455"/>
-    </w:p>
-    <w:p>
-      <w:pPr>
-        <w:pStyle w:val="222222222222222222"/>
-      </w:pPr>
-    </w:p>
-    <w:p>
-      <w:pPr>
-        <w:rPr>
-          <w:rFonts w:ascii="Times New Roman" w:eastAsia="Times New Roman" w:hAnsi="Times New Roman" w:cs="Times New Roman"/>
-          <w:b/>
-          <w:bCs/>
-          <w:color w:val="0F1115"/>
-          <w:sz w:val="28"/>
-          <w:szCs w:val="28"/>
-          <w:lang w:eastAsia="ru-RU"/>
-        </w:rPr>
-      </w:pPr>
-      <w:r>
-        <w:br w:type="page"/>
-      </w:r>
-    </w:p>
-    <w:p>
-      <w:pPr>
-        <w:pStyle w:val="222222222222222222"/>
-      </w:pPr>
-      <w:r>
-        <w:lastRenderedPageBreak/>
-        <w:t>2.4. Анализ требований к разрабатываемому программному модулю</w:t>
-      </w:r>
-      <w:bookmarkEnd w:id="7"/>
-    </w:p>
-    <w:p>
-      <w:pPr>
         <w:shd w:val="clear" w:color="auto" w:fill="FFFFFF"/>
         <w:spacing w:after="0" w:line="360" w:lineRule="auto"/>
         <w:ind w:firstLine="709"/>
         <w:jc w:val="both"/>
-        <w:rPr>
-          <w:rFonts w:ascii="Times New Roman" w:eastAsia="Times New Roman" w:hAnsi="Times New Roman" w:cs="Times New Roman"/>
-          <w:color w:val="0F1115"/>
-          <w:sz w:val="28"/>
-          <w:szCs w:val="28"/>
-          <w:lang w:eastAsia="ru-RU"/>
-        </w:rPr>
-      </w:pPr>
-      <w:r>
-        <w:rPr>
-          <w:rFonts w:ascii="Times New Roman" w:eastAsia="Times New Roman" w:hAnsi="Times New Roman" w:cs="Times New Roman"/>
-          <w:color w:val="0F1115"/>
-          <w:sz w:val="28"/>
-          <w:szCs w:val="28"/>
-          <w:lang w:eastAsia="ru-RU"/>
-        </w:rPr>
-        <w:t>На основе опроса сотрудников сформулированы требования (таблица 2).</w:t>
+        <w:outlineLvl w:val="2"/>
+        <w:rPr>
+          <w:rFonts w:ascii="Times New Roman" w:eastAsia="Times New Roman" w:hAnsi="Times New Roman" w:cs="Times New Roman"/>
+          <w:b/>
+          <w:bCs/>
+          <w:color w:val="0F1115"/>
+          <w:sz w:val="28"/>
+          <w:szCs w:val="28"/>
+          <w:lang w:eastAsia="ru-RU"/>
+        </w:rPr>
+      </w:pPr>
+    </w:p>
+    <w:p>
+      <w:pPr>
+        <w:pStyle w:val="222222222222222222"/>
+      </w:pPr>
+      <w:bookmarkStart w:id="7" w:name="_Toc231401455"/>
+      <w:r>
+        <w:t>2.4. Анализ требований к разрабатываемому программному модулю</w:t>
+      </w:r>
+      <w:bookmarkEnd w:id="7"/>
+    </w:p>
+    <w:p>
+      <w:pPr>
+        <w:shd w:val="clear" w:color="auto" w:fill="FFFFFF"/>
+        <w:spacing w:after="0" w:line="360" w:lineRule="auto"/>
+        <w:ind w:firstLine="709"/>
+        <w:jc w:val="both"/>
+        <w:rPr>
+          <w:rFonts w:ascii="Times New Roman" w:eastAsia="Times New Roman" w:hAnsi="Times New Roman" w:cs="Times New Roman"/>
+          <w:color w:val="0F1115"/>
+          <w:sz w:val="28"/>
+          <w:szCs w:val="28"/>
+          <w:lang w:eastAsia="ru-RU"/>
+        </w:rPr>
+      </w:pPr>
+      <w:r>
+        <w:rPr>
+          <w:rFonts w:ascii="Times New Roman" w:eastAsia="Times New Roman" w:hAnsi="Times New Roman" w:cs="Times New Roman"/>
+          <w:color w:val="0F1115"/>
+          <w:sz w:val="28"/>
+          <w:szCs w:val="28"/>
+          <w:lang w:eastAsia="ru-RU"/>
+        </w:rPr>
+        <w:t>На основе опроса сотрудн</w:t>
+      </w:r>
+      <w:r>
+        <w:rPr>
+          <w:rFonts w:ascii="Times New Roman" w:eastAsia="Times New Roman" w:hAnsi="Times New Roman" w:cs="Times New Roman"/>
+          <w:color w:val="0F1115"/>
+          <w:sz w:val="28"/>
+          <w:szCs w:val="28"/>
+          <w:lang w:eastAsia="ru-RU"/>
+        </w:rPr>
+        <w:t>иков сформулированы требования представленные</w:t>
+      </w:r>
+      <w:bookmarkStart w:id="8" w:name="_GoBack"/>
+      <w:bookmarkEnd w:id="8"/>
+      <w:r>
+        <w:rPr>
+          <w:rFonts w:ascii="Times New Roman" w:eastAsia="Times New Roman" w:hAnsi="Times New Roman" w:cs="Times New Roman"/>
+          <w:color w:val="0F1115"/>
+          <w:sz w:val="28"/>
+          <w:szCs w:val="28"/>
+          <w:lang w:eastAsia="ru-RU"/>
+        </w:rPr>
+        <w:t xml:space="preserve"> на таблице 2</w:t>
+      </w:r>
+      <w:r>
+        <w:rPr>
+          <w:rFonts w:ascii="Times New Roman" w:eastAsia="Times New Roman" w:hAnsi="Times New Roman" w:cs="Times New Roman"/>
+          <w:color w:val="0F1115"/>
+          <w:sz w:val="28"/>
+          <w:szCs w:val="28"/>
+          <w:lang w:eastAsia="ru-RU"/>
+        </w:rPr>
+        <w:t>.</w:t>
       </w:r>
     </w:p>
     <w:p>
@@ -4987,6 +4697,7 @@
                 <w:szCs w:val="24"/>
                 <w:lang w:eastAsia="ru-RU"/>
               </w:rPr>
+              <w:lastRenderedPageBreak/>
               <w:t>2</w:t>
             </w:r>
           </w:p>
@@ -5429,7 +5140,6 @@
                 <w:lang w:eastAsia="ru-RU"/>
               </w:rPr>
             </w:pPr>
-            <w:proofErr w:type="spellStart"/>
             <w:r>
               <w:rPr>
                 <w:rFonts w:ascii="Times New Roman" w:eastAsia="Times New Roman" w:hAnsi="Times New Roman" w:cs="Times New Roman"/>
@@ -5437,17 +5147,7 @@
                 <w:szCs w:val="24"/>
                 <w:lang w:eastAsia="ru-RU"/>
               </w:rPr>
-              <w:t>Автосохранение</w:t>
-            </w:r>
-            <w:proofErr w:type="spellEnd"/>
-            <w:r>
-              <w:rPr>
-                <w:rFonts w:ascii="Times New Roman" w:eastAsia="Times New Roman" w:hAnsi="Times New Roman" w:cs="Times New Roman"/>
-                <w:sz w:val="24"/>
-                <w:szCs w:val="24"/>
-                <w:lang w:eastAsia="ru-RU"/>
-              </w:rPr>
-              <w:t xml:space="preserve"> в JSON</w:t>
+              <w:t>Автосохранение в JSON</w:t>
             </w:r>
           </w:p>
         </w:tc>
@@ -5719,8 +5419,6 @@
         </w:rPr>
         <w:br w:type="page"/>
       </w:r>
-      <w:bookmarkStart w:id="8" w:name="_GoBack"/>
-      <w:bookmarkEnd w:id="8"/>
     </w:p>
     <w:p>
       <w:pPr>
@@ -5823,29 +5521,7 @@
           <w:szCs w:val="28"/>
           <w:lang w:eastAsia="ru-RU"/>
         </w:rPr>
-        <w:t xml:space="preserve">Добавление новой детали через отдельную форму с </w:t>
-      </w:r>
-      <w:proofErr w:type="spellStart"/>
-      <w:r>
-        <w:rPr>
-          <w:rFonts w:ascii="Times New Roman" w:eastAsia="Times New Roman" w:hAnsi="Times New Roman" w:cs="Times New Roman"/>
-          <w:color w:val="0F1115"/>
-          <w:sz w:val="28"/>
-          <w:szCs w:val="28"/>
-          <w:lang w:eastAsia="ru-RU"/>
-        </w:rPr>
-        <w:t>валидацией</w:t>
-      </w:r>
-      <w:proofErr w:type="spellEnd"/>
-      <w:r>
-        <w:rPr>
-          <w:rFonts w:ascii="Times New Roman" w:eastAsia="Times New Roman" w:hAnsi="Times New Roman" w:cs="Times New Roman"/>
-          <w:color w:val="0F1115"/>
-          <w:sz w:val="28"/>
-          <w:szCs w:val="28"/>
-          <w:lang w:eastAsia="ru-RU"/>
-        </w:rPr>
-        <w:t>.</w:t>
+        <w:t>Добавление новой детали через отдельную форму с валидацией.</w:t>
       </w:r>
     </w:p>
     <w:p>
@@ -5932,29 +5608,7 @@
           <w:szCs w:val="28"/>
           <w:lang w:eastAsia="ru-RU"/>
         </w:rPr>
-        <w:t>Поиск по номеру или наименованию (</w:t>
-      </w:r>
-      <w:proofErr w:type="spellStart"/>
-      <w:r>
-        <w:rPr>
-          <w:rFonts w:ascii="Times New Roman" w:eastAsia="Times New Roman" w:hAnsi="Times New Roman" w:cs="Times New Roman"/>
-          <w:color w:val="0F1115"/>
-          <w:sz w:val="28"/>
-          <w:szCs w:val="28"/>
-          <w:lang w:eastAsia="ru-RU"/>
-        </w:rPr>
-        <w:t>регистронезависимый</w:t>
-      </w:r>
-      <w:proofErr w:type="spellEnd"/>
-      <w:r>
-        <w:rPr>
-          <w:rFonts w:ascii="Times New Roman" w:eastAsia="Times New Roman" w:hAnsi="Times New Roman" w:cs="Times New Roman"/>
-          <w:color w:val="0F1115"/>
-          <w:sz w:val="28"/>
-          <w:szCs w:val="28"/>
-          <w:lang w:eastAsia="ru-RU"/>
-        </w:rPr>
-        <w:t>).</w:t>
+        <w:t>Поиск по номеру или наименованию (регистронезависимый).</w:t>
       </w:r>
     </w:p>
     <w:p>
@@ -6041,73 +5695,7 @@
           <w:szCs w:val="28"/>
           <w:lang w:eastAsia="ru-RU"/>
         </w:rPr>
-        <w:t xml:space="preserve">Горячие клавиши (F5 – обновить, </w:t>
-      </w:r>
-      <w:proofErr w:type="spellStart"/>
-      <w:r>
-        <w:rPr>
-          <w:rFonts w:ascii="Times New Roman" w:eastAsia="Times New Roman" w:hAnsi="Times New Roman" w:cs="Times New Roman"/>
-          <w:color w:val="0F1115"/>
-          <w:sz w:val="28"/>
-          <w:szCs w:val="28"/>
-          <w:lang w:eastAsia="ru-RU"/>
-        </w:rPr>
-        <w:t>Ctrl+N</w:t>
-      </w:r>
-      <w:proofErr w:type="spellEnd"/>
-      <w:r>
-        <w:rPr>
-          <w:rFonts w:ascii="Times New Roman" w:eastAsia="Times New Roman" w:hAnsi="Times New Roman" w:cs="Times New Roman"/>
-          <w:color w:val="0F1115"/>
-          <w:sz w:val="28"/>
-          <w:szCs w:val="28"/>
-          <w:lang w:eastAsia="ru-RU"/>
-        </w:rPr>
-        <w:t xml:space="preserve"> – добавить, </w:t>
-      </w:r>
-      <w:proofErr w:type="spellStart"/>
-      <w:r>
-        <w:rPr>
-          <w:rFonts w:ascii="Times New Roman" w:eastAsia="Times New Roman" w:hAnsi="Times New Roman" w:cs="Times New Roman"/>
-          <w:color w:val="0F1115"/>
-          <w:sz w:val="28"/>
-          <w:szCs w:val="28"/>
-          <w:lang w:eastAsia="ru-RU"/>
-        </w:rPr>
-        <w:t>Ctrl+E</w:t>
-      </w:r>
-      <w:proofErr w:type="spellEnd"/>
-      <w:r>
-        <w:rPr>
-          <w:rFonts w:ascii="Times New Roman" w:eastAsia="Times New Roman" w:hAnsi="Times New Roman" w:cs="Times New Roman"/>
-          <w:color w:val="0F1115"/>
-          <w:sz w:val="28"/>
-          <w:szCs w:val="28"/>
-          <w:lang w:eastAsia="ru-RU"/>
-        </w:rPr>
-        <w:t xml:space="preserve"> – редактировать, </w:t>
-      </w:r>
-      <w:proofErr w:type="spellStart"/>
-      <w:r>
-        <w:rPr>
-          <w:rFonts w:ascii="Times New Roman" w:eastAsia="Times New Roman" w:hAnsi="Times New Roman" w:cs="Times New Roman"/>
-          <w:color w:val="0F1115"/>
-          <w:sz w:val="28"/>
-          <w:szCs w:val="28"/>
-          <w:lang w:eastAsia="ru-RU"/>
-        </w:rPr>
-        <w:t>Delete</w:t>
-      </w:r>
-      <w:proofErr w:type="spellEnd"/>
-      <w:r>
-        <w:rPr>
-          <w:rFonts w:ascii="Times New Roman" w:eastAsia="Times New Roman" w:hAnsi="Times New Roman" w:cs="Times New Roman"/>
-          <w:color w:val="0F1115"/>
-          <w:sz w:val="28"/>
-          <w:szCs w:val="28"/>
-          <w:lang w:eastAsia="ru-RU"/>
-        </w:rPr>
-        <w:t xml:space="preserve"> – удалить).</w:t>
+        <w:t>Горячие клавиши (F5 – обновить, Ctrl+N – добавить, Ctrl+E – редактировать, Delete – удалить).</w:t>
       </w:r>
     </w:p>
     <w:p>
@@ -7750,7 +7338,6 @@
         </w:rPr>
         <w:t>Модуль использует библиотеку классов </w:t>
       </w:r>
-      <w:proofErr w:type="spellStart"/>
       <w:r>
         <w:rPr>
           <w:rFonts w:ascii="Times New Roman" w:eastAsia="Times New Roman" w:hAnsi="Times New Roman" w:cs="Times New Roman"/>
@@ -7762,7 +7349,6 @@
         </w:rPr>
         <w:t>AircraftPartsLibrary</w:t>
       </w:r>
-      <w:proofErr w:type="spellEnd"/>
       <w:r>
         <w:rPr>
           <w:rFonts w:ascii="Times New Roman" w:eastAsia="Times New Roman" w:hAnsi="Times New Roman" w:cs="Times New Roman"/>
@@ -7773,7 +7359,6 @@
         </w:rPr>
         <w:t>. В ней определены перечисления и основной класс </w:t>
       </w:r>
-      <w:proofErr w:type="spellStart"/>
       <w:r>
         <w:rPr>
           <w:rFonts w:ascii="Times New Roman" w:eastAsia="Times New Roman" w:hAnsi="Times New Roman" w:cs="Times New Roman"/>
@@ -7785,7 +7370,6 @@
         </w:rPr>
         <w:t>Part</w:t>
       </w:r>
-      <w:proofErr w:type="spellEnd"/>
       <w:r>
         <w:rPr>
           <w:rFonts w:ascii="Times New Roman" w:eastAsia="Times New Roman" w:hAnsi="Times New Roman" w:cs="Times New Roman"/>
@@ -7820,31 +7404,7 @@
           <w:szCs w:val="28"/>
           <w:lang w:eastAsia="ru-RU"/>
         </w:rPr>
-        <w:t xml:space="preserve">Перечисление </w:t>
-      </w:r>
-      <w:proofErr w:type="spellStart"/>
-      <w:r>
-        <w:rPr>
-          <w:rFonts w:ascii="Times New Roman" w:eastAsia="Times New Roman" w:hAnsi="Times New Roman" w:cs="Times New Roman"/>
-          <w:bCs/>
-          <w:color w:val="0F1115"/>
-          <w:sz w:val="28"/>
-          <w:szCs w:val="28"/>
-          <w:lang w:eastAsia="ru-RU"/>
-        </w:rPr>
-        <w:t>PartType</w:t>
-      </w:r>
-      <w:proofErr w:type="spellEnd"/>
-      <w:r>
-        <w:rPr>
-          <w:rFonts w:ascii="Times New Roman" w:eastAsia="Times New Roman" w:hAnsi="Times New Roman" w:cs="Times New Roman"/>
-          <w:bCs/>
-          <w:color w:val="0F1115"/>
-          <w:sz w:val="28"/>
-          <w:szCs w:val="28"/>
-          <w:lang w:eastAsia="ru-RU"/>
-        </w:rPr>
-        <w:t xml:space="preserve"> (типы деталей):</w:t>
+        <w:t>Перечисление PartType (типы деталей):</w:t>
       </w:r>
     </w:p>
     <w:p>
@@ -7899,31 +7459,7 @@
           <w:szCs w:val="28"/>
           <w:lang w:eastAsia="ru-RU"/>
         </w:rPr>
-        <w:t xml:space="preserve">Перечисление </w:t>
-      </w:r>
-      <w:proofErr w:type="spellStart"/>
-      <w:r>
-        <w:rPr>
-          <w:rFonts w:ascii="Times New Roman" w:eastAsia="Times New Roman" w:hAnsi="Times New Roman" w:cs="Times New Roman"/>
-          <w:bCs/>
-          <w:color w:val="0F1115"/>
-          <w:sz w:val="28"/>
-          <w:szCs w:val="28"/>
-          <w:lang w:eastAsia="ru-RU"/>
-        </w:rPr>
-        <w:t>PartStatus</w:t>
-      </w:r>
-      <w:proofErr w:type="spellEnd"/>
-      <w:r>
-        <w:rPr>
-          <w:rFonts w:ascii="Times New Roman" w:eastAsia="Times New Roman" w:hAnsi="Times New Roman" w:cs="Times New Roman"/>
-          <w:bCs/>
-          <w:color w:val="0F1115"/>
-          <w:sz w:val="28"/>
-          <w:szCs w:val="28"/>
-          <w:lang w:eastAsia="ru-RU"/>
-        </w:rPr>
-        <w:t xml:space="preserve"> (статусы):</w:t>
+        <w:t>Перечисление PartStatus (статусы):</w:t>
       </w:r>
     </w:p>
     <w:p>
@@ -7944,27 +7480,15 @@
           <w:lang w:eastAsia="ru-RU"/>
         </w:rPr>
       </w:pPr>
-      <w:proofErr w:type="spellStart"/>
-      <w:r>
-        <w:rPr>
-          <w:rFonts w:ascii="Times New Roman" w:eastAsia="Times New Roman" w:hAnsi="Times New Roman" w:cs="Times New Roman"/>
-          <w:color w:val="0F1115"/>
-          <w:sz w:val="28"/>
-          <w:szCs w:val="28"/>
-          <w:lang w:eastAsia="ru-RU"/>
-        </w:rPr>
-        <w:t>НаСкладе</w:t>
-      </w:r>
-      <w:proofErr w:type="spellEnd"/>
-      <w:r>
-        <w:rPr>
-          <w:rFonts w:ascii="Times New Roman" w:eastAsia="Times New Roman" w:hAnsi="Times New Roman" w:cs="Times New Roman"/>
-          <w:color w:val="0F1115"/>
-          <w:sz w:val="28"/>
-          <w:szCs w:val="28"/>
-          <w:lang w:eastAsia="ru-RU"/>
-        </w:rPr>
-        <w:t>, Установлена, Списана.</w:t>
+      <w:r>
+        <w:rPr>
+          <w:rFonts w:ascii="Times New Roman" w:eastAsia="Times New Roman" w:hAnsi="Times New Roman" w:cs="Times New Roman"/>
+          <w:color w:val="0F1115"/>
+          <w:sz w:val="28"/>
+          <w:szCs w:val="28"/>
+          <w:lang w:eastAsia="ru-RU"/>
+        </w:rPr>
+        <w:t>НаСкладе, Установлена, Списана.</w:t>
       </w:r>
     </w:p>
     <w:p>
@@ -7990,21 +7514,8 @@
           <w:szCs w:val="28"/>
           <w:lang w:eastAsia="ru-RU"/>
         </w:rPr>
-        <w:t xml:space="preserve">Класс </w:t>
-      </w:r>
-      <w:proofErr w:type="spellStart"/>
-      <w:r>
-        <w:rPr>
-          <w:rFonts w:ascii="Times New Roman" w:eastAsia="Times New Roman" w:hAnsi="Times New Roman" w:cs="Times New Roman"/>
-          <w:bCs/>
-          <w:color w:val="0F1115"/>
-          <w:sz w:val="28"/>
-          <w:szCs w:val="28"/>
-          <w:lang w:eastAsia="ru-RU"/>
-        </w:rPr>
-        <w:t>Part</w:t>
-      </w:r>
-      <w:proofErr w:type="spellEnd"/>
+        <w:t>Класс Part</w:t>
+      </w:r>
       <w:r>
         <w:rPr>
           <w:rFonts w:ascii="Times New Roman" w:eastAsia="Times New Roman" w:hAnsi="Times New Roman" w:cs="Times New Roman"/>
@@ -8034,7 +7545,6 @@
           <w:lang w:eastAsia="ru-RU"/>
         </w:rPr>
       </w:pPr>
-      <w:proofErr w:type="spellStart"/>
       <w:r>
         <w:rPr>
           <w:rFonts w:ascii="Times New Roman" w:eastAsia="Times New Roman" w:hAnsi="Times New Roman" w:cs="Times New Roman"/>
@@ -8046,38 +7556,15 @@
         </w:rPr>
         <w:t>Id</w:t>
       </w:r>
-      <w:proofErr w:type="spellEnd"/>
-      <w:r>
-        <w:rPr>
-          <w:rFonts w:ascii="Times New Roman" w:eastAsia="Times New Roman" w:hAnsi="Times New Roman" w:cs="Times New Roman"/>
-          <w:color w:val="0F1115"/>
-          <w:sz w:val="28"/>
-          <w:szCs w:val="28"/>
-          <w:lang w:eastAsia="ru-RU"/>
-        </w:rPr>
-        <w:t> (</w:t>
-      </w:r>
-      <w:proofErr w:type="spellStart"/>
-      <w:r>
-        <w:rPr>
-          <w:rFonts w:ascii="Times New Roman" w:eastAsia="Times New Roman" w:hAnsi="Times New Roman" w:cs="Times New Roman"/>
-          <w:color w:val="0F1115"/>
-          <w:sz w:val="28"/>
-          <w:szCs w:val="28"/>
-          <w:lang w:eastAsia="ru-RU"/>
-        </w:rPr>
-        <w:t>int</w:t>
-      </w:r>
-      <w:proofErr w:type="spellEnd"/>
-      <w:r>
-        <w:rPr>
-          <w:rFonts w:ascii="Times New Roman" w:eastAsia="Times New Roman" w:hAnsi="Times New Roman" w:cs="Times New Roman"/>
-          <w:color w:val="0F1115"/>
-          <w:sz w:val="28"/>
-          <w:szCs w:val="28"/>
-          <w:lang w:eastAsia="ru-RU"/>
-        </w:rPr>
-        <w:t>) – уникальный идентификатор;</w:t>
+      <w:r>
+        <w:rPr>
+          <w:rFonts w:ascii="Times New Roman" w:eastAsia="Times New Roman" w:hAnsi="Times New Roman" w:cs="Times New Roman"/>
+          <w:color w:val="0F1115"/>
+          <w:sz w:val="28"/>
+          <w:szCs w:val="28"/>
+          <w:lang w:eastAsia="ru-RU"/>
+        </w:rPr>
+        <w:t> (int) – уникальный идентификатор;</w:t>
       </w:r>
     </w:p>
     <w:p>
@@ -8098,7 +7585,6 @@
           <w:lang w:eastAsia="ru-RU"/>
         </w:rPr>
       </w:pPr>
-      <w:proofErr w:type="spellStart"/>
       <w:r>
         <w:rPr>
           <w:rFonts w:ascii="Times New Roman" w:eastAsia="Times New Roman" w:hAnsi="Times New Roman" w:cs="Times New Roman"/>
@@ -8110,38 +7596,15 @@
         </w:rPr>
         <w:t>Name</w:t>
       </w:r>
-      <w:proofErr w:type="spellEnd"/>
-      <w:r>
-        <w:rPr>
-          <w:rFonts w:ascii="Times New Roman" w:eastAsia="Times New Roman" w:hAnsi="Times New Roman" w:cs="Times New Roman"/>
-          <w:color w:val="0F1115"/>
-          <w:sz w:val="28"/>
-          <w:szCs w:val="28"/>
-          <w:lang w:eastAsia="ru-RU"/>
-        </w:rPr>
-        <w:t> (</w:t>
-      </w:r>
-      <w:proofErr w:type="spellStart"/>
-      <w:r>
-        <w:rPr>
-          <w:rFonts w:ascii="Times New Roman" w:eastAsia="Times New Roman" w:hAnsi="Times New Roman" w:cs="Times New Roman"/>
-          <w:color w:val="0F1115"/>
-          <w:sz w:val="28"/>
-          <w:szCs w:val="28"/>
-          <w:lang w:eastAsia="ru-RU"/>
-        </w:rPr>
-        <w:t>string</w:t>
-      </w:r>
-      <w:proofErr w:type="spellEnd"/>
-      <w:r>
-        <w:rPr>
-          <w:rFonts w:ascii="Times New Roman" w:eastAsia="Times New Roman" w:hAnsi="Times New Roman" w:cs="Times New Roman"/>
-          <w:color w:val="0F1115"/>
-          <w:sz w:val="28"/>
-          <w:szCs w:val="28"/>
-          <w:lang w:eastAsia="ru-RU"/>
-        </w:rPr>
-        <w:t>) – наименование;</w:t>
+      <w:r>
+        <w:rPr>
+          <w:rFonts w:ascii="Times New Roman" w:eastAsia="Times New Roman" w:hAnsi="Times New Roman" w:cs="Times New Roman"/>
+          <w:color w:val="0F1115"/>
+          <w:sz w:val="28"/>
+          <w:szCs w:val="28"/>
+          <w:lang w:eastAsia="ru-RU"/>
+        </w:rPr>
+        <w:t> (string) – наименование;</w:t>
       </w:r>
     </w:p>
     <w:p>
@@ -8162,7 +7625,6 @@
           <w:lang w:eastAsia="ru-RU"/>
         </w:rPr>
       </w:pPr>
-      <w:proofErr w:type="spellStart"/>
       <w:r>
         <w:rPr>
           <w:rFonts w:ascii="Times New Roman" w:eastAsia="Times New Roman" w:hAnsi="Times New Roman" w:cs="Times New Roman"/>
@@ -8175,38 +7637,15 @@
         <w:lastRenderedPageBreak/>
         <w:t>PartNumber</w:t>
       </w:r>
-      <w:proofErr w:type="spellEnd"/>
-      <w:r>
-        <w:rPr>
-          <w:rFonts w:ascii="Times New Roman" w:eastAsia="Times New Roman" w:hAnsi="Times New Roman" w:cs="Times New Roman"/>
-          <w:color w:val="0F1115"/>
-          <w:sz w:val="28"/>
-          <w:szCs w:val="28"/>
-          <w:lang w:eastAsia="ru-RU"/>
-        </w:rPr>
-        <w:t> (</w:t>
-      </w:r>
-      <w:proofErr w:type="spellStart"/>
-      <w:r>
-        <w:rPr>
-          <w:rFonts w:ascii="Times New Roman" w:eastAsia="Times New Roman" w:hAnsi="Times New Roman" w:cs="Times New Roman"/>
-          <w:color w:val="0F1115"/>
-          <w:sz w:val="28"/>
-          <w:szCs w:val="28"/>
-          <w:lang w:eastAsia="ru-RU"/>
-        </w:rPr>
-        <w:t>string</w:t>
-      </w:r>
-      <w:proofErr w:type="spellEnd"/>
-      <w:r>
-        <w:rPr>
-          <w:rFonts w:ascii="Times New Roman" w:eastAsia="Times New Roman" w:hAnsi="Times New Roman" w:cs="Times New Roman"/>
-          <w:color w:val="0F1115"/>
-          <w:sz w:val="28"/>
-          <w:szCs w:val="28"/>
-          <w:lang w:eastAsia="ru-RU"/>
-        </w:rPr>
-        <w:t>) – уникальный номер детали;</w:t>
+      <w:r>
+        <w:rPr>
+          <w:rFonts w:ascii="Times New Roman" w:eastAsia="Times New Roman" w:hAnsi="Times New Roman" w:cs="Times New Roman"/>
+          <w:color w:val="0F1115"/>
+          <w:sz w:val="28"/>
+          <w:szCs w:val="28"/>
+          <w:lang w:eastAsia="ru-RU"/>
+        </w:rPr>
+        <w:t> (string) – уникальный номер детали;</w:t>
       </w:r>
     </w:p>
     <w:p>
@@ -8227,7 +7666,6 @@
           <w:lang w:eastAsia="ru-RU"/>
         </w:rPr>
       </w:pPr>
-      <w:proofErr w:type="spellStart"/>
       <w:r>
         <w:rPr>
           <w:rFonts w:ascii="Times New Roman" w:eastAsia="Times New Roman" w:hAnsi="Times New Roman" w:cs="Times New Roman"/>
@@ -8239,38 +7677,15 @@
         </w:rPr>
         <w:t>Type</w:t>
       </w:r>
-      <w:proofErr w:type="spellEnd"/>
-      <w:r>
-        <w:rPr>
-          <w:rFonts w:ascii="Times New Roman" w:eastAsia="Times New Roman" w:hAnsi="Times New Roman" w:cs="Times New Roman"/>
-          <w:color w:val="0F1115"/>
-          <w:sz w:val="28"/>
-          <w:szCs w:val="28"/>
-          <w:lang w:eastAsia="ru-RU"/>
-        </w:rPr>
-        <w:t> (</w:t>
-      </w:r>
-      <w:proofErr w:type="spellStart"/>
-      <w:r>
-        <w:rPr>
-          <w:rFonts w:ascii="Times New Roman" w:eastAsia="Times New Roman" w:hAnsi="Times New Roman" w:cs="Times New Roman"/>
-          <w:color w:val="0F1115"/>
-          <w:sz w:val="28"/>
-          <w:szCs w:val="28"/>
-          <w:lang w:eastAsia="ru-RU"/>
-        </w:rPr>
-        <w:t>PartType</w:t>
-      </w:r>
-      <w:proofErr w:type="spellEnd"/>
-      <w:r>
-        <w:rPr>
-          <w:rFonts w:ascii="Times New Roman" w:eastAsia="Times New Roman" w:hAnsi="Times New Roman" w:cs="Times New Roman"/>
-          <w:color w:val="0F1115"/>
-          <w:sz w:val="28"/>
-          <w:szCs w:val="28"/>
-          <w:lang w:eastAsia="ru-RU"/>
-        </w:rPr>
-        <w:t>) – тип;</w:t>
+      <w:r>
+        <w:rPr>
+          <w:rFonts w:ascii="Times New Roman" w:eastAsia="Times New Roman" w:hAnsi="Times New Roman" w:cs="Times New Roman"/>
+          <w:color w:val="0F1115"/>
+          <w:sz w:val="28"/>
+          <w:szCs w:val="28"/>
+          <w:lang w:eastAsia="ru-RU"/>
+        </w:rPr>
+        <w:t> (PartType) – тип;</w:t>
       </w:r>
     </w:p>
     <w:p>
@@ -8291,7 +7706,6 @@
           <w:lang w:eastAsia="ru-RU"/>
         </w:rPr>
       </w:pPr>
-      <w:proofErr w:type="spellStart"/>
       <w:r>
         <w:rPr>
           <w:rFonts w:ascii="Times New Roman" w:eastAsia="Times New Roman" w:hAnsi="Times New Roman" w:cs="Times New Roman"/>
@@ -8303,38 +7717,15 @@
         </w:rPr>
         <w:t>ManufactureDate</w:t>
       </w:r>
-      <w:proofErr w:type="spellEnd"/>
-      <w:r>
-        <w:rPr>
-          <w:rFonts w:ascii="Times New Roman" w:eastAsia="Times New Roman" w:hAnsi="Times New Roman" w:cs="Times New Roman"/>
-          <w:color w:val="0F1115"/>
-          <w:sz w:val="28"/>
-          <w:szCs w:val="28"/>
-          <w:lang w:eastAsia="ru-RU"/>
-        </w:rPr>
-        <w:t> (</w:t>
-      </w:r>
-      <w:proofErr w:type="spellStart"/>
-      <w:r>
-        <w:rPr>
-          <w:rFonts w:ascii="Times New Roman" w:eastAsia="Times New Roman" w:hAnsi="Times New Roman" w:cs="Times New Roman"/>
-          <w:color w:val="0F1115"/>
-          <w:sz w:val="28"/>
-          <w:szCs w:val="28"/>
-          <w:lang w:eastAsia="ru-RU"/>
-        </w:rPr>
-        <w:t>DateTime</w:t>
-      </w:r>
-      <w:proofErr w:type="spellEnd"/>
-      <w:r>
-        <w:rPr>
-          <w:rFonts w:ascii="Times New Roman" w:eastAsia="Times New Roman" w:hAnsi="Times New Roman" w:cs="Times New Roman"/>
-          <w:color w:val="0F1115"/>
-          <w:sz w:val="28"/>
-          <w:szCs w:val="28"/>
-          <w:lang w:eastAsia="ru-RU"/>
-        </w:rPr>
-        <w:t>) – дата изготовления;</w:t>
+      <w:r>
+        <w:rPr>
+          <w:rFonts w:ascii="Times New Roman" w:eastAsia="Times New Roman" w:hAnsi="Times New Roman" w:cs="Times New Roman"/>
+          <w:color w:val="0F1115"/>
+          <w:sz w:val="28"/>
+          <w:szCs w:val="28"/>
+          <w:lang w:eastAsia="ru-RU"/>
+        </w:rPr>
+        <w:t> (DateTime) – дата изготовления;</w:t>
       </w:r>
     </w:p>
     <w:p>
@@ -8355,7 +7746,6 @@
           <w:lang w:eastAsia="ru-RU"/>
         </w:rPr>
       </w:pPr>
-      <w:proofErr w:type="spellStart"/>
       <w:r>
         <w:rPr>
           <w:rFonts w:ascii="Times New Roman" w:eastAsia="Times New Roman" w:hAnsi="Times New Roman" w:cs="Times New Roman"/>
@@ -8367,38 +7757,15 @@
         </w:rPr>
         <w:t>Status</w:t>
       </w:r>
-      <w:proofErr w:type="spellEnd"/>
-      <w:r>
-        <w:rPr>
-          <w:rFonts w:ascii="Times New Roman" w:eastAsia="Times New Roman" w:hAnsi="Times New Roman" w:cs="Times New Roman"/>
-          <w:color w:val="0F1115"/>
-          <w:sz w:val="28"/>
-          <w:szCs w:val="28"/>
-          <w:lang w:eastAsia="ru-RU"/>
-        </w:rPr>
-        <w:t> (</w:t>
-      </w:r>
-      <w:proofErr w:type="spellStart"/>
-      <w:r>
-        <w:rPr>
-          <w:rFonts w:ascii="Times New Roman" w:eastAsia="Times New Roman" w:hAnsi="Times New Roman" w:cs="Times New Roman"/>
-          <w:color w:val="0F1115"/>
-          <w:sz w:val="28"/>
-          <w:szCs w:val="28"/>
-          <w:lang w:eastAsia="ru-RU"/>
-        </w:rPr>
-        <w:t>PartStatus</w:t>
-      </w:r>
-      <w:proofErr w:type="spellEnd"/>
-      <w:r>
-        <w:rPr>
-          <w:rFonts w:ascii="Times New Roman" w:eastAsia="Times New Roman" w:hAnsi="Times New Roman" w:cs="Times New Roman"/>
-          <w:color w:val="0F1115"/>
-          <w:sz w:val="28"/>
-          <w:szCs w:val="28"/>
-          <w:lang w:eastAsia="ru-RU"/>
-        </w:rPr>
-        <w:t>) – статус;</w:t>
+      <w:r>
+        <w:rPr>
+          <w:rFonts w:ascii="Times New Roman" w:eastAsia="Times New Roman" w:hAnsi="Times New Roman" w:cs="Times New Roman"/>
+          <w:color w:val="0F1115"/>
+          <w:sz w:val="28"/>
+          <w:szCs w:val="28"/>
+          <w:lang w:eastAsia="ru-RU"/>
+        </w:rPr>
+        <w:t> (PartStatus) – статус;</w:t>
       </w:r>
     </w:p>
     <w:p>
@@ -8419,7 +7786,6 @@
           <w:lang w:eastAsia="ru-RU"/>
         </w:rPr>
       </w:pPr>
-      <w:proofErr w:type="spellStart"/>
       <w:r>
         <w:rPr>
           <w:rFonts w:ascii="Times New Roman" w:eastAsia="Times New Roman" w:hAnsi="Times New Roman" w:cs="Times New Roman"/>
@@ -8431,38 +7797,15 @@
         </w:rPr>
         <w:t>AircraftId</w:t>
       </w:r>
-      <w:proofErr w:type="spellEnd"/>
-      <w:r>
-        <w:rPr>
-          <w:rFonts w:ascii="Times New Roman" w:eastAsia="Times New Roman" w:hAnsi="Times New Roman" w:cs="Times New Roman"/>
-          <w:color w:val="0F1115"/>
-          <w:sz w:val="28"/>
-          <w:szCs w:val="28"/>
-          <w:lang w:eastAsia="ru-RU"/>
-        </w:rPr>
-        <w:t> (</w:t>
-      </w:r>
-      <w:proofErr w:type="spellStart"/>
-      <w:r>
-        <w:rPr>
-          <w:rFonts w:ascii="Times New Roman" w:eastAsia="Times New Roman" w:hAnsi="Times New Roman" w:cs="Times New Roman"/>
-          <w:color w:val="0F1115"/>
-          <w:sz w:val="28"/>
-          <w:szCs w:val="28"/>
-          <w:lang w:eastAsia="ru-RU"/>
-        </w:rPr>
-        <w:t>string</w:t>
-      </w:r>
-      <w:proofErr w:type="spellEnd"/>
-      <w:r>
-        <w:rPr>
-          <w:rFonts w:ascii="Times New Roman" w:eastAsia="Times New Roman" w:hAnsi="Times New Roman" w:cs="Times New Roman"/>
-          <w:color w:val="0F1115"/>
-          <w:sz w:val="28"/>
-          <w:szCs w:val="28"/>
-          <w:lang w:eastAsia="ru-RU"/>
-        </w:rPr>
-        <w:t>) – борт самолёта (если установлена);</w:t>
+      <w:r>
+        <w:rPr>
+          <w:rFonts w:ascii="Times New Roman" w:eastAsia="Times New Roman" w:hAnsi="Times New Roman" w:cs="Times New Roman"/>
+          <w:color w:val="0F1115"/>
+          <w:sz w:val="28"/>
+          <w:szCs w:val="28"/>
+          <w:lang w:eastAsia="ru-RU"/>
+        </w:rPr>
+        <w:t> (string) – борт самолёта (если установлена);</w:t>
       </w:r>
     </w:p>
     <w:p>
@@ -8483,7 +7826,6 @@
           <w:lang w:eastAsia="ru-RU"/>
         </w:rPr>
       </w:pPr>
-      <w:proofErr w:type="spellStart"/>
       <w:r>
         <w:rPr>
           <w:rFonts w:ascii="Times New Roman" w:eastAsia="Times New Roman" w:hAnsi="Times New Roman" w:cs="Times New Roman"/>
@@ -8495,38 +7837,15 @@
         </w:rPr>
         <w:t>Description</w:t>
       </w:r>
-      <w:proofErr w:type="spellEnd"/>
-      <w:r>
-        <w:rPr>
-          <w:rFonts w:ascii="Times New Roman" w:eastAsia="Times New Roman" w:hAnsi="Times New Roman" w:cs="Times New Roman"/>
-          <w:color w:val="0F1115"/>
-          <w:sz w:val="28"/>
-          <w:szCs w:val="28"/>
-          <w:lang w:eastAsia="ru-RU"/>
-        </w:rPr>
-        <w:t> (</w:t>
-      </w:r>
-      <w:proofErr w:type="spellStart"/>
-      <w:r>
-        <w:rPr>
-          <w:rFonts w:ascii="Times New Roman" w:eastAsia="Times New Roman" w:hAnsi="Times New Roman" w:cs="Times New Roman"/>
-          <w:color w:val="0F1115"/>
-          <w:sz w:val="28"/>
-          <w:szCs w:val="28"/>
-          <w:lang w:eastAsia="ru-RU"/>
-        </w:rPr>
-        <w:t>string</w:t>
-      </w:r>
-      <w:proofErr w:type="spellEnd"/>
-      <w:r>
-        <w:rPr>
-          <w:rFonts w:ascii="Times New Roman" w:eastAsia="Times New Roman" w:hAnsi="Times New Roman" w:cs="Times New Roman"/>
-          <w:color w:val="0F1115"/>
-          <w:sz w:val="28"/>
-          <w:szCs w:val="28"/>
-          <w:lang w:eastAsia="ru-RU"/>
-        </w:rPr>
-        <w:t>) – описание.</w:t>
+      <w:r>
+        <w:rPr>
+          <w:rFonts w:ascii="Times New Roman" w:eastAsia="Times New Roman" w:hAnsi="Times New Roman" w:cs="Times New Roman"/>
+          <w:color w:val="0F1115"/>
+          <w:sz w:val="28"/>
+          <w:szCs w:val="28"/>
+          <w:lang w:eastAsia="ru-RU"/>
+        </w:rPr>
+        <w:t> (string) – описание.</w:t>
       </w:r>
     </w:p>
     <w:p>
@@ -8553,7 +7872,6 @@
         </w:rPr>
         <w:t>Для работы с данными реализован интерфейс </w:t>
       </w:r>
-      <w:proofErr w:type="spellStart"/>
       <w:r>
         <w:rPr>
           <w:rFonts w:ascii="Times New Roman" w:eastAsia="Times New Roman" w:hAnsi="Times New Roman" w:cs="Times New Roman"/>
@@ -8565,7 +7883,6 @@
         </w:rPr>
         <w:t>IPartRepository</w:t>
       </w:r>
-      <w:proofErr w:type="spellEnd"/>
       <w:r>
         <w:rPr>
           <w:rFonts w:ascii="Times New Roman" w:eastAsia="Times New Roman" w:hAnsi="Times New Roman" w:cs="Times New Roman"/>
@@ -8576,7 +7893,6 @@
         </w:rPr>
         <w:t> и его реализация </w:t>
       </w:r>
-      <w:proofErr w:type="spellStart"/>
       <w:r>
         <w:rPr>
           <w:rFonts w:ascii="Times New Roman" w:eastAsia="Times New Roman" w:hAnsi="Times New Roman" w:cs="Times New Roman"/>
@@ -8588,7 +7904,6 @@
         </w:rPr>
         <w:t>JsonPartRepository</w:t>
       </w:r>
-      <w:proofErr w:type="spellEnd"/>
       <w:r>
         <w:rPr>
           <w:rFonts w:ascii="Times New Roman" w:eastAsia="Times New Roman" w:hAnsi="Times New Roman" w:cs="Times New Roman"/>
@@ -8599,7 +7914,6 @@
         </w:rPr>
         <w:t>, которая сохраняет данные в файл </w:t>
       </w:r>
-      <w:proofErr w:type="spellStart"/>
       <w:r>
         <w:rPr>
           <w:rFonts w:ascii="Times New Roman" w:eastAsia="Times New Roman" w:hAnsi="Times New Roman" w:cs="Times New Roman"/>
@@ -8611,7 +7925,6 @@
         </w:rPr>
         <w:t>parts.json</w:t>
       </w:r>
-      <w:proofErr w:type="spellEnd"/>
       <w:r>
         <w:rPr>
           <w:rFonts w:ascii="Times New Roman" w:eastAsia="Times New Roman" w:hAnsi="Times New Roman" w:cs="Times New Roman"/>
@@ -8622,7 +7935,6 @@
         </w:rPr>
         <w:t> с помощью библиотеки </w:t>
       </w:r>
-      <w:proofErr w:type="spellStart"/>
       <w:r>
         <w:rPr>
           <w:rFonts w:ascii="Times New Roman" w:eastAsia="Times New Roman" w:hAnsi="Times New Roman" w:cs="Times New Roman"/>
@@ -8634,7 +7946,6 @@
         </w:rPr>
         <w:t>Newtonsoft.Json</w:t>
       </w:r>
-      <w:proofErr w:type="spellEnd"/>
       <w:r>
         <w:rPr>
           <w:rFonts w:ascii="Times New Roman" w:eastAsia="Times New Roman" w:hAnsi="Times New Roman" w:cs="Times New Roman"/>
@@ -8786,79 +8097,7 @@
           <w:szCs w:val="28"/>
           <w:lang w:eastAsia="ru-RU"/>
         </w:rPr>
-        <w:t xml:space="preserve"> – Код класса </w:t>
-      </w:r>
-      <w:proofErr w:type="spellStart"/>
-      <w:r>
-        <w:rPr>
-          <w:rFonts w:ascii="Times New Roman" w:eastAsia="Times New Roman" w:hAnsi="Times New Roman" w:cs="Times New Roman"/>
-          <w:bCs/>
-          <w:color w:val="0F1115"/>
-          <w:sz w:val="28"/>
-          <w:szCs w:val="28"/>
-          <w:lang w:eastAsia="ru-RU"/>
-        </w:rPr>
-        <w:t>Part</w:t>
-      </w:r>
-      <w:proofErr w:type="spellEnd"/>
-      <w:r>
-        <w:rPr>
-          <w:rFonts w:ascii="Times New Roman" w:eastAsia="Times New Roman" w:hAnsi="Times New Roman" w:cs="Times New Roman"/>
-          <w:bCs/>
-          <w:color w:val="0F1115"/>
-          <w:sz w:val="28"/>
-          <w:szCs w:val="28"/>
-          <w:lang w:eastAsia="ru-RU"/>
-        </w:rPr>
-        <w:t xml:space="preserve"> в </w:t>
-      </w:r>
-      <w:proofErr w:type="spellStart"/>
-      <w:r>
-        <w:rPr>
-          <w:rFonts w:ascii="Times New Roman" w:eastAsia="Times New Roman" w:hAnsi="Times New Roman" w:cs="Times New Roman"/>
-          <w:bCs/>
-          <w:color w:val="0F1115"/>
-          <w:sz w:val="28"/>
-          <w:szCs w:val="28"/>
-          <w:lang w:eastAsia="ru-RU"/>
-        </w:rPr>
-        <w:t>Visual</w:t>
-      </w:r>
-      <w:proofErr w:type="spellEnd"/>
-      <w:r>
-        <w:rPr>
-          <w:rFonts w:ascii="Times New Roman" w:eastAsia="Times New Roman" w:hAnsi="Times New Roman" w:cs="Times New Roman"/>
-          <w:bCs/>
-          <w:color w:val="0F1115"/>
-          <w:sz w:val="28"/>
-          <w:szCs w:val="28"/>
-          <w:lang w:eastAsia="ru-RU"/>
-        </w:rPr>
-        <w:t xml:space="preserve"> </w:t>
-      </w:r>
-      <w:proofErr w:type="spellStart"/>
-      <w:r>
-        <w:rPr>
-          <w:rFonts w:ascii="Times New Roman" w:eastAsia="Times New Roman" w:hAnsi="Times New Roman" w:cs="Times New Roman"/>
-          <w:bCs/>
-          <w:color w:val="0F1115"/>
-          <w:sz w:val="28"/>
-          <w:szCs w:val="28"/>
-          <w:lang w:eastAsia="ru-RU"/>
-        </w:rPr>
-        <w:t>Studio</w:t>
-      </w:r>
-      <w:proofErr w:type="spellEnd"/>
-      <w:r>
-        <w:rPr>
-          <w:rFonts w:ascii="Times New Roman" w:eastAsia="Times New Roman" w:hAnsi="Times New Roman" w:cs="Times New Roman"/>
-          <w:bCs/>
-          <w:color w:val="0F1115"/>
-          <w:sz w:val="28"/>
-          <w:szCs w:val="28"/>
-          <w:lang w:eastAsia="ru-RU"/>
-        </w:rPr>
-        <w:t>.</w:t>
+        <w:t xml:space="preserve"> – Код класса Part в Visual Studio.</w:t>
       </w:r>
     </w:p>
     <w:p>
@@ -8888,7 +8127,6 @@
         <w:lastRenderedPageBreak/>
         <w:t xml:space="preserve">На рисунке 7 представлено содержание файла </w:t>
       </w:r>
-      <w:proofErr w:type="spellStart"/>
       <w:r>
         <w:rPr>
           <w:rFonts w:ascii="Times New Roman" w:eastAsia="Times New Roman" w:hAnsi="Times New Roman" w:cs="Times New Roman"/>
@@ -8898,19 +8136,7 @@
           <w:szCs w:val="28"/>
           <w:lang w:eastAsia="ru-RU"/>
         </w:rPr>
-        <w:t>parts.json</w:t>
-      </w:r>
-      <w:proofErr w:type="spellEnd"/>
-      <w:r>
-        <w:rPr>
-          <w:rFonts w:ascii="Times New Roman" w:eastAsia="Times New Roman" w:hAnsi="Times New Roman" w:cs="Times New Roman"/>
-          <w:bCs/>
-          <w:color w:val="0F1115"/>
-          <w:sz w:val="28"/>
-          <w:szCs w:val="28"/>
-          <w:lang w:eastAsia="ru-RU"/>
-        </w:rPr>
-        <w:t xml:space="preserve"> в блокноте.</w:t>
+        <w:t>parts.json в блокноте.</w:t>
       </w:r>
     </w:p>
     <w:p>
@@ -9002,31 +8228,7 @@
           <w:szCs w:val="28"/>
           <w:lang w:eastAsia="ru-RU"/>
         </w:rPr>
-        <w:t xml:space="preserve"> – Содержимое файла </w:t>
-      </w:r>
-      <w:proofErr w:type="spellStart"/>
-      <w:r>
-        <w:rPr>
-          <w:rFonts w:ascii="Times New Roman" w:eastAsia="Times New Roman" w:hAnsi="Times New Roman" w:cs="Times New Roman"/>
-          <w:bCs/>
-          <w:color w:val="0F1115"/>
-          <w:sz w:val="28"/>
-          <w:szCs w:val="28"/>
-          <w:lang w:eastAsia="ru-RU"/>
-        </w:rPr>
-        <w:t>parts.json</w:t>
-      </w:r>
-      <w:proofErr w:type="spellEnd"/>
-      <w:r>
-        <w:rPr>
-          <w:rFonts w:ascii="Times New Roman" w:eastAsia="Times New Roman" w:hAnsi="Times New Roman" w:cs="Times New Roman"/>
-          <w:bCs/>
-          <w:color w:val="0F1115"/>
-          <w:sz w:val="28"/>
-          <w:szCs w:val="28"/>
-          <w:lang w:eastAsia="ru-RU"/>
-        </w:rPr>
-        <w:t xml:space="preserve"> в блокноте.</w:t>
+        <w:t xml:space="preserve"> – Содержимое файла parts.json в блокноте.</w:t>
       </w:r>
     </w:p>
     <w:p>
@@ -9175,51 +8377,7 @@
           <w:szCs w:val="28"/>
           <w:lang w:eastAsia="ru-RU"/>
         </w:rPr>
-        <w:t xml:space="preserve">встроенной поддержкой </w:t>
-      </w:r>
-      <w:proofErr w:type="spellStart"/>
-      <w:r>
-        <w:rPr>
-          <w:rFonts w:ascii="Times New Roman" w:eastAsia="Times New Roman" w:hAnsi="Times New Roman" w:cs="Times New Roman"/>
-          <w:color w:val="0F1115"/>
-          <w:sz w:val="28"/>
-          <w:szCs w:val="28"/>
-          <w:lang w:eastAsia="ru-RU"/>
-        </w:rPr>
-        <w:t>Windows</w:t>
-      </w:r>
-      <w:proofErr w:type="spellEnd"/>
-      <w:r>
-        <w:rPr>
-          <w:rFonts w:ascii="Times New Roman" w:eastAsia="Times New Roman" w:hAnsi="Times New Roman" w:cs="Times New Roman"/>
-          <w:color w:val="0F1115"/>
-          <w:sz w:val="28"/>
-          <w:szCs w:val="28"/>
-          <w:lang w:eastAsia="ru-RU"/>
-        </w:rPr>
-        <w:t xml:space="preserve"> </w:t>
-      </w:r>
-      <w:proofErr w:type="spellStart"/>
-      <w:r>
-        <w:rPr>
-          <w:rFonts w:ascii="Times New Roman" w:eastAsia="Times New Roman" w:hAnsi="Times New Roman" w:cs="Times New Roman"/>
-          <w:color w:val="0F1115"/>
-          <w:sz w:val="28"/>
-          <w:szCs w:val="28"/>
-          <w:lang w:eastAsia="ru-RU"/>
-        </w:rPr>
-        <w:t>Forms</w:t>
-      </w:r>
-      <w:proofErr w:type="spellEnd"/>
-      <w:r>
-        <w:rPr>
-          <w:rFonts w:ascii="Times New Roman" w:eastAsia="Times New Roman" w:hAnsi="Times New Roman" w:cs="Times New Roman"/>
-          <w:color w:val="0F1115"/>
-          <w:sz w:val="28"/>
-          <w:szCs w:val="28"/>
-          <w:lang w:eastAsia="ru-RU"/>
-        </w:rPr>
-        <w:t xml:space="preserve"> для создания графического интерфейса;</w:t>
+        <w:t>встроенной поддержкой Windows Forms для создания графического интерфейса;</w:t>
       </w:r>
     </w:p>
     <w:p>
@@ -9250,7 +8408,6 @@
         </w:rPr>
         <w:t>наличием библиотеки </w:t>
       </w:r>
-      <w:proofErr w:type="spellStart"/>
       <w:r>
         <w:rPr>
           <w:rFonts w:ascii="Times New Roman" w:eastAsia="Times New Roman" w:hAnsi="Times New Roman" w:cs="Times New Roman"/>
@@ -9262,7 +8419,6 @@
         </w:rPr>
         <w:t>Newtonsoft.Json</w:t>
       </w:r>
-      <w:proofErr w:type="spellEnd"/>
       <w:r>
         <w:rPr>
           <w:rFonts w:ascii="Times New Roman" w:eastAsia="Times New Roman" w:hAnsi="Times New Roman" w:cs="Times New Roman"/>
@@ -9411,7 +8567,6 @@
         </w:rPr>
         <w:t xml:space="preserve">На рисунке 8 представлено окно </w:t>
       </w:r>
-      <w:proofErr w:type="spellStart"/>
       <w:r>
         <w:rPr>
           <w:rFonts w:ascii="Times New Roman" w:eastAsia="Times New Roman" w:hAnsi="Times New Roman" w:cs="Times New Roman"/>
@@ -9421,43 +8576,7 @@
           <w:szCs w:val="28"/>
           <w:lang w:eastAsia="ru-RU"/>
         </w:rPr>
-        <w:t>Visual</w:t>
-      </w:r>
-      <w:proofErr w:type="spellEnd"/>
-      <w:r>
-        <w:rPr>
-          <w:rFonts w:ascii="Times New Roman" w:eastAsia="Times New Roman" w:hAnsi="Times New Roman" w:cs="Times New Roman"/>
-          <w:bCs/>
-          <w:color w:val="0F1115"/>
-          <w:sz w:val="28"/>
-          <w:szCs w:val="28"/>
-          <w:lang w:eastAsia="ru-RU"/>
-        </w:rPr>
-        <w:t xml:space="preserve"> </w:t>
-      </w:r>
-      <w:proofErr w:type="spellStart"/>
-      <w:r>
-        <w:rPr>
-          <w:rFonts w:ascii="Times New Roman" w:eastAsia="Times New Roman" w:hAnsi="Times New Roman" w:cs="Times New Roman"/>
-          <w:bCs/>
-          <w:color w:val="0F1115"/>
-          <w:sz w:val="28"/>
-          <w:szCs w:val="28"/>
-          <w:lang w:eastAsia="ru-RU"/>
-        </w:rPr>
-        <w:t>Studio</w:t>
-      </w:r>
-      <w:proofErr w:type="spellEnd"/>
-      <w:r>
-        <w:rPr>
-          <w:rFonts w:ascii="Times New Roman" w:eastAsia="Times New Roman" w:hAnsi="Times New Roman" w:cs="Times New Roman"/>
-          <w:bCs/>
-          <w:color w:val="0F1115"/>
-          <w:sz w:val="28"/>
-          <w:szCs w:val="28"/>
-          <w:lang w:eastAsia="ru-RU"/>
-        </w:rPr>
-        <w:t xml:space="preserve"> с открытым решением.</w:t>
+        <w:t>Visual Studio с открытым решением.</w:t>
       </w:r>
     </w:p>
     <w:p>
@@ -9554,55 +8673,7 @@
           <w:szCs w:val="28"/>
           <w:lang w:eastAsia="ru-RU"/>
         </w:rPr>
-        <w:t xml:space="preserve">– Окно </w:t>
-      </w:r>
-      <w:proofErr w:type="spellStart"/>
-      <w:r>
-        <w:rPr>
-          <w:rFonts w:ascii="Times New Roman" w:eastAsia="Times New Roman" w:hAnsi="Times New Roman" w:cs="Times New Roman"/>
-          <w:bCs/>
-          <w:color w:val="0F1115"/>
-          <w:sz w:val="28"/>
-          <w:szCs w:val="28"/>
-          <w:lang w:eastAsia="ru-RU"/>
-        </w:rPr>
-        <w:t>Visual</w:t>
-      </w:r>
-      <w:proofErr w:type="spellEnd"/>
-      <w:r>
-        <w:rPr>
-          <w:rFonts w:ascii="Times New Roman" w:eastAsia="Times New Roman" w:hAnsi="Times New Roman" w:cs="Times New Roman"/>
-          <w:bCs/>
-          <w:color w:val="0F1115"/>
-          <w:sz w:val="28"/>
-          <w:szCs w:val="28"/>
-          <w:lang w:eastAsia="ru-RU"/>
-        </w:rPr>
-        <w:t xml:space="preserve"> </w:t>
-      </w:r>
-      <w:proofErr w:type="spellStart"/>
-      <w:r>
-        <w:rPr>
-          <w:rFonts w:ascii="Times New Roman" w:eastAsia="Times New Roman" w:hAnsi="Times New Roman" w:cs="Times New Roman"/>
-          <w:bCs/>
-          <w:color w:val="0F1115"/>
-          <w:sz w:val="28"/>
-          <w:szCs w:val="28"/>
-          <w:lang w:eastAsia="ru-RU"/>
-        </w:rPr>
-        <w:t>Studio</w:t>
-      </w:r>
-      <w:proofErr w:type="spellEnd"/>
-      <w:r>
-        <w:rPr>
-          <w:rFonts w:ascii="Times New Roman" w:eastAsia="Times New Roman" w:hAnsi="Times New Roman" w:cs="Times New Roman"/>
-          <w:bCs/>
-          <w:color w:val="0F1115"/>
-          <w:sz w:val="28"/>
-          <w:szCs w:val="28"/>
-          <w:lang w:eastAsia="ru-RU"/>
-        </w:rPr>
-        <w:t xml:space="preserve"> с открытым решением.</w:t>
+        <w:t>– Окно Visual Studio с открытым решением.</w:t>
       </w:r>
     </w:p>
     <w:p>
@@ -9659,7 +8730,6 @@
           <w:lang w:eastAsia="ru-RU"/>
         </w:rPr>
       </w:pPr>
-      <w:proofErr w:type="spellStart"/>
       <w:r>
         <w:rPr>
           <w:rStyle w:val="30"/>
@@ -9670,38 +8740,15 @@
         </w:rPr>
         <w:t>AircraftPartsLibrary</w:t>
       </w:r>
-      <w:proofErr w:type="spellEnd"/>
-      <w:r>
-        <w:rPr>
-          <w:rFonts w:ascii="Times New Roman" w:eastAsia="Times New Roman" w:hAnsi="Times New Roman" w:cs="Times New Roman"/>
-          <w:color w:val="0F1115"/>
-          <w:sz w:val="28"/>
-          <w:szCs w:val="28"/>
-          <w:lang w:eastAsia="ru-RU"/>
-        </w:rPr>
-        <w:t xml:space="preserve"> – библиотека классов (модели данных, </w:t>
-      </w:r>
-      <w:proofErr w:type="spellStart"/>
-      <w:r>
-        <w:rPr>
-          <w:rFonts w:ascii="Times New Roman" w:eastAsia="Times New Roman" w:hAnsi="Times New Roman" w:cs="Times New Roman"/>
-          <w:color w:val="0F1115"/>
-          <w:sz w:val="28"/>
-          <w:szCs w:val="28"/>
-          <w:lang w:eastAsia="ru-RU"/>
-        </w:rPr>
-        <w:t>репозиторий</w:t>
-      </w:r>
-      <w:proofErr w:type="spellEnd"/>
-      <w:r>
-        <w:rPr>
-          <w:rFonts w:ascii="Times New Roman" w:eastAsia="Times New Roman" w:hAnsi="Times New Roman" w:cs="Times New Roman"/>
-          <w:color w:val="0F1115"/>
-          <w:sz w:val="28"/>
-          <w:szCs w:val="28"/>
-          <w:lang w:eastAsia="ru-RU"/>
-        </w:rPr>
-        <w:t>);</w:t>
+      <w:r>
+        <w:rPr>
+          <w:rFonts w:ascii="Times New Roman" w:eastAsia="Times New Roman" w:hAnsi="Times New Roman" w:cs="Times New Roman"/>
+          <w:color w:val="0F1115"/>
+          <w:sz w:val="28"/>
+          <w:szCs w:val="28"/>
+          <w:lang w:eastAsia="ru-RU"/>
+        </w:rPr>
+        <w:t> – библиотека классов (модели данных, репозиторий);</w:t>
       </w:r>
     </w:p>
     <w:p>
@@ -9722,7 +8769,6 @@
           <w:lang w:eastAsia="ru-RU"/>
         </w:rPr>
       </w:pPr>
-      <w:proofErr w:type="spellStart"/>
       <w:r>
         <w:rPr>
           <w:rStyle w:val="30"/>
@@ -9733,60 +8779,15 @@
         </w:rPr>
         <w:t>AircraftPartsManager</w:t>
       </w:r>
-      <w:proofErr w:type="spellEnd"/>
-      <w:r>
-        <w:rPr>
-          <w:rFonts w:ascii="Times New Roman" w:eastAsia="Times New Roman" w:hAnsi="Times New Roman" w:cs="Times New Roman"/>
-          <w:color w:val="0F1115"/>
-          <w:sz w:val="28"/>
-          <w:szCs w:val="28"/>
-          <w:lang w:eastAsia="ru-RU"/>
-        </w:rPr>
-        <w:t xml:space="preserve"> – </w:t>
-      </w:r>
-      <w:proofErr w:type="spellStart"/>
-      <w:r>
-        <w:rPr>
-          <w:rFonts w:ascii="Times New Roman" w:eastAsia="Times New Roman" w:hAnsi="Times New Roman" w:cs="Times New Roman"/>
-          <w:color w:val="0F1115"/>
-          <w:sz w:val="28"/>
-          <w:szCs w:val="28"/>
-          <w:lang w:eastAsia="ru-RU"/>
-        </w:rPr>
-        <w:t>Windows</w:t>
-      </w:r>
-      <w:proofErr w:type="spellEnd"/>
-      <w:r>
-        <w:rPr>
-          <w:rFonts w:ascii="Times New Roman" w:eastAsia="Times New Roman" w:hAnsi="Times New Roman" w:cs="Times New Roman"/>
-          <w:color w:val="0F1115"/>
-          <w:sz w:val="28"/>
-          <w:szCs w:val="28"/>
-          <w:lang w:eastAsia="ru-RU"/>
-        </w:rPr>
-        <w:t xml:space="preserve"> </w:t>
-      </w:r>
-      <w:proofErr w:type="spellStart"/>
-      <w:r>
-        <w:rPr>
-          <w:rFonts w:ascii="Times New Roman" w:eastAsia="Times New Roman" w:hAnsi="Times New Roman" w:cs="Times New Roman"/>
-          <w:color w:val="0F1115"/>
-          <w:sz w:val="28"/>
-          <w:szCs w:val="28"/>
-          <w:lang w:eastAsia="ru-RU"/>
-        </w:rPr>
-        <w:t>Forms</w:t>
-      </w:r>
-      <w:proofErr w:type="spellEnd"/>
-      <w:r>
-        <w:rPr>
-          <w:rFonts w:ascii="Times New Roman" w:eastAsia="Times New Roman" w:hAnsi="Times New Roman" w:cs="Times New Roman"/>
-          <w:color w:val="0F1115"/>
-          <w:sz w:val="28"/>
-          <w:szCs w:val="28"/>
-          <w:lang w:eastAsia="ru-RU"/>
-        </w:rPr>
-        <w:t xml:space="preserve"> приложение (главная форма, форма редактирования).</w:t>
+      <w:r>
+        <w:rPr>
+          <w:rFonts w:ascii="Times New Roman" w:eastAsia="Times New Roman" w:hAnsi="Times New Roman" w:cs="Times New Roman"/>
+          <w:color w:val="0F1115"/>
+          <w:sz w:val="28"/>
+          <w:szCs w:val="28"/>
+          <w:lang w:eastAsia="ru-RU"/>
+        </w:rPr>
+        <w:t> – Windows Forms приложение (главная форма, форма редактирования).</w:t>
       </w:r>
     </w:p>
     <w:p>
@@ -9833,7 +8834,6 @@
           <w:lang w:eastAsia="ru-RU"/>
         </w:rPr>
       </w:pPr>
-      <w:proofErr w:type="spellStart"/>
       <w:r>
         <w:rPr>
           <w:rStyle w:val="30"/>
@@ -9842,50 +8842,17 @@
           <w:sz w:val="28"/>
           <w:szCs w:val="28"/>
         </w:rPr>
-        <w:t>JsonPartRepository.LoadData</w:t>
-      </w:r>
-      <w:proofErr w:type="spellEnd"/>
-      <w:r>
-        <w:rPr>
-          <w:rStyle w:val="30"/>
-          <w:rFonts w:eastAsiaTheme="minorHAnsi"/>
-          <w:b w:val="0"/>
-          <w:sz w:val="28"/>
-          <w:szCs w:val="28"/>
-        </w:rPr>
-        <w:t>()</w:t>
-      </w:r>
-      <w:r>
-        <w:rPr>
-          <w:rFonts w:ascii="Times New Roman" w:eastAsia="Times New Roman" w:hAnsi="Times New Roman" w:cs="Times New Roman"/>
-          <w:color w:val="0F1115"/>
-          <w:sz w:val="28"/>
-          <w:szCs w:val="28"/>
-          <w:lang w:eastAsia="ru-RU"/>
-        </w:rPr>
-        <w:t xml:space="preserve"> – </w:t>
-      </w:r>
-      <w:proofErr w:type="spellStart"/>
-      <w:r>
-        <w:rPr>
-          <w:rFonts w:ascii="Times New Roman" w:eastAsia="Times New Roman" w:hAnsi="Times New Roman" w:cs="Times New Roman"/>
-          <w:color w:val="0F1115"/>
-          <w:sz w:val="28"/>
-          <w:szCs w:val="28"/>
-          <w:lang w:eastAsia="ru-RU"/>
-        </w:rPr>
-        <w:t>десериализация</w:t>
-      </w:r>
-      <w:proofErr w:type="spellEnd"/>
-      <w:r>
-        <w:rPr>
-          <w:rFonts w:ascii="Times New Roman" w:eastAsia="Times New Roman" w:hAnsi="Times New Roman" w:cs="Times New Roman"/>
-          <w:color w:val="0F1115"/>
-          <w:sz w:val="28"/>
-          <w:szCs w:val="28"/>
-          <w:lang w:eastAsia="ru-RU"/>
-        </w:rPr>
-        <w:t xml:space="preserve"> JSON при запуске;</w:t>
+        <w:t>JsonPartRepository.LoadData()</w:t>
+      </w:r>
+      <w:r>
+        <w:rPr>
+          <w:rFonts w:ascii="Times New Roman" w:eastAsia="Times New Roman" w:hAnsi="Times New Roman" w:cs="Times New Roman"/>
+          <w:color w:val="0F1115"/>
+          <w:sz w:val="28"/>
+          <w:szCs w:val="28"/>
+          <w:lang w:eastAsia="ru-RU"/>
+        </w:rPr>
+        <w:t> – десериализация JSON при запуске;</w:t>
       </w:r>
     </w:p>
     <w:p>
@@ -9906,7 +8873,6 @@
           <w:lang w:eastAsia="ru-RU"/>
         </w:rPr>
       </w:pPr>
-      <w:proofErr w:type="spellStart"/>
       <w:r>
         <w:rPr>
           <w:rStyle w:val="30"/>
@@ -9915,50 +8881,17 @@
           <w:sz w:val="28"/>
           <w:szCs w:val="28"/>
         </w:rPr>
-        <w:t>JsonPartRepository.SaveData</w:t>
-      </w:r>
-      <w:proofErr w:type="spellEnd"/>
-      <w:r>
-        <w:rPr>
-          <w:rStyle w:val="30"/>
-          <w:rFonts w:eastAsiaTheme="minorHAnsi"/>
-          <w:b w:val="0"/>
-          <w:sz w:val="28"/>
-          <w:szCs w:val="28"/>
-        </w:rPr>
-        <w:t>()</w:t>
-      </w:r>
-      <w:r>
-        <w:rPr>
-          <w:rFonts w:ascii="Times New Roman" w:eastAsia="Times New Roman" w:hAnsi="Times New Roman" w:cs="Times New Roman"/>
-          <w:color w:val="0F1115"/>
-          <w:sz w:val="28"/>
-          <w:szCs w:val="28"/>
-          <w:lang w:eastAsia="ru-RU"/>
-        </w:rPr>
-        <w:t xml:space="preserve"> – </w:t>
-      </w:r>
-      <w:proofErr w:type="spellStart"/>
-      <w:r>
-        <w:rPr>
-          <w:rFonts w:ascii="Times New Roman" w:eastAsia="Times New Roman" w:hAnsi="Times New Roman" w:cs="Times New Roman"/>
-          <w:color w:val="0F1115"/>
-          <w:sz w:val="28"/>
-          <w:szCs w:val="28"/>
-          <w:lang w:eastAsia="ru-RU"/>
-        </w:rPr>
-        <w:t>сериализация</w:t>
-      </w:r>
-      <w:proofErr w:type="spellEnd"/>
-      <w:r>
-        <w:rPr>
-          <w:rFonts w:ascii="Times New Roman" w:eastAsia="Times New Roman" w:hAnsi="Times New Roman" w:cs="Times New Roman"/>
-          <w:color w:val="0F1115"/>
-          <w:sz w:val="28"/>
-          <w:szCs w:val="28"/>
-          <w:lang w:eastAsia="ru-RU"/>
-        </w:rPr>
-        <w:t xml:space="preserve"> после каждого изменения;</w:t>
+        <w:t>JsonPartRepository.SaveData()</w:t>
+      </w:r>
+      <w:r>
+        <w:rPr>
+          <w:rFonts w:ascii="Times New Roman" w:eastAsia="Times New Roman" w:hAnsi="Times New Roman" w:cs="Times New Roman"/>
+          <w:color w:val="0F1115"/>
+          <w:sz w:val="28"/>
+          <w:szCs w:val="28"/>
+          <w:lang w:eastAsia="ru-RU"/>
+        </w:rPr>
+        <w:t> – сериализация после каждого изменения;</w:t>
       </w:r>
     </w:p>
     <w:p>
@@ -9979,7 +8912,6 @@
           <w:lang w:eastAsia="ru-RU"/>
         </w:rPr>
       </w:pPr>
-      <w:proofErr w:type="spellStart"/>
       <w:r>
         <w:rPr>
           <w:rStyle w:val="30"/>
@@ -9988,18 +8920,7 @@
           <w:sz w:val="28"/>
           <w:szCs w:val="28"/>
         </w:rPr>
-        <w:t>MainForm.LoadParts</w:t>
-      </w:r>
-      <w:proofErr w:type="spellEnd"/>
-      <w:r>
-        <w:rPr>
-          <w:rStyle w:val="30"/>
-          <w:rFonts w:eastAsiaTheme="minorHAnsi"/>
-          <w:b w:val="0"/>
-          <w:sz w:val="28"/>
-          <w:szCs w:val="28"/>
-        </w:rPr>
-        <w:t>() </w:t>
+        <w:t>MainForm.LoadParts() </w:t>
       </w:r>
       <w:r>
         <w:rPr>
@@ -10030,7 +8951,6 @@
           <w:lang w:eastAsia="ru-RU"/>
         </w:rPr>
       </w:pPr>
-      <w:proofErr w:type="spellStart"/>
       <w:r>
         <w:rPr>
           <w:rStyle w:val="30"/>
@@ -10039,72 +8959,17 @@
           <w:sz w:val="28"/>
           <w:szCs w:val="28"/>
         </w:rPr>
-        <w:t>PartEditForm.BtnSave_</w:t>
-      </w:r>
-      <w:proofErr w:type="gramStart"/>
-      <w:r>
-        <w:rPr>
-          <w:rStyle w:val="30"/>
-          <w:rFonts w:eastAsiaTheme="minorHAnsi"/>
-          <w:b w:val="0"/>
-          <w:sz w:val="28"/>
-          <w:szCs w:val="28"/>
-        </w:rPr>
-        <w:t>Click</w:t>
-      </w:r>
-      <w:proofErr w:type="spellEnd"/>
-      <w:r>
-        <w:rPr>
-          <w:rStyle w:val="30"/>
-          <w:rFonts w:eastAsiaTheme="minorHAnsi"/>
-          <w:b w:val="0"/>
-          <w:sz w:val="28"/>
-          <w:szCs w:val="28"/>
-        </w:rPr>
-        <w:t>(</w:t>
-      </w:r>
-      <w:proofErr w:type="gramEnd"/>
-      <w:r>
-        <w:rPr>
-          <w:rStyle w:val="30"/>
-          <w:rFonts w:eastAsiaTheme="minorHAnsi"/>
-          <w:b w:val="0"/>
-          <w:sz w:val="28"/>
-          <w:szCs w:val="28"/>
-        </w:rPr>
-        <w:t>)</w:t>
-      </w:r>
-      <w:r>
-        <w:rPr>
-          <w:rFonts w:ascii="Times New Roman" w:eastAsia="Times New Roman" w:hAnsi="Times New Roman" w:cs="Times New Roman"/>
-          <w:color w:val="0F1115"/>
-          <w:sz w:val="28"/>
-          <w:szCs w:val="28"/>
-          <w:lang w:eastAsia="ru-RU"/>
-        </w:rPr>
-        <w:t xml:space="preserve"> – </w:t>
-      </w:r>
-      <w:proofErr w:type="spellStart"/>
-      <w:r>
-        <w:rPr>
-          <w:rFonts w:ascii="Times New Roman" w:eastAsia="Times New Roman" w:hAnsi="Times New Roman" w:cs="Times New Roman"/>
-          <w:color w:val="0F1115"/>
-          <w:sz w:val="28"/>
-          <w:szCs w:val="28"/>
-          <w:lang w:eastAsia="ru-RU"/>
-        </w:rPr>
-        <w:t>валидация</w:t>
-      </w:r>
-      <w:proofErr w:type="spellEnd"/>
-      <w:r>
-        <w:rPr>
-          <w:rFonts w:ascii="Times New Roman" w:eastAsia="Times New Roman" w:hAnsi="Times New Roman" w:cs="Times New Roman"/>
-          <w:color w:val="0F1115"/>
-          <w:sz w:val="28"/>
-          <w:szCs w:val="28"/>
-          <w:lang w:eastAsia="ru-RU"/>
-        </w:rPr>
-        <w:t xml:space="preserve"> полей, проверка уникальности номера, сохранение.</w:t>
+        <w:t>PartEditForm.BtnSave_Click()</w:t>
+      </w:r>
+      <w:r>
+        <w:rPr>
+          <w:rFonts w:ascii="Times New Roman" w:eastAsia="Times New Roman" w:hAnsi="Times New Roman" w:cs="Times New Roman"/>
+          <w:color w:val="0F1115"/>
+          <w:sz w:val="28"/>
+          <w:szCs w:val="28"/>
+          <w:lang w:eastAsia="ru-RU"/>
+        </w:rPr>
+        <w:t> – валидация полей, проверка уникальности номера, сохранение.</w:t>
       </w:r>
     </w:p>
     <w:p>
@@ -10175,7 +9040,6 @@
         </w:rPr>
         <w:t>Фрагмент кода метода </w:t>
       </w:r>
-      <w:proofErr w:type="spellStart"/>
       <w:r>
         <w:rPr>
           <w:rFonts w:ascii="Times New Roman" w:eastAsia="Times New Roman" w:hAnsi="Times New Roman" w:cs="Times New Roman"/>
@@ -10187,7 +9051,6 @@
         </w:rPr>
         <w:t>BtnSave_Click</w:t>
       </w:r>
-      <w:proofErr w:type="spellEnd"/>
       <w:r>
         <w:rPr>
           <w:rFonts w:ascii="Times New Roman" w:eastAsia="Times New Roman" w:hAnsi="Times New Roman" w:cs="Times New Roman"/>
@@ -10213,7 +9076,6 @@
           <w:lang w:val="en-US"/>
         </w:rPr>
       </w:pPr>
-      <w:proofErr w:type="gramStart"/>
       <w:r>
         <w:rPr>
           <w:rStyle w:val="token"/>
@@ -10225,7 +9087,6 @@
         </w:rPr>
         <w:t>private</w:t>
       </w:r>
-      <w:proofErr w:type="gramEnd"/>
       <w:r>
         <w:rPr>
           <w:rFonts w:ascii="Times New Roman" w:hAnsi="Times New Roman" w:cs="Times New Roman"/>
@@ -10257,7 +9118,6 @@
         </w:rPr>
         <w:t xml:space="preserve"> </w:t>
       </w:r>
-      <w:proofErr w:type="spellStart"/>
       <w:r>
         <w:rPr>
           <w:rStyle w:val="token"/>
@@ -10269,7 +9129,6 @@
         </w:rPr>
         <w:t>BtnSave_Click</w:t>
       </w:r>
-      <w:proofErr w:type="spellEnd"/>
       <w:r>
         <w:rPr>
           <w:rStyle w:val="token"/>
@@ -10323,7 +9182,6 @@
         </w:rPr>
         <w:t xml:space="preserve"> </w:t>
       </w:r>
-      <w:proofErr w:type="spellStart"/>
       <w:r>
         <w:rPr>
           <w:rStyle w:val="token"/>
@@ -10335,7 +9193,6 @@
         </w:rPr>
         <w:t>EventArgs</w:t>
       </w:r>
-      <w:proofErr w:type="spellEnd"/>
       <w:r>
         <w:rPr>
           <w:rFonts w:ascii="Times New Roman" w:hAnsi="Times New Roman" w:cs="Times New Roman"/>
@@ -10412,9 +9269,472 @@
           <w:sz w:val="28"/>
           <w:szCs w:val="28"/>
         </w:rPr>
-        <w:t xml:space="preserve">// </w:t>
-      </w:r>
-      <w:proofErr w:type="spellStart"/>
+        <w:t>// Валидация полей (пустые наименование/номер)</w:t>
+      </w:r>
+    </w:p>
+    <w:p>
+      <w:pPr>
+        <w:pStyle w:val="HTML0"/>
+        <w:spacing w:line="360" w:lineRule="auto"/>
+        <w:ind w:firstLine="709"/>
+        <w:rPr>
+          <w:rFonts w:ascii="Times New Roman" w:hAnsi="Times New Roman" w:cs="Times New Roman"/>
+          <w:color w:val="0F1115"/>
+          <w:sz w:val="28"/>
+          <w:szCs w:val="28"/>
+          <w:lang w:val="en-US"/>
+        </w:rPr>
+      </w:pPr>
+      <w:r>
+        <w:rPr>
+          <w:rFonts w:ascii="Times New Roman" w:hAnsi="Times New Roman" w:cs="Times New Roman"/>
+          <w:color w:val="0F1115"/>
+          <w:sz w:val="28"/>
+          <w:szCs w:val="28"/>
+        </w:rPr>
+        <w:t xml:space="preserve">    </w:t>
+      </w:r>
+      <w:r>
+        <w:rPr>
+          <w:rStyle w:val="token"/>
+          <w:rFonts w:ascii="Times New Roman" w:hAnsi="Times New Roman" w:cs="Times New Roman"/>
+          <w:color w:val="A626A4"/>
+          <w:sz w:val="28"/>
+          <w:szCs w:val="28"/>
+          <w:lang w:val="en-US"/>
+        </w:rPr>
+        <w:t>if</w:t>
+      </w:r>
+      <w:r>
+        <w:rPr>
+          <w:rFonts w:ascii="Times New Roman" w:hAnsi="Times New Roman" w:cs="Times New Roman"/>
+          <w:color w:val="0F1115"/>
+          <w:sz w:val="28"/>
+          <w:szCs w:val="28"/>
+          <w:lang w:val="en-US"/>
+        </w:rPr>
+        <w:t xml:space="preserve"> </w:t>
+      </w:r>
+      <w:r>
+        <w:rPr>
+          <w:rStyle w:val="token"/>
+          <w:rFonts w:ascii="Times New Roman" w:hAnsi="Times New Roman" w:cs="Times New Roman"/>
+          <w:color w:val="383A42"/>
+          <w:sz w:val="28"/>
+          <w:szCs w:val="28"/>
+          <w:lang w:val="en-US"/>
+        </w:rPr>
+        <w:t>(</w:t>
+      </w:r>
+      <w:r>
+        <w:rPr>
+          <w:rStyle w:val="token"/>
+          <w:rFonts w:ascii="Times New Roman" w:hAnsi="Times New Roman" w:cs="Times New Roman"/>
+          <w:color w:val="A626A4"/>
+          <w:sz w:val="28"/>
+          <w:szCs w:val="28"/>
+          <w:lang w:val="en-US"/>
+        </w:rPr>
+        <w:t>string</w:t>
+      </w:r>
+      <w:r>
+        <w:rPr>
+          <w:rStyle w:val="token"/>
+          <w:rFonts w:ascii="Times New Roman" w:hAnsi="Times New Roman" w:cs="Times New Roman"/>
+          <w:color w:val="383A42"/>
+          <w:sz w:val="28"/>
+          <w:szCs w:val="28"/>
+          <w:lang w:val="en-US"/>
+        </w:rPr>
+        <w:t>.</w:t>
+      </w:r>
+      <w:r>
+        <w:rPr>
+          <w:rStyle w:val="token"/>
+          <w:rFonts w:ascii="Times New Roman" w:hAnsi="Times New Roman" w:cs="Times New Roman"/>
+          <w:color w:val="4078F2"/>
+          <w:sz w:val="28"/>
+          <w:szCs w:val="28"/>
+          <w:lang w:val="en-US"/>
+        </w:rPr>
+        <w:t>IsNullOrWhiteSpace</w:t>
+      </w:r>
+      <w:r>
+        <w:rPr>
+          <w:rStyle w:val="token"/>
+          <w:rFonts w:ascii="Times New Roman" w:hAnsi="Times New Roman" w:cs="Times New Roman"/>
+          <w:color w:val="383A42"/>
+          <w:sz w:val="28"/>
+          <w:szCs w:val="28"/>
+          <w:lang w:val="en-US"/>
+        </w:rPr>
+        <w:t>(</w:t>
+      </w:r>
+      <w:r>
+        <w:rPr>
+          <w:rFonts w:ascii="Times New Roman" w:hAnsi="Times New Roman" w:cs="Times New Roman"/>
+          <w:color w:val="0F1115"/>
+          <w:sz w:val="28"/>
+          <w:szCs w:val="28"/>
+          <w:lang w:val="en-US"/>
+        </w:rPr>
+        <w:t>txtName</w:t>
+      </w:r>
+      <w:r>
+        <w:rPr>
+          <w:rStyle w:val="token"/>
+          <w:rFonts w:ascii="Times New Roman" w:hAnsi="Times New Roman" w:cs="Times New Roman"/>
+          <w:color w:val="383A42"/>
+          <w:sz w:val="28"/>
+          <w:szCs w:val="28"/>
+          <w:lang w:val="en-US"/>
+        </w:rPr>
+        <w:t>.</w:t>
+      </w:r>
+      <w:r>
+        <w:rPr>
+          <w:rFonts w:ascii="Times New Roman" w:hAnsi="Times New Roman" w:cs="Times New Roman"/>
+          <w:color w:val="0F1115"/>
+          <w:sz w:val="28"/>
+          <w:szCs w:val="28"/>
+          <w:lang w:val="en-US"/>
+        </w:rPr>
+        <w:t>Text</w:t>
+      </w:r>
+      <w:r>
+        <w:rPr>
+          <w:rStyle w:val="token"/>
+          <w:rFonts w:ascii="Times New Roman" w:hAnsi="Times New Roman" w:cs="Times New Roman"/>
+          <w:color w:val="383A42"/>
+          <w:sz w:val="28"/>
+          <w:szCs w:val="28"/>
+          <w:lang w:val="en-US"/>
+        </w:rPr>
+        <w:t>))</w:t>
+      </w:r>
+      <w:r>
+        <w:rPr>
+          <w:rFonts w:ascii="Times New Roman" w:hAnsi="Times New Roman" w:cs="Times New Roman"/>
+          <w:color w:val="0F1115"/>
+          <w:sz w:val="28"/>
+          <w:szCs w:val="28"/>
+          <w:lang w:val="en-US"/>
+        </w:rPr>
+        <w:t xml:space="preserve"> </w:t>
+      </w:r>
+      <w:r>
+        <w:rPr>
+          <w:rStyle w:val="token"/>
+          <w:rFonts w:ascii="Times New Roman" w:hAnsi="Times New Roman" w:cs="Times New Roman"/>
+          <w:color w:val="383A42"/>
+          <w:sz w:val="28"/>
+          <w:szCs w:val="28"/>
+          <w:lang w:val="en-US"/>
+        </w:rPr>
+        <w:t>{</w:t>
+      </w:r>
+      <w:r>
+        <w:rPr>
+          <w:rFonts w:ascii="Times New Roman" w:hAnsi="Times New Roman" w:cs="Times New Roman"/>
+          <w:color w:val="0F1115"/>
+          <w:sz w:val="28"/>
+          <w:szCs w:val="28"/>
+          <w:lang w:val="en-US"/>
+        </w:rPr>
+        <w:t xml:space="preserve"> </w:t>
+      </w:r>
+      <w:r>
+        <w:rPr>
+          <w:rStyle w:val="token"/>
+          <w:rFonts w:ascii="Times New Roman" w:hAnsi="Times New Roman" w:cs="Times New Roman"/>
+          <w:color w:val="4078F2"/>
+          <w:sz w:val="28"/>
+          <w:szCs w:val="28"/>
+          <w:lang w:val="en-US"/>
+        </w:rPr>
+        <w:t>..</w:t>
+      </w:r>
+      <w:r>
+        <w:rPr>
+          <w:rStyle w:val="token"/>
+          <w:rFonts w:ascii="Times New Roman" w:hAnsi="Times New Roman" w:cs="Times New Roman"/>
+          <w:color w:val="383A42"/>
+          <w:sz w:val="28"/>
+          <w:szCs w:val="28"/>
+          <w:lang w:val="en-US"/>
+        </w:rPr>
+        <w:t>.</w:t>
+      </w:r>
+      <w:r>
+        <w:rPr>
+          <w:rFonts w:ascii="Times New Roman" w:hAnsi="Times New Roman" w:cs="Times New Roman"/>
+          <w:color w:val="0F1115"/>
+          <w:sz w:val="28"/>
+          <w:szCs w:val="28"/>
+          <w:lang w:val="en-US"/>
+        </w:rPr>
+        <w:t xml:space="preserve"> </w:t>
+      </w:r>
+      <w:r>
+        <w:rPr>
+          <w:rStyle w:val="token"/>
+          <w:rFonts w:ascii="Times New Roman" w:hAnsi="Times New Roman" w:cs="Times New Roman"/>
+          <w:color w:val="383A42"/>
+          <w:sz w:val="28"/>
+          <w:szCs w:val="28"/>
+          <w:lang w:val="en-US"/>
+        </w:rPr>
+        <w:t>}</w:t>
+      </w:r>
+    </w:p>
+    <w:p>
+      <w:pPr>
+        <w:pStyle w:val="HTML0"/>
+        <w:spacing w:line="360" w:lineRule="auto"/>
+        <w:ind w:firstLine="709"/>
+        <w:rPr>
+          <w:rFonts w:ascii="Times New Roman" w:hAnsi="Times New Roman" w:cs="Times New Roman"/>
+          <w:color w:val="0F1115"/>
+          <w:sz w:val="28"/>
+          <w:szCs w:val="28"/>
+          <w:lang w:val="en-US"/>
+        </w:rPr>
+      </w:pPr>
+      <w:r>
+        <w:rPr>
+          <w:rFonts w:ascii="Times New Roman" w:hAnsi="Times New Roman" w:cs="Times New Roman"/>
+          <w:color w:val="0F1115"/>
+          <w:sz w:val="28"/>
+          <w:szCs w:val="28"/>
+          <w:lang w:val="en-US"/>
+        </w:rPr>
+        <w:t xml:space="preserve">    </w:t>
+      </w:r>
+      <w:r>
+        <w:rPr>
+          <w:rStyle w:val="token"/>
+          <w:rFonts w:ascii="Times New Roman" w:hAnsi="Times New Roman" w:cs="Times New Roman"/>
+          <w:color w:val="A626A4"/>
+          <w:sz w:val="28"/>
+          <w:szCs w:val="28"/>
+          <w:lang w:val="en-US"/>
+        </w:rPr>
+        <w:t>if</w:t>
+      </w:r>
+      <w:r>
+        <w:rPr>
+          <w:rFonts w:ascii="Times New Roman" w:hAnsi="Times New Roman" w:cs="Times New Roman"/>
+          <w:color w:val="0F1115"/>
+          <w:sz w:val="28"/>
+          <w:szCs w:val="28"/>
+          <w:lang w:val="en-US"/>
+        </w:rPr>
+        <w:t xml:space="preserve"> </w:t>
+      </w:r>
+      <w:r>
+        <w:rPr>
+          <w:rStyle w:val="token"/>
+          <w:rFonts w:ascii="Times New Roman" w:hAnsi="Times New Roman" w:cs="Times New Roman"/>
+          <w:color w:val="383A42"/>
+          <w:sz w:val="28"/>
+          <w:szCs w:val="28"/>
+          <w:lang w:val="en-US"/>
+        </w:rPr>
+        <w:t>(</w:t>
+      </w:r>
+      <w:r>
+        <w:rPr>
+          <w:rStyle w:val="token"/>
+          <w:rFonts w:ascii="Times New Roman" w:hAnsi="Times New Roman" w:cs="Times New Roman"/>
+          <w:color w:val="A626A4"/>
+          <w:sz w:val="28"/>
+          <w:szCs w:val="28"/>
+          <w:lang w:val="en-US"/>
+        </w:rPr>
+        <w:t>string</w:t>
+      </w:r>
+      <w:r>
+        <w:rPr>
+          <w:rStyle w:val="token"/>
+          <w:rFonts w:ascii="Times New Roman" w:hAnsi="Times New Roman" w:cs="Times New Roman"/>
+          <w:color w:val="383A42"/>
+          <w:sz w:val="28"/>
+          <w:szCs w:val="28"/>
+          <w:lang w:val="en-US"/>
+        </w:rPr>
+        <w:t>.</w:t>
+      </w:r>
+      <w:r>
+        <w:rPr>
+          <w:rStyle w:val="token"/>
+          <w:rFonts w:ascii="Times New Roman" w:hAnsi="Times New Roman" w:cs="Times New Roman"/>
+          <w:color w:val="4078F2"/>
+          <w:sz w:val="28"/>
+          <w:szCs w:val="28"/>
+          <w:lang w:val="en-US"/>
+        </w:rPr>
+        <w:t>IsNullOrWhiteSpace</w:t>
+      </w:r>
+      <w:r>
+        <w:rPr>
+          <w:rStyle w:val="token"/>
+          <w:rFonts w:ascii="Times New Roman" w:hAnsi="Times New Roman" w:cs="Times New Roman"/>
+          <w:color w:val="383A42"/>
+          <w:sz w:val="28"/>
+          <w:szCs w:val="28"/>
+          <w:lang w:val="en-US"/>
+        </w:rPr>
+        <w:t>(</w:t>
+      </w:r>
+      <w:r>
+        <w:rPr>
+          <w:rFonts w:ascii="Times New Roman" w:hAnsi="Times New Roman" w:cs="Times New Roman"/>
+          <w:color w:val="0F1115"/>
+          <w:sz w:val="28"/>
+          <w:szCs w:val="28"/>
+          <w:lang w:val="en-US"/>
+        </w:rPr>
+        <w:t>txtPartNumber</w:t>
+      </w:r>
+      <w:r>
+        <w:rPr>
+          <w:rStyle w:val="token"/>
+          <w:rFonts w:ascii="Times New Roman" w:hAnsi="Times New Roman" w:cs="Times New Roman"/>
+          <w:color w:val="383A42"/>
+          <w:sz w:val="28"/>
+          <w:szCs w:val="28"/>
+          <w:lang w:val="en-US"/>
+        </w:rPr>
+        <w:t>.</w:t>
+      </w:r>
+      <w:r>
+        <w:rPr>
+          <w:rFonts w:ascii="Times New Roman" w:hAnsi="Times New Roman" w:cs="Times New Roman"/>
+          <w:color w:val="0F1115"/>
+          <w:sz w:val="28"/>
+          <w:szCs w:val="28"/>
+          <w:lang w:val="en-US"/>
+        </w:rPr>
+        <w:t>Text</w:t>
+      </w:r>
+      <w:r>
+        <w:rPr>
+          <w:rStyle w:val="token"/>
+          <w:rFonts w:ascii="Times New Roman" w:hAnsi="Times New Roman" w:cs="Times New Roman"/>
+          <w:color w:val="383A42"/>
+          <w:sz w:val="28"/>
+          <w:szCs w:val="28"/>
+          <w:lang w:val="en-US"/>
+        </w:rPr>
+        <w:t>))</w:t>
+      </w:r>
+      <w:r>
+        <w:rPr>
+          <w:rFonts w:ascii="Times New Roman" w:hAnsi="Times New Roman" w:cs="Times New Roman"/>
+          <w:color w:val="0F1115"/>
+          <w:sz w:val="28"/>
+          <w:szCs w:val="28"/>
+          <w:lang w:val="en-US"/>
+        </w:rPr>
+        <w:t xml:space="preserve"> </w:t>
+      </w:r>
+      <w:r>
+        <w:rPr>
+          <w:rStyle w:val="token"/>
+          <w:rFonts w:ascii="Times New Roman" w:hAnsi="Times New Roman" w:cs="Times New Roman"/>
+          <w:color w:val="383A42"/>
+          <w:sz w:val="28"/>
+          <w:szCs w:val="28"/>
+          <w:lang w:val="en-US"/>
+        </w:rPr>
+        <w:t>{</w:t>
+      </w:r>
+      <w:r>
+        <w:rPr>
+          <w:rFonts w:ascii="Times New Roman" w:hAnsi="Times New Roman" w:cs="Times New Roman"/>
+          <w:color w:val="0F1115"/>
+          <w:sz w:val="28"/>
+          <w:szCs w:val="28"/>
+          <w:lang w:val="en-US"/>
+        </w:rPr>
+        <w:t xml:space="preserve"> </w:t>
+      </w:r>
+      <w:r>
+        <w:rPr>
+          <w:rStyle w:val="token"/>
+          <w:rFonts w:ascii="Times New Roman" w:hAnsi="Times New Roman" w:cs="Times New Roman"/>
+          <w:color w:val="4078F2"/>
+          <w:sz w:val="28"/>
+          <w:szCs w:val="28"/>
+          <w:lang w:val="en-US"/>
+        </w:rPr>
+        <w:t>..</w:t>
+      </w:r>
+      <w:r>
+        <w:rPr>
+          <w:rStyle w:val="token"/>
+          <w:rFonts w:ascii="Times New Roman" w:hAnsi="Times New Roman" w:cs="Times New Roman"/>
+          <w:color w:val="383A42"/>
+          <w:sz w:val="28"/>
+          <w:szCs w:val="28"/>
+          <w:lang w:val="en-US"/>
+        </w:rPr>
+        <w:t>.</w:t>
+      </w:r>
+      <w:r>
+        <w:rPr>
+          <w:rFonts w:ascii="Times New Roman" w:hAnsi="Times New Roman" w:cs="Times New Roman"/>
+          <w:color w:val="0F1115"/>
+          <w:sz w:val="28"/>
+          <w:szCs w:val="28"/>
+          <w:lang w:val="en-US"/>
+        </w:rPr>
+        <w:t xml:space="preserve"> </w:t>
+      </w:r>
+      <w:r>
+        <w:rPr>
+          <w:rStyle w:val="token"/>
+          <w:rFonts w:ascii="Times New Roman" w:hAnsi="Times New Roman" w:cs="Times New Roman"/>
+          <w:color w:val="383A42"/>
+          <w:sz w:val="28"/>
+          <w:szCs w:val="28"/>
+          <w:lang w:val="en-US"/>
+        </w:rPr>
+        <w:t>}</w:t>
+      </w:r>
+    </w:p>
+    <w:p>
+      <w:pPr>
+        <w:pStyle w:val="HTML0"/>
+        <w:spacing w:line="360" w:lineRule="auto"/>
+        <w:ind w:firstLine="709"/>
+        <w:rPr>
+          <w:rFonts w:ascii="Times New Roman" w:hAnsi="Times New Roman" w:cs="Times New Roman"/>
+          <w:color w:val="0F1115"/>
+          <w:sz w:val="28"/>
+          <w:szCs w:val="28"/>
+        </w:rPr>
+      </w:pPr>
+      <w:r>
+        <w:rPr>
+          <w:rFonts w:ascii="Times New Roman" w:hAnsi="Times New Roman" w:cs="Times New Roman"/>
+          <w:color w:val="0F1115"/>
+          <w:sz w:val="28"/>
+          <w:szCs w:val="28"/>
+          <w:lang w:val="en-US"/>
+        </w:rPr>
+        <w:t xml:space="preserve">   </w:t>
+      </w:r>
+      <w:r>
+        <w:rPr>
+          <w:rFonts w:ascii="Times New Roman" w:hAnsi="Times New Roman" w:cs="Times New Roman"/>
+          <w:color w:val="70AD47" w:themeColor="accent6"/>
+          <w:sz w:val="28"/>
+          <w:szCs w:val="28"/>
+          <w:lang w:val="en-US"/>
+        </w:rPr>
+        <w:t xml:space="preserve"> </w:t>
+      </w:r>
       <w:r>
         <w:rPr>
           <w:rStyle w:val="token"/>
@@ -10425,9 +9745,773 @@
           <w:sz w:val="28"/>
           <w:szCs w:val="28"/>
         </w:rPr>
-        <w:t>Валидация</w:t>
-      </w:r>
-      <w:proofErr w:type="spellEnd"/>
+        <w:t>// *** Проверка уникальности номера (только для новой детали) ***</w:t>
+      </w:r>
+    </w:p>
+    <w:p>
+      <w:pPr>
+        <w:pStyle w:val="HTML0"/>
+        <w:spacing w:line="360" w:lineRule="auto"/>
+        <w:ind w:firstLine="709"/>
+        <w:rPr>
+          <w:rFonts w:ascii="Times New Roman" w:hAnsi="Times New Roman" w:cs="Times New Roman"/>
+          <w:color w:val="0F1115"/>
+          <w:sz w:val="28"/>
+          <w:szCs w:val="28"/>
+          <w:lang w:val="en-US"/>
+        </w:rPr>
+      </w:pPr>
+      <w:r>
+        <w:rPr>
+          <w:rFonts w:ascii="Times New Roman" w:hAnsi="Times New Roman" w:cs="Times New Roman"/>
+          <w:color w:val="0F1115"/>
+          <w:sz w:val="28"/>
+          <w:szCs w:val="28"/>
+        </w:rPr>
+        <w:t xml:space="preserve">    </w:t>
+      </w:r>
+      <w:r>
+        <w:rPr>
+          <w:rStyle w:val="token"/>
+          <w:rFonts w:ascii="Times New Roman" w:hAnsi="Times New Roman" w:cs="Times New Roman"/>
+          <w:color w:val="A626A4"/>
+          <w:sz w:val="28"/>
+          <w:szCs w:val="28"/>
+          <w:lang w:val="en-US"/>
+        </w:rPr>
+        <w:t>if</w:t>
+      </w:r>
+      <w:r>
+        <w:rPr>
+          <w:rFonts w:ascii="Times New Roman" w:hAnsi="Times New Roman" w:cs="Times New Roman"/>
+          <w:color w:val="0F1115"/>
+          <w:sz w:val="28"/>
+          <w:szCs w:val="28"/>
+          <w:lang w:val="en-US"/>
+        </w:rPr>
+        <w:t xml:space="preserve"> </w:t>
+      </w:r>
+      <w:r>
+        <w:rPr>
+          <w:rStyle w:val="token"/>
+          <w:rFonts w:ascii="Times New Roman" w:hAnsi="Times New Roman" w:cs="Times New Roman"/>
+          <w:color w:val="383A42"/>
+          <w:sz w:val="28"/>
+          <w:szCs w:val="28"/>
+          <w:lang w:val="en-US"/>
+        </w:rPr>
+        <w:t>(</w:t>
+      </w:r>
+      <w:r>
+        <w:rPr>
+          <w:rFonts w:ascii="Times New Roman" w:hAnsi="Times New Roman" w:cs="Times New Roman"/>
+          <w:color w:val="0F1115"/>
+          <w:sz w:val="28"/>
+          <w:szCs w:val="28"/>
+          <w:lang w:val="en-US"/>
+        </w:rPr>
+        <w:t>Part</w:t>
+      </w:r>
+      <w:r>
+        <w:rPr>
+          <w:rStyle w:val="token"/>
+          <w:rFonts w:ascii="Times New Roman" w:hAnsi="Times New Roman" w:cs="Times New Roman"/>
+          <w:color w:val="383A42"/>
+          <w:sz w:val="28"/>
+          <w:szCs w:val="28"/>
+          <w:lang w:val="en-US"/>
+        </w:rPr>
+        <w:t>.</w:t>
+      </w:r>
+      <w:r>
+        <w:rPr>
+          <w:rFonts w:ascii="Times New Roman" w:hAnsi="Times New Roman" w:cs="Times New Roman"/>
+          <w:color w:val="0F1115"/>
+          <w:sz w:val="28"/>
+          <w:szCs w:val="28"/>
+          <w:lang w:val="en-US"/>
+        </w:rPr>
+        <w:t xml:space="preserve">Id </w:t>
+      </w:r>
+      <w:r>
+        <w:rPr>
+          <w:rStyle w:val="token"/>
+          <w:rFonts w:ascii="Times New Roman" w:hAnsi="Times New Roman" w:cs="Times New Roman"/>
+          <w:color w:val="4078F2"/>
+          <w:sz w:val="28"/>
+          <w:szCs w:val="28"/>
+          <w:lang w:val="en-US"/>
+        </w:rPr>
+        <w:t>==</w:t>
+      </w:r>
+      <w:r>
+        <w:rPr>
+          <w:rFonts w:ascii="Times New Roman" w:hAnsi="Times New Roman" w:cs="Times New Roman"/>
+          <w:color w:val="0F1115"/>
+          <w:sz w:val="28"/>
+          <w:szCs w:val="28"/>
+          <w:lang w:val="en-US"/>
+        </w:rPr>
+        <w:t xml:space="preserve"> </w:t>
+      </w:r>
+      <w:r>
+        <w:rPr>
+          <w:rStyle w:val="token"/>
+          <w:rFonts w:ascii="Times New Roman" w:hAnsi="Times New Roman" w:cs="Times New Roman"/>
+          <w:color w:val="B76B01"/>
+          <w:sz w:val="28"/>
+          <w:szCs w:val="28"/>
+          <w:lang w:val="en-US"/>
+        </w:rPr>
+        <w:t>0</w:t>
+      </w:r>
+      <w:r>
+        <w:rPr>
+          <w:rStyle w:val="token"/>
+          <w:rFonts w:ascii="Times New Roman" w:hAnsi="Times New Roman" w:cs="Times New Roman"/>
+          <w:color w:val="383A42"/>
+          <w:sz w:val="28"/>
+          <w:szCs w:val="28"/>
+          <w:lang w:val="en-US"/>
+        </w:rPr>
+        <w:t>)</w:t>
+      </w:r>
+    </w:p>
+    <w:p>
+      <w:pPr>
+        <w:pStyle w:val="HTML0"/>
+        <w:spacing w:line="360" w:lineRule="auto"/>
+        <w:ind w:firstLine="709"/>
+        <w:rPr>
+          <w:rFonts w:ascii="Times New Roman" w:hAnsi="Times New Roman" w:cs="Times New Roman"/>
+          <w:color w:val="0F1115"/>
+          <w:sz w:val="28"/>
+          <w:szCs w:val="28"/>
+          <w:lang w:val="en-US"/>
+        </w:rPr>
+      </w:pPr>
+      <w:r>
+        <w:rPr>
+          <w:rFonts w:ascii="Times New Roman" w:hAnsi="Times New Roman" w:cs="Times New Roman"/>
+          <w:color w:val="0F1115"/>
+          <w:sz w:val="28"/>
+          <w:szCs w:val="28"/>
+          <w:lang w:val="en-US"/>
+        </w:rPr>
+        <w:t xml:space="preserve">    </w:t>
+      </w:r>
+      <w:r>
+        <w:rPr>
+          <w:rStyle w:val="token"/>
+          <w:rFonts w:ascii="Times New Roman" w:hAnsi="Times New Roman" w:cs="Times New Roman"/>
+          <w:color w:val="383A42"/>
+          <w:sz w:val="28"/>
+          <w:szCs w:val="28"/>
+          <w:lang w:val="en-US"/>
+        </w:rPr>
+        <w:t>{</w:t>
+      </w:r>
+    </w:p>
+    <w:p>
+      <w:pPr>
+        <w:pStyle w:val="HTML0"/>
+        <w:spacing w:line="360" w:lineRule="auto"/>
+        <w:ind w:firstLine="709"/>
+        <w:rPr>
+          <w:rFonts w:ascii="Times New Roman" w:hAnsi="Times New Roman" w:cs="Times New Roman"/>
+          <w:color w:val="0F1115"/>
+          <w:sz w:val="28"/>
+          <w:szCs w:val="28"/>
+          <w:lang w:val="en-US"/>
+        </w:rPr>
+      </w:pPr>
+      <w:r>
+        <w:rPr>
+          <w:rFonts w:ascii="Times New Roman" w:hAnsi="Times New Roman" w:cs="Times New Roman"/>
+          <w:color w:val="0F1115"/>
+          <w:sz w:val="28"/>
+          <w:szCs w:val="28"/>
+          <w:lang w:val="en-US"/>
+        </w:rPr>
+        <w:t xml:space="preserve">        </w:t>
+      </w:r>
+      <w:r>
+        <w:rPr>
+          <w:rStyle w:val="token"/>
+          <w:rFonts w:ascii="Times New Roman" w:hAnsi="Times New Roman" w:cs="Times New Roman"/>
+          <w:color w:val="A626A4"/>
+          <w:sz w:val="28"/>
+          <w:szCs w:val="28"/>
+          <w:lang w:val="en-US"/>
+        </w:rPr>
+        <w:t>var</w:t>
+      </w:r>
+      <w:r>
+        <w:rPr>
+          <w:rFonts w:ascii="Times New Roman" w:hAnsi="Times New Roman" w:cs="Times New Roman"/>
+          <w:color w:val="0F1115"/>
+          <w:sz w:val="28"/>
+          <w:szCs w:val="28"/>
+          <w:lang w:val="en-US"/>
+        </w:rPr>
+        <w:t xml:space="preserve"> existing </w:t>
+      </w:r>
+      <w:r>
+        <w:rPr>
+          <w:rStyle w:val="token"/>
+          <w:rFonts w:ascii="Times New Roman" w:hAnsi="Times New Roman" w:cs="Times New Roman"/>
+          <w:color w:val="4078F2"/>
+          <w:sz w:val="28"/>
+          <w:szCs w:val="28"/>
+          <w:lang w:val="en-US"/>
+        </w:rPr>
+        <w:t>=</w:t>
+      </w:r>
+      <w:r>
+        <w:rPr>
+          <w:rFonts w:ascii="Times New Roman" w:hAnsi="Times New Roman" w:cs="Times New Roman"/>
+          <w:color w:val="0F1115"/>
+          <w:sz w:val="28"/>
+          <w:szCs w:val="28"/>
+          <w:lang w:val="en-US"/>
+        </w:rPr>
+        <w:t xml:space="preserve"> _repository</w:t>
+      </w:r>
+      <w:r>
+        <w:rPr>
+          <w:rStyle w:val="token"/>
+          <w:rFonts w:ascii="Times New Roman" w:hAnsi="Times New Roman" w:cs="Times New Roman"/>
+          <w:color w:val="383A42"/>
+          <w:sz w:val="28"/>
+          <w:szCs w:val="28"/>
+          <w:lang w:val="en-US"/>
+        </w:rPr>
+        <w:t>.</w:t>
+      </w:r>
+      <w:r>
+        <w:rPr>
+          <w:rStyle w:val="token"/>
+          <w:rFonts w:ascii="Times New Roman" w:hAnsi="Times New Roman" w:cs="Times New Roman"/>
+          <w:color w:val="4078F2"/>
+          <w:sz w:val="28"/>
+          <w:szCs w:val="28"/>
+          <w:lang w:val="en-US"/>
+        </w:rPr>
+        <w:t>GetByPartNumber</w:t>
+      </w:r>
+      <w:r>
+        <w:rPr>
+          <w:rStyle w:val="token"/>
+          <w:rFonts w:ascii="Times New Roman" w:hAnsi="Times New Roman" w:cs="Times New Roman"/>
+          <w:color w:val="383A42"/>
+          <w:sz w:val="28"/>
+          <w:szCs w:val="28"/>
+          <w:lang w:val="en-US"/>
+        </w:rPr>
+        <w:t>(</w:t>
+      </w:r>
+      <w:r>
+        <w:rPr>
+          <w:rFonts w:ascii="Times New Roman" w:hAnsi="Times New Roman" w:cs="Times New Roman"/>
+          <w:color w:val="0F1115"/>
+          <w:sz w:val="28"/>
+          <w:szCs w:val="28"/>
+          <w:lang w:val="en-US"/>
+        </w:rPr>
+        <w:t>txtPartNumber</w:t>
+      </w:r>
+      <w:r>
+        <w:rPr>
+          <w:rStyle w:val="token"/>
+          <w:rFonts w:ascii="Times New Roman" w:hAnsi="Times New Roman" w:cs="Times New Roman"/>
+          <w:color w:val="383A42"/>
+          <w:sz w:val="28"/>
+          <w:szCs w:val="28"/>
+          <w:lang w:val="en-US"/>
+        </w:rPr>
+        <w:t>.</w:t>
+      </w:r>
+      <w:r>
+        <w:rPr>
+          <w:rFonts w:ascii="Times New Roman" w:hAnsi="Times New Roman" w:cs="Times New Roman"/>
+          <w:color w:val="0F1115"/>
+          <w:sz w:val="28"/>
+          <w:szCs w:val="28"/>
+          <w:lang w:val="en-US"/>
+        </w:rPr>
+        <w:t>Text</w:t>
+      </w:r>
+      <w:r>
+        <w:rPr>
+          <w:rStyle w:val="token"/>
+          <w:rFonts w:ascii="Times New Roman" w:hAnsi="Times New Roman" w:cs="Times New Roman"/>
+          <w:color w:val="383A42"/>
+          <w:sz w:val="28"/>
+          <w:szCs w:val="28"/>
+          <w:lang w:val="en-US"/>
+        </w:rPr>
+        <w:t>.</w:t>
+      </w:r>
+      <w:r>
+        <w:rPr>
+          <w:rStyle w:val="token"/>
+          <w:rFonts w:ascii="Times New Roman" w:hAnsi="Times New Roman" w:cs="Times New Roman"/>
+          <w:color w:val="4078F2"/>
+          <w:sz w:val="28"/>
+          <w:szCs w:val="28"/>
+          <w:lang w:val="en-US"/>
+        </w:rPr>
+        <w:t>Trim</w:t>
+      </w:r>
+      <w:r>
+        <w:rPr>
+          <w:rStyle w:val="token"/>
+          <w:rFonts w:ascii="Times New Roman" w:hAnsi="Times New Roman" w:cs="Times New Roman"/>
+          <w:color w:val="383A42"/>
+          <w:sz w:val="28"/>
+          <w:szCs w:val="28"/>
+          <w:lang w:val="en-US"/>
+        </w:rPr>
+        <w:t>());</w:t>
+      </w:r>
+    </w:p>
+    <w:p>
+      <w:pPr>
+        <w:pStyle w:val="HTML0"/>
+        <w:spacing w:line="360" w:lineRule="auto"/>
+        <w:ind w:firstLine="709"/>
+        <w:rPr>
+          <w:rFonts w:ascii="Times New Roman" w:hAnsi="Times New Roman" w:cs="Times New Roman"/>
+          <w:color w:val="0F1115"/>
+          <w:sz w:val="28"/>
+          <w:szCs w:val="28"/>
+        </w:rPr>
+      </w:pPr>
+      <w:r>
+        <w:rPr>
+          <w:rFonts w:ascii="Times New Roman" w:hAnsi="Times New Roman" w:cs="Times New Roman"/>
+          <w:color w:val="0F1115"/>
+          <w:sz w:val="28"/>
+          <w:szCs w:val="28"/>
+          <w:lang w:val="en-US"/>
+        </w:rPr>
+        <w:t xml:space="preserve">        </w:t>
+      </w:r>
+      <w:r>
+        <w:rPr>
+          <w:rStyle w:val="token"/>
+          <w:rFonts w:ascii="Times New Roman" w:hAnsi="Times New Roman" w:cs="Times New Roman"/>
+          <w:color w:val="A626A4"/>
+          <w:sz w:val="28"/>
+          <w:szCs w:val="28"/>
+        </w:rPr>
+        <w:t>if</w:t>
+      </w:r>
+      <w:r>
+        <w:rPr>
+          <w:rFonts w:ascii="Times New Roman" w:hAnsi="Times New Roman" w:cs="Times New Roman"/>
+          <w:color w:val="0F1115"/>
+          <w:sz w:val="28"/>
+          <w:szCs w:val="28"/>
+        </w:rPr>
+        <w:t xml:space="preserve"> </w:t>
+      </w:r>
+      <w:r>
+        <w:rPr>
+          <w:rStyle w:val="token"/>
+          <w:rFonts w:ascii="Times New Roman" w:hAnsi="Times New Roman" w:cs="Times New Roman"/>
+          <w:color w:val="383A42"/>
+          <w:sz w:val="28"/>
+          <w:szCs w:val="28"/>
+        </w:rPr>
+        <w:t>(</w:t>
+      </w:r>
+      <w:r>
+        <w:rPr>
+          <w:rFonts w:ascii="Times New Roman" w:hAnsi="Times New Roman" w:cs="Times New Roman"/>
+          <w:color w:val="0F1115"/>
+          <w:sz w:val="28"/>
+          <w:szCs w:val="28"/>
+        </w:rPr>
+        <w:t xml:space="preserve">existing </w:t>
+      </w:r>
+      <w:r>
+        <w:rPr>
+          <w:rStyle w:val="token"/>
+          <w:rFonts w:ascii="Times New Roman" w:hAnsi="Times New Roman" w:cs="Times New Roman"/>
+          <w:color w:val="4078F2"/>
+          <w:sz w:val="28"/>
+          <w:szCs w:val="28"/>
+        </w:rPr>
+        <w:t>!=</w:t>
+      </w:r>
+      <w:r>
+        <w:rPr>
+          <w:rFonts w:ascii="Times New Roman" w:hAnsi="Times New Roman" w:cs="Times New Roman"/>
+          <w:color w:val="0F1115"/>
+          <w:sz w:val="28"/>
+          <w:szCs w:val="28"/>
+        </w:rPr>
+        <w:t xml:space="preserve"> </w:t>
+      </w:r>
+      <w:r>
+        <w:rPr>
+          <w:rStyle w:val="token"/>
+          <w:rFonts w:ascii="Times New Roman" w:hAnsi="Times New Roman" w:cs="Times New Roman"/>
+          <w:color w:val="A626A4"/>
+          <w:sz w:val="28"/>
+          <w:szCs w:val="28"/>
+        </w:rPr>
+        <w:t>null</w:t>
+      </w:r>
+      <w:r>
+        <w:rPr>
+          <w:rStyle w:val="token"/>
+          <w:rFonts w:ascii="Times New Roman" w:hAnsi="Times New Roman" w:cs="Times New Roman"/>
+          <w:color w:val="383A42"/>
+          <w:sz w:val="28"/>
+          <w:szCs w:val="28"/>
+        </w:rPr>
+        <w:t>)</w:t>
+      </w:r>
+    </w:p>
+    <w:p>
+      <w:pPr>
+        <w:pStyle w:val="HTML0"/>
+        <w:spacing w:line="360" w:lineRule="auto"/>
+        <w:ind w:firstLine="709"/>
+        <w:rPr>
+          <w:rFonts w:ascii="Times New Roman" w:hAnsi="Times New Roman" w:cs="Times New Roman"/>
+          <w:color w:val="0F1115"/>
+          <w:sz w:val="28"/>
+          <w:szCs w:val="28"/>
+        </w:rPr>
+      </w:pPr>
+      <w:r>
+        <w:rPr>
+          <w:rFonts w:ascii="Times New Roman" w:hAnsi="Times New Roman" w:cs="Times New Roman"/>
+          <w:color w:val="0F1115"/>
+          <w:sz w:val="28"/>
+          <w:szCs w:val="28"/>
+        </w:rPr>
+        <w:lastRenderedPageBreak/>
+        <w:t xml:space="preserve">        </w:t>
+      </w:r>
+      <w:r>
+        <w:rPr>
+          <w:rStyle w:val="token"/>
+          <w:rFonts w:ascii="Times New Roman" w:hAnsi="Times New Roman" w:cs="Times New Roman"/>
+          <w:color w:val="383A42"/>
+          <w:sz w:val="28"/>
+          <w:szCs w:val="28"/>
+        </w:rPr>
+        <w:t>{</w:t>
+      </w:r>
+      <w:r>
+        <w:rPr>
+          <w:rFonts w:ascii="Times New Roman" w:hAnsi="Times New Roman" w:cs="Times New Roman"/>
+          <w:color w:val="0F1115"/>
+          <w:sz w:val="28"/>
+          <w:szCs w:val="28"/>
+        </w:rPr>
+        <w:t xml:space="preserve"> </w:t>
+      </w:r>
+    </w:p>
+    <w:p>
+      <w:pPr>
+        <w:pStyle w:val="HTML0"/>
+        <w:spacing w:line="360" w:lineRule="auto"/>
+        <w:ind w:firstLine="709"/>
+        <w:rPr>
+          <w:rFonts w:ascii="Times New Roman" w:hAnsi="Times New Roman" w:cs="Times New Roman"/>
+          <w:color w:val="0F1115"/>
+          <w:sz w:val="28"/>
+          <w:szCs w:val="28"/>
+        </w:rPr>
+      </w:pPr>
+      <w:r>
+        <w:rPr>
+          <w:rFonts w:ascii="Times New Roman" w:hAnsi="Times New Roman" w:cs="Times New Roman"/>
+          <w:color w:val="0F1115"/>
+          <w:sz w:val="28"/>
+          <w:szCs w:val="28"/>
+        </w:rPr>
+        <w:t>MessageBox</w:t>
+      </w:r>
+      <w:r>
+        <w:rPr>
+          <w:rStyle w:val="token"/>
+          <w:rFonts w:ascii="Times New Roman" w:hAnsi="Times New Roman" w:cs="Times New Roman"/>
+          <w:color w:val="383A42"/>
+          <w:sz w:val="28"/>
+          <w:szCs w:val="28"/>
+        </w:rPr>
+        <w:t>.</w:t>
+      </w:r>
+      <w:r>
+        <w:rPr>
+          <w:rStyle w:val="token"/>
+          <w:rFonts w:ascii="Times New Roman" w:hAnsi="Times New Roman" w:cs="Times New Roman"/>
+          <w:color w:val="4078F2"/>
+          <w:sz w:val="28"/>
+          <w:szCs w:val="28"/>
+        </w:rPr>
+        <w:t>Show</w:t>
+      </w:r>
+      <w:r>
+        <w:rPr>
+          <w:rStyle w:val="token"/>
+          <w:rFonts w:ascii="Times New Roman" w:hAnsi="Times New Roman" w:cs="Times New Roman"/>
+          <w:color w:val="383A42"/>
+          <w:sz w:val="28"/>
+          <w:szCs w:val="28"/>
+        </w:rPr>
+        <w:t>(</w:t>
+      </w:r>
+      <w:r>
+        <w:rPr>
+          <w:rStyle w:val="token"/>
+          <w:rFonts w:ascii="Times New Roman" w:hAnsi="Times New Roman" w:cs="Times New Roman"/>
+          <w:color w:val="50A14F"/>
+          <w:sz w:val="28"/>
+          <w:szCs w:val="28"/>
+        </w:rPr>
+        <w:t>"Деталь с таким номером уже существует!"</w:t>
+      </w:r>
+      <w:r>
+        <w:rPr>
+          <w:rStyle w:val="token"/>
+          <w:rFonts w:ascii="Times New Roman" w:hAnsi="Times New Roman" w:cs="Times New Roman"/>
+          <w:color w:val="383A42"/>
+          <w:sz w:val="28"/>
+          <w:szCs w:val="28"/>
+        </w:rPr>
+        <w:t>,</w:t>
+      </w:r>
+      <w:r>
+        <w:rPr>
+          <w:rFonts w:ascii="Times New Roman" w:hAnsi="Times New Roman" w:cs="Times New Roman"/>
+          <w:color w:val="0F1115"/>
+          <w:sz w:val="28"/>
+          <w:szCs w:val="28"/>
+        </w:rPr>
+        <w:t xml:space="preserve"> </w:t>
+      </w:r>
+      <w:r>
+        <w:rPr>
+          <w:rStyle w:val="token"/>
+          <w:rFonts w:ascii="Times New Roman" w:hAnsi="Times New Roman" w:cs="Times New Roman"/>
+          <w:color w:val="50A14F"/>
+          <w:sz w:val="28"/>
+          <w:szCs w:val="28"/>
+        </w:rPr>
+        <w:t>"Ошибка"</w:t>
+      </w:r>
+      <w:r>
+        <w:rPr>
+          <w:rStyle w:val="token"/>
+          <w:rFonts w:ascii="Times New Roman" w:hAnsi="Times New Roman" w:cs="Times New Roman"/>
+          <w:color w:val="383A42"/>
+          <w:sz w:val="28"/>
+          <w:szCs w:val="28"/>
+        </w:rPr>
+        <w:t>,</w:t>
+      </w:r>
+    </w:p>
+    <w:p>
+      <w:pPr>
+        <w:pStyle w:val="HTML0"/>
+        <w:spacing w:line="360" w:lineRule="auto"/>
+        <w:ind w:firstLine="709"/>
+        <w:rPr>
+          <w:rFonts w:ascii="Times New Roman" w:hAnsi="Times New Roman" w:cs="Times New Roman"/>
+          <w:color w:val="0F1115"/>
+          <w:sz w:val="28"/>
+          <w:szCs w:val="28"/>
+        </w:rPr>
+      </w:pPr>
+      <w:r>
+        <w:rPr>
+          <w:rFonts w:ascii="Times New Roman" w:hAnsi="Times New Roman" w:cs="Times New Roman"/>
+          <w:color w:val="0F1115"/>
+          <w:sz w:val="28"/>
+          <w:szCs w:val="28"/>
+        </w:rPr>
+        <w:t xml:space="preserve">                </w:t>
+      </w:r>
+      <w:r>
+        <w:rPr>
+          <w:rFonts w:ascii="Times New Roman" w:hAnsi="Times New Roman" w:cs="Times New Roman"/>
+          <w:color w:val="0F1115"/>
+          <w:sz w:val="28"/>
+          <w:szCs w:val="28"/>
+          <w:lang w:val="en-US"/>
+        </w:rPr>
+        <w:t>MessageBoxButtons</w:t>
+      </w:r>
+      <w:r>
+        <w:rPr>
+          <w:rStyle w:val="token"/>
+          <w:rFonts w:ascii="Times New Roman" w:hAnsi="Times New Roman" w:cs="Times New Roman"/>
+          <w:color w:val="383A42"/>
+          <w:sz w:val="28"/>
+          <w:szCs w:val="28"/>
+        </w:rPr>
+        <w:t>.</w:t>
+      </w:r>
+      <w:r>
+        <w:rPr>
+          <w:rFonts w:ascii="Times New Roman" w:hAnsi="Times New Roman" w:cs="Times New Roman"/>
+          <w:color w:val="0F1115"/>
+          <w:sz w:val="28"/>
+          <w:szCs w:val="28"/>
+          <w:lang w:val="en-US"/>
+        </w:rPr>
+        <w:t>OK</w:t>
+      </w:r>
+      <w:r>
+        <w:rPr>
+          <w:rStyle w:val="token"/>
+          <w:rFonts w:ascii="Times New Roman" w:hAnsi="Times New Roman" w:cs="Times New Roman"/>
+          <w:color w:val="383A42"/>
+          <w:sz w:val="28"/>
+          <w:szCs w:val="28"/>
+        </w:rPr>
+        <w:t>,</w:t>
+      </w:r>
+      <w:r>
+        <w:rPr>
+          <w:rFonts w:ascii="Times New Roman" w:hAnsi="Times New Roman" w:cs="Times New Roman"/>
+          <w:color w:val="0F1115"/>
+          <w:sz w:val="28"/>
+          <w:szCs w:val="28"/>
+        </w:rPr>
+        <w:t xml:space="preserve"> </w:t>
+      </w:r>
+      <w:r>
+        <w:rPr>
+          <w:rFonts w:ascii="Times New Roman" w:hAnsi="Times New Roman" w:cs="Times New Roman"/>
+          <w:color w:val="0F1115"/>
+          <w:sz w:val="28"/>
+          <w:szCs w:val="28"/>
+          <w:lang w:val="en-US"/>
+        </w:rPr>
+        <w:t>MessageBoxIcon</w:t>
+      </w:r>
+      <w:r>
+        <w:rPr>
+          <w:rStyle w:val="token"/>
+          <w:rFonts w:ascii="Times New Roman" w:hAnsi="Times New Roman" w:cs="Times New Roman"/>
+          <w:color w:val="383A42"/>
+          <w:sz w:val="28"/>
+          <w:szCs w:val="28"/>
+        </w:rPr>
+        <w:t>.</w:t>
+      </w:r>
+      <w:r>
+        <w:rPr>
+          <w:rFonts w:ascii="Times New Roman" w:hAnsi="Times New Roman" w:cs="Times New Roman"/>
+          <w:color w:val="0F1115"/>
+          <w:sz w:val="28"/>
+          <w:szCs w:val="28"/>
+          <w:lang w:val="en-US"/>
+        </w:rPr>
+        <w:t>Warning</w:t>
+      </w:r>
+      <w:r>
+        <w:rPr>
+          <w:rStyle w:val="token"/>
+          <w:rFonts w:ascii="Times New Roman" w:hAnsi="Times New Roman" w:cs="Times New Roman"/>
+          <w:color w:val="383A42"/>
+          <w:sz w:val="28"/>
+          <w:szCs w:val="28"/>
+        </w:rPr>
+        <w:t>);</w:t>
+      </w:r>
+    </w:p>
+    <w:p>
+      <w:pPr>
+        <w:pStyle w:val="HTML0"/>
+        <w:spacing w:line="360" w:lineRule="auto"/>
+        <w:ind w:firstLine="709"/>
+        <w:rPr>
+          <w:rFonts w:ascii="Times New Roman" w:hAnsi="Times New Roman" w:cs="Times New Roman"/>
+          <w:color w:val="0F1115"/>
+          <w:sz w:val="28"/>
+          <w:szCs w:val="28"/>
+        </w:rPr>
+      </w:pPr>
+      <w:r>
+        <w:rPr>
+          <w:rFonts w:ascii="Times New Roman" w:hAnsi="Times New Roman" w:cs="Times New Roman"/>
+          <w:color w:val="0F1115"/>
+          <w:sz w:val="28"/>
+          <w:szCs w:val="28"/>
+        </w:rPr>
+        <w:t xml:space="preserve">            </w:t>
+      </w:r>
+      <w:r>
+        <w:rPr>
+          <w:rStyle w:val="token"/>
+          <w:rFonts w:ascii="Times New Roman" w:hAnsi="Times New Roman" w:cs="Times New Roman"/>
+          <w:color w:val="A626A4"/>
+          <w:sz w:val="28"/>
+          <w:szCs w:val="28"/>
+          <w:lang w:val="en-US"/>
+        </w:rPr>
+        <w:t>return</w:t>
+      </w:r>
+      <w:r>
+        <w:rPr>
+          <w:rStyle w:val="token"/>
+          <w:rFonts w:ascii="Times New Roman" w:hAnsi="Times New Roman" w:cs="Times New Roman"/>
+          <w:color w:val="383A42"/>
+          <w:sz w:val="28"/>
+          <w:szCs w:val="28"/>
+        </w:rPr>
+        <w:t>;</w:t>
+      </w:r>
+      <w:r>
+        <w:rPr>
+          <w:rFonts w:ascii="Times New Roman" w:hAnsi="Times New Roman" w:cs="Times New Roman"/>
+          <w:color w:val="0F1115"/>
+          <w:sz w:val="28"/>
+          <w:szCs w:val="28"/>
+        </w:rPr>
+        <w:t xml:space="preserve">       </w:t>
+      </w:r>
+      <w:r>
+        <w:rPr>
+          <w:rStyle w:val="token"/>
+          <w:rFonts w:ascii="Times New Roman" w:hAnsi="Times New Roman" w:cs="Times New Roman"/>
+          <w:color w:val="383A42"/>
+          <w:sz w:val="28"/>
+          <w:szCs w:val="28"/>
+        </w:rPr>
+        <w:t>}}</w:t>
+      </w:r>
+    </w:p>
+    <w:p>
+      <w:pPr>
+        <w:pStyle w:val="HTML0"/>
+        <w:spacing w:line="360" w:lineRule="auto"/>
+        <w:ind w:firstLine="709"/>
+        <w:rPr>
+          <w:rFonts w:ascii="Times New Roman" w:hAnsi="Times New Roman" w:cs="Times New Roman"/>
+          <w:color w:val="0F1115"/>
+          <w:sz w:val="28"/>
+          <w:szCs w:val="28"/>
+        </w:rPr>
+      </w:pPr>
+      <w:r>
+        <w:rPr>
+          <w:rFonts w:ascii="Times New Roman" w:hAnsi="Times New Roman" w:cs="Times New Roman"/>
+          <w:color w:val="70AD47" w:themeColor="accent6"/>
+          <w:sz w:val="28"/>
+          <w:szCs w:val="28"/>
+        </w:rPr>
+        <w:t xml:space="preserve">    </w:t>
+      </w:r>
       <w:r>
         <w:rPr>
           <w:rStyle w:val="token"/>
@@ -10438,7 +10522,7 @@
           <w:sz w:val="28"/>
           <w:szCs w:val="28"/>
         </w:rPr>
-        <w:t xml:space="preserve"> полей (пустые наименование/номер)</w:t>
+        <w:t>// Если статус "Установлена" и борт не указан – ошибка</w:t>
       </w:r>
     </w:p>
     <w:p>
@@ -10463,7 +10547,6 @@
         </w:rPr>
         <w:t xml:space="preserve">    </w:t>
       </w:r>
-      <w:proofErr w:type="gramStart"/>
       <w:r>
         <w:rPr>
           <w:rStyle w:val="token"/>
@@ -10475,7 +10558,6 @@
         </w:rPr>
         <w:t>if</w:t>
       </w:r>
-      <w:proofErr w:type="gramEnd"/>
       <w:r>
         <w:rPr>
           <w:rFonts w:ascii="Times New Roman" w:hAnsi="Times New Roman" w:cs="Times New Roman"/>
@@ -10497,11 +10579,168 @@
         </w:rPr>
         <w:t>(</w:t>
       </w:r>
-      <w:proofErr w:type="spellStart"/>
+      <w:r>
+        <w:rPr>
+          <w:rFonts w:ascii="Times New Roman" w:hAnsi="Times New Roman" w:cs="Times New Roman"/>
+          <w:color w:val="0F1115"/>
+          <w:sz w:val="28"/>
+          <w:szCs w:val="28"/>
+          <w:lang w:val="en-US"/>
+        </w:rPr>
+        <w:t>cmbStatus</w:t>
+      </w:r>
       <w:r>
         <w:rPr>
           <w:rStyle w:val="token"/>
           <w:rFonts w:ascii="Times New Roman" w:hAnsi="Times New Roman" w:cs="Times New Roman"/>
+          <w:color w:val="383A42"/>
+          <w:sz w:val="28"/>
+          <w:szCs w:val="28"/>
+          <w:lang w:val="en-US"/>
+        </w:rPr>
+        <w:t>.</w:t>
+      </w:r>
+      <w:r>
+        <w:rPr>
+          <w:rFonts w:ascii="Times New Roman" w:hAnsi="Times New Roman" w:cs="Times New Roman"/>
+          <w:color w:val="0F1115"/>
+          <w:sz w:val="28"/>
+          <w:szCs w:val="28"/>
+          <w:lang w:val="en-US"/>
+        </w:rPr>
+        <w:t>SelectedItem</w:t>
+      </w:r>
+      <w:r>
+        <w:rPr>
+          <w:rStyle w:val="token"/>
+          <w:rFonts w:ascii="Times New Roman" w:hAnsi="Times New Roman" w:cs="Times New Roman"/>
+          <w:color w:val="383A42"/>
+          <w:sz w:val="28"/>
+          <w:szCs w:val="28"/>
+          <w:lang w:val="en-US"/>
+        </w:rPr>
+        <w:t>.</w:t>
+      </w:r>
+      <w:r>
+        <w:rPr>
+          <w:rStyle w:val="token"/>
+          <w:rFonts w:ascii="Times New Roman" w:hAnsi="Times New Roman" w:cs="Times New Roman"/>
+          <w:color w:val="4078F2"/>
+          <w:sz w:val="28"/>
+          <w:szCs w:val="28"/>
+          <w:lang w:val="en-US"/>
+        </w:rPr>
+        <w:t>ToString</w:t>
+      </w:r>
+      <w:r>
+        <w:rPr>
+          <w:rStyle w:val="token"/>
+          <w:rFonts w:ascii="Times New Roman" w:hAnsi="Times New Roman" w:cs="Times New Roman"/>
+          <w:color w:val="383A42"/>
+          <w:sz w:val="28"/>
+          <w:szCs w:val="28"/>
+          <w:lang w:val="en-US"/>
+        </w:rPr>
+        <w:t>()</w:t>
+      </w:r>
+      <w:r>
+        <w:rPr>
+          <w:rFonts w:ascii="Times New Roman" w:hAnsi="Times New Roman" w:cs="Times New Roman"/>
+          <w:color w:val="0F1115"/>
+          <w:sz w:val="28"/>
+          <w:szCs w:val="28"/>
+          <w:lang w:val="en-US"/>
+        </w:rPr>
+        <w:t xml:space="preserve"> </w:t>
+      </w:r>
+      <w:r>
+        <w:rPr>
+          <w:rStyle w:val="token"/>
+          <w:rFonts w:ascii="Times New Roman" w:hAnsi="Times New Roman" w:cs="Times New Roman"/>
+          <w:color w:val="4078F2"/>
+          <w:sz w:val="28"/>
+          <w:szCs w:val="28"/>
+          <w:lang w:val="en-US"/>
+        </w:rPr>
+        <w:t>==</w:t>
+      </w:r>
+      <w:r>
+        <w:rPr>
+          <w:rFonts w:ascii="Times New Roman" w:hAnsi="Times New Roman" w:cs="Times New Roman"/>
+          <w:color w:val="0F1115"/>
+          <w:sz w:val="28"/>
+          <w:szCs w:val="28"/>
+          <w:lang w:val="en-US"/>
+        </w:rPr>
+        <w:t xml:space="preserve"> </w:t>
+      </w:r>
+      <w:r>
+        <w:rPr>
+          <w:rStyle w:val="token"/>
+          <w:rFonts w:ascii="Times New Roman" w:hAnsi="Times New Roman" w:cs="Times New Roman"/>
+          <w:color w:val="50A14F"/>
+          <w:sz w:val="28"/>
+          <w:szCs w:val="28"/>
+          <w:lang w:val="en-US"/>
+        </w:rPr>
+        <w:t>"</w:t>
+      </w:r>
+      <w:r>
+        <w:rPr>
+          <w:rStyle w:val="token"/>
+          <w:rFonts w:ascii="Times New Roman" w:hAnsi="Times New Roman" w:cs="Times New Roman"/>
+          <w:color w:val="50A14F"/>
+          <w:sz w:val="28"/>
+          <w:szCs w:val="28"/>
+        </w:rPr>
+        <w:t>Установлена</w:t>
+      </w:r>
+      <w:r>
+        <w:rPr>
+          <w:rStyle w:val="token"/>
+          <w:rFonts w:ascii="Times New Roman" w:hAnsi="Times New Roman" w:cs="Times New Roman"/>
+          <w:color w:val="50A14F"/>
+          <w:sz w:val="28"/>
+          <w:szCs w:val="28"/>
+          <w:lang w:val="en-US"/>
+        </w:rPr>
+        <w:t>"</w:t>
+      </w:r>
+      <w:r>
+        <w:rPr>
+          <w:rFonts w:ascii="Times New Roman" w:hAnsi="Times New Roman" w:cs="Times New Roman"/>
+          <w:color w:val="0F1115"/>
+          <w:sz w:val="28"/>
+          <w:szCs w:val="28"/>
+          <w:lang w:val="en-US"/>
+        </w:rPr>
+        <w:t xml:space="preserve"> </w:t>
+      </w:r>
+      <w:r>
+        <w:rPr>
+          <w:rStyle w:val="token"/>
+          <w:rFonts w:ascii="Times New Roman" w:hAnsi="Times New Roman" w:cs="Times New Roman"/>
+          <w:color w:val="4078F2"/>
+          <w:sz w:val="28"/>
+          <w:szCs w:val="28"/>
+          <w:lang w:val="en-US"/>
+        </w:rPr>
+        <w:t>&amp;&amp;</w:t>
+      </w:r>
+      <w:r>
+        <w:rPr>
+          <w:rFonts w:ascii="Times New Roman" w:hAnsi="Times New Roman" w:cs="Times New Roman"/>
+          <w:color w:val="0F1115"/>
+          <w:sz w:val="28"/>
+          <w:szCs w:val="28"/>
+          <w:lang w:val="en-US"/>
+        </w:rPr>
+        <w:t xml:space="preserve"> </w:t>
+      </w:r>
+      <w:r>
+        <w:rPr>
+          <w:rStyle w:val="token"/>
+          <w:rFonts w:ascii="Times New Roman" w:hAnsi="Times New Roman" w:cs="Times New Roman"/>
           <w:color w:val="A626A4"/>
           <w:sz w:val="28"/>
           <w:szCs w:val="28"/>
@@ -10531,7 +10770,6 @@
         </w:rPr>
         <w:t>IsNullOrWhiteSpace</w:t>
       </w:r>
-      <w:proofErr w:type="spellEnd"/>
       <w:r>
         <w:rPr>
           <w:rStyle w:val="token"/>
@@ -10543,7 +10781,6 @@
         </w:rPr>
         <w:t>(</w:t>
       </w:r>
-      <w:proofErr w:type="spellStart"/>
       <w:r>
         <w:rPr>
           <w:rFonts w:ascii="Times New Roman" w:hAnsi="Times New Roman" w:cs="Times New Roman"/>
@@ -10552,7 +10789,7 @@
           <w:szCs w:val="28"/>
           <w:lang w:val="en-US"/>
         </w:rPr>
-        <w:t>txtName</w:t>
+        <w:t>txtAircraftId</w:t>
       </w:r>
       <w:r>
         <w:rPr>
@@ -10575,7 +10812,6 @@
         </w:rPr>
         <w:t>Text</w:t>
       </w:r>
-      <w:proofErr w:type="spellEnd"/>
       <w:r>
         <w:rPr>
           <w:rStyle w:val="token"/>
@@ -10586,80 +10822,6 @@
           <w:lang w:val="en-US"/>
         </w:rPr>
         <w:t>))</w:t>
-      </w:r>
-      <w:r>
-        <w:rPr>
-          <w:rFonts w:ascii="Times New Roman" w:hAnsi="Times New Roman" w:cs="Times New Roman"/>
-          <w:color w:val="0F1115"/>
-          <w:sz w:val="28"/>
-          <w:szCs w:val="28"/>
-          <w:lang w:val="en-US"/>
-        </w:rPr>
-        <w:t xml:space="preserve"> </w:t>
-      </w:r>
-      <w:r>
-        <w:rPr>
-          <w:rStyle w:val="token"/>
-          <w:rFonts w:ascii="Times New Roman" w:hAnsi="Times New Roman" w:cs="Times New Roman"/>
-          <w:color w:val="383A42"/>
-          <w:sz w:val="28"/>
-          <w:szCs w:val="28"/>
-          <w:lang w:val="en-US"/>
-        </w:rPr>
-        <w:t>{</w:t>
-      </w:r>
-      <w:r>
-        <w:rPr>
-          <w:rFonts w:ascii="Times New Roman" w:hAnsi="Times New Roman" w:cs="Times New Roman"/>
-          <w:color w:val="0F1115"/>
-          <w:sz w:val="28"/>
-          <w:szCs w:val="28"/>
-          <w:lang w:val="en-US"/>
-        </w:rPr>
-        <w:t xml:space="preserve"> </w:t>
-      </w:r>
-      <w:r>
-        <w:rPr>
-          <w:rStyle w:val="token"/>
-          <w:rFonts w:ascii="Times New Roman" w:hAnsi="Times New Roman" w:cs="Times New Roman"/>
-          <w:color w:val="4078F2"/>
-          <w:sz w:val="28"/>
-          <w:szCs w:val="28"/>
-          <w:lang w:val="en-US"/>
-        </w:rPr>
-        <w:t>..</w:t>
-      </w:r>
-      <w:r>
-        <w:rPr>
-          <w:rStyle w:val="token"/>
-          <w:rFonts w:ascii="Times New Roman" w:hAnsi="Times New Roman" w:cs="Times New Roman"/>
-          <w:color w:val="383A42"/>
-          <w:sz w:val="28"/>
-          <w:szCs w:val="28"/>
-          <w:lang w:val="en-US"/>
-        </w:rPr>
-        <w:t>.</w:t>
-      </w:r>
-      <w:r>
-        <w:rPr>
-          <w:rFonts w:ascii="Times New Roman" w:hAnsi="Times New Roman" w:cs="Times New Roman"/>
-          <w:color w:val="0F1115"/>
-          <w:sz w:val="28"/>
-          <w:szCs w:val="28"/>
-          <w:lang w:val="en-US"/>
-        </w:rPr>
-        <w:t xml:space="preserve"> </w:t>
-      </w:r>
-      <w:r>
-        <w:rPr>
-          <w:rStyle w:val="token"/>
-          <w:rFonts w:ascii="Times New Roman" w:hAnsi="Times New Roman" w:cs="Times New Roman"/>
-          <w:color w:val="383A42"/>
-          <w:sz w:val="28"/>
-          <w:szCs w:val="28"/>
-          <w:lang w:val="en-US"/>
-        </w:rPr>
-        <w:t>}</w:t>
       </w:r>
     </w:p>
     <w:p>
@@ -10672,39 +10834,34 @@
           <w:color w:val="0F1115"/>
           <w:sz w:val="28"/>
           <w:szCs w:val="28"/>
+        </w:rPr>
+      </w:pPr>
+      <w:r>
+        <w:rPr>
+          <w:rFonts w:ascii="Times New Roman" w:hAnsi="Times New Roman" w:cs="Times New Roman"/>
+          <w:color w:val="0F1115"/>
+          <w:sz w:val="28"/>
+          <w:szCs w:val="28"/>
           <w:lang w:val="en-US"/>
         </w:rPr>
-      </w:pPr>
-      <w:r>
-        <w:rPr>
-          <w:rFonts w:ascii="Times New Roman" w:hAnsi="Times New Roman" w:cs="Times New Roman"/>
-          <w:color w:val="0F1115"/>
-          <w:sz w:val="28"/>
-          <w:szCs w:val="28"/>
-          <w:lang w:val="en-US"/>
-        </w:rPr>
         <w:t xml:space="preserve">    </w:t>
       </w:r>
-      <w:proofErr w:type="gramStart"/>
       <w:r>
         <w:rPr>
           <w:rStyle w:val="token"/>
           <w:rFonts w:ascii="Times New Roman" w:hAnsi="Times New Roman" w:cs="Times New Roman"/>
-          <w:color w:val="A626A4"/>
-          <w:sz w:val="28"/>
-          <w:szCs w:val="28"/>
-          <w:lang w:val="en-US"/>
-        </w:rPr>
-        <w:t>if</w:t>
-      </w:r>
-      <w:proofErr w:type="gramEnd"/>
-      <w:r>
-        <w:rPr>
-          <w:rFonts w:ascii="Times New Roman" w:hAnsi="Times New Roman" w:cs="Times New Roman"/>
-          <w:color w:val="0F1115"/>
-          <w:sz w:val="28"/>
-          <w:szCs w:val="28"/>
-          <w:lang w:val="en-US"/>
+          <w:color w:val="383A42"/>
+          <w:sz w:val="28"/>
+          <w:szCs w:val="28"/>
+        </w:rPr>
+        <w:t>{</w:t>
+      </w:r>
+      <w:r>
+        <w:rPr>
+          <w:rFonts w:ascii="Times New Roman" w:hAnsi="Times New Roman" w:cs="Times New Roman"/>
+          <w:color w:val="0F1115"/>
+          <w:sz w:val="28"/>
+          <w:szCs w:val="28"/>
         </w:rPr>
         <w:t xml:space="preserve"> </w:t>
       </w:r>
@@ -10712,174 +10869,38 @@
         <w:rPr>
           <w:rStyle w:val="token"/>
           <w:rFonts w:ascii="Times New Roman" w:hAnsi="Times New Roman" w:cs="Times New Roman"/>
+          <w:color w:val="4078F2"/>
+          <w:sz w:val="28"/>
+          <w:szCs w:val="28"/>
+        </w:rPr>
+        <w:t>..</w:t>
+      </w:r>
+      <w:r>
+        <w:rPr>
+          <w:rStyle w:val="token"/>
+          <w:rFonts w:ascii="Times New Roman" w:hAnsi="Times New Roman" w:cs="Times New Roman"/>
           <w:color w:val="383A42"/>
           <w:sz w:val="28"/>
           <w:szCs w:val="28"/>
-          <w:lang w:val="en-US"/>
-        </w:rPr>
-        <w:t>(</w:t>
-      </w:r>
-      <w:proofErr w:type="spellStart"/>
+        </w:rPr>
+        <w:t>.</w:t>
+      </w:r>
+      <w:r>
+        <w:rPr>
+          <w:rFonts w:ascii="Times New Roman" w:hAnsi="Times New Roman" w:cs="Times New Roman"/>
+          <w:color w:val="0F1115"/>
+          <w:sz w:val="28"/>
+          <w:szCs w:val="28"/>
+        </w:rPr>
+        <w:t xml:space="preserve"> </w:t>
+      </w:r>
       <w:r>
         <w:rPr>
           <w:rStyle w:val="token"/>
           <w:rFonts w:ascii="Times New Roman" w:hAnsi="Times New Roman" w:cs="Times New Roman"/>
-          <w:color w:val="A626A4"/>
-          <w:sz w:val="28"/>
-          <w:szCs w:val="28"/>
-          <w:lang w:val="en-US"/>
-        </w:rPr>
-        <w:t>string</w:t>
-      </w:r>
-      <w:r>
-        <w:rPr>
-          <w:rStyle w:val="token"/>
-          <w:rFonts w:ascii="Times New Roman" w:hAnsi="Times New Roman" w:cs="Times New Roman"/>
           <w:color w:val="383A42"/>
           <w:sz w:val="28"/>
           <w:szCs w:val="28"/>
-          <w:lang w:val="en-US"/>
-        </w:rPr>
-        <w:t>.</w:t>
-      </w:r>
-      <w:r>
-        <w:rPr>
-          <w:rStyle w:val="token"/>
-          <w:rFonts w:ascii="Times New Roman" w:hAnsi="Times New Roman" w:cs="Times New Roman"/>
-          <w:color w:val="4078F2"/>
-          <w:sz w:val="28"/>
-          <w:szCs w:val="28"/>
-          <w:lang w:val="en-US"/>
-        </w:rPr>
-        <w:t>IsNullOrWhiteSpace</w:t>
-      </w:r>
-      <w:proofErr w:type="spellEnd"/>
-      <w:r>
-        <w:rPr>
-          <w:rStyle w:val="token"/>
-          <w:rFonts w:ascii="Times New Roman" w:hAnsi="Times New Roman" w:cs="Times New Roman"/>
-          <w:color w:val="383A42"/>
-          <w:sz w:val="28"/>
-          <w:szCs w:val="28"/>
-          <w:lang w:val="en-US"/>
-        </w:rPr>
-        <w:t>(</w:t>
-      </w:r>
-      <w:proofErr w:type="spellStart"/>
-      <w:r>
-        <w:rPr>
-          <w:rFonts w:ascii="Times New Roman" w:hAnsi="Times New Roman" w:cs="Times New Roman"/>
-          <w:color w:val="0F1115"/>
-          <w:sz w:val="28"/>
-          <w:szCs w:val="28"/>
-          <w:lang w:val="en-US"/>
-        </w:rPr>
-        <w:t>txtPartNumber</w:t>
-      </w:r>
-      <w:r>
-        <w:rPr>
-          <w:rStyle w:val="token"/>
-          <w:rFonts w:ascii="Times New Roman" w:hAnsi="Times New Roman" w:cs="Times New Roman"/>
-          <w:color w:val="383A42"/>
-          <w:sz w:val="28"/>
-          <w:szCs w:val="28"/>
-          <w:lang w:val="en-US"/>
-        </w:rPr>
-        <w:t>.</w:t>
-      </w:r>
-      <w:r>
-        <w:rPr>
-          <w:rFonts w:ascii="Times New Roman" w:hAnsi="Times New Roman" w:cs="Times New Roman"/>
-          <w:color w:val="0F1115"/>
-          <w:sz w:val="28"/>
-          <w:szCs w:val="28"/>
-          <w:lang w:val="en-US"/>
-        </w:rPr>
-        <w:t>Text</w:t>
-      </w:r>
-      <w:proofErr w:type="spellEnd"/>
-      <w:r>
-        <w:rPr>
-          <w:rStyle w:val="token"/>
-          <w:rFonts w:ascii="Times New Roman" w:hAnsi="Times New Roman" w:cs="Times New Roman"/>
-          <w:color w:val="383A42"/>
-          <w:sz w:val="28"/>
-          <w:szCs w:val="28"/>
-          <w:lang w:val="en-US"/>
-        </w:rPr>
-        <w:t>))</w:t>
-      </w:r>
-      <w:r>
-        <w:rPr>
-          <w:rFonts w:ascii="Times New Roman" w:hAnsi="Times New Roman" w:cs="Times New Roman"/>
-          <w:color w:val="0F1115"/>
-          <w:sz w:val="28"/>
-          <w:szCs w:val="28"/>
-          <w:lang w:val="en-US"/>
-        </w:rPr>
-        <w:t xml:space="preserve"> </w:t>
-      </w:r>
-      <w:r>
-        <w:rPr>
-          <w:rStyle w:val="token"/>
-          <w:rFonts w:ascii="Times New Roman" w:hAnsi="Times New Roman" w:cs="Times New Roman"/>
-          <w:color w:val="383A42"/>
-          <w:sz w:val="28"/>
-          <w:szCs w:val="28"/>
-          <w:lang w:val="en-US"/>
-        </w:rPr>
-        <w:t>{</w:t>
-      </w:r>
-      <w:r>
-        <w:rPr>
-          <w:rFonts w:ascii="Times New Roman" w:hAnsi="Times New Roman" w:cs="Times New Roman"/>
-          <w:color w:val="0F1115"/>
-          <w:sz w:val="28"/>
-          <w:szCs w:val="28"/>
-          <w:lang w:val="en-US"/>
-        </w:rPr>
-        <w:t xml:space="preserve"> </w:t>
-      </w:r>
-      <w:r>
-        <w:rPr>
-          <w:rStyle w:val="token"/>
-          <w:rFonts w:ascii="Times New Roman" w:hAnsi="Times New Roman" w:cs="Times New Roman"/>
-          <w:color w:val="4078F2"/>
-          <w:sz w:val="28"/>
-          <w:szCs w:val="28"/>
-          <w:lang w:val="en-US"/>
-        </w:rPr>
-        <w:t>..</w:t>
-      </w:r>
-      <w:r>
-        <w:rPr>
-          <w:rStyle w:val="token"/>
-          <w:rFonts w:ascii="Times New Roman" w:hAnsi="Times New Roman" w:cs="Times New Roman"/>
-          <w:color w:val="383A42"/>
-          <w:sz w:val="28"/>
-          <w:szCs w:val="28"/>
-          <w:lang w:val="en-US"/>
-        </w:rPr>
-        <w:t>.</w:t>
-      </w:r>
-      <w:r>
-        <w:rPr>
-          <w:rFonts w:ascii="Times New Roman" w:hAnsi="Times New Roman" w:cs="Times New Roman"/>
-          <w:color w:val="0F1115"/>
-          <w:sz w:val="28"/>
-          <w:szCs w:val="28"/>
-          <w:lang w:val="en-US"/>
-        </w:rPr>
-        <w:t xml:space="preserve"> </w:t>
-      </w:r>
-      <w:r>
-        <w:rPr>
-          <w:rStyle w:val="token"/>
-          <w:rFonts w:ascii="Times New Roman" w:hAnsi="Times New Roman" w:cs="Times New Roman"/>
-          <w:color w:val="383A42"/>
-          <w:sz w:val="28"/>
-          <w:szCs w:val="28"/>
-          <w:lang w:val="en-US"/>
         </w:rPr>
         <w:t>}</w:t>
       </w:r>
@@ -10891,30 +10912,19 @@
         <w:ind w:firstLine="709"/>
         <w:rPr>
           <w:rFonts w:ascii="Times New Roman" w:hAnsi="Times New Roman" w:cs="Times New Roman"/>
-          <w:color w:val="0F1115"/>
-          <w:sz w:val="28"/>
-          <w:szCs w:val="28"/>
-        </w:rPr>
-      </w:pPr>
-      <w:r>
-        <w:rPr>
-          <w:rFonts w:ascii="Times New Roman" w:hAnsi="Times New Roman" w:cs="Times New Roman"/>
-          <w:color w:val="0F1115"/>
-          <w:sz w:val="28"/>
-          <w:szCs w:val="28"/>
-          <w:lang w:val="en-US"/>
-        </w:rPr>
-        <w:t xml:space="preserve">   </w:t>
-      </w:r>
-      <w:r>
-        <w:rPr>
-          <w:rFonts w:ascii="Times New Roman" w:hAnsi="Times New Roman" w:cs="Times New Roman"/>
           <w:color w:val="70AD47" w:themeColor="accent6"/>
           <w:sz w:val="28"/>
           <w:szCs w:val="28"/>
-          <w:lang w:val="en-US"/>
-        </w:rPr>
-        <w:t xml:space="preserve"> </w:t>
+        </w:rPr>
+      </w:pPr>
+      <w:r>
+        <w:rPr>
+          <w:rFonts w:ascii="Times New Roman" w:hAnsi="Times New Roman" w:cs="Times New Roman"/>
+          <w:color w:val="70AD47" w:themeColor="accent6"/>
+          <w:sz w:val="28"/>
+          <w:szCs w:val="28"/>
+        </w:rPr>
+        <w:t xml:space="preserve">    </w:t>
       </w:r>
       <w:r>
         <w:rPr>
@@ -10926,7 +10936,7 @@
           <w:sz w:val="28"/>
           <w:szCs w:val="28"/>
         </w:rPr>
-        <w:t>// *** Проверка уникальности номера (только для новой детали) ***</w:t>
+        <w:t>// Сохранение данных в объект Part</w:t>
       </w:r>
     </w:p>
     <w:p>
@@ -10939,62 +10949,73 @@
           <w:color w:val="0F1115"/>
           <w:sz w:val="28"/>
           <w:szCs w:val="28"/>
-          <w:lang w:val="en-US"/>
-        </w:rPr>
-      </w:pPr>
-      <w:r>
-        <w:rPr>
-          <w:rFonts w:ascii="Times New Roman" w:hAnsi="Times New Roman" w:cs="Times New Roman"/>
-          <w:color w:val="0F1115"/>
-          <w:sz w:val="28"/>
-          <w:szCs w:val="28"/>
-        </w:rPr>
-        <w:t xml:space="preserve">    </w:t>
-      </w:r>
-      <w:proofErr w:type="gramStart"/>
+        </w:rPr>
+      </w:pPr>
+      <w:r>
+        <w:rPr>
+          <w:rFonts w:ascii="Times New Roman" w:hAnsi="Times New Roman" w:cs="Times New Roman"/>
+          <w:color w:val="0F1115"/>
+          <w:sz w:val="28"/>
+          <w:szCs w:val="28"/>
+        </w:rPr>
+        <w:t xml:space="preserve">    Part</w:t>
+      </w:r>
       <w:r>
         <w:rPr>
           <w:rStyle w:val="token"/>
           <w:rFonts w:ascii="Times New Roman" w:hAnsi="Times New Roman" w:cs="Times New Roman"/>
-          <w:color w:val="A626A4"/>
-          <w:sz w:val="28"/>
-          <w:szCs w:val="28"/>
-          <w:lang w:val="en-US"/>
-        </w:rPr>
-        <w:t>if</w:t>
-      </w:r>
-      <w:proofErr w:type="gramEnd"/>
-      <w:r>
-        <w:rPr>
-          <w:rFonts w:ascii="Times New Roman" w:hAnsi="Times New Roman" w:cs="Times New Roman"/>
-          <w:color w:val="0F1115"/>
-          <w:sz w:val="28"/>
-          <w:szCs w:val="28"/>
-          <w:lang w:val="en-US"/>
-        </w:rPr>
-        <w:t xml:space="preserve"> </w:t>
+          <w:color w:val="383A42"/>
+          <w:sz w:val="28"/>
+          <w:szCs w:val="28"/>
+        </w:rPr>
+        <w:t>.</w:t>
+      </w:r>
+      <w:r>
+        <w:rPr>
+          <w:rFonts w:ascii="Times New Roman" w:hAnsi="Times New Roman" w:cs="Times New Roman"/>
+          <w:color w:val="0F1115"/>
+          <w:sz w:val="28"/>
+          <w:szCs w:val="28"/>
+        </w:rPr>
+        <w:t xml:space="preserve">Name </w:t>
       </w:r>
       <w:r>
         <w:rPr>
           <w:rStyle w:val="token"/>
           <w:rFonts w:ascii="Times New Roman" w:hAnsi="Times New Roman" w:cs="Times New Roman"/>
+          <w:color w:val="4078F2"/>
+          <w:sz w:val="28"/>
+          <w:szCs w:val="28"/>
+        </w:rPr>
+        <w:t>=</w:t>
+      </w:r>
+      <w:r>
+        <w:rPr>
+          <w:rFonts w:ascii="Times New Roman" w:hAnsi="Times New Roman" w:cs="Times New Roman"/>
+          <w:color w:val="0F1115"/>
+          <w:sz w:val="28"/>
+          <w:szCs w:val="28"/>
+        </w:rPr>
+        <w:t xml:space="preserve"> txtName</w:t>
+      </w:r>
+      <w:r>
+        <w:rPr>
+          <w:rStyle w:val="token"/>
+          <w:rFonts w:ascii="Times New Roman" w:hAnsi="Times New Roman" w:cs="Times New Roman"/>
           <w:color w:val="383A42"/>
           <w:sz w:val="28"/>
           <w:szCs w:val="28"/>
-          <w:lang w:val="en-US"/>
-        </w:rPr>
-        <w:t>(</w:t>
-      </w:r>
-      <w:proofErr w:type="spellStart"/>
-      <w:r>
-        <w:rPr>
-          <w:rFonts w:ascii="Times New Roman" w:hAnsi="Times New Roman" w:cs="Times New Roman"/>
-          <w:color w:val="0F1115"/>
-          <w:sz w:val="28"/>
-          <w:szCs w:val="28"/>
-          <w:lang w:val="en-US"/>
-        </w:rPr>
-        <w:t>Part</w:t>
+        </w:rPr>
+        <w:t>.</w:t>
+      </w:r>
+      <w:r>
+        <w:rPr>
+          <w:rFonts w:ascii="Times New Roman" w:hAnsi="Times New Roman" w:cs="Times New Roman"/>
+          <w:color w:val="0F1115"/>
+          <w:sz w:val="28"/>
+          <w:szCs w:val="28"/>
+        </w:rPr>
+        <w:t>Text</w:t>
       </w:r>
       <w:r>
         <w:rPr>
@@ -11003,73 +11024,28 @@
           <w:color w:val="383A42"/>
           <w:sz w:val="28"/>
           <w:szCs w:val="28"/>
-          <w:lang w:val="en-US"/>
         </w:rPr>
         <w:t>.</w:t>
       </w:r>
       <w:r>
         <w:rPr>
-          <w:rFonts w:ascii="Times New Roman" w:hAnsi="Times New Roman" w:cs="Times New Roman"/>
-          <w:color w:val="0F1115"/>
-          <w:sz w:val="28"/>
-          <w:szCs w:val="28"/>
-          <w:lang w:val="en-US"/>
-        </w:rPr>
-        <w:t>Id</w:t>
-      </w:r>
-      <w:proofErr w:type="spellEnd"/>
-      <w:r>
-        <w:rPr>
-          <w:rFonts w:ascii="Times New Roman" w:hAnsi="Times New Roman" w:cs="Times New Roman"/>
-          <w:color w:val="0F1115"/>
-          <w:sz w:val="28"/>
-          <w:szCs w:val="28"/>
-          <w:lang w:val="en-US"/>
-        </w:rPr>
-        <w:t xml:space="preserve"> </w:t>
-      </w:r>
-      <w:r>
-        <w:rPr>
           <w:rStyle w:val="token"/>
           <w:rFonts w:ascii="Times New Roman" w:hAnsi="Times New Roman" w:cs="Times New Roman"/>
           <w:color w:val="4078F2"/>
           <w:sz w:val="28"/>
           <w:szCs w:val="28"/>
-          <w:lang w:val="en-US"/>
-        </w:rPr>
-        <w:t>==</w:t>
-      </w:r>
-      <w:r>
-        <w:rPr>
-          <w:rFonts w:ascii="Times New Roman" w:hAnsi="Times New Roman" w:cs="Times New Roman"/>
-          <w:color w:val="0F1115"/>
-          <w:sz w:val="28"/>
-          <w:szCs w:val="28"/>
-          <w:lang w:val="en-US"/>
-        </w:rPr>
-        <w:t xml:space="preserve"> </w:t>
+        </w:rPr>
+        <w:t>Trim</w:t>
       </w:r>
       <w:r>
         <w:rPr>
           <w:rStyle w:val="token"/>
           <w:rFonts w:ascii="Times New Roman" w:hAnsi="Times New Roman" w:cs="Times New Roman"/>
-          <w:color w:val="B76B01"/>
-          <w:sz w:val="28"/>
-          <w:szCs w:val="28"/>
-          <w:lang w:val="en-US"/>
-        </w:rPr>
-        <w:t>0</w:t>
-      </w:r>
-      <w:r>
-        <w:rPr>
-          <w:rStyle w:val="token"/>
-          <w:rFonts w:ascii="Times New Roman" w:hAnsi="Times New Roman" w:cs="Times New Roman"/>
           <w:color w:val="383A42"/>
           <w:sz w:val="28"/>
           <w:szCs w:val="28"/>
-          <w:lang w:val="en-US"/>
-        </w:rPr>
-        <w:t>)</w:t>
+        </w:rPr>
+        <w:t>();</w:t>
       </w:r>
     </w:p>
     <w:p>
@@ -11091,9 +11067,18 @@
           <w:color w:val="0F1115"/>
           <w:sz w:val="28"/>
           <w:szCs w:val="28"/>
+        </w:rPr>
+        <w:t xml:space="preserve">    </w:t>
+      </w:r>
+      <w:r>
+        <w:rPr>
+          <w:rFonts w:ascii="Times New Roman" w:hAnsi="Times New Roman" w:cs="Times New Roman"/>
+          <w:color w:val="0F1115"/>
+          <w:sz w:val="28"/>
+          <w:szCs w:val="28"/>
           <w:lang w:val="en-US"/>
         </w:rPr>
-        <w:t xml:space="preserve">    </w:t>
+        <w:t>Part</w:t>
       </w:r>
       <w:r>
         <w:rPr>
@@ -11104,7 +11089,92 @@
           <w:szCs w:val="28"/>
           <w:lang w:val="en-US"/>
         </w:rPr>
-        <w:t>{</w:t>
+        <w:t>.</w:t>
+      </w:r>
+      <w:r>
+        <w:rPr>
+          <w:rFonts w:ascii="Times New Roman" w:hAnsi="Times New Roman" w:cs="Times New Roman"/>
+          <w:color w:val="0F1115"/>
+          <w:sz w:val="28"/>
+          <w:szCs w:val="28"/>
+          <w:lang w:val="en-US"/>
+        </w:rPr>
+        <w:t xml:space="preserve">PartNumber </w:t>
+      </w:r>
+      <w:r>
+        <w:rPr>
+          <w:rStyle w:val="token"/>
+          <w:rFonts w:ascii="Times New Roman" w:hAnsi="Times New Roman" w:cs="Times New Roman"/>
+          <w:color w:val="4078F2"/>
+          <w:sz w:val="28"/>
+          <w:szCs w:val="28"/>
+          <w:lang w:val="en-US"/>
+        </w:rPr>
+        <w:t>=</w:t>
+      </w:r>
+      <w:r>
+        <w:rPr>
+          <w:rFonts w:ascii="Times New Roman" w:hAnsi="Times New Roman" w:cs="Times New Roman"/>
+          <w:color w:val="0F1115"/>
+          <w:sz w:val="28"/>
+          <w:szCs w:val="28"/>
+          <w:lang w:val="en-US"/>
+        </w:rPr>
+        <w:t xml:space="preserve"> txtPartNumber</w:t>
+      </w:r>
+      <w:r>
+        <w:rPr>
+          <w:rStyle w:val="token"/>
+          <w:rFonts w:ascii="Times New Roman" w:hAnsi="Times New Roman" w:cs="Times New Roman"/>
+          <w:color w:val="383A42"/>
+          <w:sz w:val="28"/>
+          <w:szCs w:val="28"/>
+          <w:lang w:val="en-US"/>
+        </w:rPr>
+        <w:t>.</w:t>
+      </w:r>
+      <w:r>
+        <w:rPr>
+          <w:rFonts w:ascii="Times New Roman" w:hAnsi="Times New Roman" w:cs="Times New Roman"/>
+          <w:color w:val="0F1115"/>
+          <w:sz w:val="28"/>
+          <w:szCs w:val="28"/>
+          <w:lang w:val="en-US"/>
+        </w:rPr>
+        <w:t>Text</w:t>
+      </w:r>
+      <w:r>
+        <w:rPr>
+          <w:rStyle w:val="token"/>
+          <w:rFonts w:ascii="Times New Roman" w:hAnsi="Times New Roman" w:cs="Times New Roman"/>
+          <w:color w:val="383A42"/>
+          <w:sz w:val="28"/>
+          <w:szCs w:val="28"/>
+          <w:lang w:val="en-US"/>
+        </w:rPr>
+        <w:t>.</w:t>
+      </w:r>
+      <w:r>
+        <w:rPr>
+          <w:rStyle w:val="token"/>
+          <w:rFonts w:ascii="Times New Roman" w:hAnsi="Times New Roman" w:cs="Times New Roman"/>
+          <w:color w:val="4078F2"/>
+          <w:sz w:val="28"/>
+          <w:szCs w:val="28"/>
+          <w:lang w:val="en-US"/>
+        </w:rPr>
+        <w:t>Trim</w:t>
+      </w:r>
+      <w:r>
+        <w:rPr>
+          <w:rStyle w:val="token"/>
+          <w:rFonts w:ascii="Times New Roman" w:hAnsi="Times New Roman" w:cs="Times New Roman"/>
+          <w:color w:val="383A42"/>
+          <w:sz w:val="28"/>
+          <w:szCs w:val="28"/>
+          <w:lang w:val="en-US"/>
+        </w:rPr>
+        <w:t>();</w:t>
       </w:r>
     </w:p>
     <w:p>
@@ -11114,7 +11184,7 @@
         <w:ind w:firstLine="709"/>
         <w:rPr>
           <w:rFonts w:ascii="Times New Roman" w:hAnsi="Times New Roman" w:cs="Times New Roman"/>
-          <w:color w:val="0F1115"/>
+          <w:color w:val="70AD47" w:themeColor="accent6"/>
           <w:sz w:val="28"/>
           <w:szCs w:val="28"/>
           <w:lang w:val="en-US"/>
@@ -11123,169 +11193,62 @@
       <w:r>
         <w:rPr>
           <w:rFonts w:ascii="Times New Roman" w:hAnsi="Times New Roman" w:cs="Times New Roman"/>
-          <w:color w:val="0F1115"/>
+          <w:color w:val="70AD47" w:themeColor="accent6"/>
           <w:sz w:val="28"/>
           <w:szCs w:val="28"/>
           <w:lang w:val="en-US"/>
         </w:rPr>
-        <w:t xml:space="preserve">        </w:t>
-      </w:r>
-      <w:proofErr w:type="spellStart"/>
-      <w:proofErr w:type="gramStart"/>
+        <w:t xml:space="preserve">    </w:t>
+      </w:r>
       <w:r>
         <w:rPr>
           <w:rStyle w:val="token"/>
           <w:rFonts w:ascii="Times New Roman" w:hAnsi="Times New Roman" w:cs="Times New Roman"/>
-          <w:color w:val="A626A4"/>
+          <w:i/>
+          <w:iCs/>
+          <w:color w:val="70AD47" w:themeColor="accent6"/>
           <w:sz w:val="28"/>
           <w:szCs w:val="28"/>
           <w:lang w:val="en-US"/>
         </w:rPr>
-        <w:t>var</w:t>
-      </w:r>
-      <w:proofErr w:type="spellEnd"/>
-      <w:proofErr w:type="gramEnd"/>
-      <w:r>
-        <w:rPr>
-          <w:rFonts w:ascii="Times New Roman" w:hAnsi="Times New Roman" w:cs="Times New Roman"/>
-          <w:color w:val="0F1115"/>
+        <w:t xml:space="preserve">// ... </w:t>
+      </w:r>
+      <w:r>
+        <w:rPr>
+          <w:rStyle w:val="token"/>
+          <w:rFonts w:ascii="Times New Roman" w:hAnsi="Times New Roman" w:cs="Times New Roman"/>
+          <w:i/>
+          <w:iCs/>
+          <w:color w:val="70AD47" w:themeColor="accent6"/>
+          <w:sz w:val="28"/>
+          <w:szCs w:val="28"/>
+        </w:rPr>
+        <w:t>остальные</w:t>
+      </w:r>
+      <w:r>
+        <w:rPr>
+          <w:rStyle w:val="token"/>
+          <w:rFonts w:ascii="Times New Roman" w:hAnsi="Times New Roman" w:cs="Times New Roman"/>
+          <w:i/>
+          <w:iCs/>
+          <w:color w:val="70AD47" w:themeColor="accent6"/>
           <w:sz w:val="28"/>
           <w:szCs w:val="28"/>
           <w:lang w:val="en-US"/>
         </w:rPr>
-        <w:t xml:space="preserve"> existing </w:t>
+        <w:t xml:space="preserve"> </w:t>
       </w:r>
       <w:r>
         <w:rPr>
           <w:rStyle w:val="token"/>
           <w:rFonts w:ascii="Times New Roman" w:hAnsi="Times New Roman" w:cs="Times New Roman"/>
-          <w:color w:val="4078F2"/>
-          <w:sz w:val="28"/>
-          <w:szCs w:val="28"/>
-          <w:lang w:val="en-US"/>
-        </w:rPr>
-        <w:t>=</w:t>
-      </w:r>
-      <w:r>
-        <w:rPr>
-          <w:rFonts w:ascii="Times New Roman" w:hAnsi="Times New Roman" w:cs="Times New Roman"/>
-          <w:color w:val="0F1115"/>
-          <w:sz w:val="28"/>
-          <w:szCs w:val="28"/>
-          <w:lang w:val="en-US"/>
-        </w:rPr>
-        <w:t xml:space="preserve"> _</w:t>
-      </w:r>
-      <w:proofErr w:type="spellStart"/>
-      <w:r>
-        <w:rPr>
-          <w:rFonts w:ascii="Times New Roman" w:hAnsi="Times New Roman" w:cs="Times New Roman"/>
-          <w:color w:val="0F1115"/>
-          <w:sz w:val="28"/>
-          <w:szCs w:val="28"/>
-          <w:lang w:val="en-US"/>
-        </w:rPr>
-        <w:t>repository</w:t>
-      </w:r>
-      <w:r>
-        <w:rPr>
-          <w:rStyle w:val="token"/>
-          <w:rFonts w:ascii="Times New Roman" w:hAnsi="Times New Roman" w:cs="Times New Roman"/>
-          <w:color w:val="383A42"/>
-          <w:sz w:val="28"/>
-          <w:szCs w:val="28"/>
-          <w:lang w:val="en-US"/>
-        </w:rPr>
-        <w:t>.</w:t>
-      </w:r>
-      <w:r>
-        <w:rPr>
-          <w:rStyle w:val="token"/>
-          <w:rFonts w:ascii="Times New Roman" w:hAnsi="Times New Roman" w:cs="Times New Roman"/>
-          <w:color w:val="4078F2"/>
-          <w:sz w:val="28"/>
-          <w:szCs w:val="28"/>
-          <w:lang w:val="en-US"/>
-        </w:rPr>
-        <w:t>GetByPartNumber</w:t>
-      </w:r>
-      <w:proofErr w:type="spellEnd"/>
-      <w:r>
-        <w:rPr>
-          <w:rStyle w:val="token"/>
-          <w:rFonts w:ascii="Times New Roman" w:hAnsi="Times New Roman" w:cs="Times New Roman"/>
-          <w:color w:val="383A42"/>
-          <w:sz w:val="28"/>
-          <w:szCs w:val="28"/>
-          <w:lang w:val="en-US"/>
-        </w:rPr>
-        <w:t>(</w:t>
-      </w:r>
-      <w:proofErr w:type="spellStart"/>
-      <w:r>
-        <w:rPr>
-          <w:rFonts w:ascii="Times New Roman" w:hAnsi="Times New Roman" w:cs="Times New Roman"/>
-          <w:color w:val="0F1115"/>
-          <w:sz w:val="28"/>
-          <w:szCs w:val="28"/>
-          <w:lang w:val="en-US"/>
-        </w:rPr>
-        <w:t>txtPartNumber</w:t>
-      </w:r>
-      <w:r>
-        <w:rPr>
-          <w:rStyle w:val="token"/>
-          <w:rFonts w:ascii="Times New Roman" w:hAnsi="Times New Roman" w:cs="Times New Roman"/>
-          <w:color w:val="383A42"/>
-          <w:sz w:val="28"/>
-          <w:szCs w:val="28"/>
-          <w:lang w:val="en-US"/>
-        </w:rPr>
-        <w:t>.</w:t>
-      </w:r>
-      <w:r>
-        <w:rPr>
-          <w:rFonts w:ascii="Times New Roman" w:hAnsi="Times New Roman" w:cs="Times New Roman"/>
-          <w:color w:val="0F1115"/>
-          <w:sz w:val="28"/>
-          <w:szCs w:val="28"/>
-          <w:lang w:val="en-US"/>
-        </w:rPr>
-        <w:t>Text</w:t>
-      </w:r>
-      <w:r>
-        <w:rPr>
-          <w:rStyle w:val="token"/>
-          <w:rFonts w:ascii="Times New Roman" w:hAnsi="Times New Roman" w:cs="Times New Roman"/>
-          <w:color w:val="383A42"/>
-          <w:sz w:val="28"/>
-          <w:szCs w:val="28"/>
-          <w:lang w:val="en-US"/>
-        </w:rPr>
-        <w:t>.</w:t>
-      </w:r>
-      <w:r>
-        <w:rPr>
-          <w:rStyle w:val="token"/>
-          <w:rFonts w:ascii="Times New Roman" w:hAnsi="Times New Roman" w:cs="Times New Roman"/>
-          <w:color w:val="4078F2"/>
-          <w:sz w:val="28"/>
-          <w:szCs w:val="28"/>
-          <w:lang w:val="en-US"/>
-        </w:rPr>
-        <w:t>Trim</w:t>
-      </w:r>
-      <w:proofErr w:type="spellEnd"/>
-      <w:r>
-        <w:rPr>
-          <w:rStyle w:val="token"/>
-          <w:rFonts w:ascii="Times New Roman" w:hAnsi="Times New Roman" w:cs="Times New Roman"/>
-          <w:color w:val="383A42"/>
-          <w:sz w:val="28"/>
-          <w:szCs w:val="28"/>
-          <w:lang w:val="en-US"/>
-        </w:rPr>
-        <w:t>());</w:t>
+          <w:i/>
+          <w:iCs/>
+          <w:color w:val="70AD47" w:themeColor="accent6"/>
+          <w:sz w:val="28"/>
+          <w:szCs w:val="28"/>
+        </w:rPr>
+        <w:t>присвоения</w:t>
       </w:r>
     </w:p>
     <w:p>
@@ -11298,38 +11261,39 @@
           <w:color w:val="0F1115"/>
           <w:sz w:val="28"/>
           <w:szCs w:val="28"/>
-        </w:rPr>
-      </w:pPr>
-      <w:r>
-        <w:rPr>
-          <w:rFonts w:ascii="Times New Roman" w:hAnsi="Times New Roman" w:cs="Times New Roman"/>
-          <w:color w:val="0F1115"/>
-          <w:sz w:val="28"/>
-          <w:szCs w:val="28"/>
           <w:lang w:val="en-US"/>
         </w:rPr>
-        <w:t xml:space="preserve">        </w:t>
-      </w:r>
-      <w:proofErr w:type="spellStart"/>
+      </w:pPr>
+      <w:r>
+        <w:rPr>
+          <w:rFonts w:ascii="Times New Roman" w:hAnsi="Times New Roman" w:cs="Times New Roman"/>
+          <w:color w:val="0F1115"/>
+          <w:sz w:val="28"/>
+          <w:szCs w:val="28"/>
+          <w:lang w:val="en-US"/>
+        </w:rPr>
+        <w:t xml:space="preserve">    DialogResult </w:t>
+      </w:r>
       <w:r>
         <w:rPr>
           <w:rStyle w:val="token"/>
           <w:rFonts w:ascii="Times New Roman" w:hAnsi="Times New Roman" w:cs="Times New Roman"/>
-          <w:color w:val="A626A4"/>
-          <w:sz w:val="28"/>
-          <w:szCs w:val="28"/>
-        </w:rPr>
-        <w:t>if</w:t>
-      </w:r>
-      <w:proofErr w:type="spellEnd"/>
-      <w:r>
-        <w:rPr>
-          <w:rFonts w:ascii="Times New Roman" w:hAnsi="Times New Roman" w:cs="Times New Roman"/>
-          <w:color w:val="0F1115"/>
-          <w:sz w:val="28"/>
-          <w:szCs w:val="28"/>
-        </w:rPr>
-        <w:t xml:space="preserve"> </w:t>
+          <w:color w:val="4078F2"/>
+          <w:sz w:val="28"/>
+          <w:szCs w:val="28"/>
+          <w:lang w:val="en-US"/>
+        </w:rPr>
+        <w:t>=</w:t>
+      </w:r>
+      <w:r>
+        <w:rPr>
+          <w:rFonts w:ascii="Times New Roman" w:hAnsi="Times New Roman" w:cs="Times New Roman"/>
+          <w:color w:val="0F1115"/>
+          <w:sz w:val="28"/>
+          <w:szCs w:val="28"/>
+          <w:lang w:val="en-US"/>
+        </w:rPr>
+        <w:t xml:space="preserve"> DialogResult</w:t>
       </w:r>
       <w:r>
         <w:rPr>
@@ -11338,81 +11302,30 @@
           <w:color w:val="383A42"/>
           <w:sz w:val="28"/>
           <w:szCs w:val="28"/>
-        </w:rPr>
-        <w:t>(</w:t>
-      </w:r>
-      <w:proofErr w:type="spellStart"/>
-      <w:proofErr w:type="gramStart"/>
-      <w:r>
-        <w:rPr>
-          <w:rFonts w:ascii="Times New Roman" w:hAnsi="Times New Roman" w:cs="Times New Roman"/>
-          <w:color w:val="0F1115"/>
-          <w:sz w:val="28"/>
-          <w:szCs w:val="28"/>
-        </w:rPr>
-        <w:t>existing</w:t>
-      </w:r>
-      <w:proofErr w:type="spellEnd"/>
-      <w:r>
-        <w:rPr>
-          <w:rFonts w:ascii="Times New Roman" w:hAnsi="Times New Roman" w:cs="Times New Roman"/>
-          <w:color w:val="0F1115"/>
-          <w:sz w:val="28"/>
-          <w:szCs w:val="28"/>
-        </w:rPr>
-        <w:t xml:space="preserve"> </w:t>
+          <w:lang w:val="en-US"/>
+        </w:rPr>
+        <w:t>.</w:t>
+      </w:r>
+      <w:r>
+        <w:rPr>
+          <w:rFonts w:ascii="Times New Roman" w:hAnsi="Times New Roman" w:cs="Times New Roman"/>
+          <w:color w:val="0F1115"/>
+          <w:sz w:val="28"/>
+          <w:szCs w:val="28"/>
+          <w:lang w:val="en-US"/>
+        </w:rPr>
+        <w:t>OK</w:t>
       </w:r>
       <w:r>
         <w:rPr>
           <w:rStyle w:val="token"/>
           <w:rFonts w:ascii="Times New Roman" w:hAnsi="Times New Roman" w:cs="Times New Roman"/>
-          <w:color w:val="4078F2"/>
-          <w:sz w:val="28"/>
-          <w:szCs w:val="28"/>
-        </w:rPr>
-        <w:t>!</w:t>
-      </w:r>
-      <w:proofErr w:type="gramEnd"/>
-      <w:r>
-        <w:rPr>
-          <w:rStyle w:val="token"/>
-          <w:rFonts w:ascii="Times New Roman" w:hAnsi="Times New Roman" w:cs="Times New Roman"/>
-          <w:color w:val="4078F2"/>
-          <w:sz w:val="28"/>
-          <w:szCs w:val="28"/>
-        </w:rPr>
-        <w:t>=</w:t>
-      </w:r>
-      <w:r>
-        <w:rPr>
-          <w:rFonts w:ascii="Times New Roman" w:hAnsi="Times New Roman" w:cs="Times New Roman"/>
-          <w:color w:val="0F1115"/>
-          <w:sz w:val="28"/>
-          <w:szCs w:val="28"/>
-        </w:rPr>
-        <w:t xml:space="preserve"> </w:t>
-      </w:r>
-      <w:proofErr w:type="spellStart"/>
-      <w:r>
-        <w:rPr>
-          <w:rStyle w:val="token"/>
-          <w:rFonts w:ascii="Times New Roman" w:hAnsi="Times New Roman" w:cs="Times New Roman"/>
-          <w:color w:val="A626A4"/>
-          <w:sz w:val="28"/>
-          <w:szCs w:val="28"/>
-        </w:rPr>
-        <w:t>null</w:t>
-      </w:r>
-      <w:proofErr w:type="spellEnd"/>
-      <w:r>
-        <w:rPr>
-          <w:rStyle w:val="token"/>
-          <w:rFonts w:ascii="Times New Roman" w:hAnsi="Times New Roman" w:cs="Times New Roman"/>
           <w:color w:val="383A42"/>
           <w:sz w:val="28"/>
           <w:szCs w:val="28"/>
-        </w:rPr>
-        <w:t>)</w:t>
+          <w:lang w:val="en-US"/>
+        </w:rPr>
+        <w:t>;</w:t>
       </w:r>
     </w:p>
     <w:p>
@@ -11425,1350 +11338,40 @@
           <w:color w:val="0F1115"/>
           <w:sz w:val="28"/>
           <w:szCs w:val="28"/>
-        </w:rPr>
-      </w:pPr>
-      <w:r>
-        <w:rPr>
-          <w:rFonts w:ascii="Times New Roman" w:hAnsi="Times New Roman" w:cs="Times New Roman"/>
-          <w:color w:val="0F1115"/>
-          <w:sz w:val="28"/>
-          <w:szCs w:val="28"/>
-        </w:rPr>
-        <w:lastRenderedPageBreak/>
-        <w:t xml:space="preserve">        </w:t>
+          <w:lang w:val="en-US"/>
+        </w:rPr>
+      </w:pPr>
+      <w:r>
+        <w:rPr>
+          <w:rFonts w:ascii="Times New Roman" w:hAnsi="Times New Roman" w:cs="Times New Roman"/>
+          <w:color w:val="0F1115"/>
+          <w:sz w:val="28"/>
+          <w:szCs w:val="28"/>
+          <w:lang w:val="en-US"/>
+        </w:rPr>
+        <w:t xml:space="preserve">    </w:t>
       </w:r>
       <w:r>
         <w:rPr>
           <w:rStyle w:val="token"/>
           <w:rFonts w:ascii="Times New Roman" w:hAnsi="Times New Roman" w:cs="Times New Roman"/>
+          <w:color w:val="4078F2"/>
+          <w:sz w:val="28"/>
+          <w:szCs w:val="28"/>
+          <w:lang w:val="en-US"/>
+        </w:rPr>
+        <w:t>Close</w:t>
+      </w:r>
+      <w:r>
+        <w:rPr>
+          <w:rStyle w:val="token"/>
+          <w:rFonts w:ascii="Times New Roman" w:hAnsi="Times New Roman" w:cs="Times New Roman"/>
           <w:color w:val="383A42"/>
           <w:sz w:val="28"/>
           <w:szCs w:val="28"/>
-        </w:rPr>
-        <w:t>{</w:t>
-      </w:r>
-      <w:r>
-        <w:rPr>
-          <w:rFonts w:ascii="Times New Roman" w:hAnsi="Times New Roman" w:cs="Times New Roman"/>
-          <w:color w:val="0F1115"/>
-          <w:sz w:val="28"/>
-          <w:szCs w:val="28"/>
-        </w:rPr>
-        <w:t xml:space="preserve"> </w:t>
-      </w:r>
-    </w:p>
-    <w:p>
-      <w:pPr>
-        <w:pStyle w:val="HTML0"/>
-        <w:spacing w:line="360" w:lineRule="auto"/>
-        <w:ind w:firstLine="709"/>
-        <w:rPr>
-          <w:rFonts w:ascii="Times New Roman" w:hAnsi="Times New Roman" w:cs="Times New Roman"/>
-          <w:color w:val="0F1115"/>
-          <w:sz w:val="28"/>
-          <w:szCs w:val="28"/>
-        </w:rPr>
-      </w:pPr>
-      <w:proofErr w:type="spellStart"/>
-      <w:r>
-        <w:rPr>
-          <w:rFonts w:ascii="Times New Roman" w:hAnsi="Times New Roman" w:cs="Times New Roman"/>
-          <w:color w:val="0F1115"/>
-          <w:sz w:val="28"/>
-          <w:szCs w:val="28"/>
-        </w:rPr>
-        <w:t>MessageBox</w:t>
-      </w:r>
-      <w:r>
-        <w:rPr>
-          <w:rStyle w:val="token"/>
-          <w:rFonts w:ascii="Times New Roman" w:hAnsi="Times New Roman" w:cs="Times New Roman"/>
-          <w:color w:val="383A42"/>
-          <w:sz w:val="28"/>
-          <w:szCs w:val="28"/>
-        </w:rPr>
-        <w:t>.</w:t>
-      </w:r>
-      <w:r>
-        <w:rPr>
-          <w:rStyle w:val="token"/>
-          <w:rFonts w:ascii="Times New Roman" w:hAnsi="Times New Roman" w:cs="Times New Roman"/>
-          <w:color w:val="4078F2"/>
-          <w:sz w:val="28"/>
-          <w:szCs w:val="28"/>
-        </w:rPr>
-        <w:t>Show</w:t>
-      </w:r>
-      <w:proofErr w:type="spellEnd"/>
-      <w:r>
-        <w:rPr>
-          <w:rStyle w:val="token"/>
-          <w:rFonts w:ascii="Times New Roman" w:hAnsi="Times New Roman" w:cs="Times New Roman"/>
-          <w:color w:val="383A42"/>
-          <w:sz w:val="28"/>
-          <w:szCs w:val="28"/>
-        </w:rPr>
-        <w:t>(</w:t>
-      </w:r>
-      <w:r>
-        <w:rPr>
-          <w:rStyle w:val="token"/>
-          <w:rFonts w:ascii="Times New Roman" w:hAnsi="Times New Roman" w:cs="Times New Roman"/>
-          <w:color w:val="50A14F"/>
-          <w:sz w:val="28"/>
-          <w:szCs w:val="28"/>
-        </w:rPr>
-        <w:t>"Деталь с таким номером уже существует!"</w:t>
-      </w:r>
-      <w:r>
-        <w:rPr>
-          <w:rStyle w:val="token"/>
-          <w:rFonts w:ascii="Times New Roman" w:hAnsi="Times New Roman" w:cs="Times New Roman"/>
-          <w:color w:val="383A42"/>
-          <w:sz w:val="28"/>
-          <w:szCs w:val="28"/>
-        </w:rPr>
-        <w:t>,</w:t>
-      </w:r>
-      <w:r>
-        <w:rPr>
-          <w:rFonts w:ascii="Times New Roman" w:hAnsi="Times New Roman" w:cs="Times New Roman"/>
-          <w:color w:val="0F1115"/>
-          <w:sz w:val="28"/>
-          <w:szCs w:val="28"/>
-        </w:rPr>
-        <w:t xml:space="preserve"> </w:t>
-      </w:r>
-      <w:r>
-        <w:rPr>
-          <w:rStyle w:val="token"/>
-          <w:rFonts w:ascii="Times New Roman" w:hAnsi="Times New Roman" w:cs="Times New Roman"/>
-          <w:color w:val="50A14F"/>
-          <w:sz w:val="28"/>
-          <w:szCs w:val="28"/>
-        </w:rPr>
-        <w:t>"Ошибка"</w:t>
-      </w:r>
-      <w:r>
-        <w:rPr>
-          <w:rStyle w:val="token"/>
-          <w:rFonts w:ascii="Times New Roman" w:hAnsi="Times New Roman" w:cs="Times New Roman"/>
-          <w:color w:val="383A42"/>
-          <w:sz w:val="28"/>
-          <w:szCs w:val="28"/>
-        </w:rPr>
-        <w:t>,</w:t>
-      </w:r>
-    </w:p>
-    <w:p>
-      <w:pPr>
-        <w:pStyle w:val="HTML0"/>
-        <w:spacing w:line="360" w:lineRule="auto"/>
-        <w:ind w:firstLine="709"/>
-        <w:rPr>
-          <w:rFonts w:ascii="Times New Roman" w:hAnsi="Times New Roman" w:cs="Times New Roman"/>
-          <w:color w:val="0F1115"/>
-          <w:sz w:val="28"/>
-          <w:szCs w:val="28"/>
           <w:lang w:val="en-US"/>
         </w:rPr>
-      </w:pPr>
-      <w:r>
-        <w:rPr>
-          <w:rFonts w:ascii="Times New Roman" w:hAnsi="Times New Roman" w:cs="Times New Roman"/>
-          <w:color w:val="0F1115"/>
-          <w:sz w:val="28"/>
-          <w:szCs w:val="28"/>
-        </w:rPr>
-        <w:t xml:space="preserve">                </w:t>
-      </w:r>
-      <w:proofErr w:type="spellStart"/>
-      <w:r>
-        <w:rPr>
-          <w:rFonts w:ascii="Times New Roman" w:hAnsi="Times New Roman" w:cs="Times New Roman"/>
-          <w:color w:val="0F1115"/>
-          <w:sz w:val="28"/>
-          <w:szCs w:val="28"/>
-          <w:lang w:val="en-US"/>
-        </w:rPr>
-        <w:t>MessageBoxButtons</w:t>
-      </w:r>
-      <w:r>
-        <w:rPr>
-          <w:rStyle w:val="token"/>
-          <w:rFonts w:ascii="Times New Roman" w:hAnsi="Times New Roman" w:cs="Times New Roman"/>
-          <w:color w:val="383A42"/>
-          <w:sz w:val="28"/>
-          <w:szCs w:val="28"/>
-          <w:lang w:val="en-US"/>
-        </w:rPr>
-        <w:t>.</w:t>
-      </w:r>
-      <w:r>
-        <w:rPr>
-          <w:rFonts w:ascii="Times New Roman" w:hAnsi="Times New Roman" w:cs="Times New Roman"/>
-          <w:color w:val="0F1115"/>
-          <w:sz w:val="28"/>
-          <w:szCs w:val="28"/>
-          <w:lang w:val="en-US"/>
-        </w:rPr>
-        <w:t>OK</w:t>
-      </w:r>
-      <w:proofErr w:type="spellEnd"/>
-      <w:r>
-        <w:rPr>
-          <w:rStyle w:val="token"/>
-          <w:rFonts w:ascii="Times New Roman" w:hAnsi="Times New Roman" w:cs="Times New Roman"/>
-          <w:color w:val="383A42"/>
-          <w:sz w:val="28"/>
-          <w:szCs w:val="28"/>
-          <w:lang w:val="en-US"/>
-        </w:rPr>
-        <w:t>,</w:t>
-      </w:r>
-      <w:r>
-        <w:rPr>
-          <w:rFonts w:ascii="Times New Roman" w:hAnsi="Times New Roman" w:cs="Times New Roman"/>
-          <w:color w:val="0F1115"/>
-          <w:sz w:val="28"/>
-          <w:szCs w:val="28"/>
-          <w:lang w:val="en-US"/>
-        </w:rPr>
-        <w:t xml:space="preserve"> </w:t>
-      </w:r>
-      <w:proofErr w:type="spellStart"/>
-      <w:r>
-        <w:rPr>
-          <w:rFonts w:ascii="Times New Roman" w:hAnsi="Times New Roman" w:cs="Times New Roman"/>
-          <w:color w:val="0F1115"/>
-          <w:sz w:val="28"/>
-          <w:szCs w:val="28"/>
-          <w:lang w:val="en-US"/>
-        </w:rPr>
-        <w:t>MessageBoxIcon</w:t>
-      </w:r>
-      <w:r>
-        <w:rPr>
-          <w:rStyle w:val="token"/>
-          <w:rFonts w:ascii="Times New Roman" w:hAnsi="Times New Roman" w:cs="Times New Roman"/>
-          <w:color w:val="383A42"/>
-          <w:sz w:val="28"/>
-          <w:szCs w:val="28"/>
-          <w:lang w:val="en-US"/>
-        </w:rPr>
-        <w:t>.</w:t>
-      </w:r>
-      <w:r>
-        <w:rPr>
-          <w:rFonts w:ascii="Times New Roman" w:hAnsi="Times New Roman" w:cs="Times New Roman"/>
-          <w:color w:val="0F1115"/>
-          <w:sz w:val="28"/>
-          <w:szCs w:val="28"/>
-          <w:lang w:val="en-US"/>
-        </w:rPr>
-        <w:t>Warning</w:t>
-      </w:r>
-      <w:proofErr w:type="spellEnd"/>
-      <w:r>
-        <w:rPr>
-          <w:rStyle w:val="token"/>
-          <w:rFonts w:ascii="Times New Roman" w:hAnsi="Times New Roman" w:cs="Times New Roman"/>
-          <w:color w:val="383A42"/>
-          <w:sz w:val="28"/>
-          <w:szCs w:val="28"/>
-          <w:lang w:val="en-US"/>
-        </w:rPr>
-        <w:t>);</w:t>
-      </w:r>
-    </w:p>
-    <w:p>
-      <w:pPr>
-        <w:pStyle w:val="HTML0"/>
-        <w:spacing w:line="360" w:lineRule="auto"/>
-        <w:ind w:firstLine="709"/>
-        <w:rPr>
-          <w:rFonts w:ascii="Times New Roman" w:hAnsi="Times New Roman" w:cs="Times New Roman"/>
-          <w:color w:val="0F1115"/>
-          <w:sz w:val="28"/>
-          <w:szCs w:val="28"/>
-          <w:lang w:val="en-US"/>
-        </w:rPr>
-      </w:pPr>
-      <w:r>
-        <w:rPr>
-          <w:rFonts w:ascii="Times New Roman" w:hAnsi="Times New Roman" w:cs="Times New Roman"/>
-          <w:color w:val="0F1115"/>
-          <w:sz w:val="28"/>
-          <w:szCs w:val="28"/>
-          <w:lang w:val="en-US"/>
-        </w:rPr>
-        <w:t xml:space="preserve">            </w:t>
-      </w:r>
-      <w:proofErr w:type="gramStart"/>
-      <w:r>
-        <w:rPr>
-          <w:rStyle w:val="token"/>
-          <w:rFonts w:ascii="Times New Roman" w:hAnsi="Times New Roman" w:cs="Times New Roman"/>
-          <w:color w:val="A626A4"/>
-          <w:sz w:val="28"/>
-          <w:szCs w:val="28"/>
-          <w:lang w:val="en-US"/>
-        </w:rPr>
-        <w:t>return</w:t>
-      </w:r>
-      <w:proofErr w:type="gramEnd"/>
-      <w:r>
-        <w:rPr>
-          <w:rStyle w:val="token"/>
-          <w:rFonts w:ascii="Times New Roman" w:hAnsi="Times New Roman" w:cs="Times New Roman"/>
-          <w:color w:val="383A42"/>
-          <w:sz w:val="28"/>
-          <w:szCs w:val="28"/>
-          <w:lang w:val="en-US"/>
-        </w:rPr>
-        <w:t>;</w:t>
-      </w:r>
-      <w:r>
-        <w:rPr>
-          <w:rFonts w:ascii="Times New Roman" w:hAnsi="Times New Roman" w:cs="Times New Roman"/>
-          <w:color w:val="0F1115"/>
-          <w:sz w:val="28"/>
-          <w:szCs w:val="28"/>
-          <w:lang w:val="en-US"/>
-        </w:rPr>
-        <w:t xml:space="preserve">       </w:t>
-      </w:r>
-      <w:r>
-        <w:rPr>
-          <w:rStyle w:val="token"/>
-          <w:rFonts w:ascii="Times New Roman" w:hAnsi="Times New Roman" w:cs="Times New Roman"/>
-          <w:color w:val="383A42"/>
-          <w:sz w:val="28"/>
-          <w:szCs w:val="28"/>
-          <w:lang w:val="en-US"/>
-        </w:rPr>
-        <w:t>}}</w:t>
-      </w:r>
-    </w:p>
-    <w:p>
-      <w:pPr>
-        <w:pStyle w:val="HTML0"/>
-        <w:spacing w:line="360" w:lineRule="auto"/>
-        <w:ind w:firstLine="709"/>
-        <w:rPr>
-          <w:rFonts w:ascii="Times New Roman" w:hAnsi="Times New Roman" w:cs="Times New Roman"/>
-          <w:color w:val="0F1115"/>
-          <w:sz w:val="28"/>
-          <w:szCs w:val="28"/>
-        </w:rPr>
-      </w:pPr>
-      <w:r>
-        <w:rPr>
-          <w:rFonts w:ascii="Times New Roman" w:hAnsi="Times New Roman" w:cs="Times New Roman"/>
-          <w:color w:val="70AD47" w:themeColor="accent6"/>
-          <w:sz w:val="28"/>
-          <w:szCs w:val="28"/>
-          <w:lang w:val="en-US"/>
-        </w:rPr>
-        <w:t xml:space="preserve">    </w:t>
-      </w:r>
-      <w:r>
-        <w:rPr>
-          <w:rStyle w:val="token"/>
-          <w:rFonts w:ascii="Times New Roman" w:hAnsi="Times New Roman" w:cs="Times New Roman"/>
-          <w:i/>
-          <w:iCs/>
-          <w:color w:val="70AD47" w:themeColor="accent6"/>
-          <w:sz w:val="28"/>
-          <w:szCs w:val="28"/>
-        </w:rPr>
-        <w:t>// Если статус "Установлена" и борт не указан – ошибка</w:t>
-      </w:r>
-    </w:p>
-    <w:p>
-      <w:pPr>
-        <w:pStyle w:val="HTML0"/>
-        <w:spacing w:line="360" w:lineRule="auto"/>
-        <w:ind w:firstLine="709"/>
-        <w:rPr>
-          <w:rFonts w:ascii="Times New Roman" w:hAnsi="Times New Roman" w:cs="Times New Roman"/>
-          <w:color w:val="0F1115"/>
-          <w:sz w:val="28"/>
-          <w:szCs w:val="28"/>
-          <w:lang w:val="en-US"/>
-        </w:rPr>
-      </w:pPr>
-      <w:r>
-        <w:rPr>
-          <w:rFonts w:ascii="Times New Roman" w:hAnsi="Times New Roman" w:cs="Times New Roman"/>
-          <w:color w:val="0F1115"/>
-          <w:sz w:val="28"/>
-          <w:szCs w:val="28"/>
-        </w:rPr>
-        <w:t xml:space="preserve">    </w:t>
-      </w:r>
-      <w:proofErr w:type="gramStart"/>
-      <w:r>
-        <w:rPr>
-          <w:rStyle w:val="token"/>
-          <w:rFonts w:ascii="Times New Roman" w:hAnsi="Times New Roman" w:cs="Times New Roman"/>
-          <w:color w:val="A626A4"/>
-          <w:sz w:val="28"/>
-          <w:szCs w:val="28"/>
-          <w:lang w:val="en-US"/>
-        </w:rPr>
-        <w:t>if</w:t>
-      </w:r>
-      <w:proofErr w:type="gramEnd"/>
-      <w:r>
-        <w:rPr>
-          <w:rFonts w:ascii="Times New Roman" w:hAnsi="Times New Roman" w:cs="Times New Roman"/>
-          <w:color w:val="0F1115"/>
-          <w:sz w:val="28"/>
-          <w:szCs w:val="28"/>
-          <w:lang w:val="en-US"/>
-        </w:rPr>
-        <w:t xml:space="preserve"> </w:t>
-      </w:r>
-      <w:r>
-        <w:rPr>
-          <w:rStyle w:val="token"/>
-          <w:rFonts w:ascii="Times New Roman" w:hAnsi="Times New Roman" w:cs="Times New Roman"/>
-          <w:color w:val="383A42"/>
-          <w:sz w:val="28"/>
-          <w:szCs w:val="28"/>
-          <w:lang w:val="en-US"/>
-        </w:rPr>
-        <w:t>(</w:t>
-      </w:r>
-      <w:proofErr w:type="spellStart"/>
-      <w:r>
-        <w:rPr>
-          <w:rFonts w:ascii="Times New Roman" w:hAnsi="Times New Roman" w:cs="Times New Roman"/>
-          <w:color w:val="0F1115"/>
-          <w:sz w:val="28"/>
-          <w:szCs w:val="28"/>
-          <w:lang w:val="en-US"/>
-        </w:rPr>
-        <w:t>cmbStatus</w:t>
-      </w:r>
-      <w:r>
-        <w:rPr>
-          <w:rStyle w:val="token"/>
-          <w:rFonts w:ascii="Times New Roman" w:hAnsi="Times New Roman" w:cs="Times New Roman"/>
-          <w:color w:val="383A42"/>
-          <w:sz w:val="28"/>
-          <w:szCs w:val="28"/>
-          <w:lang w:val="en-US"/>
-        </w:rPr>
-        <w:t>.</w:t>
-      </w:r>
-      <w:r>
-        <w:rPr>
-          <w:rFonts w:ascii="Times New Roman" w:hAnsi="Times New Roman" w:cs="Times New Roman"/>
-          <w:color w:val="0F1115"/>
-          <w:sz w:val="28"/>
-          <w:szCs w:val="28"/>
-          <w:lang w:val="en-US"/>
-        </w:rPr>
-        <w:t>SelectedItem</w:t>
-      </w:r>
-      <w:r>
-        <w:rPr>
-          <w:rStyle w:val="token"/>
-          <w:rFonts w:ascii="Times New Roman" w:hAnsi="Times New Roman" w:cs="Times New Roman"/>
-          <w:color w:val="383A42"/>
-          <w:sz w:val="28"/>
-          <w:szCs w:val="28"/>
-          <w:lang w:val="en-US"/>
-        </w:rPr>
-        <w:t>.</w:t>
-      </w:r>
-      <w:r>
-        <w:rPr>
-          <w:rStyle w:val="token"/>
-          <w:rFonts w:ascii="Times New Roman" w:hAnsi="Times New Roman" w:cs="Times New Roman"/>
-          <w:color w:val="4078F2"/>
-          <w:sz w:val="28"/>
-          <w:szCs w:val="28"/>
-          <w:lang w:val="en-US"/>
-        </w:rPr>
-        <w:t>ToString</w:t>
-      </w:r>
-      <w:proofErr w:type="spellEnd"/>
-      <w:r>
-        <w:rPr>
-          <w:rStyle w:val="token"/>
-          <w:rFonts w:ascii="Times New Roman" w:hAnsi="Times New Roman" w:cs="Times New Roman"/>
-          <w:color w:val="383A42"/>
-          <w:sz w:val="28"/>
-          <w:szCs w:val="28"/>
-          <w:lang w:val="en-US"/>
-        </w:rPr>
-        <w:t>()</w:t>
-      </w:r>
-      <w:r>
-        <w:rPr>
-          <w:rFonts w:ascii="Times New Roman" w:hAnsi="Times New Roman" w:cs="Times New Roman"/>
-          <w:color w:val="0F1115"/>
-          <w:sz w:val="28"/>
-          <w:szCs w:val="28"/>
-          <w:lang w:val="en-US"/>
-        </w:rPr>
-        <w:t xml:space="preserve"> </w:t>
-      </w:r>
-      <w:r>
-        <w:rPr>
-          <w:rStyle w:val="token"/>
-          <w:rFonts w:ascii="Times New Roman" w:hAnsi="Times New Roman" w:cs="Times New Roman"/>
-          <w:color w:val="4078F2"/>
-          <w:sz w:val="28"/>
-          <w:szCs w:val="28"/>
-          <w:lang w:val="en-US"/>
-        </w:rPr>
-        <w:t>==</w:t>
-      </w:r>
-      <w:r>
-        <w:rPr>
-          <w:rFonts w:ascii="Times New Roman" w:hAnsi="Times New Roman" w:cs="Times New Roman"/>
-          <w:color w:val="0F1115"/>
-          <w:sz w:val="28"/>
-          <w:szCs w:val="28"/>
-          <w:lang w:val="en-US"/>
-        </w:rPr>
-        <w:t xml:space="preserve"> </w:t>
-      </w:r>
-      <w:r>
-        <w:rPr>
-          <w:rStyle w:val="token"/>
-          <w:rFonts w:ascii="Times New Roman" w:hAnsi="Times New Roman" w:cs="Times New Roman"/>
-          <w:color w:val="50A14F"/>
-          <w:sz w:val="28"/>
-          <w:szCs w:val="28"/>
-          <w:lang w:val="en-US"/>
-        </w:rPr>
-        <w:t>"</w:t>
-      </w:r>
-      <w:r>
-        <w:rPr>
-          <w:rStyle w:val="token"/>
-          <w:rFonts w:ascii="Times New Roman" w:hAnsi="Times New Roman" w:cs="Times New Roman"/>
-          <w:color w:val="50A14F"/>
-          <w:sz w:val="28"/>
-          <w:szCs w:val="28"/>
-        </w:rPr>
-        <w:t>Установлена</w:t>
-      </w:r>
-      <w:r>
-        <w:rPr>
-          <w:rStyle w:val="token"/>
-          <w:rFonts w:ascii="Times New Roman" w:hAnsi="Times New Roman" w:cs="Times New Roman"/>
-          <w:color w:val="50A14F"/>
-          <w:sz w:val="28"/>
-          <w:szCs w:val="28"/>
-          <w:lang w:val="en-US"/>
-        </w:rPr>
-        <w:t>"</w:t>
-      </w:r>
-      <w:r>
-        <w:rPr>
-          <w:rFonts w:ascii="Times New Roman" w:hAnsi="Times New Roman" w:cs="Times New Roman"/>
-          <w:color w:val="0F1115"/>
-          <w:sz w:val="28"/>
-          <w:szCs w:val="28"/>
-          <w:lang w:val="en-US"/>
-        </w:rPr>
-        <w:t xml:space="preserve"> </w:t>
-      </w:r>
-      <w:r>
-        <w:rPr>
-          <w:rStyle w:val="token"/>
-          <w:rFonts w:ascii="Times New Roman" w:hAnsi="Times New Roman" w:cs="Times New Roman"/>
-          <w:color w:val="4078F2"/>
-          <w:sz w:val="28"/>
-          <w:szCs w:val="28"/>
-          <w:lang w:val="en-US"/>
-        </w:rPr>
-        <w:t>&amp;&amp;</w:t>
-      </w:r>
-      <w:r>
-        <w:rPr>
-          <w:rFonts w:ascii="Times New Roman" w:hAnsi="Times New Roman" w:cs="Times New Roman"/>
-          <w:color w:val="0F1115"/>
-          <w:sz w:val="28"/>
-          <w:szCs w:val="28"/>
-          <w:lang w:val="en-US"/>
-        </w:rPr>
-        <w:t xml:space="preserve"> </w:t>
-      </w:r>
-      <w:proofErr w:type="spellStart"/>
-      <w:r>
-        <w:rPr>
-          <w:rStyle w:val="token"/>
-          <w:rFonts w:ascii="Times New Roman" w:hAnsi="Times New Roman" w:cs="Times New Roman"/>
-          <w:color w:val="A626A4"/>
-          <w:sz w:val="28"/>
-          <w:szCs w:val="28"/>
-          <w:lang w:val="en-US"/>
-        </w:rPr>
-        <w:t>string</w:t>
-      </w:r>
-      <w:r>
-        <w:rPr>
-          <w:rStyle w:val="token"/>
-          <w:rFonts w:ascii="Times New Roman" w:hAnsi="Times New Roman" w:cs="Times New Roman"/>
-          <w:color w:val="383A42"/>
-          <w:sz w:val="28"/>
-          <w:szCs w:val="28"/>
-          <w:lang w:val="en-US"/>
-        </w:rPr>
-        <w:t>.</w:t>
-      </w:r>
-      <w:r>
-        <w:rPr>
-          <w:rStyle w:val="token"/>
-          <w:rFonts w:ascii="Times New Roman" w:hAnsi="Times New Roman" w:cs="Times New Roman"/>
-          <w:color w:val="4078F2"/>
-          <w:sz w:val="28"/>
-          <w:szCs w:val="28"/>
-          <w:lang w:val="en-US"/>
-        </w:rPr>
-        <w:t>IsNullOrWhiteSpace</w:t>
-      </w:r>
-      <w:proofErr w:type="spellEnd"/>
-      <w:r>
-        <w:rPr>
-          <w:rStyle w:val="token"/>
-          <w:rFonts w:ascii="Times New Roman" w:hAnsi="Times New Roman" w:cs="Times New Roman"/>
-          <w:color w:val="383A42"/>
-          <w:sz w:val="28"/>
-          <w:szCs w:val="28"/>
-          <w:lang w:val="en-US"/>
-        </w:rPr>
-        <w:t>(</w:t>
-      </w:r>
-      <w:proofErr w:type="spellStart"/>
-      <w:r>
-        <w:rPr>
-          <w:rFonts w:ascii="Times New Roman" w:hAnsi="Times New Roman" w:cs="Times New Roman"/>
-          <w:color w:val="0F1115"/>
-          <w:sz w:val="28"/>
-          <w:szCs w:val="28"/>
-          <w:lang w:val="en-US"/>
-        </w:rPr>
-        <w:t>txtAircraftId</w:t>
-      </w:r>
-      <w:r>
-        <w:rPr>
-          <w:rStyle w:val="token"/>
-          <w:rFonts w:ascii="Times New Roman" w:hAnsi="Times New Roman" w:cs="Times New Roman"/>
-          <w:color w:val="383A42"/>
-          <w:sz w:val="28"/>
-          <w:szCs w:val="28"/>
-          <w:lang w:val="en-US"/>
-        </w:rPr>
-        <w:t>.</w:t>
-      </w:r>
-      <w:r>
-        <w:rPr>
-          <w:rFonts w:ascii="Times New Roman" w:hAnsi="Times New Roman" w:cs="Times New Roman"/>
-          <w:color w:val="0F1115"/>
-          <w:sz w:val="28"/>
-          <w:szCs w:val="28"/>
-          <w:lang w:val="en-US"/>
-        </w:rPr>
-        <w:t>Text</w:t>
-      </w:r>
-      <w:proofErr w:type="spellEnd"/>
-      <w:r>
-        <w:rPr>
-          <w:rStyle w:val="token"/>
-          <w:rFonts w:ascii="Times New Roman" w:hAnsi="Times New Roman" w:cs="Times New Roman"/>
-          <w:color w:val="383A42"/>
-          <w:sz w:val="28"/>
-          <w:szCs w:val="28"/>
-          <w:lang w:val="en-US"/>
-        </w:rPr>
-        <w:t>))</w:t>
-      </w:r>
-    </w:p>
-    <w:p>
-      <w:pPr>
-        <w:pStyle w:val="HTML0"/>
-        <w:spacing w:line="360" w:lineRule="auto"/>
-        <w:ind w:firstLine="709"/>
-        <w:rPr>
-          <w:rFonts w:ascii="Times New Roman" w:hAnsi="Times New Roman" w:cs="Times New Roman"/>
-          <w:color w:val="0F1115"/>
-          <w:sz w:val="28"/>
-          <w:szCs w:val="28"/>
-        </w:rPr>
-      </w:pPr>
-      <w:r>
-        <w:rPr>
-          <w:rFonts w:ascii="Times New Roman" w:hAnsi="Times New Roman" w:cs="Times New Roman"/>
-          <w:color w:val="0F1115"/>
-          <w:sz w:val="28"/>
-          <w:szCs w:val="28"/>
-          <w:lang w:val="en-US"/>
-        </w:rPr>
-        <w:t xml:space="preserve">    </w:t>
-      </w:r>
-      <w:r>
-        <w:rPr>
-          <w:rStyle w:val="token"/>
-          <w:rFonts w:ascii="Times New Roman" w:hAnsi="Times New Roman" w:cs="Times New Roman"/>
-          <w:color w:val="383A42"/>
-          <w:sz w:val="28"/>
-          <w:szCs w:val="28"/>
-        </w:rPr>
-        <w:t>{</w:t>
-      </w:r>
-      <w:r>
-        <w:rPr>
-          <w:rFonts w:ascii="Times New Roman" w:hAnsi="Times New Roman" w:cs="Times New Roman"/>
-          <w:color w:val="0F1115"/>
-          <w:sz w:val="28"/>
-          <w:szCs w:val="28"/>
-        </w:rPr>
-        <w:t xml:space="preserve"> </w:t>
-      </w:r>
-      <w:r>
-        <w:rPr>
-          <w:rStyle w:val="token"/>
-          <w:rFonts w:ascii="Times New Roman" w:hAnsi="Times New Roman" w:cs="Times New Roman"/>
-          <w:color w:val="4078F2"/>
-          <w:sz w:val="28"/>
-          <w:szCs w:val="28"/>
-        </w:rPr>
-        <w:t>..</w:t>
-      </w:r>
-      <w:r>
-        <w:rPr>
-          <w:rStyle w:val="token"/>
-          <w:rFonts w:ascii="Times New Roman" w:hAnsi="Times New Roman" w:cs="Times New Roman"/>
-          <w:color w:val="383A42"/>
-          <w:sz w:val="28"/>
-          <w:szCs w:val="28"/>
-        </w:rPr>
-        <w:t>.</w:t>
-      </w:r>
-      <w:r>
-        <w:rPr>
-          <w:rFonts w:ascii="Times New Roman" w:hAnsi="Times New Roman" w:cs="Times New Roman"/>
-          <w:color w:val="0F1115"/>
-          <w:sz w:val="28"/>
-          <w:szCs w:val="28"/>
-        </w:rPr>
-        <w:t xml:space="preserve"> </w:t>
-      </w:r>
-      <w:r>
-        <w:rPr>
-          <w:rStyle w:val="token"/>
-          <w:rFonts w:ascii="Times New Roman" w:hAnsi="Times New Roman" w:cs="Times New Roman"/>
-          <w:color w:val="383A42"/>
-          <w:sz w:val="28"/>
-          <w:szCs w:val="28"/>
-        </w:rPr>
-        <w:t>}</w:t>
-      </w:r>
-    </w:p>
-    <w:p>
-      <w:pPr>
-        <w:pStyle w:val="HTML0"/>
-        <w:spacing w:line="360" w:lineRule="auto"/>
-        <w:ind w:firstLine="709"/>
-        <w:rPr>
-          <w:rFonts w:ascii="Times New Roman" w:hAnsi="Times New Roman" w:cs="Times New Roman"/>
-          <w:color w:val="70AD47" w:themeColor="accent6"/>
-          <w:sz w:val="28"/>
-          <w:szCs w:val="28"/>
-        </w:rPr>
-      </w:pPr>
-      <w:r>
-        <w:rPr>
-          <w:rFonts w:ascii="Times New Roman" w:hAnsi="Times New Roman" w:cs="Times New Roman"/>
-          <w:color w:val="70AD47" w:themeColor="accent6"/>
-          <w:sz w:val="28"/>
-          <w:szCs w:val="28"/>
-        </w:rPr>
-        <w:t xml:space="preserve">    </w:t>
-      </w:r>
-      <w:r>
-        <w:rPr>
-          <w:rStyle w:val="token"/>
-          <w:rFonts w:ascii="Times New Roman" w:hAnsi="Times New Roman" w:cs="Times New Roman"/>
-          <w:i/>
-          <w:iCs/>
-          <w:color w:val="70AD47" w:themeColor="accent6"/>
-          <w:sz w:val="28"/>
-          <w:szCs w:val="28"/>
-        </w:rPr>
-        <w:t xml:space="preserve">// Сохранение данных в объект </w:t>
-      </w:r>
-      <w:proofErr w:type="spellStart"/>
-      <w:r>
-        <w:rPr>
-          <w:rStyle w:val="token"/>
-          <w:rFonts w:ascii="Times New Roman" w:hAnsi="Times New Roman" w:cs="Times New Roman"/>
-          <w:i/>
-          <w:iCs/>
-          <w:color w:val="70AD47" w:themeColor="accent6"/>
-          <w:sz w:val="28"/>
-          <w:szCs w:val="28"/>
-        </w:rPr>
-        <w:t>Part</w:t>
-      </w:r>
-      <w:proofErr w:type="spellEnd"/>
-    </w:p>
-    <w:p>
-      <w:pPr>
-        <w:pStyle w:val="HTML0"/>
-        <w:spacing w:line="360" w:lineRule="auto"/>
-        <w:ind w:firstLine="709"/>
-        <w:rPr>
-          <w:rFonts w:ascii="Times New Roman" w:hAnsi="Times New Roman" w:cs="Times New Roman"/>
-          <w:color w:val="0F1115"/>
-          <w:sz w:val="28"/>
-          <w:szCs w:val="28"/>
-        </w:rPr>
-      </w:pPr>
-      <w:r>
-        <w:rPr>
-          <w:rFonts w:ascii="Times New Roman" w:hAnsi="Times New Roman" w:cs="Times New Roman"/>
-          <w:color w:val="0F1115"/>
-          <w:sz w:val="28"/>
-          <w:szCs w:val="28"/>
-        </w:rPr>
-        <w:t xml:space="preserve">    </w:t>
-      </w:r>
-      <w:proofErr w:type="spellStart"/>
-      <w:r>
-        <w:rPr>
-          <w:rFonts w:ascii="Times New Roman" w:hAnsi="Times New Roman" w:cs="Times New Roman"/>
-          <w:color w:val="0F1115"/>
-          <w:sz w:val="28"/>
-          <w:szCs w:val="28"/>
-        </w:rPr>
-        <w:t>Part</w:t>
-      </w:r>
-      <w:r>
-        <w:rPr>
-          <w:rStyle w:val="token"/>
-          <w:rFonts w:ascii="Times New Roman" w:hAnsi="Times New Roman" w:cs="Times New Roman"/>
-          <w:color w:val="383A42"/>
-          <w:sz w:val="28"/>
-          <w:szCs w:val="28"/>
-        </w:rPr>
-        <w:t>.</w:t>
-      </w:r>
-      <w:r>
-        <w:rPr>
-          <w:rFonts w:ascii="Times New Roman" w:hAnsi="Times New Roman" w:cs="Times New Roman"/>
-          <w:color w:val="0F1115"/>
-          <w:sz w:val="28"/>
-          <w:szCs w:val="28"/>
-        </w:rPr>
-        <w:t>Name</w:t>
-      </w:r>
-      <w:proofErr w:type="spellEnd"/>
-      <w:r>
-        <w:rPr>
-          <w:rFonts w:ascii="Times New Roman" w:hAnsi="Times New Roman" w:cs="Times New Roman"/>
-          <w:color w:val="0F1115"/>
-          <w:sz w:val="28"/>
-          <w:szCs w:val="28"/>
-        </w:rPr>
-        <w:t xml:space="preserve"> </w:t>
-      </w:r>
-      <w:r>
-        <w:rPr>
-          <w:rStyle w:val="token"/>
-          <w:rFonts w:ascii="Times New Roman" w:hAnsi="Times New Roman" w:cs="Times New Roman"/>
-          <w:color w:val="4078F2"/>
-          <w:sz w:val="28"/>
-          <w:szCs w:val="28"/>
-        </w:rPr>
-        <w:t>=</w:t>
-      </w:r>
-      <w:r>
-        <w:rPr>
-          <w:rFonts w:ascii="Times New Roman" w:hAnsi="Times New Roman" w:cs="Times New Roman"/>
-          <w:color w:val="0F1115"/>
-          <w:sz w:val="28"/>
-          <w:szCs w:val="28"/>
-        </w:rPr>
-        <w:t xml:space="preserve"> </w:t>
-      </w:r>
-      <w:proofErr w:type="spellStart"/>
-      <w:r>
-        <w:rPr>
-          <w:rFonts w:ascii="Times New Roman" w:hAnsi="Times New Roman" w:cs="Times New Roman"/>
-          <w:color w:val="0F1115"/>
-          <w:sz w:val="28"/>
-          <w:szCs w:val="28"/>
-        </w:rPr>
-        <w:t>txtName</w:t>
-      </w:r>
-      <w:r>
-        <w:rPr>
-          <w:rStyle w:val="token"/>
-          <w:rFonts w:ascii="Times New Roman" w:hAnsi="Times New Roman" w:cs="Times New Roman"/>
-          <w:color w:val="383A42"/>
-          <w:sz w:val="28"/>
-          <w:szCs w:val="28"/>
-        </w:rPr>
-        <w:t>.</w:t>
-      </w:r>
-      <w:r>
-        <w:rPr>
-          <w:rFonts w:ascii="Times New Roman" w:hAnsi="Times New Roman" w:cs="Times New Roman"/>
-          <w:color w:val="0F1115"/>
-          <w:sz w:val="28"/>
-          <w:szCs w:val="28"/>
-        </w:rPr>
-        <w:t>Text</w:t>
-      </w:r>
-      <w:r>
-        <w:rPr>
-          <w:rStyle w:val="token"/>
-          <w:rFonts w:ascii="Times New Roman" w:hAnsi="Times New Roman" w:cs="Times New Roman"/>
-          <w:color w:val="383A42"/>
-          <w:sz w:val="28"/>
-          <w:szCs w:val="28"/>
-        </w:rPr>
-        <w:t>.</w:t>
-      </w:r>
-      <w:r>
-        <w:rPr>
-          <w:rStyle w:val="token"/>
-          <w:rFonts w:ascii="Times New Roman" w:hAnsi="Times New Roman" w:cs="Times New Roman"/>
-          <w:color w:val="4078F2"/>
-          <w:sz w:val="28"/>
-          <w:szCs w:val="28"/>
-        </w:rPr>
-        <w:t>Trim</w:t>
-      </w:r>
-      <w:proofErr w:type="spellEnd"/>
-      <w:r>
-        <w:rPr>
-          <w:rStyle w:val="token"/>
-          <w:rFonts w:ascii="Times New Roman" w:hAnsi="Times New Roman" w:cs="Times New Roman"/>
-          <w:color w:val="383A42"/>
-          <w:sz w:val="28"/>
-          <w:szCs w:val="28"/>
-        </w:rPr>
         <w:t>();</w:t>
-      </w:r>
-    </w:p>
-    <w:p>
-      <w:pPr>
-        <w:pStyle w:val="HTML0"/>
-        <w:spacing w:line="360" w:lineRule="auto"/>
-        <w:ind w:firstLine="709"/>
-        <w:rPr>
-          <w:rFonts w:ascii="Times New Roman" w:hAnsi="Times New Roman" w:cs="Times New Roman"/>
-          <w:color w:val="0F1115"/>
-          <w:sz w:val="28"/>
-          <w:szCs w:val="28"/>
-          <w:lang w:val="en-US"/>
-        </w:rPr>
-      </w:pPr>
-      <w:r>
-        <w:rPr>
-          <w:rFonts w:ascii="Times New Roman" w:hAnsi="Times New Roman" w:cs="Times New Roman"/>
-          <w:color w:val="0F1115"/>
-          <w:sz w:val="28"/>
-          <w:szCs w:val="28"/>
-        </w:rPr>
-        <w:t xml:space="preserve">    </w:t>
-      </w:r>
-      <w:proofErr w:type="spellStart"/>
-      <w:r>
-        <w:rPr>
-          <w:rFonts w:ascii="Times New Roman" w:hAnsi="Times New Roman" w:cs="Times New Roman"/>
-          <w:color w:val="0F1115"/>
-          <w:sz w:val="28"/>
-          <w:szCs w:val="28"/>
-          <w:lang w:val="en-US"/>
-        </w:rPr>
-        <w:t>Part</w:t>
-      </w:r>
-      <w:r>
-        <w:rPr>
-          <w:rStyle w:val="token"/>
-          <w:rFonts w:ascii="Times New Roman" w:hAnsi="Times New Roman" w:cs="Times New Roman"/>
-          <w:color w:val="383A42"/>
-          <w:sz w:val="28"/>
-          <w:szCs w:val="28"/>
-          <w:lang w:val="en-US"/>
-        </w:rPr>
-        <w:t>.</w:t>
-      </w:r>
-      <w:r>
-        <w:rPr>
-          <w:rFonts w:ascii="Times New Roman" w:hAnsi="Times New Roman" w:cs="Times New Roman"/>
-          <w:color w:val="0F1115"/>
-          <w:sz w:val="28"/>
-          <w:szCs w:val="28"/>
-          <w:lang w:val="en-US"/>
-        </w:rPr>
-        <w:t>PartNumber</w:t>
-      </w:r>
-      <w:proofErr w:type="spellEnd"/>
-      <w:r>
-        <w:rPr>
-          <w:rFonts w:ascii="Times New Roman" w:hAnsi="Times New Roman" w:cs="Times New Roman"/>
-          <w:color w:val="0F1115"/>
-          <w:sz w:val="28"/>
-          <w:szCs w:val="28"/>
-          <w:lang w:val="en-US"/>
-        </w:rPr>
-        <w:t xml:space="preserve"> </w:t>
-      </w:r>
-      <w:r>
-        <w:rPr>
-          <w:rStyle w:val="token"/>
-          <w:rFonts w:ascii="Times New Roman" w:hAnsi="Times New Roman" w:cs="Times New Roman"/>
-          <w:color w:val="4078F2"/>
-          <w:sz w:val="28"/>
-          <w:szCs w:val="28"/>
-          <w:lang w:val="en-US"/>
-        </w:rPr>
-        <w:t>=</w:t>
-      </w:r>
-      <w:r>
-        <w:rPr>
-          <w:rFonts w:ascii="Times New Roman" w:hAnsi="Times New Roman" w:cs="Times New Roman"/>
-          <w:color w:val="0F1115"/>
-          <w:sz w:val="28"/>
-          <w:szCs w:val="28"/>
-          <w:lang w:val="en-US"/>
-        </w:rPr>
-        <w:t xml:space="preserve"> </w:t>
-      </w:r>
-      <w:proofErr w:type="spellStart"/>
-      <w:proofErr w:type="gramStart"/>
-      <w:r>
-        <w:rPr>
-          <w:rFonts w:ascii="Times New Roman" w:hAnsi="Times New Roman" w:cs="Times New Roman"/>
-          <w:color w:val="0F1115"/>
-          <w:sz w:val="28"/>
-          <w:szCs w:val="28"/>
-          <w:lang w:val="en-US"/>
-        </w:rPr>
-        <w:t>txtPartNumber</w:t>
-      </w:r>
-      <w:r>
-        <w:rPr>
-          <w:rStyle w:val="token"/>
-          <w:rFonts w:ascii="Times New Roman" w:hAnsi="Times New Roman" w:cs="Times New Roman"/>
-          <w:color w:val="383A42"/>
-          <w:sz w:val="28"/>
-          <w:szCs w:val="28"/>
-          <w:lang w:val="en-US"/>
-        </w:rPr>
-        <w:t>.</w:t>
-      </w:r>
-      <w:r>
-        <w:rPr>
-          <w:rFonts w:ascii="Times New Roman" w:hAnsi="Times New Roman" w:cs="Times New Roman"/>
-          <w:color w:val="0F1115"/>
-          <w:sz w:val="28"/>
-          <w:szCs w:val="28"/>
-          <w:lang w:val="en-US"/>
-        </w:rPr>
-        <w:t>Text</w:t>
-      </w:r>
-      <w:r>
-        <w:rPr>
-          <w:rStyle w:val="token"/>
-          <w:rFonts w:ascii="Times New Roman" w:hAnsi="Times New Roman" w:cs="Times New Roman"/>
-          <w:color w:val="383A42"/>
-          <w:sz w:val="28"/>
-          <w:szCs w:val="28"/>
-          <w:lang w:val="en-US"/>
-        </w:rPr>
-        <w:t>.</w:t>
-      </w:r>
-      <w:r>
-        <w:rPr>
-          <w:rStyle w:val="token"/>
-          <w:rFonts w:ascii="Times New Roman" w:hAnsi="Times New Roman" w:cs="Times New Roman"/>
-          <w:color w:val="4078F2"/>
-          <w:sz w:val="28"/>
-          <w:szCs w:val="28"/>
-          <w:lang w:val="en-US"/>
-        </w:rPr>
-        <w:t>Trim</w:t>
-      </w:r>
-      <w:proofErr w:type="spellEnd"/>
-      <w:r>
-        <w:rPr>
-          <w:rStyle w:val="token"/>
-          <w:rFonts w:ascii="Times New Roman" w:hAnsi="Times New Roman" w:cs="Times New Roman"/>
-          <w:color w:val="383A42"/>
-          <w:sz w:val="28"/>
-          <w:szCs w:val="28"/>
-          <w:lang w:val="en-US"/>
-        </w:rPr>
-        <w:t>(</w:t>
-      </w:r>
-      <w:proofErr w:type="gramEnd"/>
-      <w:r>
-        <w:rPr>
-          <w:rStyle w:val="token"/>
-          <w:rFonts w:ascii="Times New Roman" w:hAnsi="Times New Roman" w:cs="Times New Roman"/>
-          <w:color w:val="383A42"/>
-          <w:sz w:val="28"/>
-          <w:szCs w:val="28"/>
-          <w:lang w:val="en-US"/>
-        </w:rPr>
-        <w:t>);</w:t>
-      </w:r>
-    </w:p>
-    <w:p>
-      <w:pPr>
-        <w:pStyle w:val="HTML0"/>
-        <w:spacing w:line="360" w:lineRule="auto"/>
-        <w:ind w:firstLine="709"/>
-        <w:rPr>
-          <w:rFonts w:ascii="Times New Roman" w:hAnsi="Times New Roman" w:cs="Times New Roman"/>
-          <w:color w:val="70AD47" w:themeColor="accent6"/>
-          <w:sz w:val="28"/>
-          <w:szCs w:val="28"/>
-          <w:lang w:val="en-US"/>
-        </w:rPr>
-      </w:pPr>
-      <w:r>
-        <w:rPr>
-          <w:rFonts w:ascii="Times New Roman" w:hAnsi="Times New Roman" w:cs="Times New Roman"/>
-          <w:color w:val="70AD47" w:themeColor="accent6"/>
-          <w:sz w:val="28"/>
-          <w:szCs w:val="28"/>
-          <w:lang w:val="en-US"/>
-        </w:rPr>
-        <w:t xml:space="preserve">    </w:t>
-      </w:r>
-      <w:r>
-        <w:rPr>
-          <w:rStyle w:val="token"/>
-          <w:rFonts w:ascii="Times New Roman" w:hAnsi="Times New Roman" w:cs="Times New Roman"/>
-          <w:i/>
-          <w:iCs/>
-          <w:color w:val="70AD47" w:themeColor="accent6"/>
-          <w:sz w:val="28"/>
-          <w:szCs w:val="28"/>
-          <w:lang w:val="en-US"/>
-        </w:rPr>
-        <w:t xml:space="preserve">// ... </w:t>
-      </w:r>
-      <w:r>
-        <w:rPr>
-          <w:rStyle w:val="token"/>
-          <w:rFonts w:ascii="Times New Roman" w:hAnsi="Times New Roman" w:cs="Times New Roman"/>
-          <w:i/>
-          <w:iCs/>
-          <w:color w:val="70AD47" w:themeColor="accent6"/>
-          <w:sz w:val="28"/>
-          <w:szCs w:val="28"/>
-        </w:rPr>
-        <w:t>остальные</w:t>
-      </w:r>
-      <w:r>
-        <w:rPr>
-          <w:rStyle w:val="token"/>
-          <w:rFonts w:ascii="Times New Roman" w:hAnsi="Times New Roman" w:cs="Times New Roman"/>
-          <w:i/>
-          <w:iCs/>
-          <w:color w:val="70AD47" w:themeColor="accent6"/>
-          <w:sz w:val="28"/>
-          <w:szCs w:val="28"/>
-          <w:lang w:val="en-US"/>
-        </w:rPr>
-        <w:t xml:space="preserve"> </w:t>
-      </w:r>
-      <w:r>
-        <w:rPr>
-          <w:rStyle w:val="token"/>
-          <w:rFonts w:ascii="Times New Roman" w:hAnsi="Times New Roman" w:cs="Times New Roman"/>
-          <w:i/>
-          <w:iCs/>
-          <w:color w:val="70AD47" w:themeColor="accent6"/>
-          <w:sz w:val="28"/>
-          <w:szCs w:val="28"/>
-        </w:rPr>
-        <w:t>присвоения</w:t>
-      </w:r>
-    </w:p>
-    <w:p>
-      <w:pPr>
-        <w:pStyle w:val="HTML0"/>
-        <w:spacing w:line="360" w:lineRule="auto"/>
-        <w:ind w:firstLine="709"/>
-        <w:rPr>
-          <w:rFonts w:ascii="Times New Roman" w:hAnsi="Times New Roman" w:cs="Times New Roman"/>
-          <w:color w:val="0F1115"/>
-          <w:sz w:val="28"/>
-          <w:szCs w:val="28"/>
-          <w:lang w:val="en-US"/>
-        </w:rPr>
-      </w:pPr>
-      <w:r>
-        <w:rPr>
-          <w:rFonts w:ascii="Times New Roman" w:hAnsi="Times New Roman" w:cs="Times New Roman"/>
-          <w:color w:val="0F1115"/>
-          <w:sz w:val="28"/>
-          <w:szCs w:val="28"/>
-          <w:lang w:val="en-US"/>
-        </w:rPr>
-        <w:t xml:space="preserve">    </w:t>
-      </w:r>
-      <w:proofErr w:type="spellStart"/>
-      <w:r>
-        <w:rPr>
-          <w:rFonts w:ascii="Times New Roman" w:hAnsi="Times New Roman" w:cs="Times New Roman"/>
-          <w:color w:val="0F1115"/>
-          <w:sz w:val="28"/>
-          <w:szCs w:val="28"/>
-          <w:lang w:val="en-US"/>
-        </w:rPr>
-        <w:t>DialogResult</w:t>
-      </w:r>
-      <w:proofErr w:type="spellEnd"/>
-      <w:r>
-        <w:rPr>
-          <w:rFonts w:ascii="Times New Roman" w:hAnsi="Times New Roman" w:cs="Times New Roman"/>
-          <w:color w:val="0F1115"/>
-          <w:sz w:val="28"/>
-          <w:szCs w:val="28"/>
-          <w:lang w:val="en-US"/>
-        </w:rPr>
-        <w:t xml:space="preserve"> </w:t>
-      </w:r>
-      <w:r>
-        <w:rPr>
-          <w:rStyle w:val="token"/>
-          <w:rFonts w:ascii="Times New Roman" w:hAnsi="Times New Roman" w:cs="Times New Roman"/>
-          <w:color w:val="4078F2"/>
-          <w:sz w:val="28"/>
-          <w:szCs w:val="28"/>
-          <w:lang w:val="en-US"/>
-        </w:rPr>
-        <w:t>=</w:t>
-      </w:r>
-      <w:r>
-        <w:rPr>
-          <w:rFonts w:ascii="Times New Roman" w:hAnsi="Times New Roman" w:cs="Times New Roman"/>
-          <w:color w:val="0F1115"/>
-          <w:sz w:val="28"/>
-          <w:szCs w:val="28"/>
-          <w:lang w:val="en-US"/>
-        </w:rPr>
-        <w:t xml:space="preserve"> </w:t>
-      </w:r>
-      <w:proofErr w:type="spellStart"/>
-      <w:r>
-        <w:rPr>
-          <w:rFonts w:ascii="Times New Roman" w:hAnsi="Times New Roman" w:cs="Times New Roman"/>
-          <w:color w:val="0F1115"/>
-          <w:sz w:val="28"/>
-          <w:szCs w:val="28"/>
-          <w:lang w:val="en-US"/>
-        </w:rPr>
-        <w:t>DialogResult</w:t>
-      </w:r>
-      <w:r>
-        <w:rPr>
-          <w:rStyle w:val="token"/>
-          <w:rFonts w:ascii="Times New Roman" w:hAnsi="Times New Roman" w:cs="Times New Roman"/>
-          <w:color w:val="383A42"/>
-          <w:sz w:val="28"/>
-          <w:szCs w:val="28"/>
-          <w:lang w:val="en-US"/>
-        </w:rPr>
-        <w:t>.</w:t>
-      </w:r>
-      <w:r>
-        <w:rPr>
-          <w:rFonts w:ascii="Times New Roman" w:hAnsi="Times New Roman" w:cs="Times New Roman"/>
-          <w:color w:val="0F1115"/>
-          <w:sz w:val="28"/>
-          <w:szCs w:val="28"/>
-          <w:lang w:val="en-US"/>
-        </w:rPr>
-        <w:t>OK</w:t>
-      </w:r>
-      <w:proofErr w:type="spellEnd"/>
-      <w:r>
-        <w:rPr>
-          <w:rStyle w:val="token"/>
-          <w:rFonts w:ascii="Times New Roman" w:hAnsi="Times New Roman" w:cs="Times New Roman"/>
-          <w:color w:val="383A42"/>
-          <w:sz w:val="28"/>
-          <w:szCs w:val="28"/>
-          <w:lang w:val="en-US"/>
-        </w:rPr>
-        <w:t>;</w:t>
-      </w:r>
-    </w:p>
-    <w:p>
-      <w:pPr>
-        <w:pStyle w:val="HTML0"/>
-        <w:spacing w:line="360" w:lineRule="auto"/>
-        <w:ind w:firstLine="709"/>
-        <w:rPr>
-          <w:rFonts w:ascii="Times New Roman" w:hAnsi="Times New Roman" w:cs="Times New Roman"/>
-          <w:color w:val="0F1115"/>
-          <w:sz w:val="28"/>
-          <w:szCs w:val="28"/>
-          <w:lang w:val="en-US"/>
-        </w:rPr>
-      </w:pPr>
-      <w:r>
-        <w:rPr>
-          <w:rFonts w:ascii="Times New Roman" w:hAnsi="Times New Roman" w:cs="Times New Roman"/>
-          <w:color w:val="0F1115"/>
-          <w:sz w:val="28"/>
-          <w:szCs w:val="28"/>
-          <w:lang w:val="en-US"/>
-        </w:rPr>
-        <w:t xml:space="preserve">    </w:t>
-      </w:r>
-      <w:proofErr w:type="gramStart"/>
-      <w:r>
-        <w:rPr>
-          <w:rStyle w:val="token"/>
-          <w:rFonts w:ascii="Times New Roman" w:hAnsi="Times New Roman" w:cs="Times New Roman"/>
-          <w:color w:val="4078F2"/>
-          <w:sz w:val="28"/>
-          <w:szCs w:val="28"/>
-          <w:lang w:val="en-US"/>
-        </w:rPr>
-        <w:t>Close</w:t>
-      </w:r>
-      <w:r>
-        <w:rPr>
-          <w:rStyle w:val="token"/>
-          <w:rFonts w:ascii="Times New Roman" w:hAnsi="Times New Roman" w:cs="Times New Roman"/>
-          <w:color w:val="383A42"/>
-          <w:sz w:val="28"/>
-          <w:szCs w:val="28"/>
-          <w:lang w:val="en-US"/>
-        </w:rPr>
-        <w:t>(</w:t>
-      </w:r>
-      <w:proofErr w:type="gramEnd"/>
-      <w:r>
-        <w:rPr>
-          <w:rStyle w:val="token"/>
-          <w:rFonts w:ascii="Times New Roman" w:hAnsi="Times New Roman" w:cs="Times New Roman"/>
-          <w:color w:val="383A42"/>
-          <w:sz w:val="28"/>
-          <w:szCs w:val="28"/>
-          <w:lang w:val="en-US"/>
-        </w:rPr>
-        <w:t>);</w:t>
       </w:r>
       <w:r>
         <w:rPr>
@@ -12861,7 +11464,6 @@
         </w:rPr>
         <w:t xml:space="preserve"> </w:t>
       </w:r>
-      <w:proofErr w:type="spellStart"/>
       <w:r>
         <w:rPr>
           <w:rFonts w:ascii="Times New Roman" w:eastAsia="Times New Roman" w:hAnsi="Times New Roman" w:cs="Times New Roman"/>
@@ -12873,7 +11475,6 @@
         </w:rPr>
         <w:t>репозитория</w:t>
       </w:r>
-      <w:proofErr w:type="spellEnd"/>
       <w:r>
         <w:rPr>
           <w:rFonts w:ascii="Times New Roman" w:eastAsia="Times New Roman" w:hAnsi="Times New Roman" w:cs="Times New Roman"/>
@@ -12885,7 +11486,6 @@
         </w:rPr>
         <w:t> </w:t>
       </w:r>
-      <w:proofErr w:type="spellStart"/>
       <w:r>
         <w:rPr>
           <w:rFonts w:ascii="Times New Roman" w:eastAsia="Times New Roman" w:hAnsi="Times New Roman" w:cs="Times New Roman"/>
@@ -12897,7 +11497,6 @@
         </w:rPr>
         <w:t>JsonPartRepository</w:t>
       </w:r>
-      <w:proofErr w:type="spellEnd"/>
       <w:r>
         <w:rPr>
           <w:rFonts w:ascii="Times New Roman" w:eastAsia="Times New Roman" w:hAnsi="Times New Roman" w:cs="Times New Roman"/>
@@ -12929,31 +11528,7 @@
           <w:szCs w:val="28"/>
           <w:lang w:val="en-US" w:eastAsia="ru-RU"/>
         </w:rPr>
-        <w:t xml:space="preserve"> Add, </w:t>
-      </w:r>
-      <w:proofErr w:type="spellStart"/>
-      <w:r>
-        <w:rPr>
-          <w:rFonts w:ascii="Times New Roman" w:eastAsia="Times New Roman" w:hAnsi="Times New Roman" w:cs="Times New Roman"/>
-          <w:bCs/>
-          <w:color w:val="0F1115"/>
-          <w:sz w:val="28"/>
-          <w:szCs w:val="28"/>
-          <w:lang w:val="en-US" w:eastAsia="ru-RU"/>
-        </w:rPr>
-        <w:t>SaveData</w:t>
-      </w:r>
-      <w:proofErr w:type="spellEnd"/>
-      <w:r>
-        <w:rPr>
-          <w:rFonts w:ascii="Times New Roman" w:eastAsia="Times New Roman" w:hAnsi="Times New Roman" w:cs="Times New Roman"/>
-          <w:bCs/>
-          <w:color w:val="0F1115"/>
-          <w:sz w:val="28"/>
-          <w:szCs w:val="28"/>
-          <w:lang w:val="en-US" w:eastAsia="ru-RU"/>
-        </w:rPr>
-        <w:t>).</w:t>
+        <w:t xml:space="preserve"> Add, SaveData).</w:t>
       </w:r>
     </w:p>
     <w:p>
@@ -13053,8 +11628,6 @@
           <w:lang w:val="en-US" w:eastAsia="ru-RU"/>
         </w:rPr>
       </w:pPr>
-      <w:proofErr w:type="spellStart"/>
-      <w:proofErr w:type="gramStart"/>
       <w:r>
         <w:rPr>
           <w:rFonts w:ascii="Times New Roman" w:eastAsia="Times New Roman" w:hAnsi="Times New Roman" w:cs="Times New Roman"/>
@@ -13065,8 +11638,6 @@
         </w:rPr>
         <w:t>csharp</w:t>
       </w:r>
-      <w:proofErr w:type="spellEnd"/>
-      <w:proofErr w:type="gramEnd"/>
     </w:p>
     <w:p>
       <w:pPr>
@@ -13098,7 +11669,6 @@
           <w:lang w:val="en-US" w:eastAsia="ru-RU"/>
         </w:rPr>
       </w:pPr>
-      <w:proofErr w:type="gramStart"/>
       <w:r>
         <w:rPr>
           <w:rFonts w:ascii="Times New Roman" w:eastAsia="Times New Roman" w:hAnsi="Times New Roman" w:cs="Times New Roman"/>
@@ -13109,7 +11679,6 @@
         </w:rPr>
         <w:t>public</w:t>
       </w:r>
-      <w:proofErr w:type="gramEnd"/>
       <w:r>
         <w:rPr>
           <w:rFonts w:ascii="Times New Roman" w:eastAsia="Times New Roman" w:hAnsi="Times New Roman" w:cs="Times New Roman"/>
@@ -13251,7 +11820,6 @@
         </w:rPr>
         <w:t xml:space="preserve">    </w:t>
       </w:r>
-      <w:proofErr w:type="spellStart"/>
       <w:r>
         <w:rPr>
           <w:rFonts w:ascii="Times New Roman" w:eastAsia="Times New Roman" w:hAnsi="Times New Roman" w:cs="Times New Roman"/>
@@ -13280,18 +11848,7 @@
           <w:szCs w:val="28"/>
           <w:lang w:eastAsia="ru-RU"/>
         </w:rPr>
-        <w:t>Id</w:t>
-      </w:r>
-      <w:proofErr w:type="spellEnd"/>
-      <w:r>
-        <w:rPr>
-          <w:rFonts w:ascii="Times New Roman" w:eastAsia="Times New Roman" w:hAnsi="Times New Roman" w:cs="Times New Roman"/>
-          <w:color w:val="0F1115"/>
-          <w:sz w:val="28"/>
-          <w:szCs w:val="28"/>
-          <w:lang w:eastAsia="ru-RU"/>
-        </w:rPr>
-        <w:t xml:space="preserve"> </w:t>
+        <w:t xml:space="preserve">Id </w:t>
       </w:r>
       <w:r>
         <w:rPr>
@@ -13311,20 +11868,8 @@
           <w:szCs w:val="28"/>
           <w:lang w:eastAsia="ru-RU"/>
         </w:rPr>
-        <w:t xml:space="preserve"> _</w:t>
-      </w:r>
-      <w:proofErr w:type="spellStart"/>
-      <w:r>
-        <w:rPr>
-          <w:rFonts w:ascii="Times New Roman" w:eastAsia="Times New Roman" w:hAnsi="Times New Roman" w:cs="Times New Roman"/>
-          <w:color w:val="0F1115"/>
-          <w:sz w:val="28"/>
-          <w:szCs w:val="28"/>
-          <w:lang w:eastAsia="ru-RU"/>
-        </w:rPr>
-        <w:t>nextId</w:t>
-      </w:r>
-      <w:proofErr w:type="spellEnd"/>
+        <w:t xml:space="preserve"> _nextId</w:t>
+      </w:r>
       <w:r>
         <w:rPr>
           <w:rFonts w:ascii="Times New Roman" w:eastAsia="Times New Roman" w:hAnsi="Times New Roman" w:cs="Times New Roman"/>
@@ -13406,18 +11951,7 @@
           <w:szCs w:val="28"/>
           <w:lang w:eastAsia="ru-RU"/>
         </w:rPr>
-        <w:t xml:space="preserve">    _</w:t>
-      </w:r>
-      <w:proofErr w:type="spellStart"/>
-      <w:r>
-        <w:rPr>
-          <w:rFonts w:ascii="Times New Roman" w:eastAsia="Times New Roman" w:hAnsi="Times New Roman" w:cs="Times New Roman"/>
-          <w:color w:val="0F1115"/>
-          <w:sz w:val="28"/>
-          <w:szCs w:val="28"/>
-          <w:lang w:eastAsia="ru-RU"/>
-        </w:rPr>
-        <w:t>parts</w:t>
+        <w:t xml:space="preserve">    _parts</w:t>
       </w:r>
       <w:r>
         <w:rPr>
@@ -13439,7 +11973,6 @@
         </w:rPr>
         <w:t>Add</w:t>
       </w:r>
-      <w:proofErr w:type="spellEnd"/>
       <w:r>
         <w:rPr>
           <w:rFonts w:ascii="Times New Roman" w:eastAsia="Times New Roman" w:hAnsi="Times New Roman" w:cs="Times New Roman"/>
@@ -13450,7 +11983,6 @@
         </w:rPr>
         <w:t>(</w:t>
       </w:r>
-      <w:proofErr w:type="spellStart"/>
       <w:r>
         <w:rPr>
           <w:rFonts w:ascii="Times New Roman" w:eastAsia="Times New Roman" w:hAnsi="Times New Roman" w:cs="Times New Roman"/>
@@ -13461,8 +11993,6 @@
         </w:rPr>
         <w:t>part</w:t>
       </w:r>
-      <w:proofErr w:type="spellEnd"/>
-      <w:proofErr w:type="gramStart"/>
       <w:r>
         <w:rPr>
           <w:rFonts w:ascii="Times New Roman" w:eastAsia="Times New Roman" w:hAnsi="Times New Roman" w:cs="Times New Roman"/>
@@ -13481,18 +12011,7 @@
           <w:szCs w:val="28"/>
           <w:lang w:eastAsia="ru-RU"/>
         </w:rPr>
-        <w:t xml:space="preserve">   </w:t>
-      </w:r>
-      <w:proofErr w:type="gramEnd"/>
-      <w:r>
-        <w:rPr>
-          <w:rFonts w:ascii="Times New Roman" w:eastAsia="Times New Roman" w:hAnsi="Times New Roman" w:cs="Times New Roman"/>
-          <w:color w:val="0F1115"/>
-          <w:sz w:val="28"/>
-          <w:szCs w:val="28"/>
-          <w:lang w:eastAsia="ru-RU"/>
-        </w:rPr>
-        <w:t xml:space="preserve">                </w:t>
+        <w:t xml:space="preserve">                   </w:t>
       </w:r>
       <w:r>
         <w:rPr>
@@ -13547,8 +12066,6 @@
         </w:rPr>
         <w:t xml:space="preserve">    </w:t>
       </w:r>
-      <w:proofErr w:type="spellStart"/>
-      <w:proofErr w:type="gramStart"/>
       <w:r>
         <w:rPr>
           <w:rFonts w:ascii="Times New Roman" w:eastAsia="Times New Roman" w:hAnsi="Times New Roman" w:cs="Times New Roman"/>
@@ -13559,7 +12076,6 @@
         </w:rPr>
         <w:t>SaveData</w:t>
       </w:r>
-      <w:proofErr w:type="spellEnd"/>
       <w:r>
         <w:rPr>
           <w:rFonts w:ascii="Times New Roman" w:eastAsia="Times New Roman" w:hAnsi="Times New Roman" w:cs="Times New Roman"/>
@@ -13568,18 +12084,7 @@
           <w:szCs w:val="28"/>
           <w:lang w:eastAsia="ru-RU"/>
         </w:rPr>
-        <w:t>(</w:t>
-      </w:r>
-      <w:proofErr w:type="gramEnd"/>
-      <w:r>
-        <w:rPr>
-          <w:rFonts w:ascii="Times New Roman" w:eastAsia="Times New Roman" w:hAnsi="Times New Roman" w:cs="Times New Roman"/>
-          <w:color w:val="383A42"/>
-          <w:sz w:val="28"/>
-          <w:szCs w:val="28"/>
-          <w:lang w:eastAsia="ru-RU"/>
-        </w:rPr>
-        <w:t>);</w:t>
+        <w:t>();</w:t>
       </w:r>
       <w:r>
         <w:rPr>
@@ -13671,7 +12176,6 @@
         </w:rPr>
         <w:t>Фрагмент метода </w:t>
       </w:r>
-      <w:proofErr w:type="spellStart"/>
       <w:r>
         <w:rPr>
           <w:rFonts w:ascii="Times New Roman" w:eastAsia="Times New Roman" w:hAnsi="Times New Roman" w:cs="Times New Roman"/>
@@ -13684,7 +12188,6 @@
         </w:rPr>
         <w:t>SaveData</w:t>
       </w:r>
-      <w:proofErr w:type="spellEnd"/>
       <w:r>
         <w:rPr>
           <w:rFonts w:ascii="Times New Roman" w:eastAsia="Times New Roman" w:hAnsi="Times New Roman" w:cs="Times New Roman"/>
@@ -13696,7 +12199,6 @@
         </w:rPr>
         <w:t> (или </w:t>
       </w:r>
-      <w:proofErr w:type="spellStart"/>
       <w:r>
         <w:rPr>
           <w:rFonts w:ascii="Times New Roman" w:eastAsia="Times New Roman" w:hAnsi="Times New Roman" w:cs="Times New Roman"/>
@@ -13709,7 +12211,6 @@
         </w:rPr>
         <w:t>Save</w:t>
       </w:r>
-      <w:proofErr w:type="spellEnd"/>
       <w:r>
         <w:rPr>
           <w:rFonts w:ascii="Times New Roman" w:eastAsia="Times New Roman" w:hAnsi="Times New Roman" w:cs="Times New Roman"/>
@@ -13735,8 +12236,6 @@
           <w:lang w:val="en-US" w:eastAsia="ru-RU"/>
         </w:rPr>
       </w:pPr>
-      <w:proofErr w:type="spellStart"/>
-      <w:proofErr w:type="gramStart"/>
       <w:r>
         <w:rPr>
           <w:rFonts w:ascii="Times New Roman" w:eastAsia="Times New Roman" w:hAnsi="Times New Roman" w:cs="Times New Roman"/>
@@ -13747,8 +12246,6 @@
         </w:rPr>
         <w:t>csharp</w:t>
       </w:r>
-      <w:proofErr w:type="spellEnd"/>
-      <w:proofErr w:type="gramEnd"/>
     </w:p>
     <w:p>
       <w:pPr>
@@ -13780,7 +12277,6 @@
           <w:lang w:val="en-US" w:eastAsia="ru-RU"/>
         </w:rPr>
       </w:pPr>
-      <w:proofErr w:type="gramStart"/>
       <w:r>
         <w:rPr>
           <w:rFonts w:ascii="Times New Roman" w:eastAsia="Times New Roman" w:hAnsi="Times New Roman" w:cs="Times New Roman"/>
@@ -13791,7 +12287,6 @@
         </w:rPr>
         <w:t>private</w:t>
       </w:r>
-      <w:proofErr w:type="gramEnd"/>
       <w:r>
         <w:rPr>
           <w:rFonts w:ascii="Times New Roman" w:eastAsia="Times New Roman" w:hAnsi="Times New Roman" w:cs="Times New Roman"/>
@@ -13822,7 +12317,6 @@
         </w:rPr>
         <w:t xml:space="preserve"> </w:t>
       </w:r>
-      <w:proofErr w:type="spellStart"/>
       <w:r>
         <w:rPr>
           <w:rFonts w:ascii="Times New Roman" w:eastAsia="Times New Roman" w:hAnsi="Times New Roman" w:cs="Times New Roman"/>
@@ -13833,7 +12327,6 @@
         </w:rPr>
         <w:t>SaveData</w:t>
       </w:r>
-      <w:proofErr w:type="spellEnd"/>
       <w:r>
         <w:rPr>
           <w:rFonts w:ascii="Times New Roman" w:eastAsia="Times New Roman" w:hAnsi="Times New Roman" w:cs="Times New Roman"/>
@@ -13926,7 +12419,6 @@
         </w:rPr>
         <w:t xml:space="preserve">    </w:t>
       </w:r>
-      <w:proofErr w:type="gramStart"/>
       <w:r>
         <w:rPr>
           <w:rFonts w:ascii="Times New Roman" w:eastAsia="Times New Roman" w:hAnsi="Times New Roman" w:cs="Times New Roman"/>
@@ -13937,7 +12429,6 @@
         </w:rPr>
         <w:t>string</w:t>
       </w:r>
-      <w:proofErr w:type="gramEnd"/>
       <w:r>
         <w:rPr>
           <w:rFonts w:ascii="Times New Roman" w:eastAsia="Times New Roman" w:hAnsi="Times New Roman" w:cs="Times New Roman"/>
@@ -13946,20 +12437,18 @@
           <w:szCs w:val="28"/>
           <w:lang w:val="en-US" w:eastAsia="ru-RU"/>
         </w:rPr>
-        <w:t xml:space="preserve"> </w:t>
-      </w:r>
-      <w:proofErr w:type="spellStart"/>
-      <w:r>
-        <w:rPr>
-          <w:rFonts w:ascii="Times New Roman" w:eastAsia="Times New Roman" w:hAnsi="Times New Roman" w:cs="Times New Roman"/>
-          <w:color w:val="0F1115"/>
+        <w:t xml:space="preserve"> json </w:t>
+      </w:r>
+      <w:r>
+        <w:rPr>
+          <w:rFonts w:ascii="Times New Roman" w:eastAsia="Times New Roman" w:hAnsi="Times New Roman" w:cs="Times New Roman"/>
+          <w:color w:val="4078F2"/>
           <w:sz w:val="28"/>
           <w:szCs w:val="28"/>
           <w:lang w:val="en-US" w:eastAsia="ru-RU"/>
         </w:rPr>
-        <w:t>json</w:t>
-      </w:r>
-      <w:proofErr w:type="spellEnd"/>
+        <w:t>=</w:t>
+      </w:r>
       <w:r>
         <w:rPr>
           <w:rFonts w:ascii="Times New Roman" w:eastAsia="Times New Roman" w:hAnsi="Times New Roman" w:cs="Times New Roman"/>
@@ -13968,7 +12457,17 @@
           <w:szCs w:val="28"/>
           <w:lang w:val="en-US" w:eastAsia="ru-RU"/>
         </w:rPr>
-        <w:t xml:space="preserve"> </w:t>
+        <w:t xml:space="preserve"> JsonConvert</w:t>
+      </w:r>
+      <w:r>
+        <w:rPr>
+          <w:rFonts w:ascii="Times New Roman" w:eastAsia="Times New Roman" w:hAnsi="Times New Roman" w:cs="Times New Roman"/>
+          <w:color w:val="383A42"/>
+          <w:sz w:val="28"/>
+          <w:szCs w:val="28"/>
+          <w:lang w:val="en-US" w:eastAsia="ru-RU"/>
+        </w:rPr>
+        <w:t>.</w:t>
       </w:r>
       <w:r>
         <w:rPr>
@@ -13978,19 +12477,18 @@
           <w:szCs w:val="28"/>
           <w:lang w:val="en-US" w:eastAsia="ru-RU"/>
         </w:rPr>
-        <w:t>=</w:t>
-      </w:r>
-      <w:r>
-        <w:rPr>
-          <w:rFonts w:ascii="Times New Roman" w:eastAsia="Times New Roman" w:hAnsi="Times New Roman" w:cs="Times New Roman"/>
-          <w:color w:val="0F1115"/>
+        <w:t>SerializeObject</w:t>
+      </w:r>
+      <w:r>
+        <w:rPr>
+          <w:rFonts w:ascii="Times New Roman" w:eastAsia="Times New Roman" w:hAnsi="Times New Roman" w:cs="Times New Roman"/>
+          <w:color w:val="383A42"/>
           <w:sz w:val="28"/>
           <w:szCs w:val="28"/>
           <w:lang w:val="en-US" w:eastAsia="ru-RU"/>
         </w:rPr>
-        <w:t xml:space="preserve"> </w:t>
-      </w:r>
-      <w:proofErr w:type="spellStart"/>
+        <w:t>(</w:t>
+      </w:r>
       <w:r>
         <w:rPr>
           <w:rFonts w:ascii="Times New Roman" w:eastAsia="Times New Roman" w:hAnsi="Times New Roman" w:cs="Times New Roman"/>
@@ -13999,7 +12497,7 @@
           <w:szCs w:val="28"/>
           <w:lang w:val="en-US" w:eastAsia="ru-RU"/>
         </w:rPr>
-        <w:t>JsonConvert</w:t>
+        <w:t>_parts</w:t>
       </w:r>
       <w:r>
         <w:rPr>
@@ -14009,91 +12507,38 @@
           <w:szCs w:val="28"/>
           <w:lang w:val="en-US" w:eastAsia="ru-RU"/>
         </w:rPr>
+        <w:t>,</w:t>
+      </w:r>
+      <w:r>
+        <w:rPr>
+          <w:rFonts w:ascii="Times New Roman" w:eastAsia="Times New Roman" w:hAnsi="Times New Roman" w:cs="Times New Roman"/>
+          <w:color w:val="0F1115"/>
+          <w:sz w:val="28"/>
+          <w:szCs w:val="28"/>
+          <w:lang w:val="en-US" w:eastAsia="ru-RU"/>
+        </w:rPr>
+        <w:t xml:space="preserve"> Formatting</w:t>
+      </w:r>
+      <w:r>
+        <w:rPr>
+          <w:rFonts w:ascii="Times New Roman" w:eastAsia="Times New Roman" w:hAnsi="Times New Roman" w:cs="Times New Roman"/>
+          <w:color w:val="383A42"/>
+          <w:sz w:val="28"/>
+          <w:szCs w:val="28"/>
+          <w:lang w:val="en-US" w:eastAsia="ru-RU"/>
+        </w:rPr>
         <w:t>.</w:t>
       </w:r>
       <w:r>
         <w:rPr>
           <w:rFonts w:ascii="Times New Roman" w:eastAsia="Times New Roman" w:hAnsi="Times New Roman" w:cs="Times New Roman"/>
-          <w:color w:val="4078F2"/>
+          <w:color w:val="0F1115"/>
           <w:sz w:val="28"/>
           <w:szCs w:val="28"/>
           <w:lang w:val="en-US" w:eastAsia="ru-RU"/>
         </w:rPr>
-        <w:t>SerializeObject</w:t>
-      </w:r>
-      <w:proofErr w:type="spellEnd"/>
-      <w:r>
-        <w:rPr>
-          <w:rFonts w:ascii="Times New Roman" w:eastAsia="Times New Roman" w:hAnsi="Times New Roman" w:cs="Times New Roman"/>
-          <w:color w:val="383A42"/>
-          <w:sz w:val="28"/>
-          <w:szCs w:val="28"/>
-          <w:lang w:val="en-US" w:eastAsia="ru-RU"/>
-        </w:rPr>
-        <w:t>(</w:t>
-      </w:r>
-      <w:r>
-        <w:rPr>
-          <w:rFonts w:ascii="Times New Roman" w:eastAsia="Times New Roman" w:hAnsi="Times New Roman" w:cs="Times New Roman"/>
-          <w:color w:val="0F1115"/>
-          <w:sz w:val="28"/>
-          <w:szCs w:val="28"/>
-          <w:lang w:val="en-US" w:eastAsia="ru-RU"/>
-        </w:rPr>
-        <w:t>_parts</w:t>
-      </w:r>
-      <w:r>
-        <w:rPr>
-          <w:rFonts w:ascii="Times New Roman" w:eastAsia="Times New Roman" w:hAnsi="Times New Roman" w:cs="Times New Roman"/>
-          <w:color w:val="383A42"/>
-          <w:sz w:val="28"/>
-          <w:szCs w:val="28"/>
-          <w:lang w:val="en-US" w:eastAsia="ru-RU"/>
-        </w:rPr>
-        <w:t>,</w:t>
-      </w:r>
-      <w:r>
-        <w:rPr>
-          <w:rFonts w:ascii="Times New Roman" w:eastAsia="Times New Roman" w:hAnsi="Times New Roman" w:cs="Times New Roman"/>
-          <w:color w:val="0F1115"/>
-          <w:sz w:val="28"/>
-          <w:szCs w:val="28"/>
-          <w:lang w:val="en-US" w:eastAsia="ru-RU"/>
-        </w:rPr>
-        <w:t xml:space="preserve"> </w:t>
-      </w:r>
-      <w:proofErr w:type="spellStart"/>
-      <w:r>
-        <w:rPr>
-          <w:rFonts w:ascii="Times New Roman" w:eastAsia="Times New Roman" w:hAnsi="Times New Roman" w:cs="Times New Roman"/>
-          <w:color w:val="0F1115"/>
-          <w:sz w:val="28"/>
-          <w:szCs w:val="28"/>
-          <w:lang w:val="en-US" w:eastAsia="ru-RU"/>
-        </w:rPr>
-        <w:t>Formatting</w:t>
-      </w:r>
-      <w:r>
-        <w:rPr>
-          <w:rFonts w:ascii="Times New Roman" w:eastAsia="Times New Roman" w:hAnsi="Times New Roman" w:cs="Times New Roman"/>
-          <w:color w:val="383A42"/>
-          <w:sz w:val="28"/>
-          <w:szCs w:val="28"/>
-          <w:lang w:val="en-US" w:eastAsia="ru-RU"/>
-        </w:rPr>
-        <w:t>.</w:t>
-      </w:r>
-      <w:r>
-        <w:rPr>
-          <w:rFonts w:ascii="Times New Roman" w:eastAsia="Times New Roman" w:hAnsi="Times New Roman" w:cs="Times New Roman"/>
-          <w:color w:val="0F1115"/>
-          <w:sz w:val="28"/>
-          <w:szCs w:val="28"/>
-          <w:lang w:val="en-US" w:eastAsia="ru-RU"/>
-        </w:rPr>
         <w:t>Indented</w:t>
       </w:r>
-      <w:proofErr w:type="spellEnd"/>
       <w:r>
         <w:rPr>
           <w:rFonts w:ascii="Times New Roman" w:eastAsia="Times New Roman" w:hAnsi="Times New Roman" w:cs="Times New Roman"/>
@@ -14143,19 +12588,27 @@
           <w:szCs w:val="28"/>
           <w:lang w:val="en-US" w:eastAsia="ru-RU"/>
         </w:rPr>
-        <w:t xml:space="preserve">    </w:t>
-      </w:r>
-      <w:proofErr w:type="spellStart"/>
-      <w:proofErr w:type="gramStart"/>
-      <w:r>
-        <w:rPr>
-          <w:rFonts w:ascii="Times New Roman" w:eastAsia="Times New Roman" w:hAnsi="Times New Roman" w:cs="Times New Roman"/>
-          <w:color w:val="0F1115"/>
+        <w:t xml:space="preserve">    File</w:t>
+      </w:r>
+      <w:r>
+        <w:rPr>
+          <w:rFonts w:ascii="Times New Roman" w:eastAsia="Times New Roman" w:hAnsi="Times New Roman" w:cs="Times New Roman"/>
+          <w:color w:val="383A42"/>
           <w:sz w:val="28"/>
           <w:szCs w:val="28"/>
           <w:lang w:val="en-US" w:eastAsia="ru-RU"/>
         </w:rPr>
-        <w:t>File</w:t>
+        <w:t>.</w:t>
+      </w:r>
+      <w:r>
+        <w:rPr>
+          <w:rFonts w:ascii="Times New Roman" w:eastAsia="Times New Roman" w:hAnsi="Times New Roman" w:cs="Times New Roman"/>
+          <w:color w:val="4078F2"/>
+          <w:sz w:val="28"/>
+          <w:szCs w:val="28"/>
+          <w:lang w:val="en-US" w:eastAsia="ru-RU"/>
+        </w:rPr>
+        <w:t>WriteAllText</w:t>
       </w:r>
       <w:r>
         <w:rPr>
@@ -14165,19 +12618,18 @@
           <w:szCs w:val="28"/>
           <w:lang w:val="en-US" w:eastAsia="ru-RU"/>
         </w:rPr>
-        <w:t>.</w:t>
-      </w:r>
-      <w:r>
-        <w:rPr>
-          <w:rFonts w:ascii="Times New Roman" w:eastAsia="Times New Roman" w:hAnsi="Times New Roman" w:cs="Times New Roman"/>
-          <w:color w:val="4078F2"/>
+        <w:t>(</w:t>
+      </w:r>
+      <w:r>
+        <w:rPr>
+          <w:rFonts w:ascii="Times New Roman" w:eastAsia="Times New Roman" w:hAnsi="Times New Roman" w:cs="Times New Roman"/>
+          <w:color w:val="0F1115"/>
           <w:sz w:val="28"/>
           <w:szCs w:val="28"/>
           <w:lang w:val="en-US" w:eastAsia="ru-RU"/>
         </w:rPr>
-        <w:t>WriteAllText</w:t>
-      </w:r>
-      <w:proofErr w:type="spellEnd"/>
+        <w:t>_filePath</w:t>
+      </w:r>
       <w:r>
         <w:rPr>
           <w:rFonts w:ascii="Times New Roman" w:eastAsia="Times New Roman" w:hAnsi="Times New Roman" w:cs="Times New Roman"/>
@@ -14186,9 +12638,8 @@
           <w:szCs w:val="28"/>
           <w:lang w:val="en-US" w:eastAsia="ru-RU"/>
         </w:rPr>
-        <w:t>(</w:t>
-      </w:r>
-      <w:proofErr w:type="gramEnd"/>
+        <w:t>,</w:t>
+      </w:r>
       <w:r>
         <w:rPr>
           <w:rFonts w:ascii="Times New Roman" w:eastAsia="Times New Roman" w:hAnsi="Times New Roman" w:cs="Times New Roman"/>
@@ -14197,52 +12648,8 @@
           <w:szCs w:val="28"/>
           <w:lang w:val="en-US" w:eastAsia="ru-RU"/>
         </w:rPr>
-        <w:t>_</w:t>
-      </w:r>
-      <w:proofErr w:type="spellStart"/>
-      <w:r>
-        <w:rPr>
-          <w:rFonts w:ascii="Times New Roman" w:eastAsia="Times New Roman" w:hAnsi="Times New Roman" w:cs="Times New Roman"/>
-          <w:color w:val="0F1115"/>
-          <w:sz w:val="28"/>
-          <w:szCs w:val="28"/>
-          <w:lang w:val="en-US" w:eastAsia="ru-RU"/>
-        </w:rPr>
-        <w:t>filePath</w:t>
-      </w:r>
-      <w:proofErr w:type="spellEnd"/>
-      <w:r>
-        <w:rPr>
-          <w:rFonts w:ascii="Times New Roman" w:eastAsia="Times New Roman" w:hAnsi="Times New Roman" w:cs="Times New Roman"/>
-          <w:color w:val="383A42"/>
-          <w:sz w:val="28"/>
-          <w:szCs w:val="28"/>
-          <w:lang w:val="en-US" w:eastAsia="ru-RU"/>
-        </w:rPr>
-        <w:t>,</w:t>
-      </w:r>
-      <w:r>
-        <w:rPr>
-          <w:rFonts w:ascii="Times New Roman" w:eastAsia="Times New Roman" w:hAnsi="Times New Roman" w:cs="Times New Roman"/>
-          <w:color w:val="0F1115"/>
-          <w:sz w:val="28"/>
-          <w:szCs w:val="28"/>
-          <w:lang w:val="en-US" w:eastAsia="ru-RU"/>
-        </w:rPr>
-        <w:t xml:space="preserve"> </w:t>
-      </w:r>
-      <w:proofErr w:type="spellStart"/>
-      <w:r>
-        <w:rPr>
-          <w:rFonts w:ascii="Times New Roman" w:eastAsia="Times New Roman" w:hAnsi="Times New Roman" w:cs="Times New Roman"/>
-          <w:color w:val="0F1115"/>
-          <w:sz w:val="28"/>
-          <w:szCs w:val="28"/>
-          <w:lang w:val="en-US" w:eastAsia="ru-RU"/>
-        </w:rPr>
-        <w:t>json</w:t>
-      </w:r>
-      <w:proofErr w:type="spellEnd"/>
+        <w:t xml:space="preserve"> json</w:t>
+      </w:r>
       <w:r>
         <w:rPr>
           <w:rFonts w:ascii="Times New Roman" w:eastAsia="Times New Roman" w:hAnsi="Times New Roman" w:cs="Times New Roman"/>
@@ -14414,73 +12821,7 @@
           <w:szCs w:val="28"/>
           <w:lang w:eastAsia="ru-RU"/>
         </w:rPr>
-        <w:t>Успешная сборка подтверждается сообщением в окне «Вывод»: «</w:t>
-      </w:r>
-      <w:proofErr w:type="spellStart"/>
-      <w:r>
-        <w:rPr>
-          <w:rFonts w:ascii="Times New Roman" w:eastAsia="Times New Roman" w:hAnsi="Times New Roman" w:cs="Times New Roman"/>
-          <w:color w:val="0F1115"/>
-          <w:sz w:val="28"/>
-          <w:szCs w:val="28"/>
-          <w:lang w:eastAsia="ru-RU"/>
-        </w:rPr>
-        <w:t>Build</w:t>
-      </w:r>
-      <w:proofErr w:type="spellEnd"/>
-      <w:r>
-        <w:rPr>
-          <w:rFonts w:ascii="Times New Roman" w:eastAsia="Times New Roman" w:hAnsi="Times New Roman" w:cs="Times New Roman"/>
-          <w:color w:val="0F1115"/>
-          <w:sz w:val="28"/>
-          <w:szCs w:val="28"/>
-          <w:lang w:eastAsia="ru-RU"/>
-        </w:rPr>
-        <w:t xml:space="preserve">: 2 </w:t>
-      </w:r>
-      <w:proofErr w:type="spellStart"/>
-      <w:r>
-        <w:rPr>
-          <w:rFonts w:ascii="Times New Roman" w:eastAsia="Times New Roman" w:hAnsi="Times New Roman" w:cs="Times New Roman"/>
-          <w:color w:val="0F1115"/>
-          <w:sz w:val="28"/>
-          <w:szCs w:val="28"/>
-          <w:lang w:eastAsia="ru-RU"/>
-        </w:rPr>
-        <w:t>succeeded</w:t>
-      </w:r>
-      <w:proofErr w:type="spellEnd"/>
-      <w:r>
-        <w:rPr>
-          <w:rFonts w:ascii="Times New Roman" w:eastAsia="Times New Roman" w:hAnsi="Times New Roman" w:cs="Times New Roman"/>
-          <w:color w:val="0F1115"/>
-          <w:sz w:val="28"/>
-          <w:szCs w:val="28"/>
-          <w:lang w:eastAsia="ru-RU"/>
-        </w:rPr>
-        <w:t xml:space="preserve">, 0 </w:t>
-      </w:r>
-      <w:proofErr w:type="spellStart"/>
-      <w:r>
-        <w:rPr>
-          <w:rFonts w:ascii="Times New Roman" w:eastAsia="Times New Roman" w:hAnsi="Times New Roman" w:cs="Times New Roman"/>
-          <w:color w:val="0F1115"/>
-          <w:sz w:val="28"/>
-          <w:szCs w:val="28"/>
-          <w:lang w:eastAsia="ru-RU"/>
-        </w:rPr>
-        <w:t>failed</w:t>
-      </w:r>
-      <w:proofErr w:type="spellEnd"/>
-      <w:r>
-        <w:rPr>
-          <w:rFonts w:ascii="Times New Roman" w:eastAsia="Times New Roman" w:hAnsi="Times New Roman" w:cs="Times New Roman"/>
-          <w:color w:val="0F1115"/>
-          <w:sz w:val="28"/>
-          <w:szCs w:val="28"/>
-          <w:lang w:eastAsia="ru-RU"/>
-        </w:rPr>
-        <w:t>». В результате создаются файлы:</w:t>
+        <w:t>Успешная сборка подтверждается сообщением в окне «Вывод»: «Build: 2 succeeded, 0 failed». В результате создаются файлы:</w:t>
       </w:r>
     </w:p>
     <w:p>
@@ -14732,31 +13073,8 @@
           <w:szCs w:val="28"/>
           <w:lang w:eastAsia="ru-RU"/>
         </w:rPr>
-        <w:t>Отладка производилась с использованием точек останова (</w:t>
-      </w:r>
-      <w:proofErr w:type="spellStart"/>
-      <w:r>
-        <w:rPr>
-          <w:rFonts w:ascii="Times New Roman" w:eastAsia="Times New Roman" w:hAnsi="Times New Roman" w:cs="Times New Roman"/>
-          <w:color w:val="0F1115"/>
-          <w:sz w:val="28"/>
-          <w:szCs w:val="28"/>
-          <w:lang w:eastAsia="ru-RU"/>
-        </w:rPr>
-        <w:t>breakpoints</w:t>
-      </w:r>
-      <w:proofErr w:type="spellEnd"/>
-      <w:r>
-        <w:rPr>
-          <w:rFonts w:ascii="Times New Roman" w:eastAsia="Times New Roman" w:hAnsi="Times New Roman" w:cs="Times New Roman"/>
-          <w:color w:val="0F1115"/>
-          <w:sz w:val="28"/>
-          <w:szCs w:val="28"/>
-          <w:lang w:eastAsia="ru-RU"/>
-        </w:rPr>
-        <w:t>). Установлены точки в методах </w:t>
-      </w:r>
-      <w:proofErr w:type="spellStart"/>
+        <w:t>Отладка производилась с использованием точек останова (breakpoints). Установлены точки в методах </w:t>
+      </w:r>
       <w:r>
         <w:rPr>
           <w:rFonts w:ascii="Times New Roman" w:eastAsia="Times New Roman" w:hAnsi="Times New Roman" w:cs="Times New Roman"/>
@@ -14768,40 +13086,16 @@
         </w:rPr>
         <w:t>Add</w:t>
       </w:r>
-      <w:proofErr w:type="spellEnd"/>
-      <w:r>
-        <w:rPr>
-          <w:rFonts w:ascii="Times New Roman" w:eastAsia="Times New Roman" w:hAnsi="Times New Roman" w:cs="Times New Roman"/>
-          <w:color w:val="0F1115"/>
-          <w:sz w:val="28"/>
-          <w:szCs w:val="28"/>
-          <w:lang w:eastAsia="ru-RU"/>
-        </w:rPr>
-        <w:t> </w:t>
-      </w:r>
-      <w:proofErr w:type="spellStart"/>
-      <w:r>
-        <w:rPr>
-          <w:rFonts w:ascii="Times New Roman" w:eastAsia="Times New Roman" w:hAnsi="Times New Roman" w:cs="Times New Roman"/>
-          <w:color w:val="0F1115"/>
-          <w:sz w:val="28"/>
-          <w:szCs w:val="28"/>
-          <w:lang w:eastAsia="ru-RU"/>
-        </w:rPr>
-        <w:t>репозитория</w:t>
-      </w:r>
-      <w:proofErr w:type="spellEnd"/>
-      <w:r>
-        <w:rPr>
-          <w:rFonts w:ascii="Times New Roman" w:eastAsia="Times New Roman" w:hAnsi="Times New Roman" w:cs="Times New Roman"/>
-          <w:color w:val="0F1115"/>
-          <w:sz w:val="28"/>
-          <w:szCs w:val="28"/>
-          <w:lang w:eastAsia="ru-RU"/>
-        </w:rPr>
-        <w:t xml:space="preserve"> и </w:t>
-      </w:r>
-      <w:proofErr w:type="spellStart"/>
+      <w:r>
+        <w:rPr>
+          <w:rFonts w:ascii="Times New Roman" w:eastAsia="Times New Roman" w:hAnsi="Times New Roman" w:cs="Times New Roman"/>
+          <w:color w:val="0F1115"/>
+          <w:sz w:val="28"/>
+          <w:szCs w:val="28"/>
+          <w:lang w:eastAsia="ru-RU"/>
+        </w:rPr>
+        <w:t> репозитория и </w:t>
+      </w:r>
       <w:r>
         <w:rPr>
           <w:rFonts w:ascii="Times New Roman" w:eastAsia="Times New Roman" w:hAnsi="Times New Roman" w:cs="Times New Roman"/>
@@ -14813,7 +13107,6 @@
         </w:rPr>
         <w:t>GetByPartNumber</w:t>
       </w:r>
-      <w:proofErr w:type="spellEnd"/>
       <w:r>
         <w:rPr>
           <w:rFonts w:ascii="Times New Roman" w:eastAsia="Times New Roman" w:hAnsi="Times New Roman" w:cs="Times New Roman"/>
@@ -15836,75 +14129,8 @@
           <w:szCs w:val="28"/>
           <w:lang w:eastAsia="ru-RU"/>
         </w:rPr>
-        <w:t xml:space="preserve">Для тестирования методов </w:t>
-      </w:r>
-      <w:proofErr w:type="spellStart"/>
-      <w:r>
-        <w:rPr>
-          <w:rFonts w:ascii="Times New Roman" w:eastAsia="Times New Roman" w:hAnsi="Times New Roman" w:cs="Times New Roman"/>
-          <w:color w:val="0F1115"/>
-          <w:sz w:val="28"/>
-          <w:szCs w:val="28"/>
-          <w:lang w:eastAsia="ru-RU"/>
-        </w:rPr>
-        <w:t>репозитория</w:t>
-      </w:r>
-      <w:proofErr w:type="spellEnd"/>
-      <w:r>
-        <w:rPr>
-          <w:rFonts w:ascii="Times New Roman" w:eastAsia="Times New Roman" w:hAnsi="Times New Roman" w:cs="Times New Roman"/>
-          <w:color w:val="0F1115"/>
-          <w:sz w:val="28"/>
-          <w:szCs w:val="28"/>
-          <w:lang w:eastAsia="ru-RU"/>
-        </w:rPr>
-        <w:t xml:space="preserve"> использован </w:t>
-      </w:r>
-      <w:proofErr w:type="spellStart"/>
-      <w:r>
-        <w:rPr>
-          <w:rFonts w:ascii="Times New Roman" w:eastAsia="Times New Roman" w:hAnsi="Times New Roman" w:cs="Times New Roman"/>
-          <w:color w:val="0F1115"/>
-          <w:sz w:val="28"/>
-          <w:szCs w:val="28"/>
-          <w:lang w:eastAsia="ru-RU"/>
-        </w:rPr>
-        <w:t>фреймворк</w:t>
-      </w:r>
-      <w:proofErr w:type="spellEnd"/>
-      <w:r>
-        <w:rPr>
-          <w:rFonts w:ascii="Times New Roman" w:eastAsia="Times New Roman" w:hAnsi="Times New Roman" w:cs="Times New Roman"/>
-          <w:color w:val="0F1115"/>
-          <w:sz w:val="28"/>
-          <w:szCs w:val="28"/>
-          <w:lang w:eastAsia="ru-RU"/>
-        </w:rPr>
-        <w:t xml:space="preserve"> </w:t>
-      </w:r>
-      <w:proofErr w:type="spellStart"/>
-      <w:r>
-        <w:rPr>
-          <w:rFonts w:ascii="Times New Roman" w:eastAsia="Times New Roman" w:hAnsi="Times New Roman" w:cs="Times New Roman"/>
-          <w:color w:val="0F1115"/>
-          <w:sz w:val="28"/>
-          <w:szCs w:val="28"/>
-          <w:lang w:eastAsia="ru-RU"/>
-        </w:rPr>
-        <w:t>NUnit</w:t>
-      </w:r>
-      <w:proofErr w:type="spellEnd"/>
-      <w:r>
-        <w:rPr>
-          <w:rFonts w:ascii="Times New Roman" w:eastAsia="Times New Roman" w:hAnsi="Times New Roman" w:cs="Times New Roman"/>
-          <w:color w:val="0F1115"/>
-          <w:sz w:val="28"/>
-          <w:szCs w:val="28"/>
-          <w:lang w:eastAsia="ru-RU"/>
-        </w:rPr>
-        <w:t>. Написаны тесты для методов </w:t>
-      </w:r>
-      <w:proofErr w:type="spellStart"/>
+        <w:t>Для тестирования методов репозитория использован фреймворк NUnit. Написаны тесты для методов </w:t>
+      </w:r>
       <w:r>
         <w:rPr>
           <w:rFonts w:ascii="Times New Roman" w:eastAsia="Times New Roman" w:hAnsi="Times New Roman" w:cs="Times New Roman"/>
@@ -15916,7 +14142,6 @@
         </w:rPr>
         <w:t>GetByPartNumber</w:t>
       </w:r>
-      <w:proofErr w:type="spellEnd"/>
       <w:r>
         <w:rPr>
           <w:rFonts w:ascii="Times New Roman" w:eastAsia="Times New Roman" w:hAnsi="Times New Roman" w:cs="Times New Roman"/>
@@ -15927,7 +14152,6 @@
         </w:rPr>
         <w:t> и </w:t>
       </w:r>
-      <w:proofErr w:type="spellStart"/>
       <w:r>
         <w:rPr>
           <w:rFonts w:ascii="Times New Roman" w:eastAsia="Times New Roman" w:hAnsi="Times New Roman" w:cs="Times New Roman"/>
@@ -15939,7 +14163,6 @@
         </w:rPr>
         <w:t>Add</w:t>
       </w:r>
-      <w:proofErr w:type="spellEnd"/>
       <w:r>
         <w:rPr>
           <w:rFonts w:ascii="Times New Roman" w:eastAsia="Times New Roman" w:hAnsi="Times New Roman" w:cs="Times New Roman"/>
@@ -15965,7 +14188,6 @@
           <w:lang w:eastAsia="ru-RU"/>
         </w:rPr>
       </w:pPr>
-      <w:proofErr w:type="spellStart"/>
       <w:r>
         <w:rPr>
           <w:rFonts w:ascii="Times New Roman" w:eastAsia="Times New Roman" w:hAnsi="Times New Roman" w:cs="Times New Roman"/>
@@ -15976,7 +14198,6 @@
         </w:rPr>
         <w:t>csharp</w:t>
       </w:r>
-      <w:proofErr w:type="spellEnd"/>
     </w:p>
     <w:p>
       <w:pPr>
@@ -16019,7 +14240,6 @@
         </w:rPr>
         <w:t>[</w:t>
       </w:r>
-      <w:proofErr w:type="spellStart"/>
       <w:r>
         <w:rPr>
           <w:rFonts w:ascii="Times New Roman" w:eastAsia="Times New Roman" w:hAnsi="Times New Roman" w:cs="Times New Roman"/>
@@ -16030,7 +14250,6 @@
         </w:rPr>
         <w:t>Test</w:t>
       </w:r>
-      <w:proofErr w:type="spellEnd"/>
       <w:r>
         <w:rPr>
           <w:rFonts w:ascii="Times New Roman" w:eastAsia="Times New Roman" w:hAnsi="Times New Roman" w:cs="Times New Roman"/>
@@ -16073,7 +14292,6 @@
           <w:lang w:val="en-US" w:eastAsia="ru-RU"/>
         </w:rPr>
       </w:pPr>
-      <w:proofErr w:type="gramStart"/>
       <w:r>
         <w:rPr>
           <w:rFonts w:ascii="Times New Roman" w:eastAsia="Times New Roman" w:hAnsi="Times New Roman" w:cs="Times New Roman"/>
@@ -16084,7 +14302,6 @@
         </w:rPr>
         <w:t>public</w:t>
       </w:r>
-      <w:proofErr w:type="gramEnd"/>
       <w:r>
         <w:rPr>
           <w:rFonts w:ascii="Times New Roman" w:eastAsia="Times New Roman" w:hAnsi="Times New Roman" w:cs="Times New Roman"/>
@@ -16115,7 +14332,6 @@
         </w:rPr>
         <w:t xml:space="preserve"> </w:t>
       </w:r>
-      <w:proofErr w:type="spellStart"/>
       <w:r>
         <w:rPr>
           <w:rFonts w:ascii="Times New Roman" w:eastAsia="Times New Roman" w:hAnsi="Times New Roman" w:cs="Times New Roman"/>
@@ -16126,7 +14342,6 @@
         </w:rPr>
         <w:t>GetByPartNumber_Existing_ReturnsPart</w:t>
       </w:r>
-      <w:proofErr w:type="spellEnd"/>
       <w:r>
         <w:rPr>
           <w:rFonts w:ascii="Times New Roman" w:eastAsia="Times New Roman" w:hAnsi="Times New Roman" w:cs="Times New Roman"/>
@@ -16199,8 +14414,6 @@
         </w:rPr>
         <w:t xml:space="preserve">    </w:t>
       </w:r>
-      <w:proofErr w:type="spellStart"/>
-      <w:proofErr w:type="gramStart"/>
       <w:r>
         <w:rPr>
           <w:rFonts w:ascii="Times New Roman" w:eastAsia="Times New Roman" w:hAnsi="Times New Roman" w:cs="Times New Roman"/>
@@ -16211,8 +14424,6 @@
         </w:rPr>
         <w:t>var</w:t>
       </w:r>
-      <w:proofErr w:type="spellEnd"/>
-      <w:proofErr w:type="gramEnd"/>
       <w:r>
         <w:rPr>
           <w:rFonts w:ascii="Times New Roman" w:eastAsia="Times New Roman" w:hAnsi="Times New Roman" w:cs="Times New Roman"/>
@@ -16263,7 +14474,6 @@
         </w:rPr>
         <w:t xml:space="preserve"> </w:t>
       </w:r>
-      <w:proofErr w:type="spellStart"/>
       <w:r>
         <w:rPr>
           <w:rFonts w:ascii="Times New Roman" w:eastAsia="Times New Roman" w:hAnsi="Times New Roman" w:cs="Times New Roman"/>
@@ -16274,7 +14484,6 @@
         </w:rPr>
         <w:t>JsonPartRepository</w:t>
       </w:r>
-      <w:proofErr w:type="spellEnd"/>
       <w:r>
         <w:rPr>
           <w:rFonts w:ascii="Times New Roman" w:eastAsia="Times New Roman" w:hAnsi="Times New Roman" w:cs="Times New Roman"/>
@@ -16293,29 +14502,7 @@
           <w:szCs w:val="28"/>
           <w:lang w:val="en-US" w:eastAsia="ru-RU"/>
         </w:rPr>
-        <w:t>"</w:t>
-      </w:r>
-      <w:proofErr w:type="spellStart"/>
-      <w:r>
-        <w:rPr>
-          <w:rFonts w:ascii="Times New Roman" w:eastAsia="Times New Roman" w:hAnsi="Times New Roman" w:cs="Times New Roman"/>
-          <w:color w:val="50A14F"/>
-          <w:sz w:val="28"/>
-          <w:szCs w:val="28"/>
-          <w:lang w:val="en-US" w:eastAsia="ru-RU"/>
-        </w:rPr>
-        <w:t>test.json</w:t>
-      </w:r>
-      <w:proofErr w:type="spellEnd"/>
-      <w:r>
-        <w:rPr>
-          <w:rFonts w:ascii="Times New Roman" w:eastAsia="Times New Roman" w:hAnsi="Times New Roman" w:cs="Times New Roman"/>
-          <w:color w:val="50A14F"/>
-          <w:sz w:val="28"/>
-          <w:szCs w:val="28"/>
-          <w:lang w:val="en-US" w:eastAsia="ru-RU"/>
-        </w:rPr>
-        <w:t>"</w:t>
+        <w:t>"test.json"</w:t>
       </w:r>
       <w:r>
         <w:rPr>
@@ -16369,8 +14556,6 @@
         </w:rPr>
         <w:t xml:space="preserve">    </w:t>
       </w:r>
-      <w:proofErr w:type="spellStart"/>
-      <w:proofErr w:type="gramStart"/>
       <w:r>
         <w:rPr>
           <w:rFonts w:ascii="Times New Roman" w:eastAsia="Times New Roman" w:hAnsi="Times New Roman" w:cs="Times New Roman"/>
@@ -16381,8 +14566,6 @@
         </w:rPr>
         <w:t>var</w:t>
       </w:r>
-      <w:proofErr w:type="spellEnd"/>
-      <w:proofErr w:type="gramEnd"/>
       <w:r>
         <w:rPr>
           <w:rFonts w:ascii="Times New Roman" w:eastAsia="Times New Roman" w:hAnsi="Times New Roman" w:cs="Times New Roman"/>
@@ -16411,40 +14594,28 @@
           <w:szCs w:val="28"/>
           <w:lang w:val="en-US" w:eastAsia="ru-RU"/>
         </w:rPr>
-        <w:t xml:space="preserve"> </w:t>
-      </w:r>
-      <w:proofErr w:type="spellStart"/>
-      <w:r>
-        <w:rPr>
-          <w:rFonts w:ascii="Times New Roman" w:eastAsia="Times New Roman" w:hAnsi="Times New Roman" w:cs="Times New Roman"/>
-          <w:color w:val="0F1115"/>
+        <w:t xml:space="preserve"> repo</w:t>
+      </w:r>
+      <w:r>
+        <w:rPr>
+          <w:rFonts w:ascii="Times New Roman" w:eastAsia="Times New Roman" w:hAnsi="Times New Roman" w:cs="Times New Roman"/>
+          <w:color w:val="383A42"/>
           <w:sz w:val="28"/>
           <w:szCs w:val="28"/>
           <w:lang w:val="en-US" w:eastAsia="ru-RU"/>
         </w:rPr>
-        <w:t>repo</w:t>
-      </w:r>
-      <w:r>
-        <w:rPr>
-          <w:rFonts w:ascii="Times New Roman" w:eastAsia="Times New Roman" w:hAnsi="Times New Roman" w:cs="Times New Roman"/>
-          <w:color w:val="383A42"/>
+        <w:t>.</w:t>
+      </w:r>
+      <w:r>
+        <w:rPr>
+          <w:rFonts w:ascii="Times New Roman" w:eastAsia="Times New Roman" w:hAnsi="Times New Roman" w:cs="Times New Roman"/>
+          <w:color w:val="4078F2"/>
           <w:sz w:val="28"/>
           <w:szCs w:val="28"/>
           <w:lang w:val="en-US" w:eastAsia="ru-RU"/>
         </w:rPr>
-        <w:t>.</w:t>
-      </w:r>
-      <w:r>
-        <w:rPr>
-          <w:rFonts w:ascii="Times New Roman" w:eastAsia="Times New Roman" w:hAnsi="Times New Roman" w:cs="Times New Roman"/>
-          <w:color w:val="4078F2"/>
-          <w:sz w:val="28"/>
-          <w:szCs w:val="28"/>
-          <w:lang w:val="en-US" w:eastAsia="ru-RU"/>
-        </w:rPr>
         <w:t>GetByPartNumber</w:t>
       </w:r>
-      <w:proofErr w:type="spellEnd"/>
       <w:r>
         <w:rPr>
           <w:rFonts w:ascii="Times New Roman" w:eastAsia="Times New Roman" w:hAnsi="Times New Roman" w:cs="Times New Roman"/>
@@ -16517,7 +14688,6 @@
         </w:rPr>
         <w:t xml:space="preserve">    </w:t>
       </w:r>
-      <w:proofErr w:type="spellStart"/>
       <w:r>
         <w:rPr>
           <w:rFonts w:ascii="Times New Roman" w:eastAsia="Times New Roman" w:hAnsi="Times New Roman" w:cs="Times New Roman"/>
@@ -16548,7 +14718,6 @@
         </w:rPr>
         <w:t>IsNotNull</w:t>
       </w:r>
-      <w:proofErr w:type="spellEnd"/>
       <w:r>
         <w:rPr>
           <w:rFonts w:ascii="Times New Roman" w:eastAsia="Times New Roman" w:hAnsi="Times New Roman" w:cs="Times New Roman"/>
@@ -16559,7 +14728,6 @@
         </w:rPr>
         <w:t>(</w:t>
       </w:r>
-      <w:proofErr w:type="spellStart"/>
       <w:r>
         <w:rPr>
           <w:rFonts w:ascii="Times New Roman" w:eastAsia="Times New Roman" w:hAnsi="Times New Roman" w:cs="Times New Roman"/>
@@ -16570,7 +14738,6 @@
         </w:rPr>
         <w:t>part</w:t>
       </w:r>
-      <w:proofErr w:type="spellEnd"/>
       <w:r>
         <w:rPr>
           <w:rFonts w:ascii="Times New Roman" w:eastAsia="Times New Roman" w:hAnsi="Times New Roman" w:cs="Times New Roman"/>
@@ -16699,7 +14866,6 @@
         </w:rPr>
         <w:t>Проведены замеры времени выполнения с помощью класса </w:t>
       </w:r>
-      <w:proofErr w:type="spellStart"/>
       <w:r>
         <w:rPr>
           <w:rFonts w:ascii="Times New Roman" w:eastAsia="Times New Roman" w:hAnsi="Times New Roman" w:cs="Times New Roman"/>
@@ -16711,7 +14877,6 @@
         </w:rPr>
         <w:t>Stopwatch</w:t>
       </w:r>
-      <w:proofErr w:type="spellEnd"/>
       <w:r>
         <w:rPr>
           <w:rFonts w:ascii="Times New Roman" w:eastAsia="Times New Roman" w:hAnsi="Times New Roman" w:cs="Times New Roman"/>
@@ -16749,29 +14914,7 @@
           <w:szCs w:val="28"/>
           <w:lang w:eastAsia="ru-RU"/>
         </w:rPr>
-        <w:t xml:space="preserve">Загрузка 1000 записей в </w:t>
-      </w:r>
-      <w:proofErr w:type="spellStart"/>
-      <w:r>
-        <w:rPr>
-          <w:rFonts w:ascii="Times New Roman" w:eastAsia="Times New Roman" w:hAnsi="Times New Roman" w:cs="Times New Roman"/>
-          <w:color w:val="0F1115"/>
-          <w:sz w:val="28"/>
-          <w:szCs w:val="28"/>
-          <w:lang w:eastAsia="ru-RU"/>
-        </w:rPr>
-        <w:t>DataGridView</w:t>
-      </w:r>
-      <w:proofErr w:type="spellEnd"/>
-      <w:r>
-        <w:rPr>
-          <w:rFonts w:ascii="Times New Roman" w:eastAsia="Times New Roman" w:hAnsi="Times New Roman" w:cs="Times New Roman"/>
-          <w:color w:val="0F1115"/>
-          <w:sz w:val="28"/>
-          <w:szCs w:val="28"/>
-          <w:lang w:eastAsia="ru-RU"/>
-        </w:rPr>
-        <w:t xml:space="preserve"> – </w:t>
+        <w:t>Загрузка 1000 записей в DataGridView – </w:t>
       </w:r>
       <w:r>
         <w:rPr>
@@ -16922,7 +15065,6 @@
         </w:rPr>
         <w:t>Размер файла </w:t>
       </w:r>
-      <w:proofErr w:type="spellStart"/>
       <w:r>
         <w:rPr>
           <w:rFonts w:ascii="Times New Roman" w:eastAsia="Times New Roman" w:hAnsi="Times New Roman" w:cs="Times New Roman"/>
@@ -16934,7 +15076,6 @@
         </w:rPr>
         <w:t>parts.json</w:t>
       </w:r>
-      <w:proofErr w:type="spellEnd"/>
       <w:r>
         <w:rPr>
           <w:rFonts w:ascii="Times New Roman" w:eastAsia="Times New Roman" w:hAnsi="Times New Roman" w:cs="Times New Roman"/>
@@ -16954,6 +15095,64 @@
           <w:lang w:eastAsia="ru-RU"/>
         </w:rPr>
         <w:t>емлемо для локального хранения.</w:t>
+      </w:r>
+    </w:p>
+    <w:p>
+      <w:pPr>
+        <w:shd w:val="clear" w:color="auto" w:fill="FFFFFF"/>
+        <w:spacing w:after="0" w:line="360" w:lineRule="auto"/>
+        <w:ind w:firstLine="709"/>
+        <w:jc w:val="both"/>
+        <w:rPr>
+          <w:rFonts w:ascii="Times New Roman" w:eastAsia="Times New Roman" w:hAnsi="Times New Roman" w:cs="Times New Roman"/>
+          <w:color w:val="0F1115"/>
+          <w:sz w:val="28"/>
+          <w:szCs w:val="28"/>
+          <w:lang w:eastAsia="ru-RU"/>
+        </w:rPr>
+      </w:pPr>
+      <w:r>
+        <w:rPr>
+          <w:rFonts w:ascii="Times New Roman" w:eastAsia="Times New Roman" w:hAnsi="Times New Roman" w:cs="Times New Roman"/>
+          <w:color w:val="0F1115"/>
+          <w:sz w:val="28"/>
+          <w:szCs w:val="28"/>
+          <w:lang w:eastAsia="ru-RU"/>
+        </w:rPr>
+        <w:t xml:space="preserve">В таблице 5 Представлены </w:t>
+      </w:r>
+      <w:r>
+        <w:rPr>
+          <w:rFonts w:ascii="Times New Roman" w:eastAsia="Times New Roman" w:hAnsi="Times New Roman" w:cs="Times New Roman"/>
+          <w:bCs/>
+          <w:color w:val="0F1115"/>
+          <w:sz w:val="28"/>
+          <w:szCs w:val="28"/>
+          <w:lang w:eastAsia="ru-RU"/>
+        </w:rPr>
+        <w:t>р</w:t>
+      </w:r>
+      <w:r>
+        <w:rPr>
+          <w:rFonts w:ascii="Times New Roman" w:eastAsia="Times New Roman" w:hAnsi="Times New Roman" w:cs="Times New Roman"/>
+          <w:bCs/>
+          <w:color w:val="0F1115"/>
+          <w:sz w:val="28"/>
+          <w:szCs w:val="28"/>
+          <w:lang w:eastAsia="ru-RU"/>
+        </w:rPr>
+        <w:t>езультаты тестирования производительности</w:t>
+      </w:r>
+      <w:r>
+        <w:rPr>
+          <w:rFonts w:ascii="Times New Roman" w:eastAsia="Times New Roman" w:hAnsi="Times New Roman" w:cs="Times New Roman"/>
+          <w:bCs/>
+          <w:color w:val="0F1115"/>
+          <w:sz w:val="28"/>
+          <w:szCs w:val="28"/>
+          <w:lang w:eastAsia="ru-RU"/>
+        </w:rPr>
+        <w:t>.</w:t>
       </w:r>
     </w:p>
     <w:p>
@@ -17110,19 +15309,8 @@
                 <w:szCs w:val="24"/>
                 <w:lang w:eastAsia="ru-RU"/>
               </w:rPr>
-              <w:t xml:space="preserve">Загрузка 1000 записей в </w:t>
+              <w:t>Загрузка 1000 записей в DataGridView</w:t>
             </w:r>
-            <w:proofErr w:type="spellStart"/>
-            <w:r>
-              <w:rPr>
-                <w:rFonts w:ascii="Times New Roman" w:eastAsia="Times New Roman" w:hAnsi="Times New Roman" w:cs="Times New Roman"/>
-                <w:sz w:val="24"/>
-                <w:szCs w:val="24"/>
-                <w:lang w:eastAsia="ru-RU"/>
-              </w:rPr>
-              <w:t>DataGridView</w:t>
-            </w:r>
-            <w:proofErr w:type="spellEnd"/>
           </w:p>
         </w:tc>
         <w:tc>
@@ -17326,14 +15514,9 @@
       </w:pPr>
       <w:bookmarkStart w:id="22" w:name="_Toc231401469"/>
       <w:r>
-        <w:t xml:space="preserve">5.4. Загрузка программного модуля в </w:t>
-      </w:r>
-      <w:proofErr w:type="spellStart"/>
-      <w:r>
-        <w:t>репозиторий</w:t>
+        <w:t>5.4. Загрузка программного модуля в репозиторий</w:t>
       </w:r>
       <w:bookmarkEnd w:id="22"/>
-      <w:proofErr w:type="spellEnd"/>
     </w:p>
     <w:p>
       <w:pPr>
@@ -17357,161 +15540,7 @@
           <w:szCs w:val="28"/>
           <w:lang w:eastAsia="ru-RU"/>
         </w:rPr>
-        <w:t xml:space="preserve">Для контроля версий использовалась система </w:t>
-      </w:r>
-      <w:proofErr w:type="spellStart"/>
-      <w:r>
-        <w:rPr>
-          <w:rFonts w:ascii="Times New Roman" w:eastAsia="Times New Roman" w:hAnsi="Times New Roman" w:cs="Times New Roman"/>
-          <w:color w:val="0F1115"/>
-          <w:sz w:val="28"/>
-          <w:szCs w:val="28"/>
-          <w:lang w:eastAsia="ru-RU"/>
-        </w:rPr>
-        <w:t>Git</w:t>
-      </w:r>
-      <w:proofErr w:type="spellEnd"/>
-      <w:r>
-        <w:rPr>
-          <w:rFonts w:ascii="Times New Roman" w:eastAsia="Times New Roman" w:hAnsi="Times New Roman" w:cs="Times New Roman"/>
-          <w:color w:val="0F1115"/>
-          <w:sz w:val="28"/>
-          <w:szCs w:val="28"/>
-          <w:lang w:eastAsia="ru-RU"/>
-        </w:rPr>
-        <w:t xml:space="preserve">. Создан удалённый </w:t>
-      </w:r>
-      <w:proofErr w:type="spellStart"/>
-      <w:r>
-        <w:rPr>
-          <w:rFonts w:ascii="Times New Roman" w:eastAsia="Times New Roman" w:hAnsi="Times New Roman" w:cs="Times New Roman"/>
-          <w:color w:val="0F1115"/>
-          <w:sz w:val="28"/>
-          <w:szCs w:val="28"/>
-          <w:lang w:eastAsia="ru-RU"/>
-        </w:rPr>
-        <w:t>репозиторий</w:t>
-      </w:r>
-      <w:proofErr w:type="spellEnd"/>
-      <w:r>
-        <w:rPr>
-          <w:rFonts w:ascii="Times New Roman" w:eastAsia="Times New Roman" w:hAnsi="Times New Roman" w:cs="Times New Roman"/>
-          <w:color w:val="0F1115"/>
-          <w:sz w:val="28"/>
-          <w:szCs w:val="28"/>
-          <w:lang w:eastAsia="ru-RU"/>
-        </w:rPr>
-        <w:t xml:space="preserve"> на </w:t>
-      </w:r>
-      <w:proofErr w:type="spellStart"/>
-      <w:r>
-        <w:rPr>
-          <w:rFonts w:ascii="Times New Roman" w:eastAsia="Times New Roman" w:hAnsi="Times New Roman" w:cs="Times New Roman"/>
-          <w:color w:val="0F1115"/>
-          <w:sz w:val="28"/>
-          <w:szCs w:val="28"/>
-          <w:lang w:eastAsia="ru-RU"/>
-        </w:rPr>
-        <w:t>GitHub</w:t>
-      </w:r>
-      <w:proofErr w:type="spellEnd"/>
-      <w:r>
-        <w:rPr>
-          <w:rFonts w:ascii="Times New Roman" w:eastAsia="Times New Roman" w:hAnsi="Times New Roman" w:cs="Times New Roman"/>
-          <w:color w:val="0F1115"/>
-          <w:sz w:val="28"/>
-          <w:szCs w:val="28"/>
-          <w:lang w:eastAsia="ru-RU"/>
-        </w:rPr>
-        <w:t xml:space="preserve">. В локальной папке проекта инициализирован </w:t>
-      </w:r>
-      <w:proofErr w:type="spellStart"/>
-      <w:r>
-        <w:rPr>
-          <w:rFonts w:ascii="Times New Roman" w:eastAsia="Times New Roman" w:hAnsi="Times New Roman" w:cs="Times New Roman"/>
-          <w:color w:val="0F1115"/>
-          <w:sz w:val="28"/>
-          <w:szCs w:val="28"/>
-          <w:lang w:eastAsia="ru-RU"/>
-        </w:rPr>
-        <w:t>Git-репозиторий</w:t>
-      </w:r>
-      <w:proofErr w:type="spellEnd"/>
-      <w:r>
-        <w:rPr>
-          <w:rFonts w:ascii="Times New Roman" w:eastAsia="Times New Roman" w:hAnsi="Times New Roman" w:cs="Times New Roman"/>
-          <w:color w:val="0F1115"/>
-          <w:sz w:val="28"/>
-          <w:szCs w:val="28"/>
-          <w:lang w:eastAsia="ru-RU"/>
-        </w:rPr>
-        <w:t xml:space="preserve">, все файлы добавлены под </w:t>
-      </w:r>
-      <w:proofErr w:type="spellStart"/>
-      <w:r>
-        <w:rPr>
-          <w:rFonts w:ascii="Times New Roman" w:eastAsia="Times New Roman" w:hAnsi="Times New Roman" w:cs="Times New Roman"/>
-          <w:color w:val="0F1115"/>
-          <w:sz w:val="28"/>
-          <w:szCs w:val="28"/>
-          <w:lang w:eastAsia="ru-RU"/>
-        </w:rPr>
-        <w:t>версионный</w:t>
-      </w:r>
-      <w:proofErr w:type="spellEnd"/>
-      <w:r>
-        <w:rPr>
-          <w:rFonts w:ascii="Times New Roman" w:eastAsia="Times New Roman" w:hAnsi="Times New Roman" w:cs="Times New Roman"/>
-          <w:color w:val="0F1115"/>
-          <w:sz w:val="28"/>
-          <w:szCs w:val="28"/>
-          <w:lang w:eastAsia="ru-RU"/>
-        </w:rPr>
-        <w:t xml:space="preserve"> контроль, выполнен первый </w:t>
-      </w:r>
-      <w:proofErr w:type="spellStart"/>
-      <w:r>
-        <w:rPr>
-          <w:rFonts w:ascii="Times New Roman" w:eastAsia="Times New Roman" w:hAnsi="Times New Roman" w:cs="Times New Roman"/>
-          <w:color w:val="0F1115"/>
-          <w:sz w:val="28"/>
-          <w:szCs w:val="28"/>
-          <w:lang w:eastAsia="ru-RU"/>
-        </w:rPr>
-        <w:t>коммит</w:t>
-      </w:r>
-      <w:proofErr w:type="spellEnd"/>
-      <w:r>
-        <w:rPr>
-          <w:rFonts w:ascii="Times New Roman" w:eastAsia="Times New Roman" w:hAnsi="Times New Roman" w:cs="Times New Roman"/>
-          <w:color w:val="0F1115"/>
-          <w:sz w:val="28"/>
-          <w:szCs w:val="28"/>
-          <w:lang w:eastAsia="ru-RU"/>
-        </w:rPr>
-        <w:t xml:space="preserve">. Затем добавлена ссылка на удалённый </w:t>
-      </w:r>
-      <w:proofErr w:type="spellStart"/>
-      <w:r>
-        <w:rPr>
-          <w:rFonts w:ascii="Times New Roman" w:eastAsia="Times New Roman" w:hAnsi="Times New Roman" w:cs="Times New Roman"/>
-          <w:color w:val="0F1115"/>
-          <w:sz w:val="28"/>
-          <w:szCs w:val="28"/>
-          <w:lang w:eastAsia="ru-RU"/>
-        </w:rPr>
-        <w:t>репозиторий</w:t>
-      </w:r>
-      <w:proofErr w:type="spellEnd"/>
-      <w:r>
-        <w:rPr>
-          <w:rFonts w:ascii="Times New Roman" w:eastAsia="Times New Roman" w:hAnsi="Times New Roman" w:cs="Times New Roman"/>
-          <w:color w:val="0F1115"/>
-          <w:sz w:val="28"/>
-          <w:szCs w:val="28"/>
-          <w:lang w:eastAsia="ru-RU"/>
-        </w:rPr>
-        <w:t xml:space="preserve"> и выполнена отправка изменений на сервер. Все ф</w:t>
+        <w:t>Для контроля версий использовалась система Git. Создан удалённый репозиторий на GitHub. В локальной папке проекта инициализирован Git-репозиторий, все файлы добавлены под версионный контроль, выполнен первый коммит. Затем добавлена ссылка на удалённый репозиторий и выполнена отправка изменений на сервер. Все ф</w:t>
       </w:r>
       <w:r>
         <w:rPr>
@@ -17548,31 +15577,7 @@
           <w:shd w:val="clear" w:color="auto" w:fill="EBEEF2"/>
           <w:lang w:eastAsia="ru-RU"/>
         </w:rPr>
-        <w:t xml:space="preserve">Ссылка на </w:t>
-      </w:r>
-      <w:proofErr w:type="spellStart"/>
-      <w:r>
-        <w:rPr>
-          <w:rFonts w:ascii="Times New Roman" w:eastAsia="Times New Roman" w:hAnsi="Times New Roman" w:cs="Times New Roman"/>
-          <w:color w:val="0F1115"/>
-          <w:sz w:val="28"/>
-          <w:szCs w:val="28"/>
-          <w:shd w:val="clear" w:color="auto" w:fill="EBEEF2"/>
-          <w:lang w:eastAsia="ru-RU"/>
-        </w:rPr>
-        <w:t>репозитарий</w:t>
-      </w:r>
-      <w:proofErr w:type="spellEnd"/>
-      <w:r>
-        <w:rPr>
-          <w:rFonts w:ascii="Times New Roman" w:eastAsia="Times New Roman" w:hAnsi="Times New Roman" w:cs="Times New Roman"/>
-          <w:color w:val="0F1115"/>
-          <w:sz w:val="28"/>
-          <w:szCs w:val="28"/>
-          <w:shd w:val="clear" w:color="auto" w:fill="EBEEF2"/>
-          <w:lang w:eastAsia="ru-RU"/>
-        </w:rPr>
-        <w:t>:</w:t>
+        <w:t>Ссылка на репозитарий:</w:t>
       </w:r>
     </w:p>
     <w:p>
@@ -17632,21 +15637,8 @@
             <w:shd w:val="clear" w:color="auto" w:fill="EBEEF2"/>
             <w:lang w:eastAsia="ru-RU"/>
           </w:rPr>
-          <w:t>/</w:t>
+          <w:t>/AircraftPartsManager</w:t>
         </w:r>
-        <w:proofErr w:type="spellStart"/>
-        <w:r>
-          <w:rPr>
-            <w:rStyle w:val="a4"/>
-            <w:rFonts w:ascii="Times New Roman" w:eastAsia="Times New Roman" w:hAnsi="Times New Roman" w:cs="Times New Roman"/>
-            <w:sz w:val="28"/>
-            <w:szCs w:val="28"/>
-            <w:shd w:val="clear" w:color="auto" w:fill="EBEEF2"/>
-            <w:lang w:eastAsia="ru-RU"/>
-          </w:rPr>
-          <w:t>AircraftPartsManager</w:t>
-        </w:r>
-        <w:proofErr w:type="spellEnd"/>
       </w:hyperlink>
       <w:r>
         <w:rPr>
@@ -17694,7 +15686,6 @@
         </w:rPr>
         <w:t xml:space="preserve">успешной отправки файла в </w:t>
       </w:r>
-      <w:proofErr w:type="spellStart"/>
       <w:r>
         <w:rPr>
           <w:rFonts w:ascii="Times New Roman" w:eastAsia="Times New Roman" w:hAnsi="Times New Roman" w:cs="Times New Roman"/>
@@ -17706,7 +15697,6 @@
         </w:rPr>
         <w:t>GitHab</w:t>
       </w:r>
-      <w:proofErr w:type="spellEnd"/>
       <w:r>
         <w:rPr>
           <w:rFonts w:ascii="Times New Roman" w:eastAsia="Times New Roman" w:hAnsi="Times New Roman" w:cs="Times New Roman"/>
@@ -17724,10 +15714,9 @@
         <w:shd w:val="clear" w:color="auto" w:fill="FFFFFF"/>
         <w:spacing w:after="0" w:line="360" w:lineRule="auto"/>
         <w:ind w:firstLine="709"/>
-        <w:jc w:val="both"/>
-        <w:rPr>
-          <w:rFonts w:ascii="Times New Roman" w:eastAsia="Times New Roman" w:hAnsi="Times New Roman" w:cs="Times New Roman"/>
-          <w:b/>
+        <w:jc w:val="center"/>
+        <w:rPr>
+          <w:rFonts w:ascii="Times New Roman" w:eastAsia="Times New Roman" w:hAnsi="Times New Roman" w:cs="Times New Roman"/>
           <w:bCs/>
           <w:color w:val="0F1115"/>
           <w:sz w:val="28"/>
@@ -17748,7 +15737,7 @@
         </w:rPr>
         <w:drawing>
           <wp:inline distT="0" distB="0" distL="0" distR="0" wp14:anchorId="79075A1A" wp14:editId="2F27B854">
-            <wp:extent cx="4943475" cy="1615943"/>
+            <wp:extent cx="4010025" cy="1310814"/>
             <wp:effectExtent l="0" t="0" r="0" b="3810"/>
             <wp:docPr id="2" name="Рисунок 5"/>
             <wp:cNvGraphicFramePr>
@@ -17772,7 +15761,7 @@
                   <pic:spPr>
                     <a:xfrm>
                       <a:off x="0" y="0"/>
-                      <a:ext cx="4965894" cy="1623271"/>
+                      <a:ext cx="4144479" cy="1354765"/>
                     </a:xfrm>
                     <a:prstGeom prst="rect">
                       <a:avLst/>
@@ -17790,7 +15779,7 @@
         <w:shd w:val="clear" w:color="auto" w:fill="FFFFFF"/>
         <w:spacing w:after="0" w:line="360" w:lineRule="auto"/>
         <w:ind w:firstLine="709"/>
-        <w:jc w:val="both"/>
+        <w:jc w:val="center"/>
         <w:rPr>
           <w:rFonts w:ascii="Times New Roman" w:eastAsia="Times New Roman" w:hAnsi="Times New Roman" w:cs="Times New Roman"/>
           <w:b/>
@@ -17812,7 +15801,6 @@
         </w:rPr>
         <w:t xml:space="preserve">Рисунок 10 – Демонстрация успешной отправки файла в </w:t>
       </w:r>
-      <w:proofErr w:type="spellStart"/>
       <w:r>
         <w:rPr>
           <w:rFonts w:ascii="Times New Roman" w:eastAsia="Times New Roman" w:hAnsi="Times New Roman" w:cs="Times New Roman"/>
@@ -17824,7 +15812,6 @@
         </w:rPr>
         <w:t>GitHab</w:t>
       </w:r>
-      <w:proofErr w:type="spellEnd"/>
       <w:r>
         <w:rPr>
           <w:rFonts w:ascii="Times New Roman" w:eastAsia="Times New Roman" w:hAnsi="Times New Roman" w:cs="Times New Roman"/>
@@ -18108,29 +16095,7 @@
           <w:szCs w:val="28"/>
           <w:lang w:eastAsia="ru-RU"/>
         </w:rPr>
-        <w:t>Концерн КЭМЗ (</w:t>
-      </w:r>
-      <w:proofErr w:type="spellStart"/>
-      <w:r>
-        <w:rPr>
-          <w:rFonts w:ascii="Times New Roman" w:eastAsia="Times New Roman" w:hAnsi="Times New Roman" w:cs="Times New Roman"/>
-          <w:color w:val="0F1115"/>
-          <w:sz w:val="28"/>
-          <w:szCs w:val="28"/>
-          <w:lang w:eastAsia="ru-RU"/>
-        </w:rPr>
-        <w:t>Кизлярский</w:t>
-      </w:r>
-      <w:proofErr w:type="spellEnd"/>
-      <w:r>
-        <w:rPr>
-          <w:rFonts w:ascii="Times New Roman" w:eastAsia="Times New Roman" w:hAnsi="Times New Roman" w:cs="Times New Roman"/>
-          <w:color w:val="0F1115"/>
-          <w:sz w:val="28"/>
-          <w:szCs w:val="28"/>
-          <w:lang w:eastAsia="ru-RU"/>
-        </w:rPr>
-        <w:t xml:space="preserve"> электромеханический завод). Официальный сайт. – URL: </w:t>
+        <w:t>Концерн КЭМЗ (Кизлярский электромеханический завод). Официальный сайт. – URL: </w:t>
       </w:r>
       <w:hyperlink r:id="rId19" w:tgtFrame="_blank" w:history="1">
         <w:r>
@@ -18181,29 +16146,7 @@
           <w:szCs w:val="28"/>
           <w:lang w:eastAsia="ru-RU"/>
         </w:rPr>
-        <w:t xml:space="preserve">ГОСТ 12.2.032-78. ССБТ. Рабочее место при выполнении работ сидя. – М.: </w:t>
-      </w:r>
-      <w:proofErr w:type="spellStart"/>
-      <w:r>
-        <w:rPr>
-          <w:rFonts w:ascii="Times New Roman" w:eastAsia="Times New Roman" w:hAnsi="Times New Roman" w:cs="Times New Roman"/>
-          <w:color w:val="0F1115"/>
-          <w:sz w:val="28"/>
-          <w:szCs w:val="28"/>
-          <w:lang w:eastAsia="ru-RU"/>
-        </w:rPr>
-        <w:t>Стандартинформ</w:t>
-      </w:r>
-      <w:proofErr w:type="spellEnd"/>
-      <w:r>
-        <w:rPr>
-          <w:rFonts w:ascii="Times New Roman" w:eastAsia="Times New Roman" w:hAnsi="Times New Roman" w:cs="Times New Roman"/>
-          <w:color w:val="0F1115"/>
-          <w:sz w:val="28"/>
-          <w:szCs w:val="28"/>
-          <w:lang w:eastAsia="ru-RU"/>
-        </w:rPr>
-        <w:t>, 2000.</w:t>
+        <w:t>ГОСТ 12.2.032-78. ССБТ. Рабочее место при выполнении работ сидя. – М.: Стандартинформ, 2000.</w:t>
       </w:r>
     </w:p>
     <w:p>
@@ -18232,29 +16175,7 @@
           <w:szCs w:val="28"/>
           <w:lang w:eastAsia="ru-RU"/>
         </w:rPr>
-        <w:t xml:space="preserve">СанПиН 1.2.3685-21 «Гигиенические нормативы и требования к обеспечению безопасности…». – М.: </w:t>
-      </w:r>
-      <w:proofErr w:type="spellStart"/>
-      <w:r>
-        <w:rPr>
-          <w:rFonts w:ascii="Times New Roman" w:eastAsia="Times New Roman" w:hAnsi="Times New Roman" w:cs="Times New Roman"/>
-          <w:color w:val="0F1115"/>
-          <w:sz w:val="28"/>
-          <w:szCs w:val="28"/>
-          <w:lang w:eastAsia="ru-RU"/>
-        </w:rPr>
-        <w:t>Роспотребнадзор</w:t>
-      </w:r>
-      <w:proofErr w:type="spellEnd"/>
-      <w:r>
-        <w:rPr>
-          <w:rFonts w:ascii="Times New Roman" w:eastAsia="Times New Roman" w:hAnsi="Times New Roman" w:cs="Times New Roman"/>
-          <w:color w:val="0F1115"/>
-          <w:sz w:val="28"/>
-          <w:szCs w:val="28"/>
-          <w:lang w:eastAsia="ru-RU"/>
-        </w:rPr>
-        <w:t>, 2021.</w:t>
+        <w:t>СанПиН 1.2.3685-21 «Гигиенические нормативы и требования к обеспечению безопасности…». – М.: Роспотребнадзор, 2021.</w:t>
       </w:r>
     </w:p>
     <w:p>
@@ -18346,27 +16267,15 @@
           <w:lang w:eastAsia="ru-RU"/>
         </w:rPr>
       </w:pPr>
-      <w:proofErr w:type="spellStart"/>
-      <w:r>
-        <w:rPr>
-          <w:rFonts w:ascii="Times New Roman" w:eastAsia="Times New Roman" w:hAnsi="Times New Roman" w:cs="Times New Roman"/>
-          <w:color w:val="0F1115"/>
-          <w:sz w:val="28"/>
-          <w:szCs w:val="28"/>
-          <w:lang w:eastAsia="ru-RU"/>
-        </w:rPr>
-        <w:t>Newtonsoft.Json</w:t>
-      </w:r>
-      <w:proofErr w:type="spellEnd"/>
-      <w:r>
-        <w:rPr>
-          <w:rFonts w:ascii="Times New Roman" w:eastAsia="Times New Roman" w:hAnsi="Times New Roman" w:cs="Times New Roman"/>
-          <w:color w:val="0F1115"/>
-          <w:sz w:val="28"/>
-          <w:szCs w:val="28"/>
-          <w:lang w:eastAsia="ru-RU"/>
-        </w:rPr>
-        <w:t xml:space="preserve">. </w:t>
+      <w:r>
+        <w:rPr>
+          <w:rFonts w:ascii="Times New Roman" w:eastAsia="Times New Roman" w:hAnsi="Times New Roman" w:cs="Times New Roman"/>
+          <w:color w:val="0F1115"/>
+          <w:sz w:val="28"/>
+          <w:szCs w:val="28"/>
+          <w:lang w:eastAsia="ru-RU"/>
+        </w:rPr>
+        <w:t xml:space="preserve">Newtonsoft.Json. </w:t>
       </w:r>
     </w:p>
     <w:p>
@@ -18433,27 +16342,15 @@
           <w:lang w:eastAsia="ru-RU"/>
         </w:rPr>
       </w:pPr>
-      <w:proofErr w:type="spellStart"/>
-      <w:r>
-        <w:rPr>
-          <w:rFonts w:ascii="Times New Roman" w:eastAsia="Times New Roman" w:hAnsi="Times New Roman" w:cs="Times New Roman"/>
-          <w:color w:val="0F1115"/>
-          <w:sz w:val="28"/>
-          <w:szCs w:val="28"/>
-          <w:lang w:eastAsia="ru-RU"/>
-        </w:rPr>
-        <w:t>Албахари</w:t>
-      </w:r>
-      <w:proofErr w:type="spellEnd"/>
-      <w:r>
-        <w:rPr>
-          <w:rFonts w:ascii="Times New Roman" w:eastAsia="Times New Roman" w:hAnsi="Times New Roman" w:cs="Times New Roman"/>
-          <w:color w:val="0F1115"/>
-          <w:sz w:val="28"/>
-          <w:szCs w:val="28"/>
-          <w:lang w:eastAsia="ru-RU"/>
-        </w:rPr>
-        <w:t xml:space="preserve"> Д. C# 9.0. Справочник. – М.: Вильямс, 2021. – 1040 с.</w:t>
+      <w:r>
+        <w:rPr>
+          <w:rFonts w:ascii="Times New Roman" w:eastAsia="Times New Roman" w:hAnsi="Times New Roman" w:cs="Times New Roman"/>
+          <w:color w:val="0F1115"/>
+          <w:sz w:val="28"/>
+          <w:szCs w:val="28"/>
+          <w:lang w:eastAsia="ru-RU"/>
+        </w:rPr>
+        <w:t>Албахари Д. C# 9.0. Справочник. – М.: Вильямс, 2021. – 1040 с.</w:t>
       </w:r>
     </w:p>
     <w:p>
@@ -18474,71 +16371,15 @@
           <w:lang w:eastAsia="ru-RU"/>
         </w:rPr>
       </w:pPr>
-      <w:proofErr w:type="spellStart"/>
-      <w:r>
-        <w:rPr>
-          <w:rFonts w:ascii="Times New Roman" w:eastAsia="Times New Roman" w:hAnsi="Times New Roman" w:cs="Times New Roman"/>
-          <w:color w:val="0F1115"/>
-          <w:sz w:val="28"/>
-          <w:szCs w:val="28"/>
-          <w:lang w:eastAsia="ru-RU"/>
-        </w:rPr>
-        <w:t>Троелсен</w:t>
-      </w:r>
-      <w:proofErr w:type="spellEnd"/>
-      <w:r>
-        <w:rPr>
-          <w:rFonts w:ascii="Times New Roman" w:eastAsia="Times New Roman" w:hAnsi="Times New Roman" w:cs="Times New Roman"/>
-          <w:color w:val="0F1115"/>
-          <w:sz w:val="28"/>
-          <w:szCs w:val="28"/>
-          <w:lang w:eastAsia="ru-RU"/>
-        </w:rPr>
-        <w:t xml:space="preserve"> Э., </w:t>
-      </w:r>
-      <w:proofErr w:type="spellStart"/>
-      <w:r>
-        <w:rPr>
-          <w:rFonts w:ascii="Times New Roman" w:eastAsia="Times New Roman" w:hAnsi="Times New Roman" w:cs="Times New Roman"/>
-          <w:color w:val="0F1115"/>
-          <w:sz w:val="28"/>
-          <w:szCs w:val="28"/>
-          <w:lang w:eastAsia="ru-RU"/>
-        </w:rPr>
-        <w:t>Джепикс</w:t>
-      </w:r>
-      <w:proofErr w:type="spellEnd"/>
-      <w:r>
-        <w:rPr>
-          <w:rFonts w:ascii="Times New Roman" w:eastAsia="Times New Roman" w:hAnsi="Times New Roman" w:cs="Times New Roman"/>
-          <w:color w:val="0F1115"/>
-          <w:sz w:val="28"/>
-          <w:szCs w:val="28"/>
-          <w:lang w:eastAsia="ru-RU"/>
-        </w:rPr>
-        <w:t xml:space="preserve"> Ф. C# 7.0 и платформа .NET </w:t>
-      </w:r>
-      <w:proofErr w:type="spellStart"/>
-      <w:r>
-        <w:rPr>
-          <w:rFonts w:ascii="Times New Roman" w:eastAsia="Times New Roman" w:hAnsi="Times New Roman" w:cs="Times New Roman"/>
-          <w:color w:val="0F1115"/>
-          <w:sz w:val="28"/>
-          <w:szCs w:val="28"/>
-          <w:lang w:eastAsia="ru-RU"/>
-        </w:rPr>
-        <w:t>Core</w:t>
-      </w:r>
-      <w:proofErr w:type="spellEnd"/>
-      <w:r>
-        <w:rPr>
-          <w:rFonts w:ascii="Times New Roman" w:eastAsia="Times New Roman" w:hAnsi="Times New Roman" w:cs="Times New Roman"/>
-          <w:color w:val="0F1115"/>
-          <w:sz w:val="28"/>
-          <w:szCs w:val="28"/>
-          <w:lang w:eastAsia="ru-RU"/>
-        </w:rPr>
-        <w:t>. – М.: ДМК Пресс, 2018. – 1328 с.</w:t>
+      <w:r>
+        <w:rPr>
+          <w:rFonts w:ascii="Times New Roman" w:eastAsia="Times New Roman" w:hAnsi="Times New Roman" w:cs="Times New Roman"/>
+          <w:color w:val="0F1115"/>
+          <w:sz w:val="28"/>
+          <w:szCs w:val="28"/>
+          <w:lang w:eastAsia="ru-RU"/>
+        </w:rPr>
+        <w:t>Троелсен Э., Джепикс Ф. C# 7.0 и платформа .NET Core. – М.: ДМК Пресс, 2018. – 1328 с.</w:t>
       </w:r>
     </w:p>
     <w:p>
@@ -18559,71 +16400,15 @@
           <w:lang w:eastAsia="ru-RU"/>
         </w:rPr>
       </w:pPr>
-      <w:proofErr w:type="spellStart"/>
-      <w:r>
-        <w:rPr>
-          <w:rFonts w:ascii="Times New Roman" w:eastAsia="Times New Roman" w:hAnsi="Times New Roman" w:cs="Times New Roman"/>
-          <w:color w:val="0F1115"/>
-          <w:sz w:val="28"/>
-          <w:szCs w:val="28"/>
-          <w:lang w:eastAsia="ru-RU"/>
-        </w:rPr>
-        <w:t>GitHub</w:t>
-      </w:r>
-      <w:proofErr w:type="spellEnd"/>
-      <w:r>
-        <w:rPr>
-          <w:rFonts w:ascii="Times New Roman" w:eastAsia="Times New Roman" w:hAnsi="Times New Roman" w:cs="Times New Roman"/>
-          <w:color w:val="0F1115"/>
-          <w:sz w:val="28"/>
-          <w:szCs w:val="28"/>
-          <w:lang w:eastAsia="ru-RU"/>
-        </w:rPr>
-        <w:t xml:space="preserve"> </w:t>
-      </w:r>
-      <w:proofErr w:type="spellStart"/>
-      <w:r>
-        <w:rPr>
-          <w:rFonts w:ascii="Times New Roman" w:eastAsia="Times New Roman" w:hAnsi="Times New Roman" w:cs="Times New Roman"/>
-          <w:color w:val="0F1115"/>
-          <w:sz w:val="28"/>
-          <w:szCs w:val="28"/>
-          <w:lang w:eastAsia="ru-RU"/>
-        </w:rPr>
-        <w:t>Guides</w:t>
-      </w:r>
-      <w:proofErr w:type="spellEnd"/>
-      <w:r>
-        <w:rPr>
-          <w:rFonts w:ascii="Times New Roman" w:eastAsia="Times New Roman" w:hAnsi="Times New Roman" w:cs="Times New Roman"/>
-          <w:color w:val="0F1115"/>
-          <w:sz w:val="28"/>
-          <w:szCs w:val="28"/>
-          <w:lang w:eastAsia="ru-RU"/>
-        </w:rPr>
-        <w:t xml:space="preserve">. Работа с удалёнными </w:t>
-      </w:r>
-      <w:proofErr w:type="spellStart"/>
-      <w:r>
-        <w:rPr>
-          <w:rFonts w:ascii="Times New Roman" w:eastAsia="Times New Roman" w:hAnsi="Times New Roman" w:cs="Times New Roman"/>
-          <w:color w:val="0F1115"/>
-          <w:sz w:val="28"/>
-          <w:szCs w:val="28"/>
-          <w:lang w:eastAsia="ru-RU"/>
-        </w:rPr>
-        <w:t>репозиториями</w:t>
-      </w:r>
-      <w:proofErr w:type="spellEnd"/>
-      <w:r>
-        <w:rPr>
-          <w:rFonts w:ascii="Times New Roman" w:eastAsia="Times New Roman" w:hAnsi="Times New Roman" w:cs="Times New Roman"/>
-          <w:color w:val="0F1115"/>
-          <w:sz w:val="28"/>
-          <w:szCs w:val="28"/>
-          <w:lang w:eastAsia="ru-RU"/>
-        </w:rPr>
-        <w:t>. – URL: </w:t>
+      <w:r>
+        <w:rPr>
+          <w:rFonts w:ascii="Times New Roman" w:eastAsia="Times New Roman" w:hAnsi="Times New Roman" w:cs="Times New Roman"/>
+          <w:color w:val="0F1115"/>
+          <w:sz w:val="28"/>
+          <w:szCs w:val="28"/>
+          <w:lang w:eastAsia="ru-RU"/>
+        </w:rPr>
+        <w:t>GitHub Guides. Работа с удалёнными репозиториями. – URL: </w:t>
       </w:r>
       <w:hyperlink r:id="rId22" w:tgtFrame="_blank" w:history="1">
         <w:r>
@@ -18812,7 +16597,7 @@
             <w:sz w:val="24"/>
             <w:szCs w:val="24"/>
           </w:rPr>
-          <w:t>16</w:t>
+          <w:t>9</w:t>
         </w:r>
         <w:r>
           <w:rPr>
@@ -24046,7 +21831,7 @@
 </file>
 
 <file path=customXml/itemProps1.xml><?xml version="1.0" encoding="utf-8"?>
-<ds:datastoreItem xmlns:ds="http://schemas.openxmlformats.org/officeDocument/2006/customXml" ds:itemID="{9641A383-FDD8-4C84-B042-C525290F8EA1}">
+<ds:datastoreItem xmlns:ds="http://schemas.openxmlformats.org/officeDocument/2006/customXml" ds:itemID="{5AEEE4D0-4C0E-4BA7-8C1D-4EF05143CE02}">
   <ds:schemaRefs>
     <ds:schemaRef ds:uri="http://schemas.openxmlformats.org/officeDocument/2006/bibliography"/>
   </ds:schemaRefs>

--- a/Otchot.docx
+++ b/Otchot.docx
@@ -10,6 +10,8 @@
           <w:noProof/>
         </w:rPr>
       </w:pPr>
+      <w:bookmarkStart w:id="0" w:name="_GoBack"/>
+      <w:bookmarkEnd w:id="0"/>
       <w:r>
         <w:rPr>
           <w:rFonts w:ascii="Times New Roman" w:eastAsia="Times New Roman" w:hAnsi="Times New Roman" w:cs="Times New Roman"/>
@@ -1975,22 +1977,22 @@
       <w:pPr>
         <w:pStyle w:val="111111111111111"/>
       </w:pPr>
-      <w:bookmarkStart w:id="0" w:name="_Toc231401448"/>
+      <w:bookmarkStart w:id="1" w:name="_Toc231401448"/>
       <w:r>
         <w:lastRenderedPageBreak/>
         <w:t>1. ТЕХНИКА БЕЗОПАСНОСТИ</w:t>
       </w:r>
-      <w:bookmarkEnd w:id="0"/>
+      <w:bookmarkEnd w:id="1"/>
     </w:p>
     <w:p>
       <w:pPr>
         <w:pStyle w:val="222222222222222222"/>
       </w:pPr>
-      <w:bookmarkStart w:id="1" w:name="_Toc231401449"/>
+      <w:bookmarkStart w:id="2" w:name="_Toc231401449"/>
       <w:r>
         <w:t>1.1. Инструкция по охране труда</w:t>
       </w:r>
-      <w:bookmarkEnd w:id="1"/>
+      <w:bookmarkEnd w:id="2"/>
     </w:p>
     <w:p>
       <w:pPr>
@@ -2387,11 +2389,11 @@
       <w:pPr>
         <w:pStyle w:val="222222222222222222"/>
       </w:pPr>
-      <w:bookmarkStart w:id="2" w:name="_Toc231401450"/>
+      <w:bookmarkStart w:id="3" w:name="_Toc231401450"/>
       <w:r>
         <w:t>1.2. Инструкции по технике безопасности и пожароопасности</w:t>
       </w:r>
-      <w:bookmarkEnd w:id="2"/>
+      <w:bookmarkEnd w:id="3"/>
     </w:p>
     <w:p>
       <w:pPr>
@@ -2690,11 +2692,11 @@
       <w:pPr>
         <w:pStyle w:val="222222222222222222"/>
       </w:pPr>
-      <w:bookmarkStart w:id="3" w:name="_Toc231401451"/>
+      <w:bookmarkStart w:id="4" w:name="_Toc231401451"/>
       <w:r>
         <w:t>1.3. Меры по обеспечению безопасности при работе с компьютерной техникой</w:t>
       </w:r>
-      <w:bookmarkEnd w:id="3"/>
+      <w:bookmarkEnd w:id="4"/>
     </w:p>
     <w:p>
       <w:pPr>
@@ -3278,18 +3280,18 @@
       <w:pPr>
         <w:pStyle w:val="111111111111111"/>
       </w:pPr>
-      <w:bookmarkStart w:id="4" w:name="_Toc231401452"/>
+      <w:bookmarkStart w:id="5" w:name="_Toc231401452"/>
       <w:r>
         <w:lastRenderedPageBreak/>
         <w:t>2. АНАЛИЗ ПРЕДМЕТНОЙ ОБЛАСТИ</w:t>
       </w:r>
-      <w:bookmarkEnd w:id="4"/>
+      <w:bookmarkEnd w:id="5"/>
     </w:p>
     <w:p>
       <w:pPr>
         <w:pStyle w:val="222222222222222222"/>
       </w:pPr>
-      <w:bookmarkStart w:id="5" w:name="_Toc231401453"/>
+      <w:bookmarkStart w:id="6" w:name="_Toc231401453"/>
       <w:r>
         <w:t>2.1. Краткая технико-эконо</w:t>
       </w:r>
@@ -3299,7 +3301,7 @@
       <w:r>
         <w:t>практики</w:t>
       </w:r>
-      <w:bookmarkEnd w:id="5"/>
+      <w:bookmarkEnd w:id="6"/>
     </w:p>
     <w:p>
       <w:pPr>
@@ -3595,7 +3597,7 @@
     </w:p>
     <w:tbl>
       <w:tblPr>
-        <w:tblW w:w="7852" w:type="dxa"/>
+        <w:tblW w:w="7447" w:type="dxa"/>
         <w:tblBorders>
           <w:top w:val="single" w:sz="4" w:space="0" w:color="auto"/>
           <w:left w:val="single" w:sz="4" w:space="0" w:color="auto"/>
@@ -3613,12 +3615,12 @@
         <w:tblLook w:val="04A0" w:firstRow="1" w:lastRow="0" w:firstColumn="1" w:lastColumn="0" w:noHBand="0" w:noVBand="1"/>
       </w:tblPr>
       <w:tblGrid>
-        <w:gridCol w:w="3042"/>
-        <w:gridCol w:w="4810"/>
+        <w:gridCol w:w="2885"/>
+        <w:gridCol w:w="4562"/>
       </w:tblGrid>
       <w:tr>
         <w:trPr>
-          <w:trHeight w:val="217"/>
+          <w:trHeight w:val="356"/>
           <w:tblHeader/>
         </w:trPr>
         <w:tc>
@@ -3690,7 +3692,7 @@
       </w:tr>
       <w:tr>
         <w:trPr>
-          <w:trHeight w:val="227"/>
+          <w:trHeight w:val="373"/>
         </w:trPr>
         <w:tc>
           <w:tcPr>
@@ -3806,7 +3808,7 @@
       </w:tr>
       <w:tr>
         <w:trPr>
-          <w:trHeight w:val="217"/>
+          <w:trHeight w:val="356"/>
         </w:trPr>
         <w:tc>
           <w:tcPr>
@@ -3877,7 +3879,7 @@
       </w:tr>
       <w:tr>
         <w:trPr>
-          <w:trHeight w:val="227"/>
+          <w:trHeight w:val="373"/>
         </w:trPr>
         <w:tc>
           <w:tcPr>
@@ -3948,7 +3950,7 @@
       </w:tr>
       <w:tr>
         <w:trPr>
-          <w:trHeight w:val="217"/>
+          <w:trHeight w:val="356"/>
         </w:trPr>
         <w:tc>
           <w:tcPr>
@@ -4019,7 +4021,7 @@
       </w:tr>
       <w:tr>
         <w:trPr>
-          <w:trHeight w:val="227"/>
+          <w:trHeight w:val="373"/>
         </w:trPr>
         <w:tc>
           <w:tcPr>
@@ -4108,11 +4110,11 @@
       <w:pPr>
         <w:pStyle w:val="222222222222222222"/>
       </w:pPr>
-      <w:bookmarkStart w:id="6" w:name="_Toc231401454"/>
+      <w:bookmarkStart w:id="7" w:name="_Toc231401454"/>
       <w:r>
         <w:t>2.3. Состав программного обеспечения и тематика решаемых задач структурным подразделением</w:t>
       </w:r>
-      <w:bookmarkEnd w:id="6"/>
+      <w:bookmarkEnd w:id="7"/>
     </w:p>
     <w:p>
       <w:pPr>
@@ -4342,11 +4344,11 @@
       <w:pPr>
         <w:pStyle w:val="222222222222222222"/>
       </w:pPr>
-      <w:bookmarkStart w:id="7" w:name="_Toc231401455"/>
+      <w:bookmarkStart w:id="8" w:name="_Toc231401455"/>
       <w:r>
         <w:t>2.4. Анализ требований к разрабатываемому программному модулю</w:t>
       </w:r>
-      <w:bookmarkEnd w:id="7"/>
+      <w:bookmarkEnd w:id="8"/>
     </w:p>
     <w:p>
       <w:pPr>
@@ -4380,19 +4382,7 @@
           <w:szCs w:val="28"/>
           <w:lang w:eastAsia="ru-RU"/>
         </w:rPr>
-        <w:t>иков сформулированы требования представленные</w:t>
-      </w:r>
-      <w:bookmarkStart w:id="8" w:name="_GoBack"/>
-      <w:bookmarkEnd w:id="8"/>
-      <w:r>
-        <w:rPr>
-          <w:rFonts w:ascii="Times New Roman" w:eastAsia="Times New Roman" w:hAnsi="Times New Roman" w:cs="Times New Roman"/>
-          <w:color w:val="0F1115"/>
-          <w:sz w:val="28"/>
-          <w:szCs w:val="28"/>
-          <w:lang w:eastAsia="ru-RU"/>
-        </w:rPr>
-        <w:t xml:space="preserve"> на таблице 2</w:t>
+        <w:t>иков сформулированы требования представленные на таблице 2</w:t>
       </w:r>
       <w:r>
         <w:rPr>
@@ -4413,21 +4403,61 @@
         <w:jc w:val="both"/>
         <w:rPr>
           <w:rFonts w:ascii="Times New Roman" w:eastAsia="Times New Roman" w:hAnsi="Times New Roman" w:cs="Times New Roman"/>
-          <w:color w:val="0F1115"/>
-          <w:sz w:val="28"/>
-          <w:szCs w:val="28"/>
-          <w:lang w:eastAsia="ru-RU"/>
-        </w:rPr>
-      </w:pPr>
-      <w:r>
-        <w:rPr>
-          <w:rFonts w:ascii="Times New Roman" w:eastAsia="Times New Roman" w:hAnsi="Times New Roman" w:cs="Times New Roman"/>
           <w:bCs/>
           <w:color w:val="0F1115"/>
           <w:sz w:val="28"/>
           <w:szCs w:val="28"/>
           <w:lang w:eastAsia="ru-RU"/>
         </w:rPr>
+      </w:pPr>
+    </w:p>
+    <w:p>
+      <w:pPr>
+        <w:rPr>
+          <w:rFonts w:ascii="Times New Roman" w:eastAsia="Times New Roman" w:hAnsi="Times New Roman" w:cs="Times New Roman"/>
+          <w:bCs/>
+          <w:color w:val="0F1115"/>
+          <w:sz w:val="28"/>
+          <w:szCs w:val="28"/>
+          <w:lang w:eastAsia="ru-RU"/>
+        </w:rPr>
+      </w:pPr>
+      <w:r>
+        <w:rPr>
+          <w:rFonts w:ascii="Times New Roman" w:eastAsia="Times New Roman" w:hAnsi="Times New Roman" w:cs="Times New Roman"/>
+          <w:bCs/>
+          <w:color w:val="0F1115"/>
+          <w:sz w:val="28"/>
+          <w:szCs w:val="28"/>
+          <w:lang w:eastAsia="ru-RU"/>
+        </w:rPr>
+        <w:br w:type="page"/>
+      </w:r>
+    </w:p>
+    <w:p>
+      <w:pPr>
+        <w:shd w:val="clear" w:color="auto" w:fill="FFFFFF"/>
+        <w:spacing w:after="0" w:line="360" w:lineRule="auto"/>
+        <w:ind w:firstLine="709"/>
+        <w:jc w:val="both"/>
+        <w:rPr>
+          <w:rFonts w:ascii="Times New Roman" w:eastAsia="Times New Roman" w:hAnsi="Times New Roman" w:cs="Times New Roman"/>
+          <w:color w:val="0F1115"/>
+          <w:sz w:val="28"/>
+          <w:szCs w:val="28"/>
+          <w:lang w:eastAsia="ru-RU"/>
+        </w:rPr>
+      </w:pPr>
+      <w:r>
+        <w:rPr>
+          <w:rFonts w:ascii="Times New Roman" w:eastAsia="Times New Roman" w:hAnsi="Times New Roman" w:cs="Times New Roman"/>
+          <w:bCs/>
+          <w:color w:val="0F1115"/>
+          <w:sz w:val="28"/>
+          <w:szCs w:val="28"/>
+          <w:lang w:eastAsia="ru-RU"/>
+        </w:rPr>
+        <w:lastRenderedPageBreak/>
         <w:t>Таблица 2 – Требования к программному модулю</w:t>
       </w:r>
     </w:p>
@@ -4697,7 +4727,6 @@
                 <w:szCs w:val="24"/>
                 <w:lang w:eastAsia="ru-RU"/>
               </w:rPr>
-              <w:lastRenderedPageBreak/>
               <w:t>2</w:t>
             </w:r>
           </w:p>
@@ -16597,7 +16626,7 @@
             <w:sz w:val="24"/>
             <w:szCs w:val="24"/>
           </w:rPr>
-          <w:t>9</w:t>
+          <w:t>3</w:t>
         </w:r>
         <w:r>
           <w:rPr>
@@ -21831,7 +21860,7 @@
 </file>
 
 <file path=customXml/itemProps1.xml><?xml version="1.0" encoding="utf-8"?>
-<ds:datastoreItem xmlns:ds="http://schemas.openxmlformats.org/officeDocument/2006/customXml" ds:itemID="{5AEEE4D0-4C0E-4BA7-8C1D-4EF05143CE02}">
+<ds:datastoreItem xmlns:ds="http://schemas.openxmlformats.org/officeDocument/2006/customXml" ds:itemID="{98ED5613-4376-4EC1-AF08-C797E6FE16AF}">
   <ds:schemaRefs>
     <ds:schemaRef ds:uri="http://schemas.openxmlformats.org/officeDocument/2006/bibliography"/>
   </ds:schemaRefs>
